--- a/belgeler/28_TEKLIF_SUNUM_FORMU_MARFEN.docx
+++ b/belgeler/28_TEKLIF_SUNUM_FORMU_MARFEN.docx
@@ -7625,7 +7625,7 @@
                 <w:sz w:val="14"/>
                 <w:szCs w:val="14"/>
               </w:rPr>
-              <w:t xml:space="preserve">9.209,41</w:t>
+              <w:t xml:space="preserve">10.082,96</w:t>
             </w:r>
           </w:p>
         </w:tc>
@@ -7659,7 +7659,7 @@
                 <w:sz w:val="14"/>
                 <w:szCs w:val="14"/>
               </w:rPr>
-              <w:t xml:space="preserve">9.209,41</w:t>
+              <w:t xml:space="preserve">10.082,96</w:t>
             </w:r>
           </w:p>
         </w:tc>
@@ -7877,7 +7877,7 @@
                 <w:sz w:val="14"/>
                 <w:szCs w:val="14"/>
               </w:rPr>
-              <w:t xml:space="preserve">4.586,47</w:t>
+              <w:t xml:space="preserve">4.435,25</w:t>
             </w:r>
           </w:p>
         </w:tc>
@@ -7911,7 +7911,7 @@
                 <w:sz w:val="14"/>
                 <w:szCs w:val="14"/>
               </w:rPr>
-              <w:t xml:space="preserve">4.586,47</w:t>
+              <w:t xml:space="preserve">4.435,25</w:t>
             </w:r>
           </w:p>
         </w:tc>
@@ -8129,7 +8129,7 @@
                 <w:sz w:val="14"/>
                 <w:szCs w:val="14"/>
               </w:rPr>
-              <w:t xml:space="preserve">1.402,96</w:t>
+              <w:t xml:space="preserve">1.436,20</w:t>
             </w:r>
           </w:p>
         </w:tc>
@@ -8163,7 +8163,7 @@
                 <w:sz w:val="14"/>
                 <w:szCs w:val="14"/>
               </w:rPr>
-              <w:t xml:space="preserve">2.805,92</w:t>
+              <w:t xml:space="preserve">2.872,40</w:t>
             </w:r>
           </w:p>
         </w:tc>
@@ -8381,7 +8381,7 @@
                 <w:sz w:val="14"/>
                 <w:szCs w:val="14"/>
               </w:rPr>
-              <w:t xml:space="preserve">260,01</w:t>
+              <w:t xml:space="preserve">244,02</w:t>
             </w:r>
           </w:p>
         </w:tc>
@@ -8415,7 +8415,7 @@
                 <w:sz w:val="14"/>
                 <w:szCs w:val="14"/>
               </w:rPr>
-              <w:t xml:space="preserve">78.003,00</w:t>
+              <w:t xml:space="preserve">73.206,00</w:t>
             </w:r>
           </w:p>
         </w:tc>
@@ -8633,7 +8633,7 @@
                 <w:sz w:val="14"/>
                 <w:szCs w:val="14"/>
               </w:rPr>
-              <w:t xml:space="preserve">2.594,89</w:t>
+              <w:t xml:space="preserve">2.222,88</w:t>
             </w:r>
           </w:p>
         </w:tc>
@@ -8667,7 +8667,7 @@
                 <w:sz w:val="14"/>
                 <w:szCs w:val="14"/>
               </w:rPr>
-              <w:t xml:space="preserve">77.846,70</w:t>
+              <w:t xml:space="preserve">66.686,40</w:t>
             </w:r>
           </w:p>
         </w:tc>
@@ -8885,7 +8885,7 @@
                 <w:sz w:val="14"/>
                 <w:szCs w:val="14"/>
               </w:rPr>
-              <w:t xml:space="preserve">1.782,25</w:t>
+              <w:t xml:space="preserve">1.552,40</w:t>
             </w:r>
           </w:p>
         </w:tc>
@@ -8919,7 +8919,7 @@
                 <w:sz w:val="14"/>
                 <w:szCs w:val="14"/>
               </w:rPr>
-              <w:t xml:space="preserve">3.564,50</w:t>
+              <w:t xml:space="preserve">3.104,80</w:t>
             </w:r>
           </w:p>
         </w:tc>
@@ -9137,7 +9137,7 @@
                 <w:sz w:val="14"/>
                 <w:szCs w:val="14"/>
               </w:rPr>
-              <w:t xml:space="preserve">37,77</w:t>
+              <w:t xml:space="preserve">74,42</w:t>
             </w:r>
           </w:p>
         </w:tc>
@@ -9171,7 +9171,7 @@
                 <w:sz w:val="14"/>
                 <w:szCs w:val="14"/>
               </w:rPr>
-              <w:t xml:space="preserve">18.885,00</w:t>
+              <w:t xml:space="preserve">37.210,00</w:t>
             </w:r>
           </w:p>
         </w:tc>
@@ -9389,7 +9389,7 @@
                 <w:sz w:val="14"/>
                 <w:szCs w:val="14"/>
               </w:rPr>
-              <w:t xml:space="preserve">25,35</w:t>
+              <w:t xml:space="preserve">33,10</w:t>
             </w:r>
           </w:p>
         </w:tc>
@@ -9423,7 +9423,7 @@
                 <w:sz w:val="14"/>
                 <w:szCs w:val="14"/>
               </w:rPr>
-              <w:t xml:space="preserve">50.700,00</w:t>
+              <w:t xml:space="preserve">66.200,00</w:t>
             </w:r>
           </w:p>
         </w:tc>
@@ -9641,7 +9641,7 @@
                 <w:sz w:val="14"/>
                 <w:szCs w:val="14"/>
               </w:rPr>
-              <w:t xml:space="preserve">15,88</w:t>
+              <w:t xml:space="preserve">23,56</w:t>
             </w:r>
           </w:p>
         </w:tc>
@@ -9675,7 +9675,7 @@
                 <w:sz w:val="14"/>
                 <w:szCs w:val="14"/>
               </w:rPr>
-              <w:t xml:space="preserve">9.528,00</w:t>
+              <w:t xml:space="preserve">14.136,00</w:t>
             </w:r>
           </w:p>
         </w:tc>
@@ -9893,7 +9893,7 @@
                 <w:sz w:val="14"/>
                 <w:szCs w:val="14"/>
               </w:rPr>
-              <w:t xml:space="preserve">204,16</w:t>
+              <w:t xml:space="preserve">188,13</w:t>
             </w:r>
           </w:p>
         </w:tc>
@@ -9927,7 +9927,7 @@
                 <w:sz w:val="14"/>
                 <w:szCs w:val="14"/>
               </w:rPr>
-              <w:t xml:space="preserve">20.416,00</w:t>
+              <w:t xml:space="preserve">18.813,00</w:t>
             </w:r>
           </w:p>
         </w:tc>
@@ -10145,7 +10145,7 @@
                 <w:sz w:val="14"/>
                 <w:szCs w:val="14"/>
               </w:rPr>
-              <w:t xml:space="preserve">150,75</w:t>
+              <w:t xml:space="preserve">156,11</w:t>
             </w:r>
           </w:p>
         </w:tc>
@@ -10179,7 +10179,7 @@
                 <w:sz w:val="14"/>
                 <w:szCs w:val="14"/>
               </w:rPr>
-              <w:t xml:space="preserve">28.039,50</w:t>
+              <w:t xml:space="preserve">29.036,46</w:t>
             </w:r>
           </w:p>
         </w:tc>
@@ -10397,7 +10397,7 @@
                 <w:sz w:val="14"/>
                 <w:szCs w:val="14"/>
               </w:rPr>
-              <w:t xml:space="preserve">20.274,29</w:t>
+              <w:t xml:space="preserve">17.410,01</w:t>
             </w:r>
           </w:p>
         </w:tc>
@@ -10431,7 +10431,7 @@
                 <w:sz w:val="14"/>
                 <w:szCs w:val="14"/>
               </w:rPr>
-              <w:t xml:space="preserve">20.274,29</w:t>
+              <w:t xml:space="preserve">17.410,01</w:t>
             </w:r>
           </w:p>
         </w:tc>
@@ -10649,7 +10649,7 @@
                 <w:sz w:val="14"/>
                 <w:szCs w:val="14"/>
               </w:rPr>
-              <w:t xml:space="preserve">554,74</w:t>
+              <w:t xml:space="preserve">481,15</w:t>
             </w:r>
           </w:p>
         </w:tc>
@@ -10683,7 +10683,7 @@
                 <w:sz w:val="14"/>
                 <w:szCs w:val="14"/>
               </w:rPr>
-              <w:t xml:space="preserve">8.875,84</w:t>
+              <w:t xml:space="preserve">7.698,40</w:t>
             </w:r>
           </w:p>
         </w:tc>
@@ -10901,7 +10901,7 @@
                 <w:sz w:val="14"/>
                 <w:szCs w:val="14"/>
               </w:rPr>
-              <w:t xml:space="preserve">607.554,07</w:t>
+              <w:t xml:space="preserve">484.082,09</w:t>
             </w:r>
           </w:p>
         </w:tc>
@@ -10935,7 +10935,7 @@
                 <w:sz w:val="14"/>
                 <w:szCs w:val="14"/>
               </w:rPr>
-              <w:t xml:space="preserve">607.554,07</w:t>
+              <w:t xml:space="preserve">484.082,09</w:t>
             </w:r>
           </w:p>
         </w:tc>
@@ -11153,7 +11153,7 @@
                 <w:sz w:val="14"/>
                 <w:szCs w:val="14"/>
               </w:rPr>
-              <w:t xml:space="preserve">103.549,61</w:t>
+              <w:t xml:space="preserve">83.282,35</w:t>
             </w:r>
           </w:p>
         </w:tc>
@@ -11187,7 +11187,7 @@
                 <w:sz w:val="14"/>
                 <w:szCs w:val="14"/>
               </w:rPr>
-              <w:t xml:space="preserve">103.549,61</w:t>
+              <w:t xml:space="preserve">83.282,35</w:t>
             </w:r>
           </w:p>
         </w:tc>
@@ -11405,7 +11405,7 @@
                 <w:sz w:val="14"/>
                 <w:szCs w:val="14"/>
               </w:rPr>
-              <w:t xml:space="preserve">50.107,49</w:t>
+              <w:t xml:space="preserve">44.709,81</w:t>
             </w:r>
           </w:p>
         </w:tc>
@@ -11439,7 +11439,7 @@
                 <w:sz w:val="14"/>
                 <w:szCs w:val="14"/>
               </w:rPr>
-              <w:t xml:space="preserve">50.107,49</w:t>
+              <w:t xml:space="preserve">44.709,81</w:t>
             </w:r>
           </w:p>
         </w:tc>
@@ -11721,7 +11721,7 @@
                 <w:sz w:val="14"/>
                 <w:szCs w:val="14"/>
               </w:rPr>
-              <w:t xml:space="preserve">9.608.468,24</w:t>
+              <w:t xml:space="preserve">9.477.488,37</w:t>
             </w:r>
           </w:p>
         </w:tc>
@@ -18394,7 +18394,7 @@
                 <w:sz w:val="14"/>
                 <w:szCs w:val="14"/>
               </w:rPr>
-              <w:t xml:space="preserve">9.209,41</w:t>
+              <w:t xml:space="preserve">10.082,96</w:t>
             </w:r>
           </w:p>
         </w:tc>
@@ -18428,7 +18428,7 @@
                 <w:sz w:val="14"/>
                 <w:szCs w:val="14"/>
               </w:rPr>
-              <w:t xml:space="preserve">9.209,41</w:t>
+              <w:t xml:space="preserve">10.082,96</w:t>
             </w:r>
           </w:p>
         </w:tc>
@@ -18646,7 +18646,7 @@
                 <w:sz w:val="14"/>
                 <w:szCs w:val="14"/>
               </w:rPr>
-              <w:t xml:space="preserve">4.586,47</w:t>
+              <w:t xml:space="preserve">4.435,25</w:t>
             </w:r>
           </w:p>
         </w:tc>
@@ -18680,7 +18680,7 @@
                 <w:sz w:val="14"/>
                 <w:szCs w:val="14"/>
               </w:rPr>
-              <w:t xml:space="preserve">4.586,47</w:t>
+              <w:t xml:space="preserve">4.435,25</w:t>
             </w:r>
           </w:p>
         </w:tc>
@@ -18898,7 +18898,7 @@
                 <w:sz w:val="14"/>
                 <w:szCs w:val="14"/>
               </w:rPr>
-              <w:t xml:space="preserve">1.402,96</w:t>
+              <w:t xml:space="preserve">1.436,20</w:t>
             </w:r>
           </w:p>
         </w:tc>
@@ -18932,7 +18932,7 @@
                 <w:sz w:val="14"/>
                 <w:szCs w:val="14"/>
               </w:rPr>
-              <w:t xml:space="preserve">2.805,92</w:t>
+              <w:t xml:space="preserve">2.872,40</w:t>
             </w:r>
           </w:p>
         </w:tc>
@@ -19150,7 +19150,7 @@
                 <w:sz w:val="14"/>
                 <w:szCs w:val="14"/>
               </w:rPr>
-              <w:t xml:space="preserve">260,01</w:t>
+              <w:t xml:space="preserve">244,02</w:t>
             </w:r>
           </w:p>
         </w:tc>
@@ -19184,7 +19184,7 @@
                 <w:sz w:val="14"/>
                 <w:szCs w:val="14"/>
               </w:rPr>
-              <w:t xml:space="preserve">78.003,00</w:t>
+              <w:t xml:space="preserve">73.206,00</w:t>
             </w:r>
           </w:p>
         </w:tc>
@@ -19402,7 +19402,7 @@
                 <w:sz w:val="14"/>
                 <w:szCs w:val="14"/>
               </w:rPr>
-              <w:t xml:space="preserve">2.594,89</w:t>
+              <w:t xml:space="preserve">2.222,88</w:t>
             </w:r>
           </w:p>
         </w:tc>
@@ -19436,7 +19436,7 @@
                 <w:sz w:val="14"/>
                 <w:szCs w:val="14"/>
               </w:rPr>
-              <w:t xml:space="preserve">77.846,70</w:t>
+              <w:t xml:space="preserve">66.686,40</w:t>
             </w:r>
           </w:p>
         </w:tc>
@@ -19654,7 +19654,7 @@
                 <w:sz w:val="14"/>
                 <w:szCs w:val="14"/>
               </w:rPr>
-              <w:t xml:space="preserve">1.782,25</w:t>
+              <w:t xml:space="preserve">1.552,40</w:t>
             </w:r>
           </w:p>
         </w:tc>
@@ -19688,7 +19688,7 @@
                 <w:sz w:val="14"/>
                 <w:szCs w:val="14"/>
               </w:rPr>
-              <w:t xml:space="preserve">3.564,50</w:t>
+              <w:t xml:space="preserve">3.104,80</w:t>
             </w:r>
           </w:p>
         </w:tc>
@@ -19906,7 +19906,7 @@
                 <w:sz w:val="14"/>
                 <w:szCs w:val="14"/>
               </w:rPr>
-              <w:t xml:space="preserve">37,77</w:t>
+              <w:t xml:space="preserve">74,42</w:t>
             </w:r>
           </w:p>
         </w:tc>
@@ -19940,7 +19940,7 @@
                 <w:sz w:val="14"/>
                 <w:szCs w:val="14"/>
               </w:rPr>
-              <w:t xml:space="preserve">18.885,00</w:t>
+              <w:t xml:space="preserve">37.210,00</w:t>
             </w:r>
           </w:p>
         </w:tc>
@@ -20158,7 +20158,7 @@
                 <w:sz w:val="14"/>
                 <w:szCs w:val="14"/>
               </w:rPr>
-              <w:t xml:space="preserve">25,35</w:t>
+              <w:t xml:space="preserve">33,10</w:t>
             </w:r>
           </w:p>
         </w:tc>
@@ -20192,7 +20192,7 @@
                 <w:sz w:val="14"/>
                 <w:szCs w:val="14"/>
               </w:rPr>
-              <w:t xml:space="preserve">50.700,00</w:t>
+              <w:t xml:space="preserve">66.200,00</w:t>
             </w:r>
           </w:p>
         </w:tc>
@@ -20410,7 +20410,7 @@
                 <w:sz w:val="14"/>
                 <w:szCs w:val="14"/>
               </w:rPr>
-              <w:t xml:space="preserve">15,88</w:t>
+              <w:t xml:space="preserve">23,56</w:t>
             </w:r>
           </w:p>
         </w:tc>
@@ -20444,7 +20444,7 @@
                 <w:sz w:val="14"/>
                 <w:szCs w:val="14"/>
               </w:rPr>
-              <w:t xml:space="preserve">9.528,00</w:t>
+              <w:t xml:space="preserve">14.136,00</w:t>
             </w:r>
           </w:p>
         </w:tc>
@@ -20662,7 +20662,7 @@
                 <w:sz w:val="14"/>
                 <w:szCs w:val="14"/>
               </w:rPr>
-              <w:t xml:space="preserve">204,16</w:t>
+              <w:t xml:space="preserve">188,13</w:t>
             </w:r>
           </w:p>
         </w:tc>
@@ -20696,7 +20696,7 @@
                 <w:sz w:val="14"/>
                 <w:szCs w:val="14"/>
               </w:rPr>
-              <w:t xml:space="preserve">20.416,00</w:t>
+              <w:t xml:space="preserve">18.813,00</w:t>
             </w:r>
           </w:p>
         </w:tc>
@@ -20914,7 +20914,7 @@
                 <w:sz w:val="14"/>
                 <w:szCs w:val="14"/>
               </w:rPr>
-              <w:t xml:space="preserve">150,75</w:t>
+              <w:t xml:space="preserve">156,11</w:t>
             </w:r>
           </w:p>
         </w:tc>
@@ -20948,7 +20948,7 @@
                 <w:sz w:val="14"/>
                 <w:szCs w:val="14"/>
               </w:rPr>
-              <w:t xml:space="preserve">28.039,50</w:t>
+              <w:t xml:space="preserve">29.036,46</w:t>
             </w:r>
           </w:p>
         </w:tc>
@@ -21166,7 +21166,7 @@
                 <w:sz w:val="14"/>
                 <w:szCs w:val="14"/>
               </w:rPr>
-              <w:t xml:space="preserve">20.274,29</w:t>
+              <w:t xml:space="preserve">17.410,01</w:t>
             </w:r>
           </w:p>
         </w:tc>
@@ -21200,7 +21200,7 @@
                 <w:sz w:val="14"/>
                 <w:szCs w:val="14"/>
               </w:rPr>
-              <w:t xml:space="preserve">20.274,29</w:t>
+              <w:t xml:space="preserve">17.410,01</w:t>
             </w:r>
           </w:p>
         </w:tc>
@@ -21418,7 +21418,7 @@
                 <w:sz w:val="14"/>
                 <w:szCs w:val="14"/>
               </w:rPr>
-              <w:t xml:space="preserve">554,74</w:t>
+              <w:t xml:space="preserve">481,15</w:t>
             </w:r>
           </w:p>
         </w:tc>
@@ -21452,7 +21452,7 @@
                 <w:sz w:val="14"/>
                 <w:szCs w:val="14"/>
               </w:rPr>
-              <w:t xml:space="preserve">8.875,84</w:t>
+              <w:t xml:space="preserve">7.698,40</w:t>
             </w:r>
           </w:p>
         </w:tc>
@@ -21670,7 +21670,7 @@
                 <w:sz w:val="14"/>
                 <w:szCs w:val="14"/>
               </w:rPr>
-              <w:t xml:space="preserve">607.554,07</w:t>
+              <w:t xml:space="preserve">484.082,09</w:t>
             </w:r>
           </w:p>
         </w:tc>
@@ -21704,7 +21704,7 @@
                 <w:sz w:val="14"/>
                 <w:szCs w:val="14"/>
               </w:rPr>
-              <w:t xml:space="preserve">607.554,07</w:t>
+              <w:t xml:space="preserve">484.082,09</w:t>
             </w:r>
           </w:p>
         </w:tc>
@@ -21922,7 +21922,7 @@
                 <w:sz w:val="14"/>
                 <w:szCs w:val="14"/>
               </w:rPr>
-              <w:t xml:space="preserve">103.549,61</w:t>
+              <w:t xml:space="preserve">83.282,35</w:t>
             </w:r>
           </w:p>
         </w:tc>
@@ -21956,7 +21956,7 @@
                 <w:sz w:val="14"/>
                 <w:szCs w:val="14"/>
               </w:rPr>
-              <w:t xml:space="preserve">103.549,61</w:t>
+              <w:t xml:space="preserve">83.282,35</w:t>
             </w:r>
           </w:p>
         </w:tc>
@@ -22174,7 +22174,7 @@
                 <w:sz w:val="14"/>
                 <w:szCs w:val="14"/>
               </w:rPr>
-              <w:t xml:space="preserve">50.107,49</w:t>
+              <w:t xml:space="preserve">44.709,81</w:t>
             </w:r>
           </w:p>
         </w:tc>
@@ -22208,7 +22208,7 @@
                 <w:sz w:val="14"/>
                 <w:szCs w:val="14"/>
               </w:rPr>
-              <w:t xml:space="preserve">50.107,49</w:t>
+              <w:t xml:space="preserve">44.709,81</w:t>
             </w:r>
           </w:p>
         </w:tc>
@@ -22490,7 +22490,7 @@
                 <w:sz w:val="14"/>
                 <w:szCs w:val="14"/>
               </w:rPr>
-              <w:t xml:space="preserve">9.608.467,72</w:t>
+              <w:t xml:space="preserve">9.477.487,85</w:t>
             </w:r>
           </w:p>
         </w:tc>
@@ -35147,7 +35147,7 @@
                 <w:sz w:val="14"/>
                 <w:szCs w:val="14"/>
               </w:rPr>
-              <w:t xml:space="preserve">41.083,03</w:t>
+              <w:t xml:space="preserve">41.783,13</w:t>
             </w:r>
           </w:p>
         </w:tc>
@@ -35181,7 +35181,7 @@
                 <w:sz w:val="14"/>
                 <w:szCs w:val="14"/>
               </w:rPr>
-              <w:t xml:space="preserve">41.083,03</w:t>
+              <w:t xml:space="preserve">41.783,13</w:t>
             </w:r>
           </w:p>
         </w:tc>
@@ -35399,7 +35399,7 @@
                 <w:sz w:val="14"/>
                 <w:szCs w:val="14"/>
               </w:rPr>
-              <w:t xml:space="preserve">10.633,02</w:t>
+              <w:t xml:space="preserve">11.631,65</w:t>
             </w:r>
           </w:p>
         </w:tc>
@@ -35433,7 +35433,7 @@
                 <w:sz w:val="14"/>
                 <w:szCs w:val="14"/>
               </w:rPr>
-              <w:t xml:space="preserve">10.633,02</w:t>
+              <w:t xml:space="preserve">11.631,65</w:t>
             </w:r>
           </w:p>
         </w:tc>
@@ -35651,7 +35651,7 @@
                 <w:sz w:val="14"/>
                 <w:szCs w:val="14"/>
               </w:rPr>
-              <w:t xml:space="preserve">1.955,40</w:t>
+              <w:t xml:space="preserve">2.218,15</w:t>
             </w:r>
           </w:p>
         </w:tc>
@@ -35685,7 +35685,7 @@
                 <w:sz w:val="14"/>
                 <w:szCs w:val="14"/>
               </w:rPr>
-              <w:t xml:space="preserve">1.955,40</w:t>
+              <w:t xml:space="preserve">2.218,15</w:t>
             </w:r>
           </w:p>
         </w:tc>
@@ -35903,7 +35903,7 @@
                 <w:sz w:val="14"/>
                 <w:szCs w:val="14"/>
               </w:rPr>
-              <w:t xml:space="preserve">6.179,11</w:t>
+              <w:t xml:space="preserve">5.920,76</w:t>
             </w:r>
           </w:p>
         </w:tc>
@@ -35937,7 +35937,7 @@
                 <w:sz w:val="14"/>
                 <w:szCs w:val="14"/>
               </w:rPr>
-              <w:t xml:space="preserve">6.179,11</w:t>
+              <w:t xml:space="preserve">5.920,76</w:t>
             </w:r>
           </w:p>
         </w:tc>
@@ -36155,7 +36155,7 @@
                 <w:sz w:val="14"/>
                 <w:szCs w:val="14"/>
               </w:rPr>
-              <w:t xml:space="preserve">1.402,96</w:t>
+              <w:t xml:space="preserve">1.436,20</w:t>
             </w:r>
           </w:p>
         </w:tc>
@@ -36189,7 +36189,7 @@
                 <w:sz w:val="14"/>
                 <w:szCs w:val="14"/>
               </w:rPr>
-              <w:t xml:space="preserve">2.805,92</w:t>
+              <w:t xml:space="preserve">2.872,40</w:t>
             </w:r>
           </w:p>
         </w:tc>
@@ -36407,7 +36407,7 @@
                 <w:sz w:val="14"/>
                 <w:szCs w:val="14"/>
               </w:rPr>
-              <w:t xml:space="preserve">360,29</w:t>
+              <w:t xml:space="preserve">332,17</w:t>
             </w:r>
           </w:p>
         </w:tc>
@@ -36441,7 +36441,7 @@
                 <w:sz w:val="14"/>
                 <w:szCs w:val="14"/>
               </w:rPr>
-              <w:t xml:space="preserve">18.014,50</w:t>
+              <w:t xml:space="preserve">16.608,50</w:t>
             </w:r>
           </w:p>
         </w:tc>
@@ -36659,7 +36659,7 @@
                 <w:sz w:val="14"/>
                 <w:szCs w:val="14"/>
               </w:rPr>
-              <w:t xml:space="preserve">66,63</w:t>
+              <w:t xml:space="preserve">71,32</w:t>
             </w:r>
           </w:p>
         </w:tc>
@@ -36693,7 +36693,7 @@
                 <w:sz w:val="14"/>
                 <w:szCs w:val="14"/>
               </w:rPr>
-              <w:t xml:space="preserve">3.331,50</w:t>
+              <w:t xml:space="preserve">3.566,00</w:t>
             </w:r>
           </w:p>
         </w:tc>
@@ -36911,7 +36911,7 @@
                 <w:sz w:val="14"/>
                 <w:szCs w:val="14"/>
               </w:rPr>
-              <w:t xml:space="preserve">8.097,86</w:t>
+              <w:t xml:space="preserve">7.783,12</w:t>
             </w:r>
           </w:p>
         </w:tc>
@@ -36945,7 +36945,7 @@
                 <w:sz w:val="14"/>
                 <w:szCs w:val="14"/>
               </w:rPr>
-              <w:t xml:space="preserve">32.391,44</w:t>
+              <w:t xml:space="preserve">31.132,48</w:t>
             </w:r>
           </w:p>
         </w:tc>
@@ -37163,7 +37163,7 @@
                 <w:sz w:val="14"/>
                 <w:szCs w:val="14"/>
               </w:rPr>
-              <w:t xml:space="preserve">9.922,59</w:t>
+              <w:t xml:space="preserve">8.313,16</w:t>
             </w:r>
           </w:p>
         </w:tc>
@@ -37197,7 +37197,7 @@
                 <w:sz w:val="14"/>
                 <w:szCs w:val="14"/>
               </w:rPr>
-              <w:t xml:space="preserve">39.690,36</w:t>
+              <w:t xml:space="preserve">33.252,64</w:t>
             </w:r>
           </w:p>
         </w:tc>
@@ -37479,7 +37479,7 @@
                 <w:sz w:val="14"/>
                 <w:szCs w:val="14"/>
               </w:rPr>
-              <w:t xml:space="preserve">563.523,04</w:t>
+              <w:t xml:space="preserve">556.424,47</w:t>
             </w:r>
           </w:p>
         </w:tc>
@@ -37573,7 +37573,7 @@
                 <w:sz w:val="14"/>
                 <w:szCs w:val="14"/>
               </w:rPr>
-              <w:t xml:space="preserve">21.343.456,14 TL</w:t>
+              <w:t xml:space="preserve">21.074.397,83 TL</w:t>
             </w:r>
           </w:p>
         </w:tc>

--- a/belgeler/28_TEKLIF_SUNUM_FORMU_MARFEN.docx
+++ b/belgeler/28_TEKLIF_SUNUM_FORMU_MARFEN.docx
@@ -15,24 +15,7 @@
           <w:sz w:val="17"/>
           <w:szCs w:val="17"/>
         </w:rPr>
-        <w:t xml:space="preserve">MARFEN MÜHENDİSLİK TASARIM VE DANIŞMANLIK HİZMETLERİ</w:t>
-      </w:r>
-    </w:p>
-    <w:p>
-      <w:pPr>
-        <w:spacing w:after="80" w:before="0" w:line="264"/>
-        <w:jc w:val="both"/>
-      </w:pPr>
-      <w:r>
-        <w:rPr>
-          <w:rFonts w:ascii="Calibri" w:cs="Calibri" w:eastAsia="Calibri" w:hAnsi="Calibri"/>
-          <w:b w:val="false"/>
-          <w:bCs w:val="false"/>
-          <w:color w:val="555555"/>
-          <w:sz w:val="15"/>
-          <w:szCs w:val="15"/>
-        </w:rPr>
-        <w:t xml:space="preserve">&lt;Teklif sahibinin adı ve (varsa) anteti&gt;</w:t>
+        <w:t xml:space="preserve">MAHMUT TARI - MARFEN MÜHENDİSLİK TASARIM VE DANIŞMANLIK HİZMETLERİ</w:t>
       </w:r>
     </w:p>
     <w:p>
@@ -162,7 +145,7 @@
                 <w:sz w:val="14"/>
                 <w:szCs w:val="14"/>
               </w:rPr>
-              <w:t xml:space="preserve">MARFEN MÜHENDİSLİK TASARIM VE DANIŞMANLIK HİZMETLERİ</w:t>
+              <w:t xml:space="preserve">MAHMUT TARI - MARFEN MÜHENDİSLİK TASARIM VE DANIŞMANLIK HİZMETLERİ</w:t>
             </w:r>
           </w:p>
         </w:tc>

--- a/belgeler/28_TEKLIF_SUNUM_FORMU_MARFEN.docx
+++ b/belgeler/28_TEKLIF_SUNUM_FORMU_MARFEN.docx
@@ -15,7 +15,7 @@
           <w:sz w:val="17"/>
           <w:szCs w:val="17"/>
         </w:rPr>
-        <w:t xml:space="preserve">MAHMUT TARI - MARFEN MÜHENDİSLİK TASARIM VE DANIŞMANLIK HİZMETLERİ</w:t>
+        <w:t xml:space="preserve">MAHMUT TARI MAFREN MÜHENDİSLİK DANIŞMANLIK HİZMETLERİ</w:t>
       </w:r>
     </w:p>
     <w:p>
@@ -145,7 +145,7 @@
                 <w:sz w:val="14"/>
                 <w:szCs w:val="14"/>
               </w:rPr>
-              <w:t xml:space="preserve">MAHMUT TARI - MARFEN MÜHENDİSLİK TASARIM VE DANIŞMANLIK HİZMETLERİ</w:t>
+              <w:t xml:space="preserve">MAHMUT TARI MAFREN MÜHENDİSLİK DANIŞMANLIK HİZMETLERİ</w:t>
             </w:r>
           </w:p>
         </w:tc>
@@ -494,7 +494,7 @@
                 <w:sz w:val="14"/>
                 <w:szCs w:val="14"/>
               </w:rPr>
-              <w:t xml:space="preserve"/>
+              <w:t xml:space="preserve">Gölcük/6196</w:t>
             </w:r>
           </w:p>
         </w:tc>
@@ -565,7 +565,7 @@
                 <w:sz w:val="14"/>
                 <w:szCs w:val="14"/>
               </w:rPr>
-              <w:t xml:space="preserve"/>
+              <w:t xml:space="preserve">0541 553 66 86</w:t>
             </w:r>
           </w:p>
         </w:tc>
@@ -634,7 +634,7 @@
                 <w:sz w:val="14"/>
                 <w:szCs w:val="14"/>
               </w:rPr>
-              <w:t xml:space="preserve"/>
+              <w:t xml:space="preserve">mahmuttari@gmail.com</w:t>
             </w:r>
           </w:p>
         </w:tc>

--- a/belgeler/28_TEKLIF_SUNUM_FORMU_MARFEN.docx
+++ b/belgeler/28_TEKLIF_SUNUM_FORMU_MARFEN.docx
@@ -735,7 +735,7 @@
           <w:sz w:val="17"/>
           <w:szCs w:val="17"/>
         </w:rPr>
-        <w:t xml:space="preserve">15.12.2026</w:t>
+        <w:t xml:space="preserve">26.12.2027</w:t>
       </w:r>
       <w:r>
         <w:rPr>
@@ -37702,7 +37702,7 @@
           <w:sz w:val="17"/>
           <w:szCs w:val="17"/>
         </w:rPr>
-        <w:t xml:space="preserve">15.12.2026</w:t>
+        <w:t xml:space="preserve">26.12.2027</w:t>
       </w:r>
       <w:r>
         <w:rPr>

--- a/belgeler/28_TEKLIF_SUNUM_FORMU_MARFEN.docx
+++ b/belgeler/28_TEKLIF_SUNUM_FORMU_MARFEN.docx
@@ -7253,7 +7253,7 @@
                 <w:sz w:val="14"/>
                 <w:szCs w:val="14"/>
               </w:rPr>
-              <w:t xml:space="preserve">Kümes dağıtım panosu (sıva üstü galvanizli sac tablo, 0,40-0,50 m²)</w:t>
+              <w:t xml:space="preserve">Kümes dağıtım panosu (sıva üstü galvanizli sac tablo, 0,40-0,50 m²) (%25 müteahhit kârı dahil)</w:t>
             </w:r>
           </w:p>
         </w:tc>
@@ -7355,7 +7355,7 @@
                 <w:sz w:val="14"/>
                 <w:szCs w:val="14"/>
               </w:rPr>
-              <w:t xml:space="preserve">10.082,96</w:t>
+              <w:t xml:space="preserve">7.084,16</w:t>
             </w:r>
           </w:p>
         </w:tc>
@@ -7389,7 +7389,7 @@
                 <w:sz w:val="14"/>
                 <w:szCs w:val="14"/>
               </w:rPr>
-              <w:t xml:space="preserve">10.082,96</w:t>
+              <w:t xml:space="preserve">7.084,16</w:t>
             </w:r>
           </w:p>
         </w:tc>
@@ -7505,7 +7505,7 @@
                 <w:sz w:val="14"/>
                 <w:szCs w:val="14"/>
               </w:rPr>
-              <w:t xml:space="preserve">Termik-manyetik kompakt şalter 3x100 A, Icu 35 kA — kümes besleme</w:t>
+              <w:t xml:space="preserve">Termik-manyetik kompakt şalter 3x100 A, Icu 35 kA — kümes besleme (%25 müteahhit kârı dahil)</w:t>
             </w:r>
           </w:p>
         </w:tc>
@@ -7607,7 +7607,7 @@
                 <w:sz w:val="14"/>
                 <w:szCs w:val="14"/>
               </w:rPr>
-              <w:t xml:space="preserve">4.435,25</w:t>
+              <w:t xml:space="preserve">3.528,05</w:t>
             </w:r>
           </w:p>
         </w:tc>
@@ -7641,7 +7641,7 @@
                 <w:sz w:val="14"/>
                 <w:szCs w:val="14"/>
               </w:rPr>
-              <w:t xml:space="preserve">4.435,25</w:t>
+              <w:t xml:space="preserve">3.528,05</w:t>
             </w:r>
           </w:p>
         </w:tc>
@@ -7757,7 +7757,7 @@
                 <w:sz w:val="14"/>
                 <w:szCs w:val="14"/>
               </w:rPr>
-              <w:t xml:space="preserve">Kaçak akım koruma şalteri 2x63 A, 30 mA</w:t>
+              <w:t xml:space="preserve">Kaçak akım koruma şalteri 2x63 A, 30 mA (%25 müteahhit kârı dahil)</w:t>
             </w:r>
           </w:p>
         </w:tc>
@@ -7859,7 +7859,7 @@
                 <w:sz w:val="14"/>
                 <w:szCs w:val="14"/>
               </w:rPr>
-              <w:t xml:space="preserve">1.436,20</w:t>
+              <w:t xml:space="preserve">1.079,20</w:t>
             </w:r>
           </w:p>
         </w:tc>
@@ -7893,7 +7893,7 @@
                 <w:sz w:val="14"/>
                 <w:szCs w:val="14"/>
               </w:rPr>
-              <w:t xml:space="preserve">2.872,40</w:t>
+              <w:t xml:space="preserve">2.158,40</w:t>
             </w:r>
           </w:p>
         </w:tc>
@@ -8009,7 +8009,7 @@
                 <w:sz w:val="14"/>
                 <w:szCs w:val="14"/>
               </w:rPr>
-              <w:t xml:space="preserve">YVV (NYY) 1 kV yeraltı kablosu ile kolon hattı tesisi — 1x25 mm²</w:t>
+              <w:t xml:space="preserve">YVV (NYY) 1 kV yeraltı kablosu ile kolon hattı tesisi — 1x25 mm² (%25 müteahhit kârı dahil)</w:t>
             </w:r>
           </w:p>
         </w:tc>
@@ -8111,7 +8111,7 @@
                 <w:sz w:val="14"/>
                 <w:szCs w:val="14"/>
               </w:rPr>
-              <w:t xml:space="preserve">244,02</w:t>
+              <w:t xml:space="preserve">200,00</w:t>
             </w:r>
           </w:p>
         </w:tc>
@@ -8145,7 +8145,7 @@
                 <w:sz w:val="14"/>
                 <w:szCs w:val="14"/>
               </w:rPr>
-              <w:t xml:space="preserve">73.206,00</w:t>
+              <w:t xml:space="preserve">60.000,00</w:t>
             </w:r>
           </w:p>
         </w:tc>
@@ -8261,7 +8261,7 @@
                 <w:sz w:val="14"/>
                 <w:szCs w:val="14"/>
               </w:rPr>
-              <w:t xml:space="preserve">LED sıva üstü etanj armatür (polikarbon gövdeli), ışık akısı en az 2700 lm — kümes genel aydınlatması</w:t>
+              <w:t xml:space="preserve">LED sıva üstü etanj armatür (polikarbon gövdeli), ışık akısı en az 2700 lm — kümes genel aydınlatması (%25 müteahhit kârı dahil)</w:t>
             </w:r>
           </w:p>
         </w:tc>
@@ -8363,7 +8363,7 @@
                 <w:sz w:val="14"/>
                 <w:szCs w:val="14"/>
               </w:rPr>
-              <w:t xml:space="preserve">2.222,88</w:t>
+              <w:t xml:space="preserve">1.996,08</w:t>
             </w:r>
           </w:p>
         </w:tc>
@@ -8397,7 +8397,7 @@
                 <w:sz w:val="14"/>
                 <w:szCs w:val="14"/>
               </w:rPr>
-              <w:t xml:space="preserve">66.686,40</w:t>
+              <w:t xml:space="preserve">59.882,40</w:t>
             </w:r>
           </w:p>
         </w:tc>
@@ -8513,7 +8513,7 @@
                 <w:sz w:val="14"/>
                 <w:szCs w:val="14"/>
               </w:rPr>
-              <w:t xml:space="preserve">LED sıva üstü etanj armatür (polikarbon gövdeli), ışık akısı en az 1800 lm — servis bölümü</w:t>
+              <w:t xml:space="preserve">LED sıva üstü etanj armatür (polikarbon gövdeli), ışık akısı en az 1800 lm — servis bölümü (%25 müteahhit kârı dahil)</w:t>
             </w:r>
           </w:p>
         </w:tc>
@@ -8615,7 +8615,7 @@
                 <w:sz w:val="14"/>
                 <w:szCs w:val="14"/>
               </w:rPr>
-              <w:t xml:space="preserve">1.552,40</w:t>
+              <w:t xml:space="preserve">1.370,96</w:t>
             </w:r>
           </w:p>
         </w:tc>
@@ -8649,7 +8649,7 @@
                 <w:sz w:val="14"/>
                 <w:szCs w:val="14"/>
               </w:rPr>
-              <w:t xml:space="preserve">3.104,80</w:t>
+              <w:t xml:space="preserve">2.741,92</w:t>
             </w:r>
           </w:p>
         </w:tc>
@@ -8765,7 +8765,7 @@
                 <w:sz w:val="14"/>
                 <w:szCs w:val="14"/>
               </w:rPr>
-              <w:t xml:space="preserve">Boş boru döşemesi — 25-32 mm PVC boru</w:t>
+              <w:t xml:space="preserve">Boş boru döşemesi — 25-32 mm PVC boru (%25 müteahhit kârı dahil)</w:t>
             </w:r>
           </w:p>
         </w:tc>
@@ -8867,7 +8867,7 @@
                 <w:sz w:val="14"/>
                 <w:szCs w:val="14"/>
               </w:rPr>
-              <w:t xml:space="preserve">74,42</w:t>
+              <w:t xml:space="preserve">29,06</w:t>
             </w:r>
           </w:p>
         </w:tc>
@@ -8901,7 +8901,7 @@
                 <w:sz w:val="14"/>
                 <w:szCs w:val="14"/>
               </w:rPr>
-              <w:t xml:space="preserve">37.210,00</w:t>
+              <w:t xml:space="preserve">14.530,00</w:t>
             </w:r>
           </w:p>
         </w:tc>
@@ -9017,7 +9017,7 @@
                 <w:sz w:val="14"/>
                 <w:szCs w:val="14"/>
               </w:rPr>
-              <w:t xml:space="preserve">Halojensiz H07Z tipi iletken 1x2,5 mm² ile tesisat</w:t>
+              <w:t xml:space="preserve">Halojensiz H07Z tipi iletken 1x2,5 mm² ile tesisat (%25 müteahhit kârı dahil)</w:t>
             </w:r>
           </w:p>
         </w:tc>
@@ -9119,7 +9119,7 @@
                 <w:sz w:val="14"/>
                 <w:szCs w:val="14"/>
               </w:rPr>
-              <w:t xml:space="preserve">33,10</w:t>
+              <w:t xml:space="preserve">19,50</w:t>
             </w:r>
           </w:p>
         </w:tc>
@@ -9153,7 +9153,7 @@
                 <w:sz w:val="14"/>
                 <w:szCs w:val="14"/>
               </w:rPr>
-              <w:t xml:space="preserve">66.200,00</w:t>
+              <w:t xml:space="preserve">39.000,00</w:t>
             </w:r>
           </w:p>
         </w:tc>
@@ -9269,7 +9269,7 @@
                 <w:sz w:val="14"/>
                 <w:szCs w:val="14"/>
               </w:rPr>
-              <w:t xml:space="preserve">Halojensiz H07Z tipi iletken 1x1,5 mm² ile kumanda tesisatı</w:t>
+              <w:t xml:space="preserve">Halojensiz H07Z tipi iletken 1x1,5 mm² ile kumanda tesisatı (%25 müteahhit kârı dahil)</w:t>
             </w:r>
           </w:p>
         </w:tc>
@@ -9371,7 +9371,7 @@
                 <w:sz w:val="14"/>
                 <w:szCs w:val="14"/>
               </w:rPr>
-              <w:t xml:space="preserve">23,56</w:t>
+              <w:t xml:space="preserve">12,22</w:t>
             </w:r>
           </w:p>
         </w:tc>
@@ -9405,7 +9405,7 @@
                 <w:sz w:val="14"/>
                 <w:szCs w:val="14"/>
               </w:rPr>
-              <w:t xml:space="preserve">14.136,00</w:t>
+              <w:t xml:space="preserve">7.332,00</w:t>
             </w:r>
           </w:p>
         </w:tc>
@@ -9521,7 +9521,7 @@
                 <w:sz w:val="14"/>
                 <w:szCs w:val="14"/>
               </w:rPr>
-              <w:t xml:space="preserve">Çıplak bakır tel 25 mm² — eşpotansiyel bara ve topraklama iletkeni</w:t>
+              <w:t xml:space="preserve">Çıplak bakır tel 25 mm² — eşpotansiyel bara ve topraklama iletkeni (%25 müteahhit kârı dahil)</w:t>
             </w:r>
           </w:p>
         </w:tc>
@@ -9623,7 +9623,7 @@
                 <w:sz w:val="14"/>
                 <w:szCs w:val="14"/>
               </w:rPr>
-              <w:t xml:space="preserve">188,13</w:t>
+              <w:t xml:space="preserve">157,05</w:t>
             </w:r>
           </w:p>
         </w:tc>
@@ -9657,7 +9657,7 @@
                 <w:sz w:val="14"/>
                 <w:szCs w:val="14"/>
               </w:rPr>
-              <w:t xml:space="preserve">18.813,00</w:t>
+              <w:t xml:space="preserve">15.705,00</w:t>
             </w:r>
           </w:p>
         </w:tc>
@@ -9773,7 +9773,7 @@
                 <w:sz w:val="14"/>
                 <w:szCs w:val="14"/>
               </w:rPr>
-              <w:t xml:space="preserve">Bina ihata iletkeni tesisatı — 30x3,5 mm galvanizli çelik lama (temel topraklaması)</w:t>
+              <w:t xml:space="preserve">Bina ihata iletkeni tesisatı — 30x3,5 mm galvanizli çelik lama (temel topraklaması) (%25 müteahhit kârı dahil)</w:t>
             </w:r>
           </w:p>
         </w:tc>
@@ -9875,7 +9875,7 @@
                 <w:sz w:val="14"/>
                 <w:szCs w:val="14"/>
               </w:rPr>
-              <w:t xml:space="preserve">156,11</w:t>
+              <w:t xml:space="preserve">115,96</w:t>
             </w:r>
           </w:p>
         </w:tc>
@@ -9909,7 +9909,7 @@
                 <w:sz w:val="14"/>
                 <w:szCs w:val="14"/>
               </w:rPr>
-              <w:t xml:space="preserve">29.036,46</w:t>
+              <w:t xml:space="preserve">21.568,56</w:t>
             </w:r>
           </w:p>
         </w:tc>
@@ -10025,7 +10025,7 @@
                 <w:sz w:val="14"/>
                 <w:szCs w:val="14"/>
               </w:rPr>
-              <w:t xml:space="preserve">Aktif yakalama ucu, ortalama uyarım yolu DL = 30-40 m</w:t>
+              <w:t xml:space="preserve">Aktif yakalama ucu, ortalama uyarım yolu DL = 30-40 m (%25 müteahhit kârı dahil)</w:t>
             </w:r>
           </w:p>
         </w:tc>
@@ -10127,7 +10127,7 @@
                 <w:sz w:val="14"/>
                 <w:szCs w:val="14"/>
               </w:rPr>
-              <w:t xml:space="preserve">17.410,01</w:t>
+              <w:t xml:space="preserve">15.595,61</w:t>
             </w:r>
           </w:p>
         </w:tc>
@@ -10161,7 +10161,7 @@
                 <w:sz w:val="14"/>
                 <w:szCs w:val="14"/>
               </w:rPr>
-              <w:t xml:space="preserve">17.410,01</w:t>
+              <w:t xml:space="preserve">15.595,61</w:t>
             </w:r>
           </w:p>
         </w:tc>
@@ -10277,7 +10277,7 @@
                 <w:sz w:val="14"/>
                 <w:szCs w:val="14"/>
               </w:rPr>
-              <w:t xml:space="preserve">Çatı ihata ve indirme iletkeni tesisatı — 50 mm² elektrolitik bakır tel</w:t>
+              <w:t xml:space="preserve">Çatı ihata ve indirme iletkeni tesisatı — 50 mm² elektrolitik bakır tel (%25 müteahhit kârı dahil)</w:t>
             </w:r>
           </w:p>
         </w:tc>
@@ -10379,7 +10379,7 @@
                 <w:sz w:val="14"/>
                 <w:szCs w:val="14"/>
               </w:rPr>
-              <w:t xml:space="preserve">481,15</w:t>
+              <w:t xml:space="preserve">426,72</w:t>
             </w:r>
           </w:p>
         </w:tc>
@@ -10413,7 +10413,7 @@
                 <w:sz w:val="14"/>
                 <w:szCs w:val="14"/>
               </w:rPr>
-              <w:t xml:space="preserve">7.698,40</w:t>
+              <w:t xml:space="preserve">6.827,52</w:t>
             </w:r>
           </w:p>
         </w:tc>
@@ -10529,7 +10529,7 @@
                 <w:sz w:val="14"/>
                 <w:szCs w:val="14"/>
               </w:rPr>
-              <w:t xml:space="preserve">Dizel elektrojen grubu (jeneratör) 63 kVA / 50 kW — dizel motoru su veya hava ile soğuyan cinsten, 1500 d/dak</w:t>
+              <w:t xml:space="preserve">Dizel elektrojen grubu (jeneratör) 63 kVA / 50 kW — dizel motoru su veya hava ile soğuyan cinsten, 1500 d/dak (%25 müteahhit kârı dahil)</w:t>
             </w:r>
           </w:p>
         </w:tc>
@@ -10631,7 +10631,7 @@
                 <w:sz w:val="14"/>
                 <w:szCs w:val="14"/>
               </w:rPr>
-              <w:t xml:space="preserve">484.082,09</w:t>
+              <w:t xml:space="preserve">467.349,29</w:t>
             </w:r>
           </w:p>
         </w:tc>
@@ -10665,7 +10665,7 @@
                 <w:sz w:val="14"/>
                 <w:szCs w:val="14"/>
               </w:rPr>
-              <w:t xml:space="preserve">484.082,09</w:t>
+              <w:t xml:space="preserve">467.349,29</w:t>
             </w:r>
           </w:p>
         </w:tc>
@@ -10781,7 +10781,7 @@
                 <w:sz w:val="14"/>
                 <w:szCs w:val="14"/>
               </w:rPr>
-              <w:t xml:space="preserve">Jeneratör ses izolasyon kabini — 63 kVA</w:t>
+              <w:t xml:space="preserve">Jeneratör ses izolasyon kabini — 63 kVA (%25 müteahhit kârı dahil)</w:t>
             </w:r>
           </w:p>
         </w:tc>
@@ -10883,7 +10883,7 @@
                 <w:sz w:val="14"/>
                 <w:szCs w:val="14"/>
               </w:rPr>
-              <w:t xml:space="preserve">83.282,35</w:t>
+              <w:t xml:space="preserve">79.653,55</w:t>
             </w:r>
           </w:p>
         </w:tc>
@@ -10917,7 +10917,7 @@
                 <w:sz w:val="14"/>
                 <w:szCs w:val="14"/>
               </w:rPr>
-              <w:t xml:space="preserve">83.282,35</w:t>
+              <w:t xml:space="preserve">79.653,55</w:t>
             </w:r>
           </w:p>
         </w:tc>
@@ -11199,7 +11199,7 @@
                 <w:sz w:val="14"/>
                 <w:szCs w:val="14"/>
               </w:rPr>
-              <w:t xml:space="preserve">7.788.318,25</w:t>
+              <w:t xml:space="preserve">7.673.018,59</w:t>
             </w:r>
           </w:p>
         </w:tc>
@@ -17517,7 +17517,7 @@
                 <w:sz w:val="14"/>
                 <w:szCs w:val="14"/>
               </w:rPr>
-              <w:t xml:space="preserve">Kümes dağıtım panosu (sıva üstü galvanizli sac tablo, 0,40-0,50 m²)</w:t>
+              <w:t xml:space="preserve">Kümes dağıtım panosu (sıva üstü galvanizli sac tablo, 0,40-0,50 m²) (%25 müteahhit kârı dahil)</w:t>
             </w:r>
           </w:p>
         </w:tc>
@@ -17619,7 +17619,7 @@
                 <w:sz w:val="14"/>
                 <w:szCs w:val="14"/>
               </w:rPr>
-              <w:t xml:space="preserve">10.082,96</w:t>
+              <w:t xml:space="preserve">7.084,16</w:t>
             </w:r>
           </w:p>
         </w:tc>
@@ -17653,7 +17653,7 @@
                 <w:sz w:val="14"/>
                 <w:szCs w:val="14"/>
               </w:rPr>
-              <w:t xml:space="preserve">10.082,96</w:t>
+              <w:t xml:space="preserve">7.084,16</w:t>
             </w:r>
           </w:p>
         </w:tc>
@@ -17769,7 +17769,7 @@
                 <w:sz w:val="14"/>
                 <w:szCs w:val="14"/>
               </w:rPr>
-              <w:t xml:space="preserve">Termik-manyetik kompakt şalter 3x100 A, Icu 35 kA — kümes besleme</w:t>
+              <w:t xml:space="preserve">Termik-manyetik kompakt şalter 3x100 A, Icu 35 kA — kümes besleme (%25 müteahhit kârı dahil)</w:t>
             </w:r>
           </w:p>
         </w:tc>
@@ -17871,7 +17871,7 @@
                 <w:sz w:val="14"/>
                 <w:szCs w:val="14"/>
               </w:rPr>
-              <w:t xml:space="preserve">4.435,25</w:t>
+              <w:t xml:space="preserve">3.528,05</w:t>
             </w:r>
           </w:p>
         </w:tc>
@@ -17905,7 +17905,7 @@
                 <w:sz w:val="14"/>
                 <w:szCs w:val="14"/>
               </w:rPr>
-              <w:t xml:space="preserve">4.435,25</w:t>
+              <w:t xml:space="preserve">3.528,05</w:t>
             </w:r>
           </w:p>
         </w:tc>
@@ -18021,7 +18021,7 @@
                 <w:sz w:val="14"/>
                 <w:szCs w:val="14"/>
               </w:rPr>
-              <w:t xml:space="preserve">Kaçak akım koruma şalteri 2x63 A, 30 mA</w:t>
+              <w:t xml:space="preserve">Kaçak akım koruma şalteri 2x63 A, 30 mA (%25 müteahhit kârı dahil)</w:t>
             </w:r>
           </w:p>
         </w:tc>
@@ -18123,7 +18123,7 @@
                 <w:sz w:val="14"/>
                 <w:szCs w:val="14"/>
               </w:rPr>
-              <w:t xml:space="preserve">1.436,20</w:t>
+              <w:t xml:space="preserve">1.079,20</w:t>
             </w:r>
           </w:p>
         </w:tc>
@@ -18157,7 +18157,7 @@
                 <w:sz w:val="14"/>
                 <w:szCs w:val="14"/>
               </w:rPr>
-              <w:t xml:space="preserve">2.872,40</w:t>
+              <w:t xml:space="preserve">2.158,40</w:t>
             </w:r>
           </w:p>
         </w:tc>
@@ -18273,7 +18273,7 @@
                 <w:sz w:val="14"/>
                 <w:szCs w:val="14"/>
               </w:rPr>
-              <w:t xml:space="preserve">YVV (NYY) 1 kV yeraltı kablosu ile kolon hattı tesisi — 1x25 mm²</w:t>
+              <w:t xml:space="preserve">YVV (NYY) 1 kV yeraltı kablosu ile kolon hattı tesisi — 1x25 mm² (%25 müteahhit kârı dahil)</w:t>
             </w:r>
           </w:p>
         </w:tc>
@@ -18375,7 +18375,7 @@
                 <w:sz w:val="14"/>
                 <w:szCs w:val="14"/>
               </w:rPr>
-              <w:t xml:space="preserve">244,02</w:t>
+              <w:t xml:space="preserve">200,00</w:t>
             </w:r>
           </w:p>
         </w:tc>
@@ -18409,7 +18409,7 @@
                 <w:sz w:val="14"/>
                 <w:szCs w:val="14"/>
               </w:rPr>
-              <w:t xml:space="preserve">73.206,00</w:t>
+              <w:t xml:space="preserve">60.000,00</w:t>
             </w:r>
           </w:p>
         </w:tc>
@@ -18525,7 +18525,7 @@
                 <w:sz w:val="14"/>
                 <w:szCs w:val="14"/>
               </w:rPr>
-              <w:t xml:space="preserve">LED sıva üstü etanj armatür (polikarbon gövdeli), ışık akısı en az 2700 lm — kümes genel aydınlatması</w:t>
+              <w:t xml:space="preserve">LED sıva üstü etanj armatür (polikarbon gövdeli), ışık akısı en az 2700 lm — kümes genel aydınlatması (%25 müteahhit kârı dahil)</w:t>
             </w:r>
           </w:p>
         </w:tc>
@@ -18627,7 +18627,7 @@
                 <w:sz w:val="14"/>
                 <w:szCs w:val="14"/>
               </w:rPr>
-              <w:t xml:space="preserve">2.222,88</w:t>
+              <w:t xml:space="preserve">1.996,08</w:t>
             </w:r>
           </w:p>
         </w:tc>
@@ -18661,7 +18661,7 @@
                 <w:sz w:val="14"/>
                 <w:szCs w:val="14"/>
               </w:rPr>
-              <w:t xml:space="preserve">66.686,40</w:t>
+              <w:t xml:space="preserve">59.882,40</w:t>
             </w:r>
           </w:p>
         </w:tc>
@@ -18777,7 +18777,7 @@
                 <w:sz w:val="14"/>
                 <w:szCs w:val="14"/>
               </w:rPr>
-              <w:t xml:space="preserve">LED sıva üstü etanj armatür (polikarbon gövdeli), ışık akısı en az 1800 lm — servis bölümü</w:t>
+              <w:t xml:space="preserve">LED sıva üstü etanj armatür (polikarbon gövdeli), ışık akısı en az 1800 lm — servis bölümü (%25 müteahhit kârı dahil)</w:t>
             </w:r>
           </w:p>
         </w:tc>
@@ -18879,7 +18879,7 @@
                 <w:sz w:val="14"/>
                 <w:szCs w:val="14"/>
               </w:rPr>
-              <w:t xml:space="preserve">1.552,40</w:t>
+              <w:t xml:space="preserve">1.370,96</w:t>
             </w:r>
           </w:p>
         </w:tc>
@@ -18913,7 +18913,7 @@
                 <w:sz w:val="14"/>
                 <w:szCs w:val="14"/>
               </w:rPr>
-              <w:t xml:space="preserve">3.104,80</w:t>
+              <w:t xml:space="preserve">2.741,92</w:t>
             </w:r>
           </w:p>
         </w:tc>
@@ -19029,7 +19029,7 @@
                 <w:sz w:val="14"/>
                 <w:szCs w:val="14"/>
               </w:rPr>
-              <w:t xml:space="preserve">Boş boru döşemesi — 25-32 mm PVC boru</w:t>
+              <w:t xml:space="preserve">Boş boru döşemesi — 25-32 mm PVC boru (%25 müteahhit kârı dahil)</w:t>
             </w:r>
           </w:p>
         </w:tc>
@@ -19131,7 +19131,7 @@
                 <w:sz w:val="14"/>
                 <w:szCs w:val="14"/>
               </w:rPr>
-              <w:t xml:space="preserve">74,42</w:t>
+              <w:t xml:space="preserve">29,06</w:t>
             </w:r>
           </w:p>
         </w:tc>
@@ -19165,7 +19165,7 @@
                 <w:sz w:val="14"/>
                 <w:szCs w:val="14"/>
               </w:rPr>
-              <w:t xml:space="preserve">37.210,00</w:t>
+              <w:t xml:space="preserve">14.530,00</w:t>
             </w:r>
           </w:p>
         </w:tc>
@@ -19281,7 +19281,7 @@
                 <w:sz w:val="14"/>
                 <w:szCs w:val="14"/>
               </w:rPr>
-              <w:t xml:space="preserve">Halojensiz H07Z tipi iletken 1x2,5 mm² ile tesisat</w:t>
+              <w:t xml:space="preserve">Halojensiz H07Z tipi iletken 1x2,5 mm² ile tesisat (%25 müteahhit kârı dahil)</w:t>
             </w:r>
           </w:p>
         </w:tc>
@@ -19383,7 +19383,7 @@
                 <w:sz w:val="14"/>
                 <w:szCs w:val="14"/>
               </w:rPr>
-              <w:t xml:space="preserve">33,10</w:t>
+              <w:t xml:space="preserve">19,50</w:t>
             </w:r>
           </w:p>
         </w:tc>
@@ -19417,7 +19417,7 @@
                 <w:sz w:val="14"/>
                 <w:szCs w:val="14"/>
               </w:rPr>
-              <w:t xml:space="preserve">66.200,00</w:t>
+              <w:t xml:space="preserve">39.000,00</w:t>
             </w:r>
           </w:p>
         </w:tc>
@@ -19533,7 +19533,7 @@
                 <w:sz w:val="14"/>
                 <w:szCs w:val="14"/>
               </w:rPr>
-              <w:t xml:space="preserve">Halojensiz H07Z tipi iletken 1x1,5 mm² ile kumanda tesisatı</w:t>
+              <w:t xml:space="preserve">Halojensiz H07Z tipi iletken 1x1,5 mm² ile kumanda tesisatı (%25 müteahhit kârı dahil)</w:t>
             </w:r>
           </w:p>
         </w:tc>
@@ -19635,7 +19635,7 @@
                 <w:sz w:val="14"/>
                 <w:szCs w:val="14"/>
               </w:rPr>
-              <w:t xml:space="preserve">23,56</w:t>
+              <w:t xml:space="preserve">12,22</w:t>
             </w:r>
           </w:p>
         </w:tc>
@@ -19669,7 +19669,7 @@
                 <w:sz w:val="14"/>
                 <w:szCs w:val="14"/>
               </w:rPr>
-              <w:t xml:space="preserve">14.136,00</w:t>
+              <w:t xml:space="preserve">7.332,00</w:t>
             </w:r>
           </w:p>
         </w:tc>
@@ -19785,7 +19785,7 @@
                 <w:sz w:val="14"/>
                 <w:szCs w:val="14"/>
               </w:rPr>
-              <w:t xml:space="preserve">Çıplak bakır tel 25 mm² — eşpotansiyel bara ve topraklama iletkeni</w:t>
+              <w:t xml:space="preserve">Çıplak bakır tel 25 mm² — eşpotansiyel bara ve topraklama iletkeni (%25 müteahhit kârı dahil)</w:t>
             </w:r>
           </w:p>
         </w:tc>
@@ -19887,7 +19887,7 @@
                 <w:sz w:val="14"/>
                 <w:szCs w:val="14"/>
               </w:rPr>
-              <w:t xml:space="preserve">188,13</w:t>
+              <w:t xml:space="preserve">157,05</w:t>
             </w:r>
           </w:p>
         </w:tc>
@@ -19921,7 +19921,7 @@
                 <w:sz w:val="14"/>
                 <w:szCs w:val="14"/>
               </w:rPr>
-              <w:t xml:space="preserve">18.813,00</w:t>
+              <w:t xml:space="preserve">15.705,00</w:t>
             </w:r>
           </w:p>
         </w:tc>
@@ -20037,7 +20037,7 @@
                 <w:sz w:val="14"/>
                 <w:szCs w:val="14"/>
               </w:rPr>
-              <w:t xml:space="preserve">Bina ihata iletkeni tesisatı — 30x3,5 mm galvanizli çelik lama (temel topraklaması)</w:t>
+              <w:t xml:space="preserve">Bina ihata iletkeni tesisatı — 30x3,5 mm galvanizli çelik lama (temel topraklaması) (%25 müteahhit kârı dahil)</w:t>
             </w:r>
           </w:p>
         </w:tc>
@@ -20139,7 +20139,7 @@
                 <w:sz w:val="14"/>
                 <w:szCs w:val="14"/>
               </w:rPr>
-              <w:t xml:space="preserve">156,11</w:t>
+              <w:t xml:space="preserve">115,96</w:t>
             </w:r>
           </w:p>
         </w:tc>
@@ -20173,7 +20173,7 @@
                 <w:sz w:val="14"/>
                 <w:szCs w:val="14"/>
               </w:rPr>
-              <w:t xml:space="preserve">29.036,46</w:t>
+              <w:t xml:space="preserve">21.568,56</w:t>
             </w:r>
           </w:p>
         </w:tc>
@@ -20289,7 +20289,7 @@
                 <w:sz w:val="14"/>
                 <w:szCs w:val="14"/>
               </w:rPr>
-              <w:t xml:space="preserve">Aktif yakalama ucu, ortalama uyarım yolu DL = 30-40 m</w:t>
+              <w:t xml:space="preserve">Aktif yakalama ucu, ortalama uyarım yolu DL = 30-40 m (%25 müteahhit kârı dahil)</w:t>
             </w:r>
           </w:p>
         </w:tc>
@@ -20391,7 +20391,7 @@
                 <w:sz w:val="14"/>
                 <w:szCs w:val="14"/>
               </w:rPr>
-              <w:t xml:space="preserve">17.410,01</w:t>
+              <w:t xml:space="preserve">15.595,61</w:t>
             </w:r>
           </w:p>
         </w:tc>
@@ -20425,7 +20425,7 @@
                 <w:sz w:val="14"/>
                 <w:szCs w:val="14"/>
               </w:rPr>
-              <w:t xml:space="preserve">17.410,01</w:t>
+              <w:t xml:space="preserve">15.595,61</w:t>
             </w:r>
           </w:p>
         </w:tc>
@@ -20541,7 +20541,7 @@
                 <w:sz w:val="14"/>
                 <w:szCs w:val="14"/>
               </w:rPr>
-              <w:t xml:space="preserve">Çatı ihata ve indirme iletkeni tesisatı — 50 mm² elektrolitik bakır tel</w:t>
+              <w:t xml:space="preserve">Çatı ihata ve indirme iletkeni tesisatı — 50 mm² elektrolitik bakır tel (%25 müteahhit kârı dahil)</w:t>
             </w:r>
           </w:p>
         </w:tc>
@@ -20643,7 +20643,7 @@
                 <w:sz w:val="14"/>
                 <w:szCs w:val="14"/>
               </w:rPr>
-              <w:t xml:space="preserve">481,15</w:t>
+              <w:t xml:space="preserve">426,72</w:t>
             </w:r>
           </w:p>
         </w:tc>
@@ -20677,7 +20677,7 @@
                 <w:sz w:val="14"/>
                 <w:szCs w:val="14"/>
               </w:rPr>
-              <w:t xml:space="preserve">7.698,40</w:t>
+              <w:t xml:space="preserve">6.827,52</w:t>
             </w:r>
           </w:p>
         </w:tc>
@@ -20793,7 +20793,7 @@
                 <w:sz w:val="14"/>
                 <w:szCs w:val="14"/>
               </w:rPr>
-              <w:t xml:space="preserve">Dizel elektrojen grubu (jeneratör) 63 kVA / 50 kW — dizel motoru su veya hava ile soğuyan cinsten, 1500 d/dak</w:t>
+              <w:t xml:space="preserve">Dizel elektrojen grubu (jeneratör) 63 kVA / 50 kW — dizel motoru su veya hava ile soğuyan cinsten, 1500 d/dak (%25 müteahhit kârı dahil)</w:t>
             </w:r>
           </w:p>
         </w:tc>
@@ -20895,7 +20895,7 @@
                 <w:sz w:val="14"/>
                 <w:szCs w:val="14"/>
               </w:rPr>
-              <w:t xml:space="preserve">484.082,09</w:t>
+              <w:t xml:space="preserve">467.349,29</w:t>
             </w:r>
           </w:p>
         </w:tc>
@@ -20929,7 +20929,7 @@
                 <w:sz w:val="14"/>
                 <w:szCs w:val="14"/>
               </w:rPr>
-              <w:t xml:space="preserve">484.082,09</w:t>
+              <w:t xml:space="preserve">467.349,29</w:t>
             </w:r>
           </w:p>
         </w:tc>
@@ -21045,7 +21045,7 @@
                 <w:sz w:val="14"/>
                 <w:szCs w:val="14"/>
               </w:rPr>
-              <w:t xml:space="preserve">Jeneratör ses izolasyon kabini — 63 kVA</w:t>
+              <w:t xml:space="preserve">Jeneratör ses izolasyon kabini — 63 kVA (%25 müteahhit kârı dahil)</w:t>
             </w:r>
           </w:p>
         </w:tc>
@@ -21147,7 +21147,7 @@
                 <w:sz w:val="14"/>
                 <w:szCs w:val="14"/>
               </w:rPr>
-              <w:t xml:space="preserve">83.282,35</w:t>
+              <w:t xml:space="preserve">79.653,55</w:t>
             </w:r>
           </w:p>
         </w:tc>
@@ -21181,7 +21181,7 @@
                 <w:sz w:val="14"/>
                 <w:szCs w:val="14"/>
               </w:rPr>
-              <w:t xml:space="preserve">83.282,35</w:t>
+              <w:t xml:space="preserve">79.653,55</w:t>
             </w:r>
           </w:p>
         </w:tc>
@@ -21463,7 +21463,7 @@
                 <w:sz w:val="14"/>
                 <w:szCs w:val="14"/>
               </w:rPr>
-              <w:t xml:space="preserve">7.788.317,73</w:t>
+              <w:t xml:space="preserve">7.673.018,07</w:t>
             </w:r>
           </w:p>
         </w:tc>
@@ -21557,7 +21557,7 @@
                 <w:sz w:val="14"/>
                 <w:szCs w:val="14"/>
               </w:rPr>
-              <w:t xml:space="preserve">15.576.635,98 TL</w:t>
+              <w:t xml:space="preserve">15.346.036,66 TL</w:t>
             </w:r>
           </w:p>
         </w:tc>

--- a/belgeler/28_TEKLIF_SUNUM_FORMU_MARFEN.docx
+++ b/belgeler/28_TEKLIF_SUNUM_FORMU_MARFEN.docx
@@ -4461,6 +4461,7 @@
         <w:tc>
           <w:tcPr>
             <w:tcW w:type="dxa" w:w="1361"/>
+            <w:vMerge w:val="restart"/>
             <w:tcBorders>
               <w:top w:val="single" w:color="808080" w:sz="4"/>
               <w:left w:val="single" w:color="808080" w:sz="4"/>
@@ -4659,7 +4660,7 @@
                 <w:sz w:val="14"/>
                 <w:szCs w:val="14"/>
               </w:rPr>
-              <w:t xml:space="preserve">360,16</w:t>
+              <w:t xml:space="preserve">319,20</w:t>
             </w:r>
           </w:p>
         </w:tc>
@@ -4727,7 +4728,7 @@
                 <w:sz w:val="14"/>
                 <w:szCs w:val="14"/>
               </w:rPr>
-              <w:t xml:space="preserve">82.062,46</w:t>
+              <w:t xml:space="preserve">72.729,72</w:t>
             </w:r>
           </w:p>
         </w:tc>
@@ -4735,6 +4736,258 @@
       <w:tr>
         <w:tc>
           <w:tcPr>
+            <w:vMerge w:val="continue"/>
+            <w:tcBorders>
+              <w:top w:val="single" w:color="808080" w:sz="4"/>
+              <w:left w:val="single" w:color="808080" w:sz="4"/>
+              <w:bottom w:val="single" w:color="808080" w:sz="4"/>
+              <w:right w:val="single" w:color="808080" w:sz="4"/>
+            </w:tcBorders>
+          </w:tcPr>
+          <w:p/>
+        </w:tc>
+        <w:tc>
+          <w:tcPr>
+            <w:tcW w:type="dxa" w:w="454"/>
+            <w:tcBorders>
+              <w:top w:val="single" w:color="808080" w:sz="4"/>
+              <w:left w:val="single" w:color="808080" w:sz="4"/>
+              <w:bottom w:val="single" w:color="808080" w:sz="4"/>
+              <w:right w:val="single" w:color="808080" w:sz="4"/>
+            </w:tcBorders>
+            <w:tcMar>
+              <w:top w:type="dxa" w:w="40"/>
+              <w:left w:type="dxa" w:w="60"/>
+              <w:bottom w:type="dxa" w:w="40"/>
+              <w:right w:type="dxa" w:w="60"/>
+            </w:tcMar>
+            <w:vAlign w:val="top"/>
+          </w:tcPr>
+          <w:p>
+            <w:pPr>
+              <w:spacing w:after="0" w:before="0"/>
+              <w:jc w:val="center"/>
+            </w:pPr>
+            <w:r>
+              <w:rPr>
+                <w:rFonts w:ascii="Calibri" w:cs="Calibri" w:eastAsia="Calibri" w:hAnsi="Calibri"/>
+                <w:b w:val="false"/>
+                <w:bCs w:val="false"/>
+                <w:sz w:val="14"/>
+                <w:szCs w:val="14"/>
+              </w:rPr>
+              <w:t xml:space="preserve">2</w:t>
+            </w:r>
+          </w:p>
+        </w:tc>
+        <w:tc>
+          <w:tcPr>
+            <w:tcW w:type="dxa" w:w="1191"/>
+            <w:tcBorders>
+              <w:top w:val="single" w:color="808080" w:sz="4"/>
+              <w:left w:val="single" w:color="808080" w:sz="4"/>
+              <w:bottom w:val="single" w:color="808080" w:sz="4"/>
+              <w:right w:val="single" w:color="808080" w:sz="4"/>
+            </w:tcBorders>
+            <w:tcMar>
+              <w:top w:type="dxa" w:w="40"/>
+              <w:left w:type="dxa" w:w="60"/>
+              <w:bottom w:type="dxa" w:w="40"/>
+              <w:right w:type="dxa" w:w="60"/>
+            </w:tcMar>
+            <w:vAlign w:val="top"/>
+          </w:tcPr>
+          <w:p>
+            <w:pPr>
+              <w:spacing w:after="0" w:before="0"/>
+              <w:jc w:val="center"/>
+            </w:pPr>
+            <w:r>
+              <w:rPr>
+                <w:rFonts w:ascii="Calibri" w:cs="Calibri" w:eastAsia="Calibri" w:hAnsi="Calibri"/>
+                <w:b w:val="false"/>
+                <w:bCs w:val="false"/>
+                <w:sz w:val="14"/>
+                <w:szCs w:val="14"/>
+              </w:rPr>
+              <w:t xml:space="preserve">15.315.1001</w:t>
+            </w:r>
+          </w:p>
+        </w:tc>
+        <w:tc>
+          <w:tcPr>
+            <w:tcW w:type="dxa" w:w="3458"/>
+            <w:tcBorders>
+              <w:top w:val="single" w:color="808080" w:sz="4"/>
+              <w:left w:val="single" w:color="808080" w:sz="4"/>
+              <w:bottom w:val="single" w:color="808080" w:sz="4"/>
+              <w:right w:val="single" w:color="808080" w:sz="4"/>
+            </w:tcBorders>
+            <w:tcMar>
+              <w:top w:type="dxa" w:w="40"/>
+              <w:left w:type="dxa" w:w="60"/>
+              <w:bottom w:type="dxa" w:w="40"/>
+              <w:right w:type="dxa" w:w="60"/>
+            </w:tcMar>
+            <w:vAlign w:val="top"/>
+          </w:tcPr>
+          <w:p>
+            <w:pPr>
+              <w:spacing w:after="0" w:before="0"/>
+              <w:jc w:val="left"/>
+            </w:pPr>
+            <w:r>
+              <w:rPr>
+                <w:rFonts w:ascii="Calibri" w:cs="Calibri" w:eastAsia="Calibri" w:hAnsi="Calibri"/>
+                <w:b w:val="false"/>
+                <w:bCs w:val="false"/>
+                <w:sz w:val="14"/>
+                <w:szCs w:val="14"/>
+              </w:rPr>
+              <w:t xml:space="preserve">Ø 70 mm çapında bir ucu muflu sert PVC yağmur borusu temini ve yerine tesbiti</w:t>
+            </w:r>
+          </w:p>
+        </w:tc>
+        <w:tc>
+          <w:tcPr>
+            <w:tcW w:type="dxa" w:w="680"/>
+            <w:tcBorders>
+              <w:top w:val="single" w:color="808080" w:sz="4"/>
+              <w:left w:val="single" w:color="808080" w:sz="4"/>
+              <w:bottom w:val="single" w:color="808080" w:sz="4"/>
+              <w:right w:val="single" w:color="808080" w:sz="4"/>
+            </w:tcBorders>
+            <w:tcMar>
+              <w:top w:type="dxa" w:w="40"/>
+              <w:left w:type="dxa" w:w="60"/>
+              <w:bottom w:type="dxa" w:w="40"/>
+              <w:right w:type="dxa" w:w="60"/>
+            </w:tcMar>
+            <w:vAlign w:val="top"/>
+          </w:tcPr>
+          <w:p>
+            <w:pPr>
+              <w:spacing w:after="0" w:before="0"/>
+              <w:jc w:val="center"/>
+            </w:pPr>
+            <w:r>
+              <w:rPr>
+                <w:rFonts w:ascii="Calibri" w:cs="Calibri" w:eastAsia="Calibri" w:hAnsi="Calibri"/>
+                <w:b w:val="false"/>
+                <w:bCs w:val="false"/>
+                <w:sz w:val="14"/>
+                <w:szCs w:val="14"/>
+              </w:rPr>
+              <w:t xml:space="preserve">m</w:t>
+            </w:r>
+          </w:p>
+        </w:tc>
+        <w:tc>
+          <w:tcPr>
+            <w:tcW w:type="dxa" w:w="850"/>
+            <w:tcBorders>
+              <w:top w:val="single" w:color="808080" w:sz="4"/>
+              <w:left w:val="single" w:color="808080" w:sz="4"/>
+              <w:bottom w:val="single" w:color="808080" w:sz="4"/>
+              <w:right w:val="single" w:color="808080" w:sz="4"/>
+            </w:tcBorders>
+            <w:tcMar>
+              <w:top w:type="dxa" w:w="40"/>
+              <w:left w:type="dxa" w:w="60"/>
+              <w:bottom w:type="dxa" w:w="40"/>
+              <w:right w:type="dxa" w:w="60"/>
+            </w:tcMar>
+            <w:vAlign w:val="top"/>
+          </w:tcPr>
+          <w:p>
+            <w:pPr>
+              <w:spacing w:after="0" w:before="0"/>
+              <w:jc w:val="right"/>
+            </w:pPr>
+            <w:r>
+              <w:rPr>
+                <w:rFonts w:ascii="Calibri" w:cs="Calibri" w:eastAsia="Calibri" w:hAnsi="Calibri"/>
+                <w:b w:val="false"/>
+                <w:bCs w:val="false"/>
+                <w:sz w:val="14"/>
+                <w:szCs w:val="14"/>
+              </w:rPr>
+              <w:t xml:space="preserve">51,20</w:t>
+            </w:r>
+          </w:p>
+        </w:tc>
+        <w:tc>
+          <w:tcPr>
+            <w:tcW w:type="dxa" w:w="1134"/>
+            <w:tcBorders>
+              <w:top w:val="single" w:color="808080" w:sz="4"/>
+              <w:left w:val="single" w:color="808080" w:sz="4"/>
+              <w:bottom w:val="single" w:color="808080" w:sz="4"/>
+              <w:right w:val="single" w:color="808080" w:sz="4"/>
+            </w:tcBorders>
+            <w:tcMar>
+              <w:top w:type="dxa" w:w="40"/>
+              <w:left w:type="dxa" w:w="60"/>
+              <w:bottom w:type="dxa" w:w="40"/>
+              <w:right w:type="dxa" w:w="60"/>
+            </w:tcMar>
+            <w:vAlign w:val="top"/>
+          </w:tcPr>
+          <w:p>
+            <w:pPr>
+              <w:spacing w:after="0" w:before="0"/>
+              <w:jc w:val="right"/>
+            </w:pPr>
+            <w:r>
+              <w:rPr>
+                <w:rFonts w:ascii="Calibri" w:cs="Calibri" w:eastAsia="Calibri" w:hAnsi="Calibri"/>
+                <w:b w:val="false"/>
+                <w:bCs w:val="false"/>
+                <w:sz w:val="14"/>
+                <w:szCs w:val="14"/>
+              </w:rPr>
+              <w:t xml:space="preserve">174,22</w:t>
+            </w:r>
+          </w:p>
+        </w:tc>
+        <w:tc>
+          <w:tcPr>
+            <w:tcW w:type="dxa" w:w="1304"/>
+            <w:tcBorders>
+              <w:top w:val="single" w:color="808080" w:sz="4"/>
+              <w:left w:val="single" w:color="808080" w:sz="4"/>
+              <w:bottom w:val="single" w:color="808080" w:sz="4"/>
+              <w:right w:val="single" w:color="808080" w:sz="4"/>
+            </w:tcBorders>
+            <w:tcMar>
+              <w:top w:type="dxa" w:w="40"/>
+              <w:left w:type="dxa" w:w="60"/>
+              <w:bottom w:type="dxa" w:w="40"/>
+              <w:right w:type="dxa" w:w="60"/>
+            </w:tcMar>
+            <w:vAlign w:val="top"/>
+          </w:tcPr>
+          <w:p>
+            <w:pPr>
+              <w:spacing w:after="0" w:before="0"/>
+              <w:jc w:val="right"/>
+            </w:pPr>
+            <w:r>
+              <w:rPr>
+                <w:rFonts w:ascii="Calibri" w:cs="Calibri" w:eastAsia="Calibri" w:hAnsi="Calibri"/>
+                <w:b w:val="false"/>
+                <w:bCs w:val="false"/>
+                <w:sz w:val="14"/>
+                <w:szCs w:val="14"/>
+              </w:rPr>
+              <w:t xml:space="preserve">8.920,06</w:t>
+            </w:r>
+          </w:p>
+        </w:tc>
+      </w:tr>
+      <w:tr>
+        <w:tc>
+          <w:tcPr>
             <w:tcW w:type="dxa" w:w="1361"/>
             <w:vMerge w:val="restart"/>
             <w:tcBorders>
@@ -11199,7 +11452,7 @@
                 <w:sz w:val="14"/>
                 <w:szCs w:val="14"/>
               </w:rPr>
-              <w:t xml:space="preserve">7.673.018,59</w:t>
+              <w:t xml:space="preserve">7.672.605,91</w:t>
             </w:r>
           </w:p>
         </w:tc>
@@ -14725,6 +14978,7 @@
         <w:tc>
           <w:tcPr>
             <w:tcW w:type="dxa" w:w="1361"/>
+            <w:vMerge w:val="restart"/>
             <w:tcBorders>
               <w:top w:val="single" w:color="808080" w:sz="4"/>
               <w:left w:val="single" w:color="808080" w:sz="4"/>
@@ -14923,7 +15177,7 @@
                 <w:sz w:val="14"/>
                 <w:szCs w:val="14"/>
               </w:rPr>
-              <w:t xml:space="preserve">360,16</w:t>
+              <w:t xml:space="preserve">319,20</w:t>
             </w:r>
           </w:p>
         </w:tc>
@@ -14991,7 +15245,7 @@
                 <w:sz w:val="14"/>
                 <w:szCs w:val="14"/>
               </w:rPr>
-              <w:t xml:space="preserve">82.062,46</w:t>
+              <w:t xml:space="preserve">72.729,72</w:t>
             </w:r>
           </w:p>
         </w:tc>
@@ -14999,6 +15253,258 @@
       <w:tr>
         <w:tc>
           <w:tcPr>
+            <w:vMerge w:val="continue"/>
+            <w:tcBorders>
+              <w:top w:val="single" w:color="808080" w:sz="4"/>
+              <w:left w:val="single" w:color="808080" w:sz="4"/>
+              <w:bottom w:val="single" w:color="808080" w:sz="4"/>
+              <w:right w:val="single" w:color="808080" w:sz="4"/>
+            </w:tcBorders>
+          </w:tcPr>
+          <w:p/>
+        </w:tc>
+        <w:tc>
+          <w:tcPr>
+            <w:tcW w:type="dxa" w:w="454"/>
+            <w:tcBorders>
+              <w:top w:val="single" w:color="808080" w:sz="4"/>
+              <w:left w:val="single" w:color="808080" w:sz="4"/>
+              <w:bottom w:val="single" w:color="808080" w:sz="4"/>
+              <w:right w:val="single" w:color="808080" w:sz="4"/>
+            </w:tcBorders>
+            <w:tcMar>
+              <w:top w:type="dxa" w:w="40"/>
+              <w:left w:type="dxa" w:w="60"/>
+              <w:bottom w:type="dxa" w:w="40"/>
+              <w:right w:type="dxa" w:w="60"/>
+            </w:tcMar>
+            <w:vAlign w:val="top"/>
+          </w:tcPr>
+          <w:p>
+            <w:pPr>
+              <w:spacing w:after="0" w:before="0"/>
+              <w:jc w:val="center"/>
+            </w:pPr>
+            <w:r>
+              <w:rPr>
+                <w:rFonts w:ascii="Calibri" w:cs="Calibri" w:eastAsia="Calibri" w:hAnsi="Calibri"/>
+                <w:b w:val="false"/>
+                <w:bCs w:val="false"/>
+                <w:sz w:val="14"/>
+                <w:szCs w:val="14"/>
+              </w:rPr>
+              <w:t xml:space="preserve">2</w:t>
+            </w:r>
+          </w:p>
+        </w:tc>
+        <w:tc>
+          <w:tcPr>
+            <w:tcW w:type="dxa" w:w="1191"/>
+            <w:tcBorders>
+              <w:top w:val="single" w:color="808080" w:sz="4"/>
+              <w:left w:val="single" w:color="808080" w:sz="4"/>
+              <w:bottom w:val="single" w:color="808080" w:sz="4"/>
+              <w:right w:val="single" w:color="808080" w:sz="4"/>
+            </w:tcBorders>
+            <w:tcMar>
+              <w:top w:type="dxa" w:w="40"/>
+              <w:left w:type="dxa" w:w="60"/>
+              <w:bottom w:type="dxa" w:w="40"/>
+              <w:right w:type="dxa" w:w="60"/>
+            </w:tcMar>
+            <w:vAlign w:val="top"/>
+          </w:tcPr>
+          <w:p>
+            <w:pPr>
+              <w:spacing w:after="0" w:before="0"/>
+              <w:jc w:val="center"/>
+            </w:pPr>
+            <w:r>
+              <w:rPr>
+                <w:rFonts w:ascii="Calibri" w:cs="Calibri" w:eastAsia="Calibri" w:hAnsi="Calibri"/>
+                <w:b w:val="false"/>
+                <w:bCs w:val="false"/>
+                <w:sz w:val="14"/>
+                <w:szCs w:val="14"/>
+              </w:rPr>
+              <w:t xml:space="preserve">15.315.1001</w:t>
+            </w:r>
+          </w:p>
+        </w:tc>
+        <w:tc>
+          <w:tcPr>
+            <w:tcW w:type="dxa" w:w="3458"/>
+            <w:tcBorders>
+              <w:top w:val="single" w:color="808080" w:sz="4"/>
+              <w:left w:val="single" w:color="808080" w:sz="4"/>
+              <w:bottom w:val="single" w:color="808080" w:sz="4"/>
+              <w:right w:val="single" w:color="808080" w:sz="4"/>
+            </w:tcBorders>
+            <w:tcMar>
+              <w:top w:type="dxa" w:w="40"/>
+              <w:left w:type="dxa" w:w="60"/>
+              <w:bottom w:type="dxa" w:w="40"/>
+              <w:right w:type="dxa" w:w="60"/>
+            </w:tcMar>
+            <w:vAlign w:val="top"/>
+          </w:tcPr>
+          <w:p>
+            <w:pPr>
+              <w:spacing w:after="0" w:before="0"/>
+              <w:jc w:val="left"/>
+            </w:pPr>
+            <w:r>
+              <w:rPr>
+                <w:rFonts w:ascii="Calibri" w:cs="Calibri" w:eastAsia="Calibri" w:hAnsi="Calibri"/>
+                <w:b w:val="false"/>
+                <w:bCs w:val="false"/>
+                <w:sz w:val="14"/>
+                <w:szCs w:val="14"/>
+              </w:rPr>
+              <w:t xml:space="preserve">Ø 70 mm çapında bir ucu muflu sert PVC yağmur borusu temini ve yerine tesbiti</w:t>
+            </w:r>
+          </w:p>
+        </w:tc>
+        <w:tc>
+          <w:tcPr>
+            <w:tcW w:type="dxa" w:w="680"/>
+            <w:tcBorders>
+              <w:top w:val="single" w:color="808080" w:sz="4"/>
+              <w:left w:val="single" w:color="808080" w:sz="4"/>
+              <w:bottom w:val="single" w:color="808080" w:sz="4"/>
+              <w:right w:val="single" w:color="808080" w:sz="4"/>
+            </w:tcBorders>
+            <w:tcMar>
+              <w:top w:type="dxa" w:w="40"/>
+              <w:left w:type="dxa" w:w="60"/>
+              <w:bottom w:type="dxa" w:w="40"/>
+              <w:right w:type="dxa" w:w="60"/>
+            </w:tcMar>
+            <w:vAlign w:val="top"/>
+          </w:tcPr>
+          <w:p>
+            <w:pPr>
+              <w:spacing w:after="0" w:before="0"/>
+              <w:jc w:val="center"/>
+            </w:pPr>
+            <w:r>
+              <w:rPr>
+                <w:rFonts w:ascii="Calibri" w:cs="Calibri" w:eastAsia="Calibri" w:hAnsi="Calibri"/>
+                <w:b w:val="false"/>
+                <w:bCs w:val="false"/>
+                <w:sz w:val="14"/>
+                <w:szCs w:val="14"/>
+              </w:rPr>
+              <w:t xml:space="preserve">m</w:t>
+            </w:r>
+          </w:p>
+        </w:tc>
+        <w:tc>
+          <w:tcPr>
+            <w:tcW w:type="dxa" w:w="850"/>
+            <w:tcBorders>
+              <w:top w:val="single" w:color="808080" w:sz="4"/>
+              <w:left w:val="single" w:color="808080" w:sz="4"/>
+              <w:bottom w:val="single" w:color="808080" w:sz="4"/>
+              <w:right w:val="single" w:color="808080" w:sz="4"/>
+            </w:tcBorders>
+            <w:tcMar>
+              <w:top w:type="dxa" w:w="40"/>
+              <w:left w:type="dxa" w:w="60"/>
+              <w:bottom w:type="dxa" w:w="40"/>
+              <w:right w:type="dxa" w:w="60"/>
+            </w:tcMar>
+            <w:vAlign w:val="top"/>
+          </w:tcPr>
+          <w:p>
+            <w:pPr>
+              <w:spacing w:after="0" w:before="0"/>
+              <w:jc w:val="right"/>
+            </w:pPr>
+            <w:r>
+              <w:rPr>
+                <w:rFonts w:ascii="Calibri" w:cs="Calibri" w:eastAsia="Calibri" w:hAnsi="Calibri"/>
+                <w:b w:val="false"/>
+                <w:bCs w:val="false"/>
+                <w:sz w:val="14"/>
+                <w:szCs w:val="14"/>
+              </w:rPr>
+              <w:t xml:space="preserve">51,20</w:t>
+            </w:r>
+          </w:p>
+        </w:tc>
+        <w:tc>
+          <w:tcPr>
+            <w:tcW w:type="dxa" w:w="1134"/>
+            <w:tcBorders>
+              <w:top w:val="single" w:color="808080" w:sz="4"/>
+              <w:left w:val="single" w:color="808080" w:sz="4"/>
+              <w:bottom w:val="single" w:color="808080" w:sz="4"/>
+              <w:right w:val="single" w:color="808080" w:sz="4"/>
+            </w:tcBorders>
+            <w:tcMar>
+              <w:top w:type="dxa" w:w="40"/>
+              <w:left w:type="dxa" w:w="60"/>
+              <w:bottom w:type="dxa" w:w="40"/>
+              <w:right w:type="dxa" w:w="60"/>
+            </w:tcMar>
+            <w:vAlign w:val="top"/>
+          </w:tcPr>
+          <w:p>
+            <w:pPr>
+              <w:spacing w:after="0" w:before="0"/>
+              <w:jc w:val="right"/>
+            </w:pPr>
+            <w:r>
+              <w:rPr>
+                <w:rFonts w:ascii="Calibri" w:cs="Calibri" w:eastAsia="Calibri" w:hAnsi="Calibri"/>
+                <w:b w:val="false"/>
+                <w:bCs w:val="false"/>
+                <w:sz w:val="14"/>
+                <w:szCs w:val="14"/>
+              </w:rPr>
+              <w:t xml:space="preserve">174,22</w:t>
+            </w:r>
+          </w:p>
+        </w:tc>
+        <w:tc>
+          <w:tcPr>
+            <w:tcW w:type="dxa" w:w="1304"/>
+            <w:tcBorders>
+              <w:top w:val="single" w:color="808080" w:sz="4"/>
+              <w:left w:val="single" w:color="808080" w:sz="4"/>
+              <w:bottom w:val="single" w:color="808080" w:sz="4"/>
+              <w:right w:val="single" w:color="808080" w:sz="4"/>
+            </w:tcBorders>
+            <w:tcMar>
+              <w:top w:type="dxa" w:w="40"/>
+              <w:left w:type="dxa" w:w="60"/>
+              <w:bottom w:type="dxa" w:w="40"/>
+              <w:right w:type="dxa" w:w="60"/>
+            </w:tcMar>
+            <w:vAlign w:val="top"/>
+          </w:tcPr>
+          <w:p>
+            <w:pPr>
+              <w:spacing w:after="0" w:before="0"/>
+              <w:jc w:val="right"/>
+            </w:pPr>
+            <w:r>
+              <w:rPr>
+                <w:rFonts w:ascii="Calibri" w:cs="Calibri" w:eastAsia="Calibri" w:hAnsi="Calibri"/>
+                <w:b w:val="false"/>
+                <w:bCs w:val="false"/>
+                <w:sz w:val="14"/>
+                <w:szCs w:val="14"/>
+              </w:rPr>
+              <w:t xml:space="preserve">8.920,06</w:t>
+            </w:r>
+          </w:p>
+        </w:tc>
+      </w:tr>
+      <w:tr>
+        <w:tc>
+          <w:tcPr>
             <w:tcW w:type="dxa" w:w="1361"/>
             <w:vMerge w:val="restart"/>
             <w:tcBorders>
@@ -21463,7 +21969,7 @@
                 <w:sz w:val="14"/>
                 <w:szCs w:val="14"/>
               </w:rPr>
-              <w:t xml:space="preserve">7.673.018,07</w:t>
+              <w:t xml:space="preserve">7.672.605,39</w:t>
             </w:r>
           </w:p>
         </w:tc>
@@ -21557,7 +22063,7 @@
                 <w:sz w:val="14"/>
                 <w:szCs w:val="14"/>
               </w:rPr>
-              <w:t xml:space="preserve">15.346.036,66 TL</w:t>
+              <w:t xml:space="preserve">15.345.211,30 TL</w:t>
             </w:r>
           </w:p>
         </w:tc>

--- a/belgeler/28_TEKLIF_SUNUM_FORMU_MARFEN.docx
+++ b/belgeler/28_TEKLIF_SUNUM_FORMU_MARFEN.docx
@@ -1471,7 +1471,7 @@
                 <w:sz w:val="14"/>
                 <w:szCs w:val="14"/>
               </w:rPr>
-              <w:t xml:space="preserve">1.684,39</w:t>
+              <w:t xml:space="preserve">1.684,390</w:t>
             </w:r>
           </w:p>
         </w:tc>
@@ -1746,7 +1746,7 @@
                 <w:sz w:val="14"/>
                 <w:szCs w:val="14"/>
               </w:rPr>
-              <w:t xml:space="preserve">31,43</w:t>
+              <w:t xml:space="preserve">31,428</w:t>
             </w:r>
           </w:p>
         </w:tc>
@@ -2021,7 +2021,7 @@
                 <w:sz w:val="14"/>
                 <w:szCs w:val="14"/>
               </w:rPr>
-              <w:t xml:space="preserve">278,34</w:t>
+              <w:t xml:space="preserve">278,340</w:t>
             </w:r>
           </w:p>
         </w:tc>
@@ -2296,7 +2296,7 @@
                 <w:sz w:val="14"/>
                 <w:szCs w:val="14"/>
               </w:rPr>
-              <w:t xml:space="preserve">551,26</w:t>
+              <w:t xml:space="preserve">551,260</w:t>
             </w:r>
           </w:p>
         </w:tc>
@@ -2572,7 +2572,7 @@
                 <w:sz w:val="14"/>
                 <w:szCs w:val="14"/>
               </w:rPr>
-              <w:t xml:space="preserve">4,16</w:t>
+              <w:t xml:space="preserve">4,160</w:t>
             </w:r>
           </w:p>
         </w:tc>
@@ -2824,7 +2824,7 @@
                 <w:sz w:val="14"/>
                 <w:szCs w:val="14"/>
               </w:rPr>
-              <w:t xml:space="preserve">7,29</w:t>
+              <w:t xml:space="preserve">7,287</w:t>
             </w:r>
           </w:p>
         </w:tc>
@@ -3076,7 +3076,7 @@
                 <w:sz w:val="14"/>
                 <w:szCs w:val="14"/>
               </w:rPr>
-              <w:t xml:space="preserve">3,64</w:t>
+              <w:t xml:space="preserve">3,637</w:t>
             </w:r>
           </w:p>
         </w:tc>
@@ -3352,7 +3352,7 @@
                 <w:sz w:val="14"/>
                 <w:szCs w:val="14"/>
               </w:rPr>
-              <w:t xml:space="preserve">44,05</w:t>
+              <w:t xml:space="preserve">44,048</w:t>
             </w:r>
           </w:p>
         </w:tc>
@@ -3604,7 +3604,7 @@
                 <w:sz w:val="14"/>
                 <w:szCs w:val="14"/>
               </w:rPr>
-              <w:t xml:space="preserve">674,00</w:t>
+              <w:t xml:space="preserve">674,000</w:t>
             </w:r>
           </w:p>
         </w:tc>
@@ -3880,7 +3880,7 @@
                 <w:sz w:val="14"/>
                 <w:szCs w:val="14"/>
               </w:rPr>
-              <w:t xml:space="preserve">507,91</w:t>
+              <w:t xml:space="preserve">507,910</w:t>
             </w:r>
           </w:p>
         </w:tc>
@@ -4132,7 +4132,7 @@
                 <w:sz w:val="14"/>
                 <w:szCs w:val="14"/>
               </w:rPr>
-              <w:t xml:space="preserve">49,85</w:t>
+              <w:t xml:space="preserve">49,850</w:t>
             </w:r>
           </w:p>
         </w:tc>
@@ -4384,7 +4384,7 @@
                 <w:sz w:val="14"/>
                 <w:szCs w:val="14"/>
               </w:rPr>
-              <w:t xml:space="preserve">45,00</w:t>
+              <w:t xml:space="preserve">45,000</w:t>
             </w:r>
           </w:p>
         </w:tc>
@@ -4660,7 +4660,7 @@
                 <w:sz w:val="14"/>
                 <w:szCs w:val="14"/>
               </w:rPr>
-              <w:t xml:space="preserve">319,20</w:t>
+              <w:t xml:space="preserve">319,200</w:t>
             </w:r>
           </w:p>
         </w:tc>
@@ -4912,7 +4912,7 @@
                 <w:sz w:val="14"/>
                 <w:szCs w:val="14"/>
               </w:rPr>
-              <w:t xml:space="preserve">51,20</w:t>
+              <w:t xml:space="preserve">51,200</w:t>
             </w:r>
           </w:p>
         </w:tc>
@@ -5188,7 +5188,7 @@
                 <w:sz w:val="14"/>
                 <w:szCs w:val="14"/>
               </w:rPr>
-              <w:t xml:space="preserve">13,40</w:t>
+              <w:t xml:space="preserve">13,400</w:t>
             </w:r>
           </w:p>
         </w:tc>
@@ -5440,7 +5440,7 @@
                 <w:sz w:val="14"/>
                 <w:szCs w:val="14"/>
               </w:rPr>
-              <w:t xml:space="preserve">5,67</w:t>
+              <w:t xml:space="preserve">5,670</w:t>
             </w:r>
           </w:p>
         </w:tc>
@@ -5692,7 +5692,7 @@
                 <w:sz w:val="14"/>
                 <w:szCs w:val="14"/>
               </w:rPr>
-              <w:t xml:space="preserve">54,31</w:t>
+              <w:t xml:space="preserve">54,315</w:t>
             </w:r>
           </w:p>
         </w:tc>
@@ -5968,7 +5968,7 @@
                 <w:sz w:val="14"/>
                 <w:szCs w:val="14"/>
               </w:rPr>
-              <w:t xml:space="preserve">557,76</w:t>
+              <w:t xml:space="preserve">557,760</w:t>
             </w:r>
           </w:p>
         </w:tc>
@@ -6220,7 +6220,7 @@
                 <w:sz w:val="14"/>
                 <w:szCs w:val="14"/>
               </w:rPr>
-              <w:t xml:space="preserve">647,76</w:t>
+              <w:t xml:space="preserve">647,760</w:t>
             </w:r>
           </w:p>
         </w:tc>
@@ -6496,7 +6496,7 @@
                 <w:sz w:val="14"/>
                 <w:szCs w:val="14"/>
               </w:rPr>
-              <w:t xml:space="preserve">557,76</w:t>
+              <w:t xml:space="preserve">557,760</w:t>
             </w:r>
           </w:p>
         </w:tc>
@@ -6748,7 +6748,7 @@
                 <w:sz w:val="14"/>
                 <w:szCs w:val="14"/>
               </w:rPr>
-              <w:t xml:space="preserve">612,76</w:t>
+              <w:t xml:space="preserve">612,760</w:t>
             </w:r>
           </w:p>
         </w:tc>
@@ -7023,7 +7023,7 @@
                 <w:sz w:val="14"/>
                 <w:szCs w:val="14"/>
               </w:rPr>
-              <w:t xml:space="preserve">60,00</w:t>
+              <w:t xml:space="preserve">60,000</w:t>
             </w:r>
           </w:p>
         </w:tc>
@@ -7298,7 +7298,7 @@
                 <w:sz w:val="14"/>
                 <w:szCs w:val="14"/>
               </w:rPr>
-              <w:t xml:space="preserve">25,00</w:t>
+              <w:t xml:space="preserve">25,000</w:t>
             </w:r>
           </w:p>
         </w:tc>
@@ -7574,7 +7574,7 @@
                 <w:sz w:val="14"/>
                 <w:szCs w:val="14"/>
               </w:rPr>
-              <w:t xml:space="preserve">1,00</w:t>
+              <w:t xml:space="preserve">1,000</w:t>
             </w:r>
           </w:p>
         </w:tc>
@@ -7826,7 +7826,7 @@
                 <w:sz w:val="14"/>
                 <w:szCs w:val="14"/>
               </w:rPr>
-              <w:t xml:space="preserve">1,00</w:t>
+              <w:t xml:space="preserve">1,000</w:t>
             </w:r>
           </w:p>
         </w:tc>
@@ -8078,7 +8078,7 @@
                 <w:sz w:val="14"/>
                 <w:szCs w:val="14"/>
               </w:rPr>
-              <w:t xml:space="preserve">2,00</w:t>
+              <w:t xml:space="preserve">2,000</w:t>
             </w:r>
           </w:p>
         </w:tc>
@@ -8330,7 +8330,7 @@
                 <w:sz w:val="14"/>
                 <w:szCs w:val="14"/>
               </w:rPr>
-              <w:t xml:space="preserve">300,00</w:t>
+              <w:t xml:space="preserve">300,000</w:t>
             </w:r>
           </w:p>
         </w:tc>
@@ -8582,7 +8582,7 @@
                 <w:sz w:val="14"/>
                 <w:szCs w:val="14"/>
               </w:rPr>
-              <w:t xml:space="preserve">30,00</w:t>
+              <w:t xml:space="preserve">30,000</w:t>
             </w:r>
           </w:p>
         </w:tc>
@@ -8834,7 +8834,7 @@
                 <w:sz w:val="14"/>
                 <w:szCs w:val="14"/>
               </w:rPr>
-              <w:t xml:space="preserve">2,00</w:t>
+              <w:t xml:space="preserve">2,000</w:t>
             </w:r>
           </w:p>
         </w:tc>
@@ -9086,7 +9086,7 @@
                 <w:sz w:val="14"/>
                 <w:szCs w:val="14"/>
               </w:rPr>
-              <w:t xml:space="preserve">500,00</w:t>
+              <w:t xml:space="preserve">500,000</w:t>
             </w:r>
           </w:p>
         </w:tc>
@@ -9338,7 +9338,7 @@
                 <w:sz w:val="14"/>
                 <w:szCs w:val="14"/>
               </w:rPr>
-              <w:t xml:space="preserve">2.000,00</w:t>
+              <w:t xml:space="preserve">2.000,000</w:t>
             </w:r>
           </w:p>
         </w:tc>
@@ -9590,7 +9590,7 @@
                 <w:sz w:val="14"/>
                 <w:szCs w:val="14"/>
               </w:rPr>
-              <w:t xml:space="preserve">600,00</w:t>
+              <w:t xml:space="preserve">600,000</w:t>
             </w:r>
           </w:p>
         </w:tc>
@@ -9842,7 +9842,7 @@
                 <w:sz w:val="14"/>
                 <w:szCs w:val="14"/>
               </w:rPr>
-              <w:t xml:space="preserve">100,00</w:t>
+              <w:t xml:space="preserve">100,000</w:t>
             </w:r>
           </w:p>
         </w:tc>
@@ -10094,7 +10094,7 @@
                 <w:sz w:val="14"/>
                 <w:szCs w:val="14"/>
               </w:rPr>
-              <w:t xml:space="preserve">186,00</w:t>
+              <w:t xml:space="preserve">186,000</w:t>
             </w:r>
           </w:p>
         </w:tc>
@@ -10346,7 +10346,7 @@
                 <w:sz w:val="14"/>
                 <w:szCs w:val="14"/>
               </w:rPr>
-              <w:t xml:space="preserve">1,00</w:t>
+              <w:t xml:space="preserve">1,000</w:t>
             </w:r>
           </w:p>
         </w:tc>
@@ -10598,7 +10598,7 @@
                 <w:sz w:val="14"/>
                 <w:szCs w:val="14"/>
               </w:rPr>
-              <w:t xml:space="preserve">16,00</w:t>
+              <w:t xml:space="preserve">16,000</w:t>
             </w:r>
           </w:p>
         </w:tc>
@@ -10850,7 +10850,7 @@
                 <w:sz w:val="14"/>
                 <w:szCs w:val="14"/>
               </w:rPr>
-              <w:t xml:space="preserve">1,00</w:t>
+              <w:t xml:space="preserve">1,000</w:t>
             </w:r>
           </w:p>
         </w:tc>
@@ -11102,7 +11102,7 @@
                 <w:sz w:val="14"/>
                 <w:szCs w:val="14"/>
               </w:rPr>
-              <w:t xml:space="preserve">1,00</w:t>
+              <w:t xml:space="preserve">1,000</w:t>
             </w:r>
           </w:p>
         </w:tc>
@@ -11988,7 +11988,7 @@
                 <w:sz w:val="14"/>
                 <w:szCs w:val="14"/>
               </w:rPr>
-              <w:t xml:space="preserve">1.684,38</w:t>
+              <w:t xml:space="preserve">1.684,380</w:t>
             </w:r>
           </w:p>
         </w:tc>
@@ -12263,7 +12263,7 @@
                 <w:sz w:val="14"/>
                 <w:szCs w:val="14"/>
               </w:rPr>
-              <w:t xml:space="preserve">31,43</w:t>
+              <w:t xml:space="preserve">31,428</w:t>
             </w:r>
           </w:p>
         </w:tc>
@@ -12538,7 +12538,7 @@
                 <w:sz w:val="14"/>
                 <w:szCs w:val="14"/>
               </w:rPr>
-              <w:t xml:space="preserve">278,34</w:t>
+              <w:t xml:space="preserve">278,340</w:t>
             </w:r>
           </w:p>
         </w:tc>
@@ -12813,7 +12813,7 @@
                 <w:sz w:val="14"/>
                 <w:szCs w:val="14"/>
               </w:rPr>
-              <w:t xml:space="preserve">551,26</w:t>
+              <w:t xml:space="preserve">551,260</w:t>
             </w:r>
           </w:p>
         </w:tc>
@@ -13089,7 +13089,7 @@
                 <w:sz w:val="14"/>
                 <w:szCs w:val="14"/>
               </w:rPr>
-              <w:t xml:space="preserve">4,16</w:t>
+              <w:t xml:space="preserve">4,160</w:t>
             </w:r>
           </w:p>
         </w:tc>
@@ -13341,7 +13341,7 @@
                 <w:sz w:val="14"/>
                 <w:szCs w:val="14"/>
               </w:rPr>
-              <w:t xml:space="preserve">7,29</w:t>
+              <w:t xml:space="preserve">7,287</w:t>
             </w:r>
           </w:p>
         </w:tc>
@@ -13593,7 +13593,7 @@
                 <w:sz w:val="14"/>
                 <w:szCs w:val="14"/>
               </w:rPr>
-              <w:t xml:space="preserve">3,64</w:t>
+              <w:t xml:space="preserve">3,637</w:t>
             </w:r>
           </w:p>
         </w:tc>
@@ -13869,7 +13869,7 @@
                 <w:sz w:val="14"/>
                 <w:szCs w:val="14"/>
               </w:rPr>
-              <w:t xml:space="preserve">44,05</w:t>
+              <w:t xml:space="preserve">44,048</w:t>
             </w:r>
           </w:p>
         </w:tc>
@@ -14121,7 +14121,7 @@
                 <w:sz w:val="14"/>
                 <w:szCs w:val="14"/>
               </w:rPr>
-              <w:t xml:space="preserve">674,00</w:t>
+              <w:t xml:space="preserve">674,000</w:t>
             </w:r>
           </w:p>
         </w:tc>
@@ -14397,7 +14397,7 @@
                 <w:sz w:val="14"/>
                 <w:szCs w:val="14"/>
               </w:rPr>
-              <w:t xml:space="preserve">507,91</w:t>
+              <w:t xml:space="preserve">507,910</w:t>
             </w:r>
           </w:p>
         </w:tc>
@@ -14649,7 +14649,7 @@
                 <w:sz w:val="14"/>
                 <w:szCs w:val="14"/>
               </w:rPr>
-              <w:t xml:space="preserve">49,85</w:t>
+              <w:t xml:space="preserve">49,850</w:t>
             </w:r>
           </w:p>
         </w:tc>
@@ -14901,7 +14901,7 @@
                 <w:sz w:val="14"/>
                 <w:szCs w:val="14"/>
               </w:rPr>
-              <w:t xml:space="preserve">45,00</w:t>
+              <w:t xml:space="preserve">45,000</w:t>
             </w:r>
           </w:p>
         </w:tc>
@@ -15177,7 +15177,7 @@
                 <w:sz w:val="14"/>
                 <w:szCs w:val="14"/>
               </w:rPr>
-              <w:t xml:space="preserve">319,20</w:t>
+              <w:t xml:space="preserve">319,200</w:t>
             </w:r>
           </w:p>
         </w:tc>
@@ -15429,7 +15429,7 @@
                 <w:sz w:val="14"/>
                 <w:szCs w:val="14"/>
               </w:rPr>
-              <w:t xml:space="preserve">51,20</w:t>
+              <w:t xml:space="preserve">51,200</w:t>
             </w:r>
           </w:p>
         </w:tc>
@@ -15705,7 +15705,7 @@
                 <w:sz w:val="14"/>
                 <w:szCs w:val="14"/>
               </w:rPr>
-              <w:t xml:space="preserve">13,40</w:t>
+              <w:t xml:space="preserve">13,400</w:t>
             </w:r>
           </w:p>
         </w:tc>
@@ -15957,7 +15957,7 @@
                 <w:sz w:val="14"/>
                 <w:szCs w:val="14"/>
               </w:rPr>
-              <w:t xml:space="preserve">5,67</w:t>
+              <w:t xml:space="preserve">5,670</w:t>
             </w:r>
           </w:p>
         </w:tc>
@@ -16209,7 +16209,7 @@
                 <w:sz w:val="14"/>
                 <w:szCs w:val="14"/>
               </w:rPr>
-              <w:t xml:space="preserve">54,31</w:t>
+              <w:t xml:space="preserve">54,315</w:t>
             </w:r>
           </w:p>
         </w:tc>
@@ -16485,7 +16485,7 @@
                 <w:sz w:val="14"/>
                 <w:szCs w:val="14"/>
               </w:rPr>
-              <w:t xml:space="preserve">557,76</w:t>
+              <w:t xml:space="preserve">557,760</w:t>
             </w:r>
           </w:p>
         </w:tc>
@@ -16737,7 +16737,7 @@
                 <w:sz w:val="14"/>
                 <w:szCs w:val="14"/>
               </w:rPr>
-              <w:t xml:space="preserve">647,76</w:t>
+              <w:t xml:space="preserve">647,760</w:t>
             </w:r>
           </w:p>
         </w:tc>
@@ -17013,7 +17013,7 @@
                 <w:sz w:val="14"/>
                 <w:szCs w:val="14"/>
               </w:rPr>
-              <w:t xml:space="preserve">557,76</w:t>
+              <w:t xml:space="preserve">557,760</w:t>
             </w:r>
           </w:p>
         </w:tc>
@@ -17265,7 +17265,7 @@
                 <w:sz w:val="14"/>
                 <w:szCs w:val="14"/>
               </w:rPr>
-              <w:t xml:space="preserve">612,76</w:t>
+              <w:t xml:space="preserve">612,760</w:t>
             </w:r>
           </w:p>
         </w:tc>
@@ -17540,7 +17540,7 @@
                 <w:sz w:val="14"/>
                 <w:szCs w:val="14"/>
               </w:rPr>
-              <w:t xml:space="preserve">60,00</w:t>
+              <w:t xml:space="preserve">60,000</w:t>
             </w:r>
           </w:p>
         </w:tc>
@@ -17815,7 +17815,7 @@
                 <w:sz w:val="14"/>
                 <w:szCs w:val="14"/>
               </w:rPr>
-              <w:t xml:space="preserve">25,00</w:t>
+              <w:t xml:space="preserve">25,000</w:t>
             </w:r>
           </w:p>
         </w:tc>
@@ -18091,7 +18091,7 @@
                 <w:sz w:val="14"/>
                 <w:szCs w:val="14"/>
               </w:rPr>
-              <w:t xml:space="preserve">1,00</w:t>
+              <w:t xml:space="preserve">1,000</w:t>
             </w:r>
           </w:p>
         </w:tc>
@@ -18343,7 +18343,7 @@
                 <w:sz w:val="14"/>
                 <w:szCs w:val="14"/>
               </w:rPr>
-              <w:t xml:space="preserve">1,00</w:t>
+              <w:t xml:space="preserve">1,000</w:t>
             </w:r>
           </w:p>
         </w:tc>
@@ -18595,7 +18595,7 @@
                 <w:sz w:val="14"/>
                 <w:szCs w:val="14"/>
               </w:rPr>
-              <w:t xml:space="preserve">2,00</w:t>
+              <w:t xml:space="preserve">2,000</w:t>
             </w:r>
           </w:p>
         </w:tc>
@@ -18847,7 +18847,7 @@
                 <w:sz w:val="14"/>
                 <w:szCs w:val="14"/>
               </w:rPr>
-              <w:t xml:space="preserve">300,00</w:t>
+              <w:t xml:space="preserve">300,000</w:t>
             </w:r>
           </w:p>
         </w:tc>
@@ -19099,7 +19099,7 @@
                 <w:sz w:val="14"/>
                 <w:szCs w:val="14"/>
               </w:rPr>
-              <w:t xml:space="preserve">30,00</w:t>
+              <w:t xml:space="preserve">30,000</w:t>
             </w:r>
           </w:p>
         </w:tc>
@@ -19351,7 +19351,7 @@
                 <w:sz w:val="14"/>
                 <w:szCs w:val="14"/>
               </w:rPr>
-              <w:t xml:space="preserve">2,00</w:t>
+              <w:t xml:space="preserve">2,000</w:t>
             </w:r>
           </w:p>
         </w:tc>
@@ -19603,7 +19603,7 @@
                 <w:sz w:val="14"/>
                 <w:szCs w:val="14"/>
               </w:rPr>
-              <w:t xml:space="preserve">500,00</w:t>
+              <w:t xml:space="preserve">500,000</w:t>
             </w:r>
           </w:p>
         </w:tc>
@@ -19855,7 +19855,7 @@
                 <w:sz w:val="14"/>
                 <w:szCs w:val="14"/>
               </w:rPr>
-              <w:t xml:space="preserve">2.000,00</w:t>
+              <w:t xml:space="preserve">2.000,000</w:t>
             </w:r>
           </w:p>
         </w:tc>
@@ -20107,7 +20107,7 @@
                 <w:sz w:val="14"/>
                 <w:szCs w:val="14"/>
               </w:rPr>
-              <w:t xml:space="preserve">600,00</w:t>
+              <w:t xml:space="preserve">600,000</w:t>
             </w:r>
           </w:p>
         </w:tc>
@@ -20359,7 +20359,7 @@
                 <w:sz w:val="14"/>
                 <w:szCs w:val="14"/>
               </w:rPr>
-              <w:t xml:space="preserve">100,00</w:t>
+              <w:t xml:space="preserve">100,000</w:t>
             </w:r>
           </w:p>
         </w:tc>
@@ -20611,7 +20611,7 @@
                 <w:sz w:val="14"/>
                 <w:szCs w:val="14"/>
               </w:rPr>
-              <w:t xml:space="preserve">186,00</w:t>
+              <w:t xml:space="preserve">186,000</w:t>
             </w:r>
           </w:p>
         </w:tc>
@@ -20863,7 +20863,7 @@
                 <w:sz w:val="14"/>
                 <w:szCs w:val="14"/>
               </w:rPr>
-              <w:t xml:space="preserve">1,00</w:t>
+              <w:t xml:space="preserve">1,000</w:t>
             </w:r>
           </w:p>
         </w:tc>
@@ -21115,7 +21115,7 @@
                 <w:sz w:val="14"/>
                 <w:szCs w:val="14"/>
               </w:rPr>
-              <w:t xml:space="preserve">16,00</w:t>
+              <w:t xml:space="preserve">16,000</w:t>
             </w:r>
           </w:p>
         </w:tc>
@@ -21367,7 +21367,7 @@
                 <w:sz w:val="14"/>
                 <w:szCs w:val="14"/>
               </w:rPr>
-              <w:t xml:space="preserve">1,00</w:t>
+              <w:t xml:space="preserve">1,000</w:t>
             </w:r>
           </w:p>
         </w:tc>
@@ -21619,7 +21619,7 @@
                 <w:sz w:val="14"/>
                 <w:szCs w:val="14"/>
               </w:rPr>
-              <w:t xml:space="preserve">1,00</w:t>
+              <w:t xml:space="preserve">1,000</w:t>
             </w:r>
           </w:p>
         </w:tc>

--- a/belgeler/28_TEKLIF_SUNUM_FORMU_MARFEN.docx
+++ b/belgeler/28_TEKLIF_SUNUM_FORMU_MARFEN.docx
@@ -10674,510 +10674,6 @@
       <w:tr>
         <w:tc>
           <w:tcPr>
-            <w:vMerge w:val="continue"/>
-            <w:tcBorders>
-              <w:top w:val="single" w:color="808080" w:sz="4"/>
-              <w:left w:val="single" w:color="808080" w:sz="4"/>
-              <w:bottom w:val="single" w:color="808080" w:sz="4"/>
-              <w:right w:val="single" w:color="808080" w:sz="4"/>
-            </w:tcBorders>
-          </w:tcPr>
-          <w:p/>
-        </w:tc>
-        <w:tc>
-          <w:tcPr>
-            <w:tcW w:type="dxa" w:w="454"/>
-            <w:tcBorders>
-              <w:top w:val="single" w:color="808080" w:sz="4"/>
-              <w:left w:val="single" w:color="808080" w:sz="4"/>
-              <w:bottom w:val="single" w:color="808080" w:sz="4"/>
-              <w:right w:val="single" w:color="808080" w:sz="4"/>
-            </w:tcBorders>
-            <w:tcMar>
-              <w:top w:type="dxa" w:w="40"/>
-              <w:left w:type="dxa" w:w="60"/>
-              <w:bottom w:type="dxa" w:w="40"/>
-              <w:right w:type="dxa" w:w="60"/>
-            </w:tcMar>
-            <w:vAlign w:val="top"/>
-          </w:tcPr>
-          <w:p>
-            <w:pPr>
-              <w:spacing w:after="0" w:before="0"/>
-              <w:jc w:val="center"/>
-            </w:pPr>
-            <w:r>
-              <w:rPr>
-                <w:rFonts w:ascii="Calibri" w:cs="Calibri" w:eastAsia="Calibri" w:hAnsi="Calibri"/>
-                <w:b w:val="false"/>
-                <w:bCs w:val="false"/>
-                <w:sz w:val="14"/>
-                <w:szCs w:val="14"/>
-              </w:rPr>
-              <w:t xml:space="preserve">14</w:t>
-            </w:r>
-          </w:p>
-        </w:tc>
-        <w:tc>
-          <w:tcPr>
-            <w:tcW w:type="dxa" w:w="1191"/>
-            <w:tcBorders>
-              <w:top w:val="single" w:color="808080" w:sz="4"/>
-              <w:left w:val="single" w:color="808080" w:sz="4"/>
-              <w:bottom w:val="single" w:color="808080" w:sz="4"/>
-              <w:right w:val="single" w:color="808080" w:sz="4"/>
-            </w:tcBorders>
-            <w:tcMar>
-              <w:top w:type="dxa" w:w="40"/>
-              <w:left w:type="dxa" w:w="60"/>
-              <w:bottom w:type="dxa" w:w="40"/>
-              <w:right w:type="dxa" w:w="60"/>
-            </w:tcMar>
-            <w:vAlign w:val="top"/>
-          </w:tcPr>
-          <w:p>
-            <w:pPr>
-              <w:spacing w:after="0" w:before="0"/>
-              <w:jc w:val="center"/>
-            </w:pPr>
-            <w:r>
-              <w:rPr>
-                <w:rFonts w:ascii="Calibri" w:cs="Calibri" w:eastAsia="Calibri" w:hAnsi="Calibri"/>
-                <w:b w:val="false"/>
-                <w:bCs w:val="false"/>
-                <w:sz w:val="14"/>
-                <w:szCs w:val="14"/>
-              </w:rPr>
-              <w:t xml:space="preserve">30.740.1106</w:t>
-            </w:r>
-          </w:p>
-        </w:tc>
-        <w:tc>
-          <w:tcPr>
-            <w:tcW w:type="dxa" w:w="3458"/>
-            <w:tcBorders>
-              <w:top w:val="single" w:color="808080" w:sz="4"/>
-              <w:left w:val="single" w:color="808080" w:sz="4"/>
-              <w:bottom w:val="single" w:color="808080" w:sz="4"/>
-              <w:right w:val="single" w:color="808080" w:sz="4"/>
-            </w:tcBorders>
-            <w:tcMar>
-              <w:top w:type="dxa" w:w="40"/>
-              <w:left w:type="dxa" w:w="60"/>
-              <w:bottom w:type="dxa" w:w="40"/>
-              <w:right w:type="dxa" w:w="60"/>
-            </w:tcMar>
-            <w:vAlign w:val="top"/>
-          </w:tcPr>
-          <w:p>
-            <w:pPr>
-              <w:spacing w:after="0" w:before="0"/>
-              <w:jc w:val="left"/>
-            </w:pPr>
-            <w:r>
-              <w:rPr>
-                <w:rFonts w:ascii="Calibri" w:cs="Calibri" w:eastAsia="Calibri" w:hAnsi="Calibri"/>
-                <w:b w:val="false"/>
-                <w:bCs w:val="false"/>
-                <w:sz w:val="14"/>
-                <w:szCs w:val="14"/>
-              </w:rPr>
-              <w:t xml:space="preserve">Dizel elektrojen grubu (jeneratör) 63 kVA / 50 kW — dizel motoru su veya hava ile soğuyan cinsten, 1500 d/dak (%25 müteahhit kârı dahil)</w:t>
-            </w:r>
-          </w:p>
-        </w:tc>
-        <w:tc>
-          <w:tcPr>
-            <w:tcW w:type="dxa" w:w="680"/>
-            <w:tcBorders>
-              <w:top w:val="single" w:color="808080" w:sz="4"/>
-              <w:left w:val="single" w:color="808080" w:sz="4"/>
-              <w:bottom w:val="single" w:color="808080" w:sz="4"/>
-              <w:right w:val="single" w:color="808080" w:sz="4"/>
-            </w:tcBorders>
-            <w:tcMar>
-              <w:top w:type="dxa" w:w="40"/>
-              <w:left w:type="dxa" w:w="60"/>
-              <w:bottom w:type="dxa" w:w="40"/>
-              <w:right w:type="dxa" w:w="60"/>
-            </w:tcMar>
-            <w:vAlign w:val="top"/>
-          </w:tcPr>
-          <w:p>
-            <w:pPr>
-              <w:spacing w:after="0" w:before="0"/>
-              <w:jc w:val="center"/>
-            </w:pPr>
-            <w:r>
-              <w:rPr>
-                <w:rFonts w:ascii="Calibri" w:cs="Calibri" w:eastAsia="Calibri" w:hAnsi="Calibri"/>
-                <w:b w:val="false"/>
-                <w:bCs w:val="false"/>
-                <w:sz w:val="14"/>
-                <w:szCs w:val="14"/>
-              </w:rPr>
-              <w:t xml:space="preserve">ad</w:t>
-            </w:r>
-          </w:p>
-        </w:tc>
-        <w:tc>
-          <w:tcPr>
-            <w:tcW w:type="dxa" w:w="850"/>
-            <w:tcBorders>
-              <w:top w:val="single" w:color="808080" w:sz="4"/>
-              <w:left w:val="single" w:color="808080" w:sz="4"/>
-              <w:bottom w:val="single" w:color="808080" w:sz="4"/>
-              <w:right w:val="single" w:color="808080" w:sz="4"/>
-            </w:tcBorders>
-            <w:tcMar>
-              <w:top w:type="dxa" w:w="40"/>
-              <w:left w:type="dxa" w:w="60"/>
-              <w:bottom w:type="dxa" w:w="40"/>
-              <w:right w:type="dxa" w:w="60"/>
-            </w:tcMar>
-            <w:vAlign w:val="top"/>
-          </w:tcPr>
-          <w:p>
-            <w:pPr>
-              <w:spacing w:after="0" w:before="0"/>
-              <w:jc w:val="right"/>
-            </w:pPr>
-            <w:r>
-              <w:rPr>
-                <w:rFonts w:ascii="Calibri" w:cs="Calibri" w:eastAsia="Calibri" w:hAnsi="Calibri"/>
-                <w:b w:val="false"/>
-                <w:bCs w:val="false"/>
-                <w:sz w:val="14"/>
-                <w:szCs w:val="14"/>
-              </w:rPr>
-              <w:t xml:space="preserve">1,000</w:t>
-            </w:r>
-          </w:p>
-        </w:tc>
-        <w:tc>
-          <w:tcPr>
-            <w:tcW w:type="dxa" w:w="1134"/>
-            <w:tcBorders>
-              <w:top w:val="single" w:color="808080" w:sz="4"/>
-              <w:left w:val="single" w:color="808080" w:sz="4"/>
-              <w:bottom w:val="single" w:color="808080" w:sz="4"/>
-              <w:right w:val="single" w:color="808080" w:sz="4"/>
-            </w:tcBorders>
-            <w:tcMar>
-              <w:top w:type="dxa" w:w="40"/>
-              <w:left w:type="dxa" w:w="60"/>
-              <w:bottom w:type="dxa" w:w="40"/>
-              <w:right w:type="dxa" w:w="60"/>
-            </w:tcMar>
-            <w:vAlign w:val="top"/>
-          </w:tcPr>
-          <w:p>
-            <w:pPr>
-              <w:spacing w:after="0" w:before="0"/>
-              <w:jc w:val="right"/>
-            </w:pPr>
-            <w:r>
-              <w:rPr>
-                <w:rFonts w:ascii="Calibri" w:cs="Calibri" w:eastAsia="Calibri" w:hAnsi="Calibri"/>
-                <w:b w:val="false"/>
-                <w:bCs w:val="false"/>
-                <w:sz w:val="14"/>
-                <w:szCs w:val="14"/>
-              </w:rPr>
-              <w:t xml:space="preserve">467.349,29</w:t>
-            </w:r>
-          </w:p>
-        </w:tc>
-        <w:tc>
-          <w:tcPr>
-            <w:tcW w:type="dxa" w:w="1304"/>
-            <w:tcBorders>
-              <w:top w:val="single" w:color="808080" w:sz="4"/>
-              <w:left w:val="single" w:color="808080" w:sz="4"/>
-              <w:bottom w:val="single" w:color="808080" w:sz="4"/>
-              <w:right w:val="single" w:color="808080" w:sz="4"/>
-            </w:tcBorders>
-            <w:tcMar>
-              <w:top w:type="dxa" w:w="40"/>
-              <w:left w:type="dxa" w:w="60"/>
-              <w:bottom w:type="dxa" w:w="40"/>
-              <w:right w:type="dxa" w:w="60"/>
-            </w:tcMar>
-            <w:vAlign w:val="top"/>
-          </w:tcPr>
-          <w:p>
-            <w:pPr>
-              <w:spacing w:after="0" w:before="0"/>
-              <w:jc w:val="right"/>
-            </w:pPr>
-            <w:r>
-              <w:rPr>
-                <w:rFonts w:ascii="Calibri" w:cs="Calibri" w:eastAsia="Calibri" w:hAnsi="Calibri"/>
-                <w:b w:val="false"/>
-                <w:bCs w:val="false"/>
-                <w:sz w:val="14"/>
-                <w:szCs w:val="14"/>
-              </w:rPr>
-              <w:t xml:space="preserve">467.349,29</w:t>
-            </w:r>
-          </w:p>
-        </w:tc>
-      </w:tr>
-      <w:tr>
-        <w:tc>
-          <w:tcPr>
-            <w:vMerge w:val="continue"/>
-            <w:tcBorders>
-              <w:top w:val="single" w:color="808080" w:sz="4"/>
-              <w:left w:val="single" w:color="808080" w:sz="4"/>
-              <w:bottom w:val="single" w:color="808080" w:sz="4"/>
-              <w:right w:val="single" w:color="808080" w:sz="4"/>
-            </w:tcBorders>
-          </w:tcPr>
-          <w:p/>
-        </w:tc>
-        <w:tc>
-          <w:tcPr>
-            <w:tcW w:type="dxa" w:w="454"/>
-            <w:tcBorders>
-              <w:top w:val="single" w:color="808080" w:sz="4"/>
-              <w:left w:val="single" w:color="808080" w:sz="4"/>
-              <w:bottom w:val="single" w:color="808080" w:sz="4"/>
-              <w:right w:val="single" w:color="808080" w:sz="4"/>
-            </w:tcBorders>
-            <w:tcMar>
-              <w:top w:type="dxa" w:w="40"/>
-              <w:left w:type="dxa" w:w="60"/>
-              <w:bottom w:type="dxa" w:w="40"/>
-              <w:right w:type="dxa" w:w="60"/>
-            </w:tcMar>
-            <w:vAlign w:val="top"/>
-          </w:tcPr>
-          <w:p>
-            <w:pPr>
-              <w:spacing w:after="0" w:before="0"/>
-              <w:jc w:val="center"/>
-            </w:pPr>
-            <w:r>
-              <w:rPr>
-                <w:rFonts w:ascii="Calibri" w:cs="Calibri" w:eastAsia="Calibri" w:hAnsi="Calibri"/>
-                <w:b w:val="false"/>
-                <w:bCs w:val="false"/>
-                <w:sz w:val="14"/>
-                <w:szCs w:val="14"/>
-              </w:rPr>
-              <w:t xml:space="preserve">15</w:t>
-            </w:r>
-          </w:p>
-        </w:tc>
-        <w:tc>
-          <w:tcPr>
-            <w:tcW w:type="dxa" w:w="1191"/>
-            <w:tcBorders>
-              <w:top w:val="single" w:color="808080" w:sz="4"/>
-              <w:left w:val="single" w:color="808080" w:sz="4"/>
-              <w:bottom w:val="single" w:color="808080" w:sz="4"/>
-              <w:right w:val="single" w:color="808080" w:sz="4"/>
-            </w:tcBorders>
-            <w:tcMar>
-              <w:top w:type="dxa" w:w="40"/>
-              <w:left w:type="dxa" w:w="60"/>
-              <w:bottom w:type="dxa" w:w="40"/>
-              <w:right w:type="dxa" w:w="60"/>
-            </w:tcMar>
-            <w:vAlign w:val="top"/>
-          </w:tcPr>
-          <w:p>
-            <w:pPr>
-              <w:spacing w:after="0" w:before="0"/>
-              <w:jc w:val="center"/>
-            </w:pPr>
-            <w:r>
-              <w:rPr>
-                <w:rFonts w:ascii="Calibri" w:cs="Calibri" w:eastAsia="Calibri" w:hAnsi="Calibri"/>
-                <w:b w:val="false"/>
-                <w:bCs w:val="false"/>
-                <w:sz w:val="14"/>
-                <w:szCs w:val="14"/>
-              </w:rPr>
-              <w:t xml:space="preserve">30.740.5406</w:t>
-            </w:r>
-          </w:p>
-        </w:tc>
-        <w:tc>
-          <w:tcPr>
-            <w:tcW w:type="dxa" w:w="3458"/>
-            <w:tcBorders>
-              <w:top w:val="single" w:color="808080" w:sz="4"/>
-              <w:left w:val="single" w:color="808080" w:sz="4"/>
-              <w:bottom w:val="single" w:color="808080" w:sz="4"/>
-              <w:right w:val="single" w:color="808080" w:sz="4"/>
-            </w:tcBorders>
-            <w:tcMar>
-              <w:top w:type="dxa" w:w="40"/>
-              <w:left w:type="dxa" w:w="60"/>
-              <w:bottom w:type="dxa" w:w="40"/>
-              <w:right w:type="dxa" w:w="60"/>
-            </w:tcMar>
-            <w:vAlign w:val="top"/>
-          </w:tcPr>
-          <w:p>
-            <w:pPr>
-              <w:spacing w:after="0" w:before="0"/>
-              <w:jc w:val="left"/>
-            </w:pPr>
-            <w:r>
-              <w:rPr>
-                <w:rFonts w:ascii="Calibri" w:cs="Calibri" w:eastAsia="Calibri" w:hAnsi="Calibri"/>
-                <w:b w:val="false"/>
-                <w:bCs w:val="false"/>
-                <w:sz w:val="14"/>
-                <w:szCs w:val="14"/>
-              </w:rPr>
-              <w:t xml:space="preserve">Jeneratör ses izolasyon kabini — 63 kVA (%25 müteahhit kârı dahil)</w:t>
-            </w:r>
-          </w:p>
-        </w:tc>
-        <w:tc>
-          <w:tcPr>
-            <w:tcW w:type="dxa" w:w="680"/>
-            <w:tcBorders>
-              <w:top w:val="single" w:color="808080" w:sz="4"/>
-              <w:left w:val="single" w:color="808080" w:sz="4"/>
-              <w:bottom w:val="single" w:color="808080" w:sz="4"/>
-              <w:right w:val="single" w:color="808080" w:sz="4"/>
-            </w:tcBorders>
-            <w:tcMar>
-              <w:top w:type="dxa" w:w="40"/>
-              <w:left w:type="dxa" w:w="60"/>
-              <w:bottom w:type="dxa" w:w="40"/>
-              <w:right w:type="dxa" w:w="60"/>
-            </w:tcMar>
-            <w:vAlign w:val="top"/>
-          </w:tcPr>
-          <w:p>
-            <w:pPr>
-              <w:spacing w:after="0" w:before="0"/>
-              <w:jc w:val="center"/>
-            </w:pPr>
-            <w:r>
-              <w:rPr>
-                <w:rFonts w:ascii="Calibri" w:cs="Calibri" w:eastAsia="Calibri" w:hAnsi="Calibri"/>
-                <w:b w:val="false"/>
-                <w:bCs w:val="false"/>
-                <w:sz w:val="14"/>
-                <w:szCs w:val="14"/>
-              </w:rPr>
-              <w:t xml:space="preserve">ad</w:t>
-            </w:r>
-          </w:p>
-        </w:tc>
-        <w:tc>
-          <w:tcPr>
-            <w:tcW w:type="dxa" w:w="850"/>
-            <w:tcBorders>
-              <w:top w:val="single" w:color="808080" w:sz="4"/>
-              <w:left w:val="single" w:color="808080" w:sz="4"/>
-              <w:bottom w:val="single" w:color="808080" w:sz="4"/>
-              <w:right w:val="single" w:color="808080" w:sz="4"/>
-            </w:tcBorders>
-            <w:tcMar>
-              <w:top w:type="dxa" w:w="40"/>
-              <w:left w:type="dxa" w:w="60"/>
-              <w:bottom w:type="dxa" w:w="40"/>
-              <w:right w:type="dxa" w:w="60"/>
-            </w:tcMar>
-            <w:vAlign w:val="top"/>
-          </w:tcPr>
-          <w:p>
-            <w:pPr>
-              <w:spacing w:after="0" w:before="0"/>
-              <w:jc w:val="right"/>
-            </w:pPr>
-            <w:r>
-              <w:rPr>
-                <w:rFonts w:ascii="Calibri" w:cs="Calibri" w:eastAsia="Calibri" w:hAnsi="Calibri"/>
-                <w:b w:val="false"/>
-                <w:bCs w:val="false"/>
-                <w:sz w:val="14"/>
-                <w:szCs w:val="14"/>
-              </w:rPr>
-              <w:t xml:space="preserve">1,000</w:t>
-            </w:r>
-          </w:p>
-        </w:tc>
-        <w:tc>
-          <w:tcPr>
-            <w:tcW w:type="dxa" w:w="1134"/>
-            <w:tcBorders>
-              <w:top w:val="single" w:color="808080" w:sz="4"/>
-              <w:left w:val="single" w:color="808080" w:sz="4"/>
-              <w:bottom w:val="single" w:color="808080" w:sz="4"/>
-              <w:right w:val="single" w:color="808080" w:sz="4"/>
-            </w:tcBorders>
-            <w:tcMar>
-              <w:top w:type="dxa" w:w="40"/>
-              <w:left w:type="dxa" w:w="60"/>
-              <w:bottom w:type="dxa" w:w="40"/>
-              <w:right w:type="dxa" w:w="60"/>
-            </w:tcMar>
-            <w:vAlign w:val="top"/>
-          </w:tcPr>
-          <w:p>
-            <w:pPr>
-              <w:spacing w:after="0" w:before="0"/>
-              <w:jc w:val="right"/>
-            </w:pPr>
-            <w:r>
-              <w:rPr>
-                <w:rFonts w:ascii="Calibri" w:cs="Calibri" w:eastAsia="Calibri" w:hAnsi="Calibri"/>
-                <w:b w:val="false"/>
-                <w:bCs w:val="false"/>
-                <w:sz w:val="14"/>
-                <w:szCs w:val="14"/>
-              </w:rPr>
-              <w:t xml:space="preserve">79.653,55</w:t>
-            </w:r>
-          </w:p>
-        </w:tc>
-        <w:tc>
-          <w:tcPr>
-            <w:tcW w:type="dxa" w:w="1304"/>
-            <w:tcBorders>
-              <w:top w:val="single" w:color="808080" w:sz="4"/>
-              <w:left w:val="single" w:color="808080" w:sz="4"/>
-              <w:bottom w:val="single" w:color="808080" w:sz="4"/>
-              <w:right w:val="single" w:color="808080" w:sz="4"/>
-            </w:tcBorders>
-            <w:tcMar>
-              <w:top w:type="dxa" w:w="40"/>
-              <w:left w:type="dxa" w:w="60"/>
-              <w:bottom w:type="dxa" w:w="40"/>
-              <w:right w:type="dxa" w:w="60"/>
-            </w:tcMar>
-            <w:vAlign w:val="top"/>
-          </w:tcPr>
-          <w:p>
-            <w:pPr>
-              <w:spacing w:after="0" w:before="0"/>
-              <w:jc w:val="right"/>
-            </w:pPr>
-            <w:r>
-              <w:rPr>
-                <w:rFonts w:ascii="Calibri" w:cs="Calibri" w:eastAsia="Calibri" w:hAnsi="Calibri"/>
-                <w:b w:val="false"/>
-                <w:bCs w:val="false"/>
-                <w:sz w:val="14"/>
-                <w:szCs w:val="14"/>
-              </w:rPr>
-              <w:t xml:space="preserve">79.653,55</w:t>
-            </w:r>
-          </w:p>
-        </w:tc>
-      </w:tr>
-      <w:tr>
-        <w:tc>
-          <w:tcPr>
             <w:tcW w:type="dxa" w:w="1361"/>
             <w:tcBorders>
               <w:top w:val="single" w:color="808080" w:sz="4"/>
@@ -11452,7 +10948,7 @@
                 <w:sz w:val="14"/>
                 <w:szCs w:val="14"/>
               </w:rPr>
-              <w:t xml:space="preserve">7.672.605,91</w:t>
+              <w:t xml:space="preserve">7.125.603,07</w:t>
             </w:r>
           </w:p>
         </w:tc>
@@ -21191,510 +20687,6 @@
       <w:tr>
         <w:tc>
           <w:tcPr>
-            <w:vMerge w:val="continue"/>
-            <w:tcBorders>
-              <w:top w:val="single" w:color="808080" w:sz="4"/>
-              <w:left w:val="single" w:color="808080" w:sz="4"/>
-              <w:bottom w:val="single" w:color="808080" w:sz="4"/>
-              <w:right w:val="single" w:color="808080" w:sz="4"/>
-            </w:tcBorders>
-          </w:tcPr>
-          <w:p/>
-        </w:tc>
-        <w:tc>
-          <w:tcPr>
-            <w:tcW w:type="dxa" w:w="454"/>
-            <w:tcBorders>
-              <w:top w:val="single" w:color="808080" w:sz="4"/>
-              <w:left w:val="single" w:color="808080" w:sz="4"/>
-              <w:bottom w:val="single" w:color="808080" w:sz="4"/>
-              <w:right w:val="single" w:color="808080" w:sz="4"/>
-            </w:tcBorders>
-            <w:tcMar>
-              <w:top w:type="dxa" w:w="40"/>
-              <w:left w:type="dxa" w:w="60"/>
-              <w:bottom w:type="dxa" w:w="40"/>
-              <w:right w:type="dxa" w:w="60"/>
-            </w:tcMar>
-            <w:vAlign w:val="top"/>
-          </w:tcPr>
-          <w:p>
-            <w:pPr>
-              <w:spacing w:after="0" w:before="0"/>
-              <w:jc w:val="center"/>
-            </w:pPr>
-            <w:r>
-              <w:rPr>
-                <w:rFonts w:ascii="Calibri" w:cs="Calibri" w:eastAsia="Calibri" w:hAnsi="Calibri"/>
-                <w:b w:val="false"/>
-                <w:bCs w:val="false"/>
-                <w:sz w:val="14"/>
-                <w:szCs w:val="14"/>
-              </w:rPr>
-              <w:t xml:space="preserve">14</w:t>
-            </w:r>
-          </w:p>
-        </w:tc>
-        <w:tc>
-          <w:tcPr>
-            <w:tcW w:type="dxa" w:w="1191"/>
-            <w:tcBorders>
-              <w:top w:val="single" w:color="808080" w:sz="4"/>
-              <w:left w:val="single" w:color="808080" w:sz="4"/>
-              <w:bottom w:val="single" w:color="808080" w:sz="4"/>
-              <w:right w:val="single" w:color="808080" w:sz="4"/>
-            </w:tcBorders>
-            <w:tcMar>
-              <w:top w:type="dxa" w:w="40"/>
-              <w:left w:type="dxa" w:w="60"/>
-              <w:bottom w:type="dxa" w:w="40"/>
-              <w:right w:type="dxa" w:w="60"/>
-            </w:tcMar>
-            <w:vAlign w:val="top"/>
-          </w:tcPr>
-          <w:p>
-            <w:pPr>
-              <w:spacing w:after="0" w:before="0"/>
-              <w:jc w:val="center"/>
-            </w:pPr>
-            <w:r>
-              <w:rPr>
-                <w:rFonts w:ascii="Calibri" w:cs="Calibri" w:eastAsia="Calibri" w:hAnsi="Calibri"/>
-                <w:b w:val="false"/>
-                <w:bCs w:val="false"/>
-                <w:sz w:val="14"/>
-                <w:szCs w:val="14"/>
-              </w:rPr>
-              <w:t xml:space="preserve">30.740.1106</w:t>
-            </w:r>
-          </w:p>
-        </w:tc>
-        <w:tc>
-          <w:tcPr>
-            <w:tcW w:type="dxa" w:w="3458"/>
-            <w:tcBorders>
-              <w:top w:val="single" w:color="808080" w:sz="4"/>
-              <w:left w:val="single" w:color="808080" w:sz="4"/>
-              <w:bottom w:val="single" w:color="808080" w:sz="4"/>
-              <w:right w:val="single" w:color="808080" w:sz="4"/>
-            </w:tcBorders>
-            <w:tcMar>
-              <w:top w:type="dxa" w:w="40"/>
-              <w:left w:type="dxa" w:w="60"/>
-              <w:bottom w:type="dxa" w:w="40"/>
-              <w:right w:type="dxa" w:w="60"/>
-            </w:tcMar>
-            <w:vAlign w:val="top"/>
-          </w:tcPr>
-          <w:p>
-            <w:pPr>
-              <w:spacing w:after="0" w:before="0"/>
-              <w:jc w:val="left"/>
-            </w:pPr>
-            <w:r>
-              <w:rPr>
-                <w:rFonts w:ascii="Calibri" w:cs="Calibri" w:eastAsia="Calibri" w:hAnsi="Calibri"/>
-                <w:b w:val="false"/>
-                <w:bCs w:val="false"/>
-                <w:sz w:val="14"/>
-                <w:szCs w:val="14"/>
-              </w:rPr>
-              <w:t xml:space="preserve">Dizel elektrojen grubu (jeneratör) 63 kVA / 50 kW — dizel motoru su veya hava ile soğuyan cinsten, 1500 d/dak (%25 müteahhit kârı dahil)</w:t>
-            </w:r>
-          </w:p>
-        </w:tc>
-        <w:tc>
-          <w:tcPr>
-            <w:tcW w:type="dxa" w:w="680"/>
-            <w:tcBorders>
-              <w:top w:val="single" w:color="808080" w:sz="4"/>
-              <w:left w:val="single" w:color="808080" w:sz="4"/>
-              <w:bottom w:val="single" w:color="808080" w:sz="4"/>
-              <w:right w:val="single" w:color="808080" w:sz="4"/>
-            </w:tcBorders>
-            <w:tcMar>
-              <w:top w:type="dxa" w:w="40"/>
-              <w:left w:type="dxa" w:w="60"/>
-              <w:bottom w:type="dxa" w:w="40"/>
-              <w:right w:type="dxa" w:w="60"/>
-            </w:tcMar>
-            <w:vAlign w:val="top"/>
-          </w:tcPr>
-          <w:p>
-            <w:pPr>
-              <w:spacing w:after="0" w:before="0"/>
-              <w:jc w:val="center"/>
-            </w:pPr>
-            <w:r>
-              <w:rPr>
-                <w:rFonts w:ascii="Calibri" w:cs="Calibri" w:eastAsia="Calibri" w:hAnsi="Calibri"/>
-                <w:b w:val="false"/>
-                <w:bCs w:val="false"/>
-                <w:sz w:val="14"/>
-                <w:szCs w:val="14"/>
-              </w:rPr>
-              <w:t xml:space="preserve">ad</w:t>
-            </w:r>
-          </w:p>
-        </w:tc>
-        <w:tc>
-          <w:tcPr>
-            <w:tcW w:type="dxa" w:w="850"/>
-            <w:tcBorders>
-              <w:top w:val="single" w:color="808080" w:sz="4"/>
-              <w:left w:val="single" w:color="808080" w:sz="4"/>
-              <w:bottom w:val="single" w:color="808080" w:sz="4"/>
-              <w:right w:val="single" w:color="808080" w:sz="4"/>
-            </w:tcBorders>
-            <w:tcMar>
-              <w:top w:type="dxa" w:w="40"/>
-              <w:left w:type="dxa" w:w="60"/>
-              <w:bottom w:type="dxa" w:w="40"/>
-              <w:right w:type="dxa" w:w="60"/>
-            </w:tcMar>
-            <w:vAlign w:val="top"/>
-          </w:tcPr>
-          <w:p>
-            <w:pPr>
-              <w:spacing w:after="0" w:before="0"/>
-              <w:jc w:val="right"/>
-            </w:pPr>
-            <w:r>
-              <w:rPr>
-                <w:rFonts w:ascii="Calibri" w:cs="Calibri" w:eastAsia="Calibri" w:hAnsi="Calibri"/>
-                <w:b w:val="false"/>
-                <w:bCs w:val="false"/>
-                <w:sz w:val="14"/>
-                <w:szCs w:val="14"/>
-              </w:rPr>
-              <w:t xml:space="preserve">1,000</w:t>
-            </w:r>
-          </w:p>
-        </w:tc>
-        <w:tc>
-          <w:tcPr>
-            <w:tcW w:type="dxa" w:w="1134"/>
-            <w:tcBorders>
-              <w:top w:val="single" w:color="808080" w:sz="4"/>
-              <w:left w:val="single" w:color="808080" w:sz="4"/>
-              <w:bottom w:val="single" w:color="808080" w:sz="4"/>
-              <w:right w:val="single" w:color="808080" w:sz="4"/>
-            </w:tcBorders>
-            <w:tcMar>
-              <w:top w:type="dxa" w:w="40"/>
-              <w:left w:type="dxa" w:w="60"/>
-              <w:bottom w:type="dxa" w:w="40"/>
-              <w:right w:type="dxa" w:w="60"/>
-            </w:tcMar>
-            <w:vAlign w:val="top"/>
-          </w:tcPr>
-          <w:p>
-            <w:pPr>
-              <w:spacing w:after="0" w:before="0"/>
-              <w:jc w:val="right"/>
-            </w:pPr>
-            <w:r>
-              <w:rPr>
-                <w:rFonts w:ascii="Calibri" w:cs="Calibri" w:eastAsia="Calibri" w:hAnsi="Calibri"/>
-                <w:b w:val="false"/>
-                <w:bCs w:val="false"/>
-                <w:sz w:val="14"/>
-                <w:szCs w:val="14"/>
-              </w:rPr>
-              <w:t xml:space="preserve">467.349,29</w:t>
-            </w:r>
-          </w:p>
-        </w:tc>
-        <w:tc>
-          <w:tcPr>
-            <w:tcW w:type="dxa" w:w="1304"/>
-            <w:tcBorders>
-              <w:top w:val="single" w:color="808080" w:sz="4"/>
-              <w:left w:val="single" w:color="808080" w:sz="4"/>
-              <w:bottom w:val="single" w:color="808080" w:sz="4"/>
-              <w:right w:val="single" w:color="808080" w:sz="4"/>
-            </w:tcBorders>
-            <w:tcMar>
-              <w:top w:type="dxa" w:w="40"/>
-              <w:left w:type="dxa" w:w="60"/>
-              <w:bottom w:type="dxa" w:w="40"/>
-              <w:right w:type="dxa" w:w="60"/>
-            </w:tcMar>
-            <w:vAlign w:val="top"/>
-          </w:tcPr>
-          <w:p>
-            <w:pPr>
-              <w:spacing w:after="0" w:before="0"/>
-              <w:jc w:val="right"/>
-            </w:pPr>
-            <w:r>
-              <w:rPr>
-                <w:rFonts w:ascii="Calibri" w:cs="Calibri" w:eastAsia="Calibri" w:hAnsi="Calibri"/>
-                <w:b w:val="false"/>
-                <w:bCs w:val="false"/>
-                <w:sz w:val="14"/>
-                <w:szCs w:val="14"/>
-              </w:rPr>
-              <w:t xml:space="preserve">467.349,29</w:t>
-            </w:r>
-          </w:p>
-        </w:tc>
-      </w:tr>
-      <w:tr>
-        <w:tc>
-          <w:tcPr>
-            <w:vMerge w:val="continue"/>
-            <w:tcBorders>
-              <w:top w:val="single" w:color="808080" w:sz="4"/>
-              <w:left w:val="single" w:color="808080" w:sz="4"/>
-              <w:bottom w:val="single" w:color="808080" w:sz="4"/>
-              <w:right w:val="single" w:color="808080" w:sz="4"/>
-            </w:tcBorders>
-          </w:tcPr>
-          <w:p/>
-        </w:tc>
-        <w:tc>
-          <w:tcPr>
-            <w:tcW w:type="dxa" w:w="454"/>
-            <w:tcBorders>
-              <w:top w:val="single" w:color="808080" w:sz="4"/>
-              <w:left w:val="single" w:color="808080" w:sz="4"/>
-              <w:bottom w:val="single" w:color="808080" w:sz="4"/>
-              <w:right w:val="single" w:color="808080" w:sz="4"/>
-            </w:tcBorders>
-            <w:tcMar>
-              <w:top w:type="dxa" w:w="40"/>
-              <w:left w:type="dxa" w:w="60"/>
-              <w:bottom w:type="dxa" w:w="40"/>
-              <w:right w:type="dxa" w:w="60"/>
-            </w:tcMar>
-            <w:vAlign w:val="top"/>
-          </w:tcPr>
-          <w:p>
-            <w:pPr>
-              <w:spacing w:after="0" w:before="0"/>
-              <w:jc w:val="center"/>
-            </w:pPr>
-            <w:r>
-              <w:rPr>
-                <w:rFonts w:ascii="Calibri" w:cs="Calibri" w:eastAsia="Calibri" w:hAnsi="Calibri"/>
-                <w:b w:val="false"/>
-                <w:bCs w:val="false"/>
-                <w:sz w:val="14"/>
-                <w:szCs w:val="14"/>
-              </w:rPr>
-              <w:t xml:space="preserve">15</w:t>
-            </w:r>
-          </w:p>
-        </w:tc>
-        <w:tc>
-          <w:tcPr>
-            <w:tcW w:type="dxa" w:w="1191"/>
-            <w:tcBorders>
-              <w:top w:val="single" w:color="808080" w:sz="4"/>
-              <w:left w:val="single" w:color="808080" w:sz="4"/>
-              <w:bottom w:val="single" w:color="808080" w:sz="4"/>
-              <w:right w:val="single" w:color="808080" w:sz="4"/>
-            </w:tcBorders>
-            <w:tcMar>
-              <w:top w:type="dxa" w:w="40"/>
-              <w:left w:type="dxa" w:w="60"/>
-              <w:bottom w:type="dxa" w:w="40"/>
-              <w:right w:type="dxa" w:w="60"/>
-            </w:tcMar>
-            <w:vAlign w:val="top"/>
-          </w:tcPr>
-          <w:p>
-            <w:pPr>
-              <w:spacing w:after="0" w:before="0"/>
-              <w:jc w:val="center"/>
-            </w:pPr>
-            <w:r>
-              <w:rPr>
-                <w:rFonts w:ascii="Calibri" w:cs="Calibri" w:eastAsia="Calibri" w:hAnsi="Calibri"/>
-                <w:b w:val="false"/>
-                <w:bCs w:val="false"/>
-                <w:sz w:val="14"/>
-                <w:szCs w:val="14"/>
-              </w:rPr>
-              <w:t xml:space="preserve">30.740.5406</w:t>
-            </w:r>
-          </w:p>
-        </w:tc>
-        <w:tc>
-          <w:tcPr>
-            <w:tcW w:type="dxa" w:w="3458"/>
-            <w:tcBorders>
-              <w:top w:val="single" w:color="808080" w:sz="4"/>
-              <w:left w:val="single" w:color="808080" w:sz="4"/>
-              <w:bottom w:val="single" w:color="808080" w:sz="4"/>
-              <w:right w:val="single" w:color="808080" w:sz="4"/>
-            </w:tcBorders>
-            <w:tcMar>
-              <w:top w:type="dxa" w:w="40"/>
-              <w:left w:type="dxa" w:w="60"/>
-              <w:bottom w:type="dxa" w:w="40"/>
-              <w:right w:type="dxa" w:w="60"/>
-            </w:tcMar>
-            <w:vAlign w:val="top"/>
-          </w:tcPr>
-          <w:p>
-            <w:pPr>
-              <w:spacing w:after="0" w:before="0"/>
-              <w:jc w:val="left"/>
-            </w:pPr>
-            <w:r>
-              <w:rPr>
-                <w:rFonts w:ascii="Calibri" w:cs="Calibri" w:eastAsia="Calibri" w:hAnsi="Calibri"/>
-                <w:b w:val="false"/>
-                <w:bCs w:val="false"/>
-                <w:sz w:val="14"/>
-                <w:szCs w:val="14"/>
-              </w:rPr>
-              <w:t xml:space="preserve">Jeneratör ses izolasyon kabini — 63 kVA (%25 müteahhit kârı dahil)</w:t>
-            </w:r>
-          </w:p>
-        </w:tc>
-        <w:tc>
-          <w:tcPr>
-            <w:tcW w:type="dxa" w:w="680"/>
-            <w:tcBorders>
-              <w:top w:val="single" w:color="808080" w:sz="4"/>
-              <w:left w:val="single" w:color="808080" w:sz="4"/>
-              <w:bottom w:val="single" w:color="808080" w:sz="4"/>
-              <w:right w:val="single" w:color="808080" w:sz="4"/>
-            </w:tcBorders>
-            <w:tcMar>
-              <w:top w:type="dxa" w:w="40"/>
-              <w:left w:type="dxa" w:w="60"/>
-              <w:bottom w:type="dxa" w:w="40"/>
-              <w:right w:type="dxa" w:w="60"/>
-            </w:tcMar>
-            <w:vAlign w:val="top"/>
-          </w:tcPr>
-          <w:p>
-            <w:pPr>
-              <w:spacing w:after="0" w:before="0"/>
-              <w:jc w:val="center"/>
-            </w:pPr>
-            <w:r>
-              <w:rPr>
-                <w:rFonts w:ascii="Calibri" w:cs="Calibri" w:eastAsia="Calibri" w:hAnsi="Calibri"/>
-                <w:b w:val="false"/>
-                <w:bCs w:val="false"/>
-                <w:sz w:val="14"/>
-                <w:szCs w:val="14"/>
-              </w:rPr>
-              <w:t xml:space="preserve">ad</w:t>
-            </w:r>
-          </w:p>
-        </w:tc>
-        <w:tc>
-          <w:tcPr>
-            <w:tcW w:type="dxa" w:w="850"/>
-            <w:tcBorders>
-              <w:top w:val="single" w:color="808080" w:sz="4"/>
-              <w:left w:val="single" w:color="808080" w:sz="4"/>
-              <w:bottom w:val="single" w:color="808080" w:sz="4"/>
-              <w:right w:val="single" w:color="808080" w:sz="4"/>
-            </w:tcBorders>
-            <w:tcMar>
-              <w:top w:type="dxa" w:w="40"/>
-              <w:left w:type="dxa" w:w="60"/>
-              <w:bottom w:type="dxa" w:w="40"/>
-              <w:right w:type="dxa" w:w="60"/>
-            </w:tcMar>
-            <w:vAlign w:val="top"/>
-          </w:tcPr>
-          <w:p>
-            <w:pPr>
-              <w:spacing w:after="0" w:before="0"/>
-              <w:jc w:val="right"/>
-            </w:pPr>
-            <w:r>
-              <w:rPr>
-                <w:rFonts w:ascii="Calibri" w:cs="Calibri" w:eastAsia="Calibri" w:hAnsi="Calibri"/>
-                <w:b w:val="false"/>
-                <w:bCs w:val="false"/>
-                <w:sz w:val="14"/>
-                <w:szCs w:val="14"/>
-              </w:rPr>
-              <w:t xml:space="preserve">1,000</w:t>
-            </w:r>
-          </w:p>
-        </w:tc>
-        <w:tc>
-          <w:tcPr>
-            <w:tcW w:type="dxa" w:w="1134"/>
-            <w:tcBorders>
-              <w:top w:val="single" w:color="808080" w:sz="4"/>
-              <w:left w:val="single" w:color="808080" w:sz="4"/>
-              <w:bottom w:val="single" w:color="808080" w:sz="4"/>
-              <w:right w:val="single" w:color="808080" w:sz="4"/>
-            </w:tcBorders>
-            <w:tcMar>
-              <w:top w:type="dxa" w:w="40"/>
-              <w:left w:type="dxa" w:w="60"/>
-              <w:bottom w:type="dxa" w:w="40"/>
-              <w:right w:type="dxa" w:w="60"/>
-            </w:tcMar>
-            <w:vAlign w:val="top"/>
-          </w:tcPr>
-          <w:p>
-            <w:pPr>
-              <w:spacing w:after="0" w:before="0"/>
-              <w:jc w:val="right"/>
-            </w:pPr>
-            <w:r>
-              <w:rPr>
-                <w:rFonts w:ascii="Calibri" w:cs="Calibri" w:eastAsia="Calibri" w:hAnsi="Calibri"/>
-                <w:b w:val="false"/>
-                <w:bCs w:val="false"/>
-                <w:sz w:val="14"/>
-                <w:szCs w:val="14"/>
-              </w:rPr>
-              <w:t xml:space="preserve">79.653,55</w:t>
-            </w:r>
-          </w:p>
-        </w:tc>
-        <w:tc>
-          <w:tcPr>
-            <w:tcW w:type="dxa" w:w="1304"/>
-            <w:tcBorders>
-              <w:top w:val="single" w:color="808080" w:sz="4"/>
-              <w:left w:val="single" w:color="808080" w:sz="4"/>
-              <w:bottom w:val="single" w:color="808080" w:sz="4"/>
-              <w:right w:val="single" w:color="808080" w:sz="4"/>
-            </w:tcBorders>
-            <w:tcMar>
-              <w:top w:type="dxa" w:w="40"/>
-              <w:left w:type="dxa" w:w="60"/>
-              <w:bottom w:type="dxa" w:w="40"/>
-              <w:right w:type="dxa" w:w="60"/>
-            </w:tcMar>
-            <w:vAlign w:val="top"/>
-          </w:tcPr>
-          <w:p>
-            <w:pPr>
-              <w:spacing w:after="0" w:before="0"/>
-              <w:jc w:val="right"/>
-            </w:pPr>
-            <w:r>
-              <w:rPr>
-                <w:rFonts w:ascii="Calibri" w:cs="Calibri" w:eastAsia="Calibri" w:hAnsi="Calibri"/>
-                <w:b w:val="false"/>
-                <w:bCs w:val="false"/>
-                <w:sz w:val="14"/>
-                <w:szCs w:val="14"/>
-              </w:rPr>
-              <w:t xml:space="preserve">79.653,55</w:t>
-            </w:r>
-          </w:p>
-        </w:tc>
-      </w:tr>
-      <w:tr>
-        <w:tc>
-          <w:tcPr>
             <w:tcW w:type="dxa" w:w="1361"/>
             <w:tcBorders>
               <w:top w:val="single" w:color="808080" w:sz="4"/>
@@ -21969,7 +20961,7 @@
                 <w:sz w:val="14"/>
                 <w:szCs w:val="14"/>
               </w:rPr>
-              <w:t xml:space="preserve">7.672.605,39</w:t>
+              <w:t xml:space="preserve">7.125.602,55</w:t>
             </w:r>
           </w:p>
         </w:tc>
@@ -22063,7 +21055,7 @@
                 <w:sz w:val="14"/>
                 <w:szCs w:val="14"/>
               </w:rPr>
-              <w:t xml:space="preserve">15.345.211,30 TL</w:t>
+              <w:t xml:space="preserve">14.251.205,62 TL</w:t>
             </w:r>
           </w:p>
         </w:tc>

--- a/belgeler/28_TEKLIF_SUNUM_FORMU_MARFEN.docx
+++ b/belgeler/28_TEKLIF_SUNUM_FORMU_MARFEN.docx
@@ -10674,6 +10674,510 @@
       <w:tr>
         <w:tc>
           <w:tcPr>
+            <w:vMerge w:val="continue"/>
+            <w:tcBorders>
+              <w:top w:val="single" w:color="808080" w:sz="4"/>
+              <w:left w:val="single" w:color="808080" w:sz="4"/>
+              <w:bottom w:val="single" w:color="808080" w:sz="4"/>
+              <w:right w:val="single" w:color="808080" w:sz="4"/>
+            </w:tcBorders>
+          </w:tcPr>
+          <w:p/>
+        </w:tc>
+        <w:tc>
+          <w:tcPr>
+            <w:tcW w:type="dxa" w:w="454"/>
+            <w:tcBorders>
+              <w:top w:val="single" w:color="808080" w:sz="4"/>
+              <w:left w:val="single" w:color="808080" w:sz="4"/>
+              <w:bottom w:val="single" w:color="808080" w:sz="4"/>
+              <w:right w:val="single" w:color="808080" w:sz="4"/>
+            </w:tcBorders>
+            <w:tcMar>
+              <w:top w:type="dxa" w:w="40"/>
+              <w:left w:type="dxa" w:w="60"/>
+              <w:bottom w:type="dxa" w:w="40"/>
+              <w:right w:type="dxa" w:w="60"/>
+            </w:tcMar>
+            <w:vAlign w:val="top"/>
+          </w:tcPr>
+          <w:p>
+            <w:pPr>
+              <w:spacing w:after="0" w:before="0"/>
+              <w:jc w:val="center"/>
+            </w:pPr>
+            <w:r>
+              <w:rPr>
+                <w:rFonts w:ascii="Calibri" w:cs="Calibri" w:eastAsia="Calibri" w:hAnsi="Calibri"/>
+                <w:b w:val="false"/>
+                <w:bCs w:val="false"/>
+                <w:sz w:val="14"/>
+                <w:szCs w:val="14"/>
+              </w:rPr>
+              <w:t xml:space="preserve">14</w:t>
+            </w:r>
+          </w:p>
+        </w:tc>
+        <w:tc>
+          <w:tcPr>
+            <w:tcW w:type="dxa" w:w="1191"/>
+            <w:tcBorders>
+              <w:top w:val="single" w:color="808080" w:sz="4"/>
+              <w:left w:val="single" w:color="808080" w:sz="4"/>
+              <w:bottom w:val="single" w:color="808080" w:sz="4"/>
+              <w:right w:val="single" w:color="808080" w:sz="4"/>
+            </w:tcBorders>
+            <w:tcMar>
+              <w:top w:type="dxa" w:w="40"/>
+              <w:left w:type="dxa" w:w="60"/>
+              <w:bottom w:type="dxa" w:w="40"/>
+              <w:right w:type="dxa" w:w="60"/>
+            </w:tcMar>
+            <w:vAlign w:val="top"/>
+          </w:tcPr>
+          <w:p>
+            <w:pPr>
+              <w:spacing w:after="0" w:before="0"/>
+              <w:jc w:val="center"/>
+            </w:pPr>
+            <w:r>
+              <w:rPr>
+                <w:rFonts w:ascii="Calibri" w:cs="Calibri" w:eastAsia="Calibri" w:hAnsi="Calibri"/>
+                <w:b w:val="false"/>
+                <w:bCs w:val="false"/>
+                <w:sz w:val="14"/>
+                <w:szCs w:val="14"/>
+              </w:rPr>
+              <w:t xml:space="preserve">30.740.1106</w:t>
+            </w:r>
+          </w:p>
+        </w:tc>
+        <w:tc>
+          <w:tcPr>
+            <w:tcW w:type="dxa" w:w="3458"/>
+            <w:tcBorders>
+              <w:top w:val="single" w:color="808080" w:sz="4"/>
+              <w:left w:val="single" w:color="808080" w:sz="4"/>
+              <w:bottom w:val="single" w:color="808080" w:sz="4"/>
+              <w:right w:val="single" w:color="808080" w:sz="4"/>
+            </w:tcBorders>
+            <w:tcMar>
+              <w:top w:type="dxa" w:w="40"/>
+              <w:left w:type="dxa" w:w="60"/>
+              <w:bottom w:type="dxa" w:w="40"/>
+              <w:right w:type="dxa" w:w="60"/>
+            </w:tcMar>
+            <w:vAlign w:val="top"/>
+          </w:tcPr>
+          <w:p>
+            <w:pPr>
+              <w:spacing w:after="0" w:before="0"/>
+              <w:jc w:val="left"/>
+            </w:pPr>
+            <w:r>
+              <w:rPr>
+                <w:rFonts w:ascii="Calibri" w:cs="Calibri" w:eastAsia="Calibri" w:hAnsi="Calibri"/>
+                <w:b w:val="false"/>
+                <w:bCs w:val="false"/>
+                <w:sz w:val="14"/>
+                <w:szCs w:val="14"/>
+              </w:rPr>
+              <w:t xml:space="preserve">Dizel elektrojen grubu (jeneratör) 63 kVA / 50 kW — dizel motoru su veya hava ile soğuyan cinsten, 1500 d/dak (%25 müteahhit kârı dahil)</w:t>
+            </w:r>
+          </w:p>
+        </w:tc>
+        <w:tc>
+          <w:tcPr>
+            <w:tcW w:type="dxa" w:w="680"/>
+            <w:tcBorders>
+              <w:top w:val="single" w:color="808080" w:sz="4"/>
+              <w:left w:val="single" w:color="808080" w:sz="4"/>
+              <w:bottom w:val="single" w:color="808080" w:sz="4"/>
+              <w:right w:val="single" w:color="808080" w:sz="4"/>
+            </w:tcBorders>
+            <w:tcMar>
+              <w:top w:type="dxa" w:w="40"/>
+              <w:left w:type="dxa" w:w="60"/>
+              <w:bottom w:type="dxa" w:w="40"/>
+              <w:right w:type="dxa" w:w="60"/>
+            </w:tcMar>
+            <w:vAlign w:val="top"/>
+          </w:tcPr>
+          <w:p>
+            <w:pPr>
+              <w:spacing w:after="0" w:before="0"/>
+              <w:jc w:val="center"/>
+            </w:pPr>
+            <w:r>
+              <w:rPr>
+                <w:rFonts w:ascii="Calibri" w:cs="Calibri" w:eastAsia="Calibri" w:hAnsi="Calibri"/>
+                <w:b w:val="false"/>
+                <w:bCs w:val="false"/>
+                <w:sz w:val="14"/>
+                <w:szCs w:val="14"/>
+              </w:rPr>
+              <w:t xml:space="preserve">ad</w:t>
+            </w:r>
+          </w:p>
+        </w:tc>
+        <w:tc>
+          <w:tcPr>
+            <w:tcW w:type="dxa" w:w="850"/>
+            <w:tcBorders>
+              <w:top w:val="single" w:color="808080" w:sz="4"/>
+              <w:left w:val="single" w:color="808080" w:sz="4"/>
+              <w:bottom w:val="single" w:color="808080" w:sz="4"/>
+              <w:right w:val="single" w:color="808080" w:sz="4"/>
+            </w:tcBorders>
+            <w:tcMar>
+              <w:top w:type="dxa" w:w="40"/>
+              <w:left w:type="dxa" w:w="60"/>
+              <w:bottom w:type="dxa" w:w="40"/>
+              <w:right w:type="dxa" w:w="60"/>
+            </w:tcMar>
+            <w:vAlign w:val="top"/>
+          </w:tcPr>
+          <w:p>
+            <w:pPr>
+              <w:spacing w:after="0" w:before="0"/>
+              <w:jc w:val="right"/>
+            </w:pPr>
+            <w:r>
+              <w:rPr>
+                <w:rFonts w:ascii="Calibri" w:cs="Calibri" w:eastAsia="Calibri" w:hAnsi="Calibri"/>
+                <w:b w:val="false"/>
+                <w:bCs w:val="false"/>
+                <w:sz w:val="14"/>
+                <w:szCs w:val="14"/>
+              </w:rPr>
+              <w:t xml:space="preserve">1,000</w:t>
+            </w:r>
+          </w:p>
+        </w:tc>
+        <w:tc>
+          <w:tcPr>
+            <w:tcW w:type="dxa" w:w="1134"/>
+            <w:tcBorders>
+              <w:top w:val="single" w:color="808080" w:sz="4"/>
+              <w:left w:val="single" w:color="808080" w:sz="4"/>
+              <w:bottom w:val="single" w:color="808080" w:sz="4"/>
+              <w:right w:val="single" w:color="808080" w:sz="4"/>
+            </w:tcBorders>
+            <w:tcMar>
+              <w:top w:type="dxa" w:w="40"/>
+              <w:left w:type="dxa" w:w="60"/>
+              <w:bottom w:type="dxa" w:w="40"/>
+              <w:right w:type="dxa" w:w="60"/>
+            </w:tcMar>
+            <w:vAlign w:val="top"/>
+          </w:tcPr>
+          <w:p>
+            <w:pPr>
+              <w:spacing w:after="0" w:before="0"/>
+              <w:jc w:val="right"/>
+            </w:pPr>
+            <w:r>
+              <w:rPr>
+                <w:rFonts w:ascii="Calibri" w:cs="Calibri" w:eastAsia="Calibri" w:hAnsi="Calibri"/>
+                <w:b w:val="false"/>
+                <w:bCs w:val="false"/>
+                <w:sz w:val="14"/>
+                <w:szCs w:val="14"/>
+              </w:rPr>
+              <w:t xml:space="preserve">467.349,29</w:t>
+            </w:r>
+          </w:p>
+        </w:tc>
+        <w:tc>
+          <w:tcPr>
+            <w:tcW w:type="dxa" w:w="1304"/>
+            <w:tcBorders>
+              <w:top w:val="single" w:color="808080" w:sz="4"/>
+              <w:left w:val="single" w:color="808080" w:sz="4"/>
+              <w:bottom w:val="single" w:color="808080" w:sz="4"/>
+              <w:right w:val="single" w:color="808080" w:sz="4"/>
+            </w:tcBorders>
+            <w:tcMar>
+              <w:top w:type="dxa" w:w="40"/>
+              <w:left w:type="dxa" w:w="60"/>
+              <w:bottom w:type="dxa" w:w="40"/>
+              <w:right w:type="dxa" w:w="60"/>
+            </w:tcMar>
+            <w:vAlign w:val="top"/>
+          </w:tcPr>
+          <w:p>
+            <w:pPr>
+              <w:spacing w:after="0" w:before="0"/>
+              <w:jc w:val="right"/>
+            </w:pPr>
+            <w:r>
+              <w:rPr>
+                <w:rFonts w:ascii="Calibri" w:cs="Calibri" w:eastAsia="Calibri" w:hAnsi="Calibri"/>
+                <w:b w:val="false"/>
+                <w:bCs w:val="false"/>
+                <w:sz w:val="14"/>
+                <w:szCs w:val="14"/>
+              </w:rPr>
+              <w:t xml:space="preserve">467.349,29</w:t>
+            </w:r>
+          </w:p>
+        </w:tc>
+      </w:tr>
+      <w:tr>
+        <w:tc>
+          <w:tcPr>
+            <w:vMerge w:val="continue"/>
+            <w:tcBorders>
+              <w:top w:val="single" w:color="808080" w:sz="4"/>
+              <w:left w:val="single" w:color="808080" w:sz="4"/>
+              <w:bottom w:val="single" w:color="808080" w:sz="4"/>
+              <w:right w:val="single" w:color="808080" w:sz="4"/>
+            </w:tcBorders>
+          </w:tcPr>
+          <w:p/>
+        </w:tc>
+        <w:tc>
+          <w:tcPr>
+            <w:tcW w:type="dxa" w:w="454"/>
+            <w:tcBorders>
+              <w:top w:val="single" w:color="808080" w:sz="4"/>
+              <w:left w:val="single" w:color="808080" w:sz="4"/>
+              <w:bottom w:val="single" w:color="808080" w:sz="4"/>
+              <w:right w:val="single" w:color="808080" w:sz="4"/>
+            </w:tcBorders>
+            <w:tcMar>
+              <w:top w:type="dxa" w:w="40"/>
+              <w:left w:type="dxa" w:w="60"/>
+              <w:bottom w:type="dxa" w:w="40"/>
+              <w:right w:type="dxa" w:w="60"/>
+            </w:tcMar>
+            <w:vAlign w:val="top"/>
+          </w:tcPr>
+          <w:p>
+            <w:pPr>
+              <w:spacing w:after="0" w:before="0"/>
+              <w:jc w:val="center"/>
+            </w:pPr>
+            <w:r>
+              <w:rPr>
+                <w:rFonts w:ascii="Calibri" w:cs="Calibri" w:eastAsia="Calibri" w:hAnsi="Calibri"/>
+                <w:b w:val="false"/>
+                <w:bCs w:val="false"/>
+                <w:sz w:val="14"/>
+                <w:szCs w:val="14"/>
+              </w:rPr>
+              <w:t xml:space="preserve">15</w:t>
+            </w:r>
+          </w:p>
+        </w:tc>
+        <w:tc>
+          <w:tcPr>
+            <w:tcW w:type="dxa" w:w="1191"/>
+            <w:tcBorders>
+              <w:top w:val="single" w:color="808080" w:sz="4"/>
+              <w:left w:val="single" w:color="808080" w:sz="4"/>
+              <w:bottom w:val="single" w:color="808080" w:sz="4"/>
+              <w:right w:val="single" w:color="808080" w:sz="4"/>
+            </w:tcBorders>
+            <w:tcMar>
+              <w:top w:type="dxa" w:w="40"/>
+              <w:left w:type="dxa" w:w="60"/>
+              <w:bottom w:type="dxa" w:w="40"/>
+              <w:right w:type="dxa" w:w="60"/>
+            </w:tcMar>
+            <w:vAlign w:val="top"/>
+          </w:tcPr>
+          <w:p>
+            <w:pPr>
+              <w:spacing w:after="0" w:before="0"/>
+              <w:jc w:val="center"/>
+            </w:pPr>
+            <w:r>
+              <w:rPr>
+                <w:rFonts w:ascii="Calibri" w:cs="Calibri" w:eastAsia="Calibri" w:hAnsi="Calibri"/>
+                <w:b w:val="false"/>
+                <w:bCs w:val="false"/>
+                <w:sz w:val="14"/>
+                <w:szCs w:val="14"/>
+              </w:rPr>
+              <w:t xml:space="preserve">30.740.5406</w:t>
+            </w:r>
+          </w:p>
+        </w:tc>
+        <w:tc>
+          <w:tcPr>
+            <w:tcW w:type="dxa" w:w="3458"/>
+            <w:tcBorders>
+              <w:top w:val="single" w:color="808080" w:sz="4"/>
+              <w:left w:val="single" w:color="808080" w:sz="4"/>
+              <w:bottom w:val="single" w:color="808080" w:sz="4"/>
+              <w:right w:val="single" w:color="808080" w:sz="4"/>
+            </w:tcBorders>
+            <w:tcMar>
+              <w:top w:type="dxa" w:w="40"/>
+              <w:left w:type="dxa" w:w="60"/>
+              <w:bottom w:type="dxa" w:w="40"/>
+              <w:right w:type="dxa" w:w="60"/>
+            </w:tcMar>
+            <w:vAlign w:val="top"/>
+          </w:tcPr>
+          <w:p>
+            <w:pPr>
+              <w:spacing w:after="0" w:before="0"/>
+              <w:jc w:val="left"/>
+            </w:pPr>
+            <w:r>
+              <w:rPr>
+                <w:rFonts w:ascii="Calibri" w:cs="Calibri" w:eastAsia="Calibri" w:hAnsi="Calibri"/>
+                <w:b w:val="false"/>
+                <w:bCs w:val="false"/>
+                <w:sz w:val="14"/>
+                <w:szCs w:val="14"/>
+              </w:rPr>
+              <w:t xml:space="preserve">Jeneratör ses izolasyon kabini — 63 kVA (%25 müteahhit kârı dahil)</w:t>
+            </w:r>
+          </w:p>
+        </w:tc>
+        <w:tc>
+          <w:tcPr>
+            <w:tcW w:type="dxa" w:w="680"/>
+            <w:tcBorders>
+              <w:top w:val="single" w:color="808080" w:sz="4"/>
+              <w:left w:val="single" w:color="808080" w:sz="4"/>
+              <w:bottom w:val="single" w:color="808080" w:sz="4"/>
+              <w:right w:val="single" w:color="808080" w:sz="4"/>
+            </w:tcBorders>
+            <w:tcMar>
+              <w:top w:type="dxa" w:w="40"/>
+              <w:left w:type="dxa" w:w="60"/>
+              <w:bottom w:type="dxa" w:w="40"/>
+              <w:right w:type="dxa" w:w="60"/>
+            </w:tcMar>
+            <w:vAlign w:val="top"/>
+          </w:tcPr>
+          <w:p>
+            <w:pPr>
+              <w:spacing w:after="0" w:before="0"/>
+              <w:jc w:val="center"/>
+            </w:pPr>
+            <w:r>
+              <w:rPr>
+                <w:rFonts w:ascii="Calibri" w:cs="Calibri" w:eastAsia="Calibri" w:hAnsi="Calibri"/>
+                <w:b w:val="false"/>
+                <w:bCs w:val="false"/>
+                <w:sz w:val="14"/>
+                <w:szCs w:val="14"/>
+              </w:rPr>
+              <w:t xml:space="preserve">ad</w:t>
+            </w:r>
+          </w:p>
+        </w:tc>
+        <w:tc>
+          <w:tcPr>
+            <w:tcW w:type="dxa" w:w="850"/>
+            <w:tcBorders>
+              <w:top w:val="single" w:color="808080" w:sz="4"/>
+              <w:left w:val="single" w:color="808080" w:sz="4"/>
+              <w:bottom w:val="single" w:color="808080" w:sz="4"/>
+              <w:right w:val="single" w:color="808080" w:sz="4"/>
+            </w:tcBorders>
+            <w:tcMar>
+              <w:top w:type="dxa" w:w="40"/>
+              <w:left w:type="dxa" w:w="60"/>
+              <w:bottom w:type="dxa" w:w="40"/>
+              <w:right w:type="dxa" w:w="60"/>
+            </w:tcMar>
+            <w:vAlign w:val="top"/>
+          </w:tcPr>
+          <w:p>
+            <w:pPr>
+              <w:spacing w:after="0" w:before="0"/>
+              <w:jc w:val="right"/>
+            </w:pPr>
+            <w:r>
+              <w:rPr>
+                <w:rFonts w:ascii="Calibri" w:cs="Calibri" w:eastAsia="Calibri" w:hAnsi="Calibri"/>
+                <w:b w:val="false"/>
+                <w:bCs w:val="false"/>
+                <w:sz w:val="14"/>
+                <w:szCs w:val="14"/>
+              </w:rPr>
+              <w:t xml:space="preserve">1,000</w:t>
+            </w:r>
+          </w:p>
+        </w:tc>
+        <w:tc>
+          <w:tcPr>
+            <w:tcW w:type="dxa" w:w="1134"/>
+            <w:tcBorders>
+              <w:top w:val="single" w:color="808080" w:sz="4"/>
+              <w:left w:val="single" w:color="808080" w:sz="4"/>
+              <w:bottom w:val="single" w:color="808080" w:sz="4"/>
+              <w:right w:val="single" w:color="808080" w:sz="4"/>
+            </w:tcBorders>
+            <w:tcMar>
+              <w:top w:type="dxa" w:w="40"/>
+              <w:left w:type="dxa" w:w="60"/>
+              <w:bottom w:type="dxa" w:w="40"/>
+              <w:right w:type="dxa" w:w="60"/>
+            </w:tcMar>
+            <w:vAlign w:val="top"/>
+          </w:tcPr>
+          <w:p>
+            <w:pPr>
+              <w:spacing w:after="0" w:before="0"/>
+              <w:jc w:val="right"/>
+            </w:pPr>
+            <w:r>
+              <w:rPr>
+                <w:rFonts w:ascii="Calibri" w:cs="Calibri" w:eastAsia="Calibri" w:hAnsi="Calibri"/>
+                <w:b w:val="false"/>
+                <w:bCs w:val="false"/>
+                <w:sz w:val="14"/>
+                <w:szCs w:val="14"/>
+              </w:rPr>
+              <w:t xml:space="preserve">79.653,55</w:t>
+            </w:r>
+          </w:p>
+        </w:tc>
+        <w:tc>
+          <w:tcPr>
+            <w:tcW w:type="dxa" w:w="1304"/>
+            <w:tcBorders>
+              <w:top w:val="single" w:color="808080" w:sz="4"/>
+              <w:left w:val="single" w:color="808080" w:sz="4"/>
+              <w:bottom w:val="single" w:color="808080" w:sz="4"/>
+              <w:right w:val="single" w:color="808080" w:sz="4"/>
+            </w:tcBorders>
+            <w:tcMar>
+              <w:top w:type="dxa" w:w="40"/>
+              <w:left w:type="dxa" w:w="60"/>
+              <w:bottom w:type="dxa" w:w="40"/>
+              <w:right w:type="dxa" w:w="60"/>
+            </w:tcMar>
+            <w:vAlign w:val="top"/>
+          </w:tcPr>
+          <w:p>
+            <w:pPr>
+              <w:spacing w:after="0" w:before="0"/>
+              <w:jc w:val="right"/>
+            </w:pPr>
+            <w:r>
+              <w:rPr>
+                <w:rFonts w:ascii="Calibri" w:cs="Calibri" w:eastAsia="Calibri" w:hAnsi="Calibri"/>
+                <w:b w:val="false"/>
+                <w:bCs w:val="false"/>
+                <w:sz w:val="14"/>
+                <w:szCs w:val="14"/>
+              </w:rPr>
+              <w:t xml:space="preserve">79.653,55</w:t>
+            </w:r>
+          </w:p>
+        </w:tc>
+      </w:tr>
+      <w:tr>
+        <w:tc>
+          <w:tcPr>
             <w:tcW w:type="dxa" w:w="1361"/>
             <w:tcBorders>
               <w:top w:val="single" w:color="808080" w:sz="4"/>
@@ -10948,7 +11452,7 @@
                 <w:sz w:val="14"/>
                 <w:szCs w:val="14"/>
               </w:rPr>
-              <w:t xml:space="preserve">7.125.603,07</w:t>
+              <w:t xml:space="preserve">7.672.605,91</w:t>
             </w:r>
           </w:p>
         </w:tc>
@@ -20687,6 +21191,510 @@
       <w:tr>
         <w:tc>
           <w:tcPr>
+            <w:vMerge w:val="continue"/>
+            <w:tcBorders>
+              <w:top w:val="single" w:color="808080" w:sz="4"/>
+              <w:left w:val="single" w:color="808080" w:sz="4"/>
+              <w:bottom w:val="single" w:color="808080" w:sz="4"/>
+              <w:right w:val="single" w:color="808080" w:sz="4"/>
+            </w:tcBorders>
+          </w:tcPr>
+          <w:p/>
+        </w:tc>
+        <w:tc>
+          <w:tcPr>
+            <w:tcW w:type="dxa" w:w="454"/>
+            <w:tcBorders>
+              <w:top w:val="single" w:color="808080" w:sz="4"/>
+              <w:left w:val="single" w:color="808080" w:sz="4"/>
+              <w:bottom w:val="single" w:color="808080" w:sz="4"/>
+              <w:right w:val="single" w:color="808080" w:sz="4"/>
+            </w:tcBorders>
+            <w:tcMar>
+              <w:top w:type="dxa" w:w="40"/>
+              <w:left w:type="dxa" w:w="60"/>
+              <w:bottom w:type="dxa" w:w="40"/>
+              <w:right w:type="dxa" w:w="60"/>
+            </w:tcMar>
+            <w:vAlign w:val="top"/>
+          </w:tcPr>
+          <w:p>
+            <w:pPr>
+              <w:spacing w:after="0" w:before="0"/>
+              <w:jc w:val="center"/>
+            </w:pPr>
+            <w:r>
+              <w:rPr>
+                <w:rFonts w:ascii="Calibri" w:cs="Calibri" w:eastAsia="Calibri" w:hAnsi="Calibri"/>
+                <w:b w:val="false"/>
+                <w:bCs w:val="false"/>
+                <w:sz w:val="14"/>
+                <w:szCs w:val="14"/>
+              </w:rPr>
+              <w:t xml:space="preserve">14</w:t>
+            </w:r>
+          </w:p>
+        </w:tc>
+        <w:tc>
+          <w:tcPr>
+            <w:tcW w:type="dxa" w:w="1191"/>
+            <w:tcBorders>
+              <w:top w:val="single" w:color="808080" w:sz="4"/>
+              <w:left w:val="single" w:color="808080" w:sz="4"/>
+              <w:bottom w:val="single" w:color="808080" w:sz="4"/>
+              <w:right w:val="single" w:color="808080" w:sz="4"/>
+            </w:tcBorders>
+            <w:tcMar>
+              <w:top w:type="dxa" w:w="40"/>
+              <w:left w:type="dxa" w:w="60"/>
+              <w:bottom w:type="dxa" w:w="40"/>
+              <w:right w:type="dxa" w:w="60"/>
+            </w:tcMar>
+            <w:vAlign w:val="top"/>
+          </w:tcPr>
+          <w:p>
+            <w:pPr>
+              <w:spacing w:after="0" w:before="0"/>
+              <w:jc w:val="center"/>
+            </w:pPr>
+            <w:r>
+              <w:rPr>
+                <w:rFonts w:ascii="Calibri" w:cs="Calibri" w:eastAsia="Calibri" w:hAnsi="Calibri"/>
+                <w:b w:val="false"/>
+                <w:bCs w:val="false"/>
+                <w:sz w:val="14"/>
+                <w:szCs w:val="14"/>
+              </w:rPr>
+              <w:t xml:space="preserve">30.740.1106</w:t>
+            </w:r>
+          </w:p>
+        </w:tc>
+        <w:tc>
+          <w:tcPr>
+            <w:tcW w:type="dxa" w:w="3458"/>
+            <w:tcBorders>
+              <w:top w:val="single" w:color="808080" w:sz="4"/>
+              <w:left w:val="single" w:color="808080" w:sz="4"/>
+              <w:bottom w:val="single" w:color="808080" w:sz="4"/>
+              <w:right w:val="single" w:color="808080" w:sz="4"/>
+            </w:tcBorders>
+            <w:tcMar>
+              <w:top w:type="dxa" w:w="40"/>
+              <w:left w:type="dxa" w:w="60"/>
+              <w:bottom w:type="dxa" w:w="40"/>
+              <w:right w:type="dxa" w:w="60"/>
+            </w:tcMar>
+            <w:vAlign w:val="top"/>
+          </w:tcPr>
+          <w:p>
+            <w:pPr>
+              <w:spacing w:after="0" w:before="0"/>
+              <w:jc w:val="left"/>
+            </w:pPr>
+            <w:r>
+              <w:rPr>
+                <w:rFonts w:ascii="Calibri" w:cs="Calibri" w:eastAsia="Calibri" w:hAnsi="Calibri"/>
+                <w:b w:val="false"/>
+                <w:bCs w:val="false"/>
+                <w:sz w:val="14"/>
+                <w:szCs w:val="14"/>
+              </w:rPr>
+              <w:t xml:space="preserve">Dizel elektrojen grubu (jeneratör) 63 kVA / 50 kW — dizel motoru su veya hava ile soğuyan cinsten, 1500 d/dak (%25 müteahhit kârı dahil)</w:t>
+            </w:r>
+          </w:p>
+        </w:tc>
+        <w:tc>
+          <w:tcPr>
+            <w:tcW w:type="dxa" w:w="680"/>
+            <w:tcBorders>
+              <w:top w:val="single" w:color="808080" w:sz="4"/>
+              <w:left w:val="single" w:color="808080" w:sz="4"/>
+              <w:bottom w:val="single" w:color="808080" w:sz="4"/>
+              <w:right w:val="single" w:color="808080" w:sz="4"/>
+            </w:tcBorders>
+            <w:tcMar>
+              <w:top w:type="dxa" w:w="40"/>
+              <w:left w:type="dxa" w:w="60"/>
+              <w:bottom w:type="dxa" w:w="40"/>
+              <w:right w:type="dxa" w:w="60"/>
+            </w:tcMar>
+            <w:vAlign w:val="top"/>
+          </w:tcPr>
+          <w:p>
+            <w:pPr>
+              <w:spacing w:after="0" w:before="0"/>
+              <w:jc w:val="center"/>
+            </w:pPr>
+            <w:r>
+              <w:rPr>
+                <w:rFonts w:ascii="Calibri" w:cs="Calibri" w:eastAsia="Calibri" w:hAnsi="Calibri"/>
+                <w:b w:val="false"/>
+                <w:bCs w:val="false"/>
+                <w:sz w:val="14"/>
+                <w:szCs w:val="14"/>
+              </w:rPr>
+              <w:t xml:space="preserve">ad</w:t>
+            </w:r>
+          </w:p>
+        </w:tc>
+        <w:tc>
+          <w:tcPr>
+            <w:tcW w:type="dxa" w:w="850"/>
+            <w:tcBorders>
+              <w:top w:val="single" w:color="808080" w:sz="4"/>
+              <w:left w:val="single" w:color="808080" w:sz="4"/>
+              <w:bottom w:val="single" w:color="808080" w:sz="4"/>
+              <w:right w:val="single" w:color="808080" w:sz="4"/>
+            </w:tcBorders>
+            <w:tcMar>
+              <w:top w:type="dxa" w:w="40"/>
+              <w:left w:type="dxa" w:w="60"/>
+              <w:bottom w:type="dxa" w:w="40"/>
+              <w:right w:type="dxa" w:w="60"/>
+            </w:tcMar>
+            <w:vAlign w:val="top"/>
+          </w:tcPr>
+          <w:p>
+            <w:pPr>
+              <w:spacing w:after="0" w:before="0"/>
+              <w:jc w:val="right"/>
+            </w:pPr>
+            <w:r>
+              <w:rPr>
+                <w:rFonts w:ascii="Calibri" w:cs="Calibri" w:eastAsia="Calibri" w:hAnsi="Calibri"/>
+                <w:b w:val="false"/>
+                <w:bCs w:val="false"/>
+                <w:sz w:val="14"/>
+                <w:szCs w:val="14"/>
+              </w:rPr>
+              <w:t xml:space="preserve">1,000</w:t>
+            </w:r>
+          </w:p>
+        </w:tc>
+        <w:tc>
+          <w:tcPr>
+            <w:tcW w:type="dxa" w:w="1134"/>
+            <w:tcBorders>
+              <w:top w:val="single" w:color="808080" w:sz="4"/>
+              <w:left w:val="single" w:color="808080" w:sz="4"/>
+              <w:bottom w:val="single" w:color="808080" w:sz="4"/>
+              <w:right w:val="single" w:color="808080" w:sz="4"/>
+            </w:tcBorders>
+            <w:tcMar>
+              <w:top w:type="dxa" w:w="40"/>
+              <w:left w:type="dxa" w:w="60"/>
+              <w:bottom w:type="dxa" w:w="40"/>
+              <w:right w:type="dxa" w:w="60"/>
+            </w:tcMar>
+            <w:vAlign w:val="top"/>
+          </w:tcPr>
+          <w:p>
+            <w:pPr>
+              <w:spacing w:after="0" w:before="0"/>
+              <w:jc w:val="right"/>
+            </w:pPr>
+            <w:r>
+              <w:rPr>
+                <w:rFonts w:ascii="Calibri" w:cs="Calibri" w:eastAsia="Calibri" w:hAnsi="Calibri"/>
+                <w:b w:val="false"/>
+                <w:bCs w:val="false"/>
+                <w:sz w:val="14"/>
+                <w:szCs w:val="14"/>
+              </w:rPr>
+              <w:t xml:space="preserve">467.349,29</w:t>
+            </w:r>
+          </w:p>
+        </w:tc>
+        <w:tc>
+          <w:tcPr>
+            <w:tcW w:type="dxa" w:w="1304"/>
+            <w:tcBorders>
+              <w:top w:val="single" w:color="808080" w:sz="4"/>
+              <w:left w:val="single" w:color="808080" w:sz="4"/>
+              <w:bottom w:val="single" w:color="808080" w:sz="4"/>
+              <w:right w:val="single" w:color="808080" w:sz="4"/>
+            </w:tcBorders>
+            <w:tcMar>
+              <w:top w:type="dxa" w:w="40"/>
+              <w:left w:type="dxa" w:w="60"/>
+              <w:bottom w:type="dxa" w:w="40"/>
+              <w:right w:type="dxa" w:w="60"/>
+            </w:tcMar>
+            <w:vAlign w:val="top"/>
+          </w:tcPr>
+          <w:p>
+            <w:pPr>
+              <w:spacing w:after="0" w:before="0"/>
+              <w:jc w:val="right"/>
+            </w:pPr>
+            <w:r>
+              <w:rPr>
+                <w:rFonts w:ascii="Calibri" w:cs="Calibri" w:eastAsia="Calibri" w:hAnsi="Calibri"/>
+                <w:b w:val="false"/>
+                <w:bCs w:val="false"/>
+                <w:sz w:val="14"/>
+                <w:szCs w:val="14"/>
+              </w:rPr>
+              <w:t xml:space="preserve">467.349,29</w:t>
+            </w:r>
+          </w:p>
+        </w:tc>
+      </w:tr>
+      <w:tr>
+        <w:tc>
+          <w:tcPr>
+            <w:vMerge w:val="continue"/>
+            <w:tcBorders>
+              <w:top w:val="single" w:color="808080" w:sz="4"/>
+              <w:left w:val="single" w:color="808080" w:sz="4"/>
+              <w:bottom w:val="single" w:color="808080" w:sz="4"/>
+              <w:right w:val="single" w:color="808080" w:sz="4"/>
+            </w:tcBorders>
+          </w:tcPr>
+          <w:p/>
+        </w:tc>
+        <w:tc>
+          <w:tcPr>
+            <w:tcW w:type="dxa" w:w="454"/>
+            <w:tcBorders>
+              <w:top w:val="single" w:color="808080" w:sz="4"/>
+              <w:left w:val="single" w:color="808080" w:sz="4"/>
+              <w:bottom w:val="single" w:color="808080" w:sz="4"/>
+              <w:right w:val="single" w:color="808080" w:sz="4"/>
+            </w:tcBorders>
+            <w:tcMar>
+              <w:top w:type="dxa" w:w="40"/>
+              <w:left w:type="dxa" w:w="60"/>
+              <w:bottom w:type="dxa" w:w="40"/>
+              <w:right w:type="dxa" w:w="60"/>
+            </w:tcMar>
+            <w:vAlign w:val="top"/>
+          </w:tcPr>
+          <w:p>
+            <w:pPr>
+              <w:spacing w:after="0" w:before="0"/>
+              <w:jc w:val="center"/>
+            </w:pPr>
+            <w:r>
+              <w:rPr>
+                <w:rFonts w:ascii="Calibri" w:cs="Calibri" w:eastAsia="Calibri" w:hAnsi="Calibri"/>
+                <w:b w:val="false"/>
+                <w:bCs w:val="false"/>
+                <w:sz w:val="14"/>
+                <w:szCs w:val="14"/>
+              </w:rPr>
+              <w:t xml:space="preserve">15</w:t>
+            </w:r>
+          </w:p>
+        </w:tc>
+        <w:tc>
+          <w:tcPr>
+            <w:tcW w:type="dxa" w:w="1191"/>
+            <w:tcBorders>
+              <w:top w:val="single" w:color="808080" w:sz="4"/>
+              <w:left w:val="single" w:color="808080" w:sz="4"/>
+              <w:bottom w:val="single" w:color="808080" w:sz="4"/>
+              <w:right w:val="single" w:color="808080" w:sz="4"/>
+            </w:tcBorders>
+            <w:tcMar>
+              <w:top w:type="dxa" w:w="40"/>
+              <w:left w:type="dxa" w:w="60"/>
+              <w:bottom w:type="dxa" w:w="40"/>
+              <w:right w:type="dxa" w:w="60"/>
+            </w:tcMar>
+            <w:vAlign w:val="top"/>
+          </w:tcPr>
+          <w:p>
+            <w:pPr>
+              <w:spacing w:after="0" w:before="0"/>
+              <w:jc w:val="center"/>
+            </w:pPr>
+            <w:r>
+              <w:rPr>
+                <w:rFonts w:ascii="Calibri" w:cs="Calibri" w:eastAsia="Calibri" w:hAnsi="Calibri"/>
+                <w:b w:val="false"/>
+                <w:bCs w:val="false"/>
+                <w:sz w:val="14"/>
+                <w:szCs w:val="14"/>
+              </w:rPr>
+              <w:t xml:space="preserve">30.740.5406</w:t>
+            </w:r>
+          </w:p>
+        </w:tc>
+        <w:tc>
+          <w:tcPr>
+            <w:tcW w:type="dxa" w:w="3458"/>
+            <w:tcBorders>
+              <w:top w:val="single" w:color="808080" w:sz="4"/>
+              <w:left w:val="single" w:color="808080" w:sz="4"/>
+              <w:bottom w:val="single" w:color="808080" w:sz="4"/>
+              <w:right w:val="single" w:color="808080" w:sz="4"/>
+            </w:tcBorders>
+            <w:tcMar>
+              <w:top w:type="dxa" w:w="40"/>
+              <w:left w:type="dxa" w:w="60"/>
+              <w:bottom w:type="dxa" w:w="40"/>
+              <w:right w:type="dxa" w:w="60"/>
+            </w:tcMar>
+            <w:vAlign w:val="top"/>
+          </w:tcPr>
+          <w:p>
+            <w:pPr>
+              <w:spacing w:after="0" w:before="0"/>
+              <w:jc w:val="left"/>
+            </w:pPr>
+            <w:r>
+              <w:rPr>
+                <w:rFonts w:ascii="Calibri" w:cs="Calibri" w:eastAsia="Calibri" w:hAnsi="Calibri"/>
+                <w:b w:val="false"/>
+                <w:bCs w:val="false"/>
+                <w:sz w:val="14"/>
+                <w:szCs w:val="14"/>
+              </w:rPr>
+              <w:t xml:space="preserve">Jeneratör ses izolasyon kabini — 63 kVA (%25 müteahhit kârı dahil)</w:t>
+            </w:r>
+          </w:p>
+        </w:tc>
+        <w:tc>
+          <w:tcPr>
+            <w:tcW w:type="dxa" w:w="680"/>
+            <w:tcBorders>
+              <w:top w:val="single" w:color="808080" w:sz="4"/>
+              <w:left w:val="single" w:color="808080" w:sz="4"/>
+              <w:bottom w:val="single" w:color="808080" w:sz="4"/>
+              <w:right w:val="single" w:color="808080" w:sz="4"/>
+            </w:tcBorders>
+            <w:tcMar>
+              <w:top w:type="dxa" w:w="40"/>
+              <w:left w:type="dxa" w:w="60"/>
+              <w:bottom w:type="dxa" w:w="40"/>
+              <w:right w:type="dxa" w:w="60"/>
+            </w:tcMar>
+            <w:vAlign w:val="top"/>
+          </w:tcPr>
+          <w:p>
+            <w:pPr>
+              <w:spacing w:after="0" w:before="0"/>
+              <w:jc w:val="center"/>
+            </w:pPr>
+            <w:r>
+              <w:rPr>
+                <w:rFonts w:ascii="Calibri" w:cs="Calibri" w:eastAsia="Calibri" w:hAnsi="Calibri"/>
+                <w:b w:val="false"/>
+                <w:bCs w:val="false"/>
+                <w:sz w:val="14"/>
+                <w:szCs w:val="14"/>
+              </w:rPr>
+              <w:t xml:space="preserve">ad</w:t>
+            </w:r>
+          </w:p>
+        </w:tc>
+        <w:tc>
+          <w:tcPr>
+            <w:tcW w:type="dxa" w:w="850"/>
+            <w:tcBorders>
+              <w:top w:val="single" w:color="808080" w:sz="4"/>
+              <w:left w:val="single" w:color="808080" w:sz="4"/>
+              <w:bottom w:val="single" w:color="808080" w:sz="4"/>
+              <w:right w:val="single" w:color="808080" w:sz="4"/>
+            </w:tcBorders>
+            <w:tcMar>
+              <w:top w:type="dxa" w:w="40"/>
+              <w:left w:type="dxa" w:w="60"/>
+              <w:bottom w:type="dxa" w:w="40"/>
+              <w:right w:type="dxa" w:w="60"/>
+            </w:tcMar>
+            <w:vAlign w:val="top"/>
+          </w:tcPr>
+          <w:p>
+            <w:pPr>
+              <w:spacing w:after="0" w:before="0"/>
+              <w:jc w:val="right"/>
+            </w:pPr>
+            <w:r>
+              <w:rPr>
+                <w:rFonts w:ascii="Calibri" w:cs="Calibri" w:eastAsia="Calibri" w:hAnsi="Calibri"/>
+                <w:b w:val="false"/>
+                <w:bCs w:val="false"/>
+                <w:sz w:val="14"/>
+                <w:szCs w:val="14"/>
+              </w:rPr>
+              <w:t xml:space="preserve">1,000</w:t>
+            </w:r>
+          </w:p>
+        </w:tc>
+        <w:tc>
+          <w:tcPr>
+            <w:tcW w:type="dxa" w:w="1134"/>
+            <w:tcBorders>
+              <w:top w:val="single" w:color="808080" w:sz="4"/>
+              <w:left w:val="single" w:color="808080" w:sz="4"/>
+              <w:bottom w:val="single" w:color="808080" w:sz="4"/>
+              <w:right w:val="single" w:color="808080" w:sz="4"/>
+            </w:tcBorders>
+            <w:tcMar>
+              <w:top w:type="dxa" w:w="40"/>
+              <w:left w:type="dxa" w:w="60"/>
+              <w:bottom w:type="dxa" w:w="40"/>
+              <w:right w:type="dxa" w:w="60"/>
+            </w:tcMar>
+            <w:vAlign w:val="top"/>
+          </w:tcPr>
+          <w:p>
+            <w:pPr>
+              <w:spacing w:after="0" w:before="0"/>
+              <w:jc w:val="right"/>
+            </w:pPr>
+            <w:r>
+              <w:rPr>
+                <w:rFonts w:ascii="Calibri" w:cs="Calibri" w:eastAsia="Calibri" w:hAnsi="Calibri"/>
+                <w:b w:val="false"/>
+                <w:bCs w:val="false"/>
+                <w:sz w:val="14"/>
+                <w:szCs w:val="14"/>
+              </w:rPr>
+              <w:t xml:space="preserve">79.653,55</w:t>
+            </w:r>
+          </w:p>
+        </w:tc>
+        <w:tc>
+          <w:tcPr>
+            <w:tcW w:type="dxa" w:w="1304"/>
+            <w:tcBorders>
+              <w:top w:val="single" w:color="808080" w:sz="4"/>
+              <w:left w:val="single" w:color="808080" w:sz="4"/>
+              <w:bottom w:val="single" w:color="808080" w:sz="4"/>
+              <w:right w:val="single" w:color="808080" w:sz="4"/>
+            </w:tcBorders>
+            <w:tcMar>
+              <w:top w:type="dxa" w:w="40"/>
+              <w:left w:type="dxa" w:w="60"/>
+              <w:bottom w:type="dxa" w:w="40"/>
+              <w:right w:type="dxa" w:w="60"/>
+            </w:tcMar>
+            <w:vAlign w:val="top"/>
+          </w:tcPr>
+          <w:p>
+            <w:pPr>
+              <w:spacing w:after="0" w:before="0"/>
+              <w:jc w:val="right"/>
+            </w:pPr>
+            <w:r>
+              <w:rPr>
+                <w:rFonts w:ascii="Calibri" w:cs="Calibri" w:eastAsia="Calibri" w:hAnsi="Calibri"/>
+                <w:b w:val="false"/>
+                <w:bCs w:val="false"/>
+                <w:sz w:val="14"/>
+                <w:szCs w:val="14"/>
+              </w:rPr>
+              <w:t xml:space="preserve">79.653,55</w:t>
+            </w:r>
+          </w:p>
+        </w:tc>
+      </w:tr>
+      <w:tr>
+        <w:tc>
+          <w:tcPr>
             <w:tcW w:type="dxa" w:w="1361"/>
             <w:tcBorders>
               <w:top w:val="single" w:color="808080" w:sz="4"/>
@@ -20961,7 +21969,7 @@
                 <w:sz w:val="14"/>
                 <w:szCs w:val="14"/>
               </w:rPr>
-              <w:t xml:space="preserve">7.125.602,55</w:t>
+              <w:t xml:space="preserve">7.672.605,39</w:t>
             </w:r>
           </w:p>
         </w:tc>
@@ -21055,7 +22063,7 @@
                 <w:sz w:val="14"/>
                 <w:szCs w:val="14"/>
               </w:rPr>
-              <w:t xml:space="preserve">14.251.205,62 TL</w:t>
+              <w:t xml:space="preserve">15.345.211,30 TL</w:t>
             </w:r>
           </w:p>
         </w:tc>

--- a/belgeler/28_TEKLIF_SUNUM_FORMU_MARFEN.docx
+++ b/belgeler/28_TEKLIF_SUNUM_FORMU_MARFEN.docx
@@ -1746,7 +1746,7 @@
                 <w:sz w:val="14"/>
                 <w:szCs w:val="14"/>
               </w:rPr>
-              <w:t xml:space="preserve">31,428</w:t>
+              <w:t xml:space="preserve">31,429</w:t>
             </w:r>
           </w:p>
         </w:tc>
@@ -1814,7 +1814,7 @@
                 <w:sz w:val="14"/>
                 <w:szCs w:val="14"/>
               </w:rPr>
-              <w:t xml:space="preserve">86.441,14</w:t>
+              <w:t xml:space="preserve">86.443,89</w:t>
             </w:r>
           </w:p>
         </w:tc>
@@ -2824,7 +2824,7 @@
                 <w:sz w:val="14"/>
                 <w:szCs w:val="14"/>
               </w:rPr>
-              <w:t xml:space="preserve">7,287</w:t>
+              <w:t xml:space="preserve">7,288</w:t>
             </w:r>
           </w:p>
         </w:tc>
@@ -2892,7 +2892,7 @@
                 <w:sz w:val="14"/>
                 <w:szCs w:val="14"/>
               </w:rPr>
-              <w:t xml:space="preserve">273.497,07</w:t>
+              <w:t xml:space="preserve">273.534,60</w:t>
             </w:r>
           </w:p>
         </w:tc>
@@ -11452,7 +11452,7 @@
                 <w:sz w:val="14"/>
                 <w:szCs w:val="14"/>
               </w:rPr>
-              <w:t xml:space="preserve">7.672.605,91</w:t>
+              <w:t xml:space="preserve">7.672.646,19</w:t>
             </w:r>
           </w:p>
         </w:tc>
@@ -12263,7 +12263,7 @@
                 <w:sz w:val="14"/>
                 <w:szCs w:val="14"/>
               </w:rPr>
-              <w:t xml:space="preserve">31,428</w:t>
+              <w:t xml:space="preserve">31,429</w:t>
             </w:r>
           </w:p>
         </w:tc>
@@ -12331,7 +12331,7 @@
                 <w:sz w:val="14"/>
                 <w:szCs w:val="14"/>
               </w:rPr>
-              <w:t xml:space="preserve">86.441,14</w:t>
+              <w:t xml:space="preserve">86.443,89</w:t>
             </w:r>
           </w:p>
         </w:tc>
@@ -13341,7 +13341,7 @@
                 <w:sz w:val="14"/>
                 <w:szCs w:val="14"/>
               </w:rPr>
-              <w:t xml:space="preserve">7,287</w:t>
+              <w:t xml:space="preserve">7,288</w:t>
             </w:r>
           </w:p>
         </w:tc>
@@ -13409,7 +13409,7 @@
                 <w:sz w:val="14"/>
                 <w:szCs w:val="14"/>
               </w:rPr>
-              <w:t xml:space="preserve">273.497,07</w:t>
+              <w:t xml:space="preserve">273.534,60</w:t>
             </w:r>
           </w:p>
         </w:tc>
@@ -21969,7 +21969,7 @@
                 <w:sz w:val="14"/>
                 <w:szCs w:val="14"/>
               </w:rPr>
-              <w:t xml:space="preserve">7.672.605,39</w:t>
+              <w:t xml:space="preserve">7.672.645,67</w:t>
             </w:r>
           </w:p>
         </w:tc>
@@ -22063,7 +22063,7 @@
                 <w:sz w:val="14"/>
                 <w:szCs w:val="14"/>
               </w:rPr>
-              <w:t xml:space="preserve">15.345.211,30 TL</w:t>
+              <w:t xml:space="preserve">15.345.291,86 TL</w:t>
             </w:r>
           </w:p>
         </w:tc>

--- a/belgeler/28_TEKLIF_SUNUM_FORMU_MARFEN.docx
+++ b/belgeler/28_TEKLIF_SUNUM_FORMU_MARFEN.docx
@@ -11178,6 +11178,510 @@
       <w:tr>
         <w:tc>
           <w:tcPr>
+            <w:vMerge w:val="continue"/>
+            <w:tcBorders>
+              <w:top w:val="single" w:color="808080" w:sz="4"/>
+              <w:left w:val="single" w:color="808080" w:sz="4"/>
+              <w:bottom w:val="single" w:color="808080" w:sz="4"/>
+              <w:right w:val="single" w:color="808080" w:sz="4"/>
+            </w:tcBorders>
+          </w:tcPr>
+          <w:p/>
+        </w:tc>
+        <w:tc>
+          <w:tcPr>
+            <w:tcW w:type="dxa" w:w="454"/>
+            <w:tcBorders>
+              <w:top w:val="single" w:color="808080" w:sz="4"/>
+              <w:left w:val="single" w:color="808080" w:sz="4"/>
+              <w:bottom w:val="single" w:color="808080" w:sz="4"/>
+              <w:right w:val="single" w:color="808080" w:sz="4"/>
+            </w:tcBorders>
+            <w:tcMar>
+              <w:top w:type="dxa" w:w="40"/>
+              <w:left w:type="dxa" w:w="60"/>
+              <w:bottom w:type="dxa" w:w="40"/>
+              <w:right w:type="dxa" w:w="60"/>
+            </w:tcMar>
+            <w:vAlign w:val="top"/>
+          </w:tcPr>
+          <w:p>
+            <w:pPr>
+              <w:spacing w:after="0" w:before="0"/>
+              <w:jc w:val="center"/>
+            </w:pPr>
+            <w:r>
+              <w:rPr>
+                <w:rFonts w:ascii="Calibri" w:cs="Calibri" w:eastAsia="Calibri" w:hAnsi="Calibri"/>
+                <w:b w:val="false"/>
+                <w:bCs w:val="false"/>
+                <w:sz w:val="14"/>
+                <w:szCs w:val="14"/>
+              </w:rPr>
+              <w:t xml:space="preserve">16</w:t>
+            </w:r>
+          </w:p>
+        </w:tc>
+        <w:tc>
+          <w:tcPr>
+            <w:tcW w:type="dxa" w:w="1191"/>
+            <w:tcBorders>
+              <w:top w:val="single" w:color="808080" w:sz="4"/>
+              <w:left w:val="single" w:color="808080" w:sz="4"/>
+              <w:bottom w:val="single" w:color="808080" w:sz="4"/>
+              <w:right w:val="single" w:color="808080" w:sz="4"/>
+            </w:tcBorders>
+            <w:tcMar>
+              <w:top w:type="dxa" w:w="40"/>
+              <w:left w:type="dxa" w:w="60"/>
+              <w:bottom w:type="dxa" w:w="40"/>
+              <w:right w:type="dxa" w:w="60"/>
+            </w:tcMar>
+            <w:vAlign w:val="top"/>
+          </w:tcPr>
+          <w:p>
+            <w:pPr>
+              <w:spacing w:after="0" w:before="0"/>
+              <w:jc w:val="center"/>
+            </w:pPr>
+            <w:r>
+              <w:rPr>
+                <w:rFonts w:ascii="Calibri" w:cs="Calibri" w:eastAsia="Calibri" w:hAnsi="Calibri"/>
+                <w:b w:val="false"/>
+                <w:bCs w:val="false"/>
+                <w:sz w:val="14"/>
+                <w:szCs w:val="14"/>
+              </w:rPr>
+              <w:t xml:space="preserve">35.190.1100</w:t>
+            </w:r>
+          </w:p>
+        </w:tc>
+        <w:tc>
+          <w:tcPr>
+            <w:tcW w:type="dxa" w:w="3458"/>
+            <w:tcBorders>
+              <w:top w:val="single" w:color="808080" w:sz="4"/>
+              <w:left w:val="single" w:color="808080" w:sz="4"/>
+              <w:bottom w:val="single" w:color="808080" w:sz="4"/>
+              <w:right w:val="single" w:color="808080" w:sz="4"/>
+            </w:tcBorders>
+            <w:tcMar>
+              <w:top w:type="dxa" w:w="40"/>
+              <w:left w:type="dxa" w:w="60"/>
+              <w:bottom w:type="dxa" w:w="40"/>
+              <w:right w:type="dxa" w:w="60"/>
+            </w:tcMar>
+            <w:vAlign w:val="top"/>
+          </w:tcPr>
+          <w:p>
+            <w:pPr>
+              <w:spacing w:after="0" w:before="0"/>
+              <w:jc w:val="left"/>
+            </w:pPr>
+            <w:r>
+              <w:rPr>
+                <w:rFonts w:ascii="Calibri" w:cs="Calibri" w:eastAsia="Calibri" w:hAnsi="Calibri"/>
+                <w:b w:val="false"/>
+                <w:bCs w:val="false"/>
+                <w:sz w:val="14"/>
+                <w:szCs w:val="14"/>
+              </w:rPr>
+              <w:t xml:space="preserve">Kablo tava sistemleri — 200x60x1,0 mm sıcak daldırma galvanizli perfore kablo tavası (malzeme) (%25 müteahhit kârı dahil)</w:t>
+            </w:r>
+          </w:p>
+        </w:tc>
+        <w:tc>
+          <w:tcPr>
+            <w:tcW w:type="dxa" w:w="680"/>
+            <w:tcBorders>
+              <w:top w:val="single" w:color="808080" w:sz="4"/>
+              <w:left w:val="single" w:color="808080" w:sz="4"/>
+              <w:bottom w:val="single" w:color="808080" w:sz="4"/>
+              <w:right w:val="single" w:color="808080" w:sz="4"/>
+            </w:tcBorders>
+            <w:tcMar>
+              <w:top w:type="dxa" w:w="40"/>
+              <w:left w:type="dxa" w:w="60"/>
+              <w:bottom w:type="dxa" w:w="40"/>
+              <w:right w:type="dxa" w:w="60"/>
+            </w:tcMar>
+            <w:vAlign w:val="top"/>
+          </w:tcPr>
+          <w:p>
+            <w:pPr>
+              <w:spacing w:after="0" w:before="0"/>
+              <w:jc w:val="center"/>
+            </w:pPr>
+            <w:r>
+              <w:rPr>
+                <w:rFonts w:ascii="Calibri" w:cs="Calibri" w:eastAsia="Calibri" w:hAnsi="Calibri"/>
+                <w:b w:val="false"/>
+                <w:bCs w:val="false"/>
+                <w:sz w:val="14"/>
+                <w:szCs w:val="14"/>
+              </w:rPr>
+              <w:t xml:space="preserve">kg</w:t>
+            </w:r>
+          </w:p>
+        </w:tc>
+        <w:tc>
+          <w:tcPr>
+            <w:tcW w:type="dxa" w:w="850"/>
+            <w:tcBorders>
+              <w:top w:val="single" w:color="808080" w:sz="4"/>
+              <w:left w:val="single" w:color="808080" w:sz="4"/>
+              <w:bottom w:val="single" w:color="808080" w:sz="4"/>
+              <w:right w:val="single" w:color="808080" w:sz="4"/>
+            </w:tcBorders>
+            <w:tcMar>
+              <w:top w:type="dxa" w:w="40"/>
+              <w:left w:type="dxa" w:w="60"/>
+              <w:bottom w:type="dxa" w:w="40"/>
+              <w:right w:type="dxa" w:w="60"/>
+            </w:tcMar>
+            <w:vAlign w:val="top"/>
+          </w:tcPr>
+          <w:p>
+            <w:pPr>
+              <w:spacing w:after="0" w:before="0"/>
+              <w:jc w:val="right"/>
+            </w:pPr>
+            <w:r>
+              <w:rPr>
+                <w:rFonts w:ascii="Calibri" w:cs="Calibri" w:eastAsia="Calibri" w:hAnsi="Calibri"/>
+                <w:b w:val="false"/>
+                <w:bCs w:val="false"/>
+                <w:sz w:val="14"/>
+                <w:szCs w:val="14"/>
+              </w:rPr>
+              <w:t xml:space="preserve">502,000</w:t>
+            </w:r>
+          </w:p>
+        </w:tc>
+        <w:tc>
+          <w:tcPr>
+            <w:tcW w:type="dxa" w:w="1134"/>
+            <w:tcBorders>
+              <w:top w:val="single" w:color="808080" w:sz="4"/>
+              <w:left w:val="single" w:color="808080" w:sz="4"/>
+              <w:bottom w:val="single" w:color="808080" w:sz="4"/>
+              <w:right w:val="single" w:color="808080" w:sz="4"/>
+            </w:tcBorders>
+            <w:tcMar>
+              <w:top w:type="dxa" w:w="40"/>
+              <w:left w:type="dxa" w:w="60"/>
+              <w:bottom w:type="dxa" w:w="40"/>
+              <w:right w:type="dxa" w:w="60"/>
+            </w:tcMar>
+            <w:vAlign w:val="top"/>
+          </w:tcPr>
+          <w:p>
+            <w:pPr>
+              <w:spacing w:after="0" w:before="0"/>
+              <w:jc w:val="right"/>
+            </w:pPr>
+            <w:r>
+              <w:rPr>
+                <w:rFonts w:ascii="Calibri" w:cs="Calibri" w:eastAsia="Calibri" w:hAnsi="Calibri"/>
+                <w:b w:val="false"/>
+                <w:bCs w:val="false"/>
+                <w:sz w:val="14"/>
+                <w:szCs w:val="14"/>
+              </w:rPr>
+              <w:t xml:space="preserve">199,42</w:t>
+            </w:r>
+          </w:p>
+        </w:tc>
+        <w:tc>
+          <w:tcPr>
+            <w:tcW w:type="dxa" w:w="1304"/>
+            <w:tcBorders>
+              <w:top w:val="single" w:color="808080" w:sz="4"/>
+              <w:left w:val="single" w:color="808080" w:sz="4"/>
+              <w:bottom w:val="single" w:color="808080" w:sz="4"/>
+              <w:right w:val="single" w:color="808080" w:sz="4"/>
+            </w:tcBorders>
+            <w:tcMar>
+              <w:top w:type="dxa" w:w="40"/>
+              <w:left w:type="dxa" w:w="60"/>
+              <w:bottom w:type="dxa" w:w="40"/>
+              <w:right w:type="dxa" w:w="60"/>
+            </w:tcMar>
+            <w:vAlign w:val="top"/>
+          </w:tcPr>
+          <w:p>
+            <w:pPr>
+              <w:spacing w:after="0" w:before="0"/>
+              <w:jc w:val="right"/>
+            </w:pPr>
+            <w:r>
+              <w:rPr>
+                <w:rFonts w:ascii="Calibri" w:cs="Calibri" w:eastAsia="Calibri" w:hAnsi="Calibri"/>
+                <w:b w:val="false"/>
+                <w:bCs w:val="false"/>
+                <w:sz w:val="14"/>
+                <w:szCs w:val="14"/>
+              </w:rPr>
+              <w:t xml:space="preserve">100.108,84</w:t>
+            </w:r>
+          </w:p>
+        </w:tc>
+      </w:tr>
+      <w:tr>
+        <w:tc>
+          <w:tcPr>
+            <w:vMerge w:val="continue"/>
+            <w:tcBorders>
+              <w:top w:val="single" w:color="808080" w:sz="4"/>
+              <w:left w:val="single" w:color="808080" w:sz="4"/>
+              <w:bottom w:val="single" w:color="808080" w:sz="4"/>
+              <w:right w:val="single" w:color="808080" w:sz="4"/>
+            </w:tcBorders>
+          </w:tcPr>
+          <w:p/>
+        </w:tc>
+        <w:tc>
+          <w:tcPr>
+            <w:tcW w:type="dxa" w:w="454"/>
+            <w:tcBorders>
+              <w:top w:val="single" w:color="808080" w:sz="4"/>
+              <w:left w:val="single" w:color="808080" w:sz="4"/>
+              <w:bottom w:val="single" w:color="808080" w:sz="4"/>
+              <w:right w:val="single" w:color="808080" w:sz="4"/>
+            </w:tcBorders>
+            <w:tcMar>
+              <w:top w:type="dxa" w:w="40"/>
+              <w:left w:type="dxa" w:w="60"/>
+              <w:bottom w:type="dxa" w:w="40"/>
+              <w:right w:type="dxa" w:w="60"/>
+            </w:tcMar>
+            <w:vAlign w:val="top"/>
+          </w:tcPr>
+          <w:p>
+            <w:pPr>
+              <w:spacing w:after="0" w:before="0"/>
+              <w:jc w:val="center"/>
+            </w:pPr>
+            <w:r>
+              <w:rPr>
+                <w:rFonts w:ascii="Calibri" w:cs="Calibri" w:eastAsia="Calibri" w:hAnsi="Calibri"/>
+                <w:b w:val="false"/>
+                <w:bCs w:val="false"/>
+                <w:sz w:val="14"/>
+                <w:szCs w:val="14"/>
+              </w:rPr>
+              <w:t xml:space="preserve">17</w:t>
+            </w:r>
+          </w:p>
+        </w:tc>
+        <w:tc>
+          <w:tcPr>
+            <w:tcW w:type="dxa" w:w="1191"/>
+            <w:tcBorders>
+              <w:top w:val="single" w:color="808080" w:sz="4"/>
+              <w:left w:val="single" w:color="808080" w:sz="4"/>
+              <w:bottom w:val="single" w:color="808080" w:sz="4"/>
+              <w:right w:val="single" w:color="808080" w:sz="4"/>
+            </w:tcBorders>
+            <w:tcMar>
+              <w:top w:type="dxa" w:w="40"/>
+              <w:left w:type="dxa" w:w="60"/>
+              <w:bottom w:type="dxa" w:w="40"/>
+              <w:right w:type="dxa" w:w="60"/>
+            </w:tcMar>
+            <w:vAlign w:val="top"/>
+          </w:tcPr>
+          <w:p>
+            <w:pPr>
+              <w:spacing w:after="0" w:before="0"/>
+              <w:jc w:val="center"/>
+            </w:pPr>
+            <w:r>
+              <w:rPr>
+                <w:rFonts w:ascii="Calibri" w:cs="Calibri" w:eastAsia="Calibri" w:hAnsi="Calibri"/>
+                <w:b w:val="false"/>
+                <w:bCs w:val="false"/>
+                <w:sz w:val="14"/>
+                <w:szCs w:val="14"/>
+              </w:rPr>
+              <w:t xml:space="preserve">35.190.1100 (montaj)</w:t>
+            </w:r>
+          </w:p>
+        </w:tc>
+        <w:tc>
+          <w:tcPr>
+            <w:tcW w:type="dxa" w:w="3458"/>
+            <w:tcBorders>
+              <w:top w:val="single" w:color="808080" w:sz="4"/>
+              <w:left w:val="single" w:color="808080" w:sz="4"/>
+              <w:bottom w:val="single" w:color="808080" w:sz="4"/>
+              <w:right w:val="single" w:color="808080" w:sz="4"/>
+            </w:tcBorders>
+            <w:tcMar>
+              <w:top w:type="dxa" w:w="40"/>
+              <w:left w:type="dxa" w:w="60"/>
+              <w:bottom w:type="dxa" w:w="40"/>
+              <w:right w:type="dxa" w:w="60"/>
+            </w:tcMar>
+            <w:vAlign w:val="top"/>
+          </w:tcPr>
+          <w:p>
+            <w:pPr>
+              <w:spacing w:after="0" w:before="0"/>
+              <w:jc w:val="left"/>
+            </w:pPr>
+            <w:r>
+              <w:rPr>
+                <w:rFonts w:ascii="Calibri" w:cs="Calibri" w:eastAsia="Calibri" w:hAnsi="Calibri"/>
+                <w:b w:val="false"/>
+                <w:bCs w:val="false"/>
+                <w:sz w:val="14"/>
+                <w:szCs w:val="14"/>
+              </w:rPr>
+              <w:t xml:space="preserve">Kablo tava sistemlerinin montajı — askı ve konsollarla tavana veya duvara tespiti; ek parça, konsol, askı tiji, vida ve somun bedelleri dâhildir, ayrıca ödenmez</w:t>
+            </w:r>
+          </w:p>
+        </w:tc>
+        <w:tc>
+          <w:tcPr>
+            <w:tcW w:type="dxa" w:w="680"/>
+            <w:tcBorders>
+              <w:top w:val="single" w:color="808080" w:sz="4"/>
+              <w:left w:val="single" w:color="808080" w:sz="4"/>
+              <w:bottom w:val="single" w:color="808080" w:sz="4"/>
+              <w:right w:val="single" w:color="808080" w:sz="4"/>
+            </w:tcBorders>
+            <w:tcMar>
+              <w:top w:type="dxa" w:w="40"/>
+              <w:left w:type="dxa" w:w="60"/>
+              <w:bottom w:type="dxa" w:w="40"/>
+              <w:right w:type="dxa" w:w="60"/>
+            </w:tcMar>
+            <w:vAlign w:val="top"/>
+          </w:tcPr>
+          <w:p>
+            <w:pPr>
+              <w:spacing w:after="0" w:before="0"/>
+              <w:jc w:val="center"/>
+            </w:pPr>
+            <w:r>
+              <w:rPr>
+                <w:rFonts w:ascii="Calibri" w:cs="Calibri" w:eastAsia="Calibri" w:hAnsi="Calibri"/>
+                <w:b w:val="false"/>
+                <w:bCs w:val="false"/>
+                <w:sz w:val="14"/>
+                <w:szCs w:val="14"/>
+              </w:rPr>
+              <w:t xml:space="preserve">kg</w:t>
+            </w:r>
+          </w:p>
+        </w:tc>
+        <w:tc>
+          <w:tcPr>
+            <w:tcW w:type="dxa" w:w="850"/>
+            <w:tcBorders>
+              <w:top w:val="single" w:color="808080" w:sz="4"/>
+              <w:left w:val="single" w:color="808080" w:sz="4"/>
+              <w:bottom w:val="single" w:color="808080" w:sz="4"/>
+              <w:right w:val="single" w:color="808080" w:sz="4"/>
+            </w:tcBorders>
+            <w:tcMar>
+              <w:top w:type="dxa" w:w="40"/>
+              <w:left w:type="dxa" w:w="60"/>
+              <w:bottom w:type="dxa" w:w="40"/>
+              <w:right w:type="dxa" w:w="60"/>
+            </w:tcMar>
+            <w:vAlign w:val="top"/>
+          </w:tcPr>
+          <w:p>
+            <w:pPr>
+              <w:spacing w:after="0" w:before="0"/>
+              <w:jc w:val="right"/>
+            </w:pPr>
+            <w:r>
+              <w:rPr>
+                <w:rFonts w:ascii="Calibri" w:cs="Calibri" w:eastAsia="Calibri" w:hAnsi="Calibri"/>
+                <w:b w:val="false"/>
+                <w:bCs w:val="false"/>
+                <w:sz w:val="14"/>
+                <w:szCs w:val="14"/>
+              </w:rPr>
+              <w:t xml:space="preserve">502,000</w:t>
+            </w:r>
+          </w:p>
+        </w:tc>
+        <w:tc>
+          <w:tcPr>
+            <w:tcW w:type="dxa" w:w="1134"/>
+            <w:tcBorders>
+              <w:top w:val="single" w:color="808080" w:sz="4"/>
+              <w:left w:val="single" w:color="808080" w:sz="4"/>
+              <w:bottom w:val="single" w:color="808080" w:sz="4"/>
+              <w:right w:val="single" w:color="808080" w:sz="4"/>
+            </w:tcBorders>
+            <w:tcMar>
+              <w:top w:type="dxa" w:w="40"/>
+              <w:left w:type="dxa" w:w="60"/>
+              <w:bottom w:type="dxa" w:w="40"/>
+              <w:right w:type="dxa" w:w="60"/>
+            </w:tcMar>
+            <w:vAlign w:val="top"/>
+          </w:tcPr>
+          <w:p>
+            <w:pPr>
+              <w:spacing w:after="0" w:before="0"/>
+              <w:jc w:val="right"/>
+            </w:pPr>
+            <w:r>
+              <w:rPr>
+                <w:rFonts w:ascii="Calibri" w:cs="Calibri" w:eastAsia="Calibri" w:hAnsi="Calibri"/>
+                <w:b w:val="false"/>
+                <w:bCs w:val="false"/>
+                <w:sz w:val="14"/>
+                <w:szCs w:val="14"/>
+              </w:rPr>
+              <w:t xml:space="preserve">38,72</w:t>
+            </w:r>
+          </w:p>
+        </w:tc>
+        <w:tc>
+          <w:tcPr>
+            <w:tcW w:type="dxa" w:w="1304"/>
+            <w:tcBorders>
+              <w:top w:val="single" w:color="808080" w:sz="4"/>
+              <w:left w:val="single" w:color="808080" w:sz="4"/>
+              <w:bottom w:val="single" w:color="808080" w:sz="4"/>
+              <w:right w:val="single" w:color="808080" w:sz="4"/>
+            </w:tcBorders>
+            <w:tcMar>
+              <w:top w:type="dxa" w:w="40"/>
+              <w:left w:type="dxa" w:w="60"/>
+              <w:bottom w:type="dxa" w:w="40"/>
+              <w:right w:type="dxa" w:w="60"/>
+            </w:tcMar>
+            <w:vAlign w:val="top"/>
+          </w:tcPr>
+          <w:p>
+            <w:pPr>
+              <w:spacing w:after="0" w:before="0"/>
+              <w:jc w:val="right"/>
+            </w:pPr>
+            <w:r>
+              <w:rPr>
+                <w:rFonts w:ascii="Calibri" w:cs="Calibri" w:eastAsia="Calibri" w:hAnsi="Calibri"/>
+                <w:b w:val="false"/>
+                <w:bCs w:val="false"/>
+                <w:sz w:val="14"/>
+                <w:szCs w:val="14"/>
+              </w:rPr>
+              <w:t xml:space="preserve">19.437,44</w:t>
+            </w:r>
+          </w:p>
+        </w:tc>
+      </w:tr>
+      <w:tr>
+        <w:tc>
+          <w:tcPr>
             <w:tcW w:type="dxa" w:w="1361"/>
             <w:tcBorders>
               <w:top w:val="single" w:color="808080" w:sz="4"/>
@@ -11452,7 +11956,7 @@
                 <w:sz w:val="14"/>
                 <w:szCs w:val="14"/>
               </w:rPr>
-              <w:t xml:space="preserve">7.672.646,19</w:t>
+              <w:t xml:space="preserve">7.792.192,47</w:t>
             </w:r>
           </w:p>
         </w:tc>
@@ -21695,6 +22199,510 @@
       <w:tr>
         <w:tc>
           <w:tcPr>
+            <w:vMerge w:val="continue"/>
+            <w:tcBorders>
+              <w:top w:val="single" w:color="808080" w:sz="4"/>
+              <w:left w:val="single" w:color="808080" w:sz="4"/>
+              <w:bottom w:val="single" w:color="808080" w:sz="4"/>
+              <w:right w:val="single" w:color="808080" w:sz="4"/>
+            </w:tcBorders>
+          </w:tcPr>
+          <w:p/>
+        </w:tc>
+        <w:tc>
+          <w:tcPr>
+            <w:tcW w:type="dxa" w:w="454"/>
+            <w:tcBorders>
+              <w:top w:val="single" w:color="808080" w:sz="4"/>
+              <w:left w:val="single" w:color="808080" w:sz="4"/>
+              <w:bottom w:val="single" w:color="808080" w:sz="4"/>
+              <w:right w:val="single" w:color="808080" w:sz="4"/>
+            </w:tcBorders>
+            <w:tcMar>
+              <w:top w:type="dxa" w:w="40"/>
+              <w:left w:type="dxa" w:w="60"/>
+              <w:bottom w:type="dxa" w:w="40"/>
+              <w:right w:type="dxa" w:w="60"/>
+            </w:tcMar>
+            <w:vAlign w:val="top"/>
+          </w:tcPr>
+          <w:p>
+            <w:pPr>
+              <w:spacing w:after="0" w:before="0"/>
+              <w:jc w:val="center"/>
+            </w:pPr>
+            <w:r>
+              <w:rPr>
+                <w:rFonts w:ascii="Calibri" w:cs="Calibri" w:eastAsia="Calibri" w:hAnsi="Calibri"/>
+                <w:b w:val="false"/>
+                <w:bCs w:val="false"/>
+                <w:sz w:val="14"/>
+                <w:szCs w:val="14"/>
+              </w:rPr>
+              <w:t xml:space="preserve">16</w:t>
+            </w:r>
+          </w:p>
+        </w:tc>
+        <w:tc>
+          <w:tcPr>
+            <w:tcW w:type="dxa" w:w="1191"/>
+            <w:tcBorders>
+              <w:top w:val="single" w:color="808080" w:sz="4"/>
+              <w:left w:val="single" w:color="808080" w:sz="4"/>
+              <w:bottom w:val="single" w:color="808080" w:sz="4"/>
+              <w:right w:val="single" w:color="808080" w:sz="4"/>
+            </w:tcBorders>
+            <w:tcMar>
+              <w:top w:type="dxa" w:w="40"/>
+              <w:left w:type="dxa" w:w="60"/>
+              <w:bottom w:type="dxa" w:w="40"/>
+              <w:right w:type="dxa" w:w="60"/>
+            </w:tcMar>
+            <w:vAlign w:val="top"/>
+          </w:tcPr>
+          <w:p>
+            <w:pPr>
+              <w:spacing w:after="0" w:before="0"/>
+              <w:jc w:val="center"/>
+            </w:pPr>
+            <w:r>
+              <w:rPr>
+                <w:rFonts w:ascii="Calibri" w:cs="Calibri" w:eastAsia="Calibri" w:hAnsi="Calibri"/>
+                <w:b w:val="false"/>
+                <w:bCs w:val="false"/>
+                <w:sz w:val="14"/>
+                <w:szCs w:val="14"/>
+              </w:rPr>
+              <w:t xml:space="preserve">35.190.1100</w:t>
+            </w:r>
+          </w:p>
+        </w:tc>
+        <w:tc>
+          <w:tcPr>
+            <w:tcW w:type="dxa" w:w="3458"/>
+            <w:tcBorders>
+              <w:top w:val="single" w:color="808080" w:sz="4"/>
+              <w:left w:val="single" w:color="808080" w:sz="4"/>
+              <w:bottom w:val="single" w:color="808080" w:sz="4"/>
+              <w:right w:val="single" w:color="808080" w:sz="4"/>
+            </w:tcBorders>
+            <w:tcMar>
+              <w:top w:type="dxa" w:w="40"/>
+              <w:left w:type="dxa" w:w="60"/>
+              <w:bottom w:type="dxa" w:w="40"/>
+              <w:right w:type="dxa" w:w="60"/>
+            </w:tcMar>
+            <w:vAlign w:val="top"/>
+          </w:tcPr>
+          <w:p>
+            <w:pPr>
+              <w:spacing w:after="0" w:before="0"/>
+              <w:jc w:val="left"/>
+            </w:pPr>
+            <w:r>
+              <w:rPr>
+                <w:rFonts w:ascii="Calibri" w:cs="Calibri" w:eastAsia="Calibri" w:hAnsi="Calibri"/>
+                <w:b w:val="false"/>
+                <w:bCs w:val="false"/>
+                <w:sz w:val="14"/>
+                <w:szCs w:val="14"/>
+              </w:rPr>
+              <w:t xml:space="preserve">Kablo tava sistemleri — 200x60x1,0 mm sıcak daldırma galvanizli perfore kablo tavası (malzeme) (%25 müteahhit kârı dahil)</w:t>
+            </w:r>
+          </w:p>
+        </w:tc>
+        <w:tc>
+          <w:tcPr>
+            <w:tcW w:type="dxa" w:w="680"/>
+            <w:tcBorders>
+              <w:top w:val="single" w:color="808080" w:sz="4"/>
+              <w:left w:val="single" w:color="808080" w:sz="4"/>
+              <w:bottom w:val="single" w:color="808080" w:sz="4"/>
+              <w:right w:val="single" w:color="808080" w:sz="4"/>
+            </w:tcBorders>
+            <w:tcMar>
+              <w:top w:type="dxa" w:w="40"/>
+              <w:left w:type="dxa" w:w="60"/>
+              <w:bottom w:type="dxa" w:w="40"/>
+              <w:right w:type="dxa" w:w="60"/>
+            </w:tcMar>
+            <w:vAlign w:val="top"/>
+          </w:tcPr>
+          <w:p>
+            <w:pPr>
+              <w:spacing w:after="0" w:before="0"/>
+              <w:jc w:val="center"/>
+            </w:pPr>
+            <w:r>
+              <w:rPr>
+                <w:rFonts w:ascii="Calibri" w:cs="Calibri" w:eastAsia="Calibri" w:hAnsi="Calibri"/>
+                <w:b w:val="false"/>
+                <w:bCs w:val="false"/>
+                <w:sz w:val="14"/>
+                <w:szCs w:val="14"/>
+              </w:rPr>
+              <w:t xml:space="preserve">kg</w:t>
+            </w:r>
+          </w:p>
+        </w:tc>
+        <w:tc>
+          <w:tcPr>
+            <w:tcW w:type="dxa" w:w="850"/>
+            <w:tcBorders>
+              <w:top w:val="single" w:color="808080" w:sz="4"/>
+              <w:left w:val="single" w:color="808080" w:sz="4"/>
+              <w:bottom w:val="single" w:color="808080" w:sz="4"/>
+              <w:right w:val="single" w:color="808080" w:sz="4"/>
+            </w:tcBorders>
+            <w:tcMar>
+              <w:top w:type="dxa" w:w="40"/>
+              <w:left w:type="dxa" w:w="60"/>
+              <w:bottom w:type="dxa" w:w="40"/>
+              <w:right w:type="dxa" w:w="60"/>
+            </w:tcMar>
+            <w:vAlign w:val="top"/>
+          </w:tcPr>
+          <w:p>
+            <w:pPr>
+              <w:spacing w:after="0" w:before="0"/>
+              <w:jc w:val="right"/>
+            </w:pPr>
+            <w:r>
+              <w:rPr>
+                <w:rFonts w:ascii="Calibri" w:cs="Calibri" w:eastAsia="Calibri" w:hAnsi="Calibri"/>
+                <w:b w:val="false"/>
+                <w:bCs w:val="false"/>
+                <w:sz w:val="14"/>
+                <w:szCs w:val="14"/>
+              </w:rPr>
+              <w:t xml:space="preserve">502,000</w:t>
+            </w:r>
+          </w:p>
+        </w:tc>
+        <w:tc>
+          <w:tcPr>
+            <w:tcW w:type="dxa" w:w="1134"/>
+            <w:tcBorders>
+              <w:top w:val="single" w:color="808080" w:sz="4"/>
+              <w:left w:val="single" w:color="808080" w:sz="4"/>
+              <w:bottom w:val="single" w:color="808080" w:sz="4"/>
+              <w:right w:val="single" w:color="808080" w:sz="4"/>
+            </w:tcBorders>
+            <w:tcMar>
+              <w:top w:type="dxa" w:w="40"/>
+              <w:left w:type="dxa" w:w="60"/>
+              <w:bottom w:type="dxa" w:w="40"/>
+              <w:right w:type="dxa" w:w="60"/>
+            </w:tcMar>
+            <w:vAlign w:val="top"/>
+          </w:tcPr>
+          <w:p>
+            <w:pPr>
+              <w:spacing w:after="0" w:before="0"/>
+              <w:jc w:val="right"/>
+            </w:pPr>
+            <w:r>
+              <w:rPr>
+                <w:rFonts w:ascii="Calibri" w:cs="Calibri" w:eastAsia="Calibri" w:hAnsi="Calibri"/>
+                <w:b w:val="false"/>
+                <w:bCs w:val="false"/>
+                <w:sz w:val="14"/>
+                <w:szCs w:val="14"/>
+              </w:rPr>
+              <w:t xml:space="preserve">199,42</w:t>
+            </w:r>
+          </w:p>
+        </w:tc>
+        <w:tc>
+          <w:tcPr>
+            <w:tcW w:type="dxa" w:w="1304"/>
+            <w:tcBorders>
+              <w:top w:val="single" w:color="808080" w:sz="4"/>
+              <w:left w:val="single" w:color="808080" w:sz="4"/>
+              <w:bottom w:val="single" w:color="808080" w:sz="4"/>
+              <w:right w:val="single" w:color="808080" w:sz="4"/>
+            </w:tcBorders>
+            <w:tcMar>
+              <w:top w:type="dxa" w:w="40"/>
+              <w:left w:type="dxa" w:w="60"/>
+              <w:bottom w:type="dxa" w:w="40"/>
+              <w:right w:type="dxa" w:w="60"/>
+            </w:tcMar>
+            <w:vAlign w:val="top"/>
+          </w:tcPr>
+          <w:p>
+            <w:pPr>
+              <w:spacing w:after="0" w:before="0"/>
+              <w:jc w:val="right"/>
+            </w:pPr>
+            <w:r>
+              <w:rPr>
+                <w:rFonts w:ascii="Calibri" w:cs="Calibri" w:eastAsia="Calibri" w:hAnsi="Calibri"/>
+                <w:b w:val="false"/>
+                <w:bCs w:val="false"/>
+                <w:sz w:val="14"/>
+                <w:szCs w:val="14"/>
+              </w:rPr>
+              <w:t xml:space="preserve">100.108,84</w:t>
+            </w:r>
+          </w:p>
+        </w:tc>
+      </w:tr>
+      <w:tr>
+        <w:tc>
+          <w:tcPr>
+            <w:vMerge w:val="continue"/>
+            <w:tcBorders>
+              <w:top w:val="single" w:color="808080" w:sz="4"/>
+              <w:left w:val="single" w:color="808080" w:sz="4"/>
+              <w:bottom w:val="single" w:color="808080" w:sz="4"/>
+              <w:right w:val="single" w:color="808080" w:sz="4"/>
+            </w:tcBorders>
+          </w:tcPr>
+          <w:p/>
+        </w:tc>
+        <w:tc>
+          <w:tcPr>
+            <w:tcW w:type="dxa" w:w="454"/>
+            <w:tcBorders>
+              <w:top w:val="single" w:color="808080" w:sz="4"/>
+              <w:left w:val="single" w:color="808080" w:sz="4"/>
+              <w:bottom w:val="single" w:color="808080" w:sz="4"/>
+              <w:right w:val="single" w:color="808080" w:sz="4"/>
+            </w:tcBorders>
+            <w:tcMar>
+              <w:top w:type="dxa" w:w="40"/>
+              <w:left w:type="dxa" w:w="60"/>
+              <w:bottom w:type="dxa" w:w="40"/>
+              <w:right w:type="dxa" w:w="60"/>
+            </w:tcMar>
+            <w:vAlign w:val="top"/>
+          </w:tcPr>
+          <w:p>
+            <w:pPr>
+              <w:spacing w:after="0" w:before="0"/>
+              <w:jc w:val="center"/>
+            </w:pPr>
+            <w:r>
+              <w:rPr>
+                <w:rFonts w:ascii="Calibri" w:cs="Calibri" w:eastAsia="Calibri" w:hAnsi="Calibri"/>
+                <w:b w:val="false"/>
+                <w:bCs w:val="false"/>
+                <w:sz w:val="14"/>
+                <w:szCs w:val="14"/>
+              </w:rPr>
+              <w:t xml:space="preserve">17</w:t>
+            </w:r>
+          </w:p>
+        </w:tc>
+        <w:tc>
+          <w:tcPr>
+            <w:tcW w:type="dxa" w:w="1191"/>
+            <w:tcBorders>
+              <w:top w:val="single" w:color="808080" w:sz="4"/>
+              <w:left w:val="single" w:color="808080" w:sz="4"/>
+              <w:bottom w:val="single" w:color="808080" w:sz="4"/>
+              <w:right w:val="single" w:color="808080" w:sz="4"/>
+            </w:tcBorders>
+            <w:tcMar>
+              <w:top w:type="dxa" w:w="40"/>
+              <w:left w:type="dxa" w:w="60"/>
+              <w:bottom w:type="dxa" w:w="40"/>
+              <w:right w:type="dxa" w:w="60"/>
+            </w:tcMar>
+            <w:vAlign w:val="top"/>
+          </w:tcPr>
+          <w:p>
+            <w:pPr>
+              <w:spacing w:after="0" w:before="0"/>
+              <w:jc w:val="center"/>
+            </w:pPr>
+            <w:r>
+              <w:rPr>
+                <w:rFonts w:ascii="Calibri" w:cs="Calibri" w:eastAsia="Calibri" w:hAnsi="Calibri"/>
+                <w:b w:val="false"/>
+                <w:bCs w:val="false"/>
+                <w:sz w:val="14"/>
+                <w:szCs w:val="14"/>
+              </w:rPr>
+              <w:t xml:space="preserve">35.190.1100 (montaj)</w:t>
+            </w:r>
+          </w:p>
+        </w:tc>
+        <w:tc>
+          <w:tcPr>
+            <w:tcW w:type="dxa" w:w="3458"/>
+            <w:tcBorders>
+              <w:top w:val="single" w:color="808080" w:sz="4"/>
+              <w:left w:val="single" w:color="808080" w:sz="4"/>
+              <w:bottom w:val="single" w:color="808080" w:sz="4"/>
+              <w:right w:val="single" w:color="808080" w:sz="4"/>
+            </w:tcBorders>
+            <w:tcMar>
+              <w:top w:type="dxa" w:w="40"/>
+              <w:left w:type="dxa" w:w="60"/>
+              <w:bottom w:type="dxa" w:w="40"/>
+              <w:right w:type="dxa" w:w="60"/>
+            </w:tcMar>
+            <w:vAlign w:val="top"/>
+          </w:tcPr>
+          <w:p>
+            <w:pPr>
+              <w:spacing w:after="0" w:before="0"/>
+              <w:jc w:val="left"/>
+            </w:pPr>
+            <w:r>
+              <w:rPr>
+                <w:rFonts w:ascii="Calibri" w:cs="Calibri" w:eastAsia="Calibri" w:hAnsi="Calibri"/>
+                <w:b w:val="false"/>
+                <w:bCs w:val="false"/>
+                <w:sz w:val="14"/>
+                <w:szCs w:val="14"/>
+              </w:rPr>
+              <w:t xml:space="preserve">Kablo tava sistemlerinin montajı — askı ve konsollarla tavana veya duvara tespiti; ek parça, konsol, askı tiji, vida ve somun bedelleri dâhildir, ayrıca ödenmez</w:t>
+            </w:r>
+          </w:p>
+        </w:tc>
+        <w:tc>
+          <w:tcPr>
+            <w:tcW w:type="dxa" w:w="680"/>
+            <w:tcBorders>
+              <w:top w:val="single" w:color="808080" w:sz="4"/>
+              <w:left w:val="single" w:color="808080" w:sz="4"/>
+              <w:bottom w:val="single" w:color="808080" w:sz="4"/>
+              <w:right w:val="single" w:color="808080" w:sz="4"/>
+            </w:tcBorders>
+            <w:tcMar>
+              <w:top w:type="dxa" w:w="40"/>
+              <w:left w:type="dxa" w:w="60"/>
+              <w:bottom w:type="dxa" w:w="40"/>
+              <w:right w:type="dxa" w:w="60"/>
+            </w:tcMar>
+            <w:vAlign w:val="top"/>
+          </w:tcPr>
+          <w:p>
+            <w:pPr>
+              <w:spacing w:after="0" w:before="0"/>
+              <w:jc w:val="center"/>
+            </w:pPr>
+            <w:r>
+              <w:rPr>
+                <w:rFonts w:ascii="Calibri" w:cs="Calibri" w:eastAsia="Calibri" w:hAnsi="Calibri"/>
+                <w:b w:val="false"/>
+                <w:bCs w:val="false"/>
+                <w:sz w:val="14"/>
+                <w:szCs w:val="14"/>
+              </w:rPr>
+              <w:t xml:space="preserve">kg</w:t>
+            </w:r>
+          </w:p>
+        </w:tc>
+        <w:tc>
+          <w:tcPr>
+            <w:tcW w:type="dxa" w:w="850"/>
+            <w:tcBorders>
+              <w:top w:val="single" w:color="808080" w:sz="4"/>
+              <w:left w:val="single" w:color="808080" w:sz="4"/>
+              <w:bottom w:val="single" w:color="808080" w:sz="4"/>
+              <w:right w:val="single" w:color="808080" w:sz="4"/>
+            </w:tcBorders>
+            <w:tcMar>
+              <w:top w:type="dxa" w:w="40"/>
+              <w:left w:type="dxa" w:w="60"/>
+              <w:bottom w:type="dxa" w:w="40"/>
+              <w:right w:type="dxa" w:w="60"/>
+            </w:tcMar>
+            <w:vAlign w:val="top"/>
+          </w:tcPr>
+          <w:p>
+            <w:pPr>
+              <w:spacing w:after="0" w:before="0"/>
+              <w:jc w:val="right"/>
+            </w:pPr>
+            <w:r>
+              <w:rPr>
+                <w:rFonts w:ascii="Calibri" w:cs="Calibri" w:eastAsia="Calibri" w:hAnsi="Calibri"/>
+                <w:b w:val="false"/>
+                <w:bCs w:val="false"/>
+                <w:sz w:val="14"/>
+                <w:szCs w:val="14"/>
+              </w:rPr>
+              <w:t xml:space="preserve">502,000</w:t>
+            </w:r>
+          </w:p>
+        </w:tc>
+        <w:tc>
+          <w:tcPr>
+            <w:tcW w:type="dxa" w:w="1134"/>
+            <w:tcBorders>
+              <w:top w:val="single" w:color="808080" w:sz="4"/>
+              <w:left w:val="single" w:color="808080" w:sz="4"/>
+              <w:bottom w:val="single" w:color="808080" w:sz="4"/>
+              <w:right w:val="single" w:color="808080" w:sz="4"/>
+            </w:tcBorders>
+            <w:tcMar>
+              <w:top w:type="dxa" w:w="40"/>
+              <w:left w:type="dxa" w:w="60"/>
+              <w:bottom w:type="dxa" w:w="40"/>
+              <w:right w:type="dxa" w:w="60"/>
+            </w:tcMar>
+            <w:vAlign w:val="top"/>
+          </w:tcPr>
+          <w:p>
+            <w:pPr>
+              <w:spacing w:after="0" w:before="0"/>
+              <w:jc w:val="right"/>
+            </w:pPr>
+            <w:r>
+              <w:rPr>
+                <w:rFonts w:ascii="Calibri" w:cs="Calibri" w:eastAsia="Calibri" w:hAnsi="Calibri"/>
+                <w:b w:val="false"/>
+                <w:bCs w:val="false"/>
+                <w:sz w:val="14"/>
+                <w:szCs w:val="14"/>
+              </w:rPr>
+              <w:t xml:space="preserve">38,72</w:t>
+            </w:r>
+          </w:p>
+        </w:tc>
+        <w:tc>
+          <w:tcPr>
+            <w:tcW w:type="dxa" w:w="1304"/>
+            <w:tcBorders>
+              <w:top w:val="single" w:color="808080" w:sz="4"/>
+              <w:left w:val="single" w:color="808080" w:sz="4"/>
+              <w:bottom w:val="single" w:color="808080" w:sz="4"/>
+              <w:right w:val="single" w:color="808080" w:sz="4"/>
+            </w:tcBorders>
+            <w:tcMar>
+              <w:top w:type="dxa" w:w="40"/>
+              <w:left w:type="dxa" w:w="60"/>
+              <w:bottom w:type="dxa" w:w="40"/>
+              <w:right w:type="dxa" w:w="60"/>
+            </w:tcMar>
+            <w:vAlign w:val="top"/>
+          </w:tcPr>
+          <w:p>
+            <w:pPr>
+              <w:spacing w:after="0" w:before="0"/>
+              <w:jc w:val="right"/>
+            </w:pPr>
+            <w:r>
+              <w:rPr>
+                <w:rFonts w:ascii="Calibri" w:cs="Calibri" w:eastAsia="Calibri" w:hAnsi="Calibri"/>
+                <w:b w:val="false"/>
+                <w:bCs w:val="false"/>
+                <w:sz w:val="14"/>
+                <w:szCs w:val="14"/>
+              </w:rPr>
+              <w:t xml:space="preserve">19.437,44</w:t>
+            </w:r>
+          </w:p>
+        </w:tc>
+      </w:tr>
+      <w:tr>
+        <w:tc>
+          <w:tcPr>
             <w:tcW w:type="dxa" w:w="1361"/>
             <w:tcBorders>
               <w:top w:val="single" w:color="808080" w:sz="4"/>
@@ -21969,7 +22977,7 @@
                 <w:sz w:val="14"/>
                 <w:szCs w:val="14"/>
               </w:rPr>
-              <w:t xml:space="preserve">7.672.645,67</w:t>
+              <w:t xml:space="preserve">7.792.191,95</w:t>
             </w:r>
           </w:p>
         </w:tc>
@@ -22063,7 +23071,7 @@
                 <w:sz w:val="14"/>
                 <w:szCs w:val="14"/>
               </w:rPr>
-              <w:t xml:space="preserve">15.345.291,86 TL</w:t>
+              <w:t xml:space="preserve">15.584.384,42 TL</w:t>
             </w:r>
           </w:p>
         </w:tc>

--- a/belgeler/28_TEKLIF_SUNUM_FORMU_MARFEN.docx
+++ b/belgeler/28_TEKLIF_SUNUM_FORMU_MARFEN.docx
@@ -11682,6 +11682,510 @@
       <w:tr>
         <w:tc>
           <w:tcPr>
+            <w:vMerge w:val="continue"/>
+            <w:tcBorders>
+              <w:top w:val="single" w:color="808080" w:sz="4"/>
+              <w:left w:val="single" w:color="808080" w:sz="4"/>
+              <w:bottom w:val="single" w:color="808080" w:sz="4"/>
+              <w:right w:val="single" w:color="808080" w:sz="4"/>
+            </w:tcBorders>
+          </w:tcPr>
+          <w:p/>
+        </w:tc>
+        <w:tc>
+          <w:tcPr>
+            <w:tcW w:type="dxa" w:w="454"/>
+            <w:tcBorders>
+              <w:top w:val="single" w:color="808080" w:sz="4"/>
+              <w:left w:val="single" w:color="808080" w:sz="4"/>
+              <w:bottom w:val="single" w:color="808080" w:sz="4"/>
+              <w:right w:val="single" w:color="808080" w:sz="4"/>
+            </w:tcBorders>
+            <w:tcMar>
+              <w:top w:type="dxa" w:w="40"/>
+              <w:left w:type="dxa" w:w="60"/>
+              <w:bottom w:type="dxa" w:w="40"/>
+              <w:right w:type="dxa" w:w="60"/>
+            </w:tcMar>
+            <w:vAlign w:val="top"/>
+          </w:tcPr>
+          <w:p>
+            <w:pPr>
+              <w:spacing w:after="0" w:before="0"/>
+              <w:jc w:val="center"/>
+            </w:pPr>
+            <w:r>
+              <w:rPr>
+                <w:rFonts w:ascii="Calibri" w:cs="Calibri" w:eastAsia="Calibri" w:hAnsi="Calibri"/>
+                <w:b w:val="false"/>
+                <w:bCs w:val="false"/>
+                <w:sz w:val="14"/>
+                <w:szCs w:val="14"/>
+              </w:rPr>
+              <w:t xml:space="preserve">18</w:t>
+            </w:r>
+          </w:p>
+        </w:tc>
+        <w:tc>
+          <w:tcPr>
+            <w:tcW w:type="dxa" w:w="1191"/>
+            <w:tcBorders>
+              <w:top w:val="single" w:color="808080" w:sz="4"/>
+              <w:left w:val="single" w:color="808080" w:sz="4"/>
+              <w:bottom w:val="single" w:color="808080" w:sz="4"/>
+              <w:right w:val="single" w:color="808080" w:sz="4"/>
+            </w:tcBorders>
+            <w:tcMar>
+              <w:top w:type="dxa" w:w="40"/>
+              <w:left w:type="dxa" w:w="60"/>
+              <w:bottom w:type="dxa" w:w="40"/>
+              <w:right w:type="dxa" w:w="60"/>
+            </w:tcMar>
+            <w:vAlign w:val="top"/>
+          </w:tcPr>
+          <w:p>
+            <w:pPr>
+              <w:spacing w:after="0" w:before="0"/>
+              <w:jc w:val="center"/>
+            </w:pPr>
+            <w:r>
+              <w:rPr>
+                <w:rFonts w:ascii="Calibri" w:cs="Calibri" w:eastAsia="Calibri" w:hAnsi="Calibri"/>
+                <w:b w:val="false"/>
+                <w:bCs w:val="false"/>
+                <w:sz w:val="14"/>
+                <w:szCs w:val="14"/>
+              </w:rPr>
+              <w:t xml:space="preserve">35.190.1101</w:t>
+            </w:r>
+          </w:p>
+        </w:tc>
+        <w:tc>
+          <w:tcPr>
+            <w:tcW w:type="dxa" w:w="3458"/>
+            <w:tcBorders>
+              <w:top w:val="single" w:color="808080" w:sz="4"/>
+              <w:left w:val="single" w:color="808080" w:sz="4"/>
+              <w:bottom w:val="single" w:color="808080" w:sz="4"/>
+              <w:right w:val="single" w:color="808080" w:sz="4"/>
+            </w:tcBorders>
+            <w:tcMar>
+              <w:top w:type="dxa" w:w="40"/>
+              <w:left w:type="dxa" w:w="60"/>
+              <w:bottom w:type="dxa" w:w="40"/>
+              <w:right w:type="dxa" w:w="60"/>
+            </w:tcMar>
+            <w:vAlign w:val="top"/>
+          </w:tcPr>
+          <w:p>
+            <w:pPr>
+              <w:spacing w:after="0" w:before="0"/>
+              <w:jc w:val="left"/>
+            </w:pPr>
+            <w:r>
+              <w:rPr>
+                <w:rFonts w:ascii="Calibri" w:cs="Calibri" w:eastAsia="Calibri" w:hAnsi="Calibri"/>
+                <w:b w:val="false"/>
+                <w:bCs w:val="false"/>
+                <w:sz w:val="14"/>
+                <w:szCs w:val="14"/>
+              </w:rPr>
+              <w:t xml:space="preserve">Kablo tava sistemleri kapak sacı — 35.190.1100 pozuna uygun özellikte, 1,0 mm sıcak daldırma galvanizli (malzeme) (%25 müteahhit kârı dahil)</w:t>
+            </w:r>
+          </w:p>
+        </w:tc>
+        <w:tc>
+          <w:tcPr>
+            <w:tcW w:type="dxa" w:w="680"/>
+            <w:tcBorders>
+              <w:top w:val="single" w:color="808080" w:sz="4"/>
+              <w:left w:val="single" w:color="808080" w:sz="4"/>
+              <w:bottom w:val="single" w:color="808080" w:sz="4"/>
+              <w:right w:val="single" w:color="808080" w:sz="4"/>
+            </w:tcBorders>
+            <w:tcMar>
+              <w:top w:type="dxa" w:w="40"/>
+              <w:left w:type="dxa" w:w="60"/>
+              <w:bottom w:type="dxa" w:w="40"/>
+              <w:right w:type="dxa" w:w="60"/>
+            </w:tcMar>
+            <w:vAlign w:val="top"/>
+          </w:tcPr>
+          <w:p>
+            <w:pPr>
+              <w:spacing w:after="0" w:before="0"/>
+              <w:jc w:val="center"/>
+            </w:pPr>
+            <w:r>
+              <w:rPr>
+                <w:rFonts w:ascii="Calibri" w:cs="Calibri" w:eastAsia="Calibri" w:hAnsi="Calibri"/>
+                <w:b w:val="false"/>
+                <w:bCs w:val="false"/>
+                <w:sz w:val="14"/>
+                <w:szCs w:val="14"/>
+              </w:rPr>
+              <w:t xml:space="preserve">kg</w:t>
+            </w:r>
+          </w:p>
+        </w:tc>
+        <w:tc>
+          <w:tcPr>
+            <w:tcW w:type="dxa" w:w="850"/>
+            <w:tcBorders>
+              <w:top w:val="single" w:color="808080" w:sz="4"/>
+              <w:left w:val="single" w:color="808080" w:sz="4"/>
+              <w:bottom w:val="single" w:color="808080" w:sz="4"/>
+              <w:right w:val="single" w:color="808080" w:sz="4"/>
+            </w:tcBorders>
+            <w:tcMar>
+              <w:top w:type="dxa" w:w="40"/>
+              <w:left w:type="dxa" w:w="60"/>
+              <w:bottom w:type="dxa" w:w="40"/>
+              <w:right w:type="dxa" w:w="60"/>
+            </w:tcMar>
+            <w:vAlign w:val="top"/>
+          </w:tcPr>
+          <w:p>
+            <w:pPr>
+              <w:spacing w:after="0" w:before="0"/>
+              <w:jc w:val="right"/>
+            </w:pPr>
+            <w:r>
+              <w:rPr>
+                <w:rFonts w:ascii="Calibri" w:cs="Calibri" w:eastAsia="Calibri" w:hAnsi="Calibri"/>
+                <w:b w:val="false"/>
+                <w:bCs w:val="false"/>
+                <w:sz w:val="14"/>
+                <w:szCs w:val="14"/>
+              </w:rPr>
+              <w:t xml:space="preserve">361,200</w:t>
+            </w:r>
+          </w:p>
+        </w:tc>
+        <w:tc>
+          <w:tcPr>
+            <w:tcW w:type="dxa" w:w="1134"/>
+            <w:tcBorders>
+              <w:top w:val="single" w:color="808080" w:sz="4"/>
+              <w:left w:val="single" w:color="808080" w:sz="4"/>
+              <w:bottom w:val="single" w:color="808080" w:sz="4"/>
+              <w:right w:val="single" w:color="808080" w:sz="4"/>
+            </w:tcBorders>
+            <w:tcMar>
+              <w:top w:type="dxa" w:w="40"/>
+              <w:left w:type="dxa" w:w="60"/>
+              <w:bottom w:type="dxa" w:w="40"/>
+              <w:right w:type="dxa" w:w="60"/>
+            </w:tcMar>
+            <w:vAlign w:val="top"/>
+          </w:tcPr>
+          <w:p>
+            <w:pPr>
+              <w:spacing w:after="0" w:before="0"/>
+              <w:jc w:val="right"/>
+            </w:pPr>
+            <w:r>
+              <w:rPr>
+                <w:rFonts w:ascii="Calibri" w:cs="Calibri" w:eastAsia="Calibri" w:hAnsi="Calibri"/>
+                <w:b w:val="false"/>
+                <w:bCs w:val="false"/>
+                <w:sz w:val="14"/>
+                <w:szCs w:val="14"/>
+              </w:rPr>
+              <w:t xml:space="preserve">162,37</w:t>
+            </w:r>
+          </w:p>
+        </w:tc>
+        <w:tc>
+          <w:tcPr>
+            <w:tcW w:type="dxa" w:w="1304"/>
+            <w:tcBorders>
+              <w:top w:val="single" w:color="808080" w:sz="4"/>
+              <w:left w:val="single" w:color="808080" w:sz="4"/>
+              <w:bottom w:val="single" w:color="808080" w:sz="4"/>
+              <w:right w:val="single" w:color="808080" w:sz="4"/>
+            </w:tcBorders>
+            <w:tcMar>
+              <w:top w:type="dxa" w:w="40"/>
+              <w:left w:type="dxa" w:w="60"/>
+              <w:bottom w:type="dxa" w:w="40"/>
+              <w:right w:type="dxa" w:w="60"/>
+            </w:tcMar>
+            <w:vAlign w:val="top"/>
+          </w:tcPr>
+          <w:p>
+            <w:pPr>
+              <w:spacing w:after="0" w:before="0"/>
+              <w:jc w:val="right"/>
+            </w:pPr>
+            <w:r>
+              <w:rPr>
+                <w:rFonts w:ascii="Calibri" w:cs="Calibri" w:eastAsia="Calibri" w:hAnsi="Calibri"/>
+                <w:b w:val="false"/>
+                <w:bCs w:val="false"/>
+                <w:sz w:val="14"/>
+                <w:szCs w:val="14"/>
+              </w:rPr>
+              <w:t xml:space="preserve">58.648,04</w:t>
+            </w:r>
+          </w:p>
+        </w:tc>
+      </w:tr>
+      <w:tr>
+        <w:tc>
+          <w:tcPr>
+            <w:vMerge w:val="continue"/>
+            <w:tcBorders>
+              <w:top w:val="single" w:color="808080" w:sz="4"/>
+              <w:left w:val="single" w:color="808080" w:sz="4"/>
+              <w:bottom w:val="single" w:color="808080" w:sz="4"/>
+              <w:right w:val="single" w:color="808080" w:sz="4"/>
+            </w:tcBorders>
+          </w:tcPr>
+          <w:p/>
+        </w:tc>
+        <w:tc>
+          <w:tcPr>
+            <w:tcW w:type="dxa" w:w="454"/>
+            <w:tcBorders>
+              <w:top w:val="single" w:color="808080" w:sz="4"/>
+              <w:left w:val="single" w:color="808080" w:sz="4"/>
+              <w:bottom w:val="single" w:color="808080" w:sz="4"/>
+              <w:right w:val="single" w:color="808080" w:sz="4"/>
+            </w:tcBorders>
+            <w:tcMar>
+              <w:top w:type="dxa" w:w="40"/>
+              <w:left w:type="dxa" w:w="60"/>
+              <w:bottom w:type="dxa" w:w="40"/>
+              <w:right w:type="dxa" w:w="60"/>
+            </w:tcMar>
+            <w:vAlign w:val="top"/>
+          </w:tcPr>
+          <w:p>
+            <w:pPr>
+              <w:spacing w:after="0" w:before="0"/>
+              <w:jc w:val="center"/>
+            </w:pPr>
+            <w:r>
+              <w:rPr>
+                <w:rFonts w:ascii="Calibri" w:cs="Calibri" w:eastAsia="Calibri" w:hAnsi="Calibri"/>
+                <w:b w:val="false"/>
+                <w:bCs w:val="false"/>
+                <w:sz w:val="14"/>
+                <w:szCs w:val="14"/>
+              </w:rPr>
+              <w:t xml:space="preserve">19</w:t>
+            </w:r>
+          </w:p>
+        </w:tc>
+        <w:tc>
+          <w:tcPr>
+            <w:tcW w:type="dxa" w:w="1191"/>
+            <w:tcBorders>
+              <w:top w:val="single" w:color="808080" w:sz="4"/>
+              <w:left w:val="single" w:color="808080" w:sz="4"/>
+              <w:bottom w:val="single" w:color="808080" w:sz="4"/>
+              <w:right w:val="single" w:color="808080" w:sz="4"/>
+            </w:tcBorders>
+            <w:tcMar>
+              <w:top w:type="dxa" w:w="40"/>
+              <w:left w:type="dxa" w:w="60"/>
+              <w:bottom w:type="dxa" w:w="40"/>
+              <w:right w:type="dxa" w:w="60"/>
+            </w:tcMar>
+            <w:vAlign w:val="top"/>
+          </w:tcPr>
+          <w:p>
+            <w:pPr>
+              <w:spacing w:after="0" w:before="0"/>
+              <w:jc w:val="center"/>
+            </w:pPr>
+            <w:r>
+              <w:rPr>
+                <w:rFonts w:ascii="Calibri" w:cs="Calibri" w:eastAsia="Calibri" w:hAnsi="Calibri"/>
+                <w:b w:val="false"/>
+                <w:bCs w:val="false"/>
+                <w:sz w:val="14"/>
+                <w:szCs w:val="14"/>
+              </w:rPr>
+              <w:t xml:space="preserve">35.190.1101 (montaj)</w:t>
+            </w:r>
+          </w:p>
+        </w:tc>
+        <w:tc>
+          <w:tcPr>
+            <w:tcW w:type="dxa" w:w="3458"/>
+            <w:tcBorders>
+              <w:top w:val="single" w:color="808080" w:sz="4"/>
+              <w:left w:val="single" w:color="808080" w:sz="4"/>
+              <w:bottom w:val="single" w:color="808080" w:sz="4"/>
+              <w:right w:val="single" w:color="808080" w:sz="4"/>
+            </w:tcBorders>
+            <w:tcMar>
+              <w:top w:type="dxa" w:w="40"/>
+              <w:left w:type="dxa" w:w="60"/>
+              <w:bottom w:type="dxa" w:w="40"/>
+              <w:right w:type="dxa" w:w="60"/>
+            </w:tcMar>
+            <w:vAlign w:val="top"/>
+          </w:tcPr>
+          <w:p>
+            <w:pPr>
+              <w:spacing w:after="0" w:before="0"/>
+              <w:jc w:val="left"/>
+            </w:pPr>
+            <w:r>
+              <w:rPr>
+                <w:rFonts w:ascii="Calibri" w:cs="Calibri" w:eastAsia="Calibri" w:hAnsi="Calibri"/>
+                <w:b w:val="false"/>
+                <w:bCs w:val="false"/>
+                <w:sz w:val="14"/>
+                <w:szCs w:val="14"/>
+              </w:rPr>
+              <w:t xml:space="preserve">Kablo tava sistemleri kapak sacının montajı — onaylı projesinde belirtilen kanalların kapatılması; her türlü işçilik ve malzeme dâhil, işler hâlde teslim</w:t>
+            </w:r>
+          </w:p>
+        </w:tc>
+        <w:tc>
+          <w:tcPr>
+            <w:tcW w:type="dxa" w:w="680"/>
+            <w:tcBorders>
+              <w:top w:val="single" w:color="808080" w:sz="4"/>
+              <w:left w:val="single" w:color="808080" w:sz="4"/>
+              <w:bottom w:val="single" w:color="808080" w:sz="4"/>
+              <w:right w:val="single" w:color="808080" w:sz="4"/>
+            </w:tcBorders>
+            <w:tcMar>
+              <w:top w:type="dxa" w:w="40"/>
+              <w:left w:type="dxa" w:w="60"/>
+              <w:bottom w:type="dxa" w:w="40"/>
+              <w:right w:type="dxa" w:w="60"/>
+            </w:tcMar>
+            <w:vAlign w:val="top"/>
+          </w:tcPr>
+          <w:p>
+            <w:pPr>
+              <w:spacing w:after="0" w:before="0"/>
+              <w:jc w:val="center"/>
+            </w:pPr>
+            <w:r>
+              <w:rPr>
+                <w:rFonts w:ascii="Calibri" w:cs="Calibri" w:eastAsia="Calibri" w:hAnsi="Calibri"/>
+                <w:b w:val="false"/>
+                <w:bCs w:val="false"/>
+                <w:sz w:val="14"/>
+                <w:szCs w:val="14"/>
+              </w:rPr>
+              <w:t xml:space="preserve">kg</w:t>
+            </w:r>
+          </w:p>
+        </w:tc>
+        <w:tc>
+          <w:tcPr>
+            <w:tcW w:type="dxa" w:w="850"/>
+            <w:tcBorders>
+              <w:top w:val="single" w:color="808080" w:sz="4"/>
+              <w:left w:val="single" w:color="808080" w:sz="4"/>
+              <w:bottom w:val="single" w:color="808080" w:sz="4"/>
+              <w:right w:val="single" w:color="808080" w:sz="4"/>
+            </w:tcBorders>
+            <w:tcMar>
+              <w:top w:type="dxa" w:w="40"/>
+              <w:left w:type="dxa" w:w="60"/>
+              <w:bottom w:type="dxa" w:w="40"/>
+              <w:right w:type="dxa" w:w="60"/>
+            </w:tcMar>
+            <w:vAlign w:val="top"/>
+          </w:tcPr>
+          <w:p>
+            <w:pPr>
+              <w:spacing w:after="0" w:before="0"/>
+              <w:jc w:val="right"/>
+            </w:pPr>
+            <w:r>
+              <w:rPr>
+                <w:rFonts w:ascii="Calibri" w:cs="Calibri" w:eastAsia="Calibri" w:hAnsi="Calibri"/>
+                <w:b w:val="false"/>
+                <w:bCs w:val="false"/>
+                <w:sz w:val="14"/>
+                <w:szCs w:val="14"/>
+              </w:rPr>
+              <w:t xml:space="preserve">361,200</w:t>
+            </w:r>
+          </w:p>
+        </w:tc>
+        <w:tc>
+          <w:tcPr>
+            <w:tcW w:type="dxa" w:w="1134"/>
+            <w:tcBorders>
+              <w:top w:val="single" w:color="808080" w:sz="4"/>
+              <w:left w:val="single" w:color="808080" w:sz="4"/>
+              <w:bottom w:val="single" w:color="808080" w:sz="4"/>
+              <w:right w:val="single" w:color="808080" w:sz="4"/>
+            </w:tcBorders>
+            <w:tcMar>
+              <w:top w:type="dxa" w:w="40"/>
+              <w:left w:type="dxa" w:w="60"/>
+              <w:bottom w:type="dxa" w:w="40"/>
+              <w:right w:type="dxa" w:w="60"/>
+            </w:tcMar>
+            <w:vAlign w:val="top"/>
+          </w:tcPr>
+          <w:p>
+            <w:pPr>
+              <w:spacing w:after="0" w:before="0"/>
+              <w:jc w:val="right"/>
+            </w:pPr>
+            <w:r>
+              <w:rPr>
+                <w:rFonts w:ascii="Calibri" w:cs="Calibri" w:eastAsia="Calibri" w:hAnsi="Calibri"/>
+                <w:b w:val="false"/>
+                <w:bCs w:val="false"/>
+                <w:sz w:val="14"/>
+                <w:szCs w:val="14"/>
+              </w:rPr>
+              <w:t xml:space="preserve">21,30</w:t>
+            </w:r>
+          </w:p>
+        </w:tc>
+        <w:tc>
+          <w:tcPr>
+            <w:tcW w:type="dxa" w:w="1304"/>
+            <w:tcBorders>
+              <w:top w:val="single" w:color="808080" w:sz="4"/>
+              <w:left w:val="single" w:color="808080" w:sz="4"/>
+              <w:bottom w:val="single" w:color="808080" w:sz="4"/>
+              <w:right w:val="single" w:color="808080" w:sz="4"/>
+            </w:tcBorders>
+            <w:tcMar>
+              <w:top w:type="dxa" w:w="40"/>
+              <w:left w:type="dxa" w:w="60"/>
+              <w:bottom w:type="dxa" w:w="40"/>
+              <w:right w:type="dxa" w:w="60"/>
+            </w:tcMar>
+            <w:vAlign w:val="top"/>
+          </w:tcPr>
+          <w:p>
+            <w:pPr>
+              <w:spacing w:after="0" w:before="0"/>
+              <w:jc w:val="right"/>
+            </w:pPr>
+            <w:r>
+              <w:rPr>
+                <w:rFonts w:ascii="Calibri" w:cs="Calibri" w:eastAsia="Calibri" w:hAnsi="Calibri"/>
+                <w:b w:val="false"/>
+                <w:bCs w:val="false"/>
+                <w:sz w:val="14"/>
+                <w:szCs w:val="14"/>
+              </w:rPr>
+              <w:t xml:space="preserve">7.693,56</w:t>
+            </w:r>
+          </w:p>
+        </w:tc>
+      </w:tr>
+      <w:tr>
+        <w:tc>
+          <w:tcPr>
             <w:tcW w:type="dxa" w:w="1361"/>
             <w:tcBorders>
               <w:top w:val="single" w:color="808080" w:sz="4"/>
@@ -11956,7 +12460,7 @@
                 <w:sz w:val="14"/>
                 <w:szCs w:val="14"/>
               </w:rPr>
-              <w:t xml:space="preserve">7.792.192,47</w:t>
+              <w:t xml:space="preserve">7.858.534,07</w:t>
             </w:r>
           </w:p>
         </w:tc>
@@ -22703,6 +23207,510 @@
       <w:tr>
         <w:tc>
           <w:tcPr>
+            <w:vMerge w:val="continue"/>
+            <w:tcBorders>
+              <w:top w:val="single" w:color="808080" w:sz="4"/>
+              <w:left w:val="single" w:color="808080" w:sz="4"/>
+              <w:bottom w:val="single" w:color="808080" w:sz="4"/>
+              <w:right w:val="single" w:color="808080" w:sz="4"/>
+            </w:tcBorders>
+          </w:tcPr>
+          <w:p/>
+        </w:tc>
+        <w:tc>
+          <w:tcPr>
+            <w:tcW w:type="dxa" w:w="454"/>
+            <w:tcBorders>
+              <w:top w:val="single" w:color="808080" w:sz="4"/>
+              <w:left w:val="single" w:color="808080" w:sz="4"/>
+              <w:bottom w:val="single" w:color="808080" w:sz="4"/>
+              <w:right w:val="single" w:color="808080" w:sz="4"/>
+            </w:tcBorders>
+            <w:tcMar>
+              <w:top w:type="dxa" w:w="40"/>
+              <w:left w:type="dxa" w:w="60"/>
+              <w:bottom w:type="dxa" w:w="40"/>
+              <w:right w:type="dxa" w:w="60"/>
+            </w:tcMar>
+            <w:vAlign w:val="top"/>
+          </w:tcPr>
+          <w:p>
+            <w:pPr>
+              <w:spacing w:after="0" w:before="0"/>
+              <w:jc w:val="center"/>
+            </w:pPr>
+            <w:r>
+              <w:rPr>
+                <w:rFonts w:ascii="Calibri" w:cs="Calibri" w:eastAsia="Calibri" w:hAnsi="Calibri"/>
+                <w:b w:val="false"/>
+                <w:bCs w:val="false"/>
+                <w:sz w:val="14"/>
+                <w:szCs w:val="14"/>
+              </w:rPr>
+              <w:t xml:space="preserve">18</w:t>
+            </w:r>
+          </w:p>
+        </w:tc>
+        <w:tc>
+          <w:tcPr>
+            <w:tcW w:type="dxa" w:w="1191"/>
+            <w:tcBorders>
+              <w:top w:val="single" w:color="808080" w:sz="4"/>
+              <w:left w:val="single" w:color="808080" w:sz="4"/>
+              <w:bottom w:val="single" w:color="808080" w:sz="4"/>
+              <w:right w:val="single" w:color="808080" w:sz="4"/>
+            </w:tcBorders>
+            <w:tcMar>
+              <w:top w:type="dxa" w:w="40"/>
+              <w:left w:type="dxa" w:w="60"/>
+              <w:bottom w:type="dxa" w:w="40"/>
+              <w:right w:type="dxa" w:w="60"/>
+            </w:tcMar>
+            <w:vAlign w:val="top"/>
+          </w:tcPr>
+          <w:p>
+            <w:pPr>
+              <w:spacing w:after="0" w:before="0"/>
+              <w:jc w:val="center"/>
+            </w:pPr>
+            <w:r>
+              <w:rPr>
+                <w:rFonts w:ascii="Calibri" w:cs="Calibri" w:eastAsia="Calibri" w:hAnsi="Calibri"/>
+                <w:b w:val="false"/>
+                <w:bCs w:val="false"/>
+                <w:sz w:val="14"/>
+                <w:szCs w:val="14"/>
+              </w:rPr>
+              <w:t xml:space="preserve">35.190.1101</w:t>
+            </w:r>
+          </w:p>
+        </w:tc>
+        <w:tc>
+          <w:tcPr>
+            <w:tcW w:type="dxa" w:w="3458"/>
+            <w:tcBorders>
+              <w:top w:val="single" w:color="808080" w:sz="4"/>
+              <w:left w:val="single" w:color="808080" w:sz="4"/>
+              <w:bottom w:val="single" w:color="808080" w:sz="4"/>
+              <w:right w:val="single" w:color="808080" w:sz="4"/>
+            </w:tcBorders>
+            <w:tcMar>
+              <w:top w:type="dxa" w:w="40"/>
+              <w:left w:type="dxa" w:w="60"/>
+              <w:bottom w:type="dxa" w:w="40"/>
+              <w:right w:type="dxa" w:w="60"/>
+            </w:tcMar>
+            <w:vAlign w:val="top"/>
+          </w:tcPr>
+          <w:p>
+            <w:pPr>
+              <w:spacing w:after="0" w:before="0"/>
+              <w:jc w:val="left"/>
+            </w:pPr>
+            <w:r>
+              <w:rPr>
+                <w:rFonts w:ascii="Calibri" w:cs="Calibri" w:eastAsia="Calibri" w:hAnsi="Calibri"/>
+                <w:b w:val="false"/>
+                <w:bCs w:val="false"/>
+                <w:sz w:val="14"/>
+                <w:szCs w:val="14"/>
+              </w:rPr>
+              <w:t xml:space="preserve">Kablo tava sistemleri kapak sacı — 35.190.1100 pozuna uygun özellikte, 1,0 mm sıcak daldırma galvanizli (malzeme) (%25 müteahhit kârı dahil)</w:t>
+            </w:r>
+          </w:p>
+        </w:tc>
+        <w:tc>
+          <w:tcPr>
+            <w:tcW w:type="dxa" w:w="680"/>
+            <w:tcBorders>
+              <w:top w:val="single" w:color="808080" w:sz="4"/>
+              <w:left w:val="single" w:color="808080" w:sz="4"/>
+              <w:bottom w:val="single" w:color="808080" w:sz="4"/>
+              <w:right w:val="single" w:color="808080" w:sz="4"/>
+            </w:tcBorders>
+            <w:tcMar>
+              <w:top w:type="dxa" w:w="40"/>
+              <w:left w:type="dxa" w:w="60"/>
+              <w:bottom w:type="dxa" w:w="40"/>
+              <w:right w:type="dxa" w:w="60"/>
+            </w:tcMar>
+            <w:vAlign w:val="top"/>
+          </w:tcPr>
+          <w:p>
+            <w:pPr>
+              <w:spacing w:after="0" w:before="0"/>
+              <w:jc w:val="center"/>
+            </w:pPr>
+            <w:r>
+              <w:rPr>
+                <w:rFonts w:ascii="Calibri" w:cs="Calibri" w:eastAsia="Calibri" w:hAnsi="Calibri"/>
+                <w:b w:val="false"/>
+                <w:bCs w:val="false"/>
+                <w:sz w:val="14"/>
+                <w:szCs w:val="14"/>
+              </w:rPr>
+              <w:t xml:space="preserve">kg</w:t>
+            </w:r>
+          </w:p>
+        </w:tc>
+        <w:tc>
+          <w:tcPr>
+            <w:tcW w:type="dxa" w:w="850"/>
+            <w:tcBorders>
+              <w:top w:val="single" w:color="808080" w:sz="4"/>
+              <w:left w:val="single" w:color="808080" w:sz="4"/>
+              <w:bottom w:val="single" w:color="808080" w:sz="4"/>
+              <w:right w:val="single" w:color="808080" w:sz="4"/>
+            </w:tcBorders>
+            <w:tcMar>
+              <w:top w:type="dxa" w:w="40"/>
+              <w:left w:type="dxa" w:w="60"/>
+              <w:bottom w:type="dxa" w:w="40"/>
+              <w:right w:type="dxa" w:w="60"/>
+            </w:tcMar>
+            <w:vAlign w:val="top"/>
+          </w:tcPr>
+          <w:p>
+            <w:pPr>
+              <w:spacing w:after="0" w:before="0"/>
+              <w:jc w:val="right"/>
+            </w:pPr>
+            <w:r>
+              <w:rPr>
+                <w:rFonts w:ascii="Calibri" w:cs="Calibri" w:eastAsia="Calibri" w:hAnsi="Calibri"/>
+                <w:b w:val="false"/>
+                <w:bCs w:val="false"/>
+                <w:sz w:val="14"/>
+                <w:szCs w:val="14"/>
+              </w:rPr>
+              <w:t xml:space="preserve">361,200</w:t>
+            </w:r>
+          </w:p>
+        </w:tc>
+        <w:tc>
+          <w:tcPr>
+            <w:tcW w:type="dxa" w:w="1134"/>
+            <w:tcBorders>
+              <w:top w:val="single" w:color="808080" w:sz="4"/>
+              <w:left w:val="single" w:color="808080" w:sz="4"/>
+              <w:bottom w:val="single" w:color="808080" w:sz="4"/>
+              <w:right w:val="single" w:color="808080" w:sz="4"/>
+            </w:tcBorders>
+            <w:tcMar>
+              <w:top w:type="dxa" w:w="40"/>
+              <w:left w:type="dxa" w:w="60"/>
+              <w:bottom w:type="dxa" w:w="40"/>
+              <w:right w:type="dxa" w:w="60"/>
+            </w:tcMar>
+            <w:vAlign w:val="top"/>
+          </w:tcPr>
+          <w:p>
+            <w:pPr>
+              <w:spacing w:after="0" w:before="0"/>
+              <w:jc w:val="right"/>
+            </w:pPr>
+            <w:r>
+              <w:rPr>
+                <w:rFonts w:ascii="Calibri" w:cs="Calibri" w:eastAsia="Calibri" w:hAnsi="Calibri"/>
+                <w:b w:val="false"/>
+                <w:bCs w:val="false"/>
+                <w:sz w:val="14"/>
+                <w:szCs w:val="14"/>
+              </w:rPr>
+              <w:t xml:space="preserve">162,37</w:t>
+            </w:r>
+          </w:p>
+        </w:tc>
+        <w:tc>
+          <w:tcPr>
+            <w:tcW w:type="dxa" w:w="1304"/>
+            <w:tcBorders>
+              <w:top w:val="single" w:color="808080" w:sz="4"/>
+              <w:left w:val="single" w:color="808080" w:sz="4"/>
+              <w:bottom w:val="single" w:color="808080" w:sz="4"/>
+              <w:right w:val="single" w:color="808080" w:sz="4"/>
+            </w:tcBorders>
+            <w:tcMar>
+              <w:top w:type="dxa" w:w="40"/>
+              <w:left w:type="dxa" w:w="60"/>
+              <w:bottom w:type="dxa" w:w="40"/>
+              <w:right w:type="dxa" w:w="60"/>
+            </w:tcMar>
+            <w:vAlign w:val="top"/>
+          </w:tcPr>
+          <w:p>
+            <w:pPr>
+              <w:spacing w:after="0" w:before="0"/>
+              <w:jc w:val="right"/>
+            </w:pPr>
+            <w:r>
+              <w:rPr>
+                <w:rFonts w:ascii="Calibri" w:cs="Calibri" w:eastAsia="Calibri" w:hAnsi="Calibri"/>
+                <w:b w:val="false"/>
+                <w:bCs w:val="false"/>
+                <w:sz w:val="14"/>
+                <w:szCs w:val="14"/>
+              </w:rPr>
+              <w:t xml:space="preserve">58.648,04</w:t>
+            </w:r>
+          </w:p>
+        </w:tc>
+      </w:tr>
+      <w:tr>
+        <w:tc>
+          <w:tcPr>
+            <w:vMerge w:val="continue"/>
+            <w:tcBorders>
+              <w:top w:val="single" w:color="808080" w:sz="4"/>
+              <w:left w:val="single" w:color="808080" w:sz="4"/>
+              <w:bottom w:val="single" w:color="808080" w:sz="4"/>
+              <w:right w:val="single" w:color="808080" w:sz="4"/>
+            </w:tcBorders>
+          </w:tcPr>
+          <w:p/>
+        </w:tc>
+        <w:tc>
+          <w:tcPr>
+            <w:tcW w:type="dxa" w:w="454"/>
+            <w:tcBorders>
+              <w:top w:val="single" w:color="808080" w:sz="4"/>
+              <w:left w:val="single" w:color="808080" w:sz="4"/>
+              <w:bottom w:val="single" w:color="808080" w:sz="4"/>
+              <w:right w:val="single" w:color="808080" w:sz="4"/>
+            </w:tcBorders>
+            <w:tcMar>
+              <w:top w:type="dxa" w:w="40"/>
+              <w:left w:type="dxa" w:w="60"/>
+              <w:bottom w:type="dxa" w:w="40"/>
+              <w:right w:type="dxa" w:w="60"/>
+            </w:tcMar>
+            <w:vAlign w:val="top"/>
+          </w:tcPr>
+          <w:p>
+            <w:pPr>
+              <w:spacing w:after="0" w:before="0"/>
+              <w:jc w:val="center"/>
+            </w:pPr>
+            <w:r>
+              <w:rPr>
+                <w:rFonts w:ascii="Calibri" w:cs="Calibri" w:eastAsia="Calibri" w:hAnsi="Calibri"/>
+                <w:b w:val="false"/>
+                <w:bCs w:val="false"/>
+                <w:sz w:val="14"/>
+                <w:szCs w:val="14"/>
+              </w:rPr>
+              <w:t xml:space="preserve">19</w:t>
+            </w:r>
+          </w:p>
+        </w:tc>
+        <w:tc>
+          <w:tcPr>
+            <w:tcW w:type="dxa" w:w="1191"/>
+            <w:tcBorders>
+              <w:top w:val="single" w:color="808080" w:sz="4"/>
+              <w:left w:val="single" w:color="808080" w:sz="4"/>
+              <w:bottom w:val="single" w:color="808080" w:sz="4"/>
+              <w:right w:val="single" w:color="808080" w:sz="4"/>
+            </w:tcBorders>
+            <w:tcMar>
+              <w:top w:type="dxa" w:w="40"/>
+              <w:left w:type="dxa" w:w="60"/>
+              <w:bottom w:type="dxa" w:w="40"/>
+              <w:right w:type="dxa" w:w="60"/>
+            </w:tcMar>
+            <w:vAlign w:val="top"/>
+          </w:tcPr>
+          <w:p>
+            <w:pPr>
+              <w:spacing w:after="0" w:before="0"/>
+              <w:jc w:val="center"/>
+            </w:pPr>
+            <w:r>
+              <w:rPr>
+                <w:rFonts w:ascii="Calibri" w:cs="Calibri" w:eastAsia="Calibri" w:hAnsi="Calibri"/>
+                <w:b w:val="false"/>
+                <w:bCs w:val="false"/>
+                <w:sz w:val="14"/>
+                <w:szCs w:val="14"/>
+              </w:rPr>
+              <w:t xml:space="preserve">35.190.1101 (montaj)</w:t>
+            </w:r>
+          </w:p>
+        </w:tc>
+        <w:tc>
+          <w:tcPr>
+            <w:tcW w:type="dxa" w:w="3458"/>
+            <w:tcBorders>
+              <w:top w:val="single" w:color="808080" w:sz="4"/>
+              <w:left w:val="single" w:color="808080" w:sz="4"/>
+              <w:bottom w:val="single" w:color="808080" w:sz="4"/>
+              <w:right w:val="single" w:color="808080" w:sz="4"/>
+            </w:tcBorders>
+            <w:tcMar>
+              <w:top w:type="dxa" w:w="40"/>
+              <w:left w:type="dxa" w:w="60"/>
+              <w:bottom w:type="dxa" w:w="40"/>
+              <w:right w:type="dxa" w:w="60"/>
+            </w:tcMar>
+            <w:vAlign w:val="top"/>
+          </w:tcPr>
+          <w:p>
+            <w:pPr>
+              <w:spacing w:after="0" w:before="0"/>
+              <w:jc w:val="left"/>
+            </w:pPr>
+            <w:r>
+              <w:rPr>
+                <w:rFonts w:ascii="Calibri" w:cs="Calibri" w:eastAsia="Calibri" w:hAnsi="Calibri"/>
+                <w:b w:val="false"/>
+                <w:bCs w:val="false"/>
+                <w:sz w:val="14"/>
+                <w:szCs w:val="14"/>
+              </w:rPr>
+              <w:t xml:space="preserve">Kablo tava sistemleri kapak sacının montajı — onaylı projesinde belirtilen kanalların kapatılması; her türlü işçilik ve malzeme dâhil, işler hâlde teslim</w:t>
+            </w:r>
+          </w:p>
+        </w:tc>
+        <w:tc>
+          <w:tcPr>
+            <w:tcW w:type="dxa" w:w="680"/>
+            <w:tcBorders>
+              <w:top w:val="single" w:color="808080" w:sz="4"/>
+              <w:left w:val="single" w:color="808080" w:sz="4"/>
+              <w:bottom w:val="single" w:color="808080" w:sz="4"/>
+              <w:right w:val="single" w:color="808080" w:sz="4"/>
+            </w:tcBorders>
+            <w:tcMar>
+              <w:top w:type="dxa" w:w="40"/>
+              <w:left w:type="dxa" w:w="60"/>
+              <w:bottom w:type="dxa" w:w="40"/>
+              <w:right w:type="dxa" w:w="60"/>
+            </w:tcMar>
+            <w:vAlign w:val="top"/>
+          </w:tcPr>
+          <w:p>
+            <w:pPr>
+              <w:spacing w:after="0" w:before="0"/>
+              <w:jc w:val="center"/>
+            </w:pPr>
+            <w:r>
+              <w:rPr>
+                <w:rFonts w:ascii="Calibri" w:cs="Calibri" w:eastAsia="Calibri" w:hAnsi="Calibri"/>
+                <w:b w:val="false"/>
+                <w:bCs w:val="false"/>
+                <w:sz w:val="14"/>
+                <w:szCs w:val="14"/>
+              </w:rPr>
+              <w:t xml:space="preserve">kg</w:t>
+            </w:r>
+          </w:p>
+        </w:tc>
+        <w:tc>
+          <w:tcPr>
+            <w:tcW w:type="dxa" w:w="850"/>
+            <w:tcBorders>
+              <w:top w:val="single" w:color="808080" w:sz="4"/>
+              <w:left w:val="single" w:color="808080" w:sz="4"/>
+              <w:bottom w:val="single" w:color="808080" w:sz="4"/>
+              <w:right w:val="single" w:color="808080" w:sz="4"/>
+            </w:tcBorders>
+            <w:tcMar>
+              <w:top w:type="dxa" w:w="40"/>
+              <w:left w:type="dxa" w:w="60"/>
+              <w:bottom w:type="dxa" w:w="40"/>
+              <w:right w:type="dxa" w:w="60"/>
+            </w:tcMar>
+            <w:vAlign w:val="top"/>
+          </w:tcPr>
+          <w:p>
+            <w:pPr>
+              <w:spacing w:after="0" w:before="0"/>
+              <w:jc w:val="right"/>
+            </w:pPr>
+            <w:r>
+              <w:rPr>
+                <w:rFonts w:ascii="Calibri" w:cs="Calibri" w:eastAsia="Calibri" w:hAnsi="Calibri"/>
+                <w:b w:val="false"/>
+                <w:bCs w:val="false"/>
+                <w:sz w:val="14"/>
+                <w:szCs w:val="14"/>
+              </w:rPr>
+              <w:t xml:space="preserve">361,200</w:t>
+            </w:r>
+          </w:p>
+        </w:tc>
+        <w:tc>
+          <w:tcPr>
+            <w:tcW w:type="dxa" w:w="1134"/>
+            <w:tcBorders>
+              <w:top w:val="single" w:color="808080" w:sz="4"/>
+              <w:left w:val="single" w:color="808080" w:sz="4"/>
+              <w:bottom w:val="single" w:color="808080" w:sz="4"/>
+              <w:right w:val="single" w:color="808080" w:sz="4"/>
+            </w:tcBorders>
+            <w:tcMar>
+              <w:top w:type="dxa" w:w="40"/>
+              <w:left w:type="dxa" w:w="60"/>
+              <w:bottom w:type="dxa" w:w="40"/>
+              <w:right w:type="dxa" w:w="60"/>
+            </w:tcMar>
+            <w:vAlign w:val="top"/>
+          </w:tcPr>
+          <w:p>
+            <w:pPr>
+              <w:spacing w:after="0" w:before="0"/>
+              <w:jc w:val="right"/>
+            </w:pPr>
+            <w:r>
+              <w:rPr>
+                <w:rFonts w:ascii="Calibri" w:cs="Calibri" w:eastAsia="Calibri" w:hAnsi="Calibri"/>
+                <w:b w:val="false"/>
+                <w:bCs w:val="false"/>
+                <w:sz w:val="14"/>
+                <w:szCs w:val="14"/>
+              </w:rPr>
+              <w:t xml:space="preserve">21,30</w:t>
+            </w:r>
+          </w:p>
+        </w:tc>
+        <w:tc>
+          <w:tcPr>
+            <w:tcW w:type="dxa" w:w="1304"/>
+            <w:tcBorders>
+              <w:top w:val="single" w:color="808080" w:sz="4"/>
+              <w:left w:val="single" w:color="808080" w:sz="4"/>
+              <w:bottom w:val="single" w:color="808080" w:sz="4"/>
+              <w:right w:val="single" w:color="808080" w:sz="4"/>
+            </w:tcBorders>
+            <w:tcMar>
+              <w:top w:type="dxa" w:w="40"/>
+              <w:left w:type="dxa" w:w="60"/>
+              <w:bottom w:type="dxa" w:w="40"/>
+              <w:right w:type="dxa" w:w="60"/>
+            </w:tcMar>
+            <w:vAlign w:val="top"/>
+          </w:tcPr>
+          <w:p>
+            <w:pPr>
+              <w:spacing w:after="0" w:before="0"/>
+              <w:jc w:val="right"/>
+            </w:pPr>
+            <w:r>
+              <w:rPr>
+                <w:rFonts w:ascii="Calibri" w:cs="Calibri" w:eastAsia="Calibri" w:hAnsi="Calibri"/>
+                <w:b w:val="false"/>
+                <w:bCs w:val="false"/>
+                <w:sz w:val="14"/>
+                <w:szCs w:val="14"/>
+              </w:rPr>
+              <w:t xml:space="preserve">7.693,56</w:t>
+            </w:r>
+          </w:p>
+        </w:tc>
+      </w:tr>
+      <w:tr>
+        <w:tc>
+          <w:tcPr>
             <w:tcW w:type="dxa" w:w="1361"/>
             <w:tcBorders>
               <w:top w:val="single" w:color="808080" w:sz="4"/>
@@ -22977,7 +23985,7 @@
                 <w:sz w:val="14"/>
                 <w:szCs w:val="14"/>
               </w:rPr>
-              <w:t xml:space="preserve">7.792.191,95</w:t>
+              <w:t xml:space="preserve">7.858.533,55</w:t>
             </w:r>
           </w:p>
         </w:tc>
@@ -23071,7 +24079,7 @@
                 <w:sz w:val="14"/>
                 <w:szCs w:val="14"/>
               </w:rPr>
-              <w:t xml:space="preserve">15.584.384,42 TL</w:t>
+              <w:t xml:space="preserve">15.717.067,62 TL</w:t>
             </w:r>
           </w:p>
         </w:tc>

--- a/belgeler/28_TEKLIF_SUNUM_FORMU_MARFEN.docx
+++ b/belgeler/28_TEKLIF_SUNUM_FORMU_MARFEN.docx
@@ -11178,1014 +11178,6 @@
       <w:tr>
         <w:tc>
           <w:tcPr>
-            <w:vMerge w:val="continue"/>
-            <w:tcBorders>
-              <w:top w:val="single" w:color="808080" w:sz="4"/>
-              <w:left w:val="single" w:color="808080" w:sz="4"/>
-              <w:bottom w:val="single" w:color="808080" w:sz="4"/>
-              <w:right w:val="single" w:color="808080" w:sz="4"/>
-            </w:tcBorders>
-          </w:tcPr>
-          <w:p/>
-        </w:tc>
-        <w:tc>
-          <w:tcPr>
-            <w:tcW w:type="dxa" w:w="454"/>
-            <w:tcBorders>
-              <w:top w:val="single" w:color="808080" w:sz="4"/>
-              <w:left w:val="single" w:color="808080" w:sz="4"/>
-              <w:bottom w:val="single" w:color="808080" w:sz="4"/>
-              <w:right w:val="single" w:color="808080" w:sz="4"/>
-            </w:tcBorders>
-            <w:tcMar>
-              <w:top w:type="dxa" w:w="40"/>
-              <w:left w:type="dxa" w:w="60"/>
-              <w:bottom w:type="dxa" w:w="40"/>
-              <w:right w:type="dxa" w:w="60"/>
-            </w:tcMar>
-            <w:vAlign w:val="top"/>
-          </w:tcPr>
-          <w:p>
-            <w:pPr>
-              <w:spacing w:after="0" w:before="0"/>
-              <w:jc w:val="center"/>
-            </w:pPr>
-            <w:r>
-              <w:rPr>
-                <w:rFonts w:ascii="Calibri" w:cs="Calibri" w:eastAsia="Calibri" w:hAnsi="Calibri"/>
-                <w:b w:val="false"/>
-                <w:bCs w:val="false"/>
-                <w:sz w:val="14"/>
-                <w:szCs w:val="14"/>
-              </w:rPr>
-              <w:t xml:space="preserve">16</w:t>
-            </w:r>
-          </w:p>
-        </w:tc>
-        <w:tc>
-          <w:tcPr>
-            <w:tcW w:type="dxa" w:w="1191"/>
-            <w:tcBorders>
-              <w:top w:val="single" w:color="808080" w:sz="4"/>
-              <w:left w:val="single" w:color="808080" w:sz="4"/>
-              <w:bottom w:val="single" w:color="808080" w:sz="4"/>
-              <w:right w:val="single" w:color="808080" w:sz="4"/>
-            </w:tcBorders>
-            <w:tcMar>
-              <w:top w:type="dxa" w:w="40"/>
-              <w:left w:type="dxa" w:w="60"/>
-              <w:bottom w:type="dxa" w:w="40"/>
-              <w:right w:type="dxa" w:w="60"/>
-            </w:tcMar>
-            <w:vAlign w:val="top"/>
-          </w:tcPr>
-          <w:p>
-            <w:pPr>
-              <w:spacing w:after="0" w:before="0"/>
-              <w:jc w:val="center"/>
-            </w:pPr>
-            <w:r>
-              <w:rPr>
-                <w:rFonts w:ascii="Calibri" w:cs="Calibri" w:eastAsia="Calibri" w:hAnsi="Calibri"/>
-                <w:b w:val="false"/>
-                <w:bCs w:val="false"/>
-                <w:sz w:val="14"/>
-                <w:szCs w:val="14"/>
-              </w:rPr>
-              <w:t xml:space="preserve">35.190.1100</w:t>
-            </w:r>
-          </w:p>
-        </w:tc>
-        <w:tc>
-          <w:tcPr>
-            <w:tcW w:type="dxa" w:w="3458"/>
-            <w:tcBorders>
-              <w:top w:val="single" w:color="808080" w:sz="4"/>
-              <w:left w:val="single" w:color="808080" w:sz="4"/>
-              <w:bottom w:val="single" w:color="808080" w:sz="4"/>
-              <w:right w:val="single" w:color="808080" w:sz="4"/>
-            </w:tcBorders>
-            <w:tcMar>
-              <w:top w:type="dxa" w:w="40"/>
-              <w:left w:type="dxa" w:w="60"/>
-              <w:bottom w:type="dxa" w:w="40"/>
-              <w:right w:type="dxa" w:w="60"/>
-            </w:tcMar>
-            <w:vAlign w:val="top"/>
-          </w:tcPr>
-          <w:p>
-            <w:pPr>
-              <w:spacing w:after="0" w:before="0"/>
-              <w:jc w:val="left"/>
-            </w:pPr>
-            <w:r>
-              <w:rPr>
-                <w:rFonts w:ascii="Calibri" w:cs="Calibri" w:eastAsia="Calibri" w:hAnsi="Calibri"/>
-                <w:b w:val="false"/>
-                <w:bCs w:val="false"/>
-                <w:sz w:val="14"/>
-                <w:szCs w:val="14"/>
-              </w:rPr>
-              <w:t xml:space="preserve">Kablo tava sistemleri — 200x60x1,0 mm sıcak daldırma galvanizli perfore kablo tavası (malzeme) (%25 müteahhit kârı dahil)</w:t>
-            </w:r>
-          </w:p>
-        </w:tc>
-        <w:tc>
-          <w:tcPr>
-            <w:tcW w:type="dxa" w:w="680"/>
-            <w:tcBorders>
-              <w:top w:val="single" w:color="808080" w:sz="4"/>
-              <w:left w:val="single" w:color="808080" w:sz="4"/>
-              <w:bottom w:val="single" w:color="808080" w:sz="4"/>
-              <w:right w:val="single" w:color="808080" w:sz="4"/>
-            </w:tcBorders>
-            <w:tcMar>
-              <w:top w:type="dxa" w:w="40"/>
-              <w:left w:type="dxa" w:w="60"/>
-              <w:bottom w:type="dxa" w:w="40"/>
-              <w:right w:type="dxa" w:w="60"/>
-            </w:tcMar>
-            <w:vAlign w:val="top"/>
-          </w:tcPr>
-          <w:p>
-            <w:pPr>
-              <w:spacing w:after="0" w:before="0"/>
-              <w:jc w:val="center"/>
-            </w:pPr>
-            <w:r>
-              <w:rPr>
-                <w:rFonts w:ascii="Calibri" w:cs="Calibri" w:eastAsia="Calibri" w:hAnsi="Calibri"/>
-                <w:b w:val="false"/>
-                <w:bCs w:val="false"/>
-                <w:sz w:val="14"/>
-                <w:szCs w:val="14"/>
-              </w:rPr>
-              <w:t xml:space="preserve">kg</w:t>
-            </w:r>
-          </w:p>
-        </w:tc>
-        <w:tc>
-          <w:tcPr>
-            <w:tcW w:type="dxa" w:w="850"/>
-            <w:tcBorders>
-              <w:top w:val="single" w:color="808080" w:sz="4"/>
-              <w:left w:val="single" w:color="808080" w:sz="4"/>
-              <w:bottom w:val="single" w:color="808080" w:sz="4"/>
-              <w:right w:val="single" w:color="808080" w:sz="4"/>
-            </w:tcBorders>
-            <w:tcMar>
-              <w:top w:type="dxa" w:w="40"/>
-              <w:left w:type="dxa" w:w="60"/>
-              <w:bottom w:type="dxa" w:w="40"/>
-              <w:right w:type="dxa" w:w="60"/>
-            </w:tcMar>
-            <w:vAlign w:val="top"/>
-          </w:tcPr>
-          <w:p>
-            <w:pPr>
-              <w:spacing w:after="0" w:before="0"/>
-              <w:jc w:val="right"/>
-            </w:pPr>
-            <w:r>
-              <w:rPr>
-                <w:rFonts w:ascii="Calibri" w:cs="Calibri" w:eastAsia="Calibri" w:hAnsi="Calibri"/>
-                <w:b w:val="false"/>
-                <w:bCs w:val="false"/>
-                <w:sz w:val="14"/>
-                <w:szCs w:val="14"/>
-              </w:rPr>
-              <w:t xml:space="preserve">502,000</w:t>
-            </w:r>
-          </w:p>
-        </w:tc>
-        <w:tc>
-          <w:tcPr>
-            <w:tcW w:type="dxa" w:w="1134"/>
-            <w:tcBorders>
-              <w:top w:val="single" w:color="808080" w:sz="4"/>
-              <w:left w:val="single" w:color="808080" w:sz="4"/>
-              <w:bottom w:val="single" w:color="808080" w:sz="4"/>
-              <w:right w:val="single" w:color="808080" w:sz="4"/>
-            </w:tcBorders>
-            <w:tcMar>
-              <w:top w:type="dxa" w:w="40"/>
-              <w:left w:type="dxa" w:w="60"/>
-              <w:bottom w:type="dxa" w:w="40"/>
-              <w:right w:type="dxa" w:w="60"/>
-            </w:tcMar>
-            <w:vAlign w:val="top"/>
-          </w:tcPr>
-          <w:p>
-            <w:pPr>
-              <w:spacing w:after="0" w:before="0"/>
-              <w:jc w:val="right"/>
-            </w:pPr>
-            <w:r>
-              <w:rPr>
-                <w:rFonts w:ascii="Calibri" w:cs="Calibri" w:eastAsia="Calibri" w:hAnsi="Calibri"/>
-                <w:b w:val="false"/>
-                <w:bCs w:val="false"/>
-                <w:sz w:val="14"/>
-                <w:szCs w:val="14"/>
-              </w:rPr>
-              <w:t xml:space="preserve">199,42</w:t>
-            </w:r>
-          </w:p>
-        </w:tc>
-        <w:tc>
-          <w:tcPr>
-            <w:tcW w:type="dxa" w:w="1304"/>
-            <w:tcBorders>
-              <w:top w:val="single" w:color="808080" w:sz="4"/>
-              <w:left w:val="single" w:color="808080" w:sz="4"/>
-              <w:bottom w:val="single" w:color="808080" w:sz="4"/>
-              <w:right w:val="single" w:color="808080" w:sz="4"/>
-            </w:tcBorders>
-            <w:tcMar>
-              <w:top w:type="dxa" w:w="40"/>
-              <w:left w:type="dxa" w:w="60"/>
-              <w:bottom w:type="dxa" w:w="40"/>
-              <w:right w:type="dxa" w:w="60"/>
-            </w:tcMar>
-            <w:vAlign w:val="top"/>
-          </w:tcPr>
-          <w:p>
-            <w:pPr>
-              <w:spacing w:after="0" w:before="0"/>
-              <w:jc w:val="right"/>
-            </w:pPr>
-            <w:r>
-              <w:rPr>
-                <w:rFonts w:ascii="Calibri" w:cs="Calibri" w:eastAsia="Calibri" w:hAnsi="Calibri"/>
-                <w:b w:val="false"/>
-                <w:bCs w:val="false"/>
-                <w:sz w:val="14"/>
-                <w:szCs w:val="14"/>
-              </w:rPr>
-              <w:t xml:space="preserve">100.108,84</w:t>
-            </w:r>
-          </w:p>
-        </w:tc>
-      </w:tr>
-      <w:tr>
-        <w:tc>
-          <w:tcPr>
-            <w:vMerge w:val="continue"/>
-            <w:tcBorders>
-              <w:top w:val="single" w:color="808080" w:sz="4"/>
-              <w:left w:val="single" w:color="808080" w:sz="4"/>
-              <w:bottom w:val="single" w:color="808080" w:sz="4"/>
-              <w:right w:val="single" w:color="808080" w:sz="4"/>
-            </w:tcBorders>
-          </w:tcPr>
-          <w:p/>
-        </w:tc>
-        <w:tc>
-          <w:tcPr>
-            <w:tcW w:type="dxa" w:w="454"/>
-            <w:tcBorders>
-              <w:top w:val="single" w:color="808080" w:sz="4"/>
-              <w:left w:val="single" w:color="808080" w:sz="4"/>
-              <w:bottom w:val="single" w:color="808080" w:sz="4"/>
-              <w:right w:val="single" w:color="808080" w:sz="4"/>
-            </w:tcBorders>
-            <w:tcMar>
-              <w:top w:type="dxa" w:w="40"/>
-              <w:left w:type="dxa" w:w="60"/>
-              <w:bottom w:type="dxa" w:w="40"/>
-              <w:right w:type="dxa" w:w="60"/>
-            </w:tcMar>
-            <w:vAlign w:val="top"/>
-          </w:tcPr>
-          <w:p>
-            <w:pPr>
-              <w:spacing w:after="0" w:before="0"/>
-              <w:jc w:val="center"/>
-            </w:pPr>
-            <w:r>
-              <w:rPr>
-                <w:rFonts w:ascii="Calibri" w:cs="Calibri" w:eastAsia="Calibri" w:hAnsi="Calibri"/>
-                <w:b w:val="false"/>
-                <w:bCs w:val="false"/>
-                <w:sz w:val="14"/>
-                <w:szCs w:val="14"/>
-              </w:rPr>
-              <w:t xml:space="preserve">17</w:t>
-            </w:r>
-          </w:p>
-        </w:tc>
-        <w:tc>
-          <w:tcPr>
-            <w:tcW w:type="dxa" w:w="1191"/>
-            <w:tcBorders>
-              <w:top w:val="single" w:color="808080" w:sz="4"/>
-              <w:left w:val="single" w:color="808080" w:sz="4"/>
-              <w:bottom w:val="single" w:color="808080" w:sz="4"/>
-              <w:right w:val="single" w:color="808080" w:sz="4"/>
-            </w:tcBorders>
-            <w:tcMar>
-              <w:top w:type="dxa" w:w="40"/>
-              <w:left w:type="dxa" w:w="60"/>
-              <w:bottom w:type="dxa" w:w="40"/>
-              <w:right w:type="dxa" w:w="60"/>
-            </w:tcMar>
-            <w:vAlign w:val="top"/>
-          </w:tcPr>
-          <w:p>
-            <w:pPr>
-              <w:spacing w:after="0" w:before="0"/>
-              <w:jc w:val="center"/>
-            </w:pPr>
-            <w:r>
-              <w:rPr>
-                <w:rFonts w:ascii="Calibri" w:cs="Calibri" w:eastAsia="Calibri" w:hAnsi="Calibri"/>
-                <w:b w:val="false"/>
-                <w:bCs w:val="false"/>
-                <w:sz w:val="14"/>
-                <w:szCs w:val="14"/>
-              </w:rPr>
-              <w:t xml:space="preserve">35.190.1100 (montaj)</w:t>
-            </w:r>
-          </w:p>
-        </w:tc>
-        <w:tc>
-          <w:tcPr>
-            <w:tcW w:type="dxa" w:w="3458"/>
-            <w:tcBorders>
-              <w:top w:val="single" w:color="808080" w:sz="4"/>
-              <w:left w:val="single" w:color="808080" w:sz="4"/>
-              <w:bottom w:val="single" w:color="808080" w:sz="4"/>
-              <w:right w:val="single" w:color="808080" w:sz="4"/>
-            </w:tcBorders>
-            <w:tcMar>
-              <w:top w:type="dxa" w:w="40"/>
-              <w:left w:type="dxa" w:w="60"/>
-              <w:bottom w:type="dxa" w:w="40"/>
-              <w:right w:type="dxa" w:w="60"/>
-            </w:tcMar>
-            <w:vAlign w:val="top"/>
-          </w:tcPr>
-          <w:p>
-            <w:pPr>
-              <w:spacing w:after="0" w:before="0"/>
-              <w:jc w:val="left"/>
-            </w:pPr>
-            <w:r>
-              <w:rPr>
-                <w:rFonts w:ascii="Calibri" w:cs="Calibri" w:eastAsia="Calibri" w:hAnsi="Calibri"/>
-                <w:b w:val="false"/>
-                <w:bCs w:val="false"/>
-                <w:sz w:val="14"/>
-                <w:szCs w:val="14"/>
-              </w:rPr>
-              <w:t xml:space="preserve">Kablo tava sistemlerinin montajı — askı ve konsollarla tavana veya duvara tespiti; ek parça, konsol, askı tiji, vida ve somun bedelleri dâhildir, ayrıca ödenmez</w:t>
-            </w:r>
-          </w:p>
-        </w:tc>
-        <w:tc>
-          <w:tcPr>
-            <w:tcW w:type="dxa" w:w="680"/>
-            <w:tcBorders>
-              <w:top w:val="single" w:color="808080" w:sz="4"/>
-              <w:left w:val="single" w:color="808080" w:sz="4"/>
-              <w:bottom w:val="single" w:color="808080" w:sz="4"/>
-              <w:right w:val="single" w:color="808080" w:sz="4"/>
-            </w:tcBorders>
-            <w:tcMar>
-              <w:top w:type="dxa" w:w="40"/>
-              <w:left w:type="dxa" w:w="60"/>
-              <w:bottom w:type="dxa" w:w="40"/>
-              <w:right w:type="dxa" w:w="60"/>
-            </w:tcMar>
-            <w:vAlign w:val="top"/>
-          </w:tcPr>
-          <w:p>
-            <w:pPr>
-              <w:spacing w:after="0" w:before="0"/>
-              <w:jc w:val="center"/>
-            </w:pPr>
-            <w:r>
-              <w:rPr>
-                <w:rFonts w:ascii="Calibri" w:cs="Calibri" w:eastAsia="Calibri" w:hAnsi="Calibri"/>
-                <w:b w:val="false"/>
-                <w:bCs w:val="false"/>
-                <w:sz w:val="14"/>
-                <w:szCs w:val="14"/>
-              </w:rPr>
-              <w:t xml:space="preserve">kg</w:t>
-            </w:r>
-          </w:p>
-        </w:tc>
-        <w:tc>
-          <w:tcPr>
-            <w:tcW w:type="dxa" w:w="850"/>
-            <w:tcBorders>
-              <w:top w:val="single" w:color="808080" w:sz="4"/>
-              <w:left w:val="single" w:color="808080" w:sz="4"/>
-              <w:bottom w:val="single" w:color="808080" w:sz="4"/>
-              <w:right w:val="single" w:color="808080" w:sz="4"/>
-            </w:tcBorders>
-            <w:tcMar>
-              <w:top w:type="dxa" w:w="40"/>
-              <w:left w:type="dxa" w:w="60"/>
-              <w:bottom w:type="dxa" w:w="40"/>
-              <w:right w:type="dxa" w:w="60"/>
-            </w:tcMar>
-            <w:vAlign w:val="top"/>
-          </w:tcPr>
-          <w:p>
-            <w:pPr>
-              <w:spacing w:after="0" w:before="0"/>
-              <w:jc w:val="right"/>
-            </w:pPr>
-            <w:r>
-              <w:rPr>
-                <w:rFonts w:ascii="Calibri" w:cs="Calibri" w:eastAsia="Calibri" w:hAnsi="Calibri"/>
-                <w:b w:val="false"/>
-                <w:bCs w:val="false"/>
-                <w:sz w:val="14"/>
-                <w:szCs w:val="14"/>
-              </w:rPr>
-              <w:t xml:space="preserve">502,000</w:t>
-            </w:r>
-          </w:p>
-        </w:tc>
-        <w:tc>
-          <w:tcPr>
-            <w:tcW w:type="dxa" w:w="1134"/>
-            <w:tcBorders>
-              <w:top w:val="single" w:color="808080" w:sz="4"/>
-              <w:left w:val="single" w:color="808080" w:sz="4"/>
-              <w:bottom w:val="single" w:color="808080" w:sz="4"/>
-              <w:right w:val="single" w:color="808080" w:sz="4"/>
-            </w:tcBorders>
-            <w:tcMar>
-              <w:top w:type="dxa" w:w="40"/>
-              <w:left w:type="dxa" w:w="60"/>
-              <w:bottom w:type="dxa" w:w="40"/>
-              <w:right w:type="dxa" w:w="60"/>
-            </w:tcMar>
-            <w:vAlign w:val="top"/>
-          </w:tcPr>
-          <w:p>
-            <w:pPr>
-              <w:spacing w:after="0" w:before="0"/>
-              <w:jc w:val="right"/>
-            </w:pPr>
-            <w:r>
-              <w:rPr>
-                <w:rFonts w:ascii="Calibri" w:cs="Calibri" w:eastAsia="Calibri" w:hAnsi="Calibri"/>
-                <w:b w:val="false"/>
-                <w:bCs w:val="false"/>
-                <w:sz w:val="14"/>
-                <w:szCs w:val="14"/>
-              </w:rPr>
-              <w:t xml:space="preserve">38,72</w:t>
-            </w:r>
-          </w:p>
-        </w:tc>
-        <w:tc>
-          <w:tcPr>
-            <w:tcW w:type="dxa" w:w="1304"/>
-            <w:tcBorders>
-              <w:top w:val="single" w:color="808080" w:sz="4"/>
-              <w:left w:val="single" w:color="808080" w:sz="4"/>
-              <w:bottom w:val="single" w:color="808080" w:sz="4"/>
-              <w:right w:val="single" w:color="808080" w:sz="4"/>
-            </w:tcBorders>
-            <w:tcMar>
-              <w:top w:type="dxa" w:w="40"/>
-              <w:left w:type="dxa" w:w="60"/>
-              <w:bottom w:type="dxa" w:w="40"/>
-              <w:right w:type="dxa" w:w="60"/>
-            </w:tcMar>
-            <w:vAlign w:val="top"/>
-          </w:tcPr>
-          <w:p>
-            <w:pPr>
-              <w:spacing w:after="0" w:before="0"/>
-              <w:jc w:val="right"/>
-            </w:pPr>
-            <w:r>
-              <w:rPr>
-                <w:rFonts w:ascii="Calibri" w:cs="Calibri" w:eastAsia="Calibri" w:hAnsi="Calibri"/>
-                <w:b w:val="false"/>
-                <w:bCs w:val="false"/>
-                <w:sz w:val="14"/>
-                <w:szCs w:val="14"/>
-              </w:rPr>
-              <w:t xml:space="preserve">19.437,44</w:t>
-            </w:r>
-          </w:p>
-        </w:tc>
-      </w:tr>
-      <w:tr>
-        <w:tc>
-          <w:tcPr>
-            <w:vMerge w:val="continue"/>
-            <w:tcBorders>
-              <w:top w:val="single" w:color="808080" w:sz="4"/>
-              <w:left w:val="single" w:color="808080" w:sz="4"/>
-              <w:bottom w:val="single" w:color="808080" w:sz="4"/>
-              <w:right w:val="single" w:color="808080" w:sz="4"/>
-            </w:tcBorders>
-          </w:tcPr>
-          <w:p/>
-        </w:tc>
-        <w:tc>
-          <w:tcPr>
-            <w:tcW w:type="dxa" w:w="454"/>
-            <w:tcBorders>
-              <w:top w:val="single" w:color="808080" w:sz="4"/>
-              <w:left w:val="single" w:color="808080" w:sz="4"/>
-              <w:bottom w:val="single" w:color="808080" w:sz="4"/>
-              <w:right w:val="single" w:color="808080" w:sz="4"/>
-            </w:tcBorders>
-            <w:tcMar>
-              <w:top w:type="dxa" w:w="40"/>
-              <w:left w:type="dxa" w:w="60"/>
-              <w:bottom w:type="dxa" w:w="40"/>
-              <w:right w:type="dxa" w:w="60"/>
-            </w:tcMar>
-            <w:vAlign w:val="top"/>
-          </w:tcPr>
-          <w:p>
-            <w:pPr>
-              <w:spacing w:after="0" w:before="0"/>
-              <w:jc w:val="center"/>
-            </w:pPr>
-            <w:r>
-              <w:rPr>
-                <w:rFonts w:ascii="Calibri" w:cs="Calibri" w:eastAsia="Calibri" w:hAnsi="Calibri"/>
-                <w:b w:val="false"/>
-                <w:bCs w:val="false"/>
-                <w:sz w:val="14"/>
-                <w:szCs w:val="14"/>
-              </w:rPr>
-              <w:t xml:space="preserve">18</w:t>
-            </w:r>
-          </w:p>
-        </w:tc>
-        <w:tc>
-          <w:tcPr>
-            <w:tcW w:type="dxa" w:w="1191"/>
-            <w:tcBorders>
-              <w:top w:val="single" w:color="808080" w:sz="4"/>
-              <w:left w:val="single" w:color="808080" w:sz="4"/>
-              <w:bottom w:val="single" w:color="808080" w:sz="4"/>
-              <w:right w:val="single" w:color="808080" w:sz="4"/>
-            </w:tcBorders>
-            <w:tcMar>
-              <w:top w:type="dxa" w:w="40"/>
-              <w:left w:type="dxa" w:w="60"/>
-              <w:bottom w:type="dxa" w:w="40"/>
-              <w:right w:type="dxa" w:w="60"/>
-            </w:tcMar>
-            <w:vAlign w:val="top"/>
-          </w:tcPr>
-          <w:p>
-            <w:pPr>
-              <w:spacing w:after="0" w:before="0"/>
-              <w:jc w:val="center"/>
-            </w:pPr>
-            <w:r>
-              <w:rPr>
-                <w:rFonts w:ascii="Calibri" w:cs="Calibri" w:eastAsia="Calibri" w:hAnsi="Calibri"/>
-                <w:b w:val="false"/>
-                <w:bCs w:val="false"/>
-                <w:sz w:val="14"/>
-                <w:szCs w:val="14"/>
-              </w:rPr>
-              <w:t xml:space="preserve">35.190.1101</w:t>
-            </w:r>
-          </w:p>
-        </w:tc>
-        <w:tc>
-          <w:tcPr>
-            <w:tcW w:type="dxa" w:w="3458"/>
-            <w:tcBorders>
-              <w:top w:val="single" w:color="808080" w:sz="4"/>
-              <w:left w:val="single" w:color="808080" w:sz="4"/>
-              <w:bottom w:val="single" w:color="808080" w:sz="4"/>
-              <w:right w:val="single" w:color="808080" w:sz="4"/>
-            </w:tcBorders>
-            <w:tcMar>
-              <w:top w:type="dxa" w:w="40"/>
-              <w:left w:type="dxa" w:w="60"/>
-              <w:bottom w:type="dxa" w:w="40"/>
-              <w:right w:type="dxa" w:w="60"/>
-            </w:tcMar>
-            <w:vAlign w:val="top"/>
-          </w:tcPr>
-          <w:p>
-            <w:pPr>
-              <w:spacing w:after="0" w:before="0"/>
-              <w:jc w:val="left"/>
-            </w:pPr>
-            <w:r>
-              <w:rPr>
-                <w:rFonts w:ascii="Calibri" w:cs="Calibri" w:eastAsia="Calibri" w:hAnsi="Calibri"/>
-                <w:b w:val="false"/>
-                <w:bCs w:val="false"/>
-                <w:sz w:val="14"/>
-                <w:szCs w:val="14"/>
-              </w:rPr>
-              <w:t xml:space="preserve">Kablo tava sistemleri kapak sacı — 35.190.1100 pozuna uygun özellikte, 1,0 mm sıcak daldırma galvanizli (malzeme) (%25 müteahhit kârı dahil)</w:t>
-            </w:r>
-          </w:p>
-        </w:tc>
-        <w:tc>
-          <w:tcPr>
-            <w:tcW w:type="dxa" w:w="680"/>
-            <w:tcBorders>
-              <w:top w:val="single" w:color="808080" w:sz="4"/>
-              <w:left w:val="single" w:color="808080" w:sz="4"/>
-              <w:bottom w:val="single" w:color="808080" w:sz="4"/>
-              <w:right w:val="single" w:color="808080" w:sz="4"/>
-            </w:tcBorders>
-            <w:tcMar>
-              <w:top w:type="dxa" w:w="40"/>
-              <w:left w:type="dxa" w:w="60"/>
-              <w:bottom w:type="dxa" w:w="40"/>
-              <w:right w:type="dxa" w:w="60"/>
-            </w:tcMar>
-            <w:vAlign w:val="top"/>
-          </w:tcPr>
-          <w:p>
-            <w:pPr>
-              <w:spacing w:after="0" w:before="0"/>
-              <w:jc w:val="center"/>
-            </w:pPr>
-            <w:r>
-              <w:rPr>
-                <w:rFonts w:ascii="Calibri" w:cs="Calibri" w:eastAsia="Calibri" w:hAnsi="Calibri"/>
-                <w:b w:val="false"/>
-                <w:bCs w:val="false"/>
-                <w:sz w:val="14"/>
-                <w:szCs w:val="14"/>
-              </w:rPr>
-              <w:t xml:space="preserve">kg</w:t>
-            </w:r>
-          </w:p>
-        </w:tc>
-        <w:tc>
-          <w:tcPr>
-            <w:tcW w:type="dxa" w:w="850"/>
-            <w:tcBorders>
-              <w:top w:val="single" w:color="808080" w:sz="4"/>
-              <w:left w:val="single" w:color="808080" w:sz="4"/>
-              <w:bottom w:val="single" w:color="808080" w:sz="4"/>
-              <w:right w:val="single" w:color="808080" w:sz="4"/>
-            </w:tcBorders>
-            <w:tcMar>
-              <w:top w:type="dxa" w:w="40"/>
-              <w:left w:type="dxa" w:w="60"/>
-              <w:bottom w:type="dxa" w:w="40"/>
-              <w:right w:type="dxa" w:w="60"/>
-            </w:tcMar>
-            <w:vAlign w:val="top"/>
-          </w:tcPr>
-          <w:p>
-            <w:pPr>
-              <w:spacing w:after="0" w:before="0"/>
-              <w:jc w:val="right"/>
-            </w:pPr>
-            <w:r>
-              <w:rPr>
-                <w:rFonts w:ascii="Calibri" w:cs="Calibri" w:eastAsia="Calibri" w:hAnsi="Calibri"/>
-                <w:b w:val="false"/>
-                <w:bCs w:val="false"/>
-                <w:sz w:val="14"/>
-                <w:szCs w:val="14"/>
-              </w:rPr>
-              <w:t xml:space="preserve">361,200</w:t>
-            </w:r>
-          </w:p>
-        </w:tc>
-        <w:tc>
-          <w:tcPr>
-            <w:tcW w:type="dxa" w:w="1134"/>
-            <w:tcBorders>
-              <w:top w:val="single" w:color="808080" w:sz="4"/>
-              <w:left w:val="single" w:color="808080" w:sz="4"/>
-              <w:bottom w:val="single" w:color="808080" w:sz="4"/>
-              <w:right w:val="single" w:color="808080" w:sz="4"/>
-            </w:tcBorders>
-            <w:tcMar>
-              <w:top w:type="dxa" w:w="40"/>
-              <w:left w:type="dxa" w:w="60"/>
-              <w:bottom w:type="dxa" w:w="40"/>
-              <w:right w:type="dxa" w:w="60"/>
-            </w:tcMar>
-            <w:vAlign w:val="top"/>
-          </w:tcPr>
-          <w:p>
-            <w:pPr>
-              <w:spacing w:after="0" w:before="0"/>
-              <w:jc w:val="right"/>
-            </w:pPr>
-            <w:r>
-              <w:rPr>
-                <w:rFonts w:ascii="Calibri" w:cs="Calibri" w:eastAsia="Calibri" w:hAnsi="Calibri"/>
-                <w:b w:val="false"/>
-                <w:bCs w:val="false"/>
-                <w:sz w:val="14"/>
-                <w:szCs w:val="14"/>
-              </w:rPr>
-              <w:t xml:space="preserve">162,37</w:t>
-            </w:r>
-          </w:p>
-        </w:tc>
-        <w:tc>
-          <w:tcPr>
-            <w:tcW w:type="dxa" w:w="1304"/>
-            <w:tcBorders>
-              <w:top w:val="single" w:color="808080" w:sz="4"/>
-              <w:left w:val="single" w:color="808080" w:sz="4"/>
-              <w:bottom w:val="single" w:color="808080" w:sz="4"/>
-              <w:right w:val="single" w:color="808080" w:sz="4"/>
-            </w:tcBorders>
-            <w:tcMar>
-              <w:top w:type="dxa" w:w="40"/>
-              <w:left w:type="dxa" w:w="60"/>
-              <w:bottom w:type="dxa" w:w="40"/>
-              <w:right w:type="dxa" w:w="60"/>
-            </w:tcMar>
-            <w:vAlign w:val="top"/>
-          </w:tcPr>
-          <w:p>
-            <w:pPr>
-              <w:spacing w:after="0" w:before="0"/>
-              <w:jc w:val="right"/>
-            </w:pPr>
-            <w:r>
-              <w:rPr>
-                <w:rFonts w:ascii="Calibri" w:cs="Calibri" w:eastAsia="Calibri" w:hAnsi="Calibri"/>
-                <w:b w:val="false"/>
-                <w:bCs w:val="false"/>
-                <w:sz w:val="14"/>
-                <w:szCs w:val="14"/>
-              </w:rPr>
-              <w:t xml:space="preserve">58.648,04</w:t>
-            </w:r>
-          </w:p>
-        </w:tc>
-      </w:tr>
-      <w:tr>
-        <w:tc>
-          <w:tcPr>
-            <w:vMerge w:val="continue"/>
-            <w:tcBorders>
-              <w:top w:val="single" w:color="808080" w:sz="4"/>
-              <w:left w:val="single" w:color="808080" w:sz="4"/>
-              <w:bottom w:val="single" w:color="808080" w:sz="4"/>
-              <w:right w:val="single" w:color="808080" w:sz="4"/>
-            </w:tcBorders>
-          </w:tcPr>
-          <w:p/>
-        </w:tc>
-        <w:tc>
-          <w:tcPr>
-            <w:tcW w:type="dxa" w:w="454"/>
-            <w:tcBorders>
-              <w:top w:val="single" w:color="808080" w:sz="4"/>
-              <w:left w:val="single" w:color="808080" w:sz="4"/>
-              <w:bottom w:val="single" w:color="808080" w:sz="4"/>
-              <w:right w:val="single" w:color="808080" w:sz="4"/>
-            </w:tcBorders>
-            <w:tcMar>
-              <w:top w:type="dxa" w:w="40"/>
-              <w:left w:type="dxa" w:w="60"/>
-              <w:bottom w:type="dxa" w:w="40"/>
-              <w:right w:type="dxa" w:w="60"/>
-            </w:tcMar>
-            <w:vAlign w:val="top"/>
-          </w:tcPr>
-          <w:p>
-            <w:pPr>
-              <w:spacing w:after="0" w:before="0"/>
-              <w:jc w:val="center"/>
-            </w:pPr>
-            <w:r>
-              <w:rPr>
-                <w:rFonts w:ascii="Calibri" w:cs="Calibri" w:eastAsia="Calibri" w:hAnsi="Calibri"/>
-                <w:b w:val="false"/>
-                <w:bCs w:val="false"/>
-                <w:sz w:val="14"/>
-                <w:szCs w:val="14"/>
-              </w:rPr>
-              <w:t xml:space="preserve">19</w:t>
-            </w:r>
-          </w:p>
-        </w:tc>
-        <w:tc>
-          <w:tcPr>
-            <w:tcW w:type="dxa" w:w="1191"/>
-            <w:tcBorders>
-              <w:top w:val="single" w:color="808080" w:sz="4"/>
-              <w:left w:val="single" w:color="808080" w:sz="4"/>
-              <w:bottom w:val="single" w:color="808080" w:sz="4"/>
-              <w:right w:val="single" w:color="808080" w:sz="4"/>
-            </w:tcBorders>
-            <w:tcMar>
-              <w:top w:type="dxa" w:w="40"/>
-              <w:left w:type="dxa" w:w="60"/>
-              <w:bottom w:type="dxa" w:w="40"/>
-              <w:right w:type="dxa" w:w="60"/>
-            </w:tcMar>
-            <w:vAlign w:val="top"/>
-          </w:tcPr>
-          <w:p>
-            <w:pPr>
-              <w:spacing w:after="0" w:before="0"/>
-              <w:jc w:val="center"/>
-            </w:pPr>
-            <w:r>
-              <w:rPr>
-                <w:rFonts w:ascii="Calibri" w:cs="Calibri" w:eastAsia="Calibri" w:hAnsi="Calibri"/>
-                <w:b w:val="false"/>
-                <w:bCs w:val="false"/>
-                <w:sz w:val="14"/>
-                <w:szCs w:val="14"/>
-              </w:rPr>
-              <w:t xml:space="preserve">35.190.1101 (montaj)</w:t>
-            </w:r>
-          </w:p>
-        </w:tc>
-        <w:tc>
-          <w:tcPr>
-            <w:tcW w:type="dxa" w:w="3458"/>
-            <w:tcBorders>
-              <w:top w:val="single" w:color="808080" w:sz="4"/>
-              <w:left w:val="single" w:color="808080" w:sz="4"/>
-              <w:bottom w:val="single" w:color="808080" w:sz="4"/>
-              <w:right w:val="single" w:color="808080" w:sz="4"/>
-            </w:tcBorders>
-            <w:tcMar>
-              <w:top w:type="dxa" w:w="40"/>
-              <w:left w:type="dxa" w:w="60"/>
-              <w:bottom w:type="dxa" w:w="40"/>
-              <w:right w:type="dxa" w:w="60"/>
-            </w:tcMar>
-            <w:vAlign w:val="top"/>
-          </w:tcPr>
-          <w:p>
-            <w:pPr>
-              <w:spacing w:after="0" w:before="0"/>
-              <w:jc w:val="left"/>
-            </w:pPr>
-            <w:r>
-              <w:rPr>
-                <w:rFonts w:ascii="Calibri" w:cs="Calibri" w:eastAsia="Calibri" w:hAnsi="Calibri"/>
-                <w:b w:val="false"/>
-                <w:bCs w:val="false"/>
-                <w:sz w:val="14"/>
-                <w:szCs w:val="14"/>
-              </w:rPr>
-              <w:t xml:space="preserve">Kablo tava sistemleri kapak sacının montajı — onaylı projesinde belirtilen kanalların kapatılması; her türlü işçilik ve malzeme dâhil, işler hâlde teslim</w:t>
-            </w:r>
-          </w:p>
-        </w:tc>
-        <w:tc>
-          <w:tcPr>
-            <w:tcW w:type="dxa" w:w="680"/>
-            <w:tcBorders>
-              <w:top w:val="single" w:color="808080" w:sz="4"/>
-              <w:left w:val="single" w:color="808080" w:sz="4"/>
-              <w:bottom w:val="single" w:color="808080" w:sz="4"/>
-              <w:right w:val="single" w:color="808080" w:sz="4"/>
-            </w:tcBorders>
-            <w:tcMar>
-              <w:top w:type="dxa" w:w="40"/>
-              <w:left w:type="dxa" w:w="60"/>
-              <w:bottom w:type="dxa" w:w="40"/>
-              <w:right w:type="dxa" w:w="60"/>
-            </w:tcMar>
-            <w:vAlign w:val="top"/>
-          </w:tcPr>
-          <w:p>
-            <w:pPr>
-              <w:spacing w:after="0" w:before="0"/>
-              <w:jc w:val="center"/>
-            </w:pPr>
-            <w:r>
-              <w:rPr>
-                <w:rFonts w:ascii="Calibri" w:cs="Calibri" w:eastAsia="Calibri" w:hAnsi="Calibri"/>
-                <w:b w:val="false"/>
-                <w:bCs w:val="false"/>
-                <w:sz w:val="14"/>
-                <w:szCs w:val="14"/>
-              </w:rPr>
-              <w:t xml:space="preserve">kg</w:t>
-            </w:r>
-          </w:p>
-        </w:tc>
-        <w:tc>
-          <w:tcPr>
-            <w:tcW w:type="dxa" w:w="850"/>
-            <w:tcBorders>
-              <w:top w:val="single" w:color="808080" w:sz="4"/>
-              <w:left w:val="single" w:color="808080" w:sz="4"/>
-              <w:bottom w:val="single" w:color="808080" w:sz="4"/>
-              <w:right w:val="single" w:color="808080" w:sz="4"/>
-            </w:tcBorders>
-            <w:tcMar>
-              <w:top w:type="dxa" w:w="40"/>
-              <w:left w:type="dxa" w:w="60"/>
-              <w:bottom w:type="dxa" w:w="40"/>
-              <w:right w:type="dxa" w:w="60"/>
-            </w:tcMar>
-            <w:vAlign w:val="top"/>
-          </w:tcPr>
-          <w:p>
-            <w:pPr>
-              <w:spacing w:after="0" w:before="0"/>
-              <w:jc w:val="right"/>
-            </w:pPr>
-            <w:r>
-              <w:rPr>
-                <w:rFonts w:ascii="Calibri" w:cs="Calibri" w:eastAsia="Calibri" w:hAnsi="Calibri"/>
-                <w:b w:val="false"/>
-                <w:bCs w:val="false"/>
-                <w:sz w:val="14"/>
-                <w:szCs w:val="14"/>
-              </w:rPr>
-              <w:t xml:space="preserve">361,200</w:t>
-            </w:r>
-          </w:p>
-        </w:tc>
-        <w:tc>
-          <w:tcPr>
-            <w:tcW w:type="dxa" w:w="1134"/>
-            <w:tcBorders>
-              <w:top w:val="single" w:color="808080" w:sz="4"/>
-              <w:left w:val="single" w:color="808080" w:sz="4"/>
-              <w:bottom w:val="single" w:color="808080" w:sz="4"/>
-              <w:right w:val="single" w:color="808080" w:sz="4"/>
-            </w:tcBorders>
-            <w:tcMar>
-              <w:top w:type="dxa" w:w="40"/>
-              <w:left w:type="dxa" w:w="60"/>
-              <w:bottom w:type="dxa" w:w="40"/>
-              <w:right w:type="dxa" w:w="60"/>
-            </w:tcMar>
-            <w:vAlign w:val="top"/>
-          </w:tcPr>
-          <w:p>
-            <w:pPr>
-              <w:spacing w:after="0" w:before="0"/>
-              <w:jc w:val="right"/>
-            </w:pPr>
-            <w:r>
-              <w:rPr>
-                <w:rFonts w:ascii="Calibri" w:cs="Calibri" w:eastAsia="Calibri" w:hAnsi="Calibri"/>
-                <w:b w:val="false"/>
-                <w:bCs w:val="false"/>
-                <w:sz w:val="14"/>
-                <w:szCs w:val="14"/>
-              </w:rPr>
-              <w:t xml:space="preserve">21,30</w:t>
-            </w:r>
-          </w:p>
-        </w:tc>
-        <w:tc>
-          <w:tcPr>
-            <w:tcW w:type="dxa" w:w="1304"/>
-            <w:tcBorders>
-              <w:top w:val="single" w:color="808080" w:sz="4"/>
-              <w:left w:val="single" w:color="808080" w:sz="4"/>
-              <w:bottom w:val="single" w:color="808080" w:sz="4"/>
-              <w:right w:val="single" w:color="808080" w:sz="4"/>
-            </w:tcBorders>
-            <w:tcMar>
-              <w:top w:type="dxa" w:w="40"/>
-              <w:left w:type="dxa" w:w="60"/>
-              <w:bottom w:type="dxa" w:w="40"/>
-              <w:right w:type="dxa" w:w="60"/>
-            </w:tcMar>
-            <w:vAlign w:val="top"/>
-          </w:tcPr>
-          <w:p>
-            <w:pPr>
-              <w:spacing w:after="0" w:before="0"/>
-              <w:jc w:val="right"/>
-            </w:pPr>
-            <w:r>
-              <w:rPr>
-                <w:rFonts w:ascii="Calibri" w:cs="Calibri" w:eastAsia="Calibri" w:hAnsi="Calibri"/>
-                <w:b w:val="false"/>
-                <w:bCs w:val="false"/>
-                <w:sz w:val="14"/>
-                <w:szCs w:val="14"/>
-              </w:rPr>
-              <w:t xml:space="preserve">7.693,56</w:t>
-            </w:r>
-          </w:p>
-        </w:tc>
-      </w:tr>
-      <w:tr>
-        <w:tc>
-          <w:tcPr>
             <w:tcW w:type="dxa" w:w="1361"/>
             <w:tcBorders>
               <w:top w:val="single" w:color="808080" w:sz="4"/>
@@ -12460,7 +11452,7 @@
                 <w:sz w:val="14"/>
                 <w:szCs w:val="14"/>
               </w:rPr>
-              <w:t xml:space="preserve">7.858.534,07</w:t>
+              <w:t xml:space="preserve">7.672.646,19</w:t>
             </w:r>
           </w:p>
         </w:tc>
@@ -22703,1014 +21695,6 @@
       <w:tr>
         <w:tc>
           <w:tcPr>
-            <w:vMerge w:val="continue"/>
-            <w:tcBorders>
-              <w:top w:val="single" w:color="808080" w:sz="4"/>
-              <w:left w:val="single" w:color="808080" w:sz="4"/>
-              <w:bottom w:val="single" w:color="808080" w:sz="4"/>
-              <w:right w:val="single" w:color="808080" w:sz="4"/>
-            </w:tcBorders>
-          </w:tcPr>
-          <w:p/>
-        </w:tc>
-        <w:tc>
-          <w:tcPr>
-            <w:tcW w:type="dxa" w:w="454"/>
-            <w:tcBorders>
-              <w:top w:val="single" w:color="808080" w:sz="4"/>
-              <w:left w:val="single" w:color="808080" w:sz="4"/>
-              <w:bottom w:val="single" w:color="808080" w:sz="4"/>
-              <w:right w:val="single" w:color="808080" w:sz="4"/>
-            </w:tcBorders>
-            <w:tcMar>
-              <w:top w:type="dxa" w:w="40"/>
-              <w:left w:type="dxa" w:w="60"/>
-              <w:bottom w:type="dxa" w:w="40"/>
-              <w:right w:type="dxa" w:w="60"/>
-            </w:tcMar>
-            <w:vAlign w:val="top"/>
-          </w:tcPr>
-          <w:p>
-            <w:pPr>
-              <w:spacing w:after="0" w:before="0"/>
-              <w:jc w:val="center"/>
-            </w:pPr>
-            <w:r>
-              <w:rPr>
-                <w:rFonts w:ascii="Calibri" w:cs="Calibri" w:eastAsia="Calibri" w:hAnsi="Calibri"/>
-                <w:b w:val="false"/>
-                <w:bCs w:val="false"/>
-                <w:sz w:val="14"/>
-                <w:szCs w:val="14"/>
-              </w:rPr>
-              <w:t xml:space="preserve">16</w:t>
-            </w:r>
-          </w:p>
-        </w:tc>
-        <w:tc>
-          <w:tcPr>
-            <w:tcW w:type="dxa" w:w="1191"/>
-            <w:tcBorders>
-              <w:top w:val="single" w:color="808080" w:sz="4"/>
-              <w:left w:val="single" w:color="808080" w:sz="4"/>
-              <w:bottom w:val="single" w:color="808080" w:sz="4"/>
-              <w:right w:val="single" w:color="808080" w:sz="4"/>
-            </w:tcBorders>
-            <w:tcMar>
-              <w:top w:type="dxa" w:w="40"/>
-              <w:left w:type="dxa" w:w="60"/>
-              <w:bottom w:type="dxa" w:w="40"/>
-              <w:right w:type="dxa" w:w="60"/>
-            </w:tcMar>
-            <w:vAlign w:val="top"/>
-          </w:tcPr>
-          <w:p>
-            <w:pPr>
-              <w:spacing w:after="0" w:before="0"/>
-              <w:jc w:val="center"/>
-            </w:pPr>
-            <w:r>
-              <w:rPr>
-                <w:rFonts w:ascii="Calibri" w:cs="Calibri" w:eastAsia="Calibri" w:hAnsi="Calibri"/>
-                <w:b w:val="false"/>
-                <w:bCs w:val="false"/>
-                <w:sz w:val="14"/>
-                <w:szCs w:val="14"/>
-              </w:rPr>
-              <w:t xml:space="preserve">35.190.1100</w:t>
-            </w:r>
-          </w:p>
-        </w:tc>
-        <w:tc>
-          <w:tcPr>
-            <w:tcW w:type="dxa" w:w="3458"/>
-            <w:tcBorders>
-              <w:top w:val="single" w:color="808080" w:sz="4"/>
-              <w:left w:val="single" w:color="808080" w:sz="4"/>
-              <w:bottom w:val="single" w:color="808080" w:sz="4"/>
-              <w:right w:val="single" w:color="808080" w:sz="4"/>
-            </w:tcBorders>
-            <w:tcMar>
-              <w:top w:type="dxa" w:w="40"/>
-              <w:left w:type="dxa" w:w="60"/>
-              <w:bottom w:type="dxa" w:w="40"/>
-              <w:right w:type="dxa" w:w="60"/>
-            </w:tcMar>
-            <w:vAlign w:val="top"/>
-          </w:tcPr>
-          <w:p>
-            <w:pPr>
-              <w:spacing w:after="0" w:before="0"/>
-              <w:jc w:val="left"/>
-            </w:pPr>
-            <w:r>
-              <w:rPr>
-                <w:rFonts w:ascii="Calibri" w:cs="Calibri" w:eastAsia="Calibri" w:hAnsi="Calibri"/>
-                <w:b w:val="false"/>
-                <w:bCs w:val="false"/>
-                <w:sz w:val="14"/>
-                <w:szCs w:val="14"/>
-              </w:rPr>
-              <w:t xml:space="preserve">Kablo tava sistemleri — 200x60x1,0 mm sıcak daldırma galvanizli perfore kablo tavası (malzeme) (%25 müteahhit kârı dahil)</w:t>
-            </w:r>
-          </w:p>
-        </w:tc>
-        <w:tc>
-          <w:tcPr>
-            <w:tcW w:type="dxa" w:w="680"/>
-            <w:tcBorders>
-              <w:top w:val="single" w:color="808080" w:sz="4"/>
-              <w:left w:val="single" w:color="808080" w:sz="4"/>
-              <w:bottom w:val="single" w:color="808080" w:sz="4"/>
-              <w:right w:val="single" w:color="808080" w:sz="4"/>
-            </w:tcBorders>
-            <w:tcMar>
-              <w:top w:type="dxa" w:w="40"/>
-              <w:left w:type="dxa" w:w="60"/>
-              <w:bottom w:type="dxa" w:w="40"/>
-              <w:right w:type="dxa" w:w="60"/>
-            </w:tcMar>
-            <w:vAlign w:val="top"/>
-          </w:tcPr>
-          <w:p>
-            <w:pPr>
-              <w:spacing w:after="0" w:before="0"/>
-              <w:jc w:val="center"/>
-            </w:pPr>
-            <w:r>
-              <w:rPr>
-                <w:rFonts w:ascii="Calibri" w:cs="Calibri" w:eastAsia="Calibri" w:hAnsi="Calibri"/>
-                <w:b w:val="false"/>
-                <w:bCs w:val="false"/>
-                <w:sz w:val="14"/>
-                <w:szCs w:val="14"/>
-              </w:rPr>
-              <w:t xml:space="preserve">kg</w:t>
-            </w:r>
-          </w:p>
-        </w:tc>
-        <w:tc>
-          <w:tcPr>
-            <w:tcW w:type="dxa" w:w="850"/>
-            <w:tcBorders>
-              <w:top w:val="single" w:color="808080" w:sz="4"/>
-              <w:left w:val="single" w:color="808080" w:sz="4"/>
-              <w:bottom w:val="single" w:color="808080" w:sz="4"/>
-              <w:right w:val="single" w:color="808080" w:sz="4"/>
-            </w:tcBorders>
-            <w:tcMar>
-              <w:top w:type="dxa" w:w="40"/>
-              <w:left w:type="dxa" w:w="60"/>
-              <w:bottom w:type="dxa" w:w="40"/>
-              <w:right w:type="dxa" w:w="60"/>
-            </w:tcMar>
-            <w:vAlign w:val="top"/>
-          </w:tcPr>
-          <w:p>
-            <w:pPr>
-              <w:spacing w:after="0" w:before="0"/>
-              <w:jc w:val="right"/>
-            </w:pPr>
-            <w:r>
-              <w:rPr>
-                <w:rFonts w:ascii="Calibri" w:cs="Calibri" w:eastAsia="Calibri" w:hAnsi="Calibri"/>
-                <w:b w:val="false"/>
-                <w:bCs w:val="false"/>
-                <w:sz w:val="14"/>
-                <w:szCs w:val="14"/>
-              </w:rPr>
-              <w:t xml:space="preserve">502,000</w:t>
-            </w:r>
-          </w:p>
-        </w:tc>
-        <w:tc>
-          <w:tcPr>
-            <w:tcW w:type="dxa" w:w="1134"/>
-            <w:tcBorders>
-              <w:top w:val="single" w:color="808080" w:sz="4"/>
-              <w:left w:val="single" w:color="808080" w:sz="4"/>
-              <w:bottom w:val="single" w:color="808080" w:sz="4"/>
-              <w:right w:val="single" w:color="808080" w:sz="4"/>
-            </w:tcBorders>
-            <w:tcMar>
-              <w:top w:type="dxa" w:w="40"/>
-              <w:left w:type="dxa" w:w="60"/>
-              <w:bottom w:type="dxa" w:w="40"/>
-              <w:right w:type="dxa" w:w="60"/>
-            </w:tcMar>
-            <w:vAlign w:val="top"/>
-          </w:tcPr>
-          <w:p>
-            <w:pPr>
-              <w:spacing w:after="0" w:before="0"/>
-              <w:jc w:val="right"/>
-            </w:pPr>
-            <w:r>
-              <w:rPr>
-                <w:rFonts w:ascii="Calibri" w:cs="Calibri" w:eastAsia="Calibri" w:hAnsi="Calibri"/>
-                <w:b w:val="false"/>
-                <w:bCs w:val="false"/>
-                <w:sz w:val="14"/>
-                <w:szCs w:val="14"/>
-              </w:rPr>
-              <w:t xml:space="preserve">199,42</w:t>
-            </w:r>
-          </w:p>
-        </w:tc>
-        <w:tc>
-          <w:tcPr>
-            <w:tcW w:type="dxa" w:w="1304"/>
-            <w:tcBorders>
-              <w:top w:val="single" w:color="808080" w:sz="4"/>
-              <w:left w:val="single" w:color="808080" w:sz="4"/>
-              <w:bottom w:val="single" w:color="808080" w:sz="4"/>
-              <w:right w:val="single" w:color="808080" w:sz="4"/>
-            </w:tcBorders>
-            <w:tcMar>
-              <w:top w:type="dxa" w:w="40"/>
-              <w:left w:type="dxa" w:w="60"/>
-              <w:bottom w:type="dxa" w:w="40"/>
-              <w:right w:type="dxa" w:w="60"/>
-            </w:tcMar>
-            <w:vAlign w:val="top"/>
-          </w:tcPr>
-          <w:p>
-            <w:pPr>
-              <w:spacing w:after="0" w:before="0"/>
-              <w:jc w:val="right"/>
-            </w:pPr>
-            <w:r>
-              <w:rPr>
-                <w:rFonts w:ascii="Calibri" w:cs="Calibri" w:eastAsia="Calibri" w:hAnsi="Calibri"/>
-                <w:b w:val="false"/>
-                <w:bCs w:val="false"/>
-                <w:sz w:val="14"/>
-                <w:szCs w:val="14"/>
-              </w:rPr>
-              <w:t xml:space="preserve">100.108,84</w:t>
-            </w:r>
-          </w:p>
-        </w:tc>
-      </w:tr>
-      <w:tr>
-        <w:tc>
-          <w:tcPr>
-            <w:vMerge w:val="continue"/>
-            <w:tcBorders>
-              <w:top w:val="single" w:color="808080" w:sz="4"/>
-              <w:left w:val="single" w:color="808080" w:sz="4"/>
-              <w:bottom w:val="single" w:color="808080" w:sz="4"/>
-              <w:right w:val="single" w:color="808080" w:sz="4"/>
-            </w:tcBorders>
-          </w:tcPr>
-          <w:p/>
-        </w:tc>
-        <w:tc>
-          <w:tcPr>
-            <w:tcW w:type="dxa" w:w="454"/>
-            <w:tcBorders>
-              <w:top w:val="single" w:color="808080" w:sz="4"/>
-              <w:left w:val="single" w:color="808080" w:sz="4"/>
-              <w:bottom w:val="single" w:color="808080" w:sz="4"/>
-              <w:right w:val="single" w:color="808080" w:sz="4"/>
-            </w:tcBorders>
-            <w:tcMar>
-              <w:top w:type="dxa" w:w="40"/>
-              <w:left w:type="dxa" w:w="60"/>
-              <w:bottom w:type="dxa" w:w="40"/>
-              <w:right w:type="dxa" w:w="60"/>
-            </w:tcMar>
-            <w:vAlign w:val="top"/>
-          </w:tcPr>
-          <w:p>
-            <w:pPr>
-              <w:spacing w:after="0" w:before="0"/>
-              <w:jc w:val="center"/>
-            </w:pPr>
-            <w:r>
-              <w:rPr>
-                <w:rFonts w:ascii="Calibri" w:cs="Calibri" w:eastAsia="Calibri" w:hAnsi="Calibri"/>
-                <w:b w:val="false"/>
-                <w:bCs w:val="false"/>
-                <w:sz w:val="14"/>
-                <w:szCs w:val="14"/>
-              </w:rPr>
-              <w:t xml:space="preserve">17</w:t>
-            </w:r>
-          </w:p>
-        </w:tc>
-        <w:tc>
-          <w:tcPr>
-            <w:tcW w:type="dxa" w:w="1191"/>
-            <w:tcBorders>
-              <w:top w:val="single" w:color="808080" w:sz="4"/>
-              <w:left w:val="single" w:color="808080" w:sz="4"/>
-              <w:bottom w:val="single" w:color="808080" w:sz="4"/>
-              <w:right w:val="single" w:color="808080" w:sz="4"/>
-            </w:tcBorders>
-            <w:tcMar>
-              <w:top w:type="dxa" w:w="40"/>
-              <w:left w:type="dxa" w:w="60"/>
-              <w:bottom w:type="dxa" w:w="40"/>
-              <w:right w:type="dxa" w:w="60"/>
-            </w:tcMar>
-            <w:vAlign w:val="top"/>
-          </w:tcPr>
-          <w:p>
-            <w:pPr>
-              <w:spacing w:after="0" w:before="0"/>
-              <w:jc w:val="center"/>
-            </w:pPr>
-            <w:r>
-              <w:rPr>
-                <w:rFonts w:ascii="Calibri" w:cs="Calibri" w:eastAsia="Calibri" w:hAnsi="Calibri"/>
-                <w:b w:val="false"/>
-                <w:bCs w:val="false"/>
-                <w:sz w:val="14"/>
-                <w:szCs w:val="14"/>
-              </w:rPr>
-              <w:t xml:space="preserve">35.190.1100 (montaj)</w:t>
-            </w:r>
-          </w:p>
-        </w:tc>
-        <w:tc>
-          <w:tcPr>
-            <w:tcW w:type="dxa" w:w="3458"/>
-            <w:tcBorders>
-              <w:top w:val="single" w:color="808080" w:sz="4"/>
-              <w:left w:val="single" w:color="808080" w:sz="4"/>
-              <w:bottom w:val="single" w:color="808080" w:sz="4"/>
-              <w:right w:val="single" w:color="808080" w:sz="4"/>
-            </w:tcBorders>
-            <w:tcMar>
-              <w:top w:type="dxa" w:w="40"/>
-              <w:left w:type="dxa" w:w="60"/>
-              <w:bottom w:type="dxa" w:w="40"/>
-              <w:right w:type="dxa" w:w="60"/>
-            </w:tcMar>
-            <w:vAlign w:val="top"/>
-          </w:tcPr>
-          <w:p>
-            <w:pPr>
-              <w:spacing w:after="0" w:before="0"/>
-              <w:jc w:val="left"/>
-            </w:pPr>
-            <w:r>
-              <w:rPr>
-                <w:rFonts w:ascii="Calibri" w:cs="Calibri" w:eastAsia="Calibri" w:hAnsi="Calibri"/>
-                <w:b w:val="false"/>
-                <w:bCs w:val="false"/>
-                <w:sz w:val="14"/>
-                <w:szCs w:val="14"/>
-              </w:rPr>
-              <w:t xml:space="preserve">Kablo tava sistemlerinin montajı — askı ve konsollarla tavana veya duvara tespiti; ek parça, konsol, askı tiji, vida ve somun bedelleri dâhildir, ayrıca ödenmez</w:t>
-            </w:r>
-          </w:p>
-        </w:tc>
-        <w:tc>
-          <w:tcPr>
-            <w:tcW w:type="dxa" w:w="680"/>
-            <w:tcBorders>
-              <w:top w:val="single" w:color="808080" w:sz="4"/>
-              <w:left w:val="single" w:color="808080" w:sz="4"/>
-              <w:bottom w:val="single" w:color="808080" w:sz="4"/>
-              <w:right w:val="single" w:color="808080" w:sz="4"/>
-            </w:tcBorders>
-            <w:tcMar>
-              <w:top w:type="dxa" w:w="40"/>
-              <w:left w:type="dxa" w:w="60"/>
-              <w:bottom w:type="dxa" w:w="40"/>
-              <w:right w:type="dxa" w:w="60"/>
-            </w:tcMar>
-            <w:vAlign w:val="top"/>
-          </w:tcPr>
-          <w:p>
-            <w:pPr>
-              <w:spacing w:after="0" w:before="0"/>
-              <w:jc w:val="center"/>
-            </w:pPr>
-            <w:r>
-              <w:rPr>
-                <w:rFonts w:ascii="Calibri" w:cs="Calibri" w:eastAsia="Calibri" w:hAnsi="Calibri"/>
-                <w:b w:val="false"/>
-                <w:bCs w:val="false"/>
-                <w:sz w:val="14"/>
-                <w:szCs w:val="14"/>
-              </w:rPr>
-              <w:t xml:space="preserve">kg</w:t>
-            </w:r>
-          </w:p>
-        </w:tc>
-        <w:tc>
-          <w:tcPr>
-            <w:tcW w:type="dxa" w:w="850"/>
-            <w:tcBorders>
-              <w:top w:val="single" w:color="808080" w:sz="4"/>
-              <w:left w:val="single" w:color="808080" w:sz="4"/>
-              <w:bottom w:val="single" w:color="808080" w:sz="4"/>
-              <w:right w:val="single" w:color="808080" w:sz="4"/>
-            </w:tcBorders>
-            <w:tcMar>
-              <w:top w:type="dxa" w:w="40"/>
-              <w:left w:type="dxa" w:w="60"/>
-              <w:bottom w:type="dxa" w:w="40"/>
-              <w:right w:type="dxa" w:w="60"/>
-            </w:tcMar>
-            <w:vAlign w:val="top"/>
-          </w:tcPr>
-          <w:p>
-            <w:pPr>
-              <w:spacing w:after="0" w:before="0"/>
-              <w:jc w:val="right"/>
-            </w:pPr>
-            <w:r>
-              <w:rPr>
-                <w:rFonts w:ascii="Calibri" w:cs="Calibri" w:eastAsia="Calibri" w:hAnsi="Calibri"/>
-                <w:b w:val="false"/>
-                <w:bCs w:val="false"/>
-                <w:sz w:val="14"/>
-                <w:szCs w:val="14"/>
-              </w:rPr>
-              <w:t xml:space="preserve">502,000</w:t>
-            </w:r>
-          </w:p>
-        </w:tc>
-        <w:tc>
-          <w:tcPr>
-            <w:tcW w:type="dxa" w:w="1134"/>
-            <w:tcBorders>
-              <w:top w:val="single" w:color="808080" w:sz="4"/>
-              <w:left w:val="single" w:color="808080" w:sz="4"/>
-              <w:bottom w:val="single" w:color="808080" w:sz="4"/>
-              <w:right w:val="single" w:color="808080" w:sz="4"/>
-            </w:tcBorders>
-            <w:tcMar>
-              <w:top w:type="dxa" w:w="40"/>
-              <w:left w:type="dxa" w:w="60"/>
-              <w:bottom w:type="dxa" w:w="40"/>
-              <w:right w:type="dxa" w:w="60"/>
-            </w:tcMar>
-            <w:vAlign w:val="top"/>
-          </w:tcPr>
-          <w:p>
-            <w:pPr>
-              <w:spacing w:after="0" w:before="0"/>
-              <w:jc w:val="right"/>
-            </w:pPr>
-            <w:r>
-              <w:rPr>
-                <w:rFonts w:ascii="Calibri" w:cs="Calibri" w:eastAsia="Calibri" w:hAnsi="Calibri"/>
-                <w:b w:val="false"/>
-                <w:bCs w:val="false"/>
-                <w:sz w:val="14"/>
-                <w:szCs w:val="14"/>
-              </w:rPr>
-              <w:t xml:space="preserve">38,72</w:t>
-            </w:r>
-          </w:p>
-        </w:tc>
-        <w:tc>
-          <w:tcPr>
-            <w:tcW w:type="dxa" w:w="1304"/>
-            <w:tcBorders>
-              <w:top w:val="single" w:color="808080" w:sz="4"/>
-              <w:left w:val="single" w:color="808080" w:sz="4"/>
-              <w:bottom w:val="single" w:color="808080" w:sz="4"/>
-              <w:right w:val="single" w:color="808080" w:sz="4"/>
-            </w:tcBorders>
-            <w:tcMar>
-              <w:top w:type="dxa" w:w="40"/>
-              <w:left w:type="dxa" w:w="60"/>
-              <w:bottom w:type="dxa" w:w="40"/>
-              <w:right w:type="dxa" w:w="60"/>
-            </w:tcMar>
-            <w:vAlign w:val="top"/>
-          </w:tcPr>
-          <w:p>
-            <w:pPr>
-              <w:spacing w:after="0" w:before="0"/>
-              <w:jc w:val="right"/>
-            </w:pPr>
-            <w:r>
-              <w:rPr>
-                <w:rFonts w:ascii="Calibri" w:cs="Calibri" w:eastAsia="Calibri" w:hAnsi="Calibri"/>
-                <w:b w:val="false"/>
-                <w:bCs w:val="false"/>
-                <w:sz w:val="14"/>
-                <w:szCs w:val="14"/>
-              </w:rPr>
-              <w:t xml:space="preserve">19.437,44</w:t>
-            </w:r>
-          </w:p>
-        </w:tc>
-      </w:tr>
-      <w:tr>
-        <w:tc>
-          <w:tcPr>
-            <w:vMerge w:val="continue"/>
-            <w:tcBorders>
-              <w:top w:val="single" w:color="808080" w:sz="4"/>
-              <w:left w:val="single" w:color="808080" w:sz="4"/>
-              <w:bottom w:val="single" w:color="808080" w:sz="4"/>
-              <w:right w:val="single" w:color="808080" w:sz="4"/>
-            </w:tcBorders>
-          </w:tcPr>
-          <w:p/>
-        </w:tc>
-        <w:tc>
-          <w:tcPr>
-            <w:tcW w:type="dxa" w:w="454"/>
-            <w:tcBorders>
-              <w:top w:val="single" w:color="808080" w:sz="4"/>
-              <w:left w:val="single" w:color="808080" w:sz="4"/>
-              <w:bottom w:val="single" w:color="808080" w:sz="4"/>
-              <w:right w:val="single" w:color="808080" w:sz="4"/>
-            </w:tcBorders>
-            <w:tcMar>
-              <w:top w:type="dxa" w:w="40"/>
-              <w:left w:type="dxa" w:w="60"/>
-              <w:bottom w:type="dxa" w:w="40"/>
-              <w:right w:type="dxa" w:w="60"/>
-            </w:tcMar>
-            <w:vAlign w:val="top"/>
-          </w:tcPr>
-          <w:p>
-            <w:pPr>
-              <w:spacing w:after="0" w:before="0"/>
-              <w:jc w:val="center"/>
-            </w:pPr>
-            <w:r>
-              <w:rPr>
-                <w:rFonts w:ascii="Calibri" w:cs="Calibri" w:eastAsia="Calibri" w:hAnsi="Calibri"/>
-                <w:b w:val="false"/>
-                <w:bCs w:val="false"/>
-                <w:sz w:val="14"/>
-                <w:szCs w:val="14"/>
-              </w:rPr>
-              <w:t xml:space="preserve">18</w:t>
-            </w:r>
-          </w:p>
-        </w:tc>
-        <w:tc>
-          <w:tcPr>
-            <w:tcW w:type="dxa" w:w="1191"/>
-            <w:tcBorders>
-              <w:top w:val="single" w:color="808080" w:sz="4"/>
-              <w:left w:val="single" w:color="808080" w:sz="4"/>
-              <w:bottom w:val="single" w:color="808080" w:sz="4"/>
-              <w:right w:val="single" w:color="808080" w:sz="4"/>
-            </w:tcBorders>
-            <w:tcMar>
-              <w:top w:type="dxa" w:w="40"/>
-              <w:left w:type="dxa" w:w="60"/>
-              <w:bottom w:type="dxa" w:w="40"/>
-              <w:right w:type="dxa" w:w="60"/>
-            </w:tcMar>
-            <w:vAlign w:val="top"/>
-          </w:tcPr>
-          <w:p>
-            <w:pPr>
-              <w:spacing w:after="0" w:before="0"/>
-              <w:jc w:val="center"/>
-            </w:pPr>
-            <w:r>
-              <w:rPr>
-                <w:rFonts w:ascii="Calibri" w:cs="Calibri" w:eastAsia="Calibri" w:hAnsi="Calibri"/>
-                <w:b w:val="false"/>
-                <w:bCs w:val="false"/>
-                <w:sz w:val="14"/>
-                <w:szCs w:val="14"/>
-              </w:rPr>
-              <w:t xml:space="preserve">35.190.1101</w:t>
-            </w:r>
-          </w:p>
-        </w:tc>
-        <w:tc>
-          <w:tcPr>
-            <w:tcW w:type="dxa" w:w="3458"/>
-            <w:tcBorders>
-              <w:top w:val="single" w:color="808080" w:sz="4"/>
-              <w:left w:val="single" w:color="808080" w:sz="4"/>
-              <w:bottom w:val="single" w:color="808080" w:sz="4"/>
-              <w:right w:val="single" w:color="808080" w:sz="4"/>
-            </w:tcBorders>
-            <w:tcMar>
-              <w:top w:type="dxa" w:w="40"/>
-              <w:left w:type="dxa" w:w="60"/>
-              <w:bottom w:type="dxa" w:w="40"/>
-              <w:right w:type="dxa" w:w="60"/>
-            </w:tcMar>
-            <w:vAlign w:val="top"/>
-          </w:tcPr>
-          <w:p>
-            <w:pPr>
-              <w:spacing w:after="0" w:before="0"/>
-              <w:jc w:val="left"/>
-            </w:pPr>
-            <w:r>
-              <w:rPr>
-                <w:rFonts w:ascii="Calibri" w:cs="Calibri" w:eastAsia="Calibri" w:hAnsi="Calibri"/>
-                <w:b w:val="false"/>
-                <w:bCs w:val="false"/>
-                <w:sz w:val="14"/>
-                <w:szCs w:val="14"/>
-              </w:rPr>
-              <w:t xml:space="preserve">Kablo tava sistemleri kapak sacı — 35.190.1100 pozuna uygun özellikte, 1,0 mm sıcak daldırma galvanizli (malzeme) (%25 müteahhit kârı dahil)</w:t>
-            </w:r>
-          </w:p>
-        </w:tc>
-        <w:tc>
-          <w:tcPr>
-            <w:tcW w:type="dxa" w:w="680"/>
-            <w:tcBorders>
-              <w:top w:val="single" w:color="808080" w:sz="4"/>
-              <w:left w:val="single" w:color="808080" w:sz="4"/>
-              <w:bottom w:val="single" w:color="808080" w:sz="4"/>
-              <w:right w:val="single" w:color="808080" w:sz="4"/>
-            </w:tcBorders>
-            <w:tcMar>
-              <w:top w:type="dxa" w:w="40"/>
-              <w:left w:type="dxa" w:w="60"/>
-              <w:bottom w:type="dxa" w:w="40"/>
-              <w:right w:type="dxa" w:w="60"/>
-            </w:tcMar>
-            <w:vAlign w:val="top"/>
-          </w:tcPr>
-          <w:p>
-            <w:pPr>
-              <w:spacing w:after="0" w:before="0"/>
-              <w:jc w:val="center"/>
-            </w:pPr>
-            <w:r>
-              <w:rPr>
-                <w:rFonts w:ascii="Calibri" w:cs="Calibri" w:eastAsia="Calibri" w:hAnsi="Calibri"/>
-                <w:b w:val="false"/>
-                <w:bCs w:val="false"/>
-                <w:sz w:val="14"/>
-                <w:szCs w:val="14"/>
-              </w:rPr>
-              <w:t xml:space="preserve">kg</w:t>
-            </w:r>
-          </w:p>
-        </w:tc>
-        <w:tc>
-          <w:tcPr>
-            <w:tcW w:type="dxa" w:w="850"/>
-            <w:tcBorders>
-              <w:top w:val="single" w:color="808080" w:sz="4"/>
-              <w:left w:val="single" w:color="808080" w:sz="4"/>
-              <w:bottom w:val="single" w:color="808080" w:sz="4"/>
-              <w:right w:val="single" w:color="808080" w:sz="4"/>
-            </w:tcBorders>
-            <w:tcMar>
-              <w:top w:type="dxa" w:w="40"/>
-              <w:left w:type="dxa" w:w="60"/>
-              <w:bottom w:type="dxa" w:w="40"/>
-              <w:right w:type="dxa" w:w="60"/>
-            </w:tcMar>
-            <w:vAlign w:val="top"/>
-          </w:tcPr>
-          <w:p>
-            <w:pPr>
-              <w:spacing w:after="0" w:before="0"/>
-              <w:jc w:val="right"/>
-            </w:pPr>
-            <w:r>
-              <w:rPr>
-                <w:rFonts w:ascii="Calibri" w:cs="Calibri" w:eastAsia="Calibri" w:hAnsi="Calibri"/>
-                <w:b w:val="false"/>
-                <w:bCs w:val="false"/>
-                <w:sz w:val="14"/>
-                <w:szCs w:val="14"/>
-              </w:rPr>
-              <w:t xml:space="preserve">361,200</w:t>
-            </w:r>
-          </w:p>
-        </w:tc>
-        <w:tc>
-          <w:tcPr>
-            <w:tcW w:type="dxa" w:w="1134"/>
-            <w:tcBorders>
-              <w:top w:val="single" w:color="808080" w:sz="4"/>
-              <w:left w:val="single" w:color="808080" w:sz="4"/>
-              <w:bottom w:val="single" w:color="808080" w:sz="4"/>
-              <w:right w:val="single" w:color="808080" w:sz="4"/>
-            </w:tcBorders>
-            <w:tcMar>
-              <w:top w:type="dxa" w:w="40"/>
-              <w:left w:type="dxa" w:w="60"/>
-              <w:bottom w:type="dxa" w:w="40"/>
-              <w:right w:type="dxa" w:w="60"/>
-            </w:tcMar>
-            <w:vAlign w:val="top"/>
-          </w:tcPr>
-          <w:p>
-            <w:pPr>
-              <w:spacing w:after="0" w:before="0"/>
-              <w:jc w:val="right"/>
-            </w:pPr>
-            <w:r>
-              <w:rPr>
-                <w:rFonts w:ascii="Calibri" w:cs="Calibri" w:eastAsia="Calibri" w:hAnsi="Calibri"/>
-                <w:b w:val="false"/>
-                <w:bCs w:val="false"/>
-                <w:sz w:val="14"/>
-                <w:szCs w:val="14"/>
-              </w:rPr>
-              <w:t xml:space="preserve">162,37</w:t>
-            </w:r>
-          </w:p>
-        </w:tc>
-        <w:tc>
-          <w:tcPr>
-            <w:tcW w:type="dxa" w:w="1304"/>
-            <w:tcBorders>
-              <w:top w:val="single" w:color="808080" w:sz="4"/>
-              <w:left w:val="single" w:color="808080" w:sz="4"/>
-              <w:bottom w:val="single" w:color="808080" w:sz="4"/>
-              <w:right w:val="single" w:color="808080" w:sz="4"/>
-            </w:tcBorders>
-            <w:tcMar>
-              <w:top w:type="dxa" w:w="40"/>
-              <w:left w:type="dxa" w:w="60"/>
-              <w:bottom w:type="dxa" w:w="40"/>
-              <w:right w:type="dxa" w:w="60"/>
-            </w:tcMar>
-            <w:vAlign w:val="top"/>
-          </w:tcPr>
-          <w:p>
-            <w:pPr>
-              <w:spacing w:after="0" w:before="0"/>
-              <w:jc w:val="right"/>
-            </w:pPr>
-            <w:r>
-              <w:rPr>
-                <w:rFonts w:ascii="Calibri" w:cs="Calibri" w:eastAsia="Calibri" w:hAnsi="Calibri"/>
-                <w:b w:val="false"/>
-                <w:bCs w:val="false"/>
-                <w:sz w:val="14"/>
-                <w:szCs w:val="14"/>
-              </w:rPr>
-              <w:t xml:space="preserve">58.648,04</w:t>
-            </w:r>
-          </w:p>
-        </w:tc>
-      </w:tr>
-      <w:tr>
-        <w:tc>
-          <w:tcPr>
-            <w:vMerge w:val="continue"/>
-            <w:tcBorders>
-              <w:top w:val="single" w:color="808080" w:sz="4"/>
-              <w:left w:val="single" w:color="808080" w:sz="4"/>
-              <w:bottom w:val="single" w:color="808080" w:sz="4"/>
-              <w:right w:val="single" w:color="808080" w:sz="4"/>
-            </w:tcBorders>
-          </w:tcPr>
-          <w:p/>
-        </w:tc>
-        <w:tc>
-          <w:tcPr>
-            <w:tcW w:type="dxa" w:w="454"/>
-            <w:tcBorders>
-              <w:top w:val="single" w:color="808080" w:sz="4"/>
-              <w:left w:val="single" w:color="808080" w:sz="4"/>
-              <w:bottom w:val="single" w:color="808080" w:sz="4"/>
-              <w:right w:val="single" w:color="808080" w:sz="4"/>
-            </w:tcBorders>
-            <w:tcMar>
-              <w:top w:type="dxa" w:w="40"/>
-              <w:left w:type="dxa" w:w="60"/>
-              <w:bottom w:type="dxa" w:w="40"/>
-              <w:right w:type="dxa" w:w="60"/>
-            </w:tcMar>
-            <w:vAlign w:val="top"/>
-          </w:tcPr>
-          <w:p>
-            <w:pPr>
-              <w:spacing w:after="0" w:before="0"/>
-              <w:jc w:val="center"/>
-            </w:pPr>
-            <w:r>
-              <w:rPr>
-                <w:rFonts w:ascii="Calibri" w:cs="Calibri" w:eastAsia="Calibri" w:hAnsi="Calibri"/>
-                <w:b w:val="false"/>
-                <w:bCs w:val="false"/>
-                <w:sz w:val="14"/>
-                <w:szCs w:val="14"/>
-              </w:rPr>
-              <w:t xml:space="preserve">19</w:t>
-            </w:r>
-          </w:p>
-        </w:tc>
-        <w:tc>
-          <w:tcPr>
-            <w:tcW w:type="dxa" w:w="1191"/>
-            <w:tcBorders>
-              <w:top w:val="single" w:color="808080" w:sz="4"/>
-              <w:left w:val="single" w:color="808080" w:sz="4"/>
-              <w:bottom w:val="single" w:color="808080" w:sz="4"/>
-              <w:right w:val="single" w:color="808080" w:sz="4"/>
-            </w:tcBorders>
-            <w:tcMar>
-              <w:top w:type="dxa" w:w="40"/>
-              <w:left w:type="dxa" w:w="60"/>
-              <w:bottom w:type="dxa" w:w="40"/>
-              <w:right w:type="dxa" w:w="60"/>
-            </w:tcMar>
-            <w:vAlign w:val="top"/>
-          </w:tcPr>
-          <w:p>
-            <w:pPr>
-              <w:spacing w:after="0" w:before="0"/>
-              <w:jc w:val="center"/>
-            </w:pPr>
-            <w:r>
-              <w:rPr>
-                <w:rFonts w:ascii="Calibri" w:cs="Calibri" w:eastAsia="Calibri" w:hAnsi="Calibri"/>
-                <w:b w:val="false"/>
-                <w:bCs w:val="false"/>
-                <w:sz w:val="14"/>
-                <w:szCs w:val="14"/>
-              </w:rPr>
-              <w:t xml:space="preserve">35.190.1101 (montaj)</w:t>
-            </w:r>
-          </w:p>
-        </w:tc>
-        <w:tc>
-          <w:tcPr>
-            <w:tcW w:type="dxa" w:w="3458"/>
-            <w:tcBorders>
-              <w:top w:val="single" w:color="808080" w:sz="4"/>
-              <w:left w:val="single" w:color="808080" w:sz="4"/>
-              <w:bottom w:val="single" w:color="808080" w:sz="4"/>
-              <w:right w:val="single" w:color="808080" w:sz="4"/>
-            </w:tcBorders>
-            <w:tcMar>
-              <w:top w:type="dxa" w:w="40"/>
-              <w:left w:type="dxa" w:w="60"/>
-              <w:bottom w:type="dxa" w:w="40"/>
-              <w:right w:type="dxa" w:w="60"/>
-            </w:tcMar>
-            <w:vAlign w:val="top"/>
-          </w:tcPr>
-          <w:p>
-            <w:pPr>
-              <w:spacing w:after="0" w:before="0"/>
-              <w:jc w:val="left"/>
-            </w:pPr>
-            <w:r>
-              <w:rPr>
-                <w:rFonts w:ascii="Calibri" w:cs="Calibri" w:eastAsia="Calibri" w:hAnsi="Calibri"/>
-                <w:b w:val="false"/>
-                <w:bCs w:val="false"/>
-                <w:sz w:val="14"/>
-                <w:szCs w:val="14"/>
-              </w:rPr>
-              <w:t xml:space="preserve">Kablo tava sistemleri kapak sacının montajı — onaylı projesinde belirtilen kanalların kapatılması; her türlü işçilik ve malzeme dâhil, işler hâlde teslim</w:t>
-            </w:r>
-          </w:p>
-        </w:tc>
-        <w:tc>
-          <w:tcPr>
-            <w:tcW w:type="dxa" w:w="680"/>
-            <w:tcBorders>
-              <w:top w:val="single" w:color="808080" w:sz="4"/>
-              <w:left w:val="single" w:color="808080" w:sz="4"/>
-              <w:bottom w:val="single" w:color="808080" w:sz="4"/>
-              <w:right w:val="single" w:color="808080" w:sz="4"/>
-            </w:tcBorders>
-            <w:tcMar>
-              <w:top w:type="dxa" w:w="40"/>
-              <w:left w:type="dxa" w:w="60"/>
-              <w:bottom w:type="dxa" w:w="40"/>
-              <w:right w:type="dxa" w:w="60"/>
-            </w:tcMar>
-            <w:vAlign w:val="top"/>
-          </w:tcPr>
-          <w:p>
-            <w:pPr>
-              <w:spacing w:after="0" w:before="0"/>
-              <w:jc w:val="center"/>
-            </w:pPr>
-            <w:r>
-              <w:rPr>
-                <w:rFonts w:ascii="Calibri" w:cs="Calibri" w:eastAsia="Calibri" w:hAnsi="Calibri"/>
-                <w:b w:val="false"/>
-                <w:bCs w:val="false"/>
-                <w:sz w:val="14"/>
-                <w:szCs w:val="14"/>
-              </w:rPr>
-              <w:t xml:space="preserve">kg</w:t>
-            </w:r>
-          </w:p>
-        </w:tc>
-        <w:tc>
-          <w:tcPr>
-            <w:tcW w:type="dxa" w:w="850"/>
-            <w:tcBorders>
-              <w:top w:val="single" w:color="808080" w:sz="4"/>
-              <w:left w:val="single" w:color="808080" w:sz="4"/>
-              <w:bottom w:val="single" w:color="808080" w:sz="4"/>
-              <w:right w:val="single" w:color="808080" w:sz="4"/>
-            </w:tcBorders>
-            <w:tcMar>
-              <w:top w:type="dxa" w:w="40"/>
-              <w:left w:type="dxa" w:w="60"/>
-              <w:bottom w:type="dxa" w:w="40"/>
-              <w:right w:type="dxa" w:w="60"/>
-            </w:tcMar>
-            <w:vAlign w:val="top"/>
-          </w:tcPr>
-          <w:p>
-            <w:pPr>
-              <w:spacing w:after="0" w:before="0"/>
-              <w:jc w:val="right"/>
-            </w:pPr>
-            <w:r>
-              <w:rPr>
-                <w:rFonts w:ascii="Calibri" w:cs="Calibri" w:eastAsia="Calibri" w:hAnsi="Calibri"/>
-                <w:b w:val="false"/>
-                <w:bCs w:val="false"/>
-                <w:sz w:val="14"/>
-                <w:szCs w:val="14"/>
-              </w:rPr>
-              <w:t xml:space="preserve">361,200</w:t>
-            </w:r>
-          </w:p>
-        </w:tc>
-        <w:tc>
-          <w:tcPr>
-            <w:tcW w:type="dxa" w:w="1134"/>
-            <w:tcBorders>
-              <w:top w:val="single" w:color="808080" w:sz="4"/>
-              <w:left w:val="single" w:color="808080" w:sz="4"/>
-              <w:bottom w:val="single" w:color="808080" w:sz="4"/>
-              <w:right w:val="single" w:color="808080" w:sz="4"/>
-            </w:tcBorders>
-            <w:tcMar>
-              <w:top w:type="dxa" w:w="40"/>
-              <w:left w:type="dxa" w:w="60"/>
-              <w:bottom w:type="dxa" w:w="40"/>
-              <w:right w:type="dxa" w:w="60"/>
-            </w:tcMar>
-            <w:vAlign w:val="top"/>
-          </w:tcPr>
-          <w:p>
-            <w:pPr>
-              <w:spacing w:after="0" w:before="0"/>
-              <w:jc w:val="right"/>
-            </w:pPr>
-            <w:r>
-              <w:rPr>
-                <w:rFonts w:ascii="Calibri" w:cs="Calibri" w:eastAsia="Calibri" w:hAnsi="Calibri"/>
-                <w:b w:val="false"/>
-                <w:bCs w:val="false"/>
-                <w:sz w:val="14"/>
-                <w:szCs w:val="14"/>
-              </w:rPr>
-              <w:t xml:space="preserve">21,30</w:t>
-            </w:r>
-          </w:p>
-        </w:tc>
-        <w:tc>
-          <w:tcPr>
-            <w:tcW w:type="dxa" w:w="1304"/>
-            <w:tcBorders>
-              <w:top w:val="single" w:color="808080" w:sz="4"/>
-              <w:left w:val="single" w:color="808080" w:sz="4"/>
-              <w:bottom w:val="single" w:color="808080" w:sz="4"/>
-              <w:right w:val="single" w:color="808080" w:sz="4"/>
-            </w:tcBorders>
-            <w:tcMar>
-              <w:top w:type="dxa" w:w="40"/>
-              <w:left w:type="dxa" w:w="60"/>
-              <w:bottom w:type="dxa" w:w="40"/>
-              <w:right w:type="dxa" w:w="60"/>
-            </w:tcMar>
-            <w:vAlign w:val="top"/>
-          </w:tcPr>
-          <w:p>
-            <w:pPr>
-              <w:spacing w:after="0" w:before="0"/>
-              <w:jc w:val="right"/>
-            </w:pPr>
-            <w:r>
-              <w:rPr>
-                <w:rFonts w:ascii="Calibri" w:cs="Calibri" w:eastAsia="Calibri" w:hAnsi="Calibri"/>
-                <w:b w:val="false"/>
-                <w:bCs w:val="false"/>
-                <w:sz w:val="14"/>
-                <w:szCs w:val="14"/>
-              </w:rPr>
-              <w:t xml:space="preserve">7.693,56</w:t>
-            </w:r>
-          </w:p>
-        </w:tc>
-      </w:tr>
-      <w:tr>
-        <w:tc>
-          <w:tcPr>
             <w:tcW w:type="dxa" w:w="1361"/>
             <w:tcBorders>
               <w:top w:val="single" w:color="808080" w:sz="4"/>
@@ -23985,7 +21969,7 @@
                 <w:sz w:val="14"/>
                 <w:szCs w:val="14"/>
               </w:rPr>
-              <w:t xml:space="preserve">7.858.533,55</w:t>
+              <w:t xml:space="preserve">7.672.645,67</w:t>
             </w:r>
           </w:p>
         </w:tc>
@@ -24079,7 +22063,7 @@
                 <w:sz w:val="14"/>
                 <w:szCs w:val="14"/>
               </w:rPr>
-              <w:t xml:space="preserve">15.717.067,62 TL</w:t>
+              <w:t xml:space="preserve">15.345.291,86 TL</w:t>
             </w:r>
           </w:p>
         </w:tc>

--- a/belgeler/28_TEKLIF_SUNUM_FORMU_MARFEN.docx
+++ b/belgeler/28_TEKLIF_SUNUM_FORMU_MARFEN.docx
@@ -11178,6 +11178,1266 @@
       <w:tr>
         <w:tc>
           <w:tcPr>
+            <w:vMerge w:val="continue"/>
+            <w:tcBorders>
+              <w:top w:val="single" w:color="808080" w:sz="4"/>
+              <w:left w:val="single" w:color="808080" w:sz="4"/>
+              <w:bottom w:val="single" w:color="808080" w:sz="4"/>
+              <w:right w:val="single" w:color="808080" w:sz="4"/>
+            </w:tcBorders>
+          </w:tcPr>
+          <w:p/>
+        </w:tc>
+        <w:tc>
+          <w:tcPr>
+            <w:tcW w:type="dxa" w:w="454"/>
+            <w:tcBorders>
+              <w:top w:val="single" w:color="808080" w:sz="4"/>
+              <w:left w:val="single" w:color="808080" w:sz="4"/>
+              <w:bottom w:val="single" w:color="808080" w:sz="4"/>
+              <w:right w:val="single" w:color="808080" w:sz="4"/>
+            </w:tcBorders>
+            <w:tcMar>
+              <w:top w:type="dxa" w:w="40"/>
+              <w:left w:type="dxa" w:w="60"/>
+              <w:bottom w:type="dxa" w:w="40"/>
+              <w:right w:type="dxa" w:w="60"/>
+            </w:tcMar>
+            <w:vAlign w:val="top"/>
+          </w:tcPr>
+          <w:p>
+            <w:pPr>
+              <w:spacing w:after="0" w:before="0"/>
+              <w:jc w:val="center"/>
+            </w:pPr>
+            <w:r>
+              <w:rPr>
+                <w:rFonts w:ascii="Calibri" w:cs="Calibri" w:eastAsia="Calibri" w:hAnsi="Calibri"/>
+                <w:b w:val="false"/>
+                <w:bCs w:val="false"/>
+                <w:sz w:val="14"/>
+                <w:szCs w:val="14"/>
+              </w:rPr>
+              <w:t xml:space="preserve">16</w:t>
+            </w:r>
+          </w:p>
+        </w:tc>
+        <w:tc>
+          <w:tcPr>
+            <w:tcW w:type="dxa" w:w="1191"/>
+            <w:tcBorders>
+              <w:top w:val="single" w:color="808080" w:sz="4"/>
+              <w:left w:val="single" w:color="808080" w:sz="4"/>
+              <w:bottom w:val="single" w:color="808080" w:sz="4"/>
+              <w:right w:val="single" w:color="808080" w:sz="4"/>
+            </w:tcBorders>
+            <w:tcMar>
+              <w:top w:type="dxa" w:w="40"/>
+              <w:left w:type="dxa" w:w="60"/>
+              <w:bottom w:type="dxa" w:w="40"/>
+              <w:right w:type="dxa" w:w="60"/>
+            </w:tcMar>
+            <w:vAlign w:val="top"/>
+          </w:tcPr>
+          <w:p>
+            <w:pPr>
+              <w:spacing w:after="0" w:before="0"/>
+              <w:jc w:val="center"/>
+            </w:pPr>
+            <w:r>
+              <w:rPr>
+                <w:rFonts w:ascii="Calibri" w:cs="Calibri" w:eastAsia="Calibri" w:hAnsi="Calibri"/>
+                <w:b w:val="false"/>
+                <w:bCs w:val="false"/>
+                <w:sz w:val="14"/>
+                <w:szCs w:val="14"/>
+              </w:rPr>
+              <w:t xml:space="preserve">35.190.1100</w:t>
+            </w:r>
+          </w:p>
+        </w:tc>
+        <w:tc>
+          <w:tcPr>
+            <w:tcW w:type="dxa" w:w="3458"/>
+            <w:tcBorders>
+              <w:top w:val="single" w:color="808080" w:sz="4"/>
+              <w:left w:val="single" w:color="808080" w:sz="4"/>
+              <w:bottom w:val="single" w:color="808080" w:sz="4"/>
+              <w:right w:val="single" w:color="808080" w:sz="4"/>
+            </w:tcBorders>
+            <w:tcMar>
+              <w:top w:type="dxa" w:w="40"/>
+              <w:left w:type="dxa" w:w="60"/>
+              <w:bottom w:type="dxa" w:w="40"/>
+              <w:right w:type="dxa" w:w="60"/>
+            </w:tcMar>
+            <w:vAlign w:val="top"/>
+          </w:tcPr>
+          <w:p>
+            <w:pPr>
+              <w:spacing w:after="0" w:before="0"/>
+              <w:jc w:val="left"/>
+            </w:pPr>
+            <w:r>
+              <w:rPr>
+                <w:rFonts w:ascii="Calibri" w:cs="Calibri" w:eastAsia="Calibri" w:hAnsi="Calibri"/>
+                <w:b w:val="false"/>
+                <w:bCs w:val="false"/>
+                <w:sz w:val="14"/>
+                <w:szCs w:val="14"/>
+              </w:rPr>
+              <w:t xml:space="preserve">Kablo tava sistemleri — 200x60x1,0 mm sıcak daldırma galvanizli perfore kablo tavası (malzeme) (%25 müteahhit kârı dahil)</w:t>
+            </w:r>
+          </w:p>
+        </w:tc>
+        <w:tc>
+          <w:tcPr>
+            <w:tcW w:type="dxa" w:w="680"/>
+            <w:tcBorders>
+              <w:top w:val="single" w:color="808080" w:sz="4"/>
+              <w:left w:val="single" w:color="808080" w:sz="4"/>
+              <w:bottom w:val="single" w:color="808080" w:sz="4"/>
+              <w:right w:val="single" w:color="808080" w:sz="4"/>
+            </w:tcBorders>
+            <w:tcMar>
+              <w:top w:type="dxa" w:w="40"/>
+              <w:left w:type="dxa" w:w="60"/>
+              <w:bottom w:type="dxa" w:w="40"/>
+              <w:right w:type="dxa" w:w="60"/>
+            </w:tcMar>
+            <w:vAlign w:val="top"/>
+          </w:tcPr>
+          <w:p>
+            <w:pPr>
+              <w:spacing w:after="0" w:before="0"/>
+              <w:jc w:val="center"/>
+            </w:pPr>
+            <w:r>
+              <w:rPr>
+                <w:rFonts w:ascii="Calibri" w:cs="Calibri" w:eastAsia="Calibri" w:hAnsi="Calibri"/>
+                <w:b w:val="false"/>
+                <w:bCs w:val="false"/>
+                <w:sz w:val="14"/>
+                <w:szCs w:val="14"/>
+              </w:rPr>
+              <w:t xml:space="preserve">kg</w:t>
+            </w:r>
+          </w:p>
+        </w:tc>
+        <w:tc>
+          <w:tcPr>
+            <w:tcW w:type="dxa" w:w="850"/>
+            <w:tcBorders>
+              <w:top w:val="single" w:color="808080" w:sz="4"/>
+              <w:left w:val="single" w:color="808080" w:sz="4"/>
+              <w:bottom w:val="single" w:color="808080" w:sz="4"/>
+              <w:right w:val="single" w:color="808080" w:sz="4"/>
+            </w:tcBorders>
+            <w:tcMar>
+              <w:top w:type="dxa" w:w="40"/>
+              <w:left w:type="dxa" w:w="60"/>
+              <w:bottom w:type="dxa" w:w="40"/>
+              <w:right w:type="dxa" w:w="60"/>
+            </w:tcMar>
+            <w:vAlign w:val="top"/>
+          </w:tcPr>
+          <w:p>
+            <w:pPr>
+              <w:spacing w:after="0" w:before="0"/>
+              <w:jc w:val="right"/>
+            </w:pPr>
+            <w:r>
+              <w:rPr>
+                <w:rFonts w:ascii="Calibri" w:cs="Calibri" w:eastAsia="Calibri" w:hAnsi="Calibri"/>
+                <w:b w:val="false"/>
+                <w:bCs w:val="false"/>
+                <w:sz w:val="14"/>
+                <w:szCs w:val="14"/>
+              </w:rPr>
+              <w:t xml:space="preserve">502,000</w:t>
+            </w:r>
+          </w:p>
+        </w:tc>
+        <w:tc>
+          <w:tcPr>
+            <w:tcW w:type="dxa" w:w="1134"/>
+            <w:tcBorders>
+              <w:top w:val="single" w:color="808080" w:sz="4"/>
+              <w:left w:val="single" w:color="808080" w:sz="4"/>
+              <w:bottom w:val="single" w:color="808080" w:sz="4"/>
+              <w:right w:val="single" w:color="808080" w:sz="4"/>
+            </w:tcBorders>
+            <w:tcMar>
+              <w:top w:type="dxa" w:w="40"/>
+              <w:left w:type="dxa" w:w="60"/>
+              <w:bottom w:type="dxa" w:w="40"/>
+              <w:right w:type="dxa" w:w="60"/>
+            </w:tcMar>
+            <w:vAlign w:val="top"/>
+          </w:tcPr>
+          <w:p>
+            <w:pPr>
+              <w:spacing w:after="0" w:before="0"/>
+              <w:jc w:val="right"/>
+            </w:pPr>
+            <w:r>
+              <w:rPr>
+                <w:rFonts w:ascii="Calibri" w:cs="Calibri" w:eastAsia="Calibri" w:hAnsi="Calibri"/>
+                <w:b w:val="false"/>
+                <w:bCs w:val="false"/>
+                <w:sz w:val="14"/>
+                <w:szCs w:val="14"/>
+              </w:rPr>
+              <w:t xml:space="preserve">199,42</w:t>
+            </w:r>
+          </w:p>
+        </w:tc>
+        <w:tc>
+          <w:tcPr>
+            <w:tcW w:type="dxa" w:w="1304"/>
+            <w:tcBorders>
+              <w:top w:val="single" w:color="808080" w:sz="4"/>
+              <w:left w:val="single" w:color="808080" w:sz="4"/>
+              <w:bottom w:val="single" w:color="808080" w:sz="4"/>
+              <w:right w:val="single" w:color="808080" w:sz="4"/>
+            </w:tcBorders>
+            <w:tcMar>
+              <w:top w:type="dxa" w:w="40"/>
+              <w:left w:type="dxa" w:w="60"/>
+              <w:bottom w:type="dxa" w:w="40"/>
+              <w:right w:type="dxa" w:w="60"/>
+            </w:tcMar>
+            <w:vAlign w:val="top"/>
+          </w:tcPr>
+          <w:p>
+            <w:pPr>
+              <w:spacing w:after="0" w:before="0"/>
+              <w:jc w:val="right"/>
+            </w:pPr>
+            <w:r>
+              <w:rPr>
+                <w:rFonts w:ascii="Calibri" w:cs="Calibri" w:eastAsia="Calibri" w:hAnsi="Calibri"/>
+                <w:b w:val="false"/>
+                <w:bCs w:val="false"/>
+                <w:sz w:val="14"/>
+                <w:szCs w:val="14"/>
+              </w:rPr>
+              <w:t xml:space="preserve">100.108,84</w:t>
+            </w:r>
+          </w:p>
+        </w:tc>
+      </w:tr>
+      <w:tr>
+        <w:tc>
+          <w:tcPr>
+            <w:vMerge w:val="continue"/>
+            <w:tcBorders>
+              <w:top w:val="single" w:color="808080" w:sz="4"/>
+              <w:left w:val="single" w:color="808080" w:sz="4"/>
+              <w:bottom w:val="single" w:color="808080" w:sz="4"/>
+              <w:right w:val="single" w:color="808080" w:sz="4"/>
+            </w:tcBorders>
+          </w:tcPr>
+          <w:p/>
+        </w:tc>
+        <w:tc>
+          <w:tcPr>
+            <w:tcW w:type="dxa" w:w="454"/>
+            <w:tcBorders>
+              <w:top w:val="single" w:color="808080" w:sz="4"/>
+              <w:left w:val="single" w:color="808080" w:sz="4"/>
+              <w:bottom w:val="single" w:color="808080" w:sz="4"/>
+              <w:right w:val="single" w:color="808080" w:sz="4"/>
+            </w:tcBorders>
+            <w:tcMar>
+              <w:top w:type="dxa" w:w="40"/>
+              <w:left w:type="dxa" w:w="60"/>
+              <w:bottom w:type="dxa" w:w="40"/>
+              <w:right w:type="dxa" w:w="60"/>
+            </w:tcMar>
+            <w:vAlign w:val="top"/>
+          </w:tcPr>
+          <w:p>
+            <w:pPr>
+              <w:spacing w:after="0" w:before="0"/>
+              <w:jc w:val="center"/>
+            </w:pPr>
+            <w:r>
+              <w:rPr>
+                <w:rFonts w:ascii="Calibri" w:cs="Calibri" w:eastAsia="Calibri" w:hAnsi="Calibri"/>
+                <w:b w:val="false"/>
+                <w:bCs w:val="false"/>
+                <w:sz w:val="14"/>
+                <w:szCs w:val="14"/>
+              </w:rPr>
+              <w:t xml:space="preserve">17</w:t>
+            </w:r>
+          </w:p>
+        </w:tc>
+        <w:tc>
+          <w:tcPr>
+            <w:tcW w:type="dxa" w:w="1191"/>
+            <w:tcBorders>
+              <w:top w:val="single" w:color="808080" w:sz="4"/>
+              <w:left w:val="single" w:color="808080" w:sz="4"/>
+              <w:bottom w:val="single" w:color="808080" w:sz="4"/>
+              <w:right w:val="single" w:color="808080" w:sz="4"/>
+            </w:tcBorders>
+            <w:tcMar>
+              <w:top w:type="dxa" w:w="40"/>
+              <w:left w:type="dxa" w:w="60"/>
+              <w:bottom w:type="dxa" w:w="40"/>
+              <w:right w:type="dxa" w:w="60"/>
+            </w:tcMar>
+            <w:vAlign w:val="top"/>
+          </w:tcPr>
+          <w:p>
+            <w:pPr>
+              <w:spacing w:after="0" w:before="0"/>
+              <w:jc w:val="center"/>
+            </w:pPr>
+            <w:r>
+              <w:rPr>
+                <w:rFonts w:ascii="Calibri" w:cs="Calibri" w:eastAsia="Calibri" w:hAnsi="Calibri"/>
+                <w:b w:val="false"/>
+                <w:bCs w:val="false"/>
+                <w:sz w:val="14"/>
+                <w:szCs w:val="14"/>
+              </w:rPr>
+              <w:t xml:space="preserve">35.190.1100 (montaj)</w:t>
+            </w:r>
+          </w:p>
+        </w:tc>
+        <w:tc>
+          <w:tcPr>
+            <w:tcW w:type="dxa" w:w="3458"/>
+            <w:tcBorders>
+              <w:top w:val="single" w:color="808080" w:sz="4"/>
+              <w:left w:val="single" w:color="808080" w:sz="4"/>
+              <w:bottom w:val="single" w:color="808080" w:sz="4"/>
+              <w:right w:val="single" w:color="808080" w:sz="4"/>
+            </w:tcBorders>
+            <w:tcMar>
+              <w:top w:type="dxa" w:w="40"/>
+              <w:left w:type="dxa" w:w="60"/>
+              <w:bottom w:type="dxa" w:w="40"/>
+              <w:right w:type="dxa" w:w="60"/>
+            </w:tcMar>
+            <w:vAlign w:val="top"/>
+          </w:tcPr>
+          <w:p>
+            <w:pPr>
+              <w:spacing w:after="0" w:before="0"/>
+              <w:jc w:val="left"/>
+            </w:pPr>
+            <w:r>
+              <w:rPr>
+                <w:rFonts w:ascii="Calibri" w:cs="Calibri" w:eastAsia="Calibri" w:hAnsi="Calibri"/>
+                <w:b w:val="false"/>
+                <w:bCs w:val="false"/>
+                <w:sz w:val="14"/>
+                <w:szCs w:val="14"/>
+              </w:rPr>
+              <w:t xml:space="preserve">Kablo tava sistemlerinin montajı — askı ve konsollarla tavana veya duvara tespiti; ek parça, konsol, askı tiji, vida ve somun bedelleri dâhildir, ayrıca ödenmez</w:t>
+            </w:r>
+          </w:p>
+        </w:tc>
+        <w:tc>
+          <w:tcPr>
+            <w:tcW w:type="dxa" w:w="680"/>
+            <w:tcBorders>
+              <w:top w:val="single" w:color="808080" w:sz="4"/>
+              <w:left w:val="single" w:color="808080" w:sz="4"/>
+              <w:bottom w:val="single" w:color="808080" w:sz="4"/>
+              <w:right w:val="single" w:color="808080" w:sz="4"/>
+            </w:tcBorders>
+            <w:tcMar>
+              <w:top w:type="dxa" w:w="40"/>
+              <w:left w:type="dxa" w:w="60"/>
+              <w:bottom w:type="dxa" w:w="40"/>
+              <w:right w:type="dxa" w:w="60"/>
+            </w:tcMar>
+            <w:vAlign w:val="top"/>
+          </w:tcPr>
+          <w:p>
+            <w:pPr>
+              <w:spacing w:after="0" w:before="0"/>
+              <w:jc w:val="center"/>
+            </w:pPr>
+            <w:r>
+              <w:rPr>
+                <w:rFonts w:ascii="Calibri" w:cs="Calibri" w:eastAsia="Calibri" w:hAnsi="Calibri"/>
+                <w:b w:val="false"/>
+                <w:bCs w:val="false"/>
+                <w:sz w:val="14"/>
+                <w:szCs w:val="14"/>
+              </w:rPr>
+              <w:t xml:space="preserve">kg</w:t>
+            </w:r>
+          </w:p>
+        </w:tc>
+        <w:tc>
+          <w:tcPr>
+            <w:tcW w:type="dxa" w:w="850"/>
+            <w:tcBorders>
+              <w:top w:val="single" w:color="808080" w:sz="4"/>
+              <w:left w:val="single" w:color="808080" w:sz="4"/>
+              <w:bottom w:val="single" w:color="808080" w:sz="4"/>
+              <w:right w:val="single" w:color="808080" w:sz="4"/>
+            </w:tcBorders>
+            <w:tcMar>
+              <w:top w:type="dxa" w:w="40"/>
+              <w:left w:type="dxa" w:w="60"/>
+              <w:bottom w:type="dxa" w:w="40"/>
+              <w:right w:type="dxa" w:w="60"/>
+            </w:tcMar>
+            <w:vAlign w:val="top"/>
+          </w:tcPr>
+          <w:p>
+            <w:pPr>
+              <w:spacing w:after="0" w:before="0"/>
+              <w:jc w:val="right"/>
+            </w:pPr>
+            <w:r>
+              <w:rPr>
+                <w:rFonts w:ascii="Calibri" w:cs="Calibri" w:eastAsia="Calibri" w:hAnsi="Calibri"/>
+                <w:b w:val="false"/>
+                <w:bCs w:val="false"/>
+                <w:sz w:val="14"/>
+                <w:szCs w:val="14"/>
+              </w:rPr>
+              <w:t xml:space="preserve">502,000</w:t>
+            </w:r>
+          </w:p>
+        </w:tc>
+        <w:tc>
+          <w:tcPr>
+            <w:tcW w:type="dxa" w:w="1134"/>
+            <w:tcBorders>
+              <w:top w:val="single" w:color="808080" w:sz="4"/>
+              <w:left w:val="single" w:color="808080" w:sz="4"/>
+              <w:bottom w:val="single" w:color="808080" w:sz="4"/>
+              <w:right w:val="single" w:color="808080" w:sz="4"/>
+            </w:tcBorders>
+            <w:tcMar>
+              <w:top w:type="dxa" w:w="40"/>
+              <w:left w:type="dxa" w:w="60"/>
+              <w:bottom w:type="dxa" w:w="40"/>
+              <w:right w:type="dxa" w:w="60"/>
+            </w:tcMar>
+            <w:vAlign w:val="top"/>
+          </w:tcPr>
+          <w:p>
+            <w:pPr>
+              <w:spacing w:after="0" w:before="0"/>
+              <w:jc w:val="right"/>
+            </w:pPr>
+            <w:r>
+              <w:rPr>
+                <w:rFonts w:ascii="Calibri" w:cs="Calibri" w:eastAsia="Calibri" w:hAnsi="Calibri"/>
+                <w:b w:val="false"/>
+                <w:bCs w:val="false"/>
+                <w:sz w:val="14"/>
+                <w:szCs w:val="14"/>
+              </w:rPr>
+              <w:t xml:space="preserve">38,72</w:t>
+            </w:r>
+          </w:p>
+        </w:tc>
+        <w:tc>
+          <w:tcPr>
+            <w:tcW w:type="dxa" w:w="1304"/>
+            <w:tcBorders>
+              <w:top w:val="single" w:color="808080" w:sz="4"/>
+              <w:left w:val="single" w:color="808080" w:sz="4"/>
+              <w:bottom w:val="single" w:color="808080" w:sz="4"/>
+              <w:right w:val="single" w:color="808080" w:sz="4"/>
+            </w:tcBorders>
+            <w:tcMar>
+              <w:top w:type="dxa" w:w="40"/>
+              <w:left w:type="dxa" w:w="60"/>
+              <w:bottom w:type="dxa" w:w="40"/>
+              <w:right w:type="dxa" w:w="60"/>
+            </w:tcMar>
+            <w:vAlign w:val="top"/>
+          </w:tcPr>
+          <w:p>
+            <w:pPr>
+              <w:spacing w:after="0" w:before="0"/>
+              <w:jc w:val="right"/>
+            </w:pPr>
+            <w:r>
+              <w:rPr>
+                <w:rFonts w:ascii="Calibri" w:cs="Calibri" w:eastAsia="Calibri" w:hAnsi="Calibri"/>
+                <w:b w:val="false"/>
+                <w:bCs w:val="false"/>
+                <w:sz w:val="14"/>
+                <w:szCs w:val="14"/>
+              </w:rPr>
+              <w:t xml:space="preserve">19.437,44</w:t>
+            </w:r>
+          </w:p>
+        </w:tc>
+      </w:tr>
+      <w:tr>
+        <w:tc>
+          <w:tcPr>
+            <w:vMerge w:val="continue"/>
+            <w:tcBorders>
+              <w:top w:val="single" w:color="808080" w:sz="4"/>
+              <w:left w:val="single" w:color="808080" w:sz="4"/>
+              <w:bottom w:val="single" w:color="808080" w:sz="4"/>
+              <w:right w:val="single" w:color="808080" w:sz="4"/>
+            </w:tcBorders>
+          </w:tcPr>
+          <w:p/>
+        </w:tc>
+        <w:tc>
+          <w:tcPr>
+            <w:tcW w:type="dxa" w:w="454"/>
+            <w:tcBorders>
+              <w:top w:val="single" w:color="808080" w:sz="4"/>
+              <w:left w:val="single" w:color="808080" w:sz="4"/>
+              <w:bottom w:val="single" w:color="808080" w:sz="4"/>
+              <w:right w:val="single" w:color="808080" w:sz="4"/>
+            </w:tcBorders>
+            <w:tcMar>
+              <w:top w:type="dxa" w:w="40"/>
+              <w:left w:type="dxa" w:w="60"/>
+              <w:bottom w:type="dxa" w:w="40"/>
+              <w:right w:type="dxa" w:w="60"/>
+            </w:tcMar>
+            <w:vAlign w:val="top"/>
+          </w:tcPr>
+          <w:p>
+            <w:pPr>
+              <w:spacing w:after="0" w:before="0"/>
+              <w:jc w:val="center"/>
+            </w:pPr>
+            <w:r>
+              <w:rPr>
+                <w:rFonts w:ascii="Calibri" w:cs="Calibri" w:eastAsia="Calibri" w:hAnsi="Calibri"/>
+                <w:b w:val="false"/>
+                <w:bCs w:val="false"/>
+                <w:sz w:val="14"/>
+                <w:szCs w:val="14"/>
+              </w:rPr>
+              <w:t xml:space="preserve">18</w:t>
+            </w:r>
+          </w:p>
+        </w:tc>
+        <w:tc>
+          <w:tcPr>
+            <w:tcW w:type="dxa" w:w="1191"/>
+            <w:tcBorders>
+              <w:top w:val="single" w:color="808080" w:sz="4"/>
+              <w:left w:val="single" w:color="808080" w:sz="4"/>
+              <w:bottom w:val="single" w:color="808080" w:sz="4"/>
+              <w:right w:val="single" w:color="808080" w:sz="4"/>
+            </w:tcBorders>
+            <w:tcMar>
+              <w:top w:type="dxa" w:w="40"/>
+              <w:left w:type="dxa" w:w="60"/>
+              <w:bottom w:type="dxa" w:w="40"/>
+              <w:right w:type="dxa" w:w="60"/>
+            </w:tcMar>
+            <w:vAlign w:val="top"/>
+          </w:tcPr>
+          <w:p>
+            <w:pPr>
+              <w:spacing w:after="0" w:before="0"/>
+              <w:jc w:val="center"/>
+            </w:pPr>
+            <w:r>
+              <w:rPr>
+                <w:rFonts w:ascii="Calibri" w:cs="Calibri" w:eastAsia="Calibri" w:hAnsi="Calibri"/>
+                <w:b w:val="false"/>
+                <w:bCs w:val="false"/>
+                <w:sz w:val="14"/>
+                <w:szCs w:val="14"/>
+              </w:rPr>
+              <w:t xml:space="preserve">35.190.1101</w:t>
+            </w:r>
+          </w:p>
+        </w:tc>
+        <w:tc>
+          <w:tcPr>
+            <w:tcW w:type="dxa" w:w="3458"/>
+            <w:tcBorders>
+              <w:top w:val="single" w:color="808080" w:sz="4"/>
+              <w:left w:val="single" w:color="808080" w:sz="4"/>
+              <w:bottom w:val="single" w:color="808080" w:sz="4"/>
+              <w:right w:val="single" w:color="808080" w:sz="4"/>
+            </w:tcBorders>
+            <w:tcMar>
+              <w:top w:type="dxa" w:w="40"/>
+              <w:left w:type="dxa" w:w="60"/>
+              <w:bottom w:type="dxa" w:w="40"/>
+              <w:right w:type="dxa" w:w="60"/>
+            </w:tcMar>
+            <w:vAlign w:val="top"/>
+          </w:tcPr>
+          <w:p>
+            <w:pPr>
+              <w:spacing w:after="0" w:before="0"/>
+              <w:jc w:val="left"/>
+            </w:pPr>
+            <w:r>
+              <w:rPr>
+                <w:rFonts w:ascii="Calibri" w:cs="Calibri" w:eastAsia="Calibri" w:hAnsi="Calibri"/>
+                <w:b w:val="false"/>
+                <w:bCs w:val="false"/>
+                <w:sz w:val="14"/>
+                <w:szCs w:val="14"/>
+              </w:rPr>
+              <w:t xml:space="preserve">Kablo tava sistemleri kapak sacı — 35.190.1100 pozuna uygun özellikte, 1,0 mm sıcak daldırma galvanizli (malzeme) (%25 müteahhit kârı dahil)</w:t>
+            </w:r>
+          </w:p>
+        </w:tc>
+        <w:tc>
+          <w:tcPr>
+            <w:tcW w:type="dxa" w:w="680"/>
+            <w:tcBorders>
+              <w:top w:val="single" w:color="808080" w:sz="4"/>
+              <w:left w:val="single" w:color="808080" w:sz="4"/>
+              <w:bottom w:val="single" w:color="808080" w:sz="4"/>
+              <w:right w:val="single" w:color="808080" w:sz="4"/>
+            </w:tcBorders>
+            <w:tcMar>
+              <w:top w:type="dxa" w:w="40"/>
+              <w:left w:type="dxa" w:w="60"/>
+              <w:bottom w:type="dxa" w:w="40"/>
+              <w:right w:type="dxa" w:w="60"/>
+            </w:tcMar>
+            <w:vAlign w:val="top"/>
+          </w:tcPr>
+          <w:p>
+            <w:pPr>
+              <w:spacing w:after="0" w:before="0"/>
+              <w:jc w:val="center"/>
+            </w:pPr>
+            <w:r>
+              <w:rPr>
+                <w:rFonts w:ascii="Calibri" w:cs="Calibri" w:eastAsia="Calibri" w:hAnsi="Calibri"/>
+                <w:b w:val="false"/>
+                <w:bCs w:val="false"/>
+                <w:sz w:val="14"/>
+                <w:szCs w:val="14"/>
+              </w:rPr>
+              <w:t xml:space="preserve">kg</w:t>
+            </w:r>
+          </w:p>
+        </w:tc>
+        <w:tc>
+          <w:tcPr>
+            <w:tcW w:type="dxa" w:w="850"/>
+            <w:tcBorders>
+              <w:top w:val="single" w:color="808080" w:sz="4"/>
+              <w:left w:val="single" w:color="808080" w:sz="4"/>
+              <w:bottom w:val="single" w:color="808080" w:sz="4"/>
+              <w:right w:val="single" w:color="808080" w:sz="4"/>
+            </w:tcBorders>
+            <w:tcMar>
+              <w:top w:type="dxa" w:w="40"/>
+              <w:left w:type="dxa" w:w="60"/>
+              <w:bottom w:type="dxa" w:w="40"/>
+              <w:right w:type="dxa" w:w="60"/>
+            </w:tcMar>
+            <w:vAlign w:val="top"/>
+          </w:tcPr>
+          <w:p>
+            <w:pPr>
+              <w:spacing w:after="0" w:before="0"/>
+              <w:jc w:val="right"/>
+            </w:pPr>
+            <w:r>
+              <w:rPr>
+                <w:rFonts w:ascii="Calibri" w:cs="Calibri" w:eastAsia="Calibri" w:hAnsi="Calibri"/>
+                <w:b w:val="false"/>
+                <w:bCs w:val="false"/>
+                <w:sz w:val="14"/>
+                <w:szCs w:val="14"/>
+              </w:rPr>
+              <w:t xml:space="preserve">361,200</w:t>
+            </w:r>
+          </w:p>
+        </w:tc>
+        <w:tc>
+          <w:tcPr>
+            <w:tcW w:type="dxa" w:w="1134"/>
+            <w:tcBorders>
+              <w:top w:val="single" w:color="808080" w:sz="4"/>
+              <w:left w:val="single" w:color="808080" w:sz="4"/>
+              <w:bottom w:val="single" w:color="808080" w:sz="4"/>
+              <w:right w:val="single" w:color="808080" w:sz="4"/>
+            </w:tcBorders>
+            <w:tcMar>
+              <w:top w:type="dxa" w:w="40"/>
+              <w:left w:type="dxa" w:w="60"/>
+              <w:bottom w:type="dxa" w:w="40"/>
+              <w:right w:type="dxa" w:w="60"/>
+            </w:tcMar>
+            <w:vAlign w:val="top"/>
+          </w:tcPr>
+          <w:p>
+            <w:pPr>
+              <w:spacing w:after="0" w:before="0"/>
+              <w:jc w:val="right"/>
+            </w:pPr>
+            <w:r>
+              <w:rPr>
+                <w:rFonts w:ascii="Calibri" w:cs="Calibri" w:eastAsia="Calibri" w:hAnsi="Calibri"/>
+                <w:b w:val="false"/>
+                <w:bCs w:val="false"/>
+                <w:sz w:val="14"/>
+                <w:szCs w:val="14"/>
+              </w:rPr>
+              <w:t xml:space="preserve">162,37</w:t>
+            </w:r>
+          </w:p>
+        </w:tc>
+        <w:tc>
+          <w:tcPr>
+            <w:tcW w:type="dxa" w:w="1304"/>
+            <w:tcBorders>
+              <w:top w:val="single" w:color="808080" w:sz="4"/>
+              <w:left w:val="single" w:color="808080" w:sz="4"/>
+              <w:bottom w:val="single" w:color="808080" w:sz="4"/>
+              <w:right w:val="single" w:color="808080" w:sz="4"/>
+            </w:tcBorders>
+            <w:tcMar>
+              <w:top w:type="dxa" w:w="40"/>
+              <w:left w:type="dxa" w:w="60"/>
+              <w:bottom w:type="dxa" w:w="40"/>
+              <w:right w:type="dxa" w:w="60"/>
+            </w:tcMar>
+            <w:vAlign w:val="top"/>
+          </w:tcPr>
+          <w:p>
+            <w:pPr>
+              <w:spacing w:after="0" w:before="0"/>
+              <w:jc w:val="right"/>
+            </w:pPr>
+            <w:r>
+              <w:rPr>
+                <w:rFonts w:ascii="Calibri" w:cs="Calibri" w:eastAsia="Calibri" w:hAnsi="Calibri"/>
+                <w:b w:val="false"/>
+                <w:bCs w:val="false"/>
+                <w:sz w:val="14"/>
+                <w:szCs w:val="14"/>
+              </w:rPr>
+              <w:t xml:space="preserve">58.648,04</w:t>
+            </w:r>
+          </w:p>
+        </w:tc>
+      </w:tr>
+      <w:tr>
+        <w:tc>
+          <w:tcPr>
+            <w:vMerge w:val="continue"/>
+            <w:tcBorders>
+              <w:top w:val="single" w:color="808080" w:sz="4"/>
+              <w:left w:val="single" w:color="808080" w:sz="4"/>
+              <w:bottom w:val="single" w:color="808080" w:sz="4"/>
+              <w:right w:val="single" w:color="808080" w:sz="4"/>
+            </w:tcBorders>
+          </w:tcPr>
+          <w:p/>
+        </w:tc>
+        <w:tc>
+          <w:tcPr>
+            <w:tcW w:type="dxa" w:w="454"/>
+            <w:tcBorders>
+              <w:top w:val="single" w:color="808080" w:sz="4"/>
+              <w:left w:val="single" w:color="808080" w:sz="4"/>
+              <w:bottom w:val="single" w:color="808080" w:sz="4"/>
+              <w:right w:val="single" w:color="808080" w:sz="4"/>
+            </w:tcBorders>
+            <w:tcMar>
+              <w:top w:type="dxa" w:w="40"/>
+              <w:left w:type="dxa" w:w="60"/>
+              <w:bottom w:type="dxa" w:w="40"/>
+              <w:right w:type="dxa" w:w="60"/>
+            </w:tcMar>
+            <w:vAlign w:val="top"/>
+          </w:tcPr>
+          <w:p>
+            <w:pPr>
+              <w:spacing w:after="0" w:before="0"/>
+              <w:jc w:val="center"/>
+            </w:pPr>
+            <w:r>
+              <w:rPr>
+                <w:rFonts w:ascii="Calibri" w:cs="Calibri" w:eastAsia="Calibri" w:hAnsi="Calibri"/>
+                <w:b w:val="false"/>
+                <w:bCs w:val="false"/>
+                <w:sz w:val="14"/>
+                <w:szCs w:val="14"/>
+              </w:rPr>
+              <w:t xml:space="preserve">19</w:t>
+            </w:r>
+          </w:p>
+        </w:tc>
+        <w:tc>
+          <w:tcPr>
+            <w:tcW w:type="dxa" w:w="1191"/>
+            <w:tcBorders>
+              <w:top w:val="single" w:color="808080" w:sz="4"/>
+              <w:left w:val="single" w:color="808080" w:sz="4"/>
+              <w:bottom w:val="single" w:color="808080" w:sz="4"/>
+              <w:right w:val="single" w:color="808080" w:sz="4"/>
+            </w:tcBorders>
+            <w:tcMar>
+              <w:top w:type="dxa" w:w="40"/>
+              <w:left w:type="dxa" w:w="60"/>
+              <w:bottom w:type="dxa" w:w="40"/>
+              <w:right w:type="dxa" w:w="60"/>
+            </w:tcMar>
+            <w:vAlign w:val="top"/>
+          </w:tcPr>
+          <w:p>
+            <w:pPr>
+              <w:spacing w:after="0" w:before="0"/>
+              <w:jc w:val="center"/>
+            </w:pPr>
+            <w:r>
+              <w:rPr>
+                <w:rFonts w:ascii="Calibri" w:cs="Calibri" w:eastAsia="Calibri" w:hAnsi="Calibri"/>
+                <w:b w:val="false"/>
+                <w:bCs w:val="false"/>
+                <w:sz w:val="14"/>
+                <w:szCs w:val="14"/>
+              </w:rPr>
+              <w:t xml:space="preserve">35.190.1101 (montaj)</w:t>
+            </w:r>
+          </w:p>
+        </w:tc>
+        <w:tc>
+          <w:tcPr>
+            <w:tcW w:type="dxa" w:w="3458"/>
+            <w:tcBorders>
+              <w:top w:val="single" w:color="808080" w:sz="4"/>
+              <w:left w:val="single" w:color="808080" w:sz="4"/>
+              <w:bottom w:val="single" w:color="808080" w:sz="4"/>
+              <w:right w:val="single" w:color="808080" w:sz="4"/>
+            </w:tcBorders>
+            <w:tcMar>
+              <w:top w:type="dxa" w:w="40"/>
+              <w:left w:type="dxa" w:w="60"/>
+              <w:bottom w:type="dxa" w:w="40"/>
+              <w:right w:type="dxa" w:w="60"/>
+            </w:tcMar>
+            <w:vAlign w:val="top"/>
+          </w:tcPr>
+          <w:p>
+            <w:pPr>
+              <w:spacing w:after="0" w:before="0"/>
+              <w:jc w:val="left"/>
+            </w:pPr>
+            <w:r>
+              <w:rPr>
+                <w:rFonts w:ascii="Calibri" w:cs="Calibri" w:eastAsia="Calibri" w:hAnsi="Calibri"/>
+                <w:b w:val="false"/>
+                <w:bCs w:val="false"/>
+                <w:sz w:val="14"/>
+                <w:szCs w:val="14"/>
+              </w:rPr>
+              <w:t xml:space="preserve">Kablo tava sistemleri kapak sacının montajı — onaylı projesinde belirtilen kanalların kapatılması; her türlü işçilik ve malzeme dâhil, işler hâlde teslim</w:t>
+            </w:r>
+          </w:p>
+        </w:tc>
+        <w:tc>
+          <w:tcPr>
+            <w:tcW w:type="dxa" w:w="680"/>
+            <w:tcBorders>
+              <w:top w:val="single" w:color="808080" w:sz="4"/>
+              <w:left w:val="single" w:color="808080" w:sz="4"/>
+              <w:bottom w:val="single" w:color="808080" w:sz="4"/>
+              <w:right w:val="single" w:color="808080" w:sz="4"/>
+            </w:tcBorders>
+            <w:tcMar>
+              <w:top w:type="dxa" w:w="40"/>
+              <w:left w:type="dxa" w:w="60"/>
+              <w:bottom w:type="dxa" w:w="40"/>
+              <w:right w:type="dxa" w:w="60"/>
+            </w:tcMar>
+            <w:vAlign w:val="top"/>
+          </w:tcPr>
+          <w:p>
+            <w:pPr>
+              <w:spacing w:after="0" w:before="0"/>
+              <w:jc w:val="center"/>
+            </w:pPr>
+            <w:r>
+              <w:rPr>
+                <w:rFonts w:ascii="Calibri" w:cs="Calibri" w:eastAsia="Calibri" w:hAnsi="Calibri"/>
+                <w:b w:val="false"/>
+                <w:bCs w:val="false"/>
+                <w:sz w:val="14"/>
+                <w:szCs w:val="14"/>
+              </w:rPr>
+              <w:t xml:space="preserve">kg</w:t>
+            </w:r>
+          </w:p>
+        </w:tc>
+        <w:tc>
+          <w:tcPr>
+            <w:tcW w:type="dxa" w:w="850"/>
+            <w:tcBorders>
+              <w:top w:val="single" w:color="808080" w:sz="4"/>
+              <w:left w:val="single" w:color="808080" w:sz="4"/>
+              <w:bottom w:val="single" w:color="808080" w:sz="4"/>
+              <w:right w:val="single" w:color="808080" w:sz="4"/>
+            </w:tcBorders>
+            <w:tcMar>
+              <w:top w:type="dxa" w:w="40"/>
+              <w:left w:type="dxa" w:w="60"/>
+              <w:bottom w:type="dxa" w:w="40"/>
+              <w:right w:type="dxa" w:w="60"/>
+            </w:tcMar>
+            <w:vAlign w:val="top"/>
+          </w:tcPr>
+          <w:p>
+            <w:pPr>
+              <w:spacing w:after="0" w:before="0"/>
+              <w:jc w:val="right"/>
+            </w:pPr>
+            <w:r>
+              <w:rPr>
+                <w:rFonts w:ascii="Calibri" w:cs="Calibri" w:eastAsia="Calibri" w:hAnsi="Calibri"/>
+                <w:b w:val="false"/>
+                <w:bCs w:val="false"/>
+                <w:sz w:val="14"/>
+                <w:szCs w:val="14"/>
+              </w:rPr>
+              <w:t xml:space="preserve">361,200</w:t>
+            </w:r>
+          </w:p>
+        </w:tc>
+        <w:tc>
+          <w:tcPr>
+            <w:tcW w:type="dxa" w:w="1134"/>
+            <w:tcBorders>
+              <w:top w:val="single" w:color="808080" w:sz="4"/>
+              <w:left w:val="single" w:color="808080" w:sz="4"/>
+              <w:bottom w:val="single" w:color="808080" w:sz="4"/>
+              <w:right w:val="single" w:color="808080" w:sz="4"/>
+            </w:tcBorders>
+            <w:tcMar>
+              <w:top w:type="dxa" w:w="40"/>
+              <w:left w:type="dxa" w:w="60"/>
+              <w:bottom w:type="dxa" w:w="40"/>
+              <w:right w:type="dxa" w:w="60"/>
+            </w:tcMar>
+            <w:vAlign w:val="top"/>
+          </w:tcPr>
+          <w:p>
+            <w:pPr>
+              <w:spacing w:after="0" w:before="0"/>
+              <w:jc w:val="right"/>
+            </w:pPr>
+            <w:r>
+              <w:rPr>
+                <w:rFonts w:ascii="Calibri" w:cs="Calibri" w:eastAsia="Calibri" w:hAnsi="Calibri"/>
+                <w:b w:val="false"/>
+                <w:bCs w:val="false"/>
+                <w:sz w:val="14"/>
+                <w:szCs w:val="14"/>
+              </w:rPr>
+              <w:t xml:space="preserve">21,30</w:t>
+            </w:r>
+          </w:p>
+        </w:tc>
+        <w:tc>
+          <w:tcPr>
+            <w:tcW w:type="dxa" w:w="1304"/>
+            <w:tcBorders>
+              <w:top w:val="single" w:color="808080" w:sz="4"/>
+              <w:left w:val="single" w:color="808080" w:sz="4"/>
+              <w:bottom w:val="single" w:color="808080" w:sz="4"/>
+              <w:right w:val="single" w:color="808080" w:sz="4"/>
+            </w:tcBorders>
+            <w:tcMar>
+              <w:top w:type="dxa" w:w="40"/>
+              <w:left w:type="dxa" w:w="60"/>
+              <w:bottom w:type="dxa" w:w="40"/>
+              <w:right w:type="dxa" w:w="60"/>
+            </w:tcMar>
+            <w:vAlign w:val="top"/>
+          </w:tcPr>
+          <w:p>
+            <w:pPr>
+              <w:spacing w:after="0" w:before="0"/>
+              <w:jc w:val="right"/>
+            </w:pPr>
+            <w:r>
+              <w:rPr>
+                <w:rFonts w:ascii="Calibri" w:cs="Calibri" w:eastAsia="Calibri" w:hAnsi="Calibri"/>
+                <w:b w:val="false"/>
+                <w:bCs w:val="false"/>
+                <w:sz w:val="14"/>
+                <w:szCs w:val="14"/>
+              </w:rPr>
+              <w:t xml:space="preserve">7.693,56</w:t>
+            </w:r>
+          </w:p>
+        </w:tc>
+      </w:tr>
+      <w:tr>
+        <w:tc>
+          <w:tcPr>
+            <w:vMerge w:val="continue"/>
+            <w:tcBorders>
+              <w:top w:val="single" w:color="808080" w:sz="4"/>
+              <w:left w:val="single" w:color="808080" w:sz="4"/>
+              <w:bottom w:val="single" w:color="808080" w:sz="4"/>
+              <w:right w:val="single" w:color="808080" w:sz="4"/>
+            </w:tcBorders>
+          </w:tcPr>
+          <w:p/>
+        </w:tc>
+        <w:tc>
+          <w:tcPr>
+            <w:tcW w:type="dxa" w:w="454"/>
+            <w:tcBorders>
+              <w:top w:val="single" w:color="808080" w:sz="4"/>
+              <w:left w:val="single" w:color="808080" w:sz="4"/>
+              <w:bottom w:val="single" w:color="808080" w:sz="4"/>
+              <w:right w:val="single" w:color="808080" w:sz="4"/>
+            </w:tcBorders>
+            <w:tcMar>
+              <w:top w:type="dxa" w:w="40"/>
+              <w:left w:type="dxa" w:w="60"/>
+              <w:bottom w:type="dxa" w:w="40"/>
+              <w:right w:type="dxa" w:w="60"/>
+            </w:tcMar>
+            <w:vAlign w:val="top"/>
+          </w:tcPr>
+          <w:p>
+            <w:pPr>
+              <w:spacing w:after="0" w:before="0"/>
+              <w:jc w:val="center"/>
+            </w:pPr>
+            <w:r>
+              <w:rPr>
+                <w:rFonts w:ascii="Calibri" w:cs="Calibri" w:eastAsia="Calibri" w:hAnsi="Calibri"/>
+                <w:b w:val="false"/>
+                <w:bCs w:val="false"/>
+                <w:sz w:val="14"/>
+                <w:szCs w:val="14"/>
+              </w:rPr>
+              <w:t xml:space="preserve">20</w:t>
+            </w:r>
+          </w:p>
+        </w:tc>
+        <w:tc>
+          <w:tcPr>
+            <w:tcW w:type="dxa" w:w="1191"/>
+            <w:tcBorders>
+              <w:top w:val="single" w:color="808080" w:sz="4"/>
+              <w:left w:val="single" w:color="808080" w:sz="4"/>
+              <w:bottom w:val="single" w:color="808080" w:sz="4"/>
+              <w:right w:val="single" w:color="808080" w:sz="4"/>
+            </w:tcBorders>
+            <w:tcMar>
+              <w:top w:type="dxa" w:w="40"/>
+              <w:left w:type="dxa" w:w="60"/>
+              <w:bottom w:type="dxa" w:w="40"/>
+              <w:right w:type="dxa" w:w="60"/>
+            </w:tcMar>
+            <w:vAlign w:val="top"/>
+          </w:tcPr>
+          <w:p>
+            <w:pPr>
+              <w:spacing w:after="0" w:before="0"/>
+              <w:jc w:val="center"/>
+            </w:pPr>
+            <w:r>
+              <w:rPr>
+                <w:rFonts w:ascii="Calibri" w:cs="Calibri" w:eastAsia="Calibri" w:hAnsi="Calibri"/>
+                <w:b w:val="false"/>
+                <w:bCs w:val="false"/>
+                <w:sz w:val="14"/>
+                <w:szCs w:val="14"/>
+              </w:rPr>
+              <w:t xml:space="preserve">30.190.1304</w:t>
+            </w:r>
+          </w:p>
+        </w:tc>
+        <w:tc>
+          <w:tcPr>
+            <w:tcW w:type="dxa" w:w="3458"/>
+            <w:tcBorders>
+              <w:top w:val="single" w:color="808080" w:sz="4"/>
+              <w:left w:val="single" w:color="808080" w:sz="4"/>
+              <w:bottom w:val="single" w:color="808080" w:sz="4"/>
+              <w:right w:val="single" w:color="808080" w:sz="4"/>
+            </w:tcBorders>
+            <w:tcMar>
+              <w:top w:type="dxa" w:w="40"/>
+              <w:left w:type="dxa" w:w="60"/>
+              <w:bottom w:type="dxa" w:w="40"/>
+              <w:right w:type="dxa" w:w="60"/>
+            </w:tcMar>
+            <w:vAlign w:val="top"/>
+          </w:tcPr>
+          <w:p>
+            <w:pPr>
+              <w:spacing w:after="0" w:before="0"/>
+              <w:jc w:val="left"/>
+            </w:pPr>
+            <w:r>
+              <w:rPr>
+                <w:rFonts w:ascii="Calibri" w:cs="Calibri" w:eastAsia="Calibri" w:hAnsi="Calibri"/>
+                <w:b w:val="false"/>
+                <w:bCs w:val="false"/>
+                <w:sz w:val="14"/>
+                <w:szCs w:val="14"/>
+              </w:rPr>
+              <w:t xml:space="preserve">Sıva üstü PVC kablo kanalı — en az 100 x 35 mm, üç bölmeli (%25 müteahhit kârı dahil)</w:t>
+            </w:r>
+          </w:p>
+        </w:tc>
+        <w:tc>
+          <w:tcPr>
+            <w:tcW w:type="dxa" w:w="680"/>
+            <w:tcBorders>
+              <w:top w:val="single" w:color="808080" w:sz="4"/>
+              <w:left w:val="single" w:color="808080" w:sz="4"/>
+              <w:bottom w:val="single" w:color="808080" w:sz="4"/>
+              <w:right w:val="single" w:color="808080" w:sz="4"/>
+            </w:tcBorders>
+            <w:tcMar>
+              <w:top w:type="dxa" w:w="40"/>
+              <w:left w:type="dxa" w:w="60"/>
+              <w:bottom w:type="dxa" w:w="40"/>
+              <w:right w:type="dxa" w:w="60"/>
+            </w:tcMar>
+            <w:vAlign w:val="top"/>
+          </w:tcPr>
+          <w:p>
+            <w:pPr>
+              <w:spacing w:after="0" w:before="0"/>
+              <w:jc w:val="center"/>
+            </w:pPr>
+            <w:r>
+              <w:rPr>
+                <w:rFonts w:ascii="Calibri" w:cs="Calibri" w:eastAsia="Calibri" w:hAnsi="Calibri"/>
+                <w:b w:val="false"/>
+                <w:bCs w:val="false"/>
+                <w:sz w:val="14"/>
+                <w:szCs w:val="14"/>
+              </w:rPr>
+              <w:t xml:space="preserve">m</w:t>
+            </w:r>
+          </w:p>
+        </w:tc>
+        <w:tc>
+          <w:tcPr>
+            <w:tcW w:type="dxa" w:w="850"/>
+            <w:tcBorders>
+              <w:top w:val="single" w:color="808080" w:sz="4"/>
+              <w:left w:val="single" w:color="808080" w:sz="4"/>
+              <w:bottom w:val="single" w:color="808080" w:sz="4"/>
+              <w:right w:val="single" w:color="808080" w:sz="4"/>
+            </w:tcBorders>
+            <w:tcMar>
+              <w:top w:type="dxa" w:w="40"/>
+              <w:left w:type="dxa" w:w="60"/>
+              <w:bottom w:type="dxa" w:w="40"/>
+              <w:right w:type="dxa" w:w="60"/>
+            </w:tcMar>
+            <w:vAlign w:val="top"/>
+          </w:tcPr>
+          <w:p>
+            <w:pPr>
+              <w:spacing w:after="0" w:before="0"/>
+              <w:jc w:val="right"/>
+            </w:pPr>
+            <w:r>
+              <w:rPr>
+                <w:rFonts w:ascii="Calibri" w:cs="Calibri" w:eastAsia="Calibri" w:hAnsi="Calibri"/>
+                <w:b w:val="false"/>
+                <w:bCs w:val="false"/>
+                <w:sz w:val="14"/>
+                <w:szCs w:val="14"/>
+              </w:rPr>
+              <w:t xml:space="preserve">123,000</w:t>
+            </w:r>
+          </w:p>
+        </w:tc>
+        <w:tc>
+          <w:tcPr>
+            <w:tcW w:type="dxa" w:w="1134"/>
+            <w:tcBorders>
+              <w:top w:val="single" w:color="808080" w:sz="4"/>
+              <w:left w:val="single" w:color="808080" w:sz="4"/>
+              <w:bottom w:val="single" w:color="808080" w:sz="4"/>
+              <w:right w:val="single" w:color="808080" w:sz="4"/>
+            </w:tcBorders>
+            <w:tcMar>
+              <w:top w:type="dxa" w:w="40"/>
+              <w:left w:type="dxa" w:w="60"/>
+              <w:bottom w:type="dxa" w:w="40"/>
+              <w:right w:type="dxa" w:w="60"/>
+            </w:tcMar>
+            <w:vAlign w:val="top"/>
+          </w:tcPr>
+          <w:p>
+            <w:pPr>
+              <w:spacing w:after="0" w:before="0"/>
+              <w:jc w:val="right"/>
+            </w:pPr>
+            <w:r>
+              <w:rPr>
+                <w:rFonts w:ascii="Calibri" w:cs="Calibri" w:eastAsia="Calibri" w:hAnsi="Calibri"/>
+                <w:b w:val="false"/>
+                <w:bCs w:val="false"/>
+                <w:sz w:val="14"/>
+                <w:szCs w:val="14"/>
+              </w:rPr>
+              <w:t xml:space="preserve">233,28</w:t>
+            </w:r>
+          </w:p>
+        </w:tc>
+        <w:tc>
+          <w:tcPr>
+            <w:tcW w:type="dxa" w:w="1304"/>
+            <w:tcBorders>
+              <w:top w:val="single" w:color="808080" w:sz="4"/>
+              <w:left w:val="single" w:color="808080" w:sz="4"/>
+              <w:bottom w:val="single" w:color="808080" w:sz="4"/>
+              <w:right w:val="single" w:color="808080" w:sz="4"/>
+            </w:tcBorders>
+            <w:tcMar>
+              <w:top w:type="dxa" w:w="40"/>
+              <w:left w:type="dxa" w:w="60"/>
+              <w:bottom w:type="dxa" w:w="40"/>
+              <w:right w:type="dxa" w:w="60"/>
+            </w:tcMar>
+            <w:vAlign w:val="top"/>
+          </w:tcPr>
+          <w:p>
+            <w:pPr>
+              <w:spacing w:after="0" w:before="0"/>
+              <w:jc w:val="right"/>
+            </w:pPr>
+            <w:r>
+              <w:rPr>
+                <w:rFonts w:ascii="Calibri" w:cs="Calibri" w:eastAsia="Calibri" w:hAnsi="Calibri"/>
+                <w:b w:val="false"/>
+                <w:bCs w:val="false"/>
+                <w:sz w:val="14"/>
+                <w:szCs w:val="14"/>
+              </w:rPr>
+              <w:t xml:space="preserve">28.693,44</w:t>
+            </w:r>
+          </w:p>
+        </w:tc>
+      </w:tr>
+      <w:tr>
+        <w:tc>
+          <w:tcPr>
             <w:tcW w:type="dxa" w:w="1361"/>
             <w:tcBorders>
               <w:top w:val="single" w:color="808080" w:sz="4"/>
@@ -11452,7 +12712,7 @@
                 <w:sz w:val="14"/>
                 <w:szCs w:val="14"/>
               </w:rPr>
-              <w:t xml:space="preserve">7.672.646,19</w:t>
+              <w:t xml:space="preserve">7.887.227,51</w:t>
             </w:r>
           </w:p>
         </w:tc>
@@ -21695,6 +22955,1266 @@
       <w:tr>
         <w:tc>
           <w:tcPr>
+            <w:vMerge w:val="continue"/>
+            <w:tcBorders>
+              <w:top w:val="single" w:color="808080" w:sz="4"/>
+              <w:left w:val="single" w:color="808080" w:sz="4"/>
+              <w:bottom w:val="single" w:color="808080" w:sz="4"/>
+              <w:right w:val="single" w:color="808080" w:sz="4"/>
+            </w:tcBorders>
+          </w:tcPr>
+          <w:p/>
+        </w:tc>
+        <w:tc>
+          <w:tcPr>
+            <w:tcW w:type="dxa" w:w="454"/>
+            <w:tcBorders>
+              <w:top w:val="single" w:color="808080" w:sz="4"/>
+              <w:left w:val="single" w:color="808080" w:sz="4"/>
+              <w:bottom w:val="single" w:color="808080" w:sz="4"/>
+              <w:right w:val="single" w:color="808080" w:sz="4"/>
+            </w:tcBorders>
+            <w:tcMar>
+              <w:top w:type="dxa" w:w="40"/>
+              <w:left w:type="dxa" w:w="60"/>
+              <w:bottom w:type="dxa" w:w="40"/>
+              <w:right w:type="dxa" w:w="60"/>
+            </w:tcMar>
+            <w:vAlign w:val="top"/>
+          </w:tcPr>
+          <w:p>
+            <w:pPr>
+              <w:spacing w:after="0" w:before="0"/>
+              <w:jc w:val="center"/>
+            </w:pPr>
+            <w:r>
+              <w:rPr>
+                <w:rFonts w:ascii="Calibri" w:cs="Calibri" w:eastAsia="Calibri" w:hAnsi="Calibri"/>
+                <w:b w:val="false"/>
+                <w:bCs w:val="false"/>
+                <w:sz w:val="14"/>
+                <w:szCs w:val="14"/>
+              </w:rPr>
+              <w:t xml:space="preserve">16</w:t>
+            </w:r>
+          </w:p>
+        </w:tc>
+        <w:tc>
+          <w:tcPr>
+            <w:tcW w:type="dxa" w:w="1191"/>
+            <w:tcBorders>
+              <w:top w:val="single" w:color="808080" w:sz="4"/>
+              <w:left w:val="single" w:color="808080" w:sz="4"/>
+              <w:bottom w:val="single" w:color="808080" w:sz="4"/>
+              <w:right w:val="single" w:color="808080" w:sz="4"/>
+            </w:tcBorders>
+            <w:tcMar>
+              <w:top w:type="dxa" w:w="40"/>
+              <w:left w:type="dxa" w:w="60"/>
+              <w:bottom w:type="dxa" w:w="40"/>
+              <w:right w:type="dxa" w:w="60"/>
+            </w:tcMar>
+            <w:vAlign w:val="top"/>
+          </w:tcPr>
+          <w:p>
+            <w:pPr>
+              <w:spacing w:after="0" w:before="0"/>
+              <w:jc w:val="center"/>
+            </w:pPr>
+            <w:r>
+              <w:rPr>
+                <w:rFonts w:ascii="Calibri" w:cs="Calibri" w:eastAsia="Calibri" w:hAnsi="Calibri"/>
+                <w:b w:val="false"/>
+                <w:bCs w:val="false"/>
+                <w:sz w:val="14"/>
+                <w:szCs w:val="14"/>
+              </w:rPr>
+              <w:t xml:space="preserve">35.190.1100</w:t>
+            </w:r>
+          </w:p>
+        </w:tc>
+        <w:tc>
+          <w:tcPr>
+            <w:tcW w:type="dxa" w:w="3458"/>
+            <w:tcBorders>
+              <w:top w:val="single" w:color="808080" w:sz="4"/>
+              <w:left w:val="single" w:color="808080" w:sz="4"/>
+              <w:bottom w:val="single" w:color="808080" w:sz="4"/>
+              <w:right w:val="single" w:color="808080" w:sz="4"/>
+            </w:tcBorders>
+            <w:tcMar>
+              <w:top w:type="dxa" w:w="40"/>
+              <w:left w:type="dxa" w:w="60"/>
+              <w:bottom w:type="dxa" w:w="40"/>
+              <w:right w:type="dxa" w:w="60"/>
+            </w:tcMar>
+            <w:vAlign w:val="top"/>
+          </w:tcPr>
+          <w:p>
+            <w:pPr>
+              <w:spacing w:after="0" w:before="0"/>
+              <w:jc w:val="left"/>
+            </w:pPr>
+            <w:r>
+              <w:rPr>
+                <w:rFonts w:ascii="Calibri" w:cs="Calibri" w:eastAsia="Calibri" w:hAnsi="Calibri"/>
+                <w:b w:val="false"/>
+                <w:bCs w:val="false"/>
+                <w:sz w:val="14"/>
+                <w:szCs w:val="14"/>
+              </w:rPr>
+              <w:t xml:space="preserve">Kablo tava sistemleri — 200x60x1,0 mm sıcak daldırma galvanizli perfore kablo tavası (malzeme) (%25 müteahhit kârı dahil)</w:t>
+            </w:r>
+          </w:p>
+        </w:tc>
+        <w:tc>
+          <w:tcPr>
+            <w:tcW w:type="dxa" w:w="680"/>
+            <w:tcBorders>
+              <w:top w:val="single" w:color="808080" w:sz="4"/>
+              <w:left w:val="single" w:color="808080" w:sz="4"/>
+              <w:bottom w:val="single" w:color="808080" w:sz="4"/>
+              <w:right w:val="single" w:color="808080" w:sz="4"/>
+            </w:tcBorders>
+            <w:tcMar>
+              <w:top w:type="dxa" w:w="40"/>
+              <w:left w:type="dxa" w:w="60"/>
+              <w:bottom w:type="dxa" w:w="40"/>
+              <w:right w:type="dxa" w:w="60"/>
+            </w:tcMar>
+            <w:vAlign w:val="top"/>
+          </w:tcPr>
+          <w:p>
+            <w:pPr>
+              <w:spacing w:after="0" w:before="0"/>
+              <w:jc w:val="center"/>
+            </w:pPr>
+            <w:r>
+              <w:rPr>
+                <w:rFonts w:ascii="Calibri" w:cs="Calibri" w:eastAsia="Calibri" w:hAnsi="Calibri"/>
+                <w:b w:val="false"/>
+                <w:bCs w:val="false"/>
+                <w:sz w:val="14"/>
+                <w:szCs w:val="14"/>
+              </w:rPr>
+              <w:t xml:space="preserve">kg</w:t>
+            </w:r>
+          </w:p>
+        </w:tc>
+        <w:tc>
+          <w:tcPr>
+            <w:tcW w:type="dxa" w:w="850"/>
+            <w:tcBorders>
+              <w:top w:val="single" w:color="808080" w:sz="4"/>
+              <w:left w:val="single" w:color="808080" w:sz="4"/>
+              <w:bottom w:val="single" w:color="808080" w:sz="4"/>
+              <w:right w:val="single" w:color="808080" w:sz="4"/>
+            </w:tcBorders>
+            <w:tcMar>
+              <w:top w:type="dxa" w:w="40"/>
+              <w:left w:type="dxa" w:w="60"/>
+              <w:bottom w:type="dxa" w:w="40"/>
+              <w:right w:type="dxa" w:w="60"/>
+            </w:tcMar>
+            <w:vAlign w:val="top"/>
+          </w:tcPr>
+          <w:p>
+            <w:pPr>
+              <w:spacing w:after="0" w:before="0"/>
+              <w:jc w:val="right"/>
+            </w:pPr>
+            <w:r>
+              <w:rPr>
+                <w:rFonts w:ascii="Calibri" w:cs="Calibri" w:eastAsia="Calibri" w:hAnsi="Calibri"/>
+                <w:b w:val="false"/>
+                <w:bCs w:val="false"/>
+                <w:sz w:val="14"/>
+                <w:szCs w:val="14"/>
+              </w:rPr>
+              <w:t xml:space="preserve">502,000</w:t>
+            </w:r>
+          </w:p>
+        </w:tc>
+        <w:tc>
+          <w:tcPr>
+            <w:tcW w:type="dxa" w:w="1134"/>
+            <w:tcBorders>
+              <w:top w:val="single" w:color="808080" w:sz="4"/>
+              <w:left w:val="single" w:color="808080" w:sz="4"/>
+              <w:bottom w:val="single" w:color="808080" w:sz="4"/>
+              <w:right w:val="single" w:color="808080" w:sz="4"/>
+            </w:tcBorders>
+            <w:tcMar>
+              <w:top w:type="dxa" w:w="40"/>
+              <w:left w:type="dxa" w:w="60"/>
+              <w:bottom w:type="dxa" w:w="40"/>
+              <w:right w:type="dxa" w:w="60"/>
+            </w:tcMar>
+            <w:vAlign w:val="top"/>
+          </w:tcPr>
+          <w:p>
+            <w:pPr>
+              <w:spacing w:after="0" w:before="0"/>
+              <w:jc w:val="right"/>
+            </w:pPr>
+            <w:r>
+              <w:rPr>
+                <w:rFonts w:ascii="Calibri" w:cs="Calibri" w:eastAsia="Calibri" w:hAnsi="Calibri"/>
+                <w:b w:val="false"/>
+                <w:bCs w:val="false"/>
+                <w:sz w:val="14"/>
+                <w:szCs w:val="14"/>
+              </w:rPr>
+              <w:t xml:space="preserve">199,42</w:t>
+            </w:r>
+          </w:p>
+        </w:tc>
+        <w:tc>
+          <w:tcPr>
+            <w:tcW w:type="dxa" w:w="1304"/>
+            <w:tcBorders>
+              <w:top w:val="single" w:color="808080" w:sz="4"/>
+              <w:left w:val="single" w:color="808080" w:sz="4"/>
+              <w:bottom w:val="single" w:color="808080" w:sz="4"/>
+              <w:right w:val="single" w:color="808080" w:sz="4"/>
+            </w:tcBorders>
+            <w:tcMar>
+              <w:top w:type="dxa" w:w="40"/>
+              <w:left w:type="dxa" w:w="60"/>
+              <w:bottom w:type="dxa" w:w="40"/>
+              <w:right w:type="dxa" w:w="60"/>
+            </w:tcMar>
+            <w:vAlign w:val="top"/>
+          </w:tcPr>
+          <w:p>
+            <w:pPr>
+              <w:spacing w:after="0" w:before="0"/>
+              <w:jc w:val="right"/>
+            </w:pPr>
+            <w:r>
+              <w:rPr>
+                <w:rFonts w:ascii="Calibri" w:cs="Calibri" w:eastAsia="Calibri" w:hAnsi="Calibri"/>
+                <w:b w:val="false"/>
+                <w:bCs w:val="false"/>
+                <w:sz w:val="14"/>
+                <w:szCs w:val="14"/>
+              </w:rPr>
+              <w:t xml:space="preserve">100.108,84</w:t>
+            </w:r>
+          </w:p>
+        </w:tc>
+      </w:tr>
+      <w:tr>
+        <w:tc>
+          <w:tcPr>
+            <w:vMerge w:val="continue"/>
+            <w:tcBorders>
+              <w:top w:val="single" w:color="808080" w:sz="4"/>
+              <w:left w:val="single" w:color="808080" w:sz="4"/>
+              <w:bottom w:val="single" w:color="808080" w:sz="4"/>
+              <w:right w:val="single" w:color="808080" w:sz="4"/>
+            </w:tcBorders>
+          </w:tcPr>
+          <w:p/>
+        </w:tc>
+        <w:tc>
+          <w:tcPr>
+            <w:tcW w:type="dxa" w:w="454"/>
+            <w:tcBorders>
+              <w:top w:val="single" w:color="808080" w:sz="4"/>
+              <w:left w:val="single" w:color="808080" w:sz="4"/>
+              <w:bottom w:val="single" w:color="808080" w:sz="4"/>
+              <w:right w:val="single" w:color="808080" w:sz="4"/>
+            </w:tcBorders>
+            <w:tcMar>
+              <w:top w:type="dxa" w:w="40"/>
+              <w:left w:type="dxa" w:w="60"/>
+              <w:bottom w:type="dxa" w:w="40"/>
+              <w:right w:type="dxa" w:w="60"/>
+            </w:tcMar>
+            <w:vAlign w:val="top"/>
+          </w:tcPr>
+          <w:p>
+            <w:pPr>
+              <w:spacing w:after="0" w:before="0"/>
+              <w:jc w:val="center"/>
+            </w:pPr>
+            <w:r>
+              <w:rPr>
+                <w:rFonts w:ascii="Calibri" w:cs="Calibri" w:eastAsia="Calibri" w:hAnsi="Calibri"/>
+                <w:b w:val="false"/>
+                <w:bCs w:val="false"/>
+                <w:sz w:val="14"/>
+                <w:szCs w:val="14"/>
+              </w:rPr>
+              <w:t xml:space="preserve">17</w:t>
+            </w:r>
+          </w:p>
+        </w:tc>
+        <w:tc>
+          <w:tcPr>
+            <w:tcW w:type="dxa" w:w="1191"/>
+            <w:tcBorders>
+              <w:top w:val="single" w:color="808080" w:sz="4"/>
+              <w:left w:val="single" w:color="808080" w:sz="4"/>
+              <w:bottom w:val="single" w:color="808080" w:sz="4"/>
+              <w:right w:val="single" w:color="808080" w:sz="4"/>
+            </w:tcBorders>
+            <w:tcMar>
+              <w:top w:type="dxa" w:w="40"/>
+              <w:left w:type="dxa" w:w="60"/>
+              <w:bottom w:type="dxa" w:w="40"/>
+              <w:right w:type="dxa" w:w="60"/>
+            </w:tcMar>
+            <w:vAlign w:val="top"/>
+          </w:tcPr>
+          <w:p>
+            <w:pPr>
+              <w:spacing w:after="0" w:before="0"/>
+              <w:jc w:val="center"/>
+            </w:pPr>
+            <w:r>
+              <w:rPr>
+                <w:rFonts w:ascii="Calibri" w:cs="Calibri" w:eastAsia="Calibri" w:hAnsi="Calibri"/>
+                <w:b w:val="false"/>
+                <w:bCs w:val="false"/>
+                <w:sz w:val="14"/>
+                <w:szCs w:val="14"/>
+              </w:rPr>
+              <w:t xml:space="preserve">35.190.1100 (montaj)</w:t>
+            </w:r>
+          </w:p>
+        </w:tc>
+        <w:tc>
+          <w:tcPr>
+            <w:tcW w:type="dxa" w:w="3458"/>
+            <w:tcBorders>
+              <w:top w:val="single" w:color="808080" w:sz="4"/>
+              <w:left w:val="single" w:color="808080" w:sz="4"/>
+              <w:bottom w:val="single" w:color="808080" w:sz="4"/>
+              <w:right w:val="single" w:color="808080" w:sz="4"/>
+            </w:tcBorders>
+            <w:tcMar>
+              <w:top w:type="dxa" w:w="40"/>
+              <w:left w:type="dxa" w:w="60"/>
+              <w:bottom w:type="dxa" w:w="40"/>
+              <w:right w:type="dxa" w:w="60"/>
+            </w:tcMar>
+            <w:vAlign w:val="top"/>
+          </w:tcPr>
+          <w:p>
+            <w:pPr>
+              <w:spacing w:after="0" w:before="0"/>
+              <w:jc w:val="left"/>
+            </w:pPr>
+            <w:r>
+              <w:rPr>
+                <w:rFonts w:ascii="Calibri" w:cs="Calibri" w:eastAsia="Calibri" w:hAnsi="Calibri"/>
+                <w:b w:val="false"/>
+                <w:bCs w:val="false"/>
+                <w:sz w:val="14"/>
+                <w:szCs w:val="14"/>
+              </w:rPr>
+              <w:t xml:space="preserve">Kablo tava sistemlerinin montajı — askı ve konsollarla tavana veya duvara tespiti; ek parça, konsol, askı tiji, vida ve somun bedelleri dâhildir, ayrıca ödenmez</w:t>
+            </w:r>
+          </w:p>
+        </w:tc>
+        <w:tc>
+          <w:tcPr>
+            <w:tcW w:type="dxa" w:w="680"/>
+            <w:tcBorders>
+              <w:top w:val="single" w:color="808080" w:sz="4"/>
+              <w:left w:val="single" w:color="808080" w:sz="4"/>
+              <w:bottom w:val="single" w:color="808080" w:sz="4"/>
+              <w:right w:val="single" w:color="808080" w:sz="4"/>
+            </w:tcBorders>
+            <w:tcMar>
+              <w:top w:type="dxa" w:w="40"/>
+              <w:left w:type="dxa" w:w="60"/>
+              <w:bottom w:type="dxa" w:w="40"/>
+              <w:right w:type="dxa" w:w="60"/>
+            </w:tcMar>
+            <w:vAlign w:val="top"/>
+          </w:tcPr>
+          <w:p>
+            <w:pPr>
+              <w:spacing w:after="0" w:before="0"/>
+              <w:jc w:val="center"/>
+            </w:pPr>
+            <w:r>
+              <w:rPr>
+                <w:rFonts w:ascii="Calibri" w:cs="Calibri" w:eastAsia="Calibri" w:hAnsi="Calibri"/>
+                <w:b w:val="false"/>
+                <w:bCs w:val="false"/>
+                <w:sz w:val="14"/>
+                <w:szCs w:val="14"/>
+              </w:rPr>
+              <w:t xml:space="preserve">kg</w:t>
+            </w:r>
+          </w:p>
+        </w:tc>
+        <w:tc>
+          <w:tcPr>
+            <w:tcW w:type="dxa" w:w="850"/>
+            <w:tcBorders>
+              <w:top w:val="single" w:color="808080" w:sz="4"/>
+              <w:left w:val="single" w:color="808080" w:sz="4"/>
+              <w:bottom w:val="single" w:color="808080" w:sz="4"/>
+              <w:right w:val="single" w:color="808080" w:sz="4"/>
+            </w:tcBorders>
+            <w:tcMar>
+              <w:top w:type="dxa" w:w="40"/>
+              <w:left w:type="dxa" w:w="60"/>
+              <w:bottom w:type="dxa" w:w="40"/>
+              <w:right w:type="dxa" w:w="60"/>
+            </w:tcMar>
+            <w:vAlign w:val="top"/>
+          </w:tcPr>
+          <w:p>
+            <w:pPr>
+              <w:spacing w:after="0" w:before="0"/>
+              <w:jc w:val="right"/>
+            </w:pPr>
+            <w:r>
+              <w:rPr>
+                <w:rFonts w:ascii="Calibri" w:cs="Calibri" w:eastAsia="Calibri" w:hAnsi="Calibri"/>
+                <w:b w:val="false"/>
+                <w:bCs w:val="false"/>
+                <w:sz w:val="14"/>
+                <w:szCs w:val="14"/>
+              </w:rPr>
+              <w:t xml:space="preserve">502,000</w:t>
+            </w:r>
+          </w:p>
+        </w:tc>
+        <w:tc>
+          <w:tcPr>
+            <w:tcW w:type="dxa" w:w="1134"/>
+            <w:tcBorders>
+              <w:top w:val="single" w:color="808080" w:sz="4"/>
+              <w:left w:val="single" w:color="808080" w:sz="4"/>
+              <w:bottom w:val="single" w:color="808080" w:sz="4"/>
+              <w:right w:val="single" w:color="808080" w:sz="4"/>
+            </w:tcBorders>
+            <w:tcMar>
+              <w:top w:type="dxa" w:w="40"/>
+              <w:left w:type="dxa" w:w="60"/>
+              <w:bottom w:type="dxa" w:w="40"/>
+              <w:right w:type="dxa" w:w="60"/>
+            </w:tcMar>
+            <w:vAlign w:val="top"/>
+          </w:tcPr>
+          <w:p>
+            <w:pPr>
+              <w:spacing w:after="0" w:before="0"/>
+              <w:jc w:val="right"/>
+            </w:pPr>
+            <w:r>
+              <w:rPr>
+                <w:rFonts w:ascii="Calibri" w:cs="Calibri" w:eastAsia="Calibri" w:hAnsi="Calibri"/>
+                <w:b w:val="false"/>
+                <w:bCs w:val="false"/>
+                <w:sz w:val="14"/>
+                <w:szCs w:val="14"/>
+              </w:rPr>
+              <w:t xml:space="preserve">38,72</w:t>
+            </w:r>
+          </w:p>
+        </w:tc>
+        <w:tc>
+          <w:tcPr>
+            <w:tcW w:type="dxa" w:w="1304"/>
+            <w:tcBorders>
+              <w:top w:val="single" w:color="808080" w:sz="4"/>
+              <w:left w:val="single" w:color="808080" w:sz="4"/>
+              <w:bottom w:val="single" w:color="808080" w:sz="4"/>
+              <w:right w:val="single" w:color="808080" w:sz="4"/>
+            </w:tcBorders>
+            <w:tcMar>
+              <w:top w:type="dxa" w:w="40"/>
+              <w:left w:type="dxa" w:w="60"/>
+              <w:bottom w:type="dxa" w:w="40"/>
+              <w:right w:type="dxa" w:w="60"/>
+            </w:tcMar>
+            <w:vAlign w:val="top"/>
+          </w:tcPr>
+          <w:p>
+            <w:pPr>
+              <w:spacing w:after="0" w:before="0"/>
+              <w:jc w:val="right"/>
+            </w:pPr>
+            <w:r>
+              <w:rPr>
+                <w:rFonts w:ascii="Calibri" w:cs="Calibri" w:eastAsia="Calibri" w:hAnsi="Calibri"/>
+                <w:b w:val="false"/>
+                <w:bCs w:val="false"/>
+                <w:sz w:val="14"/>
+                <w:szCs w:val="14"/>
+              </w:rPr>
+              <w:t xml:space="preserve">19.437,44</w:t>
+            </w:r>
+          </w:p>
+        </w:tc>
+      </w:tr>
+      <w:tr>
+        <w:tc>
+          <w:tcPr>
+            <w:vMerge w:val="continue"/>
+            <w:tcBorders>
+              <w:top w:val="single" w:color="808080" w:sz="4"/>
+              <w:left w:val="single" w:color="808080" w:sz="4"/>
+              <w:bottom w:val="single" w:color="808080" w:sz="4"/>
+              <w:right w:val="single" w:color="808080" w:sz="4"/>
+            </w:tcBorders>
+          </w:tcPr>
+          <w:p/>
+        </w:tc>
+        <w:tc>
+          <w:tcPr>
+            <w:tcW w:type="dxa" w:w="454"/>
+            <w:tcBorders>
+              <w:top w:val="single" w:color="808080" w:sz="4"/>
+              <w:left w:val="single" w:color="808080" w:sz="4"/>
+              <w:bottom w:val="single" w:color="808080" w:sz="4"/>
+              <w:right w:val="single" w:color="808080" w:sz="4"/>
+            </w:tcBorders>
+            <w:tcMar>
+              <w:top w:type="dxa" w:w="40"/>
+              <w:left w:type="dxa" w:w="60"/>
+              <w:bottom w:type="dxa" w:w="40"/>
+              <w:right w:type="dxa" w:w="60"/>
+            </w:tcMar>
+            <w:vAlign w:val="top"/>
+          </w:tcPr>
+          <w:p>
+            <w:pPr>
+              <w:spacing w:after="0" w:before="0"/>
+              <w:jc w:val="center"/>
+            </w:pPr>
+            <w:r>
+              <w:rPr>
+                <w:rFonts w:ascii="Calibri" w:cs="Calibri" w:eastAsia="Calibri" w:hAnsi="Calibri"/>
+                <w:b w:val="false"/>
+                <w:bCs w:val="false"/>
+                <w:sz w:val="14"/>
+                <w:szCs w:val="14"/>
+              </w:rPr>
+              <w:t xml:space="preserve">18</w:t>
+            </w:r>
+          </w:p>
+        </w:tc>
+        <w:tc>
+          <w:tcPr>
+            <w:tcW w:type="dxa" w:w="1191"/>
+            <w:tcBorders>
+              <w:top w:val="single" w:color="808080" w:sz="4"/>
+              <w:left w:val="single" w:color="808080" w:sz="4"/>
+              <w:bottom w:val="single" w:color="808080" w:sz="4"/>
+              <w:right w:val="single" w:color="808080" w:sz="4"/>
+            </w:tcBorders>
+            <w:tcMar>
+              <w:top w:type="dxa" w:w="40"/>
+              <w:left w:type="dxa" w:w="60"/>
+              <w:bottom w:type="dxa" w:w="40"/>
+              <w:right w:type="dxa" w:w="60"/>
+            </w:tcMar>
+            <w:vAlign w:val="top"/>
+          </w:tcPr>
+          <w:p>
+            <w:pPr>
+              <w:spacing w:after="0" w:before="0"/>
+              <w:jc w:val="center"/>
+            </w:pPr>
+            <w:r>
+              <w:rPr>
+                <w:rFonts w:ascii="Calibri" w:cs="Calibri" w:eastAsia="Calibri" w:hAnsi="Calibri"/>
+                <w:b w:val="false"/>
+                <w:bCs w:val="false"/>
+                <w:sz w:val="14"/>
+                <w:szCs w:val="14"/>
+              </w:rPr>
+              <w:t xml:space="preserve">35.190.1101</w:t>
+            </w:r>
+          </w:p>
+        </w:tc>
+        <w:tc>
+          <w:tcPr>
+            <w:tcW w:type="dxa" w:w="3458"/>
+            <w:tcBorders>
+              <w:top w:val="single" w:color="808080" w:sz="4"/>
+              <w:left w:val="single" w:color="808080" w:sz="4"/>
+              <w:bottom w:val="single" w:color="808080" w:sz="4"/>
+              <w:right w:val="single" w:color="808080" w:sz="4"/>
+            </w:tcBorders>
+            <w:tcMar>
+              <w:top w:type="dxa" w:w="40"/>
+              <w:left w:type="dxa" w:w="60"/>
+              <w:bottom w:type="dxa" w:w="40"/>
+              <w:right w:type="dxa" w:w="60"/>
+            </w:tcMar>
+            <w:vAlign w:val="top"/>
+          </w:tcPr>
+          <w:p>
+            <w:pPr>
+              <w:spacing w:after="0" w:before="0"/>
+              <w:jc w:val="left"/>
+            </w:pPr>
+            <w:r>
+              <w:rPr>
+                <w:rFonts w:ascii="Calibri" w:cs="Calibri" w:eastAsia="Calibri" w:hAnsi="Calibri"/>
+                <w:b w:val="false"/>
+                <w:bCs w:val="false"/>
+                <w:sz w:val="14"/>
+                <w:szCs w:val="14"/>
+              </w:rPr>
+              <w:t xml:space="preserve">Kablo tava sistemleri kapak sacı — 35.190.1100 pozuna uygun özellikte, 1,0 mm sıcak daldırma galvanizli (malzeme) (%25 müteahhit kârı dahil)</w:t>
+            </w:r>
+          </w:p>
+        </w:tc>
+        <w:tc>
+          <w:tcPr>
+            <w:tcW w:type="dxa" w:w="680"/>
+            <w:tcBorders>
+              <w:top w:val="single" w:color="808080" w:sz="4"/>
+              <w:left w:val="single" w:color="808080" w:sz="4"/>
+              <w:bottom w:val="single" w:color="808080" w:sz="4"/>
+              <w:right w:val="single" w:color="808080" w:sz="4"/>
+            </w:tcBorders>
+            <w:tcMar>
+              <w:top w:type="dxa" w:w="40"/>
+              <w:left w:type="dxa" w:w="60"/>
+              <w:bottom w:type="dxa" w:w="40"/>
+              <w:right w:type="dxa" w:w="60"/>
+            </w:tcMar>
+            <w:vAlign w:val="top"/>
+          </w:tcPr>
+          <w:p>
+            <w:pPr>
+              <w:spacing w:after="0" w:before="0"/>
+              <w:jc w:val="center"/>
+            </w:pPr>
+            <w:r>
+              <w:rPr>
+                <w:rFonts w:ascii="Calibri" w:cs="Calibri" w:eastAsia="Calibri" w:hAnsi="Calibri"/>
+                <w:b w:val="false"/>
+                <w:bCs w:val="false"/>
+                <w:sz w:val="14"/>
+                <w:szCs w:val="14"/>
+              </w:rPr>
+              <w:t xml:space="preserve">kg</w:t>
+            </w:r>
+          </w:p>
+        </w:tc>
+        <w:tc>
+          <w:tcPr>
+            <w:tcW w:type="dxa" w:w="850"/>
+            <w:tcBorders>
+              <w:top w:val="single" w:color="808080" w:sz="4"/>
+              <w:left w:val="single" w:color="808080" w:sz="4"/>
+              <w:bottom w:val="single" w:color="808080" w:sz="4"/>
+              <w:right w:val="single" w:color="808080" w:sz="4"/>
+            </w:tcBorders>
+            <w:tcMar>
+              <w:top w:type="dxa" w:w="40"/>
+              <w:left w:type="dxa" w:w="60"/>
+              <w:bottom w:type="dxa" w:w="40"/>
+              <w:right w:type="dxa" w:w="60"/>
+            </w:tcMar>
+            <w:vAlign w:val="top"/>
+          </w:tcPr>
+          <w:p>
+            <w:pPr>
+              <w:spacing w:after="0" w:before="0"/>
+              <w:jc w:val="right"/>
+            </w:pPr>
+            <w:r>
+              <w:rPr>
+                <w:rFonts w:ascii="Calibri" w:cs="Calibri" w:eastAsia="Calibri" w:hAnsi="Calibri"/>
+                <w:b w:val="false"/>
+                <w:bCs w:val="false"/>
+                <w:sz w:val="14"/>
+                <w:szCs w:val="14"/>
+              </w:rPr>
+              <w:t xml:space="preserve">361,200</w:t>
+            </w:r>
+          </w:p>
+        </w:tc>
+        <w:tc>
+          <w:tcPr>
+            <w:tcW w:type="dxa" w:w="1134"/>
+            <w:tcBorders>
+              <w:top w:val="single" w:color="808080" w:sz="4"/>
+              <w:left w:val="single" w:color="808080" w:sz="4"/>
+              <w:bottom w:val="single" w:color="808080" w:sz="4"/>
+              <w:right w:val="single" w:color="808080" w:sz="4"/>
+            </w:tcBorders>
+            <w:tcMar>
+              <w:top w:type="dxa" w:w="40"/>
+              <w:left w:type="dxa" w:w="60"/>
+              <w:bottom w:type="dxa" w:w="40"/>
+              <w:right w:type="dxa" w:w="60"/>
+            </w:tcMar>
+            <w:vAlign w:val="top"/>
+          </w:tcPr>
+          <w:p>
+            <w:pPr>
+              <w:spacing w:after="0" w:before="0"/>
+              <w:jc w:val="right"/>
+            </w:pPr>
+            <w:r>
+              <w:rPr>
+                <w:rFonts w:ascii="Calibri" w:cs="Calibri" w:eastAsia="Calibri" w:hAnsi="Calibri"/>
+                <w:b w:val="false"/>
+                <w:bCs w:val="false"/>
+                <w:sz w:val="14"/>
+                <w:szCs w:val="14"/>
+              </w:rPr>
+              <w:t xml:space="preserve">162,37</w:t>
+            </w:r>
+          </w:p>
+        </w:tc>
+        <w:tc>
+          <w:tcPr>
+            <w:tcW w:type="dxa" w:w="1304"/>
+            <w:tcBorders>
+              <w:top w:val="single" w:color="808080" w:sz="4"/>
+              <w:left w:val="single" w:color="808080" w:sz="4"/>
+              <w:bottom w:val="single" w:color="808080" w:sz="4"/>
+              <w:right w:val="single" w:color="808080" w:sz="4"/>
+            </w:tcBorders>
+            <w:tcMar>
+              <w:top w:type="dxa" w:w="40"/>
+              <w:left w:type="dxa" w:w="60"/>
+              <w:bottom w:type="dxa" w:w="40"/>
+              <w:right w:type="dxa" w:w="60"/>
+            </w:tcMar>
+            <w:vAlign w:val="top"/>
+          </w:tcPr>
+          <w:p>
+            <w:pPr>
+              <w:spacing w:after="0" w:before="0"/>
+              <w:jc w:val="right"/>
+            </w:pPr>
+            <w:r>
+              <w:rPr>
+                <w:rFonts w:ascii="Calibri" w:cs="Calibri" w:eastAsia="Calibri" w:hAnsi="Calibri"/>
+                <w:b w:val="false"/>
+                <w:bCs w:val="false"/>
+                <w:sz w:val="14"/>
+                <w:szCs w:val="14"/>
+              </w:rPr>
+              <w:t xml:space="preserve">58.648,04</w:t>
+            </w:r>
+          </w:p>
+        </w:tc>
+      </w:tr>
+      <w:tr>
+        <w:tc>
+          <w:tcPr>
+            <w:vMerge w:val="continue"/>
+            <w:tcBorders>
+              <w:top w:val="single" w:color="808080" w:sz="4"/>
+              <w:left w:val="single" w:color="808080" w:sz="4"/>
+              <w:bottom w:val="single" w:color="808080" w:sz="4"/>
+              <w:right w:val="single" w:color="808080" w:sz="4"/>
+            </w:tcBorders>
+          </w:tcPr>
+          <w:p/>
+        </w:tc>
+        <w:tc>
+          <w:tcPr>
+            <w:tcW w:type="dxa" w:w="454"/>
+            <w:tcBorders>
+              <w:top w:val="single" w:color="808080" w:sz="4"/>
+              <w:left w:val="single" w:color="808080" w:sz="4"/>
+              <w:bottom w:val="single" w:color="808080" w:sz="4"/>
+              <w:right w:val="single" w:color="808080" w:sz="4"/>
+            </w:tcBorders>
+            <w:tcMar>
+              <w:top w:type="dxa" w:w="40"/>
+              <w:left w:type="dxa" w:w="60"/>
+              <w:bottom w:type="dxa" w:w="40"/>
+              <w:right w:type="dxa" w:w="60"/>
+            </w:tcMar>
+            <w:vAlign w:val="top"/>
+          </w:tcPr>
+          <w:p>
+            <w:pPr>
+              <w:spacing w:after="0" w:before="0"/>
+              <w:jc w:val="center"/>
+            </w:pPr>
+            <w:r>
+              <w:rPr>
+                <w:rFonts w:ascii="Calibri" w:cs="Calibri" w:eastAsia="Calibri" w:hAnsi="Calibri"/>
+                <w:b w:val="false"/>
+                <w:bCs w:val="false"/>
+                <w:sz w:val="14"/>
+                <w:szCs w:val="14"/>
+              </w:rPr>
+              <w:t xml:space="preserve">19</w:t>
+            </w:r>
+          </w:p>
+        </w:tc>
+        <w:tc>
+          <w:tcPr>
+            <w:tcW w:type="dxa" w:w="1191"/>
+            <w:tcBorders>
+              <w:top w:val="single" w:color="808080" w:sz="4"/>
+              <w:left w:val="single" w:color="808080" w:sz="4"/>
+              <w:bottom w:val="single" w:color="808080" w:sz="4"/>
+              <w:right w:val="single" w:color="808080" w:sz="4"/>
+            </w:tcBorders>
+            <w:tcMar>
+              <w:top w:type="dxa" w:w="40"/>
+              <w:left w:type="dxa" w:w="60"/>
+              <w:bottom w:type="dxa" w:w="40"/>
+              <w:right w:type="dxa" w:w="60"/>
+            </w:tcMar>
+            <w:vAlign w:val="top"/>
+          </w:tcPr>
+          <w:p>
+            <w:pPr>
+              <w:spacing w:after="0" w:before="0"/>
+              <w:jc w:val="center"/>
+            </w:pPr>
+            <w:r>
+              <w:rPr>
+                <w:rFonts w:ascii="Calibri" w:cs="Calibri" w:eastAsia="Calibri" w:hAnsi="Calibri"/>
+                <w:b w:val="false"/>
+                <w:bCs w:val="false"/>
+                <w:sz w:val="14"/>
+                <w:szCs w:val="14"/>
+              </w:rPr>
+              <w:t xml:space="preserve">35.190.1101 (montaj)</w:t>
+            </w:r>
+          </w:p>
+        </w:tc>
+        <w:tc>
+          <w:tcPr>
+            <w:tcW w:type="dxa" w:w="3458"/>
+            <w:tcBorders>
+              <w:top w:val="single" w:color="808080" w:sz="4"/>
+              <w:left w:val="single" w:color="808080" w:sz="4"/>
+              <w:bottom w:val="single" w:color="808080" w:sz="4"/>
+              <w:right w:val="single" w:color="808080" w:sz="4"/>
+            </w:tcBorders>
+            <w:tcMar>
+              <w:top w:type="dxa" w:w="40"/>
+              <w:left w:type="dxa" w:w="60"/>
+              <w:bottom w:type="dxa" w:w="40"/>
+              <w:right w:type="dxa" w:w="60"/>
+            </w:tcMar>
+            <w:vAlign w:val="top"/>
+          </w:tcPr>
+          <w:p>
+            <w:pPr>
+              <w:spacing w:after="0" w:before="0"/>
+              <w:jc w:val="left"/>
+            </w:pPr>
+            <w:r>
+              <w:rPr>
+                <w:rFonts w:ascii="Calibri" w:cs="Calibri" w:eastAsia="Calibri" w:hAnsi="Calibri"/>
+                <w:b w:val="false"/>
+                <w:bCs w:val="false"/>
+                <w:sz w:val="14"/>
+                <w:szCs w:val="14"/>
+              </w:rPr>
+              <w:t xml:space="preserve">Kablo tava sistemleri kapak sacının montajı — onaylı projesinde belirtilen kanalların kapatılması; her türlü işçilik ve malzeme dâhil, işler hâlde teslim</w:t>
+            </w:r>
+          </w:p>
+        </w:tc>
+        <w:tc>
+          <w:tcPr>
+            <w:tcW w:type="dxa" w:w="680"/>
+            <w:tcBorders>
+              <w:top w:val="single" w:color="808080" w:sz="4"/>
+              <w:left w:val="single" w:color="808080" w:sz="4"/>
+              <w:bottom w:val="single" w:color="808080" w:sz="4"/>
+              <w:right w:val="single" w:color="808080" w:sz="4"/>
+            </w:tcBorders>
+            <w:tcMar>
+              <w:top w:type="dxa" w:w="40"/>
+              <w:left w:type="dxa" w:w="60"/>
+              <w:bottom w:type="dxa" w:w="40"/>
+              <w:right w:type="dxa" w:w="60"/>
+            </w:tcMar>
+            <w:vAlign w:val="top"/>
+          </w:tcPr>
+          <w:p>
+            <w:pPr>
+              <w:spacing w:after="0" w:before="0"/>
+              <w:jc w:val="center"/>
+            </w:pPr>
+            <w:r>
+              <w:rPr>
+                <w:rFonts w:ascii="Calibri" w:cs="Calibri" w:eastAsia="Calibri" w:hAnsi="Calibri"/>
+                <w:b w:val="false"/>
+                <w:bCs w:val="false"/>
+                <w:sz w:val="14"/>
+                <w:szCs w:val="14"/>
+              </w:rPr>
+              <w:t xml:space="preserve">kg</w:t>
+            </w:r>
+          </w:p>
+        </w:tc>
+        <w:tc>
+          <w:tcPr>
+            <w:tcW w:type="dxa" w:w="850"/>
+            <w:tcBorders>
+              <w:top w:val="single" w:color="808080" w:sz="4"/>
+              <w:left w:val="single" w:color="808080" w:sz="4"/>
+              <w:bottom w:val="single" w:color="808080" w:sz="4"/>
+              <w:right w:val="single" w:color="808080" w:sz="4"/>
+            </w:tcBorders>
+            <w:tcMar>
+              <w:top w:type="dxa" w:w="40"/>
+              <w:left w:type="dxa" w:w="60"/>
+              <w:bottom w:type="dxa" w:w="40"/>
+              <w:right w:type="dxa" w:w="60"/>
+            </w:tcMar>
+            <w:vAlign w:val="top"/>
+          </w:tcPr>
+          <w:p>
+            <w:pPr>
+              <w:spacing w:after="0" w:before="0"/>
+              <w:jc w:val="right"/>
+            </w:pPr>
+            <w:r>
+              <w:rPr>
+                <w:rFonts w:ascii="Calibri" w:cs="Calibri" w:eastAsia="Calibri" w:hAnsi="Calibri"/>
+                <w:b w:val="false"/>
+                <w:bCs w:val="false"/>
+                <w:sz w:val="14"/>
+                <w:szCs w:val="14"/>
+              </w:rPr>
+              <w:t xml:space="preserve">361,200</w:t>
+            </w:r>
+          </w:p>
+        </w:tc>
+        <w:tc>
+          <w:tcPr>
+            <w:tcW w:type="dxa" w:w="1134"/>
+            <w:tcBorders>
+              <w:top w:val="single" w:color="808080" w:sz="4"/>
+              <w:left w:val="single" w:color="808080" w:sz="4"/>
+              <w:bottom w:val="single" w:color="808080" w:sz="4"/>
+              <w:right w:val="single" w:color="808080" w:sz="4"/>
+            </w:tcBorders>
+            <w:tcMar>
+              <w:top w:type="dxa" w:w="40"/>
+              <w:left w:type="dxa" w:w="60"/>
+              <w:bottom w:type="dxa" w:w="40"/>
+              <w:right w:type="dxa" w:w="60"/>
+            </w:tcMar>
+            <w:vAlign w:val="top"/>
+          </w:tcPr>
+          <w:p>
+            <w:pPr>
+              <w:spacing w:after="0" w:before="0"/>
+              <w:jc w:val="right"/>
+            </w:pPr>
+            <w:r>
+              <w:rPr>
+                <w:rFonts w:ascii="Calibri" w:cs="Calibri" w:eastAsia="Calibri" w:hAnsi="Calibri"/>
+                <w:b w:val="false"/>
+                <w:bCs w:val="false"/>
+                <w:sz w:val="14"/>
+                <w:szCs w:val="14"/>
+              </w:rPr>
+              <w:t xml:space="preserve">21,30</w:t>
+            </w:r>
+          </w:p>
+        </w:tc>
+        <w:tc>
+          <w:tcPr>
+            <w:tcW w:type="dxa" w:w="1304"/>
+            <w:tcBorders>
+              <w:top w:val="single" w:color="808080" w:sz="4"/>
+              <w:left w:val="single" w:color="808080" w:sz="4"/>
+              <w:bottom w:val="single" w:color="808080" w:sz="4"/>
+              <w:right w:val="single" w:color="808080" w:sz="4"/>
+            </w:tcBorders>
+            <w:tcMar>
+              <w:top w:type="dxa" w:w="40"/>
+              <w:left w:type="dxa" w:w="60"/>
+              <w:bottom w:type="dxa" w:w="40"/>
+              <w:right w:type="dxa" w:w="60"/>
+            </w:tcMar>
+            <w:vAlign w:val="top"/>
+          </w:tcPr>
+          <w:p>
+            <w:pPr>
+              <w:spacing w:after="0" w:before="0"/>
+              <w:jc w:val="right"/>
+            </w:pPr>
+            <w:r>
+              <w:rPr>
+                <w:rFonts w:ascii="Calibri" w:cs="Calibri" w:eastAsia="Calibri" w:hAnsi="Calibri"/>
+                <w:b w:val="false"/>
+                <w:bCs w:val="false"/>
+                <w:sz w:val="14"/>
+                <w:szCs w:val="14"/>
+              </w:rPr>
+              <w:t xml:space="preserve">7.693,56</w:t>
+            </w:r>
+          </w:p>
+        </w:tc>
+      </w:tr>
+      <w:tr>
+        <w:tc>
+          <w:tcPr>
+            <w:vMerge w:val="continue"/>
+            <w:tcBorders>
+              <w:top w:val="single" w:color="808080" w:sz="4"/>
+              <w:left w:val="single" w:color="808080" w:sz="4"/>
+              <w:bottom w:val="single" w:color="808080" w:sz="4"/>
+              <w:right w:val="single" w:color="808080" w:sz="4"/>
+            </w:tcBorders>
+          </w:tcPr>
+          <w:p/>
+        </w:tc>
+        <w:tc>
+          <w:tcPr>
+            <w:tcW w:type="dxa" w:w="454"/>
+            <w:tcBorders>
+              <w:top w:val="single" w:color="808080" w:sz="4"/>
+              <w:left w:val="single" w:color="808080" w:sz="4"/>
+              <w:bottom w:val="single" w:color="808080" w:sz="4"/>
+              <w:right w:val="single" w:color="808080" w:sz="4"/>
+            </w:tcBorders>
+            <w:tcMar>
+              <w:top w:type="dxa" w:w="40"/>
+              <w:left w:type="dxa" w:w="60"/>
+              <w:bottom w:type="dxa" w:w="40"/>
+              <w:right w:type="dxa" w:w="60"/>
+            </w:tcMar>
+            <w:vAlign w:val="top"/>
+          </w:tcPr>
+          <w:p>
+            <w:pPr>
+              <w:spacing w:after="0" w:before="0"/>
+              <w:jc w:val="center"/>
+            </w:pPr>
+            <w:r>
+              <w:rPr>
+                <w:rFonts w:ascii="Calibri" w:cs="Calibri" w:eastAsia="Calibri" w:hAnsi="Calibri"/>
+                <w:b w:val="false"/>
+                <w:bCs w:val="false"/>
+                <w:sz w:val="14"/>
+                <w:szCs w:val="14"/>
+              </w:rPr>
+              <w:t xml:space="preserve">20</w:t>
+            </w:r>
+          </w:p>
+        </w:tc>
+        <w:tc>
+          <w:tcPr>
+            <w:tcW w:type="dxa" w:w="1191"/>
+            <w:tcBorders>
+              <w:top w:val="single" w:color="808080" w:sz="4"/>
+              <w:left w:val="single" w:color="808080" w:sz="4"/>
+              <w:bottom w:val="single" w:color="808080" w:sz="4"/>
+              <w:right w:val="single" w:color="808080" w:sz="4"/>
+            </w:tcBorders>
+            <w:tcMar>
+              <w:top w:type="dxa" w:w="40"/>
+              <w:left w:type="dxa" w:w="60"/>
+              <w:bottom w:type="dxa" w:w="40"/>
+              <w:right w:type="dxa" w:w="60"/>
+            </w:tcMar>
+            <w:vAlign w:val="top"/>
+          </w:tcPr>
+          <w:p>
+            <w:pPr>
+              <w:spacing w:after="0" w:before="0"/>
+              <w:jc w:val="center"/>
+            </w:pPr>
+            <w:r>
+              <w:rPr>
+                <w:rFonts w:ascii="Calibri" w:cs="Calibri" w:eastAsia="Calibri" w:hAnsi="Calibri"/>
+                <w:b w:val="false"/>
+                <w:bCs w:val="false"/>
+                <w:sz w:val="14"/>
+                <w:szCs w:val="14"/>
+              </w:rPr>
+              <w:t xml:space="preserve">30.190.1304</w:t>
+            </w:r>
+          </w:p>
+        </w:tc>
+        <w:tc>
+          <w:tcPr>
+            <w:tcW w:type="dxa" w:w="3458"/>
+            <w:tcBorders>
+              <w:top w:val="single" w:color="808080" w:sz="4"/>
+              <w:left w:val="single" w:color="808080" w:sz="4"/>
+              <w:bottom w:val="single" w:color="808080" w:sz="4"/>
+              <w:right w:val="single" w:color="808080" w:sz="4"/>
+            </w:tcBorders>
+            <w:tcMar>
+              <w:top w:type="dxa" w:w="40"/>
+              <w:left w:type="dxa" w:w="60"/>
+              <w:bottom w:type="dxa" w:w="40"/>
+              <w:right w:type="dxa" w:w="60"/>
+            </w:tcMar>
+            <w:vAlign w:val="top"/>
+          </w:tcPr>
+          <w:p>
+            <w:pPr>
+              <w:spacing w:after="0" w:before="0"/>
+              <w:jc w:val="left"/>
+            </w:pPr>
+            <w:r>
+              <w:rPr>
+                <w:rFonts w:ascii="Calibri" w:cs="Calibri" w:eastAsia="Calibri" w:hAnsi="Calibri"/>
+                <w:b w:val="false"/>
+                <w:bCs w:val="false"/>
+                <w:sz w:val="14"/>
+                <w:szCs w:val="14"/>
+              </w:rPr>
+              <w:t xml:space="preserve">Sıva üstü PVC kablo kanalı — en az 100 x 35 mm, üç bölmeli (%25 müteahhit kârı dahil)</w:t>
+            </w:r>
+          </w:p>
+        </w:tc>
+        <w:tc>
+          <w:tcPr>
+            <w:tcW w:type="dxa" w:w="680"/>
+            <w:tcBorders>
+              <w:top w:val="single" w:color="808080" w:sz="4"/>
+              <w:left w:val="single" w:color="808080" w:sz="4"/>
+              <w:bottom w:val="single" w:color="808080" w:sz="4"/>
+              <w:right w:val="single" w:color="808080" w:sz="4"/>
+            </w:tcBorders>
+            <w:tcMar>
+              <w:top w:type="dxa" w:w="40"/>
+              <w:left w:type="dxa" w:w="60"/>
+              <w:bottom w:type="dxa" w:w="40"/>
+              <w:right w:type="dxa" w:w="60"/>
+            </w:tcMar>
+            <w:vAlign w:val="top"/>
+          </w:tcPr>
+          <w:p>
+            <w:pPr>
+              <w:spacing w:after="0" w:before="0"/>
+              <w:jc w:val="center"/>
+            </w:pPr>
+            <w:r>
+              <w:rPr>
+                <w:rFonts w:ascii="Calibri" w:cs="Calibri" w:eastAsia="Calibri" w:hAnsi="Calibri"/>
+                <w:b w:val="false"/>
+                <w:bCs w:val="false"/>
+                <w:sz w:val="14"/>
+                <w:szCs w:val="14"/>
+              </w:rPr>
+              <w:t xml:space="preserve">m</w:t>
+            </w:r>
+          </w:p>
+        </w:tc>
+        <w:tc>
+          <w:tcPr>
+            <w:tcW w:type="dxa" w:w="850"/>
+            <w:tcBorders>
+              <w:top w:val="single" w:color="808080" w:sz="4"/>
+              <w:left w:val="single" w:color="808080" w:sz="4"/>
+              <w:bottom w:val="single" w:color="808080" w:sz="4"/>
+              <w:right w:val="single" w:color="808080" w:sz="4"/>
+            </w:tcBorders>
+            <w:tcMar>
+              <w:top w:type="dxa" w:w="40"/>
+              <w:left w:type="dxa" w:w="60"/>
+              <w:bottom w:type="dxa" w:w="40"/>
+              <w:right w:type="dxa" w:w="60"/>
+            </w:tcMar>
+            <w:vAlign w:val="top"/>
+          </w:tcPr>
+          <w:p>
+            <w:pPr>
+              <w:spacing w:after="0" w:before="0"/>
+              <w:jc w:val="right"/>
+            </w:pPr>
+            <w:r>
+              <w:rPr>
+                <w:rFonts w:ascii="Calibri" w:cs="Calibri" w:eastAsia="Calibri" w:hAnsi="Calibri"/>
+                <w:b w:val="false"/>
+                <w:bCs w:val="false"/>
+                <w:sz w:val="14"/>
+                <w:szCs w:val="14"/>
+              </w:rPr>
+              <w:t xml:space="preserve">123,000</w:t>
+            </w:r>
+          </w:p>
+        </w:tc>
+        <w:tc>
+          <w:tcPr>
+            <w:tcW w:type="dxa" w:w="1134"/>
+            <w:tcBorders>
+              <w:top w:val="single" w:color="808080" w:sz="4"/>
+              <w:left w:val="single" w:color="808080" w:sz="4"/>
+              <w:bottom w:val="single" w:color="808080" w:sz="4"/>
+              <w:right w:val="single" w:color="808080" w:sz="4"/>
+            </w:tcBorders>
+            <w:tcMar>
+              <w:top w:type="dxa" w:w="40"/>
+              <w:left w:type="dxa" w:w="60"/>
+              <w:bottom w:type="dxa" w:w="40"/>
+              <w:right w:type="dxa" w:w="60"/>
+            </w:tcMar>
+            <w:vAlign w:val="top"/>
+          </w:tcPr>
+          <w:p>
+            <w:pPr>
+              <w:spacing w:after="0" w:before="0"/>
+              <w:jc w:val="right"/>
+            </w:pPr>
+            <w:r>
+              <w:rPr>
+                <w:rFonts w:ascii="Calibri" w:cs="Calibri" w:eastAsia="Calibri" w:hAnsi="Calibri"/>
+                <w:b w:val="false"/>
+                <w:bCs w:val="false"/>
+                <w:sz w:val="14"/>
+                <w:szCs w:val="14"/>
+              </w:rPr>
+              <w:t xml:space="preserve">233,28</w:t>
+            </w:r>
+          </w:p>
+        </w:tc>
+        <w:tc>
+          <w:tcPr>
+            <w:tcW w:type="dxa" w:w="1304"/>
+            <w:tcBorders>
+              <w:top w:val="single" w:color="808080" w:sz="4"/>
+              <w:left w:val="single" w:color="808080" w:sz="4"/>
+              <w:bottom w:val="single" w:color="808080" w:sz="4"/>
+              <w:right w:val="single" w:color="808080" w:sz="4"/>
+            </w:tcBorders>
+            <w:tcMar>
+              <w:top w:type="dxa" w:w="40"/>
+              <w:left w:type="dxa" w:w="60"/>
+              <w:bottom w:type="dxa" w:w="40"/>
+              <w:right w:type="dxa" w:w="60"/>
+            </w:tcMar>
+            <w:vAlign w:val="top"/>
+          </w:tcPr>
+          <w:p>
+            <w:pPr>
+              <w:spacing w:after="0" w:before="0"/>
+              <w:jc w:val="right"/>
+            </w:pPr>
+            <w:r>
+              <w:rPr>
+                <w:rFonts w:ascii="Calibri" w:cs="Calibri" w:eastAsia="Calibri" w:hAnsi="Calibri"/>
+                <w:b w:val="false"/>
+                <w:bCs w:val="false"/>
+                <w:sz w:val="14"/>
+                <w:szCs w:val="14"/>
+              </w:rPr>
+              <w:t xml:space="preserve">28.693,44</w:t>
+            </w:r>
+          </w:p>
+        </w:tc>
+      </w:tr>
+      <w:tr>
+        <w:tc>
+          <w:tcPr>
             <w:tcW w:type="dxa" w:w="1361"/>
             <w:tcBorders>
               <w:top w:val="single" w:color="808080" w:sz="4"/>
@@ -21969,7 +24489,7 @@
                 <w:sz w:val="14"/>
                 <w:szCs w:val="14"/>
               </w:rPr>
-              <w:t xml:space="preserve">7.672.645,67</w:t>
+              <w:t xml:space="preserve">7.887.226,99</w:t>
             </w:r>
           </w:p>
         </w:tc>
@@ -22063,7 +24583,7 @@
                 <w:sz w:val="14"/>
                 <w:szCs w:val="14"/>
               </w:rPr>
-              <w:t xml:space="preserve">15.345.291,86 TL</w:t>
+              <w:t xml:space="preserve">15.774.454,50 TL</w:t>
             </w:r>
           </w:p>
         </w:tc>

--- a/belgeler/28_TEKLIF_SUNUM_FORMU_MARFEN.docx
+++ b/belgeler/28_TEKLIF_SUNUM_FORMU_MARFEN.docx
@@ -1471,7 +1471,7 @@
                 <w:sz w:val="14"/>
                 <w:szCs w:val="14"/>
               </w:rPr>
-              <w:t xml:space="preserve">1.684,390</w:t>
+              <w:t xml:space="preserve">1.684,385</w:t>
             </w:r>
           </w:p>
         </w:tc>
@@ -1539,7 +1539,7 @@
                 <w:sz w:val="14"/>
                 <w:szCs w:val="14"/>
               </w:rPr>
-              <w:t xml:space="preserve">88.211,50</w:t>
+              <w:t xml:space="preserve">88.211,24</w:t>
             </w:r>
           </w:p>
         </w:tc>
@@ -12712,7 +12712,7 @@
                 <w:sz w:val="14"/>
                 <w:szCs w:val="14"/>
               </w:rPr>
-              <w:t xml:space="preserve">7.887.227,51</w:t>
+              <w:t xml:space="preserve">7.887.227,25</w:t>
             </w:r>
           </w:p>
         </w:tc>
@@ -13248,7 +13248,7 @@
                 <w:sz w:val="14"/>
                 <w:szCs w:val="14"/>
               </w:rPr>
-              <w:t xml:space="preserve">1.684,380</w:t>
+              <w:t xml:space="preserve">1.684,385</w:t>
             </w:r>
           </w:p>
         </w:tc>
@@ -13316,7 +13316,7 @@
                 <w:sz w:val="14"/>
                 <w:szCs w:val="14"/>
               </w:rPr>
-              <w:t xml:space="preserve">88.210,98</w:t>
+              <w:t xml:space="preserve">88.211,24</w:t>
             </w:r>
           </w:p>
         </w:tc>
@@ -24489,7 +24489,7 @@
                 <w:sz w:val="14"/>
                 <w:szCs w:val="14"/>
               </w:rPr>
-              <w:t xml:space="preserve">7.887.226,99</w:t>
+              <w:t xml:space="preserve">7.887.227,25</w:t>
             </w:r>
           </w:p>
         </w:tc>

--- a/belgeler/28_TEKLIF_SUNUM_FORMU_MARFEN.docx
+++ b/belgeler/28_TEKLIF_SUNUM_FORMU_MARFEN.docx
@@ -7472,7 +7472,7 @@
                 <w:sz w:val="14"/>
                 <w:szCs w:val="14"/>
               </w:rPr>
-              <w:t xml:space="preserve">30.100.2105</w:t>
+              <w:t xml:space="preserve">35.100.2105</w:t>
             </w:r>
           </w:p>
         </w:tc>
@@ -7724,7 +7724,7 @@
                 <w:sz w:val="14"/>
                 <w:szCs w:val="14"/>
               </w:rPr>
-              <w:t xml:space="preserve">30.110.1102</w:t>
+              <w:t xml:space="preserve">35.110.1102</w:t>
             </w:r>
           </w:p>
         </w:tc>
@@ -7976,7 +7976,7 @@
                 <w:sz w:val="14"/>
                 <w:szCs w:val="14"/>
               </w:rPr>
-              <w:t xml:space="preserve">30.115.1003</w:t>
+              <w:t xml:space="preserve">35.115.1003</w:t>
             </w:r>
           </w:p>
         </w:tc>
@@ -8228,7 +8228,7 @@
                 <w:sz w:val="14"/>
                 <w:szCs w:val="14"/>
               </w:rPr>
-              <w:t xml:space="preserve">30.140.3104</w:t>
+              <w:t xml:space="preserve">35.140.3104</w:t>
             </w:r>
           </w:p>
         </w:tc>
@@ -8480,7 +8480,7 @@
                 <w:sz w:val="14"/>
                 <w:szCs w:val="14"/>
               </w:rPr>
-              <w:t xml:space="preserve">30.170.1602</w:t>
+              <w:t xml:space="preserve">35.170.1602</w:t>
             </w:r>
           </w:p>
         </w:tc>
@@ -8732,7 +8732,7 @@
                 <w:sz w:val="14"/>
                 <w:szCs w:val="14"/>
               </w:rPr>
-              <w:t xml:space="preserve">30.170.1601</w:t>
+              <w:t xml:space="preserve">35.170.1601</w:t>
             </w:r>
           </w:p>
         </w:tc>
@@ -8984,7 +8984,7 @@
                 <w:sz w:val="14"/>
                 <w:szCs w:val="14"/>
               </w:rPr>
-              <w:t xml:space="preserve">30.160.6102</w:t>
+              <w:t xml:space="preserve">35.160.6102</w:t>
             </w:r>
           </w:p>
         </w:tc>
@@ -9236,7 +9236,7 @@
                 <w:sz w:val="14"/>
                 <w:szCs w:val="14"/>
               </w:rPr>
-              <w:t xml:space="preserve">30.150.1402</w:t>
+              <w:t xml:space="preserve">35.150.1402</w:t>
             </w:r>
           </w:p>
         </w:tc>
@@ -9488,7 +9488,7 @@
                 <w:sz w:val="14"/>
                 <w:szCs w:val="14"/>
               </w:rPr>
-              <w:t xml:space="preserve">30.150.1401</w:t>
+              <w:t xml:space="preserve">35.150.1401</w:t>
             </w:r>
           </w:p>
         </w:tc>
@@ -9740,7 +9740,7 @@
                 <w:sz w:val="14"/>
                 <w:szCs w:val="14"/>
               </w:rPr>
-              <w:t xml:space="preserve">30.140.1105</w:t>
+              <w:t xml:space="preserve">35.140.1105</w:t>
             </w:r>
           </w:p>
         </w:tc>
@@ -9992,7 +9992,7 @@
                 <w:sz w:val="14"/>
                 <w:szCs w:val="14"/>
               </w:rPr>
-              <w:t xml:space="preserve">30.750.3002</w:t>
+              <w:t xml:space="preserve">35.750.3002</w:t>
             </w:r>
           </w:p>
         </w:tc>
@@ -10128,7 +10128,7 @@
                 <w:sz w:val="14"/>
                 <w:szCs w:val="14"/>
               </w:rPr>
-              <w:t xml:space="preserve">115,96</w:t>
+              <w:t xml:space="preserve">105,37</w:t>
             </w:r>
           </w:p>
         </w:tc>
@@ -10162,7 +10162,7 @@
                 <w:sz w:val="14"/>
                 <w:szCs w:val="14"/>
               </w:rPr>
-              <w:t xml:space="preserve">21.568,56</w:t>
+              <w:t xml:space="preserve">19.598,82</w:t>
             </w:r>
           </w:p>
         </w:tc>
@@ -10244,7 +10244,7 @@
                 <w:sz w:val="14"/>
                 <w:szCs w:val="14"/>
               </w:rPr>
-              <w:t xml:space="preserve">30.750.1502</w:t>
+              <w:t xml:space="preserve">35.750.3002 (montaj)</w:t>
             </w:r>
           </w:p>
         </w:tc>
@@ -10278,7 +10278,7 @@
                 <w:sz w:val="14"/>
                 <w:szCs w:val="14"/>
               </w:rPr>
-              <w:t xml:space="preserve">Aktif yakalama ucu, ortalama uyarım yolu DL = 30-40 m (%25 müteahhit kârı dahil)</w:t>
+              <w:t xml:space="preserve">Bina ihata iletkeni tesisatının montajı — temel topraklaması</w:t>
             </w:r>
           </w:p>
         </w:tc>
@@ -10312,7 +10312,7 @@
                 <w:sz w:val="14"/>
                 <w:szCs w:val="14"/>
               </w:rPr>
-              <w:t xml:space="preserve">ad</w:t>
+              <w:t xml:space="preserve">m</w:t>
             </w:r>
           </w:p>
         </w:tc>
@@ -10346,7 +10346,7 @@
                 <w:sz w:val="14"/>
                 <w:szCs w:val="14"/>
               </w:rPr>
-              <w:t xml:space="preserve">1,000</w:t>
+              <w:t xml:space="preserve">186,000</w:t>
             </w:r>
           </w:p>
         </w:tc>
@@ -10380,7 +10380,7 @@
                 <w:sz w:val="14"/>
                 <w:szCs w:val="14"/>
               </w:rPr>
-              <w:t xml:space="preserve">15.595,61</w:t>
+              <w:t xml:space="preserve">77,54</w:t>
             </w:r>
           </w:p>
         </w:tc>
@@ -10414,7 +10414,7 @@
                 <w:sz w:val="14"/>
                 <w:szCs w:val="14"/>
               </w:rPr>
-              <w:t xml:space="preserve">15.595,61</w:t>
+              <w:t xml:space="preserve">14.422,44</w:t>
             </w:r>
           </w:p>
         </w:tc>
@@ -10496,7 +10496,7 @@
                 <w:sz w:val="14"/>
                 <w:szCs w:val="14"/>
               </w:rPr>
-              <w:t xml:space="preserve">30.750.2001</w:t>
+              <w:t xml:space="preserve">35.750.1502</w:t>
             </w:r>
           </w:p>
         </w:tc>
@@ -10530,7 +10530,7 @@
                 <w:sz w:val="14"/>
                 <w:szCs w:val="14"/>
               </w:rPr>
-              <w:t xml:space="preserve">Çatı ihata ve indirme iletkeni tesisatı — 50 mm² elektrolitik bakır tel (%25 müteahhit kârı dahil)</w:t>
+              <w:t xml:space="preserve">Aktif yakalama ucu, ortalama uyarım yolu DL = 30-40 m (%25 müteahhit kârı dahil)</w:t>
             </w:r>
           </w:p>
         </w:tc>
@@ -10564,7 +10564,7 @@
                 <w:sz w:val="14"/>
                 <w:szCs w:val="14"/>
               </w:rPr>
-              <w:t xml:space="preserve">m</w:t>
+              <w:t xml:space="preserve">ad</w:t>
             </w:r>
           </w:p>
         </w:tc>
@@ -10598,7 +10598,7 @@
                 <w:sz w:val="14"/>
                 <w:szCs w:val="14"/>
               </w:rPr>
-              <w:t xml:space="preserve">16,000</w:t>
+              <w:t xml:space="preserve">1,000</w:t>
             </w:r>
           </w:p>
         </w:tc>
@@ -10632,7 +10632,7 @@
                 <w:sz w:val="14"/>
                 <w:szCs w:val="14"/>
               </w:rPr>
-              <w:t xml:space="preserve">426,72</w:t>
+              <w:t xml:space="preserve">14.132,58</w:t>
             </w:r>
           </w:p>
         </w:tc>
@@ -10666,7 +10666,7 @@
                 <w:sz w:val="14"/>
                 <w:szCs w:val="14"/>
               </w:rPr>
-              <w:t xml:space="preserve">6.827,52</w:t>
+              <w:t xml:space="preserve">14.132,58</w:t>
             </w:r>
           </w:p>
         </w:tc>
@@ -10748,7 +10748,7 @@
                 <w:sz w:val="14"/>
                 <w:szCs w:val="14"/>
               </w:rPr>
-              <w:t xml:space="preserve">30.740.1106</w:t>
+              <w:t xml:space="preserve">35.750.1502 (montaj)</w:t>
             </w:r>
           </w:p>
         </w:tc>
@@ -10782,7 +10782,7 @@
                 <w:sz w:val="14"/>
                 <w:szCs w:val="14"/>
               </w:rPr>
-              <w:t xml:space="preserve">Dizel elektrojen grubu (jeneratör) 63 kVA / 50 kW — dizel motoru su veya hava ile soğuyan cinsten, 1500 d/dak (%25 müteahhit kârı dahil)</w:t>
+              <w:t xml:space="preserve">Aktif yakalama ucunun montajı — direk, taşıyıcı ve bağlantı elemanlarıyla yerine konulması</w:t>
             </w:r>
           </w:p>
         </w:tc>
@@ -10884,7 +10884,7 @@
                 <w:sz w:val="14"/>
                 <w:szCs w:val="14"/>
               </w:rPr>
-              <w:t xml:space="preserve">467.349,29</w:t>
+              <w:t xml:space="preserve">2.131,50</w:t>
             </w:r>
           </w:p>
         </w:tc>
@@ -10918,7 +10918,7 @@
                 <w:sz w:val="14"/>
                 <w:szCs w:val="14"/>
               </w:rPr>
-              <w:t xml:space="preserve">467.349,29</w:t>
+              <w:t xml:space="preserve">2.131,50</w:t>
             </w:r>
           </w:p>
         </w:tc>
@@ -11000,7 +11000,7 @@
                 <w:sz w:val="14"/>
                 <w:szCs w:val="14"/>
               </w:rPr>
-              <w:t xml:space="preserve">30.740.5406</w:t>
+              <w:t xml:space="preserve">35.750.2001</w:t>
             </w:r>
           </w:p>
         </w:tc>
@@ -11034,7 +11034,7 @@
                 <w:sz w:val="14"/>
                 <w:szCs w:val="14"/>
               </w:rPr>
-              <w:t xml:space="preserve">Jeneratör ses izolasyon kabini — 63 kVA (%25 müteahhit kârı dahil)</w:t>
+              <w:t xml:space="preserve">Çatı ihata ve indirme iletkeni tesisatı — 50 mm² elektrolitik bakır tel (%25 müteahhit kârı dahil)</w:t>
             </w:r>
           </w:p>
         </w:tc>
@@ -11068,7 +11068,7 @@
                 <w:sz w:val="14"/>
                 <w:szCs w:val="14"/>
               </w:rPr>
-              <w:t xml:space="preserve">ad</w:t>
+              <w:t xml:space="preserve">m</w:t>
             </w:r>
           </w:p>
         </w:tc>
@@ -11102,7 +11102,7 @@
                 <w:sz w:val="14"/>
                 <w:szCs w:val="14"/>
               </w:rPr>
-              <w:t xml:space="preserve">1,000</w:t>
+              <w:t xml:space="preserve">16,000</w:t>
             </w:r>
           </w:p>
         </w:tc>
@@ -11136,7 +11136,7 @@
                 <w:sz w:val="14"/>
                 <w:szCs w:val="14"/>
               </w:rPr>
-              <w:t xml:space="preserve">79.653,55</w:t>
+              <w:t xml:space="preserve">387,72</w:t>
             </w:r>
           </w:p>
         </w:tc>
@@ -11170,7 +11170,7 @@
                 <w:sz w:val="14"/>
                 <w:szCs w:val="14"/>
               </w:rPr>
-              <w:t xml:space="preserve">79.653,55</w:t>
+              <w:t xml:space="preserve">6.203,52</w:t>
             </w:r>
           </w:p>
         </w:tc>
@@ -11252,7 +11252,7 @@
                 <w:sz w:val="14"/>
                 <w:szCs w:val="14"/>
               </w:rPr>
-              <w:t xml:space="preserve">35.190.1100</w:t>
+              <w:t xml:space="preserve">35.750.2001 (montaj)</w:t>
             </w:r>
           </w:p>
         </w:tc>
@@ -11286,7 +11286,7 @@
                 <w:sz w:val="14"/>
                 <w:szCs w:val="14"/>
               </w:rPr>
-              <w:t xml:space="preserve">Kablo tava sistemleri — 200x60x1,0 mm sıcak daldırma galvanizli perfore kablo tavası (malzeme) (%25 müteahhit kârı dahil)</w:t>
+              <w:t xml:space="preserve">Çatı ihata ve indirme iletkeni tesisatının montajı</w:t>
             </w:r>
           </w:p>
         </w:tc>
@@ -11320,7 +11320,7 @@
                 <w:sz w:val="14"/>
                 <w:szCs w:val="14"/>
               </w:rPr>
-              <w:t xml:space="preserve">kg</w:t>
+              <w:t xml:space="preserve">m</w:t>
             </w:r>
           </w:p>
         </w:tc>
@@ -11354,7 +11354,7 @@
                 <w:sz w:val="14"/>
                 <w:szCs w:val="14"/>
               </w:rPr>
-              <w:t xml:space="preserve">502,000</w:t>
+              <w:t xml:space="preserve">16,000</w:t>
             </w:r>
           </w:p>
         </w:tc>
@@ -11388,7 +11388,7 @@
                 <w:sz w:val="14"/>
                 <w:szCs w:val="14"/>
               </w:rPr>
-              <w:t xml:space="preserve">199,42</w:t>
+              <w:t xml:space="preserve">63,21</w:t>
             </w:r>
           </w:p>
         </w:tc>
@@ -11422,7 +11422,7 @@
                 <w:sz w:val="14"/>
                 <w:szCs w:val="14"/>
               </w:rPr>
-              <w:t xml:space="preserve">100.108,84</w:t>
+              <w:t xml:space="preserve">1.011,36</w:t>
             </w:r>
           </w:p>
         </w:tc>
@@ -11504,7 +11504,7 @@
                 <w:sz w:val="14"/>
                 <w:szCs w:val="14"/>
               </w:rPr>
-              <w:t xml:space="preserve">35.190.1100 (montaj)</w:t>
+              <w:t xml:space="preserve">35.740.1106</w:t>
             </w:r>
           </w:p>
         </w:tc>
@@ -11538,7 +11538,7 @@
                 <w:sz w:val="14"/>
                 <w:szCs w:val="14"/>
               </w:rPr>
-              <w:t xml:space="preserve">Kablo tava sistemlerinin montajı — askı ve konsollarla tavana veya duvara tespiti; ek parça, konsol, askı tiji, vida ve somun bedelleri dâhildir, ayrıca ödenmez</w:t>
+              <w:t xml:space="preserve">Dizel elektrojen grubu (jeneratör) 63 kVA / 50 kW — dizel motoru su veya hava ile soğuyan cinsten, 1500 d/dak (%25 müteahhit kârı dahil)</w:t>
             </w:r>
           </w:p>
         </w:tc>
@@ -11572,7 +11572,7 @@
                 <w:sz w:val="14"/>
                 <w:szCs w:val="14"/>
               </w:rPr>
-              <w:t xml:space="preserve">kg</w:t>
+              <w:t xml:space="preserve">ad</w:t>
             </w:r>
           </w:p>
         </w:tc>
@@ -11606,7 +11606,7 @@
                 <w:sz w:val="14"/>
                 <w:szCs w:val="14"/>
               </w:rPr>
-              <w:t xml:space="preserve">502,000</w:t>
+              <w:t xml:space="preserve">1,000</w:t>
             </w:r>
           </w:p>
         </w:tc>
@@ -11640,7 +11640,7 @@
                 <w:sz w:val="14"/>
                 <w:szCs w:val="14"/>
               </w:rPr>
-              <w:t xml:space="preserve">38,72</w:t>
+              <w:t xml:space="preserve">423.507,00</w:t>
             </w:r>
           </w:p>
         </w:tc>
@@ -11674,7 +11674,7 @@
                 <w:sz w:val="14"/>
                 <w:szCs w:val="14"/>
               </w:rPr>
-              <w:t xml:space="preserve">19.437,44</w:t>
+              <w:t xml:space="preserve">423.507,00</w:t>
             </w:r>
           </w:p>
         </w:tc>
@@ -11756,7 +11756,7 @@
                 <w:sz w:val="14"/>
                 <w:szCs w:val="14"/>
               </w:rPr>
-              <w:t xml:space="preserve">35.190.1101</w:t>
+              <w:t xml:space="preserve">35.740.1106 (montaj)</w:t>
             </w:r>
           </w:p>
         </w:tc>
@@ -11790,7 +11790,7 @@
                 <w:sz w:val="14"/>
                 <w:szCs w:val="14"/>
               </w:rPr>
-              <w:t xml:space="preserve">Kablo tava sistemleri kapak sacı — 35.190.1100 pozuna uygun özellikte, 1,0 mm sıcak daldırma galvanizli (malzeme) (%25 müteahhit kârı dahil)</w:t>
+              <w:t xml:space="preserve">Dizel elektrojen grubunun montajı — yerine konulması, bağlantıları ve işler hâlde teslimi</w:t>
             </w:r>
           </w:p>
         </w:tc>
@@ -11824,7 +11824,7 @@
                 <w:sz w:val="14"/>
                 <w:szCs w:val="14"/>
               </w:rPr>
-              <w:t xml:space="preserve">kg</w:t>
+              <w:t xml:space="preserve">ad</w:t>
             </w:r>
           </w:p>
         </w:tc>
@@ -11858,7 +11858,7 @@
                 <w:sz w:val="14"/>
                 <w:szCs w:val="14"/>
               </w:rPr>
-              <w:t xml:space="preserve">361,200</w:t>
+              <w:t xml:space="preserve">1,000</w:t>
             </w:r>
           </w:p>
         </w:tc>
@@ -11892,7 +11892,7 @@
                 <w:sz w:val="14"/>
                 <w:szCs w:val="14"/>
               </w:rPr>
-              <w:t xml:space="preserve">162,37</w:t>
+              <w:t xml:space="preserve">20.872,19</w:t>
             </w:r>
           </w:p>
         </w:tc>
@@ -11926,7 +11926,7 @@
                 <w:sz w:val="14"/>
                 <w:szCs w:val="14"/>
               </w:rPr>
-              <w:t xml:space="preserve">58.648,04</w:t>
+              <w:t xml:space="preserve">20.872,19</w:t>
             </w:r>
           </w:p>
         </w:tc>
@@ -12008,7 +12008,7 @@
                 <w:sz w:val="14"/>
                 <w:szCs w:val="14"/>
               </w:rPr>
-              <w:t xml:space="preserve">35.190.1101 (montaj)</w:t>
+              <w:t xml:space="preserve">35.740.5406</w:t>
             </w:r>
           </w:p>
         </w:tc>
@@ -12042,7 +12042,7 @@
                 <w:sz w:val="14"/>
                 <w:szCs w:val="14"/>
               </w:rPr>
-              <w:t xml:space="preserve">Kablo tava sistemleri kapak sacının montajı — onaylı projesinde belirtilen kanalların kapatılması; her türlü işçilik ve malzeme dâhil, işler hâlde teslim</w:t>
+              <w:t xml:space="preserve">Jeneratör ses izolasyon kabini — 63 kVA (%25 müteahhit kârı dahil)</w:t>
             </w:r>
           </w:p>
         </w:tc>
@@ -12076,7 +12076,7 @@
                 <w:sz w:val="14"/>
                 <w:szCs w:val="14"/>
               </w:rPr>
-              <w:t xml:space="preserve">kg</w:t>
+              <w:t xml:space="preserve">ad</w:t>
             </w:r>
           </w:p>
         </w:tc>
@@ -12110,7 +12110,7 @@
                 <w:sz w:val="14"/>
                 <w:szCs w:val="14"/>
               </w:rPr>
-              <w:t xml:space="preserve">361,200</w:t>
+              <w:t xml:space="preserve">1,000</w:t>
             </w:r>
           </w:p>
         </w:tc>
@@ -12144,7 +12144,7 @@
                 <w:sz w:val="14"/>
                 <w:szCs w:val="14"/>
               </w:rPr>
-              <w:t xml:space="preserve">21,30</w:t>
+              <w:t xml:space="preserve">72.181,20</w:t>
             </w:r>
           </w:p>
         </w:tc>
@@ -12178,7 +12178,7 @@
                 <w:sz w:val="14"/>
                 <w:szCs w:val="14"/>
               </w:rPr>
-              <w:t xml:space="preserve">7.693,56</w:t>
+              <w:t xml:space="preserve">72.181,20</w:t>
             </w:r>
           </w:p>
         </w:tc>
@@ -12260,7 +12260,7 @@
                 <w:sz w:val="14"/>
                 <w:szCs w:val="14"/>
               </w:rPr>
-              <w:t xml:space="preserve">30.190.1304</w:t>
+              <w:t xml:space="preserve">35.740.5406 (montaj)</w:t>
             </w:r>
           </w:p>
         </w:tc>
@@ -12294,7 +12294,7 @@
                 <w:sz w:val="14"/>
                 <w:szCs w:val="14"/>
               </w:rPr>
-              <w:t xml:space="preserve">Sıva üstü PVC kablo kanalı — en az 100 x 35 mm, üç bölmeli (%25 müteahhit kârı dahil)</w:t>
+              <w:t xml:space="preserve">Jeneratör ses izolasyon kabininin montajı</w:t>
             </w:r>
           </w:p>
         </w:tc>
@@ -12328,7 +12328,7 @@
                 <w:sz w:val="14"/>
                 <w:szCs w:val="14"/>
               </w:rPr>
-              <w:t xml:space="preserve">m</w:t>
+              <w:t xml:space="preserve">ad</w:t>
             </w:r>
           </w:p>
         </w:tc>
@@ -12362,7 +12362,7 @@
                 <w:sz w:val="14"/>
                 <w:szCs w:val="14"/>
               </w:rPr>
-              <w:t xml:space="preserve">123,000</w:t>
+              <w:t xml:space="preserve">1,000</w:t>
             </w:r>
           </w:p>
         </w:tc>
@@ -12396,7 +12396,7 @@
                 <w:sz w:val="14"/>
                 <w:szCs w:val="14"/>
               </w:rPr>
-              <w:t xml:space="preserve">233,28</w:t>
+              <w:t xml:space="preserve">6.208,76</w:t>
             </w:r>
           </w:p>
         </w:tc>
@@ -12430,7 +12430,7 @@
                 <w:sz w:val="14"/>
                 <w:szCs w:val="14"/>
               </w:rPr>
-              <w:t xml:space="preserve">28.693,44</w:t>
+              <w:t xml:space="preserve">6.208,76</w:t>
             </w:r>
           </w:p>
         </w:tc>
@@ -12438,6 +12438,1266 @@
       <w:tr>
         <w:tc>
           <w:tcPr>
+            <w:vMerge w:val="continue"/>
+            <w:tcBorders>
+              <w:top w:val="single" w:color="808080" w:sz="4"/>
+              <w:left w:val="single" w:color="808080" w:sz="4"/>
+              <w:bottom w:val="single" w:color="808080" w:sz="4"/>
+              <w:right w:val="single" w:color="808080" w:sz="4"/>
+            </w:tcBorders>
+          </w:tcPr>
+          <w:p/>
+        </w:tc>
+        <w:tc>
+          <w:tcPr>
+            <w:tcW w:type="dxa" w:w="454"/>
+            <w:tcBorders>
+              <w:top w:val="single" w:color="808080" w:sz="4"/>
+              <w:left w:val="single" w:color="808080" w:sz="4"/>
+              <w:bottom w:val="single" w:color="808080" w:sz="4"/>
+              <w:right w:val="single" w:color="808080" w:sz="4"/>
+            </w:tcBorders>
+            <w:tcMar>
+              <w:top w:type="dxa" w:w="40"/>
+              <w:left w:type="dxa" w:w="60"/>
+              <w:bottom w:type="dxa" w:w="40"/>
+              <w:right w:type="dxa" w:w="60"/>
+            </w:tcMar>
+            <w:vAlign w:val="top"/>
+          </w:tcPr>
+          <w:p>
+            <w:pPr>
+              <w:spacing w:after="0" w:before="0"/>
+              <w:jc w:val="center"/>
+            </w:pPr>
+            <w:r>
+              <w:rPr>
+                <w:rFonts w:ascii="Calibri" w:cs="Calibri" w:eastAsia="Calibri" w:hAnsi="Calibri"/>
+                <w:b w:val="false"/>
+                <w:bCs w:val="false"/>
+                <w:sz w:val="14"/>
+                <w:szCs w:val="14"/>
+              </w:rPr>
+              <w:t xml:space="preserve">21</w:t>
+            </w:r>
+          </w:p>
+        </w:tc>
+        <w:tc>
+          <w:tcPr>
+            <w:tcW w:type="dxa" w:w="1191"/>
+            <w:tcBorders>
+              <w:top w:val="single" w:color="808080" w:sz="4"/>
+              <w:left w:val="single" w:color="808080" w:sz="4"/>
+              <w:bottom w:val="single" w:color="808080" w:sz="4"/>
+              <w:right w:val="single" w:color="808080" w:sz="4"/>
+            </w:tcBorders>
+            <w:tcMar>
+              <w:top w:type="dxa" w:w="40"/>
+              <w:left w:type="dxa" w:w="60"/>
+              <w:bottom w:type="dxa" w:w="40"/>
+              <w:right w:type="dxa" w:w="60"/>
+            </w:tcMar>
+            <w:vAlign w:val="top"/>
+          </w:tcPr>
+          <w:p>
+            <w:pPr>
+              <w:spacing w:after="0" w:before="0"/>
+              <w:jc w:val="center"/>
+            </w:pPr>
+            <w:r>
+              <w:rPr>
+                <w:rFonts w:ascii="Calibri" w:cs="Calibri" w:eastAsia="Calibri" w:hAnsi="Calibri"/>
+                <w:b w:val="false"/>
+                <w:bCs w:val="false"/>
+                <w:sz w:val="14"/>
+                <w:szCs w:val="14"/>
+              </w:rPr>
+              <w:t xml:space="preserve">35.190.1100</w:t>
+            </w:r>
+          </w:p>
+        </w:tc>
+        <w:tc>
+          <w:tcPr>
+            <w:tcW w:type="dxa" w:w="3458"/>
+            <w:tcBorders>
+              <w:top w:val="single" w:color="808080" w:sz="4"/>
+              <w:left w:val="single" w:color="808080" w:sz="4"/>
+              <w:bottom w:val="single" w:color="808080" w:sz="4"/>
+              <w:right w:val="single" w:color="808080" w:sz="4"/>
+            </w:tcBorders>
+            <w:tcMar>
+              <w:top w:type="dxa" w:w="40"/>
+              <w:left w:type="dxa" w:w="60"/>
+              <w:bottom w:type="dxa" w:w="40"/>
+              <w:right w:type="dxa" w:w="60"/>
+            </w:tcMar>
+            <w:vAlign w:val="top"/>
+          </w:tcPr>
+          <w:p>
+            <w:pPr>
+              <w:spacing w:after="0" w:before="0"/>
+              <w:jc w:val="left"/>
+            </w:pPr>
+            <w:r>
+              <w:rPr>
+                <w:rFonts w:ascii="Calibri" w:cs="Calibri" w:eastAsia="Calibri" w:hAnsi="Calibri"/>
+                <w:b w:val="false"/>
+                <w:bCs w:val="false"/>
+                <w:sz w:val="14"/>
+                <w:szCs w:val="14"/>
+              </w:rPr>
+              <w:t xml:space="preserve">Kablo tava sistemleri — 200x60x1,0 mm sıcak daldırma galvanizli perfore kablo tavası (malzeme) (%25 müteahhit kârı dahil)</w:t>
+            </w:r>
+          </w:p>
+        </w:tc>
+        <w:tc>
+          <w:tcPr>
+            <w:tcW w:type="dxa" w:w="680"/>
+            <w:tcBorders>
+              <w:top w:val="single" w:color="808080" w:sz="4"/>
+              <w:left w:val="single" w:color="808080" w:sz="4"/>
+              <w:bottom w:val="single" w:color="808080" w:sz="4"/>
+              <w:right w:val="single" w:color="808080" w:sz="4"/>
+            </w:tcBorders>
+            <w:tcMar>
+              <w:top w:type="dxa" w:w="40"/>
+              <w:left w:type="dxa" w:w="60"/>
+              <w:bottom w:type="dxa" w:w="40"/>
+              <w:right w:type="dxa" w:w="60"/>
+            </w:tcMar>
+            <w:vAlign w:val="top"/>
+          </w:tcPr>
+          <w:p>
+            <w:pPr>
+              <w:spacing w:after="0" w:before="0"/>
+              <w:jc w:val="center"/>
+            </w:pPr>
+            <w:r>
+              <w:rPr>
+                <w:rFonts w:ascii="Calibri" w:cs="Calibri" w:eastAsia="Calibri" w:hAnsi="Calibri"/>
+                <w:b w:val="false"/>
+                <w:bCs w:val="false"/>
+                <w:sz w:val="14"/>
+                <w:szCs w:val="14"/>
+              </w:rPr>
+              <w:t xml:space="preserve">kg</w:t>
+            </w:r>
+          </w:p>
+        </w:tc>
+        <w:tc>
+          <w:tcPr>
+            <w:tcW w:type="dxa" w:w="850"/>
+            <w:tcBorders>
+              <w:top w:val="single" w:color="808080" w:sz="4"/>
+              <w:left w:val="single" w:color="808080" w:sz="4"/>
+              <w:bottom w:val="single" w:color="808080" w:sz="4"/>
+              <w:right w:val="single" w:color="808080" w:sz="4"/>
+            </w:tcBorders>
+            <w:tcMar>
+              <w:top w:type="dxa" w:w="40"/>
+              <w:left w:type="dxa" w:w="60"/>
+              <w:bottom w:type="dxa" w:w="40"/>
+              <w:right w:type="dxa" w:w="60"/>
+            </w:tcMar>
+            <w:vAlign w:val="top"/>
+          </w:tcPr>
+          <w:p>
+            <w:pPr>
+              <w:spacing w:after="0" w:before="0"/>
+              <w:jc w:val="right"/>
+            </w:pPr>
+            <w:r>
+              <w:rPr>
+                <w:rFonts w:ascii="Calibri" w:cs="Calibri" w:eastAsia="Calibri" w:hAnsi="Calibri"/>
+                <w:b w:val="false"/>
+                <w:bCs w:val="false"/>
+                <w:sz w:val="14"/>
+                <w:szCs w:val="14"/>
+              </w:rPr>
+              <w:t xml:space="preserve">502,000</w:t>
+            </w:r>
+          </w:p>
+        </w:tc>
+        <w:tc>
+          <w:tcPr>
+            <w:tcW w:type="dxa" w:w="1134"/>
+            <w:tcBorders>
+              <w:top w:val="single" w:color="808080" w:sz="4"/>
+              <w:left w:val="single" w:color="808080" w:sz="4"/>
+              <w:bottom w:val="single" w:color="808080" w:sz="4"/>
+              <w:right w:val="single" w:color="808080" w:sz="4"/>
+            </w:tcBorders>
+            <w:tcMar>
+              <w:top w:type="dxa" w:w="40"/>
+              <w:left w:type="dxa" w:w="60"/>
+              <w:bottom w:type="dxa" w:w="40"/>
+              <w:right w:type="dxa" w:w="60"/>
+            </w:tcMar>
+            <w:vAlign w:val="top"/>
+          </w:tcPr>
+          <w:p>
+            <w:pPr>
+              <w:spacing w:after="0" w:before="0"/>
+              <w:jc w:val="right"/>
+            </w:pPr>
+            <w:r>
+              <w:rPr>
+                <w:rFonts w:ascii="Calibri" w:cs="Calibri" w:eastAsia="Calibri" w:hAnsi="Calibri"/>
+                <w:b w:val="false"/>
+                <w:bCs w:val="false"/>
+                <w:sz w:val="14"/>
+                <w:szCs w:val="14"/>
+              </w:rPr>
+              <w:t xml:space="preserve">199,42</w:t>
+            </w:r>
+          </w:p>
+        </w:tc>
+        <w:tc>
+          <w:tcPr>
+            <w:tcW w:type="dxa" w:w="1304"/>
+            <w:tcBorders>
+              <w:top w:val="single" w:color="808080" w:sz="4"/>
+              <w:left w:val="single" w:color="808080" w:sz="4"/>
+              <w:bottom w:val="single" w:color="808080" w:sz="4"/>
+              <w:right w:val="single" w:color="808080" w:sz="4"/>
+            </w:tcBorders>
+            <w:tcMar>
+              <w:top w:type="dxa" w:w="40"/>
+              <w:left w:type="dxa" w:w="60"/>
+              <w:bottom w:type="dxa" w:w="40"/>
+              <w:right w:type="dxa" w:w="60"/>
+            </w:tcMar>
+            <w:vAlign w:val="top"/>
+          </w:tcPr>
+          <w:p>
+            <w:pPr>
+              <w:spacing w:after="0" w:before="0"/>
+              <w:jc w:val="right"/>
+            </w:pPr>
+            <w:r>
+              <w:rPr>
+                <w:rFonts w:ascii="Calibri" w:cs="Calibri" w:eastAsia="Calibri" w:hAnsi="Calibri"/>
+                <w:b w:val="false"/>
+                <w:bCs w:val="false"/>
+                <w:sz w:val="14"/>
+                <w:szCs w:val="14"/>
+              </w:rPr>
+              <w:t xml:space="preserve">100.108,84</w:t>
+            </w:r>
+          </w:p>
+        </w:tc>
+      </w:tr>
+      <w:tr>
+        <w:tc>
+          <w:tcPr>
+            <w:vMerge w:val="continue"/>
+            <w:tcBorders>
+              <w:top w:val="single" w:color="808080" w:sz="4"/>
+              <w:left w:val="single" w:color="808080" w:sz="4"/>
+              <w:bottom w:val="single" w:color="808080" w:sz="4"/>
+              <w:right w:val="single" w:color="808080" w:sz="4"/>
+            </w:tcBorders>
+          </w:tcPr>
+          <w:p/>
+        </w:tc>
+        <w:tc>
+          <w:tcPr>
+            <w:tcW w:type="dxa" w:w="454"/>
+            <w:tcBorders>
+              <w:top w:val="single" w:color="808080" w:sz="4"/>
+              <w:left w:val="single" w:color="808080" w:sz="4"/>
+              <w:bottom w:val="single" w:color="808080" w:sz="4"/>
+              <w:right w:val="single" w:color="808080" w:sz="4"/>
+            </w:tcBorders>
+            <w:tcMar>
+              <w:top w:type="dxa" w:w="40"/>
+              <w:left w:type="dxa" w:w="60"/>
+              <w:bottom w:type="dxa" w:w="40"/>
+              <w:right w:type="dxa" w:w="60"/>
+            </w:tcMar>
+            <w:vAlign w:val="top"/>
+          </w:tcPr>
+          <w:p>
+            <w:pPr>
+              <w:spacing w:after="0" w:before="0"/>
+              <w:jc w:val="center"/>
+            </w:pPr>
+            <w:r>
+              <w:rPr>
+                <w:rFonts w:ascii="Calibri" w:cs="Calibri" w:eastAsia="Calibri" w:hAnsi="Calibri"/>
+                <w:b w:val="false"/>
+                <w:bCs w:val="false"/>
+                <w:sz w:val="14"/>
+                <w:szCs w:val="14"/>
+              </w:rPr>
+              <w:t xml:space="preserve">22</w:t>
+            </w:r>
+          </w:p>
+        </w:tc>
+        <w:tc>
+          <w:tcPr>
+            <w:tcW w:type="dxa" w:w="1191"/>
+            <w:tcBorders>
+              <w:top w:val="single" w:color="808080" w:sz="4"/>
+              <w:left w:val="single" w:color="808080" w:sz="4"/>
+              <w:bottom w:val="single" w:color="808080" w:sz="4"/>
+              <w:right w:val="single" w:color="808080" w:sz="4"/>
+            </w:tcBorders>
+            <w:tcMar>
+              <w:top w:type="dxa" w:w="40"/>
+              <w:left w:type="dxa" w:w="60"/>
+              <w:bottom w:type="dxa" w:w="40"/>
+              <w:right w:type="dxa" w:w="60"/>
+            </w:tcMar>
+            <w:vAlign w:val="top"/>
+          </w:tcPr>
+          <w:p>
+            <w:pPr>
+              <w:spacing w:after="0" w:before="0"/>
+              <w:jc w:val="center"/>
+            </w:pPr>
+            <w:r>
+              <w:rPr>
+                <w:rFonts w:ascii="Calibri" w:cs="Calibri" w:eastAsia="Calibri" w:hAnsi="Calibri"/>
+                <w:b w:val="false"/>
+                <w:bCs w:val="false"/>
+                <w:sz w:val="14"/>
+                <w:szCs w:val="14"/>
+              </w:rPr>
+              <w:t xml:space="preserve">35.190.1100 (montaj)</w:t>
+            </w:r>
+          </w:p>
+        </w:tc>
+        <w:tc>
+          <w:tcPr>
+            <w:tcW w:type="dxa" w:w="3458"/>
+            <w:tcBorders>
+              <w:top w:val="single" w:color="808080" w:sz="4"/>
+              <w:left w:val="single" w:color="808080" w:sz="4"/>
+              <w:bottom w:val="single" w:color="808080" w:sz="4"/>
+              <w:right w:val="single" w:color="808080" w:sz="4"/>
+            </w:tcBorders>
+            <w:tcMar>
+              <w:top w:type="dxa" w:w="40"/>
+              <w:left w:type="dxa" w:w="60"/>
+              <w:bottom w:type="dxa" w:w="40"/>
+              <w:right w:type="dxa" w:w="60"/>
+            </w:tcMar>
+            <w:vAlign w:val="top"/>
+          </w:tcPr>
+          <w:p>
+            <w:pPr>
+              <w:spacing w:after="0" w:before="0"/>
+              <w:jc w:val="left"/>
+            </w:pPr>
+            <w:r>
+              <w:rPr>
+                <w:rFonts w:ascii="Calibri" w:cs="Calibri" w:eastAsia="Calibri" w:hAnsi="Calibri"/>
+                <w:b w:val="false"/>
+                <w:bCs w:val="false"/>
+                <w:sz w:val="14"/>
+                <w:szCs w:val="14"/>
+              </w:rPr>
+              <w:t xml:space="preserve">Kablo tava sistemlerinin montajı — askı ve konsollarla tavana veya duvara tespiti; ek parça, konsol, askı tiji, vida ve somun bedelleri dâhildir, ayrıca ödenmez</w:t>
+            </w:r>
+          </w:p>
+        </w:tc>
+        <w:tc>
+          <w:tcPr>
+            <w:tcW w:type="dxa" w:w="680"/>
+            <w:tcBorders>
+              <w:top w:val="single" w:color="808080" w:sz="4"/>
+              <w:left w:val="single" w:color="808080" w:sz="4"/>
+              <w:bottom w:val="single" w:color="808080" w:sz="4"/>
+              <w:right w:val="single" w:color="808080" w:sz="4"/>
+            </w:tcBorders>
+            <w:tcMar>
+              <w:top w:type="dxa" w:w="40"/>
+              <w:left w:type="dxa" w:w="60"/>
+              <w:bottom w:type="dxa" w:w="40"/>
+              <w:right w:type="dxa" w:w="60"/>
+            </w:tcMar>
+            <w:vAlign w:val="top"/>
+          </w:tcPr>
+          <w:p>
+            <w:pPr>
+              <w:spacing w:after="0" w:before="0"/>
+              <w:jc w:val="center"/>
+            </w:pPr>
+            <w:r>
+              <w:rPr>
+                <w:rFonts w:ascii="Calibri" w:cs="Calibri" w:eastAsia="Calibri" w:hAnsi="Calibri"/>
+                <w:b w:val="false"/>
+                <w:bCs w:val="false"/>
+                <w:sz w:val="14"/>
+                <w:szCs w:val="14"/>
+              </w:rPr>
+              <w:t xml:space="preserve">kg</w:t>
+            </w:r>
+          </w:p>
+        </w:tc>
+        <w:tc>
+          <w:tcPr>
+            <w:tcW w:type="dxa" w:w="850"/>
+            <w:tcBorders>
+              <w:top w:val="single" w:color="808080" w:sz="4"/>
+              <w:left w:val="single" w:color="808080" w:sz="4"/>
+              <w:bottom w:val="single" w:color="808080" w:sz="4"/>
+              <w:right w:val="single" w:color="808080" w:sz="4"/>
+            </w:tcBorders>
+            <w:tcMar>
+              <w:top w:type="dxa" w:w="40"/>
+              <w:left w:type="dxa" w:w="60"/>
+              <w:bottom w:type="dxa" w:w="40"/>
+              <w:right w:type="dxa" w:w="60"/>
+            </w:tcMar>
+            <w:vAlign w:val="top"/>
+          </w:tcPr>
+          <w:p>
+            <w:pPr>
+              <w:spacing w:after="0" w:before="0"/>
+              <w:jc w:val="right"/>
+            </w:pPr>
+            <w:r>
+              <w:rPr>
+                <w:rFonts w:ascii="Calibri" w:cs="Calibri" w:eastAsia="Calibri" w:hAnsi="Calibri"/>
+                <w:b w:val="false"/>
+                <w:bCs w:val="false"/>
+                <w:sz w:val="14"/>
+                <w:szCs w:val="14"/>
+              </w:rPr>
+              <w:t xml:space="preserve">502,000</w:t>
+            </w:r>
+          </w:p>
+        </w:tc>
+        <w:tc>
+          <w:tcPr>
+            <w:tcW w:type="dxa" w:w="1134"/>
+            <w:tcBorders>
+              <w:top w:val="single" w:color="808080" w:sz="4"/>
+              <w:left w:val="single" w:color="808080" w:sz="4"/>
+              <w:bottom w:val="single" w:color="808080" w:sz="4"/>
+              <w:right w:val="single" w:color="808080" w:sz="4"/>
+            </w:tcBorders>
+            <w:tcMar>
+              <w:top w:type="dxa" w:w="40"/>
+              <w:left w:type="dxa" w:w="60"/>
+              <w:bottom w:type="dxa" w:w="40"/>
+              <w:right w:type="dxa" w:w="60"/>
+            </w:tcMar>
+            <w:vAlign w:val="top"/>
+          </w:tcPr>
+          <w:p>
+            <w:pPr>
+              <w:spacing w:after="0" w:before="0"/>
+              <w:jc w:val="right"/>
+            </w:pPr>
+            <w:r>
+              <w:rPr>
+                <w:rFonts w:ascii="Calibri" w:cs="Calibri" w:eastAsia="Calibri" w:hAnsi="Calibri"/>
+                <w:b w:val="false"/>
+                <w:bCs w:val="false"/>
+                <w:sz w:val="14"/>
+                <w:szCs w:val="14"/>
+              </w:rPr>
+              <w:t xml:space="preserve">38,72</w:t>
+            </w:r>
+          </w:p>
+        </w:tc>
+        <w:tc>
+          <w:tcPr>
+            <w:tcW w:type="dxa" w:w="1304"/>
+            <w:tcBorders>
+              <w:top w:val="single" w:color="808080" w:sz="4"/>
+              <w:left w:val="single" w:color="808080" w:sz="4"/>
+              <w:bottom w:val="single" w:color="808080" w:sz="4"/>
+              <w:right w:val="single" w:color="808080" w:sz="4"/>
+            </w:tcBorders>
+            <w:tcMar>
+              <w:top w:type="dxa" w:w="40"/>
+              <w:left w:type="dxa" w:w="60"/>
+              <w:bottom w:type="dxa" w:w="40"/>
+              <w:right w:type="dxa" w:w="60"/>
+            </w:tcMar>
+            <w:vAlign w:val="top"/>
+          </w:tcPr>
+          <w:p>
+            <w:pPr>
+              <w:spacing w:after="0" w:before="0"/>
+              <w:jc w:val="right"/>
+            </w:pPr>
+            <w:r>
+              <w:rPr>
+                <w:rFonts w:ascii="Calibri" w:cs="Calibri" w:eastAsia="Calibri" w:hAnsi="Calibri"/>
+                <w:b w:val="false"/>
+                <w:bCs w:val="false"/>
+                <w:sz w:val="14"/>
+                <w:szCs w:val="14"/>
+              </w:rPr>
+              <w:t xml:space="preserve">19.437,44</w:t>
+            </w:r>
+          </w:p>
+        </w:tc>
+      </w:tr>
+      <w:tr>
+        <w:tc>
+          <w:tcPr>
+            <w:vMerge w:val="continue"/>
+            <w:tcBorders>
+              <w:top w:val="single" w:color="808080" w:sz="4"/>
+              <w:left w:val="single" w:color="808080" w:sz="4"/>
+              <w:bottom w:val="single" w:color="808080" w:sz="4"/>
+              <w:right w:val="single" w:color="808080" w:sz="4"/>
+            </w:tcBorders>
+          </w:tcPr>
+          <w:p/>
+        </w:tc>
+        <w:tc>
+          <w:tcPr>
+            <w:tcW w:type="dxa" w:w="454"/>
+            <w:tcBorders>
+              <w:top w:val="single" w:color="808080" w:sz="4"/>
+              <w:left w:val="single" w:color="808080" w:sz="4"/>
+              <w:bottom w:val="single" w:color="808080" w:sz="4"/>
+              <w:right w:val="single" w:color="808080" w:sz="4"/>
+            </w:tcBorders>
+            <w:tcMar>
+              <w:top w:type="dxa" w:w="40"/>
+              <w:left w:type="dxa" w:w="60"/>
+              <w:bottom w:type="dxa" w:w="40"/>
+              <w:right w:type="dxa" w:w="60"/>
+            </w:tcMar>
+            <w:vAlign w:val="top"/>
+          </w:tcPr>
+          <w:p>
+            <w:pPr>
+              <w:spacing w:after="0" w:before="0"/>
+              <w:jc w:val="center"/>
+            </w:pPr>
+            <w:r>
+              <w:rPr>
+                <w:rFonts w:ascii="Calibri" w:cs="Calibri" w:eastAsia="Calibri" w:hAnsi="Calibri"/>
+                <w:b w:val="false"/>
+                <w:bCs w:val="false"/>
+                <w:sz w:val="14"/>
+                <w:szCs w:val="14"/>
+              </w:rPr>
+              <w:t xml:space="preserve">23</w:t>
+            </w:r>
+          </w:p>
+        </w:tc>
+        <w:tc>
+          <w:tcPr>
+            <w:tcW w:type="dxa" w:w="1191"/>
+            <w:tcBorders>
+              <w:top w:val="single" w:color="808080" w:sz="4"/>
+              <w:left w:val="single" w:color="808080" w:sz="4"/>
+              <w:bottom w:val="single" w:color="808080" w:sz="4"/>
+              <w:right w:val="single" w:color="808080" w:sz="4"/>
+            </w:tcBorders>
+            <w:tcMar>
+              <w:top w:type="dxa" w:w="40"/>
+              <w:left w:type="dxa" w:w="60"/>
+              <w:bottom w:type="dxa" w:w="40"/>
+              <w:right w:type="dxa" w:w="60"/>
+            </w:tcMar>
+            <w:vAlign w:val="top"/>
+          </w:tcPr>
+          <w:p>
+            <w:pPr>
+              <w:spacing w:after="0" w:before="0"/>
+              <w:jc w:val="center"/>
+            </w:pPr>
+            <w:r>
+              <w:rPr>
+                <w:rFonts w:ascii="Calibri" w:cs="Calibri" w:eastAsia="Calibri" w:hAnsi="Calibri"/>
+                <w:b w:val="false"/>
+                <w:bCs w:val="false"/>
+                <w:sz w:val="14"/>
+                <w:szCs w:val="14"/>
+              </w:rPr>
+              <w:t xml:space="preserve">35.190.1101</w:t>
+            </w:r>
+          </w:p>
+        </w:tc>
+        <w:tc>
+          <w:tcPr>
+            <w:tcW w:type="dxa" w:w="3458"/>
+            <w:tcBorders>
+              <w:top w:val="single" w:color="808080" w:sz="4"/>
+              <w:left w:val="single" w:color="808080" w:sz="4"/>
+              <w:bottom w:val="single" w:color="808080" w:sz="4"/>
+              <w:right w:val="single" w:color="808080" w:sz="4"/>
+            </w:tcBorders>
+            <w:tcMar>
+              <w:top w:type="dxa" w:w="40"/>
+              <w:left w:type="dxa" w:w="60"/>
+              <w:bottom w:type="dxa" w:w="40"/>
+              <w:right w:type="dxa" w:w="60"/>
+            </w:tcMar>
+            <w:vAlign w:val="top"/>
+          </w:tcPr>
+          <w:p>
+            <w:pPr>
+              <w:spacing w:after="0" w:before="0"/>
+              <w:jc w:val="left"/>
+            </w:pPr>
+            <w:r>
+              <w:rPr>
+                <w:rFonts w:ascii="Calibri" w:cs="Calibri" w:eastAsia="Calibri" w:hAnsi="Calibri"/>
+                <w:b w:val="false"/>
+                <w:bCs w:val="false"/>
+                <w:sz w:val="14"/>
+                <w:szCs w:val="14"/>
+              </w:rPr>
+              <w:t xml:space="preserve">Kablo tava sistemleri kapak sacı — 35.190.1100 pozuna uygun özellikte, 1,0 mm sıcak daldırma galvanizli (malzeme) (%25 müteahhit kârı dahil)</w:t>
+            </w:r>
+          </w:p>
+        </w:tc>
+        <w:tc>
+          <w:tcPr>
+            <w:tcW w:type="dxa" w:w="680"/>
+            <w:tcBorders>
+              <w:top w:val="single" w:color="808080" w:sz="4"/>
+              <w:left w:val="single" w:color="808080" w:sz="4"/>
+              <w:bottom w:val="single" w:color="808080" w:sz="4"/>
+              <w:right w:val="single" w:color="808080" w:sz="4"/>
+            </w:tcBorders>
+            <w:tcMar>
+              <w:top w:type="dxa" w:w="40"/>
+              <w:left w:type="dxa" w:w="60"/>
+              <w:bottom w:type="dxa" w:w="40"/>
+              <w:right w:type="dxa" w:w="60"/>
+            </w:tcMar>
+            <w:vAlign w:val="top"/>
+          </w:tcPr>
+          <w:p>
+            <w:pPr>
+              <w:spacing w:after="0" w:before="0"/>
+              <w:jc w:val="center"/>
+            </w:pPr>
+            <w:r>
+              <w:rPr>
+                <w:rFonts w:ascii="Calibri" w:cs="Calibri" w:eastAsia="Calibri" w:hAnsi="Calibri"/>
+                <w:b w:val="false"/>
+                <w:bCs w:val="false"/>
+                <w:sz w:val="14"/>
+                <w:szCs w:val="14"/>
+              </w:rPr>
+              <w:t xml:space="preserve">kg</w:t>
+            </w:r>
+          </w:p>
+        </w:tc>
+        <w:tc>
+          <w:tcPr>
+            <w:tcW w:type="dxa" w:w="850"/>
+            <w:tcBorders>
+              <w:top w:val="single" w:color="808080" w:sz="4"/>
+              <w:left w:val="single" w:color="808080" w:sz="4"/>
+              <w:bottom w:val="single" w:color="808080" w:sz="4"/>
+              <w:right w:val="single" w:color="808080" w:sz="4"/>
+            </w:tcBorders>
+            <w:tcMar>
+              <w:top w:type="dxa" w:w="40"/>
+              <w:left w:type="dxa" w:w="60"/>
+              <w:bottom w:type="dxa" w:w="40"/>
+              <w:right w:type="dxa" w:w="60"/>
+            </w:tcMar>
+            <w:vAlign w:val="top"/>
+          </w:tcPr>
+          <w:p>
+            <w:pPr>
+              <w:spacing w:after="0" w:before="0"/>
+              <w:jc w:val="right"/>
+            </w:pPr>
+            <w:r>
+              <w:rPr>
+                <w:rFonts w:ascii="Calibri" w:cs="Calibri" w:eastAsia="Calibri" w:hAnsi="Calibri"/>
+                <w:b w:val="false"/>
+                <w:bCs w:val="false"/>
+                <w:sz w:val="14"/>
+                <w:szCs w:val="14"/>
+              </w:rPr>
+              <w:t xml:space="preserve">361,200</w:t>
+            </w:r>
+          </w:p>
+        </w:tc>
+        <w:tc>
+          <w:tcPr>
+            <w:tcW w:type="dxa" w:w="1134"/>
+            <w:tcBorders>
+              <w:top w:val="single" w:color="808080" w:sz="4"/>
+              <w:left w:val="single" w:color="808080" w:sz="4"/>
+              <w:bottom w:val="single" w:color="808080" w:sz="4"/>
+              <w:right w:val="single" w:color="808080" w:sz="4"/>
+            </w:tcBorders>
+            <w:tcMar>
+              <w:top w:type="dxa" w:w="40"/>
+              <w:left w:type="dxa" w:w="60"/>
+              <w:bottom w:type="dxa" w:w="40"/>
+              <w:right w:type="dxa" w:w="60"/>
+            </w:tcMar>
+            <w:vAlign w:val="top"/>
+          </w:tcPr>
+          <w:p>
+            <w:pPr>
+              <w:spacing w:after="0" w:before="0"/>
+              <w:jc w:val="right"/>
+            </w:pPr>
+            <w:r>
+              <w:rPr>
+                <w:rFonts w:ascii="Calibri" w:cs="Calibri" w:eastAsia="Calibri" w:hAnsi="Calibri"/>
+                <w:b w:val="false"/>
+                <w:bCs w:val="false"/>
+                <w:sz w:val="14"/>
+                <w:szCs w:val="14"/>
+              </w:rPr>
+              <w:t xml:space="preserve">162,37</w:t>
+            </w:r>
+          </w:p>
+        </w:tc>
+        <w:tc>
+          <w:tcPr>
+            <w:tcW w:type="dxa" w:w="1304"/>
+            <w:tcBorders>
+              <w:top w:val="single" w:color="808080" w:sz="4"/>
+              <w:left w:val="single" w:color="808080" w:sz="4"/>
+              <w:bottom w:val="single" w:color="808080" w:sz="4"/>
+              <w:right w:val="single" w:color="808080" w:sz="4"/>
+            </w:tcBorders>
+            <w:tcMar>
+              <w:top w:type="dxa" w:w="40"/>
+              <w:left w:type="dxa" w:w="60"/>
+              <w:bottom w:type="dxa" w:w="40"/>
+              <w:right w:type="dxa" w:w="60"/>
+            </w:tcMar>
+            <w:vAlign w:val="top"/>
+          </w:tcPr>
+          <w:p>
+            <w:pPr>
+              <w:spacing w:after="0" w:before="0"/>
+              <w:jc w:val="right"/>
+            </w:pPr>
+            <w:r>
+              <w:rPr>
+                <w:rFonts w:ascii="Calibri" w:cs="Calibri" w:eastAsia="Calibri" w:hAnsi="Calibri"/>
+                <w:b w:val="false"/>
+                <w:bCs w:val="false"/>
+                <w:sz w:val="14"/>
+                <w:szCs w:val="14"/>
+              </w:rPr>
+              <w:t xml:space="preserve">58.648,04</w:t>
+            </w:r>
+          </w:p>
+        </w:tc>
+      </w:tr>
+      <w:tr>
+        <w:tc>
+          <w:tcPr>
+            <w:vMerge w:val="continue"/>
+            <w:tcBorders>
+              <w:top w:val="single" w:color="808080" w:sz="4"/>
+              <w:left w:val="single" w:color="808080" w:sz="4"/>
+              <w:bottom w:val="single" w:color="808080" w:sz="4"/>
+              <w:right w:val="single" w:color="808080" w:sz="4"/>
+            </w:tcBorders>
+          </w:tcPr>
+          <w:p/>
+        </w:tc>
+        <w:tc>
+          <w:tcPr>
+            <w:tcW w:type="dxa" w:w="454"/>
+            <w:tcBorders>
+              <w:top w:val="single" w:color="808080" w:sz="4"/>
+              <w:left w:val="single" w:color="808080" w:sz="4"/>
+              <w:bottom w:val="single" w:color="808080" w:sz="4"/>
+              <w:right w:val="single" w:color="808080" w:sz="4"/>
+            </w:tcBorders>
+            <w:tcMar>
+              <w:top w:type="dxa" w:w="40"/>
+              <w:left w:type="dxa" w:w="60"/>
+              <w:bottom w:type="dxa" w:w="40"/>
+              <w:right w:type="dxa" w:w="60"/>
+            </w:tcMar>
+            <w:vAlign w:val="top"/>
+          </w:tcPr>
+          <w:p>
+            <w:pPr>
+              <w:spacing w:after="0" w:before="0"/>
+              <w:jc w:val="center"/>
+            </w:pPr>
+            <w:r>
+              <w:rPr>
+                <w:rFonts w:ascii="Calibri" w:cs="Calibri" w:eastAsia="Calibri" w:hAnsi="Calibri"/>
+                <w:b w:val="false"/>
+                <w:bCs w:val="false"/>
+                <w:sz w:val="14"/>
+                <w:szCs w:val="14"/>
+              </w:rPr>
+              <w:t xml:space="preserve">24</w:t>
+            </w:r>
+          </w:p>
+        </w:tc>
+        <w:tc>
+          <w:tcPr>
+            <w:tcW w:type="dxa" w:w="1191"/>
+            <w:tcBorders>
+              <w:top w:val="single" w:color="808080" w:sz="4"/>
+              <w:left w:val="single" w:color="808080" w:sz="4"/>
+              <w:bottom w:val="single" w:color="808080" w:sz="4"/>
+              <w:right w:val="single" w:color="808080" w:sz="4"/>
+            </w:tcBorders>
+            <w:tcMar>
+              <w:top w:type="dxa" w:w="40"/>
+              <w:left w:type="dxa" w:w="60"/>
+              <w:bottom w:type="dxa" w:w="40"/>
+              <w:right w:type="dxa" w:w="60"/>
+            </w:tcMar>
+            <w:vAlign w:val="top"/>
+          </w:tcPr>
+          <w:p>
+            <w:pPr>
+              <w:spacing w:after="0" w:before="0"/>
+              <w:jc w:val="center"/>
+            </w:pPr>
+            <w:r>
+              <w:rPr>
+                <w:rFonts w:ascii="Calibri" w:cs="Calibri" w:eastAsia="Calibri" w:hAnsi="Calibri"/>
+                <w:b w:val="false"/>
+                <w:bCs w:val="false"/>
+                <w:sz w:val="14"/>
+                <w:szCs w:val="14"/>
+              </w:rPr>
+              <w:t xml:space="preserve">35.190.1101 (montaj)</w:t>
+            </w:r>
+          </w:p>
+        </w:tc>
+        <w:tc>
+          <w:tcPr>
+            <w:tcW w:type="dxa" w:w="3458"/>
+            <w:tcBorders>
+              <w:top w:val="single" w:color="808080" w:sz="4"/>
+              <w:left w:val="single" w:color="808080" w:sz="4"/>
+              <w:bottom w:val="single" w:color="808080" w:sz="4"/>
+              <w:right w:val="single" w:color="808080" w:sz="4"/>
+            </w:tcBorders>
+            <w:tcMar>
+              <w:top w:type="dxa" w:w="40"/>
+              <w:left w:type="dxa" w:w="60"/>
+              <w:bottom w:type="dxa" w:w="40"/>
+              <w:right w:type="dxa" w:w="60"/>
+            </w:tcMar>
+            <w:vAlign w:val="top"/>
+          </w:tcPr>
+          <w:p>
+            <w:pPr>
+              <w:spacing w:after="0" w:before="0"/>
+              <w:jc w:val="left"/>
+            </w:pPr>
+            <w:r>
+              <w:rPr>
+                <w:rFonts w:ascii="Calibri" w:cs="Calibri" w:eastAsia="Calibri" w:hAnsi="Calibri"/>
+                <w:b w:val="false"/>
+                <w:bCs w:val="false"/>
+                <w:sz w:val="14"/>
+                <w:szCs w:val="14"/>
+              </w:rPr>
+              <w:t xml:space="preserve">Kablo tava sistemleri kapak sacının montajı — onaylı projesinde belirtilen kanalların kapatılması; her türlü işçilik ve malzeme dâhil, işler hâlde teslim</w:t>
+            </w:r>
+          </w:p>
+        </w:tc>
+        <w:tc>
+          <w:tcPr>
+            <w:tcW w:type="dxa" w:w="680"/>
+            <w:tcBorders>
+              <w:top w:val="single" w:color="808080" w:sz="4"/>
+              <w:left w:val="single" w:color="808080" w:sz="4"/>
+              <w:bottom w:val="single" w:color="808080" w:sz="4"/>
+              <w:right w:val="single" w:color="808080" w:sz="4"/>
+            </w:tcBorders>
+            <w:tcMar>
+              <w:top w:type="dxa" w:w="40"/>
+              <w:left w:type="dxa" w:w="60"/>
+              <w:bottom w:type="dxa" w:w="40"/>
+              <w:right w:type="dxa" w:w="60"/>
+            </w:tcMar>
+            <w:vAlign w:val="top"/>
+          </w:tcPr>
+          <w:p>
+            <w:pPr>
+              <w:spacing w:after="0" w:before="0"/>
+              <w:jc w:val="center"/>
+            </w:pPr>
+            <w:r>
+              <w:rPr>
+                <w:rFonts w:ascii="Calibri" w:cs="Calibri" w:eastAsia="Calibri" w:hAnsi="Calibri"/>
+                <w:b w:val="false"/>
+                <w:bCs w:val="false"/>
+                <w:sz w:val="14"/>
+                <w:szCs w:val="14"/>
+              </w:rPr>
+              <w:t xml:space="preserve">kg</w:t>
+            </w:r>
+          </w:p>
+        </w:tc>
+        <w:tc>
+          <w:tcPr>
+            <w:tcW w:type="dxa" w:w="850"/>
+            <w:tcBorders>
+              <w:top w:val="single" w:color="808080" w:sz="4"/>
+              <w:left w:val="single" w:color="808080" w:sz="4"/>
+              <w:bottom w:val="single" w:color="808080" w:sz="4"/>
+              <w:right w:val="single" w:color="808080" w:sz="4"/>
+            </w:tcBorders>
+            <w:tcMar>
+              <w:top w:type="dxa" w:w="40"/>
+              <w:left w:type="dxa" w:w="60"/>
+              <w:bottom w:type="dxa" w:w="40"/>
+              <w:right w:type="dxa" w:w="60"/>
+            </w:tcMar>
+            <w:vAlign w:val="top"/>
+          </w:tcPr>
+          <w:p>
+            <w:pPr>
+              <w:spacing w:after="0" w:before="0"/>
+              <w:jc w:val="right"/>
+            </w:pPr>
+            <w:r>
+              <w:rPr>
+                <w:rFonts w:ascii="Calibri" w:cs="Calibri" w:eastAsia="Calibri" w:hAnsi="Calibri"/>
+                <w:b w:val="false"/>
+                <w:bCs w:val="false"/>
+                <w:sz w:val="14"/>
+                <w:szCs w:val="14"/>
+              </w:rPr>
+              <w:t xml:space="preserve">361,200</w:t>
+            </w:r>
+          </w:p>
+        </w:tc>
+        <w:tc>
+          <w:tcPr>
+            <w:tcW w:type="dxa" w:w="1134"/>
+            <w:tcBorders>
+              <w:top w:val="single" w:color="808080" w:sz="4"/>
+              <w:left w:val="single" w:color="808080" w:sz="4"/>
+              <w:bottom w:val="single" w:color="808080" w:sz="4"/>
+              <w:right w:val="single" w:color="808080" w:sz="4"/>
+            </w:tcBorders>
+            <w:tcMar>
+              <w:top w:type="dxa" w:w="40"/>
+              <w:left w:type="dxa" w:w="60"/>
+              <w:bottom w:type="dxa" w:w="40"/>
+              <w:right w:type="dxa" w:w="60"/>
+            </w:tcMar>
+            <w:vAlign w:val="top"/>
+          </w:tcPr>
+          <w:p>
+            <w:pPr>
+              <w:spacing w:after="0" w:before="0"/>
+              <w:jc w:val="right"/>
+            </w:pPr>
+            <w:r>
+              <w:rPr>
+                <w:rFonts w:ascii="Calibri" w:cs="Calibri" w:eastAsia="Calibri" w:hAnsi="Calibri"/>
+                <w:b w:val="false"/>
+                <w:bCs w:val="false"/>
+                <w:sz w:val="14"/>
+                <w:szCs w:val="14"/>
+              </w:rPr>
+              <w:t xml:space="preserve">21,30</w:t>
+            </w:r>
+          </w:p>
+        </w:tc>
+        <w:tc>
+          <w:tcPr>
+            <w:tcW w:type="dxa" w:w="1304"/>
+            <w:tcBorders>
+              <w:top w:val="single" w:color="808080" w:sz="4"/>
+              <w:left w:val="single" w:color="808080" w:sz="4"/>
+              <w:bottom w:val="single" w:color="808080" w:sz="4"/>
+              <w:right w:val="single" w:color="808080" w:sz="4"/>
+            </w:tcBorders>
+            <w:tcMar>
+              <w:top w:type="dxa" w:w="40"/>
+              <w:left w:type="dxa" w:w="60"/>
+              <w:bottom w:type="dxa" w:w="40"/>
+              <w:right w:type="dxa" w:w="60"/>
+            </w:tcMar>
+            <w:vAlign w:val="top"/>
+          </w:tcPr>
+          <w:p>
+            <w:pPr>
+              <w:spacing w:after="0" w:before="0"/>
+              <w:jc w:val="right"/>
+            </w:pPr>
+            <w:r>
+              <w:rPr>
+                <w:rFonts w:ascii="Calibri" w:cs="Calibri" w:eastAsia="Calibri" w:hAnsi="Calibri"/>
+                <w:b w:val="false"/>
+                <w:bCs w:val="false"/>
+                <w:sz w:val="14"/>
+                <w:szCs w:val="14"/>
+              </w:rPr>
+              <w:t xml:space="preserve">7.693,56</w:t>
+            </w:r>
+          </w:p>
+        </w:tc>
+      </w:tr>
+      <w:tr>
+        <w:tc>
+          <w:tcPr>
+            <w:vMerge w:val="continue"/>
+            <w:tcBorders>
+              <w:top w:val="single" w:color="808080" w:sz="4"/>
+              <w:left w:val="single" w:color="808080" w:sz="4"/>
+              <w:bottom w:val="single" w:color="808080" w:sz="4"/>
+              <w:right w:val="single" w:color="808080" w:sz="4"/>
+            </w:tcBorders>
+          </w:tcPr>
+          <w:p/>
+        </w:tc>
+        <w:tc>
+          <w:tcPr>
+            <w:tcW w:type="dxa" w:w="454"/>
+            <w:tcBorders>
+              <w:top w:val="single" w:color="808080" w:sz="4"/>
+              <w:left w:val="single" w:color="808080" w:sz="4"/>
+              <w:bottom w:val="single" w:color="808080" w:sz="4"/>
+              <w:right w:val="single" w:color="808080" w:sz="4"/>
+            </w:tcBorders>
+            <w:tcMar>
+              <w:top w:type="dxa" w:w="40"/>
+              <w:left w:type="dxa" w:w="60"/>
+              <w:bottom w:type="dxa" w:w="40"/>
+              <w:right w:type="dxa" w:w="60"/>
+            </w:tcMar>
+            <w:vAlign w:val="top"/>
+          </w:tcPr>
+          <w:p>
+            <w:pPr>
+              <w:spacing w:after="0" w:before="0"/>
+              <w:jc w:val="center"/>
+            </w:pPr>
+            <w:r>
+              <w:rPr>
+                <w:rFonts w:ascii="Calibri" w:cs="Calibri" w:eastAsia="Calibri" w:hAnsi="Calibri"/>
+                <w:b w:val="false"/>
+                <w:bCs w:val="false"/>
+                <w:sz w:val="14"/>
+                <w:szCs w:val="14"/>
+              </w:rPr>
+              <w:t xml:space="preserve">25</w:t>
+            </w:r>
+          </w:p>
+        </w:tc>
+        <w:tc>
+          <w:tcPr>
+            <w:tcW w:type="dxa" w:w="1191"/>
+            <w:tcBorders>
+              <w:top w:val="single" w:color="808080" w:sz="4"/>
+              <w:left w:val="single" w:color="808080" w:sz="4"/>
+              <w:bottom w:val="single" w:color="808080" w:sz="4"/>
+              <w:right w:val="single" w:color="808080" w:sz="4"/>
+            </w:tcBorders>
+            <w:tcMar>
+              <w:top w:type="dxa" w:w="40"/>
+              <w:left w:type="dxa" w:w="60"/>
+              <w:bottom w:type="dxa" w:w="40"/>
+              <w:right w:type="dxa" w:w="60"/>
+            </w:tcMar>
+            <w:vAlign w:val="top"/>
+          </w:tcPr>
+          <w:p>
+            <w:pPr>
+              <w:spacing w:after="0" w:before="0"/>
+              <w:jc w:val="center"/>
+            </w:pPr>
+            <w:r>
+              <w:rPr>
+                <w:rFonts w:ascii="Calibri" w:cs="Calibri" w:eastAsia="Calibri" w:hAnsi="Calibri"/>
+                <w:b w:val="false"/>
+                <w:bCs w:val="false"/>
+                <w:sz w:val="14"/>
+                <w:szCs w:val="14"/>
+              </w:rPr>
+              <w:t xml:space="preserve">35.190.1304</w:t>
+            </w:r>
+          </w:p>
+        </w:tc>
+        <w:tc>
+          <w:tcPr>
+            <w:tcW w:type="dxa" w:w="3458"/>
+            <w:tcBorders>
+              <w:top w:val="single" w:color="808080" w:sz="4"/>
+              <w:left w:val="single" w:color="808080" w:sz="4"/>
+              <w:bottom w:val="single" w:color="808080" w:sz="4"/>
+              <w:right w:val="single" w:color="808080" w:sz="4"/>
+            </w:tcBorders>
+            <w:tcMar>
+              <w:top w:type="dxa" w:w="40"/>
+              <w:left w:type="dxa" w:w="60"/>
+              <w:bottom w:type="dxa" w:w="40"/>
+              <w:right w:type="dxa" w:w="60"/>
+            </w:tcMar>
+            <w:vAlign w:val="top"/>
+          </w:tcPr>
+          <w:p>
+            <w:pPr>
+              <w:spacing w:after="0" w:before="0"/>
+              <w:jc w:val="left"/>
+            </w:pPr>
+            <w:r>
+              <w:rPr>
+                <w:rFonts w:ascii="Calibri" w:cs="Calibri" w:eastAsia="Calibri" w:hAnsi="Calibri"/>
+                <w:b w:val="false"/>
+                <w:bCs w:val="false"/>
+                <w:sz w:val="14"/>
+                <w:szCs w:val="14"/>
+              </w:rPr>
+              <w:t xml:space="preserve">Sıva üstü PVC kablo kanalı — en az 100 x 35 mm, üç bölmeli (%25 müteahhit kârı dahil)</w:t>
+            </w:r>
+          </w:p>
+        </w:tc>
+        <w:tc>
+          <w:tcPr>
+            <w:tcW w:type="dxa" w:w="680"/>
+            <w:tcBorders>
+              <w:top w:val="single" w:color="808080" w:sz="4"/>
+              <w:left w:val="single" w:color="808080" w:sz="4"/>
+              <w:bottom w:val="single" w:color="808080" w:sz="4"/>
+              <w:right w:val="single" w:color="808080" w:sz="4"/>
+            </w:tcBorders>
+            <w:tcMar>
+              <w:top w:type="dxa" w:w="40"/>
+              <w:left w:type="dxa" w:w="60"/>
+              <w:bottom w:type="dxa" w:w="40"/>
+              <w:right w:type="dxa" w:w="60"/>
+            </w:tcMar>
+            <w:vAlign w:val="top"/>
+          </w:tcPr>
+          <w:p>
+            <w:pPr>
+              <w:spacing w:after="0" w:before="0"/>
+              <w:jc w:val="center"/>
+            </w:pPr>
+            <w:r>
+              <w:rPr>
+                <w:rFonts w:ascii="Calibri" w:cs="Calibri" w:eastAsia="Calibri" w:hAnsi="Calibri"/>
+                <w:b w:val="false"/>
+                <w:bCs w:val="false"/>
+                <w:sz w:val="14"/>
+                <w:szCs w:val="14"/>
+              </w:rPr>
+              <w:t xml:space="preserve">m</w:t>
+            </w:r>
+          </w:p>
+        </w:tc>
+        <w:tc>
+          <w:tcPr>
+            <w:tcW w:type="dxa" w:w="850"/>
+            <w:tcBorders>
+              <w:top w:val="single" w:color="808080" w:sz="4"/>
+              <w:left w:val="single" w:color="808080" w:sz="4"/>
+              <w:bottom w:val="single" w:color="808080" w:sz="4"/>
+              <w:right w:val="single" w:color="808080" w:sz="4"/>
+            </w:tcBorders>
+            <w:tcMar>
+              <w:top w:type="dxa" w:w="40"/>
+              <w:left w:type="dxa" w:w="60"/>
+              <w:bottom w:type="dxa" w:w="40"/>
+              <w:right w:type="dxa" w:w="60"/>
+            </w:tcMar>
+            <w:vAlign w:val="top"/>
+          </w:tcPr>
+          <w:p>
+            <w:pPr>
+              <w:spacing w:after="0" w:before="0"/>
+              <w:jc w:val="right"/>
+            </w:pPr>
+            <w:r>
+              <w:rPr>
+                <w:rFonts w:ascii="Calibri" w:cs="Calibri" w:eastAsia="Calibri" w:hAnsi="Calibri"/>
+                <w:b w:val="false"/>
+                <w:bCs w:val="false"/>
+                <w:sz w:val="14"/>
+                <w:szCs w:val="14"/>
+              </w:rPr>
+              <w:t xml:space="preserve">123,000</w:t>
+            </w:r>
+          </w:p>
+        </w:tc>
+        <w:tc>
+          <w:tcPr>
+            <w:tcW w:type="dxa" w:w="1134"/>
+            <w:tcBorders>
+              <w:top w:val="single" w:color="808080" w:sz="4"/>
+              <w:left w:val="single" w:color="808080" w:sz="4"/>
+              <w:bottom w:val="single" w:color="808080" w:sz="4"/>
+              <w:right w:val="single" w:color="808080" w:sz="4"/>
+            </w:tcBorders>
+            <w:tcMar>
+              <w:top w:type="dxa" w:w="40"/>
+              <w:left w:type="dxa" w:w="60"/>
+              <w:bottom w:type="dxa" w:w="40"/>
+              <w:right w:type="dxa" w:w="60"/>
+            </w:tcMar>
+            <w:vAlign w:val="top"/>
+          </w:tcPr>
+          <w:p>
+            <w:pPr>
+              <w:spacing w:after="0" w:before="0"/>
+              <w:jc w:val="right"/>
+            </w:pPr>
+            <w:r>
+              <w:rPr>
+                <w:rFonts w:ascii="Calibri" w:cs="Calibri" w:eastAsia="Calibri" w:hAnsi="Calibri"/>
+                <w:b w:val="false"/>
+                <w:bCs w:val="false"/>
+                <w:sz w:val="14"/>
+                <w:szCs w:val="14"/>
+              </w:rPr>
+              <w:t xml:space="preserve">233,28</w:t>
+            </w:r>
+          </w:p>
+        </w:tc>
+        <w:tc>
+          <w:tcPr>
+            <w:tcW w:type="dxa" w:w="1304"/>
+            <w:tcBorders>
+              <w:top w:val="single" w:color="808080" w:sz="4"/>
+              <w:left w:val="single" w:color="808080" w:sz="4"/>
+              <w:bottom w:val="single" w:color="808080" w:sz="4"/>
+              <w:right w:val="single" w:color="808080" w:sz="4"/>
+            </w:tcBorders>
+            <w:tcMar>
+              <w:top w:type="dxa" w:w="40"/>
+              <w:left w:type="dxa" w:w="60"/>
+              <w:bottom w:type="dxa" w:w="40"/>
+              <w:right w:type="dxa" w:w="60"/>
+            </w:tcMar>
+            <w:vAlign w:val="top"/>
+          </w:tcPr>
+          <w:p>
+            <w:pPr>
+              <w:spacing w:after="0" w:before="0"/>
+              <w:jc w:val="right"/>
+            </w:pPr>
+            <w:r>
+              <w:rPr>
+                <w:rFonts w:ascii="Calibri" w:cs="Calibri" w:eastAsia="Calibri" w:hAnsi="Calibri"/>
+                <w:b w:val="false"/>
+                <w:bCs w:val="false"/>
+                <w:sz w:val="14"/>
+                <w:szCs w:val="14"/>
+              </w:rPr>
+              <w:t xml:space="preserve">28.693,44</w:t>
+            </w:r>
+          </w:p>
+        </w:tc>
+      </w:tr>
+      <w:tr>
+        <w:tc>
+          <w:tcPr>
             <w:tcW w:type="dxa" w:w="1361"/>
             <w:tcBorders>
               <w:top w:val="single" w:color="808080" w:sz="4"/>
@@ -12712,7 +13972,7 @@
                 <w:sz w:val="14"/>
                 <w:szCs w:val="14"/>
               </w:rPr>
-              <w:t xml:space="preserve">7.887.227,25</w:t>
+              <w:t xml:space="preserve">7.876.502,09</w:t>
             </w:r>
           </w:p>
         </w:tc>
@@ -19249,7 +20509,7 @@
                 <w:sz w:val="14"/>
                 <w:szCs w:val="14"/>
               </w:rPr>
-              <w:t xml:space="preserve">30.100.2105</w:t>
+              <w:t xml:space="preserve">35.100.2105</w:t>
             </w:r>
           </w:p>
         </w:tc>
@@ -19501,7 +20761,7 @@
                 <w:sz w:val="14"/>
                 <w:szCs w:val="14"/>
               </w:rPr>
-              <w:t xml:space="preserve">30.110.1102</w:t>
+              <w:t xml:space="preserve">35.110.1102</w:t>
             </w:r>
           </w:p>
         </w:tc>
@@ -19753,7 +21013,7 @@
                 <w:sz w:val="14"/>
                 <w:szCs w:val="14"/>
               </w:rPr>
-              <w:t xml:space="preserve">30.115.1003</w:t>
+              <w:t xml:space="preserve">35.115.1003</w:t>
             </w:r>
           </w:p>
         </w:tc>
@@ -20005,7 +21265,7 @@
                 <w:sz w:val="14"/>
                 <w:szCs w:val="14"/>
               </w:rPr>
-              <w:t xml:space="preserve">30.140.3104</w:t>
+              <w:t xml:space="preserve">35.140.3104</w:t>
             </w:r>
           </w:p>
         </w:tc>
@@ -20257,7 +21517,7 @@
                 <w:sz w:val="14"/>
                 <w:szCs w:val="14"/>
               </w:rPr>
-              <w:t xml:space="preserve">30.170.1602</w:t>
+              <w:t xml:space="preserve">35.170.1602</w:t>
             </w:r>
           </w:p>
         </w:tc>
@@ -20509,7 +21769,7 @@
                 <w:sz w:val="14"/>
                 <w:szCs w:val="14"/>
               </w:rPr>
-              <w:t xml:space="preserve">30.170.1601</w:t>
+              <w:t xml:space="preserve">35.170.1601</w:t>
             </w:r>
           </w:p>
         </w:tc>
@@ -20761,7 +22021,7 @@
                 <w:sz w:val="14"/>
                 <w:szCs w:val="14"/>
               </w:rPr>
-              <w:t xml:space="preserve">30.160.6102</w:t>
+              <w:t xml:space="preserve">35.160.6102</w:t>
             </w:r>
           </w:p>
         </w:tc>
@@ -21013,7 +22273,7 @@
                 <w:sz w:val="14"/>
                 <w:szCs w:val="14"/>
               </w:rPr>
-              <w:t xml:space="preserve">30.150.1402</w:t>
+              <w:t xml:space="preserve">35.150.1402</w:t>
             </w:r>
           </w:p>
         </w:tc>
@@ -21265,7 +22525,7 @@
                 <w:sz w:val="14"/>
                 <w:szCs w:val="14"/>
               </w:rPr>
-              <w:t xml:space="preserve">30.150.1401</w:t>
+              <w:t xml:space="preserve">35.150.1401</w:t>
             </w:r>
           </w:p>
         </w:tc>
@@ -21517,7 +22777,7 @@
                 <w:sz w:val="14"/>
                 <w:szCs w:val="14"/>
               </w:rPr>
-              <w:t xml:space="preserve">30.140.1105</w:t>
+              <w:t xml:space="preserve">35.140.1105</w:t>
             </w:r>
           </w:p>
         </w:tc>
@@ -21769,7 +23029,7 @@
                 <w:sz w:val="14"/>
                 <w:szCs w:val="14"/>
               </w:rPr>
-              <w:t xml:space="preserve">30.750.3002</w:t>
+              <w:t xml:space="preserve">35.750.3002</w:t>
             </w:r>
           </w:p>
         </w:tc>
@@ -21905,7 +23165,7 @@
                 <w:sz w:val="14"/>
                 <w:szCs w:val="14"/>
               </w:rPr>
-              <w:t xml:space="preserve">115,96</w:t>
+              <w:t xml:space="preserve">105,37</w:t>
             </w:r>
           </w:p>
         </w:tc>
@@ -21939,7 +23199,7 @@
                 <w:sz w:val="14"/>
                 <w:szCs w:val="14"/>
               </w:rPr>
-              <w:t xml:space="preserve">21.568,56</w:t>
+              <w:t xml:space="preserve">19.598,82</w:t>
             </w:r>
           </w:p>
         </w:tc>
@@ -22021,7 +23281,7 @@
                 <w:sz w:val="14"/>
                 <w:szCs w:val="14"/>
               </w:rPr>
-              <w:t xml:space="preserve">30.750.1502</w:t>
+              <w:t xml:space="preserve">35.750.3002 (montaj)</w:t>
             </w:r>
           </w:p>
         </w:tc>
@@ -22055,7 +23315,7 @@
                 <w:sz w:val="14"/>
                 <w:szCs w:val="14"/>
               </w:rPr>
-              <w:t xml:space="preserve">Aktif yakalama ucu, ortalama uyarım yolu DL = 30-40 m (%25 müteahhit kârı dahil)</w:t>
+              <w:t xml:space="preserve">Bina ihata iletkeni tesisatının montajı — temel topraklaması</w:t>
             </w:r>
           </w:p>
         </w:tc>
@@ -22089,7 +23349,7 @@
                 <w:sz w:val="14"/>
                 <w:szCs w:val="14"/>
               </w:rPr>
-              <w:t xml:space="preserve">ad</w:t>
+              <w:t xml:space="preserve">m</w:t>
             </w:r>
           </w:p>
         </w:tc>
@@ -22123,7 +23383,7 @@
                 <w:sz w:val="14"/>
                 <w:szCs w:val="14"/>
               </w:rPr>
-              <w:t xml:space="preserve">1,000</w:t>
+              <w:t xml:space="preserve">186,000</w:t>
             </w:r>
           </w:p>
         </w:tc>
@@ -22157,7 +23417,7 @@
                 <w:sz w:val="14"/>
                 <w:szCs w:val="14"/>
               </w:rPr>
-              <w:t xml:space="preserve">15.595,61</w:t>
+              <w:t xml:space="preserve">77,54</w:t>
             </w:r>
           </w:p>
         </w:tc>
@@ -22191,7 +23451,7 @@
                 <w:sz w:val="14"/>
                 <w:szCs w:val="14"/>
               </w:rPr>
-              <w:t xml:space="preserve">15.595,61</w:t>
+              <w:t xml:space="preserve">14.422,44</w:t>
             </w:r>
           </w:p>
         </w:tc>
@@ -22273,7 +23533,7 @@
                 <w:sz w:val="14"/>
                 <w:szCs w:val="14"/>
               </w:rPr>
-              <w:t xml:space="preserve">30.750.2001</w:t>
+              <w:t xml:space="preserve">35.750.1502</w:t>
             </w:r>
           </w:p>
         </w:tc>
@@ -22307,7 +23567,7 @@
                 <w:sz w:val="14"/>
                 <w:szCs w:val="14"/>
               </w:rPr>
-              <w:t xml:space="preserve">Çatı ihata ve indirme iletkeni tesisatı — 50 mm² elektrolitik bakır tel (%25 müteahhit kârı dahil)</w:t>
+              <w:t xml:space="preserve">Aktif yakalama ucu, ortalama uyarım yolu DL = 30-40 m (%25 müteahhit kârı dahil)</w:t>
             </w:r>
           </w:p>
         </w:tc>
@@ -22341,7 +23601,7 @@
                 <w:sz w:val="14"/>
                 <w:szCs w:val="14"/>
               </w:rPr>
-              <w:t xml:space="preserve">m</w:t>
+              <w:t xml:space="preserve">ad</w:t>
             </w:r>
           </w:p>
         </w:tc>
@@ -22375,7 +23635,7 @@
                 <w:sz w:val="14"/>
                 <w:szCs w:val="14"/>
               </w:rPr>
-              <w:t xml:space="preserve">16,000</w:t>
+              <w:t xml:space="preserve">1,000</w:t>
             </w:r>
           </w:p>
         </w:tc>
@@ -22409,7 +23669,7 @@
                 <w:sz w:val="14"/>
                 <w:szCs w:val="14"/>
               </w:rPr>
-              <w:t xml:space="preserve">426,72</w:t>
+              <w:t xml:space="preserve">14.132,58</w:t>
             </w:r>
           </w:p>
         </w:tc>
@@ -22443,7 +23703,7 @@
                 <w:sz w:val="14"/>
                 <w:szCs w:val="14"/>
               </w:rPr>
-              <w:t xml:space="preserve">6.827,52</w:t>
+              <w:t xml:space="preserve">14.132,58</w:t>
             </w:r>
           </w:p>
         </w:tc>
@@ -22525,7 +23785,7 @@
                 <w:sz w:val="14"/>
                 <w:szCs w:val="14"/>
               </w:rPr>
-              <w:t xml:space="preserve">30.740.1106</w:t>
+              <w:t xml:space="preserve">35.750.1502 (montaj)</w:t>
             </w:r>
           </w:p>
         </w:tc>
@@ -22559,7 +23819,7 @@
                 <w:sz w:val="14"/>
                 <w:szCs w:val="14"/>
               </w:rPr>
-              <w:t xml:space="preserve">Dizel elektrojen grubu (jeneratör) 63 kVA / 50 kW — dizel motoru su veya hava ile soğuyan cinsten, 1500 d/dak (%25 müteahhit kârı dahil)</w:t>
+              <w:t xml:space="preserve">Aktif yakalama ucunun montajı — direk, taşıyıcı ve bağlantı elemanlarıyla yerine konulması</w:t>
             </w:r>
           </w:p>
         </w:tc>
@@ -22661,7 +23921,7 @@
                 <w:sz w:val="14"/>
                 <w:szCs w:val="14"/>
               </w:rPr>
-              <w:t xml:space="preserve">467.349,29</w:t>
+              <w:t xml:space="preserve">2.131,50</w:t>
             </w:r>
           </w:p>
         </w:tc>
@@ -22695,7 +23955,7 @@
                 <w:sz w:val="14"/>
                 <w:szCs w:val="14"/>
               </w:rPr>
-              <w:t xml:space="preserve">467.349,29</w:t>
+              <w:t xml:space="preserve">2.131,50</w:t>
             </w:r>
           </w:p>
         </w:tc>
@@ -22777,7 +24037,7 @@
                 <w:sz w:val="14"/>
                 <w:szCs w:val="14"/>
               </w:rPr>
-              <w:t xml:space="preserve">30.740.5406</w:t>
+              <w:t xml:space="preserve">35.750.2001</w:t>
             </w:r>
           </w:p>
         </w:tc>
@@ -22811,7 +24071,7 @@
                 <w:sz w:val="14"/>
                 <w:szCs w:val="14"/>
               </w:rPr>
-              <w:t xml:space="preserve">Jeneratör ses izolasyon kabini — 63 kVA (%25 müteahhit kârı dahil)</w:t>
+              <w:t xml:space="preserve">Çatı ihata ve indirme iletkeni tesisatı — 50 mm² elektrolitik bakır tel (%25 müteahhit kârı dahil)</w:t>
             </w:r>
           </w:p>
         </w:tc>
@@ -22845,7 +24105,7 @@
                 <w:sz w:val="14"/>
                 <w:szCs w:val="14"/>
               </w:rPr>
-              <w:t xml:space="preserve">ad</w:t>
+              <w:t xml:space="preserve">m</w:t>
             </w:r>
           </w:p>
         </w:tc>
@@ -22879,7 +24139,7 @@
                 <w:sz w:val="14"/>
                 <w:szCs w:val="14"/>
               </w:rPr>
-              <w:t xml:space="preserve">1,000</w:t>
+              <w:t xml:space="preserve">16,000</w:t>
             </w:r>
           </w:p>
         </w:tc>
@@ -22913,7 +24173,7 @@
                 <w:sz w:val="14"/>
                 <w:szCs w:val="14"/>
               </w:rPr>
-              <w:t xml:space="preserve">79.653,55</w:t>
+              <w:t xml:space="preserve">387,72</w:t>
             </w:r>
           </w:p>
         </w:tc>
@@ -22947,7 +24207,7 @@
                 <w:sz w:val="14"/>
                 <w:szCs w:val="14"/>
               </w:rPr>
-              <w:t xml:space="preserve">79.653,55</w:t>
+              <w:t xml:space="preserve">6.203,52</w:t>
             </w:r>
           </w:p>
         </w:tc>
@@ -23029,7 +24289,7 @@
                 <w:sz w:val="14"/>
                 <w:szCs w:val="14"/>
               </w:rPr>
-              <w:t xml:space="preserve">35.190.1100</w:t>
+              <w:t xml:space="preserve">35.750.2001 (montaj)</w:t>
             </w:r>
           </w:p>
         </w:tc>
@@ -23063,7 +24323,7 @@
                 <w:sz w:val="14"/>
                 <w:szCs w:val="14"/>
               </w:rPr>
-              <w:t xml:space="preserve">Kablo tava sistemleri — 200x60x1,0 mm sıcak daldırma galvanizli perfore kablo tavası (malzeme) (%25 müteahhit kârı dahil)</w:t>
+              <w:t xml:space="preserve">Çatı ihata ve indirme iletkeni tesisatının montajı</w:t>
             </w:r>
           </w:p>
         </w:tc>
@@ -23097,7 +24357,7 @@
                 <w:sz w:val="14"/>
                 <w:szCs w:val="14"/>
               </w:rPr>
-              <w:t xml:space="preserve">kg</w:t>
+              <w:t xml:space="preserve">m</w:t>
             </w:r>
           </w:p>
         </w:tc>
@@ -23131,7 +24391,7 @@
                 <w:sz w:val="14"/>
                 <w:szCs w:val="14"/>
               </w:rPr>
-              <w:t xml:space="preserve">502,000</w:t>
+              <w:t xml:space="preserve">16,000</w:t>
             </w:r>
           </w:p>
         </w:tc>
@@ -23165,7 +24425,7 @@
                 <w:sz w:val="14"/>
                 <w:szCs w:val="14"/>
               </w:rPr>
-              <w:t xml:space="preserve">199,42</w:t>
+              <w:t xml:space="preserve">63,21</w:t>
             </w:r>
           </w:p>
         </w:tc>
@@ -23199,7 +24459,7 @@
                 <w:sz w:val="14"/>
                 <w:szCs w:val="14"/>
               </w:rPr>
-              <w:t xml:space="preserve">100.108,84</w:t>
+              <w:t xml:space="preserve">1.011,36</w:t>
             </w:r>
           </w:p>
         </w:tc>
@@ -23281,7 +24541,7 @@
                 <w:sz w:val="14"/>
                 <w:szCs w:val="14"/>
               </w:rPr>
-              <w:t xml:space="preserve">35.190.1100 (montaj)</w:t>
+              <w:t xml:space="preserve">35.740.1106</w:t>
             </w:r>
           </w:p>
         </w:tc>
@@ -23315,7 +24575,7 @@
                 <w:sz w:val="14"/>
                 <w:szCs w:val="14"/>
               </w:rPr>
-              <w:t xml:space="preserve">Kablo tava sistemlerinin montajı — askı ve konsollarla tavana veya duvara tespiti; ek parça, konsol, askı tiji, vida ve somun bedelleri dâhildir, ayrıca ödenmez</w:t>
+              <w:t xml:space="preserve">Dizel elektrojen grubu (jeneratör) 63 kVA / 50 kW — dizel motoru su veya hava ile soğuyan cinsten, 1500 d/dak (%25 müteahhit kârı dahil)</w:t>
             </w:r>
           </w:p>
         </w:tc>
@@ -23349,7 +24609,7 @@
                 <w:sz w:val="14"/>
                 <w:szCs w:val="14"/>
               </w:rPr>
-              <w:t xml:space="preserve">kg</w:t>
+              <w:t xml:space="preserve">ad</w:t>
             </w:r>
           </w:p>
         </w:tc>
@@ -23383,7 +24643,7 @@
                 <w:sz w:val="14"/>
                 <w:szCs w:val="14"/>
               </w:rPr>
-              <w:t xml:space="preserve">502,000</w:t>
+              <w:t xml:space="preserve">1,000</w:t>
             </w:r>
           </w:p>
         </w:tc>
@@ -23417,7 +24677,7 @@
                 <w:sz w:val="14"/>
                 <w:szCs w:val="14"/>
               </w:rPr>
-              <w:t xml:space="preserve">38,72</w:t>
+              <w:t xml:space="preserve">423.507,00</w:t>
             </w:r>
           </w:p>
         </w:tc>
@@ -23451,7 +24711,7 @@
                 <w:sz w:val="14"/>
                 <w:szCs w:val="14"/>
               </w:rPr>
-              <w:t xml:space="preserve">19.437,44</w:t>
+              <w:t xml:space="preserve">423.507,00</w:t>
             </w:r>
           </w:p>
         </w:tc>
@@ -23533,7 +24793,7 @@
                 <w:sz w:val="14"/>
                 <w:szCs w:val="14"/>
               </w:rPr>
-              <w:t xml:space="preserve">35.190.1101</w:t>
+              <w:t xml:space="preserve">35.740.1106 (montaj)</w:t>
             </w:r>
           </w:p>
         </w:tc>
@@ -23567,7 +24827,7 @@
                 <w:sz w:val="14"/>
                 <w:szCs w:val="14"/>
               </w:rPr>
-              <w:t xml:space="preserve">Kablo tava sistemleri kapak sacı — 35.190.1100 pozuna uygun özellikte, 1,0 mm sıcak daldırma galvanizli (malzeme) (%25 müteahhit kârı dahil)</w:t>
+              <w:t xml:space="preserve">Dizel elektrojen grubunun montajı — yerine konulması, bağlantıları ve işler hâlde teslimi</w:t>
             </w:r>
           </w:p>
         </w:tc>
@@ -23601,7 +24861,7 @@
                 <w:sz w:val="14"/>
                 <w:szCs w:val="14"/>
               </w:rPr>
-              <w:t xml:space="preserve">kg</w:t>
+              <w:t xml:space="preserve">ad</w:t>
             </w:r>
           </w:p>
         </w:tc>
@@ -23635,7 +24895,7 @@
                 <w:sz w:val="14"/>
                 <w:szCs w:val="14"/>
               </w:rPr>
-              <w:t xml:space="preserve">361,200</w:t>
+              <w:t xml:space="preserve">1,000</w:t>
             </w:r>
           </w:p>
         </w:tc>
@@ -23669,7 +24929,7 @@
                 <w:sz w:val="14"/>
                 <w:szCs w:val="14"/>
               </w:rPr>
-              <w:t xml:space="preserve">162,37</w:t>
+              <w:t xml:space="preserve">20.872,19</w:t>
             </w:r>
           </w:p>
         </w:tc>
@@ -23703,7 +24963,7 @@
                 <w:sz w:val="14"/>
                 <w:szCs w:val="14"/>
               </w:rPr>
-              <w:t xml:space="preserve">58.648,04</w:t>
+              <w:t xml:space="preserve">20.872,19</w:t>
             </w:r>
           </w:p>
         </w:tc>
@@ -23785,7 +25045,7 @@
                 <w:sz w:val="14"/>
                 <w:szCs w:val="14"/>
               </w:rPr>
-              <w:t xml:space="preserve">35.190.1101 (montaj)</w:t>
+              <w:t xml:space="preserve">35.740.5406</w:t>
             </w:r>
           </w:p>
         </w:tc>
@@ -23819,7 +25079,7 @@
                 <w:sz w:val="14"/>
                 <w:szCs w:val="14"/>
               </w:rPr>
-              <w:t xml:space="preserve">Kablo tava sistemleri kapak sacının montajı — onaylı projesinde belirtilen kanalların kapatılması; her türlü işçilik ve malzeme dâhil, işler hâlde teslim</w:t>
+              <w:t xml:space="preserve">Jeneratör ses izolasyon kabini — 63 kVA (%25 müteahhit kârı dahil)</w:t>
             </w:r>
           </w:p>
         </w:tc>
@@ -23853,7 +25113,7 @@
                 <w:sz w:val="14"/>
                 <w:szCs w:val="14"/>
               </w:rPr>
-              <w:t xml:space="preserve">kg</w:t>
+              <w:t xml:space="preserve">ad</w:t>
             </w:r>
           </w:p>
         </w:tc>
@@ -23887,7 +25147,7 @@
                 <w:sz w:val="14"/>
                 <w:szCs w:val="14"/>
               </w:rPr>
-              <w:t xml:space="preserve">361,200</w:t>
+              <w:t xml:space="preserve">1,000</w:t>
             </w:r>
           </w:p>
         </w:tc>
@@ -23921,7 +25181,7 @@
                 <w:sz w:val="14"/>
                 <w:szCs w:val="14"/>
               </w:rPr>
-              <w:t xml:space="preserve">21,30</w:t>
+              <w:t xml:space="preserve">72.181,20</w:t>
             </w:r>
           </w:p>
         </w:tc>
@@ -23955,7 +25215,7 @@
                 <w:sz w:val="14"/>
                 <w:szCs w:val="14"/>
               </w:rPr>
-              <w:t xml:space="preserve">7.693,56</w:t>
+              <w:t xml:space="preserve">72.181,20</w:t>
             </w:r>
           </w:p>
         </w:tc>
@@ -24037,7 +25297,7 @@
                 <w:sz w:val="14"/>
                 <w:szCs w:val="14"/>
               </w:rPr>
-              <w:t xml:space="preserve">30.190.1304</w:t>
+              <w:t xml:space="preserve">35.740.5406 (montaj)</w:t>
             </w:r>
           </w:p>
         </w:tc>
@@ -24071,7 +25331,7 @@
                 <w:sz w:val="14"/>
                 <w:szCs w:val="14"/>
               </w:rPr>
-              <w:t xml:space="preserve">Sıva üstü PVC kablo kanalı — en az 100 x 35 mm, üç bölmeli (%25 müteahhit kârı dahil)</w:t>
+              <w:t xml:space="preserve">Jeneratör ses izolasyon kabininin montajı</w:t>
             </w:r>
           </w:p>
         </w:tc>
@@ -24105,7 +25365,7 @@
                 <w:sz w:val="14"/>
                 <w:szCs w:val="14"/>
               </w:rPr>
-              <w:t xml:space="preserve">m</w:t>
+              <w:t xml:space="preserve">ad</w:t>
             </w:r>
           </w:p>
         </w:tc>
@@ -24139,7 +25399,7 @@
                 <w:sz w:val="14"/>
                 <w:szCs w:val="14"/>
               </w:rPr>
-              <w:t xml:space="preserve">123,000</w:t>
+              <w:t xml:space="preserve">1,000</w:t>
             </w:r>
           </w:p>
         </w:tc>
@@ -24173,7 +25433,7 @@
                 <w:sz w:val="14"/>
                 <w:szCs w:val="14"/>
               </w:rPr>
-              <w:t xml:space="preserve">233,28</w:t>
+              <w:t xml:space="preserve">6.208,76</w:t>
             </w:r>
           </w:p>
         </w:tc>
@@ -24207,7 +25467,7 @@
                 <w:sz w:val="14"/>
                 <w:szCs w:val="14"/>
               </w:rPr>
-              <w:t xml:space="preserve">28.693,44</w:t>
+              <w:t xml:space="preserve">6.208,76</w:t>
             </w:r>
           </w:p>
         </w:tc>
@@ -24215,6 +25475,1266 @@
       <w:tr>
         <w:tc>
           <w:tcPr>
+            <w:vMerge w:val="continue"/>
+            <w:tcBorders>
+              <w:top w:val="single" w:color="808080" w:sz="4"/>
+              <w:left w:val="single" w:color="808080" w:sz="4"/>
+              <w:bottom w:val="single" w:color="808080" w:sz="4"/>
+              <w:right w:val="single" w:color="808080" w:sz="4"/>
+            </w:tcBorders>
+          </w:tcPr>
+          <w:p/>
+        </w:tc>
+        <w:tc>
+          <w:tcPr>
+            <w:tcW w:type="dxa" w:w="454"/>
+            <w:tcBorders>
+              <w:top w:val="single" w:color="808080" w:sz="4"/>
+              <w:left w:val="single" w:color="808080" w:sz="4"/>
+              <w:bottom w:val="single" w:color="808080" w:sz="4"/>
+              <w:right w:val="single" w:color="808080" w:sz="4"/>
+            </w:tcBorders>
+            <w:tcMar>
+              <w:top w:type="dxa" w:w="40"/>
+              <w:left w:type="dxa" w:w="60"/>
+              <w:bottom w:type="dxa" w:w="40"/>
+              <w:right w:type="dxa" w:w="60"/>
+            </w:tcMar>
+            <w:vAlign w:val="top"/>
+          </w:tcPr>
+          <w:p>
+            <w:pPr>
+              <w:spacing w:after="0" w:before="0"/>
+              <w:jc w:val="center"/>
+            </w:pPr>
+            <w:r>
+              <w:rPr>
+                <w:rFonts w:ascii="Calibri" w:cs="Calibri" w:eastAsia="Calibri" w:hAnsi="Calibri"/>
+                <w:b w:val="false"/>
+                <w:bCs w:val="false"/>
+                <w:sz w:val="14"/>
+                <w:szCs w:val="14"/>
+              </w:rPr>
+              <w:t xml:space="preserve">21</w:t>
+            </w:r>
+          </w:p>
+        </w:tc>
+        <w:tc>
+          <w:tcPr>
+            <w:tcW w:type="dxa" w:w="1191"/>
+            <w:tcBorders>
+              <w:top w:val="single" w:color="808080" w:sz="4"/>
+              <w:left w:val="single" w:color="808080" w:sz="4"/>
+              <w:bottom w:val="single" w:color="808080" w:sz="4"/>
+              <w:right w:val="single" w:color="808080" w:sz="4"/>
+            </w:tcBorders>
+            <w:tcMar>
+              <w:top w:type="dxa" w:w="40"/>
+              <w:left w:type="dxa" w:w="60"/>
+              <w:bottom w:type="dxa" w:w="40"/>
+              <w:right w:type="dxa" w:w="60"/>
+            </w:tcMar>
+            <w:vAlign w:val="top"/>
+          </w:tcPr>
+          <w:p>
+            <w:pPr>
+              <w:spacing w:after="0" w:before="0"/>
+              <w:jc w:val="center"/>
+            </w:pPr>
+            <w:r>
+              <w:rPr>
+                <w:rFonts w:ascii="Calibri" w:cs="Calibri" w:eastAsia="Calibri" w:hAnsi="Calibri"/>
+                <w:b w:val="false"/>
+                <w:bCs w:val="false"/>
+                <w:sz w:val="14"/>
+                <w:szCs w:val="14"/>
+              </w:rPr>
+              <w:t xml:space="preserve">35.190.1100</w:t>
+            </w:r>
+          </w:p>
+        </w:tc>
+        <w:tc>
+          <w:tcPr>
+            <w:tcW w:type="dxa" w:w="3458"/>
+            <w:tcBorders>
+              <w:top w:val="single" w:color="808080" w:sz="4"/>
+              <w:left w:val="single" w:color="808080" w:sz="4"/>
+              <w:bottom w:val="single" w:color="808080" w:sz="4"/>
+              <w:right w:val="single" w:color="808080" w:sz="4"/>
+            </w:tcBorders>
+            <w:tcMar>
+              <w:top w:type="dxa" w:w="40"/>
+              <w:left w:type="dxa" w:w="60"/>
+              <w:bottom w:type="dxa" w:w="40"/>
+              <w:right w:type="dxa" w:w="60"/>
+            </w:tcMar>
+            <w:vAlign w:val="top"/>
+          </w:tcPr>
+          <w:p>
+            <w:pPr>
+              <w:spacing w:after="0" w:before="0"/>
+              <w:jc w:val="left"/>
+            </w:pPr>
+            <w:r>
+              <w:rPr>
+                <w:rFonts w:ascii="Calibri" w:cs="Calibri" w:eastAsia="Calibri" w:hAnsi="Calibri"/>
+                <w:b w:val="false"/>
+                <w:bCs w:val="false"/>
+                <w:sz w:val="14"/>
+                <w:szCs w:val="14"/>
+              </w:rPr>
+              <w:t xml:space="preserve">Kablo tava sistemleri — 200x60x1,0 mm sıcak daldırma galvanizli perfore kablo tavası (malzeme) (%25 müteahhit kârı dahil)</w:t>
+            </w:r>
+          </w:p>
+        </w:tc>
+        <w:tc>
+          <w:tcPr>
+            <w:tcW w:type="dxa" w:w="680"/>
+            <w:tcBorders>
+              <w:top w:val="single" w:color="808080" w:sz="4"/>
+              <w:left w:val="single" w:color="808080" w:sz="4"/>
+              <w:bottom w:val="single" w:color="808080" w:sz="4"/>
+              <w:right w:val="single" w:color="808080" w:sz="4"/>
+            </w:tcBorders>
+            <w:tcMar>
+              <w:top w:type="dxa" w:w="40"/>
+              <w:left w:type="dxa" w:w="60"/>
+              <w:bottom w:type="dxa" w:w="40"/>
+              <w:right w:type="dxa" w:w="60"/>
+            </w:tcMar>
+            <w:vAlign w:val="top"/>
+          </w:tcPr>
+          <w:p>
+            <w:pPr>
+              <w:spacing w:after="0" w:before="0"/>
+              <w:jc w:val="center"/>
+            </w:pPr>
+            <w:r>
+              <w:rPr>
+                <w:rFonts w:ascii="Calibri" w:cs="Calibri" w:eastAsia="Calibri" w:hAnsi="Calibri"/>
+                <w:b w:val="false"/>
+                <w:bCs w:val="false"/>
+                <w:sz w:val="14"/>
+                <w:szCs w:val="14"/>
+              </w:rPr>
+              <w:t xml:space="preserve">kg</w:t>
+            </w:r>
+          </w:p>
+        </w:tc>
+        <w:tc>
+          <w:tcPr>
+            <w:tcW w:type="dxa" w:w="850"/>
+            <w:tcBorders>
+              <w:top w:val="single" w:color="808080" w:sz="4"/>
+              <w:left w:val="single" w:color="808080" w:sz="4"/>
+              <w:bottom w:val="single" w:color="808080" w:sz="4"/>
+              <w:right w:val="single" w:color="808080" w:sz="4"/>
+            </w:tcBorders>
+            <w:tcMar>
+              <w:top w:type="dxa" w:w="40"/>
+              <w:left w:type="dxa" w:w="60"/>
+              <w:bottom w:type="dxa" w:w="40"/>
+              <w:right w:type="dxa" w:w="60"/>
+            </w:tcMar>
+            <w:vAlign w:val="top"/>
+          </w:tcPr>
+          <w:p>
+            <w:pPr>
+              <w:spacing w:after="0" w:before="0"/>
+              <w:jc w:val="right"/>
+            </w:pPr>
+            <w:r>
+              <w:rPr>
+                <w:rFonts w:ascii="Calibri" w:cs="Calibri" w:eastAsia="Calibri" w:hAnsi="Calibri"/>
+                <w:b w:val="false"/>
+                <w:bCs w:val="false"/>
+                <w:sz w:val="14"/>
+                <w:szCs w:val="14"/>
+              </w:rPr>
+              <w:t xml:space="preserve">502,000</w:t>
+            </w:r>
+          </w:p>
+        </w:tc>
+        <w:tc>
+          <w:tcPr>
+            <w:tcW w:type="dxa" w:w="1134"/>
+            <w:tcBorders>
+              <w:top w:val="single" w:color="808080" w:sz="4"/>
+              <w:left w:val="single" w:color="808080" w:sz="4"/>
+              <w:bottom w:val="single" w:color="808080" w:sz="4"/>
+              <w:right w:val="single" w:color="808080" w:sz="4"/>
+            </w:tcBorders>
+            <w:tcMar>
+              <w:top w:type="dxa" w:w="40"/>
+              <w:left w:type="dxa" w:w="60"/>
+              <w:bottom w:type="dxa" w:w="40"/>
+              <w:right w:type="dxa" w:w="60"/>
+            </w:tcMar>
+            <w:vAlign w:val="top"/>
+          </w:tcPr>
+          <w:p>
+            <w:pPr>
+              <w:spacing w:after="0" w:before="0"/>
+              <w:jc w:val="right"/>
+            </w:pPr>
+            <w:r>
+              <w:rPr>
+                <w:rFonts w:ascii="Calibri" w:cs="Calibri" w:eastAsia="Calibri" w:hAnsi="Calibri"/>
+                <w:b w:val="false"/>
+                <w:bCs w:val="false"/>
+                <w:sz w:val="14"/>
+                <w:szCs w:val="14"/>
+              </w:rPr>
+              <w:t xml:space="preserve">199,42</w:t>
+            </w:r>
+          </w:p>
+        </w:tc>
+        <w:tc>
+          <w:tcPr>
+            <w:tcW w:type="dxa" w:w="1304"/>
+            <w:tcBorders>
+              <w:top w:val="single" w:color="808080" w:sz="4"/>
+              <w:left w:val="single" w:color="808080" w:sz="4"/>
+              <w:bottom w:val="single" w:color="808080" w:sz="4"/>
+              <w:right w:val="single" w:color="808080" w:sz="4"/>
+            </w:tcBorders>
+            <w:tcMar>
+              <w:top w:type="dxa" w:w="40"/>
+              <w:left w:type="dxa" w:w="60"/>
+              <w:bottom w:type="dxa" w:w="40"/>
+              <w:right w:type="dxa" w:w="60"/>
+            </w:tcMar>
+            <w:vAlign w:val="top"/>
+          </w:tcPr>
+          <w:p>
+            <w:pPr>
+              <w:spacing w:after="0" w:before="0"/>
+              <w:jc w:val="right"/>
+            </w:pPr>
+            <w:r>
+              <w:rPr>
+                <w:rFonts w:ascii="Calibri" w:cs="Calibri" w:eastAsia="Calibri" w:hAnsi="Calibri"/>
+                <w:b w:val="false"/>
+                <w:bCs w:val="false"/>
+                <w:sz w:val="14"/>
+                <w:szCs w:val="14"/>
+              </w:rPr>
+              <w:t xml:space="preserve">100.108,84</w:t>
+            </w:r>
+          </w:p>
+        </w:tc>
+      </w:tr>
+      <w:tr>
+        <w:tc>
+          <w:tcPr>
+            <w:vMerge w:val="continue"/>
+            <w:tcBorders>
+              <w:top w:val="single" w:color="808080" w:sz="4"/>
+              <w:left w:val="single" w:color="808080" w:sz="4"/>
+              <w:bottom w:val="single" w:color="808080" w:sz="4"/>
+              <w:right w:val="single" w:color="808080" w:sz="4"/>
+            </w:tcBorders>
+          </w:tcPr>
+          <w:p/>
+        </w:tc>
+        <w:tc>
+          <w:tcPr>
+            <w:tcW w:type="dxa" w:w="454"/>
+            <w:tcBorders>
+              <w:top w:val="single" w:color="808080" w:sz="4"/>
+              <w:left w:val="single" w:color="808080" w:sz="4"/>
+              <w:bottom w:val="single" w:color="808080" w:sz="4"/>
+              <w:right w:val="single" w:color="808080" w:sz="4"/>
+            </w:tcBorders>
+            <w:tcMar>
+              <w:top w:type="dxa" w:w="40"/>
+              <w:left w:type="dxa" w:w="60"/>
+              <w:bottom w:type="dxa" w:w="40"/>
+              <w:right w:type="dxa" w:w="60"/>
+            </w:tcMar>
+            <w:vAlign w:val="top"/>
+          </w:tcPr>
+          <w:p>
+            <w:pPr>
+              <w:spacing w:after="0" w:before="0"/>
+              <w:jc w:val="center"/>
+            </w:pPr>
+            <w:r>
+              <w:rPr>
+                <w:rFonts w:ascii="Calibri" w:cs="Calibri" w:eastAsia="Calibri" w:hAnsi="Calibri"/>
+                <w:b w:val="false"/>
+                <w:bCs w:val="false"/>
+                <w:sz w:val="14"/>
+                <w:szCs w:val="14"/>
+              </w:rPr>
+              <w:t xml:space="preserve">22</w:t>
+            </w:r>
+          </w:p>
+        </w:tc>
+        <w:tc>
+          <w:tcPr>
+            <w:tcW w:type="dxa" w:w="1191"/>
+            <w:tcBorders>
+              <w:top w:val="single" w:color="808080" w:sz="4"/>
+              <w:left w:val="single" w:color="808080" w:sz="4"/>
+              <w:bottom w:val="single" w:color="808080" w:sz="4"/>
+              <w:right w:val="single" w:color="808080" w:sz="4"/>
+            </w:tcBorders>
+            <w:tcMar>
+              <w:top w:type="dxa" w:w="40"/>
+              <w:left w:type="dxa" w:w="60"/>
+              <w:bottom w:type="dxa" w:w="40"/>
+              <w:right w:type="dxa" w:w="60"/>
+            </w:tcMar>
+            <w:vAlign w:val="top"/>
+          </w:tcPr>
+          <w:p>
+            <w:pPr>
+              <w:spacing w:after="0" w:before="0"/>
+              <w:jc w:val="center"/>
+            </w:pPr>
+            <w:r>
+              <w:rPr>
+                <w:rFonts w:ascii="Calibri" w:cs="Calibri" w:eastAsia="Calibri" w:hAnsi="Calibri"/>
+                <w:b w:val="false"/>
+                <w:bCs w:val="false"/>
+                <w:sz w:val="14"/>
+                <w:szCs w:val="14"/>
+              </w:rPr>
+              <w:t xml:space="preserve">35.190.1100 (montaj)</w:t>
+            </w:r>
+          </w:p>
+        </w:tc>
+        <w:tc>
+          <w:tcPr>
+            <w:tcW w:type="dxa" w:w="3458"/>
+            <w:tcBorders>
+              <w:top w:val="single" w:color="808080" w:sz="4"/>
+              <w:left w:val="single" w:color="808080" w:sz="4"/>
+              <w:bottom w:val="single" w:color="808080" w:sz="4"/>
+              <w:right w:val="single" w:color="808080" w:sz="4"/>
+            </w:tcBorders>
+            <w:tcMar>
+              <w:top w:type="dxa" w:w="40"/>
+              <w:left w:type="dxa" w:w="60"/>
+              <w:bottom w:type="dxa" w:w="40"/>
+              <w:right w:type="dxa" w:w="60"/>
+            </w:tcMar>
+            <w:vAlign w:val="top"/>
+          </w:tcPr>
+          <w:p>
+            <w:pPr>
+              <w:spacing w:after="0" w:before="0"/>
+              <w:jc w:val="left"/>
+            </w:pPr>
+            <w:r>
+              <w:rPr>
+                <w:rFonts w:ascii="Calibri" w:cs="Calibri" w:eastAsia="Calibri" w:hAnsi="Calibri"/>
+                <w:b w:val="false"/>
+                <w:bCs w:val="false"/>
+                <w:sz w:val="14"/>
+                <w:szCs w:val="14"/>
+              </w:rPr>
+              <w:t xml:space="preserve">Kablo tava sistemlerinin montajı — askı ve konsollarla tavana veya duvara tespiti; ek parça, konsol, askı tiji, vida ve somun bedelleri dâhildir, ayrıca ödenmez</w:t>
+            </w:r>
+          </w:p>
+        </w:tc>
+        <w:tc>
+          <w:tcPr>
+            <w:tcW w:type="dxa" w:w="680"/>
+            <w:tcBorders>
+              <w:top w:val="single" w:color="808080" w:sz="4"/>
+              <w:left w:val="single" w:color="808080" w:sz="4"/>
+              <w:bottom w:val="single" w:color="808080" w:sz="4"/>
+              <w:right w:val="single" w:color="808080" w:sz="4"/>
+            </w:tcBorders>
+            <w:tcMar>
+              <w:top w:type="dxa" w:w="40"/>
+              <w:left w:type="dxa" w:w="60"/>
+              <w:bottom w:type="dxa" w:w="40"/>
+              <w:right w:type="dxa" w:w="60"/>
+            </w:tcMar>
+            <w:vAlign w:val="top"/>
+          </w:tcPr>
+          <w:p>
+            <w:pPr>
+              <w:spacing w:after="0" w:before="0"/>
+              <w:jc w:val="center"/>
+            </w:pPr>
+            <w:r>
+              <w:rPr>
+                <w:rFonts w:ascii="Calibri" w:cs="Calibri" w:eastAsia="Calibri" w:hAnsi="Calibri"/>
+                <w:b w:val="false"/>
+                <w:bCs w:val="false"/>
+                <w:sz w:val="14"/>
+                <w:szCs w:val="14"/>
+              </w:rPr>
+              <w:t xml:space="preserve">kg</w:t>
+            </w:r>
+          </w:p>
+        </w:tc>
+        <w:tc>
+          <w:tcPr>
+            <w:tcW w:type="dxa" w:w="850"/>
+            <w:tcBorders>
+              <w:top w:val="single" w:color="808080" w:sz="4"/>
+              <w:left w:val="single" w:color="808080" w:sz="4"/>
+              <w:bottom w:val="single" w:color="808080" w:sz="4"/>
+              <w:right w:val="single" w:color="808080" w:sz="4"/>
+            </w:tcBorders>
+            <w:tcMar>
+              <w:top w:type="dxa" w:w="40"/>
+              <w:left w:type="dxa" w:w="60"/>
+              <w:bottom w:type="dxa" w:w="40"/>
+              <w:right w:type="dxa" w:w="60"/>
+            </w:tcMar>
+            <w:vAlign w:val="top"/>
+          </w:tcPr>
+          <w:p>
+            <w:pPr>
+              <w:spacing w:after="0" w:before="0"/>
+              <w:jc w:val="right"/>
+            </w:pPr>
+            <w:r>
+              <w:rPr>
+                <w:rFonts w:ascii="Calibri" w:cs="Calibri" w:eastAsia="Calibri" w:hAnsi="Calibri"/>
+                <w:b w:val="false"/>
+                <w:bCs w:val="false"/>
+                <w:sz w:val="14"/>
+                <w:szCs w:val="14"/>
+              </w:rPr>
+              <w:t xml:space="preserve">502,000</w:t>
+            </w:r>
+          </w:p>
+        </w:tc>
+        <w:tc>
+          <w:tcPr>
+            <w:tcW w:type="dxa" w:w="1134"/>
+            <w:tcBorders>
+              <w:top w:val="single" w:color="808080" w:sz="4"/>
+              <w:left w:val="single" w:color="808080" w:sz="4"/>
+              <w:bottom w:val="single" w:color="808080" w:sz="4"/>
+              <w:right w:val="single" w:color="808080" w:sz="4"/>
+            </w:tcBorders>
+            <w:tcMar>
+              <w:top w:type="dxa" w:w="40"/>
+              <w:left w:type="dxa" w:w="60"/>
+              <w:bottom w:type="dxa" w:w="40"/>
+              <w:right w:type="dxa" w:w="60"/>
+            </w:tcMar>
+            <w:vAlign w:val="top"/>
+          </w:tcPr>
+          <w:p>
+            <w:pPr>
+              <w:spacing w:after="0" w:before="0"/>
+              <w:jc w:val="right"/>
+            </w:pPr>
+            <w:r>
+              <w:rPr>
+                <w:rFonts w:ascii="Calibri" w:cs="Calibri" w:eastAsia="Calibri" w:hAnsi="Calibri"/>
+                <w:b w:val="false"/>
+                <w:bCs w:val="false"/>
+                <w:sz w:val="14"/>
+                <w:szCs w:val="14"/>
+              </w:rPr>
+              <w:t xml:space="preserve">38,72</w:t>
+            </w:r>
+          </w:p>
+        </w:tc>
+        <w:tc>
+          <w:tcPr>
+            <w:tcW w:type="dxa" w:w="1304"/>
+            <w:tcBorders>
+              <w:top w:val="single" w:color="808080" w:sz="4"/>
+              <w:left w:val="single" w:color="808080" w:sz="4"/>
+              <w:bottom w:val="single" w:color="808080" w:sz="4"/>
+              <w:right w:val="single" w:color="808080" w:sz="4"/>
+            </w:tcBorders>
+            <w:tcMar>
+              <w:top w:type="dxa" w:w="40"/>
+              <w:left w:type="dxa" w:w="60"/>
+              <w:bottom w:type="dxa" w:w="40"/>
+              <w:right w:type="dxa" w:w="60"/>
+            </w:tcMar>
+            <w:vAlign w:val="top"/>
+          </w:tcPr>
+          <w:p>
+            <w:pPr>
+              <w:spacing w:after="0" w:before="0"/>
+              <w:jc w:val="right"/>
+            </w:pPr>
+            <w:r>
+              <w:rPr>
+                <w:rFonts w:ascii="Calibri" w:cs="Calibri" w:eastAsia="Calibri" w:hAnsi="Calibri"/>
+                <w:b w:val="false"/>
+                <w:bCs w:val="false"/>
+                <w:sz w:val="14"/>
+                <w:szCs w:val="14"/>
+              </w:rPr>
+              <w:t xml:space="preserve">19.437,44</w:t>
+            </w:r>
+          </w:p>
+        </w:tc>
+      </w:tr>
+      <w:tr>
+        <w:tc>
+          <w:tcPr>
+            <w:vMerge w:val="continue"/>
+            <w:tcBorders>
+              <w:top w:val="single" w:color="808080" w:sz="4"/>
+              <w:left w:val="single" w:color="808080" w:sz="4"/>
+              <w:bottom w:val="single" w:color="808080" w:sz="4"/>
+              <w:right w:val="single" w:color="808080" w:sz="4"/>
+            </w:tcBorders>
+          </w:tcPr>
+          <w:p/>
+        </w:tc>
+        <w:tc>
+          <w:tcPr>
+            <w:tcW w:type="dxa" w:w="454"/>
+            <w:tcBorders>
+              <w:top w:val="single" w:color="808080" w:sz="4"/>
+              <w:left w:val="single" w:color="808080" w:sz="4"/>
+              <w:bottom w:val="single" w:color="808080" w:sz="4"/>
+              <w:right w:val="single" w:color="808080" w:sz="4"/>
+            </w:tcBorders>
+            <w:tcMar>
+              <w:top w:type="dxa" w:w="40"/>
+              <w:left w:type="dxa" w:w="60"/>
+              <w:bottom w:type="dxa" w:w="40"/>
+              <w:right w:type="dxa" w:w="60"/>
+            </w:tcMar>
+            <w:vAlign w:val="top"/>
+          </w:tcPr>
+          <w:p>
+            <w:pPr>
+              <w:spacing w:after="0" w:before="0"/>
+              <w:jc w:val="center"/>
+            </w:pPr>
+            <w:r>
+              <w:rPr>
+                <w:rFonts w:ascii="Calibri" w:cs="Calibri" w:eastAsia="Calibri" w:hAnsi="Calibri"/>
+                <w:b w:val="false"/>
+                <w:bCs w:val="false"/>
+                <w:sz w:val="14"/>
+                <w:szCs w:val="14"/>
+              </w:rPr>
+              <w:t xml:space="preserve">23</w:t>
+            </w:r>
+          </w:p>
+        </w:tc>
+        <w:tc>
+          <w:tcPr>
+            <w:tcW w:type="dxa" w:w="1191"/>
+            <w:tcBorders>
+              <w:top w:val="single" w:color="808080" w:sz="4"/>
+              <w:left w:val="single" w:color="808080" w:sz="4"/>
+              <w:bottom w:val="single" w:color="808080" w:sz="4"/>
+              <w:right w:val="single" w:color="808080" w:sz="4"/>
+            </w:tcBorders>
+            <w:tcMar>
+              <w:top w:type="dxa" w:w="40"/>
+              <w:left w:type="dxa" w:w="60"/>
+              <w:bottom w:type="dxa" w:w="40"/>
+              <w:right w:type="dxa" w:w="60"/>
+            </w:tcMar>
+            <w:vAlign w:val="top"/>
+          </w:tcPr>
+          <w:p>
+            <w:pPr>
+              <w:spacing w:after="0" w:before="0"/>
+              <w:jc w:val="center"/>
+            </w:pPr>
+            <w:r>
+              <w:rPr>
+                <w:rFonts w:ascii="Calibri" w:cs="Calibri" w:eastAsia="Calibri" w:hAnsi="Calibri"/>
+                <w:b w:val="false"/>
+                <w:bCs w:val="false"/>
+                <w:sz w:val="14"/>
+                <w:szCs w:val="14"/>
+              </w:rPr>
+              <w:t xml:space="preserve">35.190.1101</w:t>
+            </w:r>
+          </w:p>
+        </w:tc>
+        <w:tc>
+          <w:tcPr>
+            <w:tcW w:type="dxa" w:w="3458"/>
+            <w:tcBorders>
+              <w:top w:val="single" w:color="808080" w:sz="4"/>
+              <w:left w:val="single" w:color="808080" w:sz="4"/>
+              <w:bottom w:val="single" w:color="808080" w:sz="4"/>
+              <w:right w:val="single" w:color="808080" w:sz="4"/>
+            </w:tcBorders>
+            <w:tcMar>
+              <w:top w:type="dxa" w:w="40"/>
+              <w:left w:type="dxa" w:w="60"/>
+              <w:bottom w:type="dxa" w:w="40"/>
+              <w:right w:type="dxa" w:w="60"/>
+            </w:tcMar>
+            <w:vAlign w:val="top"/>
+          </w:tcPr>
+          <w:p>
+            <w:pPr>
+              <w:spacing w:after="0" w:before="0"/>
+              <w:jc w:val="left"/>
+            </w:pPr>
+            <w:r>
+              <w:rPr>
+                <w:rFonts w:ascii="Calibri" w:cs="Calibri" w:eastAsia="Calibri" w:hAnsi="Calibri"/>
+                <w:b w:val="false"/>
+                <w:bCs w:val="false"/>
+                <w:sz w:val="14"/>
+                <w:szCs w:val="14"/>
+              </w:rPr>
+              <w:t xml:space="preserve">Kablo tava sistemleri kapak sacı — 35.190.1100 pozuna uygun özellikte, 1,0 mm sıcak daldırma galvanizli (malzeme) (%25 müteahhit kârı dahil)</w:t>
+            </w:r>
+          </w:p>
+        </w:tc>
+        <w:tc>
+          <w:tcPr>
+            <w:tcW w:type="dxa" w:w="680"/>
+            <w:tcBorders>
+              <w:top w:val="single" w:color="808080" w:sz="4"/>
+              <w:left w:val="single" w:color="808080" w:sz="4"/>
+              <w:bottom w:val="single" w:color="808080" w:sz="4"/>
+              <w:right w:val="single" w:color="808080" w:sz="4"/>
+            </w:tcBorders>
+            <w:tcMar>
+              <w:top w:type="dxa" w:w="40"/>
+              <w:left w:type="dxa" w:w="60"/>
+              <w:bottom w:type="dxa" w:w="40"/>
+              <w:right w:type="dxa" w:w="60"/>
+            </w:tcMar>
+            <w:vAlign w:val="top"/>
+          </w:tcPr>
+          <w:p>
+            <w:pPr>
+              <w:spacing w:after="0" w:before="0"/>
+              <w:jc w:val="center"/>
+            </w:pPr>
+            <w:r>
+              <w:rPr>
+                <w:rFonts w:ascii="Calibri" w:cs="Calibri" w:eastAsia="Calibri" w:hAnsi="Calibri"/>
+                <w:b w:val="false"/>
+                <w:bCs w:val="false"/>
+                <w:sz w:val="14"/>
+                <w:szCs w:val="14"/>
+              </w:rPr>
+              <w:t xml:space="preserve">kg</w:t>
+            </w:r>
+          </w:p>
+        </w:tc>
+        <w:tc>
+          <w:tcPr>
+            <w:tcW w:type="dxa" w:w="850"/>
+            <w:tcBorders>
+              <w:top w:val="single" w:color="808080" w:sz="4"/>
+              <w:left w:val="single" w:color="808080" w:sz="4"/>
+              <w:bottom w:val="single" w:color="808080" w:sz="4"/>
+              <w:right w:val="single" w:color="808080" w:sz="4"/>
+            </w:tcBorders>
+            <w:tcMar>
+              <w:top w:type="dxa" w:w="40"/>
+              <w:left w:type="dxa" w:w="60"/>
+              <w:bottom w:type="dxa" w:w="40"/>
+              <w:right w:type="dxa" w:w="60"/>
+            </w:tcMar>
+            <w:vAlign w:val="top"/>
+          </w:tcPr>
+          <w:p>
+            <w:pPr>
+              <w:spacing w:after="0" w:before="0"/>
+              <w:jc w:val="right"/>
+            </w:pPr>
+            <w:r>
+              <w:rPr>
+                <w:rFonts w:ascii="Calibri" w:cs="Calibri" w:eastAsia="Calibri" w:hAnsi="Calibri"/>
+                <w:b w:val="false"/>
+                <w:bCs w:val="false"/>
+                <w:sz w:val="14"/>
+                <w:szCs w:val="14"/>
+              </w:rPr>
+              <w:t xml:space="preserve">361,200</w:t>
+            </w:r>
+          </w:p>
+        </w:tc>
+        <w:tc>
+          <w:tcPr>
+            <w:tcW w:type="dxa" w:w="1134"/>
+            <w:tcBorders>
+              <w:top w:val="single" w:color="808080" w:sz="4"/>
+              <w:left w:val="single" w:color="808080" w:sz="4"/>
+              <w:bottom w:val="single" w:color="808080" w:sz="4"/>
+              <w:right w:val="single" w:color="808080" w:sz="4"/>
+            </w:tcBorders>
+            <w:tcMar>
+              <w:top w:type="dxa" w:w="40"/>
+              <w:left w:type="dxa" w:w="60"/>
+              <w:bottom w:type="dxa" w:w="40"/>
+              <w:right w:type="dxa" w:w="60"/>
+            </w:tcMar>
+            <w:vAlign w:val="top"/>
+          </w:tcPr>
+          <w:p>
+            <w:pPr>
+              <w:spacing w:after="0" w:before="0"/>
+              <w:jc w:val="right"/>
+            </w:pPr>
+            <w:r>
+              <w:rPr>
+                <w:rFonts w:ascii="Calibri" w:cs="Calibri" w:eastAsia="Calibri" w:hAnsi="Calibri"/>
+                <w:b w:val="false"/>
+                <w:bCs w:val="false"/>
+                <w:sz w:val="14"/>
+                <w:szCs w:val="14"/>
+              </w:rPr>
+              <w:t xml:space="preserve">162,37</w:t>
+            </w:r>
+          </w:p>
+        </w:tc>
+        <w:tc>
+          <w:tcPr>
+            <w:tcW w:type="dxa" w:w="1304"/>
+            <w:tcBorders>
+              <w:top w:val="single" w:color="808080" w:sz="4"/>
+              <w:left w:val="single" w:color="808080" w:sz="4"/>
+              <w:bottom w:val="single" w:color="808080" w:sz="4"/>
+              <w:right w:val="single" w:color="808080" w:sz="4"/>
+            </w:tcBorders>
+            <w:tcMar>
+              <w:top w:type="dxa" w:w="40"/>
+              <w:left w:type="dxa" w:w="60"/>
+              <w:bottom w:type="dxa" w:w="40"/>
+              <w:right w:type="dxa" w:w="60"/>
+            </w:tcMar>
+            <w:vAlign w:val="top"/>
+          </w:tcPr>
+          <w:p>
+            <w:pPr>
+              <w:spacing w:after="0" w:before="0"/>
+              <w:jc w:val="right"/>
+            </w:pPr>
+            <w:r>
+              <w:rPr>
+                <w:rFonts w:ascii="Calibri" w:cs="Calibri" w:eastAsia="Calibri" w:hAnsi="Calibri"/>
+                <w:b w:val="false"/>
+                <w:bCs w:val="false"/>
+                <w:sz w:val="14"/>
+                <w:szCs w:val="14"/>
+              </w:rPr>
+              <w:t xml:space="preserve">58.648,04</w:t>
+            </w:r>
+          </w:p>
+        </w:tc>
+      </w:tr>
+      <w:tr>
+        <w:tc>
+          <w:tcPr>
+            <w:vMerge w:val="continue"/>
+            <w:tcBorders>
+              <w:top w:val="single" w:color="808080" w:sz="4"/>
+              <w:left w:val="single" w:color="808080" w:sz="4"/>
+              <w:bottom w:val="single" w:color="808080" w:sz="4"/>
+              <w:right w:val="single" w:color="808080" w:sz="4"/>
+            </w:tcBorders>
+          </w:tcPr>
+          <w:p/>
+        </w:tc>
+        <w:tc>
+          <w:tcPr>
+            <w:tcW w:type="dxa" w:w="454"/>
+            <w:tcBorders>
+              <w:top w:val="single" w:color="808080" w:sz="4"/>
+              <w:left w:val="single" w:color="808080" w:sz="4"/>
+              <w:bottom w:val="single" w:color="808080" w:sz="4"/>
+              <w:right w:val="single" w:color="808080" w:sz="4"/>
+            </w:tcBorders>
+            <w:tcMar>
+              <w:top w:type="dxa" w:w="40"/>
+              <w:left w:type="dxa" w:w="60"/>
+              <w:bottom w:type="dxa" w:w="40"/>
+              <w:right w:type="dxa" w:w="60"/>
+            </w:tcMar>
+            <w:vAlign w:val="top"/>
+          </w:tcPr>
+          <w:p>
+            <w:pPr>
+              <w:spacing w:after="0" w:before="0"/>
+              <w:jc w:val="center"/>
+            </w:pPr>
+            <w:r>
+              <w:rPr>
+                <w:rFonts w:ascii="Calibri" w:cs="Calibri" w:eastAsia="Calibri" w:hAnsi="Calibri"/>
+                <w:b w:val="false"/>
+                <w:bCs w:val="false"/>
+                <w:sz w:val="14"/>
+                <w:szCs w:val="14"/>
+              </w:rPr>
+              <w:t xml:space="preserve">24</w:t>
+            </w:r>
+          </w:p>
+        </w:tc>
+        <w:tc>
+          <w:tcPr>
+            <w:tcW w:type="dxa" w:w="1191"/>
+            <w:tcBorders>
+              <w:top w:val="single" w:color="808080" w:sz="4"/>
+              <w:left w:val="single" w:color="808080" w:sz="4"/>
+              <w:bottom w:val="single" w:color="808080" w:sz="4"/>
+              <w:right w:val="single" w:color="808080" w:sz="4"/>
+            </w:tcBorders>
+            <w:tcMar>
+              <w:top w:type="dxa" w:w="40"/>
+              <w:left w:type="dxa" w:w="60"/>
+              <w:bottom w:type="dxa" w:w="40"/>
+              <w:right w:type="dxa" w:w="60"/>
+            </w:tcMar>
+            <w:vAlign w:val="top"/>
+          </w:tcPr>
+          <w:p>
+            <w:pPr>
+              <w:spacing w:after="0" w:before="0"/>
+              <w:jc w:val="center"/>
+            </w:pPr>
+            <w:r>
+              <w:rPr>
+                <w:rFonts w:ascii="Calibri" w:cs="Calibri" w:eastAsia="Calibri" w:hAnsi="Calibri"/>
+                <w:b w:val="false"/>
+                <w:bCs w:val="false"/>
+                <w:sz w:val="14"/>
+                <w:szCs w:val="14"/>
+              </w:rPr>
+              <w:t xml:space="preserve">35.190.1101 (montaj)</w:t>
+            </w:r>
+          </w:p>
+        </w:tc>
+        <w:tc>
+          <w:tcPr>
+            <w:tcW w:type="dxa" w:w="3458"/>
+            <w:tcBorders>
+              <w:top w:val="single" w:color="808080" w:sz="4"/>
+              <w:left w:val="single" w:color="808080" w:sz="4"/>
+              <w:bottom w:val="single" w:color="808080" w:sz="4"/>
+              <w:right w:val="single" w:color="808080" w:sz="4"/>
+            </w:tcBorders>
+            <w:tcMar>
+              <w:top w:type="dxa" w:w="40"/>
+              <w:left w:type="dxa" w:w="60"/>
+              <w:bottom w:type="dxa" w:w="40"/>
+              <w:right w:type="dxa" w:w="60"/>
+            </w:tcMar>
+            <w:vAlign w:val="top"/>
+          </w:tcPr>
+          <w:p>
+            <w:pPr>
+              <w:spacing w:after="0" w:before="0"/>
+              <w:jc w:val="left"/>
+            </w:pPr>
+            <w:r>
+              <w:rPr>
+                <w:rFonts w:ascii="Calibri" w:cs="Calibri" w:eastAsia="Calibri" w:hAnsi="Calibri"/>
+                <w:b w:val="false"/>
+                <w:bCs w:val="false"/>
+                <w:sz w:val="14"/>
+                <w:szCs w:val="14"/>
+              </w:rPr>
+              <w:t xml:space="preserve">Kablo tava sistemleri kapak sacının montajı — onaylı projesinde belirtilen kanalların kapatılması; her türlü işçilik ve malzeme dâhil, işler hâlde teslim</w:t>
+            </w:r>
+          </w:p>
+        </w:tc>
+        <w:tc>
+          <w:tcPr>
+            <w:tcW w:type="dxa" w:w="680"/>
+            <w:tcBorders>
+              <w:top w:val="single" w:color="808080" w:sz="4"/>
+              <w:left w:val="single" w:color="808080" w:sz="4"/>
+              <w:bottom w:val="single" w:color="808080" w:sz="4"/>
+              <w:right w:val="single" w:color="808080" w:sz="4"/>
+            </w:tcBorders>
+            <w:tcMar>
+              <w:top w:type="dxa" w:w="40"/>
+              <w:left w:type="dxa" w:w="60"/>
+              <w:bottom w:type="dxa" w:w="40"/>
+              <w:right w:type="dxa" w:w="60"/>
+            </w:tcMar>
+            <w:vAlign w:val="top"/>
+          </w:tcPr>
+          <w:p>
+            <w:pPr>
+              <w:spacing w:after="0" w:before="0"/>
+              <w:jc w:val="center"/>
+            </w:pPr>
+            <w:r>
+              <w:rPr>
+                <w:rFonts w:ascii="Calibri" w:cs="Calibri" w:eastAsia="Calibri" w:hAnsi="Calibri"/>
+                <w:b w:val="false"/>
+                <w:bCs w:val="false"/>
+                <w:sz w:val="14"/>
+                <w:szCs w:val="14"/>
+              </w:rPr>
+              <w:t xml:space="preserve">kg</w:t>
+            </w:r>
+          </w:p>
+        </w:tc>
+        <w:tc>
+          <w:tcPr>
+            <w:tcW w:type="dxa" w:w="850"/>
+            <w:tcBorders>
+              <w:top w:val="single" w:color="808080" w:sz="4"/>
+              <w:left w:val="single" w:color="808080" w:sz="4"/>
+              <w:bottom w:val="single" w:color="808080" w:sz="4"/>
+              <w:right w:val="single" w:color="808080" w:sz="4"/>
+            </w:tcBorders>
+            <w:tcMar>
+              <w:top w:type="dxa" w:w="40"/>
+              <w:left w:type="dxa" w:w="60"/>
+              <w:bottom w:type="dxa" w:w="40"/>
+              <w:right w:type="dxa" w:w="60"/>
+            </w:tcMar>
+            <w:vAlign w:val="top"/>
+          </w:tcPr>
+          <w:p>
+            <w:pPr>
+              <w:spacing w:after="0" w:before="0"/>
+              <w:jc w:val="right"/>
+            </w:pPr>
+            <w:r>
+              <w:rPr>
+                <w:rFonts w:ascii="Calibri" w:cs="Calibri" w:eastAsia="Calibri" w:hAnsi="Calibri"/>
+                <w:b w:val="false"/>
+                <w:bCs w:val="false"/>
+                <w:sz w:val="14"/>
+                <w:szCs w:val="14"/>
+              </w:rPr>
+              <w:t xml:space="preserve">361,200</w:t>
+            </w:r>
+          </w:p>
+        </w:tc>
+        <w:tc>
+          <w:tcPr>
+            <w:tcW w:type="dxa" w:w="1134"/>
+            <w:tcBorders>
+              <w:top w:val="single" w:color="808080" w:sz="4"/>
+              <w:left w:val="single" w:color="808080" w:sz="4"/>
+              <w:bottom w:val="single" w:color="808080" w:sz="4"/>
+              <w:right w:val="single" w:color="808080" w:sz="4"/>
+            </w:tcBorders>
+            <w:tcMar>
+              <w:top w:type="dxa" w:w="40"/>
+              <w:left w:type="dxa" w:w="60"/>
+              <w:bottom w:type="dxa" w:w="40"/>
+              <w:right w:type="dxa" w:w="60"/>
+            </w:tcMar>
+            <w:vAlign w:val="top"/>
+          </w:tcPr>
+          <w:p>
+            <w:pPr>
+              <w:spacing w:after="0" w:before="0"/>
+              <w:jc w:val="right"/>
+            </w:pPr>
+            <w:r>
+              <w:rPr>
+                <w:rFonts w:ascii="Calibri" w:cs="Calibri" w:eastAsia="Calibri" w:hAnsi="Calibri"/>
+                <w:b w:val="false"/>
+                <w:bCs w:val="false"/>
+                <w:sz w:val="14"/>
+                <w:szCs w:val="14"/>
+              </w:rPr>
+              <w:t xml:space="preserve">21,30</w:t>
+            </w:r>
+          </w:p>
+        </w:tc>
+        <w:tc>
+          <w:tcPr>
+            <w:tcW w:type="dxa" w:w="1304"/>
+            <w:tcBorders>
+              <w:top w:val="single" w:color="808080" w:sz="4"/>
+              <w:left w:val="single" w:color="808080" w:sz="4"/>
+              <w:bottom w:val="single" w:color="808080" w:sz="4"/>
+              <w:right w:val="single" w:color="808080" w:sz="4"/>
+            </w:tcBorders>
+            <w:tcMar>
+              <w:top w:type="dxa" w:w="40"/>
+              <w:left w:type="dxa" w:w="60"/>
+              <w:bottom w:type="dxa" w:w="40"/>
+              <w:right w:type="dxa" w:w="60"/>
+            </w:tcMar>
+            <w:vAlign w:val="top"/>
+          </w:tcPr>
+          <w:p>
+            <w:pPr>
+              <w:spacing w:after="0" w:before="0"/>
+              <w:jc w:val="right"/>
+            </w:pPr>
+            <w:r>
+              <w:rPr>
+                <w:rFonts w:ascii="Calibri" w:cs="Calibri" w:eastAsia="Calibri" w:hAnsi="Calibri"/>
+                <w:b w:val="false"/>
+                <w:bCs w:val="false"/>
+                <w:sz w:val="14"/>
+                <w:szCs w:val="14"/>
+              </w:rPr>
+              <w:t xml:space="preserve">7.693,56</w:t>
+            </w:r>
+          </w:p>
+        </w:tc>
+      </w:tr>
+      <w:tr>
+        <w:tc>
+          <w:tcPr>
+            <w:vMerge w:val="continue"/>
+            <w:tcBorders>
+              <w:top w:val="single" w:color="808080" w:sz="4"/>
+              <w:left w:val="single" w:color="808080" w:sz="4"/>
+              <w:bottom w:val="single" w:color="808080" w:sz="4"/>
+              <w:right w:val="single" w:color="808080" w:sz="4"/>
+            </w:tcBorders>
+          </w:tcPr>
+          <w:p/>
+        </w:tc>
+        <w:tc>
+          <w:tcPr>
+            <w:tcW w:type="dxa" w:w="454"/>
+            <w:tcBorders>
+              <w:top w:val="single" w:color="808080" w:sz="4"/>
+              <w:left w:val="single" w:color="808080" w:sz="4"/>
+              <w:bottom w:val="single" w:color="808080" w:sz="4"/>
+              <w:right w:val="single" w:color="808080" w:sz="4"/>
+            </w:tcBorders>
+            <w:tcMar>
+              <w:top w:type="dxa" w:w="40"/>
+              <w:left w:type="dxa" w:w="60"/>
+              <w:bottom w:type="dxa" w:w="40"/>
+              <w:right w:type="dxa" w:w="60"/>
+            </w:tcMar>
+            <w:vAlign w:val="top"/>
+          </w:tcPr>
+          <w:p>
+            <w:pPr>
+              <w:spacing w:after="0" w:before="0"/>
+              <w:jc w:val="center"/>
+            </w:pPr>
+            <w:r>
+              <w:rPr>
+                <w:rFonts w:ascii="Calibri" w:cs="Calibri" w:eastAsia="Calibri" w:hAnsi="Calibri"/>
+                <w:b w:val="false"/>
+                <w:bCs w:val="false"/>
+                <w:sz w:val="14"/>
+                <w:szCs w:val="14"/>
+              </w:rPr>
+              <w:t xml:space="preserve">25</w:t>
+            </w:r>
+          </w:p>
+        </w:tc>
+        <w:tc>
+          <w:tcPr>
+            <w:tcW w:type="dxa" w:w="1191"/>
+            <w:tcBorders>
+              <w:top w:val="single" w:color="808080" w:sz="4"/>
+              <w:left w:val="single" w:color="808080" w:sz="4"/>
+              <w:bottom w:val="single" w:color="808080" w:sz="4"/>
+              <w:right w:val="single" w:color="808080" w:sz="4"/>
+            </w:tcBorders>
+            <w:tcMar>
+              <w:top w:type="dxa" w:w="40"/>
+              <w:left w:type="dxa" w:w="60"/>
+              <w:bottom w:type="dxa" w:w="40"/>
+              <w:right w:type="dxa" w:w="60"/>
+            </w:tcMar>
+            <w:vAlign w:val="top"/>
+          </w:tcPr>
+          <w:p>
+            <w:pPr>
+              <w:spacing w:after="0" w:before="0"/>
+              <w:jc w:val="center"/>
+            </w:pPr>
+            <w:r>
+              <w:rPr>
+                <w:rFonts w:ascii="Calibri" w:cs="Calibri" w:eastAsia="Calibri" w:hAnsi="Calibri"/>
+                <w:b w:val="false"/>
+                <w:bCs w:val="false"/>
+                <w:sz w:val="14"/>
+                <w:szCs w:val="14"/>
+              </w:rPr>
+              <w:t xml:space="preserve">35.190.1304</w:t>
+            </w:r>
+          </w:p>
+        </w:tc>
+        <w:tc>
+          <w:tcPr>
+            <w:tcW w:type="dxa" w:w="3458"/>
+            <w:tcBorders>
+              <w:top w:val="single" w:color="808080" w:sz="4"/>
+              <w:left w:val="single" w:color="808080" w:sz="4"/>
+              <w:bottom w:val="single" w:color="808080" w:sz="4"/>
+              <w:right w:val="single" w:color="808080" w:sz="4"/>
+            </w:tcBorders>
+            <w:tcMar>
+              <w:top w:type="dxa" w:w="40"/>
+              <w:left w:type="dxa" w:w="60"/>
+              <w:bottom w:type="dxa" w:w="40"/>
+              <w:right w:type="dxa" w:w="60"/>
+            </w:tcMar>
+            <w:vAlign w:val="top"/>
+          </w:tcPr>
+          <w:p>
+            <w:pPr>
+              <w:spacing w:after="0" w:before="0"/>
+              <w:jc w:val="left"/>
+            </w:pPr>
+            <w:r>
+              <w:rPr>
+                <w:rFonts w:ascii="Calibri" w:cs="Calibri" w:eastAsia="Calibri" w:hAnsi="Calibri"/>
+                <w:b w:val="false"/>
+                <w:bCs w:val="false"/>
+                <w:sz w:val="14"/>
+                <w:szCs w:val="14"/>
+              </w:rPr>
+              <w:t xml:space="preserve">Sıva üstü PVC kablo kanalı — en az 100 x 35 mm, üç bölmeli (%25 müteahhit kârı dahil)</w:t>
+            </w:r>
+          </w:p>
+        </w:tc>
+        <w:tc>
+          <w:tcPr>
+            <w:tcW w:type="dxa" w:w="680"/>
+            <w:tcBorders>
+              <w:top w:val="single" w:color="808080" w:sz="4"/>
+              <w:left w:val="single" w:color="808080" w:sz="4"/>
+              <w:bottom w:val="single" w:color="808080" w:sz="4"/>
+              <w:right w:val="single" w:color="808080" w:sz="4"/>
+            </w:tcBorders>
+            <w:tcMar>
+              <w:top w:type="dxa" w:w="40"/>
+              <w:left w:type="dxa" w:w="60"/>
+              <w:bottom w:type="dxa" w:w="40"/>
+              <w:right w:type="dxa" w:w="60"/>
+            </w:tcMar>
+            <w:vAlign w:val="top"/>
+          </w:tcPr>
+          <w:p>
+            <w:pPr>
+              <w:spacing w:after="0" w:before="0"/>
+              <w:jc w:val="center"/>
+            </w:pPr>
+            <w:r>
+              <w:rPr>
+                <w:rFonts w:ascii="Calibri" w:cs="Calibri" w:eastAsia="Calibri" w:hAnsi="Calibri"/>
+                <w:b w:val="false"/>
+                <w:bCs w:val="false"/>
+                <w:sz w:val="14"/>
+                <w:szCs w:val="14"/>
+              </w:rPr>
+              <w:t xml:space="preserve">m</w:t>
+            </w:r>
+          </w:p>
+        </w:tc>
+        <w:tc>
+          <w:tcPr>
+            <w:tcW w:type="dxa" w:w="850"/>
+            <w:tcBorders>
+              <w:top w:val="single" w:color="808080" w:sz="4"/>
+              <w:left w:val="single" w:color="808080" w:sz="4"/>
+              <w:bottom w:val="single" w:color="808080" w:sz="4"/>
+              <w:right w:val="single" w:color="808080" w:sz="4"/>
+            </w:tcBorders>
+            <w:tcMar>
+              <w:top w:type="dxa" w:w="40"/>
+              <w:left w:type="dxa" w:w="60"/>
+              <w:bottom w:type="dxa" w:w="40"/>
+              <w:right w:type="dxa" w:w="60"/>
+            </w:tcMar>
+            <w:vAlign w:val="top"/>
+          </w:tcPr>
+          <w:p>
+            <w:pPr>
+              <w:spacing w:after="0" w:before="0"/>
+              <w:jc w:val="right"/>
+            </w:pPr>
+            <w:r>
+              <w:rPr>
+                <w:rFonts w:ascii="Calibri" w:cs="Calibri" w:eastAsia="Calibri" w:hAnsi="Calibri"/>
+                <w:b w:val="false"/>
+                <w:bCs w:val="false"/>
+                <w:sz w:val="14"/>
+                <w:szCs w:val="14"/>
+              </w:rPr>
+              <w:t xml:space="preserve">123,000</w:t>
+            </w:r>
+          </w:p>
+        </w:tc>
+        <w:tc>
+          <w:tcPr>
+            <w:tcW w:type="dxa" w:w="1134"/>
+            <w:tcBorders>
+              <w:top w:val="single" w:color="808080" w:sz="4"/>
+              <w:left w:val="single" w:color="808080" w:sz="4"/>
+              <w:bottom w:val="single" w:color="808080" w:sz="4"/>
+              <w:right w:val="single" w:color="808080" w:sz="4"/>
+            </w:tcBorders>
+            <w:tcMar>
+              <w:top w:type="dxa" w:w="40"/>
+              <w:left w:type="dxa" w:w="60"/>
+              <w:bottom w:type="dxa" w:w="40"/>
+              <w:right w:type="dxa" w:w="60"/>
+            </w:tcMar>
+            <w:vAlign w:val="top"/>
+          </w:tcPr>
+          <w:p>
+            <w:pPr>
+              <w:spacing w:after="0" w:before="0"/>
+              <w:jc w:val="right"/>
+            </w:pPr>
+            <w:r>
+              <w:rPr>
+                <w:rFonts w:ascii="Calibri" w:cs="Calibri" w:eastAsia="Calibri" w:hAnsi="Calibri"/>
+                <w:b w:val="false"/>
+                <w:bCs w:val="false"/>
+                <w:sz w:val="14"/>
+                <w:szCs w:val="14"/>
+              </w:rPr>
+              <w:t xml:space="preserve">233,28</w:t>
+            </w:r>
+          </w:p>
+        </w:tc>
+        <w:tc>
+          <w:tcPr>
+            <w:tcW w:type="dxa" w:w="1304"/>
+            <w:tcBorders>
+              <w:top w:val="single" w:color="808080" w:sz="4"/>
+              <w:left w:val="single" w:color="808080" w:sz="4"/>
+              <w:bottom w:val="single" w:color="808080" w:sz="4"/>
+              <w:right w:val="single" w:color="808080" w:sz="4"/>
+            </w:tcBorders>
+            <w:tcMar>
+              <w:top w:type="dxa" w:w="40"/>
+              <w:left w:type="dxa" w:w="60"/>
+              <w:bottom w:type="dxa" w:w="40"/>
+              <w:right w:type="dxa" w:w="60"/>
+            </w:tcMar>
+            <w:vAlign w:val="top"/>
+          </w:tcPr>
+          <w:p>
+            <w:pPr>
+              <w:spacing w:after="0" w:before="0"/>
+              <w:jc w:val="right"/>
+            </w:pPr>
+            <w:r>
+              <w:rPr>
+                <w:rFonts w:ascii="Calibri" w:cs="Calibri" w:eastAsia="Calibri" w:hAnsi="Calibri"/>
+                <w:b w:val="false"/>
+                <w:bCs w:val="false"/>
+                <w:sz w:val="14"/>
+                <w:szCs w:val="14"/>
+              </w:rPr>
+              <w:t xml:space="preserve">28.693,44</w:t>
+            </w:r>
+          </w:p>
+        </w:tc>
+      </w:tr>
+      <w:tr>
+        <w:tc>
+          <w:tcPr>
             <w:tcW w:type="dxa" w:w="1361"/>
             <w:tcBorders>
               <w:top w:val="single" w:color="808080" w:sz="4"/>
@@ -24489,7 +27009,7 @@
                 <w:sz w:val="14"/>
                 <w:szCs w:val="14"/>
               </w:rPr>
-              <w:t xml:space="preserve">7.887.227,25</w:t>
+              <w:t xml:space="preserve">7.876.502,09</w:t>
             </w:r>
           </w:p>
         </w:tc>
@@ -24583,7 +27103,7 @@
                 <w:sz w:val="14"/>
                 <w:szCs w:val="14"/>
               </w:rPr>
-              <w:t xml:space="preserve">15.774.454,50 TL</w:t>
+              <w:t xml:space="preserve">15.753.004,18 TL</w:t>
             </w:r>
           </w:p>
         </w:tc>

--- a/belgeler/28_TEKLIF_SUNUM_FORMU_MARFEN.docx
+++ b/belgeler/28_TEKLIF_SUNUM_FORMU_MARFEN.docx
@@ -10128,7 +10128,7 @@
                 <w:sz w:val="14"/>
                 <w:szCs w:val="14"/>
               </w:rPr>
-              <w:t xml:space="preserve">105,37</w:t>
+              <w:t xml:space="preserve">115,96</w:t>
             </w:r>
           </w:p>
         </w:tc>
@@ -10162,7 +10162,7 @@
                 <w:sz w:val="14"/>
                 <w:szCs w:val="14"/>
               </w:rPr>
-              <w:t xml:space="preserve">19.598,82</w:t>
+              <w:t xml:space="preserve">21.568,56</w:t>
             </w:r>
           </w:p>
         </w:tc>
@@ -10244,7 +10244,7 @@
                 <w:sz w:val="14"/>
                 <w:szCs w:val="14"/>
               </w:rPr>
-              <w:t xml:space="preserve">35.750.3002 (montaj)</w:t>
+              <w:t xml:space="preserve">35.750.1502</w:t>
             </w:r>
           </w:p>
         </w:tc>
@@ -10278,7 +10278,7 @@
                 <w:sz w:val="14"/>
                 <w:szCs w:val="14"/>
               </w:rPr>
-              <w:t xml:space="preserve">Bina ihata iletkeni tesisatının montajı — temel topraklaması</w:t>
+              <w:t xml:space="preserve">Aktif yakalama ucu, ortalama uyarım yolu DL = 30-40 m (%25 müteahhit kârı dahil)</w:t>
             </w:r>
           </w:p>
         </w:tc>
@@ -10312,7 +10312,7 @@
                 <w:sz w:val="14"/>
                 <w:szCs w:val="14"/>
               </w:rPr>
-              <w:t xml:space="preserve">m</w:t>
+              <w:t xml:space="preserve">ad</w:t>
             </w:r>
           </w:p>
         </w:tc>
@@ -10346,7 +10346,7 @@
                 <w:sz w:val="14"/>
                 <w:szCs w:val="14"/>
               </w:rPr>
-              <w:t xml:space="preserve">186,000</w:t>
+              <w:t xml:space="preserve">1,000</w:t>
             </w:r>
           </w:p>
         </w:tc>
@@ -10380,7 +10380,7 @@
                 <w:sz w:val="14"/>
                 <w:szCs w:val="14"/>
               </w:rPr>
-              <w:t xml:space="preserve">77,54</w:t>
+              <w:t xml:space="preserve">15.595,61</w:t>
             </w:r>
           </w:p>
         </w:tc>
@@ -10414,7 +10414,7 @@
                 <w:sz w:val="14"/>
                 <w:szCs w:val="14"/>
               </w:rPr>
-              <w:t xml:space="preserve">14.422,44</w:t>
+              <w:t xml:space="preserve">15.595,61</w:t>
             </w:r>
           </w:p>
         </w:tc>
@@ -10496,7 +10496,7 @@
                 <w:sz w:val="14"/>
                 <w:szCs w:val="14"/>
               </w:rPr>
-              <w:t xml:space="preserve">35.750.1502</w:t>
+              <w:t xml:space="preserve">35.750.2001</w:t>
             </w:r>
           </w:p>
         </w:tc>
@@ -10530,7 +10530,7 @@
                 <w:sz w:val="14"/>
                 <w:szCs w:val="14"/>
               </w:rPr>
-              <w:t xml:space="preserve">Aktif yakalama ucu, ortalama uyarım yolu DL = 30-40 m (%25 müteahhit kârı dahil)</w:t>
+              <w:t xml:space="preserve">Çatı ihata ve indirme iletkeni tesisatı — 50 mm² elektrolitik bakır tel (%25 müteahhit kârı dahil)</w:t>
             </w:r>
           </w:p>
         </w:tc>
@@ -10564,7 +10564,7 @@
                 <w:sz w:val="14"/>
                 <w:szCs w:val="14"/>
               </w:rPr>
-              <w:t xml:space="preserve">ad</w:t>
+              <w:t xml:space="preserve">m</w:t>
             </w:r>
           </w:p>
         </w:tc>
@@ -10598,7 +10598,7 @@
                 <w:sz w:val="14"/>
                 <w:szCs w:val="14"/>
               </w:rPr>
-              <w:t xml:space="preserve">1,000</w:t>
+              <w:t xml:space="preserve">16,000</w:t>
             </w:r>
           </w:p>
         </w:tc>
@@ -10632,7 +10632,7 @@
                 <w:sz w:val="14"/>
                 <w:szCs w:val="14"/>
               </w:rPr>
-              <w:t xml:space="preserve">14.132,58</w:t>
+              <w:t xml:space="preserve">426,72</w:t>
             </w:r>
           </w:p>
         </w:tc>
@@ -10666,7 +10666,7 @@
                 <w:sz w:val="14"/>
                 <w:szCs w:val="14"/>
               </w:rPr>
-              <w:t xml:space="preserve">14.132,58</w:t>
+              <w:t xml:space="preserve">6.827,52</w:t>
             </w:r>
           </w:p>
         </w:tc>
@@ -10748,7 +10748,7 @@
                 <w:sz w:val="14"/>
                 <w:szCs w:val="14"/>
               </w:rPr>
-              <w:t xml:space="preserve">35.750.1502 (montaj)</w:t>
+              <w:t xml:space="preserve">35.740.1106</w:t>
             </w:r>
           </w:p>
         </w:tc>
@@ -10782,7 +10782,7 @@
                 <w:sz w:val="14"/>
                 <w:szCs w:val="14"/>
               </w:rPr>
-              <w:t xml:space="preserve">Aktif yakalama ucunun montajı — direk, taşıyıcı ve bağlantı elemanlarıyla yerine konulması</w:t>
+              <w:t xml:space="preserve">Dizel elektrojen grubu (jeneratör) 63 kVA / 50 kW — dizel motoru su veya hava ile soğuyan cinsten, 1500 d/dak (%25 müteahhit kârı dahil)</w:t>
             </w:r>
           </w:p>
         </w:tc>
@@ -10884,7 +10884,7 @@
                 <w:sz w:val="14"/>
                 <w:szCs w:val="14"/>
               </w:rPr>
-              <w:t xml:space="preserve">2.131,50</w:t>
+              <w:t xml:space="preserve">467.349,29</w:t>
             </w:r>
           </w:p>
         </w:tc>
@@ -10918,7 +10918,7 @@
                 <w:sz w:val="14"/>
                 <w:szCs w:val="14"/>
               </w:rPr>
-              <w:t xml:space="preserve">2.131,50</w:t>
+              <w:t xml:space="preserve">467.349,29</w:t>
             </w:r>
           </w:p>
         </w:tc>
@@ -11000,7 +11000,7 @@
                 <w:sz w:val="14"/>
                 <w:szCs w:val="14"/>
               </w:rPr>
-              <w:t xml:space="preserve">35.750.2001</w:t>
+              <w:t xml:space="preserve">35.740.5406</w:t>
             </w:r>
           </w:p>
         </w:tc>
@@ -11034,7 +11034,7 @@
                 <w:sz w:val="14"/>
                 <w:szCs w:val="14"/>
               </w:rPr>
-              <w:t xml:space="preserve">Çatı ihata ve indirme iletkeni tesisatı — 50 mm² elektrolitik bakır tel (%25 müteahhit kârı dahil)</w:t>
+              <w:t xml:space="preserve">Jeneratör ses izolasyon kabini — 63 kVA (%25 müteahhit kârı dahil)</w:t>
             </w:r>
           </w:p>
         </w:tc>
@@ -11068,7 +11068,7 @@
                 <w:sz w:val="14"/>
                 <w:szCs w:val="14"/>
               </w:rPr>
-              <w:t xml:space="preserve">m</w:t>
+              <w:t xml:space="preserve">ad</w:t>
             </w:r>
           </w:p>
         </w:tc>
@@ -11102,7 +11102,7 @@
                 <w:sz w:val="14"/>
                 <w:szCs w:val="14"/>
               </w:rPr>
-              <w:t xml:space="preserve">16,000</w:t>
+              <w:t xml:space="preserve">1,000</w:t>
             </w:r>
           </w:p>
         </w:tc>
@@ -11136,7 +11136,7 @@
                 <w:sz w:val="14"/>
                 <w:szCs w:val="14"/>
               </w:rPr>
-              <w:t xml:space="preserve">387,72</w:t>
+              <w:t xml:space="preserve">79.653,55</w:t>
             </w:r>
           </w:p>
         </w:tc>
@@ -11170,7 +11170,7 @@
                 <w:sz w:val="14"/>
                 <w:szCs w:val="14"/>
               </w:rPr>
-              <w:t xml:space="preserve">6.203,52</w:t>
+              <w:t xml:space="preserve">79.653,55</w:t>
             </w:r>
           </w:p>
         </w:tc>
@@ -11252,7 +11252,7 @@
                 <w:sz w:val="14"/>
                 <w:szCs w:val="14"/>
               </w:rPr>
-              <w:t xml:space="preserve">35.750.2001 (montaj)</w:t>
+              <w:t xml:space="preserve">35.190.1100</w:t>
             </w:r>
           </w:p>
         </w:tc>
@@ -11286,7 +11286,7 @@
                 <w:sz w:val="14"/>
                 <w:szCs w:val="14"/>
               </w:rPr>
-              <w:t xml:space="preserve">Çatı ihata ve indirme iletkeni tesisatının montajı</w:t>
+              <w:t xml:space="preserve">Kablo tava sistemleri — 200x60x1,0 mm sıcak daldırma galvanizli perfore kablo tavası (malzeme) (%25 müteahhit kârı dahil)</w:t>
             </w:r>
           </w:p>
         </w:tc>
@@ -11320,7 +11320,7 @@
                 <w:sz w:val="14"/>
                 <w:szCs w:val="14"/>
               </w:rPr>
-              <w:t xml:space="preserve">m</w:t>
+              <w:t xml:space="preserve">kg</w:t>
             </w:r>
           </w:p>
         </w:tc>
@@ -11354,7 +11354,7 @@
                 <w:sz w:val="14"/>
                 <w:szCs w:val="14"/>
               </w:rPr>
-              <w:t xml:space="preserve">16,000</w:t>
+              <w:t xml:space="preserve">502,000</w:t>
             </w:r>
           </w:p>
         </w:tc>
@@ -11388,7 +11388,7 @@
                 <w:sz w:val="14"/>
                 <w:szCs w:val="14"/>
               </w:rPr>
-              <w:t xml:space="preserve">63,21</w:t>
+              <w:t xml:space="preserve">199,42</w:t>
             </w:r>
           </w:p>
         </w:tc>
@@ -11422,7 +11422,7 @@
                 <w:sz w:val="14"/>
                 <w:szCs w:val="14"/>
               </w:rPr>
-              <w:t xml:space="preserve">1.011,36</w:t>
+              <w:t xml:space="preserve">100.108,84</w:t>
             </w:r>
           </w:p>
         </w:tc>
@@ -11504,7 +11504,7 @@
                 <w:sz w:val="14"/>
                 <w:szCs w:val="14"/>
               </w:rPr>
-              <w:t xml:space="preserve">35.740.1106</w:t>
+              <w:t xml:space="preserve">35.190.1100 (montaj)</w:t>
             </w:r>
           </w:p>
         </w:tc>
@@ -11538,7 +11538,7 @@
                 <w:sz w:val="14"/>
                 <w:szCs w:val="14"/>
               </w:rPr>
-              <w:t xml:space="preserve">Dizel elektrojen grubu (jeneratör) 63 kVA / 50 kW — dizel motoru su veya hava ile soğuyan cinsten, 1500 d/dak (%25 müteahhit kârı dahil)</w:t>
+              <w:t xml:space="preserve">Kablo tava sistemlerinin montajı — askı ve konsollarla tavana veya duvara tespiti; ek parça, konsol, askı tiji, vida ve somun bedelleri dâhildir, ayrıca ödenmez</w:t>
             </w:r>
           </w:p>
         </w:tc>
@@ -11572,7 +11572,7 @@
                 <w:sz w:val="14"/>
                 <w:szCs w:val="14"/>
               </w:rPr>
-              <w:t xml:space="preserve">ad</w:t>
+              <w:t xml:space="preserve">kg</w:t>
             </w:r>
           </w:p>
         </w:tc>
@@ -11606,7 +11606,7 @@
                 <w:sz w:val="14"/>
                 <w:szCs w:val="14"/>
               </w:rPr>
-              <w:t xml:space="preserve">1,000</w:t>
+              <w:t xml:space="preserve">502,000</w:t>
             </w:r>
           </w:p>
         </w:tc>
@@ -11640,7 +11640,7 @@
                 <w:sz w:val="14"/>
                 <w:szCs w:val="14"/>
               </w:rPr>
-              <w:t xml:space="preserve">423.507,00</w:t>
+              <w:t xml:space="preserve">38,72</w:t>
             </w:r>
           </w:p>
         </w:tc>
@@ -11674,7 +11674,7 @@
                 <w:sz w:val="14"/>
                 <w:szCs w:val="14"/>
               </w:rPr>
-              <w:t xml:space="preserve">423.507,00</w:t>
+              <w:t xml:space="preserve">19.437,44</w:t>
             </w:r>
           </w:p>
         </w:tc>
@@ -11756,7 +11756,7 @@
                 <w:sz w:val="14"/>
                 <w:szCs w:val="14"/>
               </w:rPr>
-              <w:t xml:space="preserve">35.740.1106 (montaj)</w:t>
+              <w:t xml:space="preserve">35.190.1101</w:t>
             </w:r>
           </w:p>
         </w:tc>
@@ -11790,7 +11790,7 @@
                 <w:sz w:val="14"/>
                 <w:szCs w:val="14"/>
               </w:rPr>
-              <w:t xml:space="preserve">Dizel elektrojen grubunun montajı — yerine konulması, bağlantıları ve işler hâlde teslimi</w:t>
+              <w:t xml:space="preserve">Kablo tava sistemleri kapak sacı — 35.190.1100 pozuna uygun özellikte, 1,0 mm sıcak daldırma galvanizli (malzeme) (%25 müteahhit kârı dahil)</w:t>
             </w:r>
           </w:p>
         </w:tc>
@@ -11824,7 +11824,7 @@
                 <w:sz w:val="14"/>
                 <w:szCs w:val="14"/>
               </w:rPr>
-              <w:t xml:space="preserve">ad</w:t>
+              <w:t xml:space="preserve">kg</w:t>
             </w:r>
           </w:p>
         </w:tc>
@@ -11858,7 +11858,7 @@
                 <w:sz w:val="14"/>
                 <w:szCs w:val="14"/>
               </w:rPr>
-              <w:t xml:space="preserve">1,000</w:t>
+              <w:t xml:space="preserve">361,200</w:t>
             </w:r>
           </w:p>
         </w:tc>
@@ -11892,7 +11892,7 @@
                 <w:sz w:val="14"/>
                 <w:szCs w:val="14"/>
               </w:rPr>
-              <w:t xml:space="preserve">20.872,19</w:t>
+              <w:t xml:space="preserve">162,37</w:t>
             </w:r>
           </w:p>
         </w:tc>
@@ -11926,7 +11926,7 @@
                 <w:sz w:val="14"/>
                 <w:szCs w:val="14"/>
               </w:rPr>
-              <w:t xml:space="preserve">20.872,19</w:t>
+              <w:t xml:space="preserve">58.648,04</w:t>
             </w:r>
           </w:p>
         </w:tc>
@@ -12008,7 +12008,7 @@
                 <w:sz w:val="14"/>
                 <w:szCs w:val="14"/>
               </w:rPr>
-              <w:t xml:space="preserve">35.740.5406</w:t>
+              <w:t xml:space="preserve">35.190.1101 (montaj)</w:t>
             </w:r>
           </w:p>
         </w:tc>
@@ -12042,7 +12042,7 @@
                 <w:sz w:val="14"/>
                 <w:szCs w:val="14"/>
               </w:rPr>
-              <w:t xml:space="preserve">Jeneratör ses izolasyon kabini — 63 kVA (%25 müteahhit kârı dahil)</w:t>
+              <w:t xml:space="preserve">Kablo tava sistemleri kapak sacının montajı — onaylı projesinde belirtilen kanalların kapatılması; her türlü işçilik ve malzeme dâhil, işler hâlde teslim</w:t>
             </w:r>
           </w:p>
         </w:tc>
@@ -12076,7 +12076,7 @@
                 <w:sz w:val="14"/>
                 <w:szCs w:val="14"/>
               </w:rPr>
-              <w:t xml:space="preserve">ad</w:t>
+              <w:t xml:space="preserve">kg</w:t>
             </w:r>
           </w:p>
         </w:tc>
@@ -12110,7 +12110,7 @@
                 <w:sz w:val="14"/>
                 <w:szCs w:val="14"/>
               </w:rPr>
-              <w:t xml:space="preserve">1,000</w:t>
+              <w:t xml:space="preserve">361,200</w:t>
             </w:r>
           </w:p>
         </w:tc>
@@ -12144,7 +12144,7 @@
                 <w:sz w:val="14"/>
                 <w:szCs w:val="14"/>
               </w:rPr>
-              <w:t xml:space="preserve">72.181,20</w:t>
+              <w:t xml:space="preserve">21,30</w:t>
             </w:r>
           </w:p>
         </w:tc>
@@ -12178,7 +12178,7 @@
                 <w:sz w:val="14"/>
                 <w:szCs w:val="14"/>
               </w:rPr>
-              <w:t xml:space="preserve">72.181,20</w:t>
+              <w:t xml:space="preserve">7.693,56</w:t>
             </w:r>
           </w:p>
         </w:tc>
@@ -12260,7 +12260,7 @@
                 <w:sz w:val="14"/>
                 <w:szCs w:val="14"/>
               </w:rPr>
-              <w:t xml:space="preserve">35.740.5406 (montaj)</w:t>
+              <w:t xml:space="preserve">35.190.1304</w:t>
             </w:r>
           </w:p>
         </w:tc>
@@ -12294,7 +12294,7 @@
                 <w:sz w:val="14"/>
                 <w:szCs w:val="14"/>
               </w:rPr>
-              <w:t xml:space="preserve">Jeneratör ses izolasyon kabininin montajı</w:t>
+              <w:t xml:space="preserve">Sıva üstü PVC kablo kanalı — en az 100 x 35 mm, üç bölmeli (%25 müteahhit kârı dahil)</w:t>
             </w:r>
           </w:p>
         </w:tc>
@@ -12328,7 +12328,7 @@
                 <w:sz w:val="14"/>
                 <w:szCs w:val="14"/>
               </w:rPr>
-              <w:t xml:space="preserve">ad</w:t>
+              <w:t xml:space="preserve">m</w:t>
             </w:r>
           </w:p>
         </w:tc>
@@ -12362,7 +12362,7 @@
                 <w:sz w:val="14"/>
                 <w:szCs w:val="14"/>
               </w:rPr>
-              <w:t xml:space="preserve">1,000</w:t>
+              <w:t xml:space="preserve">123,000</w:t>
             </w:r>
           </w:p>
         </w:tc>
@@ -12396,7 +12396,7 @@
                 <w:sz w:val="14"/>
                 <w:szCs w:val="14"/>
               </w:rPr>
-              <w:t xml:space="preserve">6.208,76</w:t>
+              <w:t xml:space="preserve">233,28</w:t>
             </w:r>
           </w:p>
         </w:tc>
@@ -12430,7 +12430,7 @@
                 <w:sz w:val="14"/>
                 <w:szCs w:val="14"/>
               </w:rPr>
-              <w:t xml:space="preserve">6.208,76</w:t>
+              <w:t xml:space="preserve">28.693,44</w:t>
             </w:r>
           </w:p>
         </w:tc>
@@ -12438,1266 +12438,6 @@
       <w:tr>
         <w:tc>
           <w:tcPr>
-            <w:vMerge w:val="continue"/>
-            <w:tcBorders>
-              <w:top w:val="single" w:color="808080" w:sz="4"/>
-              <w:left w:val="single" w:color="808080" w:sz="4"/>
-              <w:bottom w:val="single" w:color="808080" w:sz="4"/>
-              <w:right w:val="single" w:color="808080" w:sz="4"/>
-            </w:tcBorders>
-          </w:tcPr>
-          <w:p/>
-        </w:tc>
-        <w:tc>
-          <w:tcPr>
-            <w:tcW w:type="dxa" w:w="454"/>
-            <w:tcBorders>
-              <w:top w:val="single" w:color="808080" w:sz="4"/>
-              <w:left w:val="single" w:color="808080" w:sz="4"/>
-              <w:bottom w:val="single" w:color="808080" w:sz="4"/>
-              <w:right w:val="single" w:color="808080" w:sz="4"/>
-            </w:tcBorders>
-            <w:tcMar>
-              <w:top w:type="dxa" w:w="40"/>
-              <w:left w:type="dxa" w:w="60"/>
-              <w:bottom w:type="dxa" w:w="40"/>
-              <w:right w:type="dxa" w:w="60"/>
-            </w:tcMar>
-            <w:vAlign w:val="top"/>
-          </w:tcPr>
-          <w:p>
-            <w:pPr>
-              <w:spacing w:after="0" w:before="0"/>
-              <w:jc w:val="center"/>
-            </w:pPr>
-            <w:r>
-              <w:rPr>
-                <w:rFonts w:ascii="Calibri" w:cs="Calibri" w:eastAsia="Calibri" w:hAnsi="Calibri"/>
-                <w:b w:val="false"/>
-                <w:bCs w:val="false"/>
-                <w:sz w:val="14"/>
-                <w:szCs w:val="14"/>
-              </w:rPr>
-              <w:t xml:space="preserve">21</w:t>
-            </w:r>
-          </w:p>
-        </w:tc>
-        <w:tc>
-          <w:tcPr>
-            <w:tcW w:type="dxa" w:w="1191"/>
-            <w:tcBorders>
-              <w:top w:val="single" w:color="808080" w:sz="4"/>
-              <w:left w:val="single" w:color="808080" w:sz="4"/>
-              <w:bottom w:val="single" w:color="808080" w:sz="4"/>
-              <w:right w:val="single" w:color="808080" w:sz="4"/>
-            </w:tcBorders>
-            <w:tcMar>
-              <w:top w:type="dxa" w:w="40"/>
-              <w:left w:type="dxa" w:w="60"/>
-              <w:bottom w:type="dxa" w:w="40"/>
-              <w:right w:type="dxa" w:w="60"/>
-            </w:tcMar>
-            <w:vAlign w:val="top"/>
-          </w:tcPr>
-          <w:p>
-            <w:pPr>
-              <w:spacing w:after="0" w:before="0"/>
-              <w:jc w:val="center"/>
-            </w:pPr>
-            <w:r>
-              <w:rPr>
-                <w:rFonts w:ascii="Calibri" w:cs="Calibri" w:eastAsia="Calibri" w:hAnsi="Calibri"/>
-                <w:b w:val="false"/>
-                <w:bCs w:val="false"/>
-                <w:sz w:val="14"/>
-                <w:szCs w:val="14"/>
-              </w:rPr>
-              <w:t xml:space="preserve">35.190.1100</w:t>
-            </w:r>
-          </w:p>
-        </w:tc>
-        <w:tc>
-          <w:tcPr>
-            <w:tcW w:type="dxa" w:w="3458"/>
-            <w:tcBorders>
-              <w:top w:val="single" w:color="808080" w:sz="4"/>
-              <w:left w:val="single" w:color="808080" w:sz="4"/>
-              <w:bottom w:val="single" w:color="808080" w:sz="4"/>
-              <w:right w:val="single" w:color="808080" w:sz="4"/>
-            </w:tcBorders>
-            <w:tcMar>
-              <w:top w:type="dxa" w:w="40"/>
-              <w:left w:type="dxa" w:w="60"/>
-              <w:bottom w:type="dxa" w:w="40"/>
-              <w:right w:type="dxa" w:w="60"/>
-            </w:tcMar>
-            <w:vAlign w:val="top"/>
-          </w:tcPr>
-          <w:p>
-            <w:pPr>
-              <w:spacing w:after="0" w:before="0"/>
-              <w:jc w:val="left"/>
-            </w:pPr>
-            <w:r>
-              <w:rPr>
-                <w:rFonts w:ascii="Calibri" w:cs="Calibri" w:eastAsia="Calibri" w:hAnsi="Calibri"/>
-                <w:b w:val="false"/>
-                <w:bCs w:val="false"/>
-                <w:sz w:val="14"/>
-                <w:szCs w:val="14"/>
-              </w:rPr>
-              <w:t xml:space="preserve">Kablo tava sistemleri — 200x60x1,0 mm sıcak daldırma galvanizli perfore kablo tavası (malzeme) (%25 müteahhit kârı dahil)</w:t>
-            </w:r>
-          </w:p>
-        </w:tc>
-        <w:tc>
-          <w:tcPr>
-            <w:tcW w:type="dxa" w:w="680"/>
-            <w:tcBorders>
-              <w:top w:val="single" w:color="808080" w:sz="4"/>
-              <w:left w:val="single" w:color="808080" w:sz="4"/>
-              <w:bottom w:val="single" w:color="808080" w:sz="4"/>
-              <w:right w:val="single" w:color="808080" w:sz="4"/>
-            </w:tcBorders>
-            <w:tcMar>
-              <w:top w:type="dxa" w:w="40"/>
-              <w:left w:type="dxa" w:w="60"/>
-              <w:bottom w:type="dxa" w:w="40"/>
-              <w:right w:type="dxa" w:w="60"/>
-            </w:tcMar>
-            <w:vAlign w:val="top"/>
-          </w:tcPr>
-          <w:p>
-            <w:pPr>
-              <w:spacing w:after="0" w:before="0"/>
-              <w:jc w:val="center"/>
-            </w:pPr>
-            <w:r>
-              <w:rPr>
-                <w:rFonts w:ascii="Calibri" w:cs="Calibri" w:eastAsia="Calibri" w:hAnsi="Calibri"/>
-                <w:b w:val="false"/>
-                <w:bCs w:val="false"/>
-                <w:sz w:val="14"/>
-                <w:szCs w:val="14"/>
-              </w:rPr>
-              <w:t xml:space="preserve">kg</w:t>
-            </w:r>
-          </w:p>
-        </w:tc>
-        <w:tc>
-          <w:tcPr>
-            <w:tcW w:type="dxa" w:w="850"/>
-            <w:tcBorders>
-              <w:top w:val="single" w:color="808080" w:sz="4"/>
-              <w:left w:val="single" w:color="808080" w:sz="4"/>
-              <w:bottom w:val="single" w:color="808080" w:sz="4"/>
-              <w:right w:val="single" w:color="808080" w:sz="4"/>
-            </w:tcBorders>
-            <w:tcMar>
-              <w:top w:type="dxa" w:w="40"/>
-              <w:left w:type="dxa" w:w="60"/>
-              <w:bottom w:type="dxa" w:w="40"/>
-              <w:right w:type="dxa" w:w="60"/>
-            </w:tcMar>
-            <w:vAlign w:val="top"/>
-          </w:tcPr>
-          <w:p>
-            <w:pPr>
-              <w:spacing w:after="0" w:before="0"/>
-              <w:jc w:val="right"/>
-            </w:pPr>
-            <w:r>
-              <w:rPr>
-                <w:rFonts w:ascii="Calibri" w:cs="Calibri" w:eastAsia="Calibri" w:hAnsi="Calibri"/>
-                <w:b w:val="false"/>
-                <w:bCs w:val="false"/>
-                <w:sz w:val="14"/>
-                <w:szCs w:val="14"/>
-              </w:rPr>
-              <w:t xml:space="preserve">502,000</w:t>
-            </w:r>
-          </w:p>
-        </w:tc>
-        <w:tc>
-          <w:tcPr>
-            <w:tcW w:type="dxa" w:w="1134"/>
-            <w:tcBorders>
-              <w:top w:val="single" w:color="808080" w:sz="4"/>
-              <w:left w:val="single" w:color="808080" w:sz="4"/>
-              <w:bottom w:val="single" w:color="808080" w:sz="4"/>
-              <w:right w:val="single" w:color="808080" w:sz="4"/>
-            </w:tcBorders>
-            <w:tcMar>
-              <w:top w:type="dxa" w:w="40"/>
-              <w:left w:type="dxa" w:w="60"/>
-              <w:bottom w:type="dxa" w:w="40"/>
-              <w:right w:type="dxa" w:w="60"/>
-            </w:tcMar>
-            <w:vAlign w:val="top"/>
-          </w:tcPr>
-          <w:p>
-            <w:pPr>
-              <w:spacing w:after="0" w:before="0"/>
-              <w:jc w:val="right"/>
-            </w:pPr>
-            <w:r>
-              <w:rPr>
-                <w:rFonts w:ascii="Calibri" w:cs="Calibri" w:eastAsia="Calibri" w:hAnsi="Calibri"/>
-                <w:b w:val="false"/>
-                <w:bCs w:val="false"/>
-                <w:sz w:val="14"/>
-                <w:szCs w:val="14"/>
-              </w:rPr>
-              <w:t xml:space="preserve">199,42</w:t>
-            </w:r>
-          </w:p>
-        </w:tc>
-        <w:tc>
-          <w:tcPr>
-            <w:tcW w:type="dxa" w:w="1304"/>
-            <w:tcBorders>
-              <w:top w:val="single" w:color="808080" w:sz="4"/>
-              <w:left w:val="single" w:color="808080" w:sz="4"/>
-              <w:bottom w:val="single" w:color="808080" w:sz="4"/>
-              <w:right w:val="single" w:color="808080" w:sz="4"/>
-            </w:tcBorders>
-            <w:tcMar>
-              <w:top w:type="dxa" w:w="40"/>
-              <w:left w:type="dxa" w:w="60"/>
-              <w:bottom w:type="dxa" w:w="40"/>
-              <w:right w:type="dxa" w:w="60"/>
-            </w:tcMar>
-            <w:vAlign w:val="top"/>
-          </w:tcPr>
-          <w:p>
-            <w:pPr>
-              <w:spacing w:after="0" w:before="0"/>
-              <w:jc w:val="right"/>
-            </w:pPr>
-            <w:r>
-              <w:rPr>
-                <w:rFonts w:ascii="Calibri" w:cs="Calibri" w:eastAsia="Calibri" w:hAnsi="Calibri"/>
-                <w:b w:val="false"/>
-                <w:bCs w:val="false"/>
-                <w:sz w:val="14"/>
-                <w:szCs w:val="14"/>
-              </w:rPr>
-              <w:t xml:space="preserve">100.108,84</w:t>
-            </w:r>
-          </w:p>
-        </w:tc>
-      </w:tr>
-      <w:tr>
-        <w:tc>
-          <w:tcPr>
-            <w:vMerge w:val="continue"/>
-            <w:tcBorders>
-              <w:top w:val="single" w:color="808080" w:sz="4"/>
-              <w:left w:val="single" w:color="808080" w:sz="4"/>
-              <w:bottom w:val="single" w:color="808080" w:sz="4"/>
-              <w:right w:val="single" w:color="808080" w:sz="4"/>
-            </w:tcBorders>
-          </w:tcPr>
-          <w:p/>
-        </w:tc>
-        <w:tc>
-          <w:tcPr>
-            <w:tcW w:type="dxa" w:w="454"/>
-            <w:tcBorders>
-              <w:top w:val="single" w:color="808080" w:sz="4"/>
-              <w:left w:val="single" w:color="808080" w:sz="4"/>
-              <w:bottom w:val="single" w:color="808080" w:sz="4"/>
-              <w:right w:val="single" w:color="808080" w:sz="4"/>
-            </w:tcBorders>
-            <w:tcMar>
-              <w:top w:type="dxa" w:w="40"/>
-              <w:left w:type="dxa" w:w="60"/>
-              <w:bottom w:type="dxa" w:w="40"/>
-              <w:right w:type="dxa" w:w="60"/>
-            </w:tcMar>
-            <w:vAlign w:val="top"/>
-          </w:tcPr>
-          <w:p>
-            <w:pPr>
-              <w:spacing w:after="0" w:before="0"/>
-              <w:jc w:val="center"/>
-            </w:pPr>
-            <w:r>
-              <w:rPr>
-                <w:rFonts w:ascii="Calibri" w:cs="Calibri" w:eastAsia="Calibri" w:hAnsi="Calibri"/>
-                <w:b w:val="false"/>
-                <w:bCs w:val="false"/>
-                <w:sz w:val="14"/>
-                <w:szCs w:val="14"/>
-              </w:rPr>
-              <w:t xml:space="preserve">22</w:t>
-            </w:r>
-          </w:p>
-        </w:tc>
-        <w:tc>
-          <w:tcPr>
-            <w:tcW w:type="dxa" w:w="1191"/>
-            <w:tcBorders>
-              <w:top w:val="single" w:color="808080" w:sz="4"/>
-              <w:left w:val="single" w:color="808080" w:sz="4"/>
-              <w:bottom w:val="single" w:color="808080" w:sz="4"/>
-              <w:right w:val="single" w:color="808080" w:sz="4"/>
-            </w:tcBorders>
-            <w:tcMar>
-              <w:top w:type="dxa" w:w="40"/>
-              <w:left w:type="dxa" w:w="60"/>
-              <w:bottom w:type="dxa" w:w="40"/>
-              <w:right w:type="dxa" w:w="60"/>
-            </w:tcMar>
-            <w:vAlign w:val="top"/>
-          </w:tcPr>
-          <w:p>
-            <w:pPr>
-              <w:spacing w:after="0" w:before="0"/>
-              <w:jc w:val="center"/>
-            </w:pPr>
-            <w:r>
-              <w:rPr>
-                <w:rFonts w:ascii="Calibri" w:cs="Calibri" w:eastAsia="Calibri" w:hAnsi="Calibri"/>
-                <w:b w:val="false"/>
-                <w:bCs w:val="false"/>
-                <w:sz w:val="14"/>
-                <w:szCs w:val="14"/>
-              </w:rPr>
-              <w:t xml:space="preserve">35.190.1100 (montaj)</w:t>
-            </w:r>
-          </w:p>
-        </w:tc>
-        <w:tc>
-          <w:tcPr>
-            <w:tcW w:type="dxa" w:w="3458"/>
-            <w:tcBorders>
-              <w:top w:val="single" w:color="808080" w:sz="4"/>
-              <w:left w:val="single" w:color="808080" w:sz="4"/>
-              <w:bottom w:val="single" w:color="808080" w:sz="4"/>
-              <w:right w:val="single" w:color="808080" w:sz="4"/>
-            </w:tcBorders>
-            <w:tcMar>
-              <w:top w:type="dxa" w:w="40"/>
-              <w:left w:type="dxa" w:w="60"/>
-              <w:bottom w:type="dxa" w:w="40"/>
-              <w:right w:type="dxa" w:w="60"/>
-            </w:tcMar>
-            <w:vAlign w:val="top"/>
-          </w:tcPr>
-          <w:p>
-            <w:pPr>
-              <w:spacing w:after="0" w:before="0"/>
-              <w:jc w:val="left"/>
-            </w:pPr>
-            <w:r>
-              <w:rPr>
-                <w:rFonts w:ascii="Calibri" w:cs="Calibri" w:eastAsia="Calibri" w:hAnsi="Calibri"/>
-                <w:b w:val="false"/>
-                <w:bCs w:val="false"/>
-                <w:sz w:val="14"/>
-                <w:szCs w:val="14"/>
-              </w:rPr>
-              <w:t xml:space="preserve">Kablo tava sistemlerinin montajı — askı ve konsollarla tavana veya duvara tespiti; ek parça, konsol, askı tiji, vida ve somun bedelleri dâhildir, ayrıca ödenmez</w:t>
-            </w:r>
-          </w:p>
-        </w:tc>
-        <w:tc>
-          <w:tcPr>
-            <w:tcW w:type="dxa" w:w="680"/>
-            <w:tcBorders>
-              <w:top w:val="single" w:color="808080" w:sz="4"/>
-              <w:left w:val="single" w:color="808080" w:sz="4"/>
-              <w:bottom w:val="single" w:color="808080" w:sz="4"/>
-              <w:right w:val="single" w:color="808080" w:sz="4"/>
-            </w:tcBorders>
-            <w:tcMar>
-              <w:top w:type="dxa" w:w="40"/>
-              <w:left w:type="dxa" w:w="60"/>
-              <w:bottom w:type="dxa" w:w="40"/>
-              <w:right w:type="dxa" w:w="60"/>
-            </w:tcMar>
-            <w:vAlign w:val="top"/>
-          </w:tcPr>
-          <w:p>
-            <w:pPr>
-              <w:spacing w:after="0" w:before="0"/>
-              <w:jc w:val="center"/>
-            </w:pPr>
-            <w:r>
-              <w:rPr>
-                <w:rFonts w:ascii="Calibri" w:cs="Calibri" w:eastAsia="Calibri" w:hAnsi="Calibri"/>
-                <w:b w:val="false"/>
-                <w:bCs w:val="false"/>
-                <w:sz w:val="14"/>
-                <w:szCs w:val="14"/>
-              </w:rPr>
-              <w:t xml:space="preserve">kg</w:t>
-            </w:r>
-          </w:p>
-        </w:tc>
-        <w:tc>
-          <w:tcPr>
-            <w:tcW w:type="dxa" w:w="850"/>
-            <w:tcBorders>
-              <w:top w:val="single" w:color="808080" w:sz="4"/>
-              <w:left w:val="single" w:color="808080" w:sz="4"/>
-              <w:bottom w:val="single" w:color="808080" w:sz="4"/>
-              <w:right w:val="single" w:color="808080" w:sz="4"/>
-            </w:tcBorders>
-            <w:tcMar>
-              <w:top w:type="dxa" w:w="40"/>
-              <w:left w:type="dxa" w:w="60"/>
-              <w:bottom w:type="dxa" w:w="40"/>
-              <w:right w:type="dxa" w:w="60"/>
-            </w:tcMar>
-            <w:vAlign w:val="top"/>
-          </w:tcPr>
-          <w:p>
-            <w:pPr>
-              <w:spacing w:after="0" w:before="0"/>
-              <w:jc w:val="right"/>
-            </w:pPr>
-            <w:r>
-              <w:rPr>
-                <w:rFonts w:ascii="Calibri" w:cs="Calibri" w:eastAsia="Calibri" w:hAnsi="Calibri"/>
-                <w:b w:val="false"/>
-                <w:bCs w:val="false"/>
-                <w:sz w:val="14"/>
-                <w:szCs w:val="14"/>
-              </w:rPr>
-              <w:t xml:space="preserve">502,000</w:t>
-            </w:r>
-          </w:p>
-        </w:tc>
-        <w:tc>
-          <w:tcPr>
-            <w:tcW w:type="dxa" w:w="1134"/>
-            <w:tcBorders>
-              <w:top w:val="single" w:color="808080" w:sz="4"/>
-              <w:left w:val="single" w:color="808080" w:sz="4"/>
-              <w:bottom w:val="single" w:color="808080" w:sz="4"/>
-              <w:right w:val="single" w:color="808080" w:sz="4"/>
-            </w:tcBorders>
-            <w:tcMar>
-              <w:top w:type="dxa" w:w="40"/>
-              <w:left w:type="dxa" w:w="60"/>
-              <w:bottom w:type="dxa" w:w="40"/>
-              <w:right w:type="dxa" w:w="60"/>
-            </w:tcMar>
-            <w:vAlign w:val="top"/>
-          </w:tcPr>
-          <w:p>
-            <w:pPr>
-              <w:spacing w:after="0" w:before="0"/>
-              <w:jc w:val="right"/>
-            </w:pPr>
-            <w:r>
-              <w:rPr>
-                <w:rFonts w:ascii="Calibri" w:cs="Calibri" w:eastAsia="Calibri" w:hAnsi="Calibri"/>
-                <w:b w:val="false"/>
-                <w:bCs w:val="false"/>
-                <w:sz w:val="14"/>
-                <w:szCs w:val="14"/>
-              </w:rPr>
-              <w:t xml:space="preserve">38,72</w:t>
-            </w:r>
-          </w:p>
-        </w:tc>
-        <w:tc>
-          <w:tcPr>
-            <w:tcW w:type="dxa" w:w="1304"/>
-            <w:tcBorders>
-              <w:top w:val="single" w:color="808080" w:sz="4"/>
-              <w:left w:val="single" w:color="808080" w:sz="4"/>
-              <w:bottom w:val="single" w:color="808080" w:sz="4"/>
-              <w:right w:val="single" w:color="808080" w:sz="4"/>
-            </w:tcBorders>
-            <w:tcMar>
-              <w:top w:type="dxa" w:w="40"/>
-              <w:left w:type="dxa" w:w="60"/>
-              <w:bottom w:type="dxa" w:w="40"/>
-              <w:right w:type="dxa" w:w="60"/>
-            </w:tcMar>
-            <w:vAlign w:val="top"/>
-          </w:tcPr>
-          <w:p>
-            <w:pPr>
-              <w:spacing w:after="0" w:before="0"/>
-              <w:jc w:val="right"/>
-            </w:pPr>
-            <w:r>
-              <w:rPr>
-                <w:rFonts w:ascii="Calibri" w:cs="Calibri" w:eastAsia="Calibri" w:hAnsi="Calibri"/>
-                <w:b w:val="false"/>
-                <w:bCs w:val="false"/>
-                <w:sz w:val="14"/>
-                <w:szCs w:val="14"/>
-              </w:rPr>
-              <w:t xml:space="preserve">19.437,44</w:t>
-            </w:r>
-          </w:p>
-        </w:tc>
-      </w:tr>
-      <w:tr>
-        <w:tc>
-          <w:tcPr>
-            <w:vMerge w:val="continue"/>
-            <w:tcBorders>
-              <w:top w:val="single" w:color="808080" w:sz="4"/>
-              <w:left w:val="single" w:color="808080" w:sz="4"/>
-              <w:bottom w:val="single" w:color="808080" w:sz="4"/>
-              <w:right w:val="single" w:color="808080" w:sz="4"/>
-            </w:tcBorders>
-          </w:tcPr>
-          <w:p/>
-        </w:tc>
-        <w:tc>
-          <w:tcPr>
-            <w:tcW w:type="dxa" w:w="454"/>
-            <w:tcBorders>
-              <w:top w:val="single" w:color="808080" w:sz="4"/>
-              <w:left w:val="single" w:color="808080" w:sz="4"/>
-              <w:bottom w:val="single" w:color="808080" w:sz="4"/>
-              <w:right w:val="single" w:color="808080" w:sz="4"/>
-            </w:tcBorders>
-            <w:tcMar>
-              <w:top w:type="dxa" w:w="40"/>
-              <w:left w:type="dxa" w:w="60"/>
-              <w:bottom w:type="dxa" w:w="40"/>
-              <w:right w:type="dxa" w:w="60"/>
-            </w:tcMar>
-            <w:vAlign w:val="top"/>
-          </w:tcPr>
-          <w:p>
-            <w:pPr>
-              <w:spacing w:after="0" w:before="0"/>
-              <w:jc w:val="center"/>
-            </w:pPr>
-            <w:r>
-              <w:rPr>
-                <w:rFonts w:ascii="Calibri" w:cs="Calibri" w:eastAsia="Calibri" w:hAnsi="Calibri"/>
-                <w:b w:val="false"/>
-                <w:bCs w:val="false"/>
-                <w:sz w:val="14"/>
-                <w:szCs w:val="14"/>
-              </w:rPr>
-              <w:t xml:space="preserve">23</w:t>
-            </w:r>
-          </w:p>
-        </w:tc>
-        <w:tc>
-          <w:tcPr>
-            <w:tcW w:type="dxa" w:w="1191"/>
-            <w:tcBorders>
-              <w:top w:val="single" w:color="808080" w:sz="4"/>
-              <w:left w:val="single" w:color="808080" w:sz="4"/>
-              <w:bottom w:val="single" w:color="808080" w:sz="4"/>
-              <w:right w:val="single" w:color="808080" w:sz="4"/>
-            </w:tcBorders>
-            <w:tcMar>
-              <w:top w:type="dxa" w:w="40"/>
-              <w:left w:type="dxa" w:w="60"/>
-              <w:bottom w:type="dxa" w:w="40"/>
-              <w:right w:type="dxa" w:w="60"/>
-            </w:tcMar>
-            <w:vAlign w:val="top"/>
-          </w:tcPr>
-          <w:p>
-            <w:pPr>
-              <w:spacing w:after="0" w:before="0"/>
-              <w:jc w:val="center"/>
-            </w:pPr>
-            <w:r>
-              <w:rPr>
-                <w:rFonts w:ascii="Calibri" w:cs="Calibri" w:eastAsia="Calibri" w:hAnsi="Calibri"/>
-                <w:b w:val="false"/>
-                <w:bCs w:val="false"/>
-                <w:sz w:val="14"/>
-                <w:szCs w:val="14"/>
-              </w:rPr>
-              <w:t xml:space="preserve">35.190.1101</w:t>
-            </w:r>
-          </w:p>
-        </w:tc>
-        <w:tc>
-          <w:tcPr>
-            <w:tcW w:type="dxa" w:w="3458"/>
-            <w:tcBorders>
-              <w:top w:val="single" w:color="808080" w:sz="4"/>
-              <w:left w:val="single" w:color="808080" w:sz="4"/>
-              <w:bottom w:val="single" w:color="808080" w:sz="4"/>
-              <w:right w:val="single" w:color="808080" w:sz="4"/>
-            </w:tcBorders>
-            <w:tcMar>
-              <w:top w:type="dxa" w:w="40"/>
-              <w:left w:type="dxa" w:w="60"/>
-              <w:bottom w:type="dxa" w:w="40"/>
-              <w:right w:type="dxa" w:w="60"/>
-            </w:tcMar>
-            <w:vAlign w:val="top"/>
-          </w:tcPr>
-          <w:p>
-            <w:pPr>
-              <w:spacing w:after="0" w:before="0"/>
-              <w:jc w:val="left"/>
-            </w:pPr>
-            <w:r>
-              <w:rPr>
-                <w:rFonts w:ascii="Calibri" w:cs="Calibri" w:eastAsia="Calibri" w:hAnsi="Calibri"/>
-                <w:b w:val="false"/>
-                <w:bCs w:val="false"/>
-                <w:sz w:val="14"/>
-                <w:szCs w:val="14"/>
-              </w:rPr>
-              <w:t xml:space="preserve">Kablo tava sistemleri kapak sacı — 35.190.1100 pozuna uygun özellikte, 1,0 mm sıcak daldırma galvanizli (malzeme) (%25 müteahhit kârı dahil)</w:t>
-            </w:r>
-          </w:p>
-        </w:tc>
-        <w:tc>
-          <w:tcPr>
-            <w:tcW w:type="dxa" w:w="680"/>
-            <w:tcBorders>
-              <w:top w:val="single" w:color="808080" w:sz="4"/>
-              <w:left w:val="single" w:color="808080" w:sz="4"/>
-              <w:bottom w:val="single" w:color="808080" w:sz="4"/>
-              <w:right w:val="single" w:color="808080" w:sz="4"/>
-            </w:tcBorders>
-            <w:tcMar>
-              <w:top w:type="dxa" w:w="40"/>
-              <w:left w:type="dxa" w:w="60"/>
-              <w:bottom w:type="dxa" w:w="40"/>
-              <w:right w:type="dxa" w:w="60"/>
-            </w:tcMar>
-            <w:vAlign w:val="top"/>
-          </w:tcPr>
-          <w:p>
-            <w:pPr>
-              <w:spacing w:after="0" w:before="0"/>
-              <w:jc w:val="center"/>
-            </w:pPr>
-            <w:r>
-              <w:rPr>
-                <w:rFonts w:ascii="Calibri" w:cs="Calibri" w:eastAsia="Calibri" w:hAnsi="Calibri"/>
-                <w:b w:val="false"/>
-                <w:bCs w:val="false"/>
-                <w:sz w:val="14"/>
-                <w:szCs w:val="14"/>
-              </w:rPr>
-              <w:t xml:space="preserve">kg</w:t>
-            </w:r>
-          </w:p>
-        </w:tc>
-        <w:tc>
-          <w:tcPr>
-            <w:tcW w:type="dxa" w:w="850"/>
-            <w:tcBorders>
-              <w:top w:val="single" w:color="808080" w:sz="4"/>
-              <w:left w:val="single" w:color="808080" w:sz="4"/>
-              <w:bottom w:val="single" w:color="808080" w:sz="4"/>
-              <w:right w:val="single" w:color="808080" w:sz="4"/>
-            </w:tcBorders>
-            <w:tcMar>
-              <w:top w:type="dxa" w:w="40"/>
-              <w:left w:type="dxa" w:w="60"/>
-              <w:bottom w:type="dxa" w:w="40"/>
-              <w:right w:type="dxa" w:w="60"/>
-            </w:tcMar>
-            <w:vAlign w:val="top"/>
-          </w:tcPr>
-          <w:p>
-            <w:pPr>
-              <w:spacing w:after="0" w:before="0"/>
-              <w:jc w:val="right"/>
-            </w:pPr>
-            <w:r>
-              <w:rPr>
-                <w:rFonts w:ascii="Calibri" w:cs="Calibri" w:eastAsia="Calibri" w:hAnsi="Calibri"/>
-                <w:b w:val="false"/>
-                <w:bCs w:val="false"/>
-                <w:sz w:val="14"/>
-                <w:szCs w:val="14"/>
-              </w:rPr>
-              <w:t xml:space="preserve">361,200</w:t>
-            </w:r>
-          </w:p>
-        </w:tc>
-        <w:tc>
-          <w:tcPr>
-            <w:tcW w:type="dxa" w:w="1134"/>
-            <w:tcBorders>
-              <w:top w:val="single" w:color="808080" w:sz="4"/>
-              <w:left w:val="single" w:color="808080" w:sz="4"/>
-              <w:bottom w:val="single" w:color="808080" w:sz="4"/>
-              <w:right w:val="single" w:color="808080" w:sz="4"/>
-            </w:tcBorders>
-            <w:tcMar>
-              <w:top w:type="dxa" w:w="40"/>
-              <w:left w:type="dxa" w:w="60"/>
-              <w:bottom w:type="dxa" w:w="40"/>
-              <w:right w:type="dxa" w:w="60"/>
-            </w:tcMar>
-            <w:vAlign w:val="top"/>
-          </w:tcPr>
-          <w:p>
-            <w:pPr>
-              <w:spacing w:after="0" w:before="0"/>
-              <w:jc w:val="right"/>
-            </w:pPr>
-            <w:r>
-              <w:rPr>
-                <w:rFonts w:ascii="Calibri" w:cs="Calibri" w:eastAsia="Calibri" w:hAnsi="Calibri"/>
-                <w:b w:val="false"/>
-                <w:bCs w:val="false"/>
-                <w:sz w:val="14"/>
-                <w:szCs w:val="14"/>
-              </w:rPr>
-              <w:t xml:space="preserve">162,37</w:t>
-            </w:r>
-          </w:p>
-        </w:tc>
-        <w:tc>
-          <w:tcPr>
-            <w:tcW w:type="dxa" w:w="1304"/>
-            <w:tcBorders>
-              <w:top w:val="single" w:color="808080" w:sz="4"/>
-              <w:left w:val="single" w:color="808080" w:sz="4"/>
-              <w:bottom w:val="single" w:color="808080" w:sz="4"/>
-              <w:right w:val="single" w:color="808080" w:sz="4"/>
-            </w:tcBorders>
-            <w:tcMar>
-              <w:top w:type="dxa" w:w="40"/>
-              <w:left w:type="dxa" w:w="60"/>
-              <w:bottom w:type="dxa" w:w="40"/>
-              <w:right w:type="dxa" w:w="60"/>
-            </w:tcMar>
-            <w:vAlign w:val="top"/>
-          </w:tcPr>
-          <w:p>
-            <w:pPr>
-              <w:spacing w:after="0" w:before="0"/>
-              <w:jc w:val="right"/>
-            </w:pPr>
-            <w:r>
-              <w:rPr>
-                <w:rFonts w:ascii="Calibri" w:cs="Calibri" w:eastAsia="Calibri" w:hAnsi="Calibri"/>
-                <w:b w:val="false"/>
-                <w:bCs w:val="false"/>
-                <w:sz w:val="14"/>
-                <w:szCs w:val="14"/>
-              </w:rPr>
-              <w:t xml:space="preserve">58.648,04</w:t>
-            </w:r>
-          </w:p>
-        </w:tc>
-      </w:tr>
-      <w:tr>
-        <w:tc>
-          <w:tcPr>
-            <w:vMerge w:val="continue"/>
-            <w:tcBorders>
-              <w:top w:val="single" w:color="808080" w:sz="4"/>
-              <w:left w:val="single" w:color="808080" w:sz="4"/>
-              <w:bottom w:val="single" w:color="808080" w:sz="4"/>
-              <w:right w:val="single" w:color="808080" w:sz="4"/>
-            </w:tcBorders>
-          </w:tcPr>
-          <w:p/>
-        </w:tc>
-        <w:tc>
-          <w:tcPr>
-            <w:tcW w:type="dxa" w:w="454"/>
-            <w:tcBorders>
-              <w:top w:val="single" w:color="808080" w:sz="4"/>
-              <w:left w:val="single" w:color="808080" w:sz="4"/>
-              <w:bottom w:val="single" w:color="808080" w:sz="4"/>
-              <w:right w:val="single" w:color="808080" w:sz="4"/>
-            </w:tcBorders>
-            <w:tcMar>
-              <w:top w:type="dxa" w:w="40"/>
-              <w:left w:type="dxa" w:w="60"/>
-              <w:bottom w:type="dxa" w:w="40"/>
-              <w:right w:type="dxa" w:w="60"/>
-            </w:tcMar>
-            <w:vAlign w:val="top"/>
-          </w:tcPr>
-          <w:p>
-            <w:pPr>
-              <w:spacing w:after="0" w:before="0"/>
-              <w:jc w:val="center"/>
-            </w:pPr>
-            <w:r>
-              <w:rPr>
-                <w:rFonts w:ascii="Calibri" w:cs="Calibri" w:eastAsia="Calibri" w:hAnsi="Calibri"/>
-                <w:b w:val="false"/>
-                <w:bCs w:val="false"/>
-                <w:sz w:val="14"/>
-                <w:szCs w:val="14"/>
-              </w:rPr>
-              <w:t xml:space="preserve">24</w:t>
-            </w:r>
-          </w:p>
-        </w:tc>
-        <w:tc>
-          <w:tcPr>
-            <w:tcW w:type="dxa" w:w="1191"/>
-            <w:tcBorders>
-              <w:top w:val="single" w:color="808080" w:sz="4"/>
-              <w:left w:val="single" w:color="808080" w:sz="4"/>
-              <w:bottom w:val="single" w:color="808080" w:sz="4"/>
-              <w:right w:val="single" w:color="808080" w:sz="4"/>
-            </w:tcBorders>
-            <w:tcMar>
-              <w:top w:type="dxa" w:w="40"/>
-              <w:left w:type="dxa" w:w="60"/>
-              <w:bottom w:type="dxa" w:w="40"/>
-              <w:right w:type="dxa" w:w="60"/>
-            </w:tcMar>
-            <w:vAlign w:val="top"/>
-          </w:tcPr>
-          <w:p>
-            <w:pPr>
-              <w:spacing w:after="0" w:before="0"/>
-              <w:jc w:val="center"/>
-            </w:pPr>
-            <w:r>
-              <w:rPr>
-                <w:rFonts w:ascii="Calibri" w:cs="Calibri" w:eastAsia="Calibri" w:hAnsi="Calibri"/>
-                <w:b w:val="false"/>
-                <w:bCs w:val="false"/>
-                <w:sz w:val="14"/>
-                <w:szCs w:val="14"/>
-              </w:rPr>
-              <w:t xml:space="preserve">35.190.1101 (montaj)</w:t>
-            </w:r>
-          </w:p>
-        </w:tc>
-        <w:tc>
-          <w:tcPr>
-            <w:tcW w:type="dxa" w:w="3458"/>
-            <w:tcBorders>
-              <w:top w:val="single" w:color="808080" w:sz="4"/>
-              <w:left w:val="single" w:color="808080" w:sz="4"/>
-              <w:bottom w:val="single" w:color="808080" w:sz="4"/>
-              <w:right w:val="single" w:color="808080" w:sz="4"/>
-            </w:tcBorders>
-            <w:tcMar>
-              <w:top w:type="dxa" w:w="40"/>
-              <w:left w:type="dxa" w:w="60"/>
-              <w:bottom w:type="dxa" w:w="40"/>
-              <w:right w:type="dxa" w:w="60"/>
-            </w:tcMar>
-            <w:vAlign w:val="top"/>
-          </w:tcPr>
-          <w:p>
-            <w:pPr>
-              <w:spacing w:after="0" w:before="0"/>
-              <w:jc w:val="left"/>
-            </w:pPr>
-            <w:r>
-              <w:rPr>
-                <w:rFonts w:ascii="Calibri" w:cs="Calibri" w:eastAsia="Calibri" w:hAnsi="Calibri"/>
-                <w:b w:val="false"/>
-                <w:bCs w:val="false"/>
-                <w:sz w:val="14"/>
-                <w:szCs w:val="14"/>
-              </w:rPr>
-              <w:t xml:space="preserve">Kablo tava sistemleri kapak sacının montajı — onaylı projesinde belirtilen kanalların kapatılması; her türlü işçilik ve malzeme dâhil, işler hâlde teslim</w:t>
-            </w:r>
-          </w:p>
-        </w:tc>
-        <w:tc>
-          <w:tcPr>
-            <w:tcW w:type="dxa" w:w="680"/>
-            <w:tcBorders>
-              <w:top w:val="single" w:color="808080" w:sz="4"/>
-              <w:left w:val="single" w:color="808080" w:sz="4"/>
-              <w:bottom w:val="single" w:color="808080" w:sz="4"/>
-              <w:right w:val="single" w:color="808080" w:sz="4"/>
-            </w:tcBorders>
-            <w:tcMar>
-              <w:top w:type="dxa" w:w="40"/>
-              <w:left w:type="dxa" w:w="60"/>
-              <w:bottom w:type="dxa" w:w="40"/>
-              <w:right w:type="dxa" w:w="60"/>
-            </w:tcMar>
-            <w:vAlign w:val="top"/>
-          </w:tcPr>
-          <w:p>
-            <w:pPr>
-              <w:spacing w:after="0" w:before="0"/>
-              <w:jc w:val="center"/>
-            </w:pPr>
-            <w:r>
-              <w:rPr>
-                <w:rFonts w:ascii="Calibri" w:cs="Calibri" w:eastAsia="Calibri" w:hAnsi="Calibri"/>
-                <w:b w:val="false"/>
-                <w:bCs w:val="false"/>
-                <w:sz w:val="14"/>
-                <w:szCs w:val="14"/>
-              </w:rPr>
-              <w:t xml:space="preserve">kg</w:t>
-            </w:r>
-          </w:p>
-        </w:tc>
-        <w:tc>
-          <w:tcPr>
-            <w:tcW w:type="dxa" w:w="850"/>
-            <w:tcBorders>
-              <w:top w:val="single" w:color="808080" w:sz="4"/>
-              <w:left w:val="single" w:color="808080" w:sz="4"/>
-              <w:bottom w:val="single" w:color="808080" w:sz="4"/>
-              <w:right w:val="single" w:color="808080" w:sz="4"/>
-            </w:tcBorders>
-            <w:tcMar>
-              <w:top w:type="dxa" w:w="40"/>
-              <w:left w:type="dxa" w:w="60"/>
-              <w:bottom w:type="dxa" w:w="40"/>
-              <w:right w:type="dxa" w:w="60"/>
-            </w:tcMar>
-            <w:vAlign w:val="top"/>
-          </w:tcPr>
-          <w:p>
-            <w:pPr>
-              <w:spacing w:after="0" w:before="0"/>
-              <w:jc w:val="right"/>
-            </w:pPr>
-            <w:r>
-              <w:rPr>
-                <w:rFonts w:ascii="Calibri" w:cs="Calibri" w:eastAsia="Calibri" w:hAnsi="Calibri"/>
-                <w:b w:val="false"/>
-                <w:bCs w:val="false"/>
-                <w:sz w:val="14"/>
-                <w:szCs w:val="14"/>
-              </w:rPr>
-              <w:t xml:space="preserve">361,200</w:t>
-            </w:r>
-          </w:p>
-        </w:tc>
-        <w:tc>
-          <w:tcPr>
-            <w:tcW w:type="dxa" w:w="1134"/>
-            <w:tcBorders>
-              <w:top w:val="single" w:color="808080" w:sz="4"/>
-              <w:left w:val="single" w:color="808080" w:sz="4"/>
-              <w:bottom w:val="single" w:color="808080" w:sz="4"/>
-              <w:right w:val="single" w:color="808080" w:sz="4"/>
-            </w:tcBorders>
-            <w:tcMar>
-              <w:top w:type="dxa" w:w="40"/>
-              <w:left w:type="dxa" w:w="60"/>
-              <w:bottom w:type="dxa" w:w="40"/>
-              <w:right w:type="dxa" w:w="60"/>
-            </w:tcMar>
-            <w:vAlign w:val="top"/>
-          </w:tcPr>
-          <w:p>
-            <w:pPr>
-              <w:spacing w:after="0" w:before="0"/>
-              <w:jc w:val="right"/>
-            </w:pPr>
-            <w:r>
-              <w:rPr>
-                <w:rFonts w:ascii="Calibri" w:cs="Calibri" w:eastAsia="Calibri" w:hAnsi="Calibri"/>
-                <w:b w:val="false"/>
-                <w:bCs w:val="false"/>
-                <w:sz w:val="14"/>
-                <w:szCs w:val="14"/>
-              </w:rPr>
-              <w:t xml:space="preserve">21,30</w:t>
-            </w:r>
-          </w:p>
-        </w:tc>
-        <w:tc>
-          <w:tcPr>
-            <w:tcW w:type="dxa" w:w="1304"/>
-            <w:tcBorders>
-              <w:top w:val="single" w:color="808080" w:sz="4"/>
-              <w:left w:val="single" w:color="808080" w:sz="4"/>
-              <w:bottom w:val="single" w:color="808080" w:sz="4"/>
-              <w:right w:val="single" w:color="808080" w:sz="4"/>
-            </w:tcBorders>
-            <w:tcMar>
-              <w:top w:type="dxa" w:w="40"/>
-              <w:left w:type="dxa" w:w="60"/>
-              <w:bottom w:type="dxa" w:w="40"/>
-              <w:right w:type="dxa" w:w="60"/>
-            </w:tcMar>
-            <w:vAlign w:val="top"/>
-          </w:tcPr>
-          <w:p>
-            <w:pPr>
-              <w:spacing w:after="0" w:before="0"/>
-              <w:jc w:val="right"/>
-            </w:pPr>
-            <w:r>
-              <w:rPr>
-                <w:rFonts w:ascii="Calibri" w:cs="Calibri" w:eastAsia="Calibri" w:hAnsi="Calibri"/>
-                <w:b w:val="false"/>
-                <w:bCs w:val="false"/>
-                <w:sz w:val="14"/>
-                <w:szCs w:val="14"/>
-              </w:rPr>
-              <w:t xml:space="preserve">7.693,56</w:t>
-            </w:r>
-          </w:p>
-        </w:tc>
-      </w:tr>
-      <w:tr>
-        <w:tc>
-          <w:tcPr>
-            <w:vMerge w:val="continue"/>
-            <w:tcBorders>
-              <w:top w:val="single" w:color="808080" w:sz="4"/>
-              <w:left w:val="single" w:color="808080" w:sz="4"/>
-              <w:bottom w:val="single" w:color="808080" w:sz="4"/>
-              <w:right w:val="single" w:color="808080" w:sz="4"/>
-            </w:tcBorders>
-          </w:tcPr>
-          <w:p/>
-        </w:tc>
-        <w:tc>
-          <w:tcPr>
-            <w:tcW w:type="dxa" w:w="454"/>
-            <w:tcBorders>
-              <w:top w:val="single" w:color="808080" w:sz="4"/>
-              <w:left w:val="single" w:color="808080" w:sz="4"/>
-              <w:bottom w:val="single" w:color="808080" w:sz="4"/>
-              <w:right w:val="single" w:color="808080" w:sz="4"/>
-            </w:tcBorders>
-            <w:tcMar>
-              <w:top w:type="dxa" w:w="40"/>
-              <w:left w:type="dxa" w:w="60"/>
-              <w:bottom w:type="dxa" w:w="40"/>
-              <w:right w:type="dxa" w:w="60"/>
-            </w:tcMar>
-            <w:vAlign w:val="top"/>
-          </w:tcPr>
-          <w:p>
-            <w:pPr>
-              <w:spacing w:after="0" w:before="0"/>
-              <w:jc w:val="center"/>
-            </w:pPr>
-            <w:r>
-              <w:rPr>
-                <w:rFonts w:ascii="Calibri" w:cs="Calibri" w:eastAsia="Calibri" w:hAnsi="Calibri"/>
-                <w:b w:val="false"/>
-                <w:bCs w:val="false"/>
-                <w:sz w:val="14"/>
-                <w:szCs w:val="14"/>
-              </w:rPr>
-              <w:t xml:space="preserve">25</w:t>
-            </w:r>
-          </w:p>
-        </w:tc>
-        <w:tc>
-          <w:tcPr>
-            <w:tcW w:type="dxa" w:w="1191"/>
-            <w:tcBorders>
-              <w:top w:val="single" w:color="808080" w:sz="4"/>
-              <w:left w:val="single" w:color="808080" w:sz="4"/>
-              <w:bottom w:val="single" w:color="808080" w:sz="4"/>
-              <w:right w:val="single" w:color="808080" w:sz="4"/>
-            </w:tcBorders>
-            <w:tcMar>
-              <w:top w:type="dxa" w:w="40"/>
-              <w:left w:type="dxa" w:w="60"/>
-              <w:bottom w:type="dxa" w:w="40"/>
-              <w:right w:type="dxa" w:w="60"/>
-            </w:tcMar>
-            <w:vAlign w:val="top"/>
-          </w:tcPr>
-          <w:p>
-            <w:pPr>
-              <w:spacing w:after="0" w:before="0"/>
-              <w:jc w:val="center"/>
-            </w:pPr>
-            <w:r>
-              <w:rPr>
-                <w:rFonts w:ascii="Calibri" w:cs="Calibri" w:eastAsia="Calibri" w:hAnsi="Calibri"/>
-                <w:b w:val="false"/>
-                <w:bCs w:val="false"/>
-                <w:sz w:val="14"/>
-                <w:szCs w:val="14"/>
-              </w:rPr>
-              <w:t xml:space="preserve">35.190.1304</w:t>
-            </w:r>
-          </w:p>
-        </w:tc>
-        <w:tc>
-          <w:tcPr>
-            <w:tcW w:type="dxa" w:w="3458"/>
-            <w:tcBorders>
-              <w:top w:val="single" w:color="808080" w:sz="4"/>
-              <w:left w:val="single" w:color="808080" w:sz="4"/>
-              <w:bottom w:val="single" w:color="808080" w:sz="4"/>
-              <w:right w:val="single" w:color="808080" w:sz="4"/>
-            </w:tcBorders>
-            <w:tcMar>
-              <w:top w:type="dxa" w:w="40"/>
-              <w:left w:type="dxa" w:w="60"/>
-              <w:bottom w:type="dxa" w:w="40"/>
-              <w:right w:type="dxa" w:w="60"/>
-            </w:tcMar>
-            <w:vAlign w:val="top"/>
-          </w:tcPr>
-          <w:p>
-            <w:pPr>
-              <w:spacing w:after="0" w:before="0"/>
-              <w:jc w:val="left"/>
-            </w:pPr>
-            <w:r>
-              <w:rPr>
-                <w:rFonts w:ascii="Calibri" w:cs="Calibri" w:eastAsia="Calibri" w:hAnsi="Calibri"/>
-                <w:b w:val="false"/>
-                <w:bCs w:val="false"/>
-                <w:sz w:val="14"/>
-                <w:szCs w:val="14"/>
-              </w:rPr>
-              <w:t xml:space="preserve">Sıva üstü PVC kablo kanalı — en az 100 x 35 mm, üç bölmeli (%25 müteahhit kârı dahil)</w:t>
-            </w:r>
-          </w:p>
-        </w:tc>
-        <w:tc>
-          <w:tcPr>
-            <w:tcW w:type="dxa" w:w="680"/>
-            <w:tcBorders>
-              <w:top w:val="single" w:color="808080" w:sz="4"/>
-              <w:left w:val="single" w:color="808080" w:sz="4"/>
-              <w:bottom w:val="single" w:color="808080" w:sz="4"/>
-              <w:right w:val="single" w:color="808080" w:sz="4"/>
-            </w:tcBorders>
-            <w:tcMar>
-              <w:top w:type="dxa" w:w="40"/>
-              <w:left w:type="dxa" w:w="60"/>
-              <w:bottom w:type="dxa" w:w="40"/>
-              <w:right w:type="dxa" w:w="60"/>
-            </w:tcMar>
-            <w:vAlign w:val="top"/>
-          </w:tcPr>
-          <w:p>
-            <w:pPr>
-              <w:spacing w:after="0" w:before="0"/>
-              <w:jc w:val="center"/>
-            </w:pPr>
-            <w:r>
-              <w:rPr>
-                <w:rFonts w:ascii="Calibri" w:cs="Calibri" w:eastAsia="Calibri" w:hAnsi="Calibri"/>
-                <w:b w:val="false"/>
-                <w:bCs w:val="false"/>
-                <w:sz w:val="14"/>
-                <w:szCs w:val="14"/>
-              </w:rPr>
-              <w:t xml:space="preserve">m</w:t>
-            </w:r>
-          </w:p>
-        </w:tc>
-        <w:tc>
-          <w:tcPr>
-            <w:tcW w:type="dxa" w:w="850"/>
-            <w:tcBorders>
-              <w:top w:val="single" w:color="808080" w:sz="4"/>
-              <w:left w:val="single" w:color="808080" w:sz="4"/>
-              <w:bottom w:val="single" w:color="808080" w:sz="4"/>
-              <w:right w:val="single" w:color="808080" w:sz="4"/>
-            </w:tcBorders>
-            <w:tcMar>
-              <w:top w:type="dxa" w:w="40"/>
-              <w:left w:type="dxa" w:w="60"/>
-              <w:bottom w:type="dxa" w:w="40"/>
-              <w:right w:type="dxa" w:w="60"/>
-            </w:tcMar>
-            <w:vAlign w:val="top"/>
-          </w:tcPr>
-          <w:p>
-            <w:pPr>
-              <w:spacing w:after="0" w:before="0"/>
-              <w:jc w:val="right"/>
-            </w:pPr>
-            <w:r>
-              <w:rPr>
-                <w:rFonts w:ascii="Calibri" w:cs="Calibri" w:eastAsia="Calibri" w:hAnsi="Calibri"/>
-                <w:b w:val="false"/>
-                <w:bCs w:val="false"/>
-                <w:sz w:val="14"/>
-                <w:szCs w:val="14"/>
-              </w:rPr>
-              <w:t xml:space="preserve">123,000</w:t>
-            </w:r>
-          </w:p>
-        </w:tc>
-        <w:tc>
-          <w:tcPr>
-            <w:tcW w:type="dxa" w:w="1134"/>
-            <w:tcBorders>
-              <w:top w:val="single" w:color="808080" w:sz="4"/>
-              <w:left w:val="single" w:color="808080" w:sz="4"/>
-              <w:bottom w:val="single" w:color="808080" w:sz="4"/>
-              <w:right w:val="single" w:color="808080" w:sz="4"/>
-            </w:tcBorders>
-            <w:tcMar>
-              <w:top w:type="dxa" w:w="40"/>
-              <w:left w:type="dxa" w:w="60"/>
-              <w:bottom w:type="dxa" w:w="40"/>
-              <w:right w:type="dxa" w:w="60"/>
-            </w:tcMar>
-            <w:vAlign w:val="top"/>
-          </w:tcPr>
-          <w:p>
-            <w:pPr>
-              <w:spacing w:after="0" w:before="0"/>
-              <w:jc w:val="right"/>
-            </w:pPr>
-            <w:r>
-              <w:rPr>
-                <w:rFonts w:ascii="Calibri" w:cs="Calibri" w:eastAsia="Calibri" w:hAnsi="Calibri"/>
-                <w:b w:val="false"/>
-                <w:bCs w:val="false"/>
-                <w:sz w:val="14"/>
-                <w:szCs w:val="14"/>
-              </w:rPr>
-              <w:t xml:space="preserve">233,28</w:t>
-            </w:r>
-          </w:p>
-        </w:tc>
-        <w:tc>
-          <w:tcPr>
-            <w:tcW w:type="dxa" w:w="1304"/>
-            <w:tcBorders>
-              <w:top w:val="single" w:color="808080" w:sz="4"/>
-              <w:left w:val="single" w:color="808080" w:sz="4"/>
-              <w:bottom w:val="single" w:color="808080" w:sz="4"/>
-              <w:right w:val="single" w:color="808080" w:sz="4"/>
-            </w:tcBorders>
-            <w:tcMar>
-              <w:top w:type="dxa" w:w="40"/>
-              <w:left w:type="dxa" w:w="60"/>
-              <w:bottom w:type="dxa" w:w="40"/>
-              <w:right w:type="dxa" w:w="60"/>
-            </w:tcMar>
-            <w:vAlign w:val="top"/>
-          </w:tcPr>
-          <w:p>
-            <w:pPr>
-              <w:spacing w:after="0" w:before="0"/>
-              <w:jc w:val="right"/>
-            </w:pPr>
-            <w:r>
-              <w:rPr>
-                <w:rFonts w:ascii="Calibri" w:cs="Calibri" w:eastAsia="Calibri" w:hAnsi="Calibri"/>
-                <w:b w:val="false"/>
-                <w:bCs w:val="false"/>
-                <w:sz w:val="14"/>
-                <w:szCs w:val="14"/>
-              </w:rPr>
-              <w:t xml:space="preserve">28.693,44</w:t>
-            </w:r>
-          </w:p>
-        </w:tc>
-      </w:tr>
-      <w:tr>
-        <w:tc>
-          <w:tcPr>
             <w:tcW w:type="dxa" w:w="1361"/>
             <w:tcBorders>
               <w:top w:val="single" w:color="808080" w:sz="4"/>
@@ -13972,7 +12712,7 @@
                 <w:sz w:val="14"/>
                 <w:szCs w:val="14"/>
               </w:rPr>
-              <w:t xml:space="preserve">7.876.502,09</w:t>
+              <w:t xml:space="preserve">7.887.227,25</w:t>
             </w:r>
           </w:p>
         </w:tc>
@@ -23165,7 +21905,7 @@
                 <w:sz w:val="14"/>
                 <w:szCs w:val="14"/>
               </w:rPr>
-              <w:t xml:space="preserve">105,37</w:t>
+              <w:t xml:space="preserve">115,96</w:t>
             </w:r>
           </w:p>
         </w:tc>
@@ -23199,7 +21939,7 @@
                 <w:sz w:val="14"/>
                 <w:szCs w:val="14"/>
               </w:rPr>
-              <w:t xml:space="preserve">19.598,82</w:t>
+              <w:t xml:space="preserve">21.568,56</w:t>
             </w:r>
           </w:p>
         </w:tc>
@@ -23281,7 +22021,7 @@
                 <w:sz w:val="14"/>
                 <w:szCs w:val="14"/>
               </w:rPr>
-              <w:t xml:space="preserve">35.750.3002 (montaj)</w:t>
+              <w:t xml:space="preserve">35.750.1502</w:t>
             </w:r>
           </w:p>
         </w:tc>
@@ -23315,7 +22055,7 @@
                 <w:sz w:val="14"/>
                 <w:szCs w:val="14"/>
               </w:rPr>
-              <w:t xml:space="preserve">Bina ihata iletkeni tesisatının montajı — temel topraklaması</w:t>
+              <w:t xml:space="preserve">Aktif yakalama ucu, ortalama uyarım yolu DL = 30-40 m (%25 müteahhit kârı dahil)</w:t>
             </w:r>
           </w:p>
         </w:tc>
@@ -23349,7 +22089,7 @@
                 <w:sz w:val="14"/>
                 <w:szCs w:val="14"/>
               </w:rPr>
-              <w:t xml:space="preserve">m</w:t>
+              <w:t xml:space="preserve">ad</w:t>
             </w:r>
           </w:p>
         </w:tc>
@@ -23383,7 +22123,7 @@
                 <w:sz w:val="14"/>
                 <w:szCs w:val="14"/>
               </w:rPr>
-              <w:t xml:space="preserve">186,000</w:t>
+              <w:t xml:space="preserve">1,000</w:t>
             </w:r>
           </w:p>
         </w:tc>
@@ -23417,7 +22157,7 @@
                 <w:sz w:val="14"/>
                 <w:szCs w:val="14"/>
               </w:rPr>
-              <w:t xml:space="preserve">77,54</w:t>
+              <w:t xml:space="preserve">15.595,61</w:t>
             </w:r>
           </w:p>
         </w:tc>
@@ -23451,7 +22191,7 @@
                 <w:sz w:val="14"/>
                 <w:szCs w:val="14"/>
               </w:rPr>
-              <w:t xml:space="preserve">14.422,44</w:t>
+              <w:t xml:space="preserve">15.595,61</w:t>
             </w:r>
           </w:p>
         </w:tc>
@@ -23533,7 +22273,7 @@
                 <w:sz w:val="14"/>
                 <w:szCs w:val="14"/>
               </w:rPr>
-              <w:t xml:space="preserve">35.750.1502</w:t>
+              <w:t xml:space="preserve">35.750.2001</w:t>
             </w:r>
           </w:p>
         </w:tc>
@@ -23567,7 +22307,7 @@
                 <w:sz w:val="14"/>
                 <w:szCs w:val="14"/>
               </w:rPr>
-              <w:t xml:space="preserve">Aktif yakalama ucu, ortalama uyarım yolu DL = 30-40 m (%25 müteahhit kârı dahil)</w:t>
+              <w:t xml:space="preserve">Çatı ihata ve indirme iletkeni tesisatı — 50 mm² elektrolitik bakır tel (%25 müteahhit kârı dahil)</w:t>
             </w:r>
           </w:p>
         </w:tc>
@@ -23601,7 +22341,7 @@
                 <w:sz w:val="14"/>
                 <w:szCs w:val="14"/>
               </w:rPr>
-              <w:t xml:space="preserve">ad</w:t>
+              <w:t xml:space="preserve">m</w:t>
             </w:r>
           </w:p>
         </w:tc>
@@ -23635,7 +22375,7 @@
                 <w:sz w:val="14"/>
                 <w:szCs w:val="14"/>
               </w:rPr>
-              <w:t xml:space="preserve">1,000</w:t>
+              <w:t xml:space="preserve">16,000</w:t>
             </w:r>
           </w:p>
         </w:tc>
@@ -23669,7 +22409,7 @@
                 <w:sz w:val="14"/>
                 <w:szCs w:val="14"/>
               </w:rPr>
-              <w:t xml:space="preserve">14.132,58</w:t>
+              <w:t xml:space="preserve">426,72</w:t>
             </w:r>
           </w:p>
         </w:tc>
@@ -23703,7 +22443,7 @@
                 <w:sz w:val="14"/>
                 <w:szCs w:val="14"/>
               </w:rPr>
-              <w:t xml:space="preserve">14.132,58</w:t>
+              <w:t xml:space="preserve">6.827,52</w:t>
             </w:r>
           </w:p>
         </w:tc>
@@ -23785,7 +22525,7 @@
                 <w:sz w:val="14"/>
                 <w:szCs w:val="14"/>
               </w:rPr>
-              <w:t xml:space="preserve">35.750.1502 (montaj)</w:t>
+              <w:t xml:space="preserve">35.740.1106</w:t>
             </w:r>
           </w:p>
         </w:tc>
@@ -23819,7 +22559,7 @@
                 <w:sz w:val="14"/>
                 <w:szCs w:val="14"/>
               </w:rPr>
-              <w:t xml:space="preserve">Aktif yakalama ucunun montajı — direk, taşıyıcı ve bağlantı elemanlarıyla yerine konulması</w:t>
+              <w:t xml:space="preserve">Dizel elektrojen grubu (jeneratör) 63 kVA / 50 kW — dizel motoru su veya hava ile soğuyan cinsten, 1500 d/dak (%25 müteahhit kârı dahil)</w:t>
             </w:r>
           </w:p>
         </w:tc>
@@ -23921,7 +22661,7 @@
                 <w:sz w:val="14"/>
                 <w:szCs w:val="14"/>
               </w:rPr>
-              <w:t xml:space="preserve">2.131,50</w:t>
+              <w:t xml:space="preserve">467.349,29</w:t>
             </w:r>
           </w:p>
         </w:tc>
@@ -23955,7 +22695,7 @@
                 <w:sz w:val="14"/>
                 <w:szCs w:val="14"/>
               </w:rPr>
-              <w:t xml:space="preserve">2.131,50</w:t>
+              <w:t xml:space="preserve">467.349,29</w:t>
             </w:r>
           </w:p>
         </w:tc>
@@ -24037,7 +22777,7 @@
                 <w:sz w:val="14"/>
                 <w:szCs w:val="14"/>
               </w:rPr>
-              <w:t xml:space="preserve">35.750.2001</w:t>
+              <w:t xml:space="preserve">35.740.5406</w:t>
             </w:r>
           </w:p>
         </w:tc>
@@ -24071,7 +22811,7 @@
                 <w:sz w:val="14"/>
                 <w:szCs w:val="14"/>
               </w:rPr>
-              <w:t xml:space="preserve">Çatı ihata ve indirme iletkeni tesisatı — 50 mm² elektrolitik bakır tel (%25 müteahhit kârı dahil)</w:t>
+              <w:t xml:space="preserve">Jeneratör ses izolasyon kabini — 63 kVA (%25 müteahhit kârı dahil)</w:t>
             </w:r>
           </w:p>
         </w:tc>
@@ -24105,7 +22845,7 @@
                 <w:sz w:val="14"/>
                 <w:szCs w:val="14"/>
               </w:rPr>
-              <w:t xml:space="preserve">m</w:t>
+              <w:t xml:space="preserve">ad</w:t>
             </w:r>
           </w:p>
         </w:tc>
@@ -24139,7 +22879,7 @@
                 <w:sz w:val="14"/>
                 <w:szCs w:val="14"/>
               </w:rPr>
-              <w:t xml:space="preserve">16,000</w:t>
+              <w:t xml:space="preserve">1,000</w:t>
             </w:r>
           </w:p>
         </w:tc>
@@ -24173,7 +22913,7 @@
                 <w:sz w:val="14"/>
                 <w:szCs w:val="14"/>
               </w:rPr>
-              <w:t xml:space="preserve">387,72</w:t>
+              <w:t xml:space="preserve">79.653,55</w:t>
             </w:r>
           </w:p>
         </w:tc>
@@ -24207,7 +22947,7 @@
                 <w:sz w:val="14"/>
                 <w:szCs w:val="14"/>
               </w:rPr>
-              <w:t xml:space="preserve">6.203,52</w:t>
+              <w:t xml:space="preserve">79.653,55</w:t>
             </w:r>
           </w:p>
         </w:tc>
@@ -24289,7 +23029,7 @@
                 <w:sz w:val="14"/>
                 <w:szCs w:val="14"/>
               </w:rPr>
-              <w:t xml:space="preserve">35.750.2001 (montaj)</w:t>
+              <w:t xml:space="preserve">35.190.1100</w:t>
             </w:r>
           </w:p>
         </w:tc>
@@ -24323,7 +23063,7 @@
                 <w:sz w:val="14"/>
                 <w:szCs w:val="14"/>
               </w:rPr>
-              <w:t xml:space="preserve">Çatı ihata ve indirme iletkeni tesisatının montajı</w:t>
+              <w:t xml:space="preserve">Kablo tava sistemleri — 200x60x1,0 mm sıcak daldırma galvanizli perfore kablo tavası (malzeme) (%25 müteahhit kârı dahil)</w:t>
             </w:r>
           </w:p>
         </w:tc>
@@ -24357,7 +23097,7 @@
                 <w:sz w:val="14"/>
                 <w:szCs w:val="14"/>
               </w:rPr>
-              <w:t xml:space="preserve">m</w:t>
+              <w:t xml:space="preserve">kg</w:t>
             </w:r>
           </w:p>
         </w:tc>
@@ -24391,7 +23131,7 @@
                 <w:sz w:val="14"/>
                 <w:szCs w:val="14"/>
               </w:rPr>
-              <w:t xml:space="preserve">16,000</w:t>
+              <w:t xml:space="preserve">502,000</w:t>
             </w:r>
           </w:p>
         </w:tc>
@@ -24425,7 +23165,7 @@
                 <w:sz w:val="14"/>
                 <w:szCs w:val="14"/>
               </w:rPr>
-              <w:t xml:space="preserve">63,21</w:t>
+              <w:t xml:space="preserve">199,42</w:t>
             </w:r>
           </w:p>
         </w:tc>
@@ -24459,7 +23199,7 @@
                 <w:sz w:val="14"/>
                 <w:szCs w:val="14"/>
               </w:rPr>
-              <w:t xml:space="preserve">1.011,36</w:t>
+              <w:t xml:space="preserve">100.108,84</w:t>
             </w:r>
           </w:p>
         </w:tc>
@@ -24541,7 +23281,7 @@
                 <w:sz w:val="14"/>
                 <w:szCs w:val="14"/>
               </w:rPr>
-              <w:t xml:space="preserve">35.740.1106</w:t>
+              <w:t xml:space="preserve">35.190.1100 (montaj)</w:t>
             </w:r>
           </w:p>
         </w:tc>
@@ -24575,7 +23315,7 @@
                 <w:sz w:val="14"/>
                 <w:szCs w:val="14"/>
               </w:rPr>
-              <w:t xml:space="preserve">Dizel elektrojen grubu (jeneratör) 63 kVA / 50 kW — dizel motoru su veya hava ile soğuyan cinsten, 1500 d/dak (%25 müteahhit kârı dahil)</w:t>
+              <w:t xml:space="preserve">Kablo tava sistemlerinin montajı — askı ve konsollarla tavana veya duvara tespiti; ek parça, konsol, askı tiji, vida ve somun bedelleri dâhildir, ayrıca ödenmez</w:t>
             </w:r>
           </w:p>
         </w:tc>
@@ -24609,7 +23349,7 @@
                 <w:sz w:val="14"/>
                 <w:szCs w:val="14"/>
               </w:rPr>
-              <w:t xml:space="preserve">ad</w:t>
+              <w:t xml:space="preserve">kg</w:t>
             </w:r>
           </w:p>
         </w:tc>
@@ -24643,7 +23383,7 @@
                 <w:sz w:val="14"/>
                 <w:szCs w:val="14"/>
               </w:rPr>
-              <w:t xml:space="preserve">1,000</w:t>
+              <w:t xml:space="preserve">502,000</w:t>
             </w:r>
           </w:p>
         </w:tc>
@@ -24677,7 +23417,7 @@
                 <w:sz w:val="14"/>
                 <w:szCs w:val="14"/>
               </w:rPr>
-              <w:t xml:space="preserve">423.507,00</w:t>
+              <w:t xml:space="preserve">38,72</w:t>
             </w:r>
           </w:p>
         </w:tc>
@@ -24711,7 +23451,7 @@
                 <w:sz w:val="14"/>
                 <w:szCs w:val="14"/>
               </w:rPr>
-              <w:t xml:space="preserve">423.507,00</w:t>
+              <w:t xml:space="preserve">19.437,44</w:t>
             </w:r>
           </w:p>
         </w:tc>
@@ -24793,7 +23533,7 @@
                 <w:sz w:val="14"/>
                 <w:szCs w:val="14"/>
               </w:rPr>
-              <w:t xml:space="preserve">35.740.1106 (montaj)</w:t>
+              <w:t xml:space="preserve">35.190.1101</w:t>
             </w:r>
           </w:p>
         </w:tc>
@@ -24827,7 +23567,7 @@
                 <w:sz w:val="14"/>
                 <w:szCs w:val="14"/>
               </w:rPr>
-              <w:t xml:space="preserve">Dizel elektrojen grubunun montajı — yerine konulması, bağlantıları ve işler hâlde teslimi</w:t>
+              <w:t xml:space="preserve">Kablo tava sistemleri kapak sacı — 35.190.1100 pozuna uygun özellikte, 1,0 mm sıcak daldırma galvanizli (malzeme) (%25 müteahhit kârı dahil)</w:t>
             </w:r>
           </w:p>
         </w:tc>
@@ -24861,7 +23601,7 @@
                 <w:sz w:val="14"/>
                 <w:szCs w:val="14"/>
               </w:rPr>
-              <w:t xml:space="preserve">ad</w:t>
+              <w:t xml:space="preserve">kg</w:t>
             </w:r>
           </w:p>
         </w:tc>
@@ -24895,7 +23635,7 @@
                 <w:sz w:val="14"/>
                 <w:szCs w:val="14"/>
               </w:rPr>
-              <w:t xml:space="preserve">1,000</w:t>
+              <w:t xml:space="preserve">361,200</w:t>
             </w:r>
           </w:p>
         </w:tc>
@@ -24929,7 +23669,7 @@
                 <w:sz w:val="14"/>
                 <w:szCs w:val="14"/>
               </w:rPr>
-              <w:t xml:space="preserve">20.872,19</w:t>
+              <w:t xml:space="preserve">162,37</w:t>
             </w:r>
           </w:p>
         </w:tc>
@@ -24963,7 +23703,7 @@
                 <w:sz w:val="14"/>
                 <w:szCs w:val="14"/>
               </w:rPr>
-              <w:t xml:space="preserve">20.872,19</w:t>
+              <w:t xml:space="preserve">58.648,04</w:t>
             </w:r>
           </w:p>
         </w:tc>
@@ -25045,7 +23785,7 @@
                 <w:sz w:val="14"/>
                 <w:szCs w:val="14"/>
               </w:rPr>
-              <w:t xml:space="preserve">35.740.5406</w:t>
+              <w:t xml:space="preserve">35.190.1101 (montaj)</w:t>
             </w:r>
           </w:p>
         </w:tc>
@@ -25079,7 +23819,7 @@
                 <w:sz w:val="14"/>
                 <w:szCs w:val="14"/>
               </w:rPr>
-              <w:t xml:space="preserve">Jeneratör ses izolasyon kabini — 63 kVA (%25 müteahhit kârı dahil)</w:t>
+              <w:t xml:space="preserve">Kablo tava sistemleri kapak sacının montajı — onaylı projesinde belirtilen kanalların kapatılması; her türlü işçilik ve malzeme dâhil, işler hâlde teslim</w:t>
             </w:r>
           </w:p>
         </w:tc>
@@ -25113,7 +23853,7 @@
                 <w:sz w:val="14"/>
                 <w:szCs w:val="14"/>
               </w:rPr>
-              <w:t xml:space="preserve">ad</w:t>
+              <w:t xml:space="preserve">kg</w:t>
             </w:r>
           </w:p>
         </w:tc>
@@ -25147,7 +23887,7 @@
                 <w:sz w:val="14"/>
                 <w:szCs w:val="14"/>
               </w:rPr>
-              <w:t xml:space="preserve">1,000</w:t>
+              <w:t xml:space="preserve">361,200</w:t>
             </w:r>
           </w:p>
         </w:tc>
@@ -25181,7 +23921,7 @@
                 <w:sz w:val="14"/>
                 <w:szCs w:val="14"/>
               </w:rPr>
-              <w:t xml:space="preserve">72.181,20</w:t>
+              <w:t xml:space="preserve">21,30</w:t>
             </w:r>
           </w:p>
         </w:tc>
@@ -25215,7 +23955,7 @@
                 <w:sz w:val="14"/>
                 <w:szCs w:val="14"/>
               </w:rPr>
-              <w:t xml:space="preserve">72.181,20</w:t>
+              <w:t xml:space="preserve">7.693,56</w:t>
             </w:r>
           </w:p>
         </w:tc>
@@ -25297,7 +24037,7 @@
                 <w:sz w:val="14"/>
                 <w:szCs w:val="14"/>
               </w:rPr>
-              <w:t xml:space="preserve">35.740.5406 (montaj)</w:t>
+              <w:t xml:space="preserve">35.190.1304</w:t>
             </w:r>
           </w:p>
         </w:tc>
@@ -25331,7 +24071,7 @@
                 <w:sz w:val="14"/>
                 <w:szCs w:val="14"/>
               </w:rPr>
-              <w:t xml:space="preserve">Jeneratör ses izolasyon kabininin montajı</w:t>
+              <w:t xml:space="preserve">Sıva üstü PVC kablo kanalı — en az 100 x 35 mm, üç bölmeli (%25 müteahhit kârı dahil)</w:t>
             </w:r>
           </w:p>
         </w:tc>
@@ -25365,7 +24105,7 @@
                 <w:sz w:val="14"/>
                 <w:szCs w:val="14"/>
               </w:rPr>
-              <w:t xml:space="preserve">ad</w:t>
+              <w:t xml:space="preserve">m</w:t>
             </w:r>
           </w:p>
         </w:tc>
@@ -25399,7 +24139,7 @@
                 <w:sz w:val="14"/>
                 <w:szCs w:val="14"/>
               </w:rPr>
-              <w:t xml:space="preserve">1,000</w:t>
+              <w:t xml:space="preserve">123,000</w:t>
             </w:r>
           </w:p>
         </w:tc>
@@ -25433,7 +24173,7 @@
                 <w:sz w:val="14"/>
                 <w:szCs w:val="14"/>
               </w:rPr>
-              <w:t xml:space="preserve">6.208,76</w:t>
+              <w:t xml:space="preserve">233,28</w:t>
             </w:r>
           </w:p>
         </w:tc>
@@ -25467,7 +24207,7 @@
                 <w:sz w:val="14"/>
                 <w:szCs w:val="14"/>
               </w:rPr>
-              <w:t xml:space="preserve">6.208,76</w:t>
+              <w:t xml:space="preserve">28.693,44</w:t>
             </w:r>
           </w:p>
         </w:tc>
@@ -25475,1266 +24215,6 @@
       <w:tr>
         <w:tc>
           <w:tcPr>
-            <w:vMerge w:val="continue"/>
-            <w:tcBorders>
-              <w:top w:val="single" w:color="808080" w:sz="4"/>
-              <w:left w:val="single" w:color="808080" w:sz="4"/>
-              <w:bottom w:val="single" w:color="808080" w:sz="4"/>
-              <w:right w:val="single" w:color="808080" w:sz="4"/>
-            </w:tcBorders>
-          </w:tcPr>
-          <w:p/>
-        </w:tc>
-        <w:tc>
-          <w:tcPr>
-            <w:tcW w:type="dxa" w:w="454"/>
-            <w:tcBorders>
-              <w:top w:val="single" w:color="808080" w:sz="4"/>
-              <w:left w:val="single" w:color="808080" w:sz="4"/>
-              <w:bottom w:val="single" w:color="808080" w:sz="4"/>
-              <w:right w:val="single" w:color="808080" w:sz="4"/>
-            </w:tcBorders>
-            <w:tcMar>
-              <w:top w:type="dxa" w:w="40"/>
-              <w:left w:type="dxa" w:w="60"/>
-              <w:bottom w:type="dxa" w:w="40"/>
-              <w:right w:type="dxa" w:w="60"/>
-            </w:tcMar>
-            <w:vAlign w:val="top"/>
-          </w:tcPr>
-          <w:p>
-            <w:pPr>
-              <w:spacing w:after="0" w:before="0"/>
-              <w:jc w:val="center"/>
-            </w:pPr>
-            <w:r>
-              <w:rPr>
-                <w:rFonts w:ascii="Calibri" w:cs="Calibri" w:eastAsia="Calibri" w:hAnsi="Calibri"/>
-                <w:b w:val="false"/>
-                <w:bCs w:val="false"/>
-                <w:sz w:val="14"/>
-                <w:szCs w:val="14"/>
-              </w:rPr>
-              <w:t xml:space="preserve">21</w:t>
-            </w:r>
-          </w:p>
-        </w:tc>
-        <w:tc>
-          <w:tcPr>
-            <w:tcW w:type="dxa" w:w="1191"/>
-            <w:tcBorders>
-              <w:top w:val="single" w:color="808080" w:sz="4"/>
-              <w:left w:val="single" w:color="808080" w:sz="4"/>
-              <w:bottom w:val="single" w:color="808080" w:sz="4"/>
-              <w:right w:val="single" w:color="808080" w:sz="4"/>
-            </w:tcBorders>
-            <w:tcMar>
-              <w:top w:type="dxa" w:w="40"/>
-              <w:left w:type="dxa" w:w="60"/>
-              <w:bottom w:type="dxa" w:w="40"/>
-              <w:right w:type="dxa" w:w="60"/>
-            </w:tcMar>
-            <w:vAlign w:val="top"/>
-          </w:tcPr>
-          <w:p>
-            <w:pPr>
-              <w:spacing w:after="0" w:before="0"/>
-              <w:jc w:val="center"/>
-            </w:pPr>
-            <w:r>
-              <w:rPr>
-                <w:rFonts w:ascii="Calibri" w:cs="Calibri" w:eastAsia="Calibri" w:hAnsi="Calibri"/>
-                <w:b w:val="false"/>
-                <w:bCs w:val="false"/>
-                <w:sz w:val="14"/>
-                <w:szCs w:val="14"/>
-              </w:rPr>
-              <w:t xml:space="preserve">35.190.1100</w:t>
-            </w:r>
-          </w:p>
-        </w:tc>
-        <w:tc>
-          <w:tcPr>
-            <w:tcW w:type="dxa" w:w="3458"/>
-            <w:tcBorders>
-              <w:top w:val="single" w:color="808080" w:sz="4"/>
-              <w:left w:val="single" w:color="808080" w:sz="4"/>
-              <w:bottom w:val="single" w:color="808080" w:sz="4"/>
-              <w:right w:val="single" w:color="808080" w:sz="4"/>
-            </w:tcBorders>
-            <w:tcMar>
-              <w:top w:type="dxa" w:w="40"/>
-              <w:left w:type="dxa" w:w="60"/>
-              <w:bottom w:type="dxa" w:w="40"/>
-              <w:right w:type="dxa" w:w="60"/>
-            </w:tcMar>
-            <w:vAlign w:val="top"/>
-          </w:tcPr>
-          <w:p>
-            <w:pPr>
-              <w:spacing w:after="0" w:before="0"/>
-              <w:jc w:val="left"/>
-            </w:pPr>
-            <w:r>
-              <w:rPr>
-                <w:rFonts w:ascii="Calibri" w:cs="Calibri" w:eastAsia="Calibri" w:hAnsi="Calibri"/>
-                <w:b w:val="false"/>
-                <w:bCs w:val="false"/>
-                <w:sz w:val="14"/>
-                <w:szCs w:val="14"/>
-              </w:rPr>
-              <w:t xml:space="preserve">Kablo tava sistemleri — 200x60x1,0 mm sıcak daldırma galvanizli perfore kablo tavası (malzeme) (%25 müteahhit kârı dahil)</w:t>
-            </w:r>
-          </w:p>
-        </w:tc>
-        <w:tc>
-          <w:tcPr>
-            <w:tcW w:type="dxa" w:w="680"/>
-            <w:tcBorders>
-              <w:top w:val="single" w:color="808080" w:sz="4"/>
-              <w:left w:val="single" w:color="808080" w:sz="4"/>
-              <w:bottom w:val="single" w:color="808080" w:sz="4"/>
-              <w:right w:val="single" w:color="808080" w:sz="4"/>
-            </w:tcBorders>
-            <w:tcMar>
-              <w:top w:type="dxa" w:w="40"/>
-              <w:left w:type="dxa" w:w="60"/>
-              <w:bottom w:type="dxa" w:w="40"/>
-              <w:right w:type="dxa" w:w="60"/>
-            </w:tcMar>
-            <w:vAlign w:val="top"/>
-          </w:tcPr>
-          <w:p>
-            <w:pPr>
-              <w:spacing w:after="0" w:before="0"/>
-              <w:jc w:val="center"/>
-            </w:pPr>
-            <w:r>
-              <w:rPr>
-                <w:rFonts w:ascii="Calibri" w:cs="Calibri" w:eastAsia="Calibri" w:hAnsi="Calibri"/>
-                <w:b w:val="false"/>
-                <w:bCs w:val="false"/>
-                <w:sz w:val="14"/>
-                <w:szCs w:val="14"/>
-              </w:rPr>
-              <w:t xml:space="preserve">kg</w:t>
-            </w:r>
-          </w:p>
-        </w:tc>
-        <w:tc>
-          <w:tcPr>
-            <w:tcW w:type="dxa" w:w="850"/>
-            <w:tcBorders>
-              <w:top w:val="single" w:color="808080" w:sz="4"/>
-              <w:left w:val="single" w:color="808080" w:sz="4"/>
-              <w:bottom w:val="single" w:color="808080" w:sz="4"/>
-              <w:right w:val="single" w:color="808080" w:sz="4"/>
-            </w:tcBorders>
-            <w:tcMar>
-              <w:top w:type="dxa" w:w="40"/>
-              <w:left w:type="dxa" w:w="60"/>
-              <w:bottom w:type="dxa" w:w="40"/>
-              <w:right w:type="dxa" w:w="60"/>
-            </w:tcMar>
-            <w:vAlign w:val="top"/>
-          </w:tcPr>
-          <w:p>
-            <w:pPr>
-              <w:spacing w:after="0" w:before="0"/>
-              <w:jc w:val="right"/>
-            </w:pPr>
-            <w:r>
-              <w:rPr>
-                <w:rFonts w:ascii="Calibri" w:cs="Calibri" w:eastAsia="Calibri" w:hAnsi="Calibri"/>
-                <w:b w:val="false"/>
-                <w:bCs w:val="false"/>
-                <w:sz w:val="14"/>
-                <w:szCs w:val="14"/>
-              </w:rPr>
-              <w:t xml:space="preserve">502,000</w:t>
-            </w:r>
-          </w:p>
-        </w:tc>
-        <w:tc>
-          <w:tcPr>
-            <w:tcW w:type="dxa" w:w="1134"/>
-            <w:tcBorders>
-              <w:top w:val="single" w:color="808080" w:sz="4"/>
-              <w:left w:val="single" w:color="808080" w:sz="4"/>
-              <w:bottom w:val="single" w:color="808080" w:sz="4"/>
-              <w:right w:val="single" w:color="808080" w:sz="4"/>
-            </w:tcBorders>
-            <w:tcMar>
-              <w:top w:type="dxa" w:w="40"/>
-              <w:left w:type="dxa" w:w="60"/>
-              <w:bottom w:type="dxa" w:w="40"/>
-              <w:right w:type="dxa" w:w="60"/>
-            </w:tcMar>
-            <w:vAlign w:val="top"/>
-          </w:tcPr>
-          <w:p>
-            <w:pPr>
-              <w:spacing w:after="0" w:before="0"/>
-              <w:jc w:val="right"/>
-            </w:pPr>
-            <w:r>
-              <w:rPr>
-                <w:rFonts w:ascii="Calibri" w:cs="Calibri" w:eastAsia="Calibri" w:hAnsi="Calibri"/>
-                <w:b w:val="false"/>
-                <w:bCs w:val="false"/>
-                <w:sz w:val="14"/>
-                <w:szCs w:val="14"/>
-              </w:rPr>
-              <w:t xml:space="preserve">199,42</w:t>
-            </w:r>
-          </w:p>
-        </w:tc>
-        <w:tc>
-          <w:tcPr>
-            <w:tcW w:type="dxa" w:w="1304"/>
-            <w:tcBorders>
-              <w:top w:val="single" w:color="808080" w:sz="4"/>
-              <w:left w:val="single" w:color="808080" w:sz="4"/>
-              <w:bottom w:val="single" w:color="808080" w:sz="4"/>
-              <w:right w:val="single" w:color="808080" w:sz="4"/>
-            </w:tcBorders>
-            <w:tcMar>
-              <w:top w:type="dxa" w:w="40"/>
-              <w:left w:type="dxa" w:w="60"/>
-              <w:bottom w:type="dxa" w:w="40"/>
-              <w:right w:type="dxa" w:w="60"/>
-            </w:tcMar>
-            <w:vAlign w:val="top"/>
-          </w:tcPr>
-          <w:p>
-            <w:pPr>
-              <w:spacing w:after="0" w:before="0"/>
-              <w:jc w:val="right"/>
-            </w:pPr>
-            <w:r>
-              <w:rPr>
-                <w:rFonts w:ascii="Calibri" w:cs="Calibri" w:eastAsia="Calibri" w:hAnsi="Calibri"/>
-                <w:b w:val="false"/>
-                <w:bCs w:val="false"/>
-                <w:sz w:val="14"/>
-                <w:szCs w:val="14"/>
-              </w:rPr>
-              <w:t xml:space="preserve">100.108,84</w:t>
-            </w:r>
-          </w:p>
-        </w:tc>
-      </w:tr>
-      <w:tr>
-        <w:tc>
-          <w:tcPr>
-            <w:vMerge w:val="continue"/>
-            <w:tcBorders>
-              <w:top w:val="single" w:color="808080" w:sz="4"/>
-              <w:left w:val="single" w:color="808080" w:sz="4"/>
-              <w:bottom w:val="single" w:color="808080" w:sz="4"/>
-              <w:right w:val="single" w:color="808080" w:sz="4"/>
-            </w:tcBorders>
-          </w:tcPr>
-          <w:p/>
-        </w:tc>
-        <w:tc>
-          <w:tcPr>
-            <w:tcW w:type="dxa" w:w="454"/>
-            <w:tcBorders>
-              <w:top w:val="single" w:color="808080" w:sz="4"/>
-              <w:left w:val="single" w:color="808080" w:sz="4"/>
-              <w:bottom w:val="single" w:color="808080" w:sz="4"/>
-              <w:right w:val="single" w:color="808080" w:sz="4"/>
-            </w:tcBorders>
-            <w:tcMar>
-              <w:top w:type="dxa" w:w="40"/>
-              <w:left w:type="dxa" w:w="60"/>
-              <w:bottom w:type="dxa" w:w="40"/>
-              <w:right w:type="dxa" w:w="60"/>
-            </w:tcMar>
-            <w:vAlign w:val="top"/>
-          </w:tcPr>
-          <w:p>
-            <w:pPr>
-              <w:spacing w:after="0" w:before="0"/>
-              <w:jc w:val="center"/>
-            </w:pPr>
-            <w:r>
-              <w:rPr>
-                <w:rFonts w:ascii="Calibri" w:cs="Calibri" w:eastAsia="Calibri" w:hAnsi="Calibri"/>
-                <w:b w:val="false"/>
-                <w:bCs w:val="false"/>
-                <w:sz w:val="14"/>
-                <w:szCs w:val="14"/>
-              </w:rPr>
-              <w:t xml:space="preserve">22</w:t>
-            </w:r>
-          </w:p>
-        </w:tc>
-        <w:tc>
-          <w:tcPr>
-            <w:tcW w:type="dxa" w:w="1191"/>
-            <w:tcBorders>
-              <w:top w:val="single" w:color="808080" w:sz="4"/>
-              <w:left w:val="single" w:color="808080" w:sz="4"/>
-              <w:bottom w:val="single" w:color="808080" w:sz="4"/>
-              <w:right w:val="single" w:color="808080" w:sz="4"/>
-            </w:tcBorders>
-            <w:tcMar>
-              <w:top w:type="dxa" w:w="40"/>
-              <w:left w:type="dxa" w:w="60"/>
-              <w:bottom w:type="dxa" w:w="40"/>
-              <w:right w:type="dxa" w:w="60"/>
-            </w:tcMar>
-            <w:vAlign w:val="top"/>
-          </w:tcPr>
-          <w:p>
-            <w:pPr>
-              <w:spacing w:after="0" w:before="0"/>
-              <w:jc w:val="center"/>
-            </w:pPr>
-            <w:r>
-              <w:rPr>
-                <w:rFonts w:ascii="Calibri" w:cs="Calibri" w:eastAsia="Calibri" w:hAnsi="Calibri"/>
-                <w:b w:val="false"/>
-                <w:bCs w:val="false"/>
-                <w:sz w:val="14"/>
-                <w:szCs w:val="14"/>
-              </w:rPr>
-              <w:t xml:space="preserve">35.190.1100 (montaj)</w:t>
-            </w:r>
-          </w:p>
-        </w:tc>
-        <w:tc>
-          <w:tcPr>
-            <w:tcW w:type="dxa" w:w="3458"/>
-            <w:tcBorders>
-              <w:top w:val="single" w:color="808080" w:sz="4"/>
-              <w:left w:val="single" w:color="808080" w:sz="4"/>
-              <w:bottom w:val="single" w:color="808080" w:sz="4"/>
-              <w:right w:val="single" w:color="808080" w:sz="4"/>
-            </w:tcBorders>
-            <w:tcMar>
-              <w:top w:type="dxa" w:w="40"/>
-              <w:left w:type="dxa" w:w="60"/>
-              <w:bottom w:type="dxa" w:w="40"/>
-              <w:right w:type="dxa" w:w="60"/>
-            </w:tcMar>
-            <w:vAlign w:val="top"/>
-          </w:tcPr>
-          <w:p>
-            <w:pPr>
-              <w:spacing w:after="0" w:before="0"/>
-              <w:jc w:val="left"/>
-            </w:pPr>
-            <w:r>
-              <w:rPr>
-                <w:rFonts w:ascii="Calibri" w:cs="Calibri" w:eastAsia="Calibri" w:hAnsi="Calibri"/>
-                <w:b w:val="false"/>
-                <w:bCs w:val="false"/>
-                <w:sz w:val="14"/>
-                <w:szCs w:val="14"/>
-              </w:rPr>
-              <w:t xml:space="preserve">Kablo tava sistemlerinin montajı — askı ve konsollarla tavana veya duvara tespiti; ek parça, konsol, askı tiji, vida ve somun bedelleri dâhildir, ayrıca ödenmez</w:t>
-            </w:r>
-          </w:p>
-        </w:tc>
-        <w:tc>
-          <w:tcPr>
-            <w:tcW w:type="dxa" w:w="680"/>
-            <w:tcBorders>
-              <w:top w:val="single" w:color="808080" w:sz="4"/>
-              <w:left w:val="single" w:color="808080" w:sz="4"/>
-              <w:bottom w:val="single" w:color="808080" w:sz="4"/>
-              <w:right w:val="single" w:color="808080" w:sz="4"/>
-            </w:tcBorders>
-            <w:tcMar>
-              <w:top w:type="dxa" w:w="40"/>
-              <w:left w:type="dxa" w:w="60"/>
-              <w:bottom w:type="dxa" w:w="40"/>
-              <w:right w:type="dxa" w:w="60"/>
-            </w:tcMar>
-            <w:vAlign w:val="top"/>
-          </w:tcPr>
-          <w:p>
-            <w:pPr>
-              <w:spacing w:after="0" w:before="0"/>
-              <w:jc w:val="center"/>
-            </w:pPr>
-            <w:r>
-              <w:rPr>
-                <w:rFonts w:ascii="Calibri" w:cs="Calibri" w:eastAsia="Calibri" w:hAnsi="Calibri"/>
-                <w:b w:val="false"/>
-                <w:bCs w:val="false"/>
-                <w:sz w:val="14"/>
-                <w:szCs w:val="14"/>
-              </w:rPr>
-              <w:t xml:space="preserve">kg</w:t>
-            </w:r>
-          </w:p>
-        </w:tc>
-        <w:tc>
-          <w:tcPr>
-            <w:tcW w:type="dxa" w:w="850"/>
-            <w:tcBorders>
-              <w:top w:val="single" w:color="808080" w:sz="4"/>
-              <w:left w:val="single" w:color="808080" w:sz="4"/>
-              <w:bottom w:val="single" w:color="808080" w:sz="4"/>
-              <w:right w:val="single" w:color="808080" w:sz="4"/>
-            </w:tcBorders>
-            <w:tcMar>
-              <w:top w:type="dxa" w:w="40"/>
-              <w:left w:type="dxa" w:w="60"/>
-              <w:bottom w:type="dxa" w:w="40"/>
-              <w:right w:type="dxa" w:w="60"/>
-            </w:tcMar>
-            <w:vAlign w:val="top"/>
-          </w:tcPr>
-          <w:p>
-            <w:pPr>
-              <w:spacing w:after="0" w:before="0"/>
-              <w:jc w:val="right"/>
-            </w:pPr>
-            <w:r>
-              <w:rPr>
-                <w:rFonts w:ascii="Calibri" w:cs="Calibri" w:eastAsia="Calibri" w:hAnsi="Calibri"/>
-                <w:b w:val="false"/>
-                <w:bCs w:val="false"/>
-                <w:sz w:val="14"/>
-                <w:szCs w:val="14"/>
-              </w:rPr>
-              <w:t xml:space="preserve">502,000</w:t>
-            </w:r>
-          </w:p>
-        </w:tc>
-        <w:tc>
-          <w:tcPr>
-            <w:tcW w:type="dxa" w:w="1134"/>
-            <w:tcBorders>
-              <w:top w:val="single" w:color="808080" w:sz="4"/>
-              <w:left w:val="single" w:color="808080" w:sz="4"/>
-              <w:bottom w:val="single" w:color="808080" w:sz="4"/>
-              <w:right w:val="single" w:color="808080" w:sz="4"/>
-            </w:tcBorders>
-            <w:tcMar>
-              <w:top w:type="dxa" w:w="40"/>
-              <w:left w:type="dxa" w:w="60"/>
-              <w:bottom w:type="dxa" w:w="40"/>
-              <w:right w:type="dxa" w:w="60"/>
-            </w:tcMar>
-            <w:vAlign w:val="top"/>
-          </w:tcPr>
-          <w:p>
-            <w:pPr>
-              <w:spacing w:after="0" w:before="0"/>
-              <w:jc w:val="right"/>
-            </w:pPr>
-            <w:r>
-              <w:rPr>
-                <w:rFonts w:ascii="Calibri" w:cs="Calibri" w:eastAsia="Calibri" w:hAnsi="Calibri"/>
-                <w:b w:val="false"/>
-                <w:bCs w:val="false"/>
-                <w:sz w:val="14"/>
-                <w:szCs w:val="14"/>
-              </w:rPr>
-              <w:t xml:space="preserve">38,72</w:t>
-            </w:r>
-          </w:p>
-        </w:tc>
-        <w:tc>
-          <w:tcPr>
-            <w:tcW w:type="dxa" w:w="1304"/>
-            <w:tcBorders>
-              <w:top w:val="single" w:color="808080" w:sz="4"/>
-              <w:left w:val="single" w:color="808080" w:sz="4"/>
-              <w:bottom w:val="single" w:color="808080" w:sz="4"/>
-              <w:right w:val="single" w:color="808080" w:sz="4"/>
-            </w:tcBorders>
-            <w:tcMar>
-              <w:top w:type="dxa" w:w="40"/>
-              <w:left w:type="dxa" w:w="60"/>
-              <w:bottom w:type="dxa" w:w="40"/>
-              <w:right w:type="dxa" w:w="60"/>
-            </w:tcMar>
-            <w:vAlign w:val="top"/>
-          </w:tcPr>
-          <w:p>
-            <w:pPr>
-              <w:spacing w:after="0" w:before="0"/>
-              <w:jc w:val="right"/>
-            </w:pPr>
-            <w:r>
-              <w:rPr>
-                <w:rFonts w:ascii="Calibri" w:cs="Calibri" w:eastAsia="Calibri" w:hAnsi="Calibri"/>
-                <w:b w:val="false"/>
-                <w:bCs w:val="false"/>
-                <w:sz w:val="14"/>
-                <w:szCs w:val="14"/>
-              </w:rPr>
-              <w:t xml:space="preserve">19.437,44</w:t>
-            </w:r>
-          </w:p>
-        </w:tc>
-      </w:tr>
-      <w:tr>
-        <w:tc>
-          <w:tcPr>
-            <w:vMerge w:val="continue"/>
-            <w:tcBorders>
-              <w:top w:val="single" w:color="808080" w:sz="4"/>
-              <w:left w:val="single" w:color="808080" w:sz="4"/>
-              <w:bottom w:val="single" w:color="808080" w:sz="4"/>
-              <w:right w:val="single" w:color="808080" w:sz="4"/>
-            </w:tcBorders>
-          </w:tcPr>
-          <w:p/>
-        </w:tc>
-        <w:tc>
-          <w:tcPr>
-            <w:tcW w:type="dxa" w:w="454"/>
-            <w:tcBorders>
-              <w:top w:val="single" w:color="808080" w:sz="4"/>
-              <w:left w:val="single" w:color="808080" w:sz="4"/>
-              <w:bottom w:val="single" w:color="808080" w:sz="4"/>
-              <w:right w:val="single" w:color="808080" w:sz="4"/>
-            </w:tcBorders>
-            <w:tcMar>
-              <w:top w:type="dxa" w:w="40"/>
-              <w:left w:type="dxa" w:w="60"/>
-              <w:bottom w:type="dxa" w:w="40"/>
-              <w:right w:type="dxa" w:w="60"/>
-            </w:tcMar>
-            <w:vAlign w:val="top"/>
-          </w:tcPr>
-          <w:p>
-            <w:pPr>
-              <w:spacing w:after="0" w:before="0"/>
-              <w:jc w:val="center"/>
-            </w:pPr>
-            <w:r>
-              <w:rPr>
-                <w:rFonts w:ascii="Calibri" w:cs="Calibri" w:eastAsia="Calibri" w:hAnsi="Calibri"/>
-                <w:b w:val="false"/>
-                <w:bCs w:val="false"/>
-                <w:sz w:val="14"/>
-                <w:szCs w:val="14"/>
-              </w:rPr>
-              <w:t xml:space="preserve">23</w:t>
-            </w:r>
-          </w:p>
-        </w:tc>
-        <w:tc>
-          <w:tcPr>
-            <w:tcW w:type="dxa" w:w="1191"/>
-            <w:tcBorders>
-              <w:top w:val="single" w:color="808080" w:sz="4"/>
-              <w:left w:val="single" w:color="808080" w:sz="4"/>
-              <w:bottom w:val="single" w:color="808080" w:sz="4"/>
-              <w:right w:val="single" w:color="808080" w:sz="4"/>
-            </w:tcBorders>
-            <w:tcMar>
-              <w:top w:type="dxa" w:w="40"/>
-              <w:left w:type="dxa" w:w="60"/>
-              <w:bottom w:type="dxa" w:w="40"/>
-              <w:right w:type="dxa" w:w="60"/>
-            </w:tcMar>
-            <w:vAlign w:val="top"/>
-          </w:tcPr>
-          <w:p>
-            <w:pPr>
-              <w:spacing w:after="0" w:before="0"/>
-              <w:jc w:val="center"/>
-            </w:pPr>
-            <w:r>
-              <w:rPr>
-                <w:rFonts w:ascii="Calibri" w:cs="Calibri" w:eastAsia="Calibri" w:hAnsi="Calibri"/>
-                <w:b w:val="false"/>
-                <w:bCs w:val="false"/>
-                <w:sz w:val="14"/>
-                <w:szCs w:val="14"/>
-              </w:rPr>
-              <w:t xml:space="preserve">35.190.1101</w:t>
-            </w:r>
-          </w:p>
-        </w:tc>
-        <w:tc>
-          <w:tcPr>
-            <w:tcW w:type="dxa" w:w="3458"/>
-            <w:tcBorders>
-              <w:top w:val="single" w:color="808080" w:sz="4"/>
-              <w:left w:val="single" w:color="808080" w:sz="4"/>
-              <w:bottom w:val="single" w:color="808080" w:sz="4"/>
-              <w:right w:val="single" w:color="808080" w:sz="4"/>
-            </w:tcBorders>
-            <w:tcMar>
-              <w:top w:type="dxa" w:w="40"/>
-              <w:left w:type="dxa" w:w="60"/>
-              <w:bottom w:type="dxa" w:w="40"/>
-              <w:right w:type="dxa" w:w="60"/>
-            </w:tcMar>
-            <w:vAlign w:val="top"/>
-          </w:tcPr>
-          <w:p>
-            <w:pPr>
-              <w:spacing w:after="0" w:before="0"/>
-              <w:jc w:val="left"/>
-            </w:pPr>
-            <w:r>
-              <w:rPr>
-                <w:rFonts w:ascii="Calibri" w:cs="Calibri" w:eastAsia="Calibri" w:hAnsi="Calibri"/>
-                <w:b w:val="false"/>
-                <w:bCs w:val="false"/>
-                <w:sz w:val="14"/>
-                <w:szCs w:val="14"/>
-              </w:rPr>
-              <w:t xml:space="preserve">Kablo tava sistemleri kapak sacı — 35.190.1100 pozuna uygun özellikte, 1,0 mm sıcak daldırma galvanizli (malzeme) (%25 müteahhit kârı dahil)</w:t>
-            </w:r>
-          </w:p>
-        </w:tc>
-        <w:tc>
-          <w:tcPr>
-            <w:tcW w:type="dxa" w:w="680"/>
-            <w:tcBorders>
-              <w:top w:val="single" w:color="808080" w:sz="4"/>
-              <w:left w:val="single" w:color="808080" w:sz="4"/>
-              <w:bottom w:val="single" w:color="808080" w:sz="4"/>
-              <w:right w:val="single" w:color="808080" w:sz="4"/>
-            </w:tcBorders>
-            <w:tcMar>
-              <w:top w:type="dxa" w:w="40"/>
-              <w:left w:type="dxa" w:w="60"/>
-              <w:bottom w:type="dxa" w:w="40"/>
-              <w:right w:type="dxa" w:w="60"/>
-            </w:tcMar>
-            <w:vAlign w:val="top"/>
-          </w:tcPr>
-          <w:p>
-            <w:pPr>
-              <w:spacing w:after="0" w:before="0"/>
-              <w:jc w:val="center"/>
-            </w:pPr>
-            <w:r>
-              <w:rPr>
-                <w:rFonts w:ascii="Calibri" w:cs="Calibri" w:eastAsia="Calibri" w:hAnsi="Calibri"/>
-                <w:b w:val="false"/>
-                <w:bCs w:val="false"/>
-                <w:sz w:val="14"/>
-                <w:szCs w:val="14"/>
-              </w:rPr>
-              <w:t xml:space="preserve">kg</w:t>
-            </w:r>
-          </w:p>
-        </w:tc>
-        <w:tc>
-          <w:tcPr>
-            <w:tcW w:type="dxa" w:w="850"/>
-            <w:tcBorders>
-              <w:top w:val="single" w:color="808080" w:sz="4"/>
-              <w:left w:val="single" w:color="808080" w:sz="4"/>
-              <w:bottom w:val="single" w:color="808080" w:sz="4"/>
-              <w:right w:val="single" w:color="808080" w:sz="4"/>
-            </w:tcBorders>
-            <w:tcMar>
-              <w:top w:type="dxa" w:w="40"/>
-              <w:left w:type="dxa" w:w="60"/>
-              <w:bottom w:type="dxa" w:w="40"/>
-              <w:right w:type="dxa" w:w="60"/>
-            </w:tcMar>
-            <w:vAlign w:val="top"/>
-          </w:tcPr>
-          <w:p>
-            <w:pPr>
-              <w:spacing w:after="0" w:before="0"/>
-              <w:jc w:val="right"/>
-            </w:pPr>
-            <w:r>
-              <w:rPr>
-                <w:rFonts w:ascii="Calibri" w:cs="Calibri" w:eastAsia="Calibri" w:hAnsi="Calibri"/>
-                <w:b w:val="false"/>
-                <w:bCs w:val="false"/>
-                <w:sz w:val="14"/>
-                <w:szCs w:val="14"/>
-              </w:rPr>
-              <w:t xml:space="preserve">361,200</w:t>
-            </w:r>
-          </w:p>
-        </w:tc>
-        <w:tc>
-          <w:tcPr>
-            <w:tcW w:type="dxa" w:w="1134"/>
-            <w:tcBorders>
-              <w:top w:val="single" w:color="808080" w:sz="4"/>
-              <w:left w:val="single" w:color="808080" w:sz="4"/>
-              <w:bottom w:val="single" w:color="808080" w:sz="4"/>
-              <w:right w:val="single" w:color="808080" w:sz="4"/>
-            </w:tcBorders>
-            <w:tcMar>
-              <w:top w:type="dxa" w:w="40"/>
-              <w:left w:type="dxa" w:w="60"/>
-              <w:bottom w:type="dxa" w:w="40"/>
-              <w:right w:type="dxa" w:w="60"/>
-            </w:tcMar>
-            <w:vAlign w:val="top"/>
-          </w:tcPr>
-          <w:p>
-            <w:pPr>
-              <w:spacing w:after="0" w:before="0"/>
-              <w:jc w:val="right"/>
-            </w:pPr>
-            <w:r>
-              <w:rPr>
-                <w:rFonts w:ascii="Calibri" w:cs="Calibri" w:eastAsia="Calibri" w:hAnsi="Calibri"/>
-                <w:b w:val="false"/>
-                <w:bCs w:val="false"/>
-                <w:sz w:val="14"/>
-                <w:szCs w:val="14"/>
-              </w:rPr>
-              <w:t xml:space="preserve">162,37</w:t>
-            </w:r>
-          </w:p>
-        </w:tc>
-        <w:tc>
-          <w:tcPr>
-            <w:tcW w:type="dxa" w:w="1304"/>
-            <w:tcBorders>
-              <w:top w:val="single" w:color="808080" w:sz="4"/>
-              <w:left w:val="single" w:color="808080" w:sz="4"/>
-              <w:bottom w:val="single" w:color="808080" w:sz="4"/>
-              <w:right w:val="single" w:color="808080" w:sz="4"/>
-            </w:tcBorders>
-            <w:tcMar>
-              <w:top w:type="dxa" w:w="40"/>
-              <w:left w:type="dxa" w:w="60"/>
-              <w:bottom w:type="dxa" w:w="40"/>
-              <w:right w:type="dxa" w:w="60"/>
-            </w:tcMar>
-            <w:vAlign w:val="top"/>
-          </w:tcPr>
-          <w:p>
-            <w:pPr>
-              <w:spacing w:after="0" w:before="0"/>
-              <w:jc w:val="right"/>
-            </w:pPr>
-            <w:r>
-              <w:rPr>
-                <w:rFonts w:ascii="Calibri" w:cs="Calibri" w:eastAsia="Calibri" w:hAnsi="Calibri"/>
-                <w:b w:val="false"/>
-                <w:bCs w:val="false"/>
-                <w:sz w:val="14"/>
-                <w:szCs w:val="14"/>
-              </w:rPr>
-              <w:t xml:space="preserve">58.648,04</w:t>
-            </w:r>
-          </w:p>
-        </w:tc>
-      </w:tr>
-      <w:tr>
-        <w:tc>
-          <w:tcPr>
-            <w:vMerge w:val="continue"/>
-            <w:tcBorders>
-              <w:top w:val="single" w:color="808080" w:sz="4"/>
-              <w:left w:val="single" w:color="808080" w:sz="4"/>
-              <w:bottom w:val="single" w:color="808080" w:sz="4"/>
-              <w:right w:val="single" w:color="808080" w:sz="4"/>
-            </w:tcBorders>
-          </w:tcPr>
-          <w:p/>
-        </w:tc>
-        <w:tc>
-          <w:tcPr>
-            <w:tcW w:type="dxa" w:w="454"/>
-            <w:tcBorders>
-              <w:top w:val="single" w:color="808080" w:sz="4"/>
-              <w:left w:val="single" w:color="808080" w:sz="4"/>
-              <w:bottom w:val="single" w:color="808080" w:sz="4"/>
-              <w:right w:val="single" w:color="808080" w:sz="4"/>
-            </w:tcBorders>
-            <w:tcMar>
-              <w:top w:type="dxa" w:w="40"/>
-              <w:left w:type="dxa" w:w="60"/>
-              <w:bottom w:type="dxa" w:w="40"/>
-              <w:right w:type="dxa" w:w="60"/>
-            </w:tcMar>
-            <w:vAlign w:val="top"/>
-          </w:tcPr>
-          <w:p>
-            <w:pPr>
-              <w:spacing w:after="0" w:before="0"/>
-              <w:jc w:val="center"/>
-            </w:pPr>
-            <w:r>
-              <w:rPr>
-                <w:rFonts w:ascii="Calibri" w:cs="Calibri" w:eastAsia="Calibri" w:hAnsi="Calibri"/>
-                <w:b w:val="false"/>
-                <w:bCs w:val="false"/>
-                <w:sz w:val="14"/>
-                <w:szCs w:val="14"/>
-              </w:rPr>
-              <w:t xml:space="preserve">24</w:t>
-            </w:r>
-          </w:p>
-        </w:tc>
-        <w:tc>
-          <w:tcPr>
-            <w:tcW w:type="dxa" w:w="1191"/>
-            <w:tcBorders>
-              <w:top w:val="single" w:color="808080" w:sz="4"/>
-              <w:left w:val="single" w:color="808080" w:sz="4"/>
-              <w:bottom w:val="single" w:color="808080" w:sz="4"/>
-              <w:right w:val="single" w:color="808080" w:sz="4"/>
-            </w:tcBorders>
-            <w:tcMar>
-              <w:top w:type="dxa" w:w="40"/>
-              <w:left w:type="dxa" w:w="60"/>
-              <w:bottom w:type="dxa" w:w="40"/>
-              <w:right w:type="dxa" w:w="60"/>
-            </w:tcMar>
-            <w:vAlign w:val="top"/>
-          </w:tcPr>
-          <w:p>
-            <w:pPr>
-              <w:spacing w:after="0" w:before="0"/>
-              <w:jc w:val="center"/>
-            </w:pPr>
-            <w:r>
-              <w:rPr>
-                <w:rFonts w:ascii="Calibri" w:cs="Calibri" w:eastAsia="Calibri" w:hAnsi="Calibri"/>
-                <w:b w:val="false"/>
-                <w:bCs w:val="false"/>
-                <w:sz w:val="14"/>
-                <w:szCs w:val="14"/>
-              </w:rPr>
-              <w:t xml:space="preserve">35.190.1101 (montaj)</w:t>
-            </w:r>
-          </w:p>
-        </w:tc>
-        <w:tc>
-          <w:tcPr>
-            <w:tcW w:type="dxa" w:w="3458"/>
-            <w:tcBorders>
-              <w:top w:val="single" w:color="808080" w:sz="4"/>
-              <w:left w:val="single" w:color="808080" w:sz="4"/>
-              <w:bottom w:val="single" w:color="808080" w:sz="4"/>
-              <w:right w:val="single" w:color="808080" w:sz="4"/>
-            </w:tcBorders>
-            <w:tcMar>
-              <w:top w:type="dxa" w:w="40"/>
-              <w:left w:type="dxa" w:w="60"/>
-              <w:bottom w:type="dxa" w:w="40"/>
-              <w:right w:type="dxa" w:w="60"/>
-            </w:tcMar>
-            <w:vAlign w:val="top"/>
-          </w:tcPr>
-          <w:p>
-            <w:pPr>
-              <w:spacing w:after="0" w:before="0"/>
-              <w:jc w:val="left"/>
-            </w:pPr>
-            <w:r>
-              <w:rPr>
-                <w:rFonts w:ascii="Calibri" w:cs="Calibri" w:eastAsia="Calibri" w:hAnsi="Calibri"/>
-                <w:b w:val="false"/>
-                <w:bCs w:val="false"/>
-                <w:sz w:val="14"/>
-                <w:szCs w:val="14"/>
-              </w:rPr>
-              <w:t xml:space="preserve">Kablo tava sistemleri kapak sacının montajı — onaylı projesinde belirtilen kanalların kapatılması; her türlü işçilik ve malzeme dâhil, işler hâlde teslim</w:t>
-            </w:r>
-          </w:p>
-        </w:tc>
-        <w:tc>
-          <w:tcPr>
-            <w:tcW w:type="dxa" w:w="680"/>
-            <w:tcBorders>
-              <w:top w:val="single" w:color="808080" w:sz="4"/>
-              <w:left w:val="single" w:color="808080" w:sz="4"/>
-              <w:bottom w:val="single" w:color="808080" w:sz="4"/>
-              <w:right w:val="single" w:color="808080" w:sz="4"/>
-            </w:tcBorders>
-            <w:tcMar>
-              <w:top w:type="dxa" w:w="40"/>
-              <w:left w:type="dxa" w:w="60"/>
-              <w:bottom w:type="dxa" w:w="40"/>
-              <w:right w:type="dxa" w:w="60"/>
-            </w:tcMar>
-            <w:vAlign w:val="top"/>
-          </w:tcPr>
-          <w:p>
-            <w:pPr>
-              <w:spacing w:after="0" w:before="0"/>
-              <w:jc w:val="center"/>
-            </w:pPr>
-            <w:r>
-              <w:rPr>
-                <w:rFonts w:ascii="Calibri" w:cs="Calibri" w:eastAsia="Calibri" w:hAnsi="Calibri"/>
-                <w:b w:val="false"/>
-                <w:bCs w:val="false"/>
-                <w:sz w:val="14"/>
-                <w:szCs w:val="14"/>
-              </w:rPr>
-              <w:t xml:space="preserve">kg</w:t>
-            </w:r>
-          </w:p>
-        </w:tc>
-        <w:tc>
-          <w:tcPr>
-            <w:tcW w:type="dxa" w:w="850"/>
-            <w:tcBorders>
-              <w:top w:val="single" w:color="808080" w:sz="4"/>
-              <w:left w:val="single" w:color="808080" w:sz="4"/>
-              <w:bottom w:val="single" w:color="808080" w:sz="4"/>
-              <w:right w:val="single" w:color="808080" w:sz="4"/>
-            </w:tcBorders>
-            <w:tcMar>
-              <w:top w:type="dxa" w:w="40"/>
-              <w:left w:type="dxa" w:w="60"/>
-              <w:bottom w:type="dxa" w:w="40"/>
-              <w:right w:type="dxa" w:w="60"/>
-            </w:tcMar>
-            <w:vAlign w:val="top"/>
-          </w:tcPr>
-          <w:p>
-            <w:pPr>
-              <w:spacing w:after="0" w:before="0"/>
-              <w:jc w:val="right"/>
-            </w:pPr>
-            <w:r>
-              <w:rPr>
-                <w:rFonts w:ascii="Calibri" w:cs="Calibri" w:eastAsia="Calibri" w:hAnsi="Calibri"/>
-                <w:b w:val="false"/>
-                <w:bCs w:val="false"/>
-                <w:sz w:val="14"/>
-                <w:szCs w:val="14"/>
-              </w:rPr>
-              <w:t xml:space="preserve">361,200</w:t>
-            </w:r>
-          </w:p>
-        </w:tc>
-        <w:tc>
-          <w:tcPr>
-            <w:tcW w:type="dxa" w:w="1134"/>
-            <w:tcBorders>
-              <w:top w:val="single" w:color="808080" w:sz="4"/>
-              <w:left w:val="single" w:color="808080" w:sz="4"/>
-              <w:bottom w:val="single" w:color="808080" w:sz="4"/>
-              <w:right w:val="single" w:color="808080" w:sz="4"/>
-            </w:tcBorders>
-            <w:tcMar>
-              <w:top w:type="dxa" w:w="40"/>
-              <w:left w:type="dxa" w:w="60"/>
-              <w:bottom w:type="dxa" w:w="40"/>
-              <w:right w:type="dxa" w:w="60"/>
-            </w:tcMar>
-            <w:vAlign w:val="top"/>
-          </w:tcPr>
-          <w:p>
-            <w:pPr>
-              <w:spacing w:after="0" w:before="0"/>
-              <w:jc w:val="right"/>
-            </w:pPr>
-            <w:r>
-              <w:rPr>
-                <w:rFonts w:ascii="Calibri" w:cs="Calibri" w:eastAsia="Calibri" w:hAnsi="Calibri"/>
-                <w:b w:val="false"/>
-                <w:bCs w:val="false"/>
-                <w:sz w:val="14"/>
-                <w:szCs w:val="14"/>
-              </w:rPr>
-              <w:t xml:space="preserve">21,30</w:t>
-            </w:r>
-          </w:p>
-        </w:tc>
-        <w:tc>
-          <w:tcPr>
-            <w:tcW w:type="dxa" w:w="1304"/>
-            <w:tcBorders>
-              <w:top w:val="single" w:color="808080" w:sz="4"/>
-              <w:left w:val="single" w:color="808080" w:sz="4"/>
-              <w:bottom w:val="single" w:color="808080" w:sz="4"/>
-              <w:right w:val="single" w:color="808080" w:sz="4"/>
-            </w:tcBorders>
-            <w:tcMar>
-              <w:top w:type="dxa" w:w="40"/>
-              <w:left w:type="dxa" w:w="60"/>
-              <w:bottom w:type="dxa" w:w="40"/>
-              <w:right w:type="dxa" w:w="60"/>
-            </w:tcMar>
-            <w:vAlign w:val="top"/>
-          </w:tcPr>
-          <w:p>
-            <w:pPr>
-              <w:spacing w:after="0" w:before="0"/>
-              <w:jc w:val="right"/>
-            </w:pPr>
-            <w:r>
-              <w:rPr>
-                <w:rFonts w:ascii="Calibri" w:cs="Calibri" w:eastAsia="Calibri" w:hAnsi="Calibri"/>
-                <w:b w:val="false"/>
-                <w:bCs w:val="false"/>
-                <w:sz w:val="14"/>
-                <w:szCs w:val="14"/>
-              </w:rPr>
-              <w:t xml:space="preserve">7.693,56</w:t>
-            </w:r>
-          </w:p>
-        </w:tc>
-      </w:tr>
-      <w:tr>
-        <w:tc>
-          <w:tcPr>
-            <w:vMerge w:val="continue"/>
-            <w:tcBorders>
-              <w:top w:val="single" w:color="808080" w:sz="4"/>
-              <w:left w:val="single" w:color="808080" w:sz="4"/>
-              <w:bottom w:val="single" w:color="808080" w:sz="4"/>
-              <w:right w:val="single" w:color="808080" w:sz="4"/>
-            </w:tcBorders>
-          </w:tcPr>
-          <w:p/>
-        </w:tc>
-        <w:tc>
-          <w:tcPr>
-            <w:tcW w:type="dxa" w:w="454"/>
-            <w:tcBorders>
-              <w:top w:val="single" w:color="808080" w:sz="4"/>
-              <w:left w:val="single" w:color="808080" w:sz="4"/>
-              <w:bottom w:val="single" w:color="808080" w:sz="4"/>
-              <w:right w:val="single" w:color="808080" w:sz="4"/>
-            </w:tcBorders>
-            <w:tcMar>
-              <w:top w:type="dxa" w:w="40"/>
-              <w:left w:type="dxa" w:w="60"/>
-              <w:bottom w:type="dxa" w:w="40"/>
-              <w:right w:type="dxa" w:w="60"/>
-            </w:tcMar>
-            <w:vAlign w:val="top"/>
-          </w:tcPr>
-          <w:p>
-            <w:pPr>
-              <w:spacing w:after="0" w:before="0"/>
-              <w:jc w:val="center"/>
-            </w:pPr>
-            <w:r>
-              <w:rPr>
-                <w:rFonts w:ascii="Calibri" w:cs="Calibri" w:eastAsia="Calibri" w:hAnsi="Calibri"/>
-                <w:b w:val="false"/>
-                <w:bCs w:val="false"/>
-                <w:sz w:val="14"/>
-                <w:szCs w:val="14"/>
-              </w:rPr>
-              <w:t xml:space="preserve">25</w:t>
-            </w:r>
-          </w:p>
-        </w:tc>
-        <w:tc>
-          <w:tcPr>
-            <w:tcW w:type="dxa" w:w="1191"/>
-            <w:tcBorders>
-              <w:top w:val="single" w:color="808080" w:sz="4"/>
-              <w:left w:val="single" w:color="808080" w:sz="4"/>
-              <w:bottom w:val="single" w:color="808080" w:sz="4"/>
-              <w:right w:val="single" w:color="808080" w:sz="4"/>
-            </w:tcBorders>
-            <w:tcMar>
-              <w:top w:type="dxa" w:w="40"/>
-              <w:left w:type="dxa" w:w="60"/>
-              <w:bottom w:type="dxa" w:w="40"/>
-              <w:right w:type="dxa" w:w="60"/>
-            </w:tcMar>
-            <w:vAlign w:val="top"/>
-          </w:tcPr>
-          <w:p>
-            <w:pPr>
-              <w:spacing w:after="0" w:before="0"/>
-              <w:jc w:val="center"/>
-            </w:pPr>
-            <w:r>
-              <w:rPr>
-                <w:rFonts w:ascii="Calibri" w:cs="Calibri" w:eastAsia="Calibri" w:hAnsi="Calibri"/>
-                <w:b w:val="false"/>
-                <w:bCs w:val="false"/>
-                <w:sz w:val="14"/>
-                <w:szCs w:val="14"/>
-              </w:rPr>
-              <w:t xml:space="preserve">35.190.1304</w:t>
-            </w:r>
-          </w:p>
-        </w:tc>
-        <w:tc>
-          <w:tcPr>
-            <w:tcW w:type="dxa" w:w="3458"/>
-            <w:tcBorders>
-              <w:top w:val="single" w:color="808080" w:sz="4"/>
-              <w:left w:val="single" w:color="808080" w:sz="4"/>
-              <w:bottom w:val="single" w:color="808080" w:sz="4"/>
-              <w:right w:val="single" w:color="808080" w:sz="4"/>
-            </w:tcBorders>
-            <w:tcMar>
-              <w:top w:type="dxa" w:w="40"/>
-              <w:left w:type="dxa" w:w="60"/>
-              <w:bottom w:type="dxa" w:w="40"/>
-              <w:right w:type="dxa" w:w="60"/>
-            </w:tcMar>
-            <w:vAlign w:val="top"/>
-          </w:tcPr>
-          <w:p>
-            <w:pPr>
-              <w:spacing w:after="0" w:before="0"/>
-              <w:jc w:val="left"/>
-            </w:pPr>
-            <w:r>
-              <w:rPr>
-                <w:rFonts w:ascii="Calibri" w:cs="Calibri" w:eastAsia="Calibri" w:hAnsi="Calibri"/>
-                <w:b w:val="false"/>
-                <w:bCs w:val="false"/>
-                <w:sz w:val="14"/>
-                <w:szCs w:val="14"/>
-              </w:rPr>
-              <w:t xml:space="preserve">Sıva üstü PVC kablo kanalı — en az 100 x 35 mm, üç bölmeli (%25 müteahhit kârı dahil)</w:t>
-            </w:r>
-          </w:p>
-        </w:tc>
-        <w:tc>
-          <w:tcPr>
-            <w:tcW w:type="dxa" w:w="680"/>
-            <w:tcBorders>
-              <w:top w:val="single" w:color="808080" w:sz="4"/>
-              <w:left w:val="single" w:color="808080" w:sz="4"/>
-              <w:bottom w:val="single" w:color="808080" w:sz="4"/>
-              <w:right w:val="single" w:color="808080" w:sz="4"/>
-            </w:tcBorders>
-            <w:tcMar>
-              <w:top w:type="dxa" w:w="40"/>
-              <w:left w:type="dxa" w:w="60"/>
-              <w:bottom w:type="dxa" w:w="40"/>
-              <w:right w:type="dxa" w:w="60"/>
-            </w:tcMar>
-            <w:vAlign w:val="top"/>
-          </w:tcPr>
-          <w:p>
-            <w:pPr>
-              <w:spacing w:after="0" w:before="0"/>
-              <w:jc w:val="center"/>
-            </w:pPr>
-            <w:r>
-              <w:rPr>
-                <w:rFonts w:ascii="Calibri" w:cs="Calibri" w:eastAsia="Calibri" w:hAnsi="Calibri"/>
-                <w:b w:val="false"/>
-                <w:bCs w:val="false"/>
-                <w:sz w:val="14"/>
-                <w:szCs w:val="14"/>
-              </w:rPr>
-              <w:t xml:space="preserve">m</w:t>
-            </w:r>
-          </w:p>
-        </w:tc>
-        <w:tc>
-          <w:tcPr>
-            <w:tcW w:type="dxa" w:w="850"/>
-            <w:tcBorders>
-              <w:top w:val="single" w:color="808080" w:sz="4"/>
-              <w:left w:val="single" w:color="808080" w:sz="4"/>
-              <w:bottom w:val="single" w:color="808080" w:sz="4"/>
-              <w:right w:val="single" w:color="808080" w:sz="4"/>
-            </w:tcBorders>
-            <w:tcMar>
-              <w:top w:type="dxa" w:w="40"/>
-              <w:left w:type="dxa" w:w="60"/>
-              <w:bottom w:type="dxa" w:w="40"/>
-              <w:right w:type="dxa" w:w="60"/>
-            </w:tcMar>
-            <w:vAlign w:val="top"/>
-          </w:tcPr>
-          <w:p>
-            <w:pPr>
-              <w:spacing w:after="0" w:before="0"/>
-              <w:jc w:val="right"/>
-            </w:pPr>
-            <w:r>
-              <w:rPr>
-                <w:rFonts w:ascii="Calibri" w:cs="Calibri" w:eastAsia="Calibri" w:hAnsi="Calibri"/>
-                <w:b w:val="false"/>
-                <w:bCs w:val="false"/>
-                <w:sz w:val="14"/>
-                <w:szCs w:val="14"/>
-              </w:rPr>
-              <w:t xml:space="preserve">123,000</w:t>
-            </w:r>
-          </w:p>
-        </w:tc>
-        <w:tc>
-          <w:tcPr>
-            <w:tcW w:type="dxa" w:w="1134"/>
-            <w:tcBorders>
-              <w:top w:val="single" w:color="808080" w:sz="4"/>
-              <w:left w:val="single" w:color="808080" w:sz="4"/>
-              <w:bottom w:val="single" w:color="808080" w:sz="4"/>
-              <w:right w:val="single" w:color="808080" w:sz="4"/>
-            </w:tcBorders>
-            <w:tcMar>
-              <w:top w:type="dxa" w:w="40"/>
-              <w:left w:type="dxa" w:w="60"/>
-              <w:bottom w:type="dxa" w:w="40"/>
-              <w:right w:type="dxa" w:w="60"/>
-            </w:tcMar>
-            <w:vAlign w:val="top"/>
-          </w:tcPr>
-          <w:p>
-            <w:pPr>
-              <w:spacing w:after="0" w:before="0"/>
-              <w:jc w:val="right"/>
-            </w:pPr>
-            <w:r>
-              <w:rPr>
-                <w:rFonts w:ascii="Calibri" w:cs="Calibri" w:eastAsia="Calibri" w:hAnsi="Calibri"/>
-                <w:b w:val="false"/>
-                <w:bCs w:val="false"/>
-                <w:sz w:val="14"/>
-                <w:szCs w:val="14"/>
-              </w:rPr>
-              <w:t xml:space="preserve">233,28</w:t>
-            </w:r>
-          </w:p>
-        </w:tc>
-        <w:tc>
-          <w:tcPr>
-            <w:tcW w:type="dxa" w:w="1304"/>
-            <w:tcBorders>
-              <w:top w:val="single" w:color="808080" w:sz="4"/>
-              <w:left w:val="single" w:color="808080" w:sz="4"/>
-              <w:bottom w:val="single" w:color="808080" w:sz="4"/>
-              <w:right w:val="single" w:color="808080" w:sz="4"/>
-            </w:tcBorders>
-            <w:tcMar>
-              <w:top w:type="dxa" w:w="40"/>
-              <w:left w:type="dxa" w:w="60"/>
-              <w:bottom w:type="dxa" w:w="40"/>
-              <w:right w:type="dxa" w:w="60"/>
-            </w:tcMar>
-            <w:vAlign w:val="top"/>
-          </w:tcPr>
-          <w:p>
-            <w:pPr>
-              <w:spacing w:after="0" w:before="0"/>
-              <w:jc w:val="right"/>
-            </w:pPr>
-            <w:r>
-              <w:rPr>
-                <w:rFonts w:ascii="Calibri" w:cs="Calibri" w:eastAsia="Calibri" w:hAnsi="Calibri"/>
-                <w:b w:val="false"/>
-                <w:bCs w:val="false"/>
-                <w:sz w:val="14"/>
-                <w:szCs w:val="14"/>
-              </w:rPr>
-              <w:t xml:space="preserve">28.693,44</w:t>
-            </w:r>
-          </w:p>
-        </w:tc>
-      </w:tr>
-      <w:tr>
-        <w:tc>
-          <w:tcPr>
             <w:tcW w:type="dxa" w:w="1361"/>
             <w:tcBorders>
               <w:top w:val="single" w:color="808080" w:sz="4"/>
@@ -27009,7 +24489,7 @@
                 <w:sz w:val="14"/>
                 <w:szCs w:val="14"/>
               </w:rPr>
-              <w:t xml:space="preserve">7.876.502,09</w:t>
+              <w:t xml:space="preserve">7.887.227,25</w:t>
             </w:r>
           </w:p>
         </w:tc>
@@ -27103,7 +24583,7 @@
                 <w:sz w:val="14"/>
                 <w:szCs w:val="14"/>
               </w:rPr>
-              <w:t xml:space="preserve">15.753.004,18 TL</w:t>
+              <w:t xml:space="preserve">15.774.454,50 TL</w:t>
             </w:r>
           </w:p>
         </w:tc>

--- a/belgeler/28_TEKLIF_SUNUM_FORMU_MARFEN.docx
+++ b/belgeler/28_TEKLIF_SUNUM_FORMU_MARFEN.docx
@@ -11504,7 +11504,7 @@
                 <w:sz w:val="14"/>
                 <w:szCs w:val="14"/>
               </w:rPr>
-              <w:t xml:space="preserve">35.190.1100 (montaj)</w:t>
+              <w:t xml:space="preserve">35.190.1101</w:t>
             </w:r>
           </w:p>
         </w:tc>
@@ -11538,7 +11538,7 @@
                 <w:sz w:val="14"/>
                 <w:szCs w:val="14"/>
               </w:rPr>
-              <w:t xml:space="preserve">Kablo tava sistemlerinin montajı — askı ve konsollarla tavana veya duvara tespiti; ek parça, konsol, askı tiji, vida ve somun bedelleri dâhildir, ayrıca ödenmez</w:t>
+              <w:t xml:space="preserve">Kablo tava sistemleri kapak sacı — 35.190.1100 pozuna uygun özellikte, 1,0 mm sıcak daldırma galvanizli (malzeme) (%25 müteahhit kârı dahil)</w:t>
             </w:r>
           </w:p>
         </w:tc>
@@ -11606,7 +11606,7 @@
                 <w:sz w:val="14"/>
                 <w:szCs w:val="14"/>
               </w:rPr>
-              <w:t xml:space="preserve">502,000</w:t>
+              <w:t xml:space="preserve">361,200</w:t>
             </w:r>
           </w:p>
         </w:tc>
@@ -11640,7 +11640,7 @@
                 <w:sz w:val="14"/>
                 <w:szCs w:val="14"/>
               </w:rPr>
-              <w:t xml:space="preserve">38,72</w:t>
+              <w:t xml:space="preserve">162,37</w:t>
             </w:r>
           </w:p>
         </w:tc>
@@ -11674,7 +11674,7 @@
                 <w:sz w:val="14"/>
                 <w:szCs w:val="14"/>
               </w:rPr>
-              <w:t xml:space="preserve">19.437,44</w:t>
+              <w:t xml:space="preserve">58.648,04</w:t>
             </w:r>
           </w:p>
         </w:tc>
@@ -11756,7 +11756,7 @@
                 <w:sz w:val="14"/>
                 <w:szCs w:val="14"/>
               </w:rPr>
-              <w:t xml:space="preserve">35.190.1101</w:t>
+              <w:t xml:space="preserve">35.190.1304</w:t>
             </w:r>
           </w:p>
         </w:tc>
@@ -11790,7 +11790,7 @@
                 <w:sz w:val="14"/>
                 <w:szCs w:val="14"/>
               </w:rPr>
-              <w:t xml:space="preserve">Kablo tava sistemleri kapak sacı — 35.190.1100 pozuna uygun özellikte, 1,0 mm sıcak daldırma galvanizli (malzeme) (%25 müteahhit kârı dahil)</w:t>
+              <w:t xml:space="preserve">Sıva üstü PVC kablo kanalı — en az 100 x 35 mm, üç bölmeli (%25 müteahhit kârı dahil)</w:t>
             </w:r>
           </w:p>
         </w:tc>
@@ -11824,7 +11824,7 @@
                 <w:sz w:val="14"/>
                 <w:szCs w:val="14"/>
               </w:rPr>
-              <w:t xml:space="preserve">kg</w:t>
+              <w:t xml:space="preserve">m</w:t>
             </w:r>
           </w:p>
         </w:tc>
@@ -11858,7 +11858,7 @@
                 <w:sz w:val="14"/>
                 <w:szCs w:val="14"/>
               </w:rPr>
-              <w:t xml:space="preserve">361,200</w:t>
+              <w:t xml:space="preserve">123,000</w:t>
             </w:r>
           </w:p>
         </w:tc>
@@ -11892,7 +11892,7 @@
                 <w:sz w:val="14"/>
                 <w:szCs w:val="14"/>
               </w:rPr>
-              <w:t xml:space="preserve">162,37</w:t>
+              <w:t xml:space="preserve">233,28</w:t>
             </w:r>
           </w:p>
         </w:tc>
@@ -11926,7 +11926,7 @@
                 <w:sz w:val="14"/>
                 <w:szCs w:val="14"/>
               </w:rPr>
-              <w:t xml:space="preserve">58.648,04</w:t>
+              <w:t xml:space="preserve">28.693,44</w:t>
             </w:r>
           </w:p>
         </w:tc>
@@ -11934,510 +11934,6 @@
       <w:tr>
         <w:tc>
           <w:tcPr>
-            <w:vMerge w:val="continue"/>
-            <w:tcBorders>
-              <w:top w:val="single" w:color="808080" w:sz="4"/>
-              <w:left w:val="single" w:color="808080" w:sz="4"/>
-              <w:bottom w:val="single" w:color="808080" w:sz="4"/>
-              <w:right w:val="single" w:color="808080" w:sz="4"/>
-            </w:tcBorders>
-          </w:tcPr>
-          <w:p/>
-        </w:tc>
-        <w:tc>
-          <w:tcPr>
-            <w:tcW w:type="dxa" w:w="454"/>
-            <w:tcBorders>
-              <w:top w:val="single" w:color="808080" w:sz="4"/>
-              <w:left w:val="single" w:color="808080" w:sz="4"/>
-              <w:bottom w:val="single" w:color="808080" w:sz="4"/>
-              <w:right w:val="single" w:color="808080" w:sz="4"/>
-            </w:tcBorders>
-            <w:tcMar>
-              <w:top w:type="dxa" w:w="40"/>
-              <w:left w:type="dxa" w:w="60"/>
-              <w:bottom w:type="dxa" w:w="40"/>
-              <w:right w:type="dxa" w:w="60"/>
-            </w:tcMar>
-            <w:vAlign w:val="top"/>
-          </w:tcPr>
-          <w:p>
-            <w:pPr>
-              <w:spacing w:after="0" w:before="0"/>
-              <w:jc w:val="center"/>
-            </w:pPr>
-            <w:r>
-              <w:rPr>
-                <w:rFonts w:ascii="Calibri" w:cs="Calibri" w:eastAsia="Calibri" w:hAnsi="Calibri"/>
-                <w:b w:val="false"/>
-                <w:bCs w:val="false"/>
-                <w:sz w:val="14"/>
-                <w:szCs w:val="14"/>
-              </w:rPr>
-              <w:t xml:space="preserve">19</w:t>
-            </w:r>
-          </w:p>
-        </w:tc>
-        <w:tc>
-          <w:tcPr>
-            <w:tcW w:type="dxa" w:w="1191"/>
-            <w:tcBorders>
-              <w:top w:val="single" w:color="808080" w:sz="4"/>
-              <w:left w:val="single" w:color="808080" w:sz="4"/>
-              <w:bottom w:val="single" w:color="808080" w:sz="4"/>
-              <w:right w:val="single" w:color="808080" w:sz="4"/>
-            </w:tcBorders>
-            <w:tcMar>
-              <w:top w:type="dxa" w:w="40"/>
-              <w:left w:type="dxa" w:w="60"/>
-              <w:bottom w:type="dxa" w:w="40"/>
-              <w:right w:type="dxa" w:w="60"/>
-            </w:tcMar>
-            <w:vAlign w:val="top"/>
-          </w:tcPr>
-          <w:p>
-            <w:pPr>
-              <w:spacing w:after="0" w:before="0"/>
-              <w:jc w:val="center"/>
-            </w:pPr>
-            <w:r>
-              <w:rPr>
-                <w:rFonts w:ascii="Calibri" w:cs="Calibri" w:eastAsia="Calibri" w:hAnsi="Calibri"/>
-                <w:b w:val="false"/>
-                <w:bCs w:val="false"/>
-                <w:sz w:val="14"/>
-                <w:szCs w:val="14"/>
-              </w:rPr>
-              <w:t xml:space="preserve">35.190.1101 (montaj)</w:t>
-            </w:r>
-          </w:p>
-        </w:tc>
-        <w:tc>
-          <w:tcPr>
-            <w:tcW w:type="dxa" w:w="3458"/>
-            <w:tcBorders>
-              <w:top w:val="single" w:color="808080" w:sz="4"/>
-              <w:left w:val="single" w:color="808080" w:sz="4"/>
-              <w:bottom w:val="single" w:color="808080" w:sz="4"/>
-              <w:right w:val="single" w:color="808080" w:sz="4"/>
-            </w:tcBorders>
-            <w:tcMar>
-              <w:top w:type="dxa" w:w="40"/>
-              <w:left w:type="dxa" w:w="60"/>
-              <w:bottom w:type="dxa" w:w="40"/>
-              <w:right w:type="dxa" w:w="60"/>
-            </w:tcMar>
-            <w:vAlign w:val="top"/>
-          </w:tcPr>
-          <w:p>
-            <w:pPr>
-              <w:spacing w:after="0" w:before="0"/>
-              <w:jc w:val="left"/>
-            </w:pPr>
-            <w:r>
-              <w:rPr>
-                <w:rFonts w:ascii="Calibri" w:cs="Calibri" w:eastAsia="Calibri" w:hAnsi="Calibri"/>
-                <w:b w:val="false"/>
-                <w:bCs w:val="false"/>
-                <w:sz w:val="14"/>
-                <w:szCs w:val="14"/>
-              </w:rPr>
-              <w:t xml:space="preserve">Kablo tava sistemleri kapak sacının montajı — onaylı projesinde belirtilen kanalların kapatılması; her türlü işçilik ve malzeme dâhil, işler hâlde teslim</w:t>
-            </w:r>
-          </w:p>
-        </w:tc>
-        <w:tc>
-          <w:tcPr>
-            <w:tcW w:type="dxa" w:w="680"/>
-            <w:tcBorders>
-              <w:top w:val="single" w:color="808080" w:sz="4"/>
-              <w:left w:val="single" w:color="808080" w:sz="4"/>
-              <w:bottom w:val="single" w:color="808080" w:sz="4"/>
-              <w:right w:val="single" w:color="808080" w:sz="4"/>
-            </w:tcBorders>
-            <w:tcMar>
-              <w:top w:type="dxa" w:w="40"/>
-              <w:left w:type="dxa" w:w="60"/>
-              <w:bottom w:type="dxa" w:w="40"/>
-              <w:right w:type="dxa" w:w="60"/>
-            </w:tcMar>
-            <w:vAlign w:val="top"/>
-          </w:tcPr>
-          <w:p>
-            <w:pPr>
-              <w:spacing w:after="0" w:before="0"/>
-              <w:jc w:val="center"/>
-            </w:pPr>
-            <w:r>
-              <w:rPr>
-                <w:rFonts w:ascii="Calibri" w:cs="Calibri" w:eastAsia="Calibri" w:hAnsi="Calibri"/>
-                <w:b w:val="false"/>
-                <w:bCs w:val="false"/>
-                <w:sz w:val="14"/>
-                <w:szCs w:val="14"/>
-              </w:rPr>
-              <w:t xml:space="preserve">kg</w:t>
-            </w:r>
-          </w:p>
-        </w:tc>
-        <w:tc>
-          <w:tcPr>
-            <w:tcW w:type="dxa" w:w="850"/>
-            <w:tcBorders>
-              <w:top w:val="single" w:color="808080" w:sz="4"/>
-              <w:left w:val="single" w:color="808080" w:sz="4"/>
-              <w:bottom w:val="single" w:color="808080" w:sz="4"/>
-              <w:right w:val="single" w:color="808080" w:sz="4"/>
-            </w:tcBorders>
-            <w:tcMar>
-              <w:top w:type="dxa" w:w="40"/>
-              <w:left w:type="dxa" w:w="60"/>
-              <w:bottom w:type="dxa" w:w="40"/>
-              <w:right w:type="dxa" w:w="60"/>
-            </w:tcMar>
-            <w:vAlign w:val="top"/>
-          </w:tcPr>
-          <w:p>
-            <w:pPr>
-              <w:spacing w:after="0" w:before="0"/>
-              <w:jc w:val="right"/>
-            </w:pPr>
-            <w:r>
-              <w:rPr>
-                <w:rFonts w:ascii="Calibri" w:cs="Calibri" w:eastAsia="Calibri" w:hAnsi="Calibri"/>
-                <w:b w:val="false"/>
-                <w:bCs w:val="false"/>
-                <w:sz w:val="14"/>
-                <w:szCs w:val="14"/>
-              </w:rPr>
-              <w:t xml:space="preserve">361,200</w:t>
-            </w:r>
-          </w:p>
-        </w:tc>
-        <w:tc>
-          <w:tcPr>
-            <w:tcW w:type="dxa" w:w="1134"/>
-            <w:tcBorders>
-              <w:top w:val="single" w:color="808080" w:sz="4"/>
-              <w:left w:val="single" w:color="808080" w:sz="4"/>
-              <w:bottom w:val="single" w:color="808080" w:sz="4"/>
-              <w:right w:val="single" w:color="808080" w:sz="4"/>
-            </w:tcBorders>
-            <w:tcMar>
-              <w:top w:type="dxa" w:w="40"/>
-              <w:left w:type="dxa" w:w="60"/>
-              <w:bottom w:type="dxa" w:w="40"/>
-              <w:right w:type="dxa" w:w="60"/>
-            </w:tcMar>
-            <w:vAlign w:val="top"/>
-          </w:tcPr>
-          <w:p>
-            <w:pPr>
-              <w:spacing w:after="0" w:before="0"/>
-              <w:jc w:val="right"/>
-            </w:pPr>
-            <w:r>
-              <w:rPr>
-                <w:rFonts w:ascii="Calibri" w:cs="Calibri" w:eastAsia="Calibri" w:hAnsi="Calibri"/>
-                <w:b w:val="false"/>
-                <w:bCs w:val="false"/>
-                <w:sz w:val="14"/>
-                <w:szCs w:val="14"/>
-              </w:rPr>
-              <w:t xml:space="preserve">21,30</w:t>
-            </w:r>
-          </w:p>
-        </w:tc>
-        <w:tc>
-          <w:tcPr>
-            <w:tcW w:type="dxa" w:w="1304"/>
-            <w:tcBorders>
-              <w:top w:val="single" w:color="808080" w:sz="4"/>
-              <w:left w:val="single" w:color="808080" w:sz="4"/>
-              <w:bottom w:val="single" w:color="808080" w:sz="4"/>
-              <w:right w:val="single" w:color="808080" w:sz="4"/>
-            </w:tcBorders>
-            <w:tcMar>
-              <w:top w:type="dxa" w:w="40"/>
-              <w:left w:type="dxa" w:w="60"/>
-              <w:bottom w:type="dxa" w:w="40"/>
-              <w:right w:type="dxa" w:w="60"/>
-            </w:tcMar>
-            <w:vAlign w:val="top"/>
-          </w:tcPr>
-          <w:p>
-            <w:pPr>
-              <w:spacing w:after="0" w:before="0"/>
-              <w:jc w:val="right"/>
-            </w:pPr>
-            <w:r>
-              <w:rPr>
-                <w:rFonts w:ascii="Calibri" w:cs="Calibri" w:eastAsia="Calibri" w:hAnsi="Calibri"/>
-                <w:b w:val="false"/>
-                <w:bCs w:val="false"/>
-                <w:sz w:val="14"/>
-                <w:szCs w:val="14"/>
-              </w:rPr>
-              <w:t xml:space="preserve">7.693,56</w:t>
-            </w:r>
-          </w:p>
-        </w:tc>
-      </w:tr>
-      <w:tr>
-        <w:tc>
-          <w:tcPr>
-            <w:vMerge w:val="continue"/>
-            <w:tcBorders>
-              <w:top w:val="single" w:color="808080" w:sz="4"/>
-              <w:left w:val="single" w:color="808080" w:sz="4"/>
-              <w:bottom w:val="single" w:color="808080" w:sz="4"/>
-              <w:right w:val="single" w:color="808080" w:sz="4"/>
-            </w:tcBorders>
-          </w:tcPr>
-          <w:p/>
-        </w:tc>
-        <w:tc>
-          <w:tcPr>
-            <w:tcW w:type="dxa" w:w="454"/>
-            <w:tcBorders>
-              <w:top w:val="single" w:color="808080" w:sz="4"/>
-              <w:left w:val="single" w:color="808080" w:sz="4"/>
-              <w:bottom w:val="single" w:color="808080" w:sz="4"/>
-              <w:right w:val="single" w:color="808080" w:sz="4"/>
-            </w:tcBorders>
-            <w:tcMar>
-              <w:top w:type="dxa" w:w="40"/>
-              <w:left w:type="dxa" w:w="60"/>
-              <w:bottom w:type="dxa" w:w="40"/>
-              <w:right w:type="dxa" w:w="60"/>
-            </w:tcMar>
-            <w:vAlign w:val="top"/>
-          </w:tcPr>
-          <w:p>
-            <w:pPr>
-              <w:spacing w:after="0" w:before="0"/>
-              <w:jc w:val="center"/>
-            </w:pPr>
-            <w:r>
-              <w:rPr>
-                <w:rFonts w:ascii="Calibri" w:cs="Calibri" w:eastAsia="Calibri" w:hAnsi="Calibri"/>
-                <w:b w:val="false"/>
-                <w:bCs w:val="false"/>
-                <w:sz w:val="14"/>
-                <w:szCs w:val="14"/>
-              </w:rPr>
-              <w:t xml:space="preserve">20</w:t>
-            </w:r>
-          </w:p>
-        </w:tc>
-        <w:tc>
-          <w:tcPr>
-            <w:tcW w:type="dxa" w:w="1191"/>
-            <w:tcBorders>
-              <w:top w:val="single" w:color="808080" w:sz="4"/>
-              <w:left w:val="single" w:color="808080" w:sz="4"/>
-              <w:bottom w:val="single" w:color="808080" w:sz="4"/>
-              <w:right w:val="single" w:color="808080" w:sz="4"/>
-            </w:tcBorders>
-            <w:tcMar>
-              <w:top w:type="dxa" w:w="40"/>
-              <w:left w:type="dxa" w:w="60"/>
-              <w:bottom w:type="dxa" w:w="40"/>
-              <w:right w:type="dxa" w:w="60"/>
-            </w:tcMar>
-            <w:vAlign w:val="top"/>
-          </w:tcPr>
-          <w:p>
-            <w:pPr>
-              <w:spacing w:after="0" w:before="0"/>
-              <w:jc w:val="center"/>
-            </w:pPr>
-            <w:r>
-              <w:rPr>
-                <w:rFonts w:ascii="Calibri" w:cs="Calibri" w:eastAsia="Calibri" w:hAnsi="Calibri"/>
-                <w:b w:val="false"/>
-                <w:bCs w:val="false"/>
-                <w:sz w:val="14"/>
-                <w:szCs w:val="14"/>
-              </w:rPr>
-              <w:t xml:space="preserve">35.190.1304</w:t>
-            </w:r>
-          </w:p>
-        </w:tc>
-        <w:tc>
-          <w:tcPr>
-            <w:tcW w:type="dxa" w:w="3458"/>
-            <w:tcBorders>
-              <w:top w:val="single" w:color="808080" w:sz="4"/>
-              <w:left w:val="single" w:color="808080" w:sz="4"/>
-              <w:bottom w:val="single" w:color="808080" w:sz="4"/>
-              <w:right w:val="single" w:color="808080" w:sz="4"/>
-            </w:tcBorders>
-            <w:tcMar>
-              <w:top w:type="dxa" w:w="40"/>
-              <w:left w:type="dxa" w:w="60"/>
-              <w:bottom w:type="dxa" w:w="40"/>
-              <w:right w:type="dxa" w:w="60"/>
-            </w:tcMar>
-            <w:vAlign w:val="top"/>
-          </w:tcPr>
-          <w:p>
-            <w:pPr>
-              <w:spacing w:after="0" w:before="0"/>
-              <w:jc w:val="left"/>
-            </w:pPr>
-            <w:r>
-              <w:rPr>
-                <w:rFonts w:ascii="Calibri" w:cs="Calibri" w:eastAsia="Calibri" w:hAnsi="Calibri"/>
-                <w:b w:val="false"/>
-                <w:bCs w:val="false"/>
-                <w:sz w:val="14"/>
-                <w:szCs w:val="14"/>
-              </w:rPr>
-              <w:t xml:space="preserve">Sıva üstü PVC kablo kanalı — en az 100 x 35 mm, üç bölmeli (%25 müteahhit kârı dahil)</w:t>
-            </w:r>
-          </w:p>
-        </w:tc>
-        <w:tc>
-          <w:tcPr>
-            <w:tcW w:type="dxa" w:w="680"/>
-            <w:tcBorders>
-              <w:top w:val="single" w:color="808080" w:sz="4"/>
-              <w:left w:val="single" w:color="808080" w:sz="4"/>
-              <w:bottom w:val="single" w:color="808080" w:sz="4"/>
-              <w:right w:val="single" w:color="808080" w:sz="4"/>
-            </w:tcBorders>
-            <w:tcMar>
-              <w:top w:type="dxa" w:w="40"/>
-              <w:left w:type="dxa" w:w="60"/>
-              <w:bottom w:type="dxa" w:w="40"/>
-              <w:right w:type="dxa" w:w="60"/>
-            </w:tcMar>
-            <w:vAlign w:val="top"/>
-          </w:tcPr>
-          <w:p>
-            <w:pPr>
-              <w:spacing w:after="0" w:before="0"/>
-              <w:jc w:val="center"/>
-            </w:pPr>
-            <w:r>
-              <w:rPr>
-                <w:rFonts w:ascii="Calibri" w:cs="Calibri" w:eastAsia="Calibri" w:hAnsi="Calibri"/>
-                <w:b w:val="false"/>
-                <w:bCs w:val="false"/>
-                <w:sz w:val="14"/>
-                <w:szCs w:val="14"/>
-              </w:rPr>
-              <w:t xml:space="preserve">m</w:t>
-            </w:r>
-          </w:p>
-        </w:tc>
-        <w:tc>
-          <w:tcPr>
-            <w:tcW w:type="dxa" w:w="850"/>
-            <w:tcBorders>
-              <w:top w:val="single" w:color="808080" w:sz="4"/>
-              <w:left w:val="single" w:color="808080" w:sz="4"/>
-              <w:bottom w:val="single" w:color="808080" w:sz="4"/>
-              <w:right w:val="single" w:color="808080" w:sz="4"/>
-            </w:tcBorders>
-            <w:tcMar>
-              <w:top w:type="dxa" w:w="40"/>
-              <w:left w:type="dxa" w:w="60"/>
-              <w:bottom w:type="dxa" w:w="40"/>
-              <w:right w:type="dxa" w:w="60"/>
-            </w:tcMar>
-            <w:vAlign w:val="top"/>
-          </w:tcPr>
-          <w:p>
-            <w:pPr>
-              <w:spacing w:after="0" w:before="0"/>
-              <w:jc w:val="right"/>
-            </w:pPr>
-            <w:r>
-              <w:rPr>
-                <w:rFonts w:ascii="Calibri" w:cs="Calibri" w:eastAsia="Calibri" w:hAnsi="Calibri"/>
-                <w:b w:val="false"/>
-                <w:bCs w:val="false"/>
-                <w:sz w:val="14"/>
-                <w:szCs w:val="14"/>
-              </w:rPr>
-              <w:t xml:space="preserve">123,000</w:t>
-            </w:r>
-          </w:p>
-        </w:tc>
-        <w:tc>
-          <w:tcPr>
-            <w:tcW w:type="dxa" w:w="1134"/>
-            <w:tcBorders>
-              <w:top w:val="single" w:color="808080" w:sz="4"/>
-              <w:left w:val="single" w:color="808080" w:sz="4"/>
-              <w:bottom w:val="single" w:color="808080" w:sz="4"/>
-              <w:right w:val="single" w:color="808080" w:sz="4"/>
-            </w:tcBorders>
-            <w:tcMar>
-              <w:top w:type="dxa" w:w="40"/>
-              <w:left w:type="dxa" w:w="60"/>
-              <w:bottom w:type="dxa" w:w="40"/>
-              <w:right w:type="dxa" w:w="60"/>
-            </w:tcMar>
-            <w:vAlign w:val="top"/>
-          </w:tcPr>
-          <w:p>
-            <w:pPr>
-              <w:spacing w:after="0" w:before="0"/>
-              <w:jc w:val="right"/>
-            </w:pPr>
-            <w:r>
-              <w:rPr>
-                <w:rFonts w:ascii="Calibri" w:cs="Calibri" w:eastAsia="Calibri" w:hAnsi="Calibri"/>
-                <w:b w:val="false"/>
-                <w:bCs w:val="false"/>
-                <w:sz w:val="14"/>
-                <w:szCs w:val="14"/>
-              </w:rPr>
-              <w:t xml:space="preserve">233,28</w:t>
-            </w:r>
-          </w:p>
-        </w:tc>
-        <w:tc>
-          <w:tcPr>
-            <w:tcW w:type="dxa" w:w="1304"/>
-            <w:tcBorders>
-              <w:top w:val="single" w:color="808080" w:sz="4"/>
-              <w:left w:val="single" w:color="808080" w:sz="4"/>
-              <w:bottom w:val="single" w:color="808080" w:sz="4"/>
-              <w:right w:val="single" w:color="808080" w:sz="4"/>
-            </w:tcBorders>
-            <w:tcMar>
-              <w:top w:type="dxa" w:w="40"/>
-              <w:left w:type="dxa" w:w="60"/>
-              <w:bottom w:type="dxa" w:w="40"/>
-              <w:right w:type="dxa" w:w="60"/>
-            </w:tcMar>
-            <w:vAlign w:val="top"/>
-          </w:tcPr>
-          <w:p>
-            <w:pPr>
-              <w:spacing w:after="0" w:before="0"/>
-              <w:jc w:val="right"/>
-            </w:pPr>
-            <w:r>
-              <w:rPr>
-                <w:rFonts w:ascii="Calibri" w:cs="Calibri" w:eastAsia="Calibri" w:hAnsi="Calibri"/>
-                <w:b w:val="false"/>
-                <w:bCs w:val="false"/>
-                <w:sz w:val="14"/>
-                <w:szCs w:val="14"/>
-              </w:rPr>
-              <w:t xml:space="preserve">28.693,44</w:t>
-            </w:r>
-          </w:p>
-        </w:tc>
-      </w:tr>
-      <w:tr>
-        <w:tc>
-          <w:tcPr>
             <w:tcW w:type="dxa" w:w="1361"/>
             <w:tcBorders>
               <w:top w:val="single" w:color="808080" w:sz="4"/>
@@ -12712,7 +12208,7 @@
                 <w:sz w:val="14"/>
                 <w:szCs w:val="14"/>
               </w:rPr>
-              <w:t xml:space="preserve">7.887.227,25</w:t>
+              <w:t xml:space="preserve">7.860.096,25</w:t>
             </w:r>
           </w:p>
         </w:tc>
@@ -23281,7 +22777,7 @@
                 <w:sz w:val="14"/>
                 <w:szCs w:val="14"/>
               </w:rPr>
-              <w:t xml:space="preserve">35.190.1100 (montaj)</w:t>
+              <w:t xml:space="preserve">35.190.1101</w:t>
             </w:r>
           </w:p>
         </w:tc>
@@ -23315,7 +22811,7 @@
                 <w:sz w:val="14"/>
                 <w:szCs w:val="14"/>
               </w:rPr>
-              <w:t xml:space="preserve">Kablo tava sistemlerinin montajı — askı ve konsollarla tavana veya duvara tespiti; ek parça, konsol, askı tiji, vida ve somun bedelleri dâhildir, ayrıca ödenmez</w:t>
+              <w:t xml:space="preserve">Kablo tava sistemleri kapak sacı — 35.190.1100 pozuna uygun özellikte, 1,0 mm sıcak daldırma galvanizli (malzeme) (%25 müteahhit kârı dahil)</w:t>
             </w:r>
           </w:p>
         </w:tc>
@@ -23383,7 +22879,7 @@
                 <w:sz w:val="14"/>
                 <w:szCs w:val="14"/>
               </w:rPr>
-              <w:t xml:space="preserve">502,000</w:t>
+              <w:t xml:space="preserve">361,200</w:t>
             </w:r>
           </w:p>
         </w:tc>
@@ -23417,7 +22913,7 @@
                 <w:sz w:val="14"/>
                 <w:szCs w:val="14"/>
               </w:rPr>
-              <w:t xml:space="preserve">38,72</w:t>
+              <w:t xml:space="preserve">162,37</w:t>
             </w:r>
           </w:p>
         </w:tc>
@@ -23451,7 +22947,7 @@
                 <w:sz w:val="14"/>
                 <w:szCs w:val="14"/>
               </w:rPr>
-              <w:t xml:space="preserve">19.437,44</w:t>
+              <w:t xml:space="preserve">58.648,04</w:t>
             </w:r>
           </w:p>
         </w:tc>
@@ -23533,7 +23029,7 @@
                 <w:sz w:val="14"/>
                 <w:szCs w:val="14"/>
               </w:rPr>
-              <w:t xml:space="preserve">35.190.1101</w:t>
+              <w:t xml:space="preserve">35.190.1304</w:t>
             </w:r>
           </w:p>
         </w:tc>
@@ -23567,7 +23063,7 @@
                 <w:sz w:val="14"/>
                 <w:szCs w:val="14"/>
               </w:rPr>
-              <w:t xml:space="preserve">Kablo tava sistemleri kapak sacı — 35.190.1100 pozuna uygun özellikte, 1,0 mm sıcak daldırma galvanizli (malzeme) (%25 müteahhit kârı dahil)</w:t>
+              <w:t xml:space="preserve">Sıva üstü PVC kablo kanalı — en az 100 x 35 mm, üç bölmeli (%25 müteahhit kârı dahil)</w:t>
             </w:r>
           </w:p>
         </w:tc>
@@ -23601,7 +23097,7 @@
                 <w:sz w:val="14"/>
                 <w:szCs w:val="14"/>
               </w:rPr>
-              <w:t xml:space="preserve">kg</w:t>
+              <w:t xml:space="preserve">m</w:t>
             </w:r>
           </w:p>
         </w:tc>
@@ -23635,7 +23131,7 @@
                 <w:sz w:val="14"/>
                 <w:szCs w:val="14"/>
               </w:rPr>
-              <w:t xml:space="preserve">361,200</w:t>
+              <w:t xml:space="preserve">123,000</w:t>
             </w:r>
           </w:p>
         </w:tc>
@@ -23669,7 +23165,7 @@
                 <w:sz w:val="14"/>
                 <w:szCs w:val="14"/>
               </w:rPr>
-              <w:t xml:space="preserve">162,37</w:t>
+              <w:t xml:space="preserve">233,28</w:t>
             </w:r>
           </w:p>
         </w:tc>
@@ -23703,7 +23199,7 @@
                 <w:sz w:val="14"/>
                 <w:szCs w:val="14"/>
               </w:rPr>
-              <w:t xml:space="preserve">58.648,04</w:t>
+              <w:t xml:space="preserve">28.693,44</w:t>
             </w:r>
           </w:p>
         </w:tc>
@@ -23711,510 +23207,6 @@
       <w:tr>
         <w:tc>
           <w:tcPr>
-            <w:vMerge w:val="continue"/>
-            <w:tcBorders>
-              <w:top w:val="single" w:color="808080" w:sz="4"/>
-              <w:left w:val="single" w:color="808080" w:sz="4"/>
-              <w:bottom w:val="single" w:color="808080" w:sz="4"/>
-              <w:right w:val="single" w:color="808080" w:sz="4"/>
-            </w:tcBorders>
-          </w:tcPr>
-          <w:p/>
-        </w:tc>
-        <w:tc>
-          <w:tcPr>
-            <w:tcW w:type="dxa" w:w="454"/>
-            <w:tcBorders>
-              <w:top w:val="single" w:color="808080" w:sz="4"/>
-              <w:left w:val="single" w:color="808080" w:sz="4"/>
-              <w:bottom w:val="single" w:color="808080" w:sz="4"/>
-              <w:right w:val="single" w:color="808080" w:sz="4"/>
-            </w:tcBorders>
-            <w:tcMar>
-              <w:top w:type="dxa" w:w="40"/>
-              <w:left w:type="dxa" w:w="60"/>
-              <w:bottom w:type="dxa" w:w="40"/>
-              <w:right w:type="dxa" w:w="60"/>
-            </w:tcMar>
-            <w:vAlign w:val="top"/>
-          </w:tcPr>
-          <w:p>
-            <w:pPr>
-              <w:spacing w:after="0" w:before="0"/>
-              <w:jc w:val="center"/>
-            </w:pPr>
-            <w:r>
-              <w:rPr>
-                <w:rFonts w:ascii="Calibri" w:cs="Calibri" w:eastAsia="Calibri" w:hAnsi="Calibri"/>
-                <w:b w:val="false"/>
-                <w:bCs w:val="false"/>
-                <w:sz w:val="14"/>
-                <w:szCs w:val="14"/>
-              </w:rPr>
-              <w:t xml:space="preserve">19</w:t>
-            </w:r>
-          </w:p>
-        </w:tc>
-        <w:tc>
-          <w:tcPr>
-            <w:tcW w:type="dxa" w:w="1191"/>
-            <w:tcBorders>
-              <w:top w:val="single" w:color="808080" w:sz="4"/>
-              <w:left w:val="single" w:color="808080" w:sz="4"/>
-              <w:bottom w:val="single" w:color="808080" w:sz="4"/>
-              <w:right w:val="single" w:color="808080" w:sz="4"/>
-            </w:tcBorders>
-            <w:tcMar>
-              <w:top w:type="dxa" w:w="40"/>
-              <w:left w:type="dxa" w:w="60"/>
-              <w:bottom w:type="dxa" w:w="40"/>
-              <w:right w:type="dxa" w:w="60"/>
-            </w:tcMar>
-            <w:vAlign w:val="top"/>
-          </w:tcPr>
-          <w:p>
-            <w:pPr>
-              <w:spacing w:after="0" w:before="0"/>
-              <w:jc w:val="center"/>
-            </w:pPr>
-            <w:r>
-              <w:rPr>
-                <w:rFonts w:ascii="Calibri" w:cs="Calibri" w:eastAsia="Calibri" w:hAnsi="Calibri"/>
-                <w:b w:val="false"/>
-                <w:bCs w:val="false"/>
-                <w:sz w:val="14"/>
-                <w:szCs w:val="14"/>
-              </w:rPr>
-              <w:t xml:space="preserve">35.190.1101 (montaj)</w:t>
-            </w:r>
-          </w:p>
-        </w:tc>
-        <w:tc>
-          <w:tcPr>
-            <w:tcW w:type="dxa" w:w="3458"/>
-            <w:tcBorders>
-              <w:top w:val="single" w:color="808080" w:sz="4"/>
-              <w:left w:val="single" w:color="808080" w:sz="4"/>
-              <w:bottom w:val="single" w:color="808080" w:sz="4"/>
-              <w:right w:val="single" w:color="808080" w:sz="4"/>
-            </w:tcBorders>
-            <w:tcMar>
-              <w:top w:type="dxa" w:w="40"/>
-              <w:left w:type="dxa" w:w="60"/>
-              <w:bottom w:type="dxa" w:w="40"/>
-              <w:right w:type="dxa" w:w="60"/>
-            </w:tcMar>
-            <w:vAlign w:val="top"/>
-          </w:tcPr>
-          <w:p>
-            <w:pPr>
-              <w:spacing w:after="0" w:before="0"/>
-              <w:jc w:val="left"/>
-            </w:pPr>
-            <w:r>
-              <w:rPr>
-                <w:rFonts w:ascii="Calibri" w:cs="Calibri" w:eastAsia="Calibri" w:hAnsi="Calibri"/>
-                <w:b w:val="false"/>
-                <w:bCs w:val="false"/>
-                <w:sz w:val="14"/>
-                <w:szCs w:val="14"/>
-              </w:rPr>
-              <w:t xml:space="preserve">Kablo tava sistemleri kapak sacının montajı — onaylı projesinde belirtilen kanalların kapatılması; her türlü işçilik ve malzeme dâhil, işler hâlde teslim</w:t>
-            </w:r>
-          </w:p>
-        </w:tc>
-        <w:tc>
-          <w:tcPr>
-            <w:tcW w:type="dxa" w:w="680"/>
-            <w:tcBorders>
-              <w:top w:val="single" w:color="808080" w:sz="4"/>
-              <w:left w:val="single" w:color="808080" w:sz="4"/>
-              <w:bottom w:val="single" w:color="808080" w:sz="4"/>
-              <w:right w:val="single" w:color="808080" w:sz="4"/>
-            </w:tcBorders>
-            <w:tcMar>
-              <w:top w:type="dxa" w:w="40"/>
-              <w:left w:type="dxa" w:w="60"/>
-              <w:bottom w:type="dxa" w:w="40"/>
-              <w:right w:type="dxa" w:w="60"/>
-            </w:tcMar>
-            <w:vAlign w:val="top"/>
-          </w:tcPr>
-          <w:p>
-            <w:pPr>
-              <w:spacing w:after="0" w:before="0"/>
-              <w:jc w:val="center"/>
-            </w:pPr>
-            <w:r>
-              <w:rPr>
-                <w:rFonts w:ascii="Calibri" w:cs="Calibri" w:eastAsia="Calibri" w:hAnsi="Calibri"/>
-                <w:b w:val="false"/>
-                <w:bCs w:val="false"/>
-                <w:sz w:val="14"/>
-                <w:szCs w:val="14"/>
-              </w:rPr>
-              <w:t xml:space="preserve">kg</w:t>
-            </w:r>
-          </w:p>
-        </w:tc>
-        <w:tc>
-          <w:tcPr>
-            <w:tcW w:type="dxa" w:w="850"/>
-            <w:tcBorders>
-              <w:top w:val="single" w:color="808080" w:sz="4"/>
-              <w:left w:val="single" w:color="808080" w:sz="4"/>
-              <w:bottom w:val="single" w:color="808080" w:sz="4"/>
-              <w:right w:val="single" w:color="808080" w:sz="4"/>
-            </w:tcBorders>
-            <w:tcMar>
-              <w:top w:type="dxa" w:w="40"/>
-              <w:left w:type="dxa" w:w="60"/>
-              <w:bottom w:type="dxa" w:w="40"/>
-              <w:right w:type="dxa" w:w="60"/>
-            </w:tcMar>
-            <w:vAlign w:val="top"/>
-          </w:tcPr>
-          <w:p>
-            <w:pPr>
-              <w:spacing w:after="0" w:before="0"/>
-              <w:jc w:val="right"/>
-            </w:pPr>
-            <w:r>
-              <w:rPr>
-                <w:rFonts w:ascii="Calibri" w:cs="Calibri" w:eastAsia="Calibri" w:hAnsi="Calibri"/>
-                <w:b w:val="false"/>
-                <w:bCs w:val="false"/>
-                <w:sz w:val="14"/>
-                <w:szCs w:val="14"/>
-              </w:rPr>
-              <w:t xml:space="preserve">361,200</w:t>
-            </w:r>
-          </w:p>
-        </w:tc>
-        <w:tc>
-          <w:tcPr>
-            <w:tcW w:type="dxa" w:w="1134"/>
-            <w:tcBorders>
-              <w:top w:val="single" w:color="808080" w:sz="4"/>
-              <w:left w:val="single" w:color="808080" w:sz="4"/>
-              <w:bottom w:val="single" w:color="808080" w:sz="4"/>
-              <w:right w:val="single" w:color="808080" w:sz="4"/>
-            </w:tcBorders>
-            <w:tcMar>
-              <w:top w:type="dxa" w:w="40"/>
-              <w:left w:type="dxa" w:w="60"/>
-              <w:bottom w:type="dxa" w:w="40"/>
-              <w:right w:type="dxa" w:w="60"/>
-            </w:tcMar>
-            <w:vAlign w:val="top"/>
-          </w:tcPr>
-          <w:p>
-            <w:pPr>
-              <w:spacing w:after="0" w:before="0"/>
-              <w:jc w:val="right"/>
-            </w:pPr>
-            <w:r>
-              <w:rPr>
-                <w:rFonts w:ascii="Calibri" w:cs="Calibri" w:eastAsia="Calibri" w:hAnsi="Calibri"/>
-                <w:b w:val="false"/>
-                <w:bCs w:val="false"/>
-                <w:sz w:val="14"/>
-                <w:szCs w:val="14"/>
-              </w:rPr>
-              <w:t xml:space="preserve">21,30</w:t>
-            </w:r>
-          </w:p>
-        </w:tc>
-        <w:tc>
-          <w:tcPr>
-            <w:tcW w:type="dxa" w:w="1304"/>
-            <w:tcBorders>
-              <w:top w:val="single" w:color="808080" w:sz="4"/>
-              <w:left w:val="single" w:color="808080" w:sz="4"/>
-              <w:bottom w:val="single" w:color="808080" w:sz="4"/>
-              <w:right w:val="single" w:color="808080" w:sz="4"/>
-            </w:tcBorders>
-            <w:tcMar>
-              <w:top w:type="dxa" w:w="40"/>
-              <w:left w:type="dxa" w:w="60"/>
-              <w:bottom w:type="dxa" w:w="40"/>
-              <w:right w:type="dxa" w:w="60"/>
-            </w:tcMar>
-            <w:vAlign w:val="top"/>
-          </w:tcPr>
-          <w:p>
-            <w:pPr>
-              <w:spacing w:after="0" w:before="0"/>
-              <w:jc w:val="right"/>
-            </w:pPr>
-            <w:r>
-              <w:rPr>
-                <w:rFonts w:ascii="Calibri" w:cs="Calibri" w:eastAsia="Calibri" w:hAnsi="Calibri"/>
-                <w:b w:val="false"/>
-                <w:bCs w:val="false"/>
-                <w:sz w:val="14"/>
-                <w:szCs w:val="14"/>
-              </w:rPr>
-              <w:t xml:space="preserve">7.693,56</w:t>
-            </w:r>
-          </w:p>
-        </w:tc>
-      </w:tr>
-      <w:tr>
-        <w:tc>
-          <w:tcPr>
-            <w:vMerge w:val="continue"/>
-            <w:tcBorders>
-              <w:top w:val="single" w:color="808080" w:sz="4"/>
-              <w:left w:val="single" w:color="808080" w:sz="4"/>
-              <w:bottom w:val="single" w:color="808080" w:sz="4"/>
-              <w:right w:val="single" w:color="808080" w:sz="4"/>
-            </w:tcBorders>
-          </w:tcPr>
-          <w:p/>
-        </w:tc>
-        <w:tc>
-          <w:tcPr>
-            <w:tcW w:type="dxa" w:w="454"/>
-            <w:tcBorders>
-              <w:top w:val="single" w:color="808080" w:sz="4"/>
-              <w:left w:val="single" w:color="808080" w:sz="4"/>
-              <w:bottom w:val="single" w:color="808080" w:sz="4"/>
-              <w:right w:val="single" w:color="808080" w:sz="4"/>
-            </w:tcBorders>
-            <w:tcMar>
-              <w:top w:type="dxa" w:w="40"/>
-              <w:left w:type="dxa" w:w="60"/>
-              <w:bottom w:type="dxa" w:w="40"/>
-              <w:right w:type="dxa" w:w="60"/>
-            </w:tcMar>
-            <w:vAlign w:val="top"/>
-          </w:tcPr>
-          <w:p>
-            <w:pPr>
-              <w:spacing w:after="0" w:before="0"/>
-              <w:jc w:val="center"/>
-            </w:pPr>
-            <w:r>
-              <w:rPr>
-                <w:rFonts w:ascii="Calibri" w:cs="Calibri" w:eastAsia="Calibri" w:hAnsi="Calibri"/>
-                <w:b w:val="false"/>
-                <w:bCs w:val="false"/>
-                <w:sz w:val="14"/>
-                <w:szCs w:val="14"/>
-              </w:rPr>
-              <w:t xml:space="preserve">20</w:t>
-            </w:r>
-          </w:p>
-        </w:tc>
-        <w:tc>
-          <w:tcPr>
-            <w:tcW w:type="dxa" w:w="1191"/>
-            <w:tcBorders>
-              <w:top w:val="single" w:color="808080" w:sz="4"/>
-              <w:left w:val="single" w:color="808080" w:sz="4"/>
-              <w:bottom w:val="single" w:color="808080" w:sz="4"/>
-              <w:right w:val="single" w:color="808080" w:sz="4"/>
-            </w:tcBorders>
-            <w:tcMar>
-              <w:top w:type="dxa" w:w="40"/>
-              <w:left w:type="dxa" w:w="60"/>
-              <w:bottom w:type="dxa" w:w="40"/>
-              <w:right w:type="dxa" w:w="60"/>
-            </w:tcMar>
-            <w:vAlign w:val="top"/>
-          </w:tcPr>
-          <w:p>
-            <w:pPr>
-              <w:spacing w:after="0" w:before="0"/>
-              <w:jc w:val="center"/>
-            </w:pPr>
-            <w:r>
-              <w:rPr>
-                <w:rFonts w:ascii="Calibri" w:cs="Calibri" w:eastAsia="Calibri" w:hAnsi="Calibri"/>
-                <w:b w:val="false"/>
-                <w:bCs w:val="false"/>
-                <w:sz w:val="14"/>
-                <w:szCs w:val="14"/>
-              </w:rPr>
-              <w:t xml:space="preserve">35.190.1304</w:t>
-            </w:r>
-          </w:p>
-        </w:tc>
-        <w:tc>
-          <w:tcPr>
-            <w:tcW w:type="dxa" w:w="3458"/>
-            <w:tcBorders>
-              <w:top w:val="single" w:color="808080" w:sz="4"/>
-              <w:left w:val="single" w:color="808080" w:sz="4"/>
-              <w:bottom w:val="single" w:color="808080" w:sz="4"/>
-              <w:right w:val="single" w:color="808080" w:sz="4"/>
-            </w:tcBorders>
-            <w:tcMar>
-              <w:top w:type="dxa" w:w="40"/>
-              <w:left w:type="dxa" w:w="60"/>
-              <w:bottom w:type="dxa" w:w="40"/>
-              <w:right w:type="dxa" w:w="60"/>
-            </w:tcMar>
-            <w:vAlign w:val="top"/>
-          </w:tcPr>
-          <w:p>
-            <w:pPr>
-              <w:spacing w:after="0" w:before="0"/>
-              <w:jc w:val="left"/>
-            </w:pPr>
-            <w:r>
-              <w:rPr>
-                <w:rFonts w:ascii="Calibri" w:cs="Calibri" w:eastAsia="Calibri" w:hAnsi="Calibri"/>
-                <w:b w:val="false"/>
-                <w:bCs w:val="false"/>
-                <w:sz w:val="14"/>
-                <w:szCs w:val="14"/>
-              </w:rPr>
-              <w:t xml:space="preserve">Sıva üstü PVC kablo kanalı — en az 100 x 35 mm, üç bölmeli (%25 müteahhit kârı dahil)</w:t>
-            </w:r>
-          </w:p>
-        </w:tc>
-        <w:tc>
-          <w:tcPr>
-            <w:tcW w:type="dxa" w:w="680"/>
-            <w:tcBorders>
-              <w:top w:val="single" w:color="808080" w:sz="4"/>
-              <w:left w:val="single" w:color="808080" w:sz="4"/>
-              <w:bottom w:val="single" w:color="808080" w:sz="4"/>
-              <w:right w:val="single" w:color="808080" w:sz="4"/>
-            </w:tcBorders>
-            <w:tcMar>
-              <w:top w:type="dxa" w:w="40"/>
-              <w:left w:type="dxa" w:w="60"/>
-              <w:bottom w:type="dxa" w:w="40"/>
-              <w:right w:type="dxa" w:w="60"/>
-            </w:tcMar>
-            <w:vAlign w:val="top"/>
-          </w:tcPr>
-          <w:p>
-            <w:pPr>
-              <w:spacing w:after="0" w:before="0"/>
-              <w:jc w:val="center"/>
-            </w:pPr>
-            <w:r>
-              <w:rPr>
-                <w:rFonts w:ascii="Calibri" w:cs="Calibri" w:eastAsia="Calibri" w:hAnsi="Calibri"/>
-                <w:b w:val="false"/>
-                <w:bCs w:val="false"/>
-                <w:sz w:val="14"/>
-                <w:szCs w:val="14"/>
-              </w:rPr>
-              <w:t xml:space="preserve">m</w:t>
-            </w:r>
-          </w:p>
-        </w:tc>
-        <w:tc>
-          <w:tcPr>
-            <w:tcW w:type="dxa" w:w="850"/>
-            <w:tcBorders>
-              <w:top w:val="single" w:color="808080" w:sz="4"/>
-              <w:left w:val="single" w:color="808080" w:sz="4"/>
-              <w:bottom w:val="single" w:color="808080" w:sz="4"/>
-              <w:right w:val="single" w:color="808080" w:sz="4"/>
-            </w:tcBorders>
-            <w:tcMar>
-              <w:top w:type="dxa" w:w="40"/>
-              <w:left w:type="dxa" w:w="60"/>
-              <w:bottom w:type="dxa" w:w="40"/>
-              <w:right w:type="dxa" w:w="60"/>
-            </w:tcMar>
-            <w:vAlign w:val="top"/>
-          </w:tcPr>
-          <w:p>
-            <w:pPr>
-              <w:spacing w:after="0" w:before="0"/>
-              <w:jc w:val="right"/>
-            </w:pPr>
-            <w:r>
-              <w:rPr>
-                <w:rFonts w:ascii="Calibri" w:cs="Calibri" w:eastAsia="Calibri" w:hAnsi="Calibri"/>
-                <w:b w:val="false"/>
-                <w:bCs w:val="false"/>
-                <w:sz w:val="14"/>
-                <w:szCs w:val="14"/>
-              </w:rPr>
-              <w:t xml:space="preserve">123,000</w:t>
-            </w:r>
-          </w:p>
-        </w:tc>
-        <w:tc>
-          <w:tcPr>
-            <w:tcW w:type="dxa" w:w="1134"/>
-            <w:tcBorders>
-              <w:top w:val="single" w:color="808080" w:sz="4"/>
-              <w:left w:val="single" w:color="808080" w:sz="4"/>
-              <w:bottom w:val="single" w:color="808080" w:sz="4"/>
-              <w:right w:val="single" w:color="808080" w:sz="4"/>
-            </w:tcBorders>
-            <w:tcMar>
-              <w:top w:type="dxa" w:w="40"/>
-              <w:left w:type="dxa" w:w="60"/>
-              <w:bottom w:type="dxa" w:w="40"/>
-              <w:right w:type="dxa" w:w="60"/>
-            </w:tcMar>
-            <w:vAlign w:val="top"/>
-          </w:tcPr>
-          <w:p>
-            <w:pPr>
-              <w:spacing w:after="0" w:before="0"/>
-              <w:jc w:val="right"/>
-            </w:pPr>
-            <w:r>
-              <w:rPr>
-                <w:rFonts w:ascii="Calibri" w:cs="Calibri" w:eastAsia="Calibri" w:hAnsi="Calibri"/>
-                <w:b w:val="false"/>
-                <w:bCs w:val="false"/>
-                <w:sz w:val="14"/>
-                <w:szCs w:val="14"/>
-              </w:rPr>
-              <w:t xml:space="preserve">233,28</w:t>
-            </w:r>
-          </w:p>
-        </w:tc>
-        <w:tc>
-          <w:tcPr>
-            <w:tcW w:type="dxa" w:w="1304"/>
-            <w:tcBorders>
-              <w:top w:val="single" w:color="808080" w:sz="4"/>
-              <w:left w:val="single" w:color="808080" w:sz="4"/>
-              <w:bottom w:val="single" w:color="808080" w:sz="4"/>
-              <w:right w:val="single" w:color="808080" w:sz="4"/>
-            </w:tcBorders>
-            <w:tcMar>
-              <w:top w:type="dxa" w:w="40"/>
-              <w:left w:type="dxa" w:w="60"/>
-              <w:bottom w:type="dxa" w:w="40"/>
-              <w:right w:type="dxa" w:w="60"/>
-            </w:tcMar>
-            <w:vAlign w:val="top"/>
-          </w:tcPr>
-          <w:p>
-            <w:pPr>
-              <w:spacing w:after="0" w:before="0"/>
-              <w:jc w:val="right"/>
-            </w:pPr>
-            <w:r>
-              <w:rPr>
-                <w:rFonts w:ascii="Calibri" w:cs="Calibri" w:eastAsia="Calibri" w:hAnsi="Calibri"/>
-                <w:b w:val="false"/>
-                <w:bCs w:val="false"/>
-                <w:sz w:val="14"/>
-                <w:szCs w:val="14"/>
-              </w:rPr>
-              <w:t xml:space="preserve">28.693,44</w:t>
-            </w:r>
-          </w:p>
-        </w:tc>
-      </w:tr>
-      <w:tr>
-        <w:tc>
-          <w:tcPr>
             <w:tcW w:type="dxa" w:w="1361"/>
             <w:tcBorders>
               <w:top w:val="single" w:color="808080" w:sz="4"/>
@@ -24489,7 +23481,7 @@
                 <w:sz w:val="14"/>
                 <w:szCs w:val="14"/>
               </w:rPr>
-              <w:t xml:space="preserve">7.887.227,25</w:t>
+              <w:t xml:space="preserve">7.860.096,25</w:t>
             </w:r>
           </w:p>
         </w:tc>
@@ -24583,7 +23575,7 @@
                 <w:sz w:val="14"/>
                 <w:szCs w:val="14"/>
               </w:rPr>
-              <w:t xml:space="preserve">15.774.454,50 TL</w:t>
+              <w:t xml:space="preserve">15.720.192,50 TL</w:t>
             </w:r>
           </w:p>
         </w:tc>
